--- a/ACPOS_ERP-01_ERP與財務_Mother_Basic_Design_OPTIMIZED.docx
+++ b/ACPOS_ERP-01_ERP與財務_Mother_Basic_Design_OPTIMIZED.docx
@@ -13505,11 +13505,7677 @@
         <w:t>最終設計裁決：ERP-01 是「可信財務讀模型 + ERP 連接與同步治理工作台」，不是第二套會計／Ledger 系統。任何未被正式 Operation 支持的寫入功能都不透過 UI 假裝完成；頁面只呈現可被精確驗證、可追溯、可 fail-closed 的能力。</w:t>
       </w:r>
     </w:p>
+    <w:p>
+      <w:pPr>
+        <w:sectPr>
+          <w:headerReference w:type="default" r:id="rId9"/>
+          <w:footerReference w:type="default" r:id="rId10"/>
+          <w:pgSz w:w="11906" w:h="16838"/>
+          <w:pgMar w:top="737" w:right="709" w:bottom="680" w:left="709" w:header="283" w:footer="283" w:gutter="0"/>
+          <w:cols w:space="720"/>
+          <w:docGrid w:linePitch="360"/>
+        </w:sectPr>
+      </w:pPr>
+    </w:p>
+    <w:p>
+      <w:pPr>
+        <w:pStyle w:val="Heading1"/>
+      </w:pPr>
+      <w:r>
+        <w:t>2026-09-21 Machine Authority Construction Closure / 機器權威施工綁定封板</w:t>
+      </w:r>
+    </w:p>
+    <w:p>
+      <w:r>
+        <w:rPr>
+          <w:b/>
+        </w:rPr>
+        <w:t xml:space="preserve">[ACPOS-20260921-SOURCE-GROUNDED-CONSTRUCTION-CLOSURE-V1] </w:t>
+      </w:r>
+      <w:r>
+        <w:t>Source-grounded only. Existing Current source wins; missing source values remain blocked/decision-required. This closure supersedes the prior generic 2026-09-21 V1/V3 annex only, not the original domain logic or human visual review gates.</w:t>
+      </w:r>
+    </w:p>
+    <w:p>
+      <w:pPr>
+        <w:pStyle w:val="Heading2"/>
+      </w:pPr>
+      <w:r>
+        <w:t>ERP-01 · Exact Construction Binding</w:t>
+      </w:r>
+    </w:p>
+    <w:tbl>
+      <w:tblPr>
+        <w:tblStyle w:val="TableGrid"/>
+        <w:tblW w:type="auto" w:w="0"/>
+        <w:tblLook w:firstColumn="1" w:firstRow="1" w:lastColumn="0" w:lastRow="0" w:noHBand="0" w:noVBand="1" w:val="04A0"/>
+      </w:tblPr>
+      <w:tblGrid>
+        <w:gridCol w:w="7915"/>
+        <w:gridCol w:w="7915"/>
+      </w:tblGrid>
+      <w:tr>
+        <w:trPr>
+          <w:tblHeader w:val="true"/>
+        </w:trPr>
+        <w:tc>
+          <w:tcPr>
+            <w:tcW w:type="dxa" w:w="7915"/>
+            <w:shd w:fill="EDE9FE"/>
+          </w:tcPr>
+          <w:p>
+            <w:r>
+              <w:rPr>
+                <w:sz w:val="14"/>
+              </w:rPr>
+              <w:t>Authority</w:t>
+            </w:r>
+          </w:p>
+        </w:tc>
+        <w:tc>
+          <w:tcPr>
+            <w:tcW w:type="dxa" w:w="7915"/>
+            <w:shd w:fill="EDE9FE"/>
+          </w:tcPr>
+          <w:p>
+            <w:r>
+              <w:rPr>
+                <w:sz w:val="14"/>
+              </w:rPr>
+              <w:t>Value</w:t>
+            </w:r>
+          </w:p>
+        </w:tc>
+      </w:tr>
+      <w:tr>
+        <w:tc>
+          <w:tcPr>
+            <w:tcW w:type="dxa" w:w="7915"/>
+          </w:tcPr>
+          <w:p>
+            <w:r>
+              <w:rPr>
+                <w:sz w:val="14"/>
+              </w:rPr>
+              <w:t>Source Commit</w:t>
+            </w:r>
+          </w:p>
+        </w:tc>
+        <w:tc>
+          <w:tcPr>
+            <w:tcW w:type="dxa" w:w="7915"/>
+          </w:tcPr>
+          <w:p>
+            <w:r>
+              <w:rPr>
+                <w:sz w:val="14"/>
+              </w:rPr>
+              <w:t>165c6440cb53b1b45ec96905241fb4d56dc3b867</w:t>
+            </w:r>
+          </w:p>
+        </w:tc>
+      </w:tr>
+      <w:tr>
+        <w:tc>
+          <w:tcPr>
+            <w:tcW w:type="dxa" w:w="7915"/>
+          </w:tcPr>
+          <w:p>
+            <w:r>
+              <w:rPr>
+                <w:sz w:val="14"/>
+              </w:rPr>
+              <w:t>Machine Authority</w:t>
+            </w:r>
+          </w:p>
+        </w:tc>
+        <w:tc>
+          <w:tcPr>
+            <w:tcW w:type="dxa" w:w="7915"/>
+          </w:tcPr>
+          <w:p>
+            <w:r>
+              <w:rPr>
+                <w:sz w:val="14"/>
+              </w:rPr>
+              <w:t>authority/pages/admin/ERP-01/ACPOS_ERP-01_ERP_FINANCE_SINGLE_PAGE_FINAL_LOCKED_ENCODING.yaml</w:t>
+            </w:r>
+          </w:p>
+        </w:tc>
+      </w:tr>
+      <w:tr>
+        <w:tc>
+          <w:tcPr>
+            <w:tcW w:type="dxa" w:w="7915"/>
+          </w:tcPr>
+          <w:p>
+            <w:r>
+              <w:rPr>
+                <w:sz w:val="14"/>
+              </w:rPr>
+              <w:t>Authority SHA-256</w:t>
+            </w:r>
+          </w:p>
+        </w:tc>
+        <w:tc>
+          <w:tcPr>
+            <w:tcW w:type="dxa" w:w="7915"/>
+          </w:tcPr>
+          <w:p>
+            <w:r>
+              <w:rPr>
+                <w:sz w:val="14"/>
+              </w:rPr>
+              <w:t>ce3e4c9b9a7fcac9e81d8ee02dbc97e8cdba261167a27a6d555aa32c05c1d391</w:t>
+            </w:r>
+          </w:p>
+        </w:tc>
+      </w:tr>
+      <w:tr>
+        <w:tc>
+          <w:tcPr>
+            <w:tcW w:type="dxa" w:w="7915"/>
+          </w:tcPr>
+          <w:p>
+            <w:r>
+              <w:rPr>
+                <w:sz w:val="14"/>
+              </w:rPr>
+              <w:t>Expected Control Denominator</w:t>
+            </w:r>
+          </w:p>
+        </w:tc>
+        <w:tc>
+          <w:tcPr>
+            <w:tcW w:type="dxa" w:w="7915"/>
+          </w:tcPr>
+          <w:p>
+            <w:r>
+              <w:rPr>
+                <w:sz w:val="14"/>
+              </w:rPr>
+              <w:t>42</w:t>
+            </w:r>
+          </w:p>
+        </w:tc>
+      </w:tr>
+      <w:tr>
+        <w:tc>
+          <w:tcPr>
+            <w:tcW w:type="dxa" w:w="7915"/>
+          </w:tcPr>
+          <w:p>
+            <w:r>
+              <w:rPr>
+                <w:sz w:val="14"/>
+              </w:rPr>
+              <w:t>Unique Control Rows</w:t>
+            </w:r>
+          </w:p>
+        </w:tc>
+        <w:tc>
+          <w:tcPr>
+            <w:tcW w:type="dxa" w:w="7915"/>
+          </w:tcPr>
+          <w:p>
+            <w:r>
+              <w:rPr>
+                <w:sz w:val="14"/>
+              </w:rPr>
+              <w:t>42</w:t>
+            </w:r>
+          </w:p>
+        </w:tc>
+      </w:tr>
+      <w:tr>
+        <w:tc>
+          <w:tcPr>
+            <w:tcW w:type="dxa" w:w="7915"/>
+          </w:tcPr>
+          <w:p>
+            <w:r>
+              <w:rPr>
+                <w:sz w:val="14"/>
+              </w:rPr>
+              <w:t>Denominator Gate</w:t>
+            </w:r>
+          </w:p>
+        </w:tc>
+        <w:tc>
+          <w:tcPr>
+            <w:tcW w:type="dxa" w:w="7915"/>
+          </w:tcPr>
+          <w:p>
+            <w:r>
+              <w:rPr>
+                <w:sz w:val="14"/>
+              </w:rPr>
+              <w:t>PASS</w:t>
+            </w:r>
+          </w:p>
+        </w:tc>
+      </w:tr>
+    </w:tbl>
+    <w:tbl>
+      <w:tblPr>
+        <w:tblStyle w:val="TableGrid"/>
+        <w:tblW w:type="auto" w:w="0"/>
+        <w:tblLook w:firstColumn="1" w:firstRow="1" w:lastColumn="0" w:lastRow="0" w:noHBand="0" w:noVBand="1" w:val="04A0"/>
+      </w:tblPr>
+      <w:tblGrid>
+        <w:gridCol w:w="1218"/>
+        <w:gridCol w:w="1218"/>
+        <w:gridCol w:w="1218"/>
+        <w:gridCol w:w="1218"/>
+        <w:gridCol w:w="1218"/>
+        <w:gridCol w:w="1218"/>
+        <w:gridCol w:w="1218"/>
+        <w:gridCol w:w="1218"/>
+        <w:gridCol w:w="1218"/>
+        <w:gridCol w:w="1218"/>
+        <w:gridCol w:w="1218"/>
+        <w:gridCol w:w="1218"/>
+        <w:gridCol w:w="1218"/>
+      </w:tblGrid>
+      <w:tr>
+        <w:trPr>
+          <w:tblHeader w:val="true"/>
+        </w:trPr>
+        <w:tc>
+          <w:tcPr>
+            <w:tcW w:type="dxa" w:w="1218"/>
+            <w:shd w:fill="EDE9FE"/>
+          </w:tcPr>
+          <w:p>
+            <w:r>
+              <w:rPr>
+                <w:sz w:val="10"/>
+              </w:rPr>
+              <w:t>Control UID</w:t>
+            </w:r>
+          </w:p>
+        </w:tc>
+        <w:tc>
+          <w:tcPr>
+            <w:tcW w:type="dxa" w:w="1218"/>
+            <w:shd w:fill="EDE9FE"/>
+          </w:tcPr>
+          <w:p>
+            <w:r>
+              <w:rPr>
+                <w:sz w:val="10"/>
+              </w:rPr>
+              <w:t>UID Status</w:t>
+            </w:r>
+          </w:p>
+        </w:tc>
+        <w:tc>
+          <w:tcPr>
+            <w:tcW w:type="dxa" w:w="1218"/>
+            <w:shd w:fill="EDE9FE"/>
+          </w:tcPr>
+          <w:p>
+            <w:r>
+              <w:rPr>
+                <w:sz w:val="10"/>
+              </w:rPr>
+              <w:t>Label</w:t>
+            </w:r>
+          </w:p>
+        </w:tc>
+        <w:tc>
+          <w:tcPr>
+            <w:tcW w:type="dxa" w:w="1218"/>
+            <w:shd w:fill="EDE9FE"/>
+          </w:tcPr>
+          <w:p>
+            <w:r>
+              <w:rPr>
+                <w:sz w:val="10"/>
+              </w:rPr>
+              <w:t>Type</w:t>
+            </w:r>
+          </w:p>
+        </w:tc>
+        <w:tc>
+          <w:tcPr>
+            <w:tcW w:type="dxa" w:w="1218"/>
+            <w:shd w:fill="EDE9FE"/>
+          </w:tcPr>
+          <w:p>
+            <w:r>
+              <w:rPr>
+                <w:sz w:val="10"/>
+              </w:rPr>
+              <w:t>Action UID</w:t>
+            </w:r>
+          </w:p>
+        </w:tc>
+        <w:tc>
+          <w:tcPr>
+            <w:tcW w:type="dxa" w:w="1218"/>
+            <w:shd w:fill="EDE9FE"/>
+          </w:tcPr>
+          <w:p>
+            <w:r>
+              <w:rPr>
+                <w:sz w:val="10"/>
+              </w:rPr>
+              <w:t>Gate</w:t>
+            </w:r>
+          </w:p>
+        </w:tc>
+        <w:tc>
+          <w:tcPr>
+            <w:tcW w:type="dxa" w:w="1218"/>
+            <w:shd w:fill="EDE9FE"/>
+          </w:tcPr>
+          <w:p>
+            <w:r>
+              <w:rPr>
+                <w:sz w:val="10"/>
+              </w:rPr>
+              <w:t>Permission / Auth Resource</w:t>
+            </w:r>
+          </w:p>
+        </w:tc>
+        <w:tc>
+          <w:tcPr>
+            <w:tcW w:type="dxa" w:w="1218"/>
+            <w:shd w:fill="EDE9FE"/>
+          </w:tcPr>
+          <w:p>
+            <w:r>
+              <w:rPr>
+                <w:sz w:val="10"/>
+              </w:rPr>
+              <w:t>Payload / Schema</w:t>
+            </w:r>
+          </w:p>
+        </w:tc>
+        <w:tc>
+          <w:tcPr>
+            <w:tcW w:type="dxa" w:w="1218"/>
+            <w:shd w:fill="EDE9FE"/>
+          </w:tcPr>
+          <w:p>
+            <w:r>
+              <w:rPr>
+                <w:sz w:val="10"/>
+              </w:rPr>
+              <w:t>Operation</w:t>
+            </w:r>
+          </w:p>
+        </w:tc>
+        <w:tc>
+          <w:tcPr>
+            <w:tcW w:type="dxa" w:w="1218"/>
+            <w:shd w:fill="EDE9FE"/>
+          </w:tcPr>
+          <w:p>
+            <w:r>
+              <w:rPr>
+                <w:sz w:val="10"/>
+              </w:rPr>
+              <w:t>Method / Path</w:t>
+            </w:r>
+          </w:p>
+        </w:tc>
+        <w:tc>
+          <w:tcPr>
+            <w:tcW w:type="dxa" w:w="1218"/>
+            <w:shd w:fill="EDE9FE"/>
+          </w:tcPr>
+          <w:p>
+            <w:r>
+              <w:rPr>
+                <w:sz w:val="10"/>
+              </w:rPr>
+              <w:t>Runtime Owner</w:t>
+            </w:r>
+          </w:p>
+        </w:tc>
+        <w:tc>
+          <w:tcPr>
+            <w:tcW w:type="dxa" w:w="1218"/>
+            <w:shd w:fill="EDE9FE"/>
+          </w:tcPr>
+          <w:p>
+            <w:r>
+              <w:rPr>
+                <w:sz w:val="10"/>
+              </w:rPr>
+              <w:t>Persistence Owner</w:t>
+            </w:r>
+          </w:p>
+        </w:tc>
+        <w:tc>
+          <w:tcPr>
+            <w:tcW w:type="dxa" w:w="1218"/>
+            <w:shd w:fill="EDE9FE"/>
+          </w:tcPr>
+          <w:p>
+            <w:r>
+              <w:rPr>
+                <w:sz w:val="10"/>
+              </w:rPr>
+              <w:t>Runtime Status</w:t>
+            </w:r>
+          </w:p>
+        </w:tc>
+      </w:tr>
+      <w:tr>
+        <w:tc>
+          <w:tcPr>
+            <w:tcW w:type="dxa" w:w="1218"/>
+          </w:tcPr>
+          <w:p>
+            <w:r>
+              <w:rPr>
+                <w:sz w:val="10"/>
+              </w:rPr>
+              <w:t>ERP-01-BTN-CONNECTOR-CREATE</w:t>
+            </w:r>
+          </w:p>
+        </w:tc>
+        <w:tc>
+          <w:tcPr>
+            <w:tcW w:type="dxa" w:w="1218"/>
+          </w:tcPr>
+          <w:p>
+            <w:r>
+              <w:rPr>
+                <w:sz w:val="10"/>
+              </w:rPr>
+              <w:t>EXISTING_SOURCE_UID</w:t>
+            </w:r>
+          </w:p>
+        </w:tc>
+        <w:tc>
+          <w:tcPr>
+            <w:tcW w:type="dxa" w:w="1218"/>
+          </w:tcPr>
+          <w:p>
+            <w:r>
+              <w:rPr>
+                <w:sz w:val="10"/>
+              </w:rPr>
+              <w:t>新增 ERP 連接</w:t>
+            </w:r>
+          </w:p>
+        </w:tc>
+        <w:tc>
+          <w:tcPr>
+            <w:tcW w:type="dxa" w:w="1218"/>
+          </w:tcPr>
+          <w:p>
+            <w:r>
+              <w:rPr>
+                <w:sz w:val="10"/>
+              </w:rPr>
+              <w:t>BUTTON</w:t>
+            </w:r>
+          </w:p>
+        </w:tc>
+        <w:tc>
+          <w:tcPr>
+            <w:tcW w:type="dxa" w:w="1218"/>
+          </w:tcPr>
+          <w:p>
+            <w:r>
+              <w:rPr>
+                <w:sz w:val="10"/>
+              </w:rPr>
+              <w:t>ERP-01-ACT-CONNECTOR-CREATE</w:t>
+            </w:r>
+          </w:p>
+        </w:tc>
+        <w:tc>
+          <w:tcPr>
+            <w:tcW w:type="dxa" w:w="1218"/>
+          </w:tcPr>
+          <w:p>
+            <w:r>
+              <w:rPr>
+                <w:sz w:val="10"/>
+              </w:rPr>
+              <w:t>ERP-01-GATE-CONNECTOR-WRITE</w:t>
+            </w:r>
+          </w:p>
+        </w:tc>
+        <w:tc>
+          <w:tcPr>
+            <w:tcW w:type="dxa" w:w="1218"/>
+          </w:tcPr>
+          <w:p>
+            <w:r>
+              <w:rPr>
+                <w:sz w:val="10"/>
+              </w:rPr>
+              <w:t>ERP-01-PERM-CONNECTOR</w:t>
+            </w:r>
+          </w:p>
+        </w:tc>
+        <w:tc>
+          <w:tcPr>
+            <w:tcW w:type="dxa" w:w="1218"/>
+          </w:tcPr>
+          <w:p>
+            <w:r>
+              <w:rPr>
+                <w:sz w:val="10"/>
+              </w:rPr>
+              <w:t>—</w:t>
+            </w:r>
+          </w:p>
+        </w:tc>
+        <w:tc>
+          <w:tcPr>
+            <w:tcW w:type="dxa" w:w="1218"/>
+          </w:tcPr>
+          <w:p>
+            <w:r>
+              <w:rPr>
+                <w:sz w:val="10"/>
+              </w:rPr>
+              <w:t>createERPConnector</w:t>
+            </w:r>
+          </w:p>
+        </w:tc>
+        <w:tc>
+          <w:tcPr>
+            <w:tcW w:type="dxa" w:w="1218"/>
+          </w:tcPr>
+          <w:p>
+            <w:r>
+              <w:rPr>
+                <w:sz w:val="10"/>
+              </w:rPr>
+              <w:t>POST /v1/erp/connectors</w:t>
+            </w:r>
+          </w:p>
+        </w:tc>
+        <w:tc>
+          <w:tcPr>
+            <w:tcW w:type="dxa" w:w="1218"/>
+          </w:tcPr>
+          <w:p>
+            <w:r>
+              <w:rPr>
+                <w:sz w:val="10"/>
+              </w:rPr>
+              <w:t>ERPConnectorService</w:t>
+            </w:r>
+          </w:p>
+        </w:tc>
+        <w:tc>
+          <w:tcPr>
+            <w:tcW w:type="dxa" w:w="1218"/>
+          </w:tcPr>
+          <w:p>
+            <w:r>
+              <w:rPr>
+                <w:sz w:val="10"/>
+              </w:rPr>
+              <w:t>—</w:t>
+            </w:r>
+          </w:p>
+        </w:tc>
+        <w:tc>
+          <w:tcPr>
+            <w:tcW w:type="dxa" w:w="1218"/>
+          </w:tcPr>
+          <w:p>
+            <w:r>
+              <w:rPr>
+                <w:sz w:val="10"/>
+              </w:rPr>
+              <w:t>EFFECTFUL_EXACT</w:t>
+            </w:r>
+          </w:p>
+        </w:tc>
+      </w:tr>
+      <w:tr>
+        <w:tc>
+          <w:tcPr>
+            <w:tcW w:type="dxa" w:w="1218"/>
+          </w:tcPr>
+          <w:p>
+            <w:r>
+              <w:rPr>
+                <w:sz w:val="10"/>
+              </w:rPr>
+              <w:t>ERP-01-BTN-CONNECTOR-UPDATE</w:t>
+            </w:r>
+          </w:p>
+        </w:tc>
+        <w:tc>
+          <w:tcPr>
+            <w:tcW w:type="dxa" w:w="1218"/>
+          </w:tcPr>
+          <w:p>
+            <w:r>
+              <w:rPr>
+                <w:sz w:val="10"/>
+              </w:rPr>
+              <w:t>EXISTING_SOURCE_UID</w:t>
+            </w:r>
+          </w:p>
+        </w:tc>
+        <w:tc>
+          <w:tcPr>
+            <w:tcW w:type="dxa" w:w="1218"/>
+          </w:tcPr>
+          <w:p>
+            <w:r>
+              <w:rPr>
+                <w:sz w:val="10"/>
+              </w:rPr>
+              <w:t>更新 ERP 連接</w:t>
+            </w:r>
+          </w:p>
+        </w:tc>
+        <w:tc>
+          <w:tcPr>
+            <w:tcW w:type="dxa" w:w="1218"/>
+          </w:tcPr>
+          <w:p>
+            <w:r>
+              <w:rPr>
+                <w:sz w:val="10"/>
+              </w:rPr>
+              <w:t>BUTTON</w:t>
+            </w:r>
+          </w:p>
+        </w:tc>
+        <w:tc>
+          <w:tcPr>
+            <w:tcW w:type="dxa" w:w="1218"/>
+          </w:tcPr>
+          <w:p>
+            <w:r>
+              <w:rPr>
+                <w:sz w:val="10"/>
+              </w:rPr>
+              <w:t>ERP-01-ACT-CONNECTOR-UPDATE</w:t>
+            </w:r>
+          </w:p>
+        </w:tc>
+        <w:tc>
+          <w:tcPr>
+            <w:tcW w:type="dxa" w:w="1218"/>
+          </w:tcPr>
+          <w:p>
+            <w:r>
+              <w:rPr>
+                <w:sz w:val="10"/>
+              </w:rPr>
+              <w:t>ERP-01-GATE-CONNECTOR-WRITE</w:t>
+            </w:r>
+          </w:p>
+        </w:tc>
+        <w:tc>
+          <w:tcPr>
+            <w:tcW w:type="dxa" w:w="1218"/>
+          </w:tcPr>
+          <w:p>
+            <w:r>
+              <w:rPr>
+                <w:sz w:val="10"/>
+              </w:rPr>
+              <w:t>ERP-01-PERM-CONNECTOR</w:t>
+            </w:r>
+          </w:p>
+        </w:tc>
+        <w:tc>
+          <w:tcPr>
+            <w:tcW w:type="dxa" w:w="1218"/>
+          </w:tcPr>
+          <w:p>
+            <w:r>
+              <w:rPr>
+                <w:sz w:val="10"/>
+              </w:rPr>
+              <w:t>—</w:t>
+            </w:r>
+          </w:p>
+        </w:tc>
+        <w:tc>
+          <w:tcPr>
+            <w:tcW w:type="dxa" w:w="1218"/>
+          </w:tcPr>
+          <w:p>
+            <w:r>
+              <w:rPr>
+                <w:sz w:val="10"/>
+              </w:rPr>
+              <w:t>updateERPConnector</w:t>
+            </w:r>
+          </w:p>
+        </w:tc>
+        <w:tc>
+          <w:tcPr>
+            <w:tcW w:type="dxa" w:w="1218"/>
+          </w:tcPr>
+          <w:p>
+            <w:r>
+              <w:rPr>
+                <w:sz w:val="10"/>
+              </w:rPr>
+              <w:t>PATCH /v1/erp/connectors/{id}</w:t>
+            </w:r>
+          </w:p>
+        </w:tc>
+        <w:tc>
+          <w:tcPr>
+            <w:tcW w:type="dxa" w:w="1218"/>
+          </w:tcPr>
+          <w:p>
+            <w:r>
+              <w:rPr>
+                <w:sz w:val="10"/>
+              </w:rPr>
+              <w:t>ERPConnectorService</w:t>
+            </w:r>
+          </w:p>
+        </w:tc>
+        <w:tc>
+          <w:tcPr>
+            <w:tcW w:type="dxa" w:w="1218"/>
+          </w:tcPr>
+          <w:p>
+            <w:r>
+              <w:rPr>
+                <w:sz w:val="10"/>
+              </w:rPr>
+              <w:t>—</w:t>
+            </w:r>
+          </w:p>
+        </w:tc>
+        <w:tc>
+          <w:tcPr>
+            <w:tcW w:type="dxa" w:w="1218"/>
+          </w:tcPr>
+          <w:p>
+            <w:r>
+              <w:rPr>
+                <w:sz w:val="10"/>
+              </w:rPr>
+              <w:t>EFFECTFUL_EXACT</w:t>
+            </w:r>
+          </w:p>
+        </w:tc>
+      </w:tr>
+      <w:tr>
+        <w:tc>
+          <w:tcPr>
+            <w:tcW w:type="dxa" w:w="1218"/>
+          </w:tcPr>
+          <w:p>
+            <w:r>
+              <w:rPr>
+                <w:sz w:val="10"/>
+              </w:rPr>
+              <w:t>ERP-01-BTN-CONNECTOR-VALIDATE</w:t>
+            </w:r>
+          </w:p>
+        </w:tc>
+        <w:tc>
+          <w:tcPr>
+            <w:tcW w:type="dxa" w:w="1218"/>
+          </w:tcPr>
+          <w:p>
+            <w:r>
+              <w:rPr>
+                <w:sz w:val="10"/>
+              </w:rPr>
+              <w:t>EXISTING_SOURCE_UID</w:t>
+            </w:r>
+          </w:p>
+        </w:tc>
+        <w:tc>
+          <w:tcPr>
+            <w:tcW w:type="dxa" w:w="1218"/>
+          </w:tcPr>
+          <w:p>
+            <w:r>
+              <w:rPr>
+                <w:sz w:val="10"/>
+              </w:rPr>
+              <w:t>驗證 ERP 連接</w:t>
+            </w:r>
+          </w:p>
+        </w:tc>
+        <w:tc>
+          <w:tcPr>
+            <w:tcW w:type="dxa" w:w="1218"/>
+          </w:tcPr>
+          <w:p>
+            <w:r>
+              <w:rPr>
+                <w:sz w:val="10"/>
+              </w:rPr>
+              <w:t>BUTTON</w:t>
+            </w:r>
+          </w:p>
+        </w:tc>
+        <w:tc>
+          <w:tcPr>
+            <w:tcW w:type="dxa" w:w="1218"/>
+          </w:tcPr>
+          <w:p>
+            <w:r>
+              <w:rPr>
+                <w:sz w:val="10"/>
+              </w:rPr>
+              <w:t>ERP-01-ACT-CONNECTOR-VALIDATE</w:t>
+            </w:r>
+          </w:p>
+        </w:tc>
+        <w:tc>
+          <w:tcPr>
+            <w:tcW w:type="dxa" w:w="1218"/>
+          </w:tcPr>
+          <w:p>
+            <w:r>
+              <w:rPr>
+                <w:sz w:val="10"/>
+              </w:rPr>
+              <w:t>ERP-01-GATE-CONNECTOR-VALIDATE</w:t>
+            </w:r>
+          </w:p>
+        </w:tc>
+        <w:tc>
+          <w:tcPr>
+            <w:tcW w:type="dxa" w:w="1218"/>
+          </w:tcPr>
+          <w:p>
+            <w:r>
+              <w:rPr>
+                <w:sz w:val="10"/>
+              </w:rPr>
+              <w:t>ERP-01-PERM-CONNECTOR</w:t>
+            </w:r>
+          </w:p>
+        </w:tc>
+        <w:tc>
+          <w:tcPr>
+            <w:tcW w:type="dxa" w:w="1218"/>
+          </w:tcPr>
+          <w:p>
+            <w:r>
+              <w:rPr>
+                <w:sz w:val="10"/>
+              </w:rPr>
+              <w:t>—</w:t>
+            </w:r>
+          </w:p>
+        </w:tc>
+        <w:tc>
+          <w:tcPr>
+            <w:tcW w:type="dxa" w:w="1218"/>
+          </w:tcPr>
+          <w:p>
+            <w:r>
+              <w:rPr>
+                <w:sz w:val="10"/>
+              </w:rPr>
+              <w:t>validateERPConnector</w:t>
+            </w:r>
+          </w:p>
+        </w:tc>
+        <w:tc>
+          <w:tcPr>
+            <w:tcW w:type="dxa" w:w="1218"/>
+          </w:tcPr>
+          <w:p>
+            <w:r>
+              <w:rPr>
+                <w:sz w:val="10"/>
+              </w:rPr>
+              <w:t>POST /v1/erp/connectors/{id}/validate</w:t>
+            </w:r>
+          </w:p>
+        </w:tc>
+        <w:tc>
+          <w:tcPr>
+            <w:tcW w:type="dxa" w:w="1218"/>
+          </w:tcPr>
+          <w:p>
+            <w:r>
+              <w:rPr>
+                <w:sz w:val="10"/>
+              </w:rPr>
+              <w:t>ERPConnectorService</w:t>
+            </w:r>
+          </w:p>
+        </w:tc>
+        <w:tc>
+          <w:tcPr>
+            <w:tcW w:type="dxa" w:w="1218"/>
+          </w:tcPr>
+          <w:p>
+            <w:r>
+              <w:rPr>
+                <w:sz w:val="10"/>
+              </w:rPr>
+              <w:t>—</w:t>
+            </w:r>
+          </w:p>
+        </w:tc>
+        <w:tc>
+          <w:tcPr>
+            <w:tcW w:type="dxa" w:w="1218"/>
+          </w:tcPr>
+          <w:p>
+            <w:r>
+              <w:rPr>
+                <w:sz w:val="10"/>
+              </w:rPr>
+              <w:t>EFFECTFUL_EXACT</w:t>
+            </w:r>
+          </w:p>
+        </w:tc>
+      </w:tr>
+      <w:tr>
+        <w:tc>
+          <w:tcPr>
+            <w:tcW w:type="dxa" w:w="1218"/>
+          </w:tcPr>
+          <w:p>
+            <w:r>
+              <w:rPr>
+                <w:sz w:val="10"/>
+              </w:rPr>
+              <w:t>ERP-01-BTN-DETAIL</w:t>
+            </w:r>
+          </w:p>
+        </w:tc>
+        <w:tc>
+          <w:tcPr>
+            <w:tcW w:type="dxa" w:w="1218"/>
+          </w:tcPr>
+          <w:p>
+            <w:r>
+              <w:rPr>
+                <w:sz w:val="10"/>
+              </w:rPr>
+              <w:t>EXISTING_SOURCE_UID</w:t>
+            </w:r>
+          </w:p>
+        </w:tc>
+        <w:tc>
+          <w:tcPr>
+            <w:tcW w:type="dxa" w:w="1218"/>
+          </w:tcPr>
+          <w:p>
+            <w:r>
+              <w:rPr>
+                <w:sz w:val="10"/>
+              </w:rPr>
+              <w:t>查看詳細資料 / Audit</w:t>
+            </w:r>
+          </w:p>
+        </w:tc>
+        <w:tc>
+          <w:tcPr>
+            <w:tcW w:type="dxa" w:w="1218"/>
+          </w:tcPr>
+          <w:p>
+            <w:r>
+              <w:rPr>
+                <w:sz w:val="10"/>
+              </w:rPr>
+              <w:t>BUTTON</w:t>
+            </w:r>
+          </w:p>
+        </w:tc>
+        <w:tc>
+          <w:tcPr>
+            <w:tcW w:type="dxa" w:w="1218"/>
+          </w:tcPr>
+          <w:p>
+            <w:r>
+              <w:rPr>
+                <w:sz w:val="10"/>
+              </w:rPr>
+              <w:t>ERP-01-ACT-DETAIL-OPEN</w:t>
+            </w:r>
+          </w:p>
+        </w:tc>
+        <w:tc>
+          <w:tcPr>
+            <w:tcW w:type="dxa" w:w="1218"/>
+          </w:tcPr>
+          <w:p>
+            <w:r>
+              <w:rPr>
+                <w:sz w:val="10"/>
+              </w:rPr>
+              <w:t>ERP-01-GATE-PAGE</w:t>
+            </w:r>
+          </w:p>
+        </w:tc>
+        <w:tc>
+          <w:tcPr>
+            <w:tcW w:type="dxa" w:w="1218"/>
+          </w:tcPr>
+          <w:p>
+            <w:r>
+              <w:rPr>
+                <w:sz w:val="10"/>
+              </w:rPr>
+              <w:t>ERP-01-PERM-READ</w:t>
+            </w:r>
+          </w:p>
+        </w:tc>
+        <w:tc>
+          <w:tcPr>
+            <w:tcW w:type="dxa" w:w="1218"/>
+          </w:tcPr>
+          <w:p>
+            <w:r>
+              <w:rPr>
+                <w:sz w:val="10"/>
+              </w:rPr>
+              <w:t>—</w:t>
+            </w:r>
+          </w:p>
+        </w:tc>
+        <w:tc>
+          <w:tcPr>
+            <w:tcW w:type="dxa" w:w="1218"/>
+          </w:tcPr>
+          <w:p>
+            <w:r>
+              <w:rPr>
+                <w:sz w:val="10"/>
+              </w:rPr>
+              <w:t>getUiProjection</w:t>
+            </w:r>
+          </w:p>
+        </w:tc>
+        <w:tc>
+          <w:tcPr>
+            <w:tcW w:type="dxa" w:w="1218"/>
+          </w:tcPr>
+          <w:p>
+            <w:r>
+              <w:rPr>
+                <w:sz w:val="10"/>
+              </w:rPr>
+              <w:t>GET /v1/ui-projections/{pageUid}</w:t>
+            </w:r>
+          </w:p>
+        </w:tc>
+        <w:tc>
+          <w:tcPr>
+            <w:tcW w:type="dxa" w:w="1218"/>
+          </w:tcPr>
+          <w:p>
+            <w:r>
+              <w:rPr>
+                <w:sz w:val="10"/>
+              </w:rPr>
+              <w:t>Projection / source page read owner</w:t>
+            </w:r>
+          </w:p>
+        </w:tc>
+        <w:tc>
+          <w:tcPr>
+            <w:tcW w:type="dxa" w:w="1218"/>
+          </w:tcPr>
+          <w:p>
+            <w:r>
+              <w:rPr>
+                <w:sz w:val="10"/>
+              </w:rPr>
+              <w:t>—</w:t>
+            </w:r>
+          </w:p>
+        </w:tc>
+        <w:tc>
+          <w:tcPr>
+            <w:tcW w:type="dxa" w:w="1218"/>
+          </w:tcPr>
+          <w:p>
+            <w:r>
+              <w:rPr>
+                <w:sz w:val="10"/>
+              </w:rPr>
+              <w:t>READ_EXACT</w:t>
+            </w:r>
+          </w:p>
+        </w:tc>
+      </w:tr>
+      <w:tr>
+        <w:tc>
+          <w:tcPr>
+            <w:tcW w:type="dxa" w:w="1218"/>
+          </w:tcPr>
+          <w:p>
+            <w:r>
+              <w:rPr>
+                <w:sz w:val="10"/>
+              </w:rPr>
+              <w:t>ERP-01-BTN-EXPORT</w:t>
+            </w:r>
+          </w:p>
+        </w:tc>
+        <w:tc>
+          <w:tcPr>
+            <w:tcW w:type="dxa" w:w="1218"/>
+          </w:tcPr>
+          <w:p>
+            <w:r>
+              <w:rPr>
+                <w:sz w:val="10"/>
+              </w:rPr>
+              <w:t>EXISTING_SOURCE_UID</w:t>
+            </w:r>
+          </w:p>
+        </w:tc>
+        <w:tc>
+          <w:tcPr>
+            <w:tcW w:type="dxa" w:w="1218"/>
+          </w:tcPr>
+          <w:p>
+            <w:r>
+              <w:rPr>
+                <w:sz w:val="10"/>
+              </w:rPr>
+              <w:t>匯出目前投影</w:t>
+            </w:r>
+          </w:p>
+        </w:tc>
+        <w:tc>
+          <w:tcPr>
+            <w:tcW w:type="dxa" w:w="1218"/>
+          </w:tcPr>
+          <w:p>
+            <w:r>
+              <w:rPr>
+                <w:sz w:val="10"/>
+              </w:rPr>
+              <w:t>BUTTON</w:t>
+            </w:r>
+          </w:p>
+        </w:tc>
+        <w:tc>
+          <w:tcPr>
+            <w:tcW w:type="dxa" w:w="1218"/>
+          </w:tcPr>
+          <w:p>
+            <w:r>
+              <w:rPr>
+                <w:sz w:val="10"/>
+              </w:rPr>
+              <w:t>ERP-01-ACT-EXPORT</w:t>
+            </w:r>
+          </w:p>
+        </w:tc>
+        <w:tc>
+          <w:tcPr>
+            <w:tcW w:type="dxa" w:w="1218"/>
+          </w:tcPr>
+          <w:p>
+            <w:r>
+              <w:rPr>
+                <w:sz w:val="10"/>
+              </w:rPr>
+              <w:t>ERP-01-GATE-FINANCE</w:t>
+            </w:r>
+          </w:p>
+        </w:tc>
+        <w:tc>
+          <w:tcPr>
+            <w:tcW w:type="dxa" w:w="1218"/>
+          </w:tcPr>
+          <w:p>
+            <w:r>
+              <w:rPr>
+                <w:sz w:val="10"/>
+              </w:rPr>
+              <w:t>ERP-01-PERM-FINANCE</w:t>
+            </w:r>
+          </w:p>
+        </w:tc>
+        <w:tc>
+          <w:tcPr>
+            <w:tcW w:type="dxa" w:w="1218"/>
+          </w:tcPr>
+          <w:p>
+            <w:r>
+              <w:rPr>
+                <w:sz w:val="10"/>
+              </w:rPr>
+              <w:t>—</w:t>
+            </w:r>
+          </w:p>
+        </w:tc>
+        <w:tc>
+          <w:tcPr>
+            <w:tcW w:type="dxa" w:w="1218"/>
+          </w:tcPr>
+          <w:p>
+            <w:r>
+              <w:rPr>
+                <w:sz w:val="10"/>
+              </w:rPr>
+              <w:t>exportProjection</w:t>
+            </w:r>
+          </w:p>
+        </w:tc>
+        <w:tc>
+          <w:tcPr>
+            <w:tcW w:type="dxa" w:w="1218"/>
+          </w:tcPr>
+          <w:p>
+            <w:r>
+              <w:rPr>
+                <w:sz w:val="10"/>
+              </w:rPr>
+              <w:t>POST /v1/exports</w:t>
+            </w:r>
+          </w:p>
+        </w:tc>
+        <w:tc>
+          <w:tcPr>
+            <w:tcW w:type="dxa" w:w="1218"/>
+          </w:tcPr>
+          <w:p>
+            <w:r>
+              <w:rPr>
+                <w:sz w:val="10"/>
+              </w:rPr>
+              <w:t>Existing Projection/Export owner</w:t>
+            </w:r>
+          </w:p>
+        </w:tc>
+        <w:tc>
+          <w:tcPr>
+            <w:tcW w:type="dxa" w:w="1218"/>
+          </w:tcPr>
+          <w:p>
+            <w:r>
+              <w:rPr>
+                <w:sz w:val="10"/>
+              </w:rPr>
+              <w:t>—</w:t>
+            </w:r>
+          </w:p>
+        </w:tc>
+        <w:tc>
+          <w:tcPr>
+            <w:tcW w:type="dxa" w:w="1218"/>
+          </w:tcPr>
+          <w:p>
+            <w:r>
+              <w:rPr>
+                <w:sz w:val="10"/>
+              </w:rPr>
+              <w:t>EFFECTFUL_EXACT</w:t>
+            </w:r>
+          </w:p>
+        </w:tc>
+      </w:tr>
+      <w:tr>
+        <w:tc>
+          <w:tcPr>
+            <w:tcW w:type="dxa" w:w="1218"/>
+          </w:tcPr>
+          <w:p>
+            <w:r>
+              <w:rPr>
+                <w:sz w:val="10"/>
+              </w:rPr>
+              <w:t>ERP-01-BTN-FACTPACK</w:t>
+            </w:r>
+          </w:p>
+        </w:tc>
+        <w:tc>
+          <w:tcPr>
+            <w:tcW w:type="dxa" w:w="1218"/>
+          </w:tcPr>
+          <w:p>
+            <w:r>
+              <w:rPr>
+                <w:sz w:val="10"/>
+              </w:rPr>
+              <w:t>EXISTING_SOURCE_UID</w:t>
+            </w:r>
+          </w:p>
+        </w:tc>
+        <w:tc>
+          <w:tcPr>
+            <w:tcW w:type="dxa" w:w="1218"/>
+          </w:tcPr>
+          <w:p>
+            <w:r>
+              <w:rPr>
+                <w:sz w:val="10"/>
+              </w:rPr>
+              <w:t>取得 Fact Pack</w:t>
+            </w:r>
+          </w:p>
+        </w:tc>
+        <w:tc>
+          <w:tcPr>
+            <w:tcW w:type="dxa" w:w="1218"/>
+          </w:tcPr>
+          <w:p>
+            <w:r>
+              <w:rPr>
+                <w:sz w:val="10"/>
+              </w:rPr>
+              <w:t>BUTTON</w:t>
+            </w:r>
+          </w:p>
+        </w:tc>
+        <w:tc>
+          <w:tcPr>
+            <w:tcW w:type="dxa" w:w="1218"/>
+          </w:tcPr>
+          <w:p>
+            <w:r>
+              <w:rPr>
+                <w:sz w:val="10"/>
+              </w:rPr>
+              <w:t>ERP-01-ACT-FACTPACK</w:t>
+            </w:r>
+          </w:p>
+        </w:tc>
+        <w:tc>
+          <w:tcPr>
+            <w:tcW w:type="dxa" w:w="1218"/>
+          </w:tcPr>
+          <w:p>
+            <w:r>
+              <w:rPr>
+                <w:sz w:val="10"/>
+              </w:rPr>
+              <w:t>ERP-01-GATE-FINANCE</w:t>
+            </w:r>
+          </w:p>
+        </w:tc>
+        <w:tc>
+          <w:tcPr>
+            <w:tcW w:type="dxa" w:w="1218"/>
+          </w:tcPr>
+          <w:p>
+            <w:r>
+              <w:rPr>
+                <w:sz w:val="10"/>
+              </w:rPr>
+              <w:t>ERP-01-PERM-FINANCE</w:t>
+            </w:r>
+          </w:p>
+        </w:tc>
+        <w:tc>
+          <w:tcPr>
+            <w:tcW w:type="dxa" w:w="1218"/>
+          </w:tcPr>
+          <w:p>
+            <w:r>
+              <w:rPr>
+                <w:sz w:val="10"/>
+              </w:rPr>
+              <w:t>—</w:t>
+            </w:r>
+          </w:p>
+        </w:tc>
+        <w:tc>
+          <w:tcPr>
+            <w:tcW w:type="dxa" w:w="1218"/>
+          </w:tcPr>
+          <w:p>
+            <w:r>
+              <w:rPr>
+                <w:sz w:val="10"/>
+              </w:rPr>
+              <w:t>getERPFinanceFactPack</w:t>
+            </w:r>
+          </w:p>
+        </w:tc>
+        <w:tc>
+          <w:tcPr>
+            <w:tcW w:type="dxa" w:w="1218"/>
+          </w:tcPr>
+          <w:p>
+            <w:r>
+              <w:rPr>
+                <w:sz w:val="10"/>
+              </w:rPr>
+              <w:t>GET /v1/erp/finance/fact-pack</w:t>
+            </w:r>
+          </w:p>
+        </w:tc>
+        <w:tc>
+          <w:tcPr>
+            <w:tcW w:type="dxa" w:w="1218"/>
+          </w:tcPr>
+          <w:p>
+            <w:r>
+              <w:rPr>
+                <w:sz w:val="10"/>
+              </w:rPr>
+              <w:t>FinanceGuardrailService</w:t>
+            </w:r>
+          </w:p>
+        </w:tc>
+        <w:tc>
+          <w:tcPr>
+            <w:tcW w:type="dxa" w:w="1218"/>
+          </w:tcPr>
+          <w:p>
+            <w:r>
+              <w:rPr>
+                <w:sz w:val="10"/>
+              </w:rPr>
+              <w:t>—</w:t>
+            </w:r>
+          </w:p>
+        </w:tc>
+        <w:tc>
+          <w:tcPr>
+            <w:tcW w:type="dxa" w:w="1218"/>
+          </w:tcPr>
+          <w:p>
+            <w:r>
+              <w:rPr>
+                <w:sz w:val="10"/>
+              </w:rPr>
+              <w:t>READ_EXACT</w:t>
+            </w:r>
+          </w:p>
+        </w:tc>
+      </w:tr>
+      <w:tr>
+        <w:tc>
+          <w:tcPr>
+            <w:tcW w:type="dxa" w:w="1218"/>
+          </w:tcPr>
+          <w:p>
+            <w:r>
+              <w:rPr>
+                <w:sz w:val="10"/>
+              </w:rPr>
+              <w:t>ERP-01-BTN-FAILURE-GET</w:t>
+            </w:r>
+          </w:p>
+        </w:tc>
+        <w:tc>
+          <w:tcPr>
+            <w:tcW w:type="dxa" w:w="1218"/>
+          </w:tcPr>
+          <w:p>
+            <w:r>
+              <w:rPr>
+                <w:sz w:val="10"/>
+              </w:rPr>
+              <w:t>EXISTING_SOURCE_UID</w:t>
+            </w:r>
+          </w:p>
+        </w:tc>
+        <w:tc>
+          <w:tcPr>
+            <w:tcW w:type="dxa" w:w="1218"/>
+          </w:tcPr>
+          <w:p>
+            <w:r>
+              <w:rPr>
+                <w:sz w:val="10"/>
+              </w:rPr>
+              <w:t>查看失敗原因</w:t>
+            </w:r>
+          </w:p>
+        </w:tc>
+        <w:tc>
+          <w:tcPr>
+            <w:tcW w:type="dxa" w:w="1218"/>
+          </w:tcPr>
+          <w:p>
+            <w:r>
+              <w:rPr>
+                <w:sz w:val="10"/>
+              </w:rPr>
+              <w:t>BUTTON</w:t>
+            </w:r>
+          </w:p>
+        </w:tc>
+        <w:tc>
+          <w:tcPr>
+            <w:tcW w:type="dxa" w:w="1218"/>
+          </w:tcPr>
+          <w:p>
+            <w:r>
+              <w:rPr>
+                <w:sz w:val="10"/>
+              </w:rPr>
+              <w:t>ERP-01-ACT-FAILURE-GET</w:t>
+            </w:r>
+          </w:p>
+        </w:tc>
+        <w:tc>
+          <w:tcPr>
+            <w:tcW w:type="dxa" w:w="1218"/>
+          </w:tcPr>
+          <w:p>
+            <w:r>
+              <w:rPr>
+                <w:sz w:val="10"/>
+              </w:rPr>
+              <w:t>ERP-01-GATE-SYNC-READ</w:t>
+            </w:r>
+          </w:p>
+        </w:tc>
+        <w:tc>
+          <w:tcPr>
+            <w:tcW w:type="dxa" w:w="1218"/>
+          </w:tcPr>
+          <w:p>
+            <w:r>
+              <w:rPr>
+                <w:sz w:val="10"/>
+              </w:rPr>
+              <w:t>ERP-01-PERM-SYNC</w:t>
+            </w:r>
+          </w:p>
+        </w:tc>
+        <w:tc>
+          <w:tcPr>
+            <w:tcW w:type="dxa" w:w="1218"/>
+          </w:tcPr>
+          <w:p>
+            <w:r>
+              <w:rPr>
+                <w:sz w:val="10"/>
+              </w:rPr>
+              <w:t>—</w:t>
+            </w:r>
+          </w:p>
+        </w:tc>
+        <w:tc>
+          <w:tcPr>
+            <w:tcW w:type="dxa" w:w="1218"/>
+          </w:tcPr>
+          <w:p>
+            <w:r>
+              <w:rPr>
+                <w:sz w:val="10"/>
+              </w:rPr>
+              <w:t>getERPFailure</w:t>
+            </w:r>
+          </w:p>
+        </w:tc>
+        <w:tc>
+          <w:tcPr>
+            <w:tcW w:type="dxa" w:w="1218"/>
+          </w:tcPr>
+          <w:p>
+            <w:r>
+              <w:rPr>
+                <w:sz w:val="10"/>
+              </w:rPr>
+              <w:t>GET /v1/erp/failures/{id}</w:t>
+            </w:r>
+          </w:p>
+        </w:tc>
+        <w:tc>
+          <w:tcPr>
+            <w:tcW w:type="dxa" w:w="1218"/>
+          </w:tcPr>
+          <w:p>
+            <w:r>
+              <w:rPr>
+                <w:sz w:val="10"/>
+              </w:rPr>
+              <w:t>ERPConnectorService</w:t>
+            </w:r>
+          </w:p>
+        </w:tc>
+        <w:tc>
+          <w:tcPr>
+            <w:tcW w:type="dxa" w:w="1218"/>
+          </w:tcPr>
+          <w:p>
+            <w:r>
+              <w:rPr>
+                <w:sz w:val="10"/>
+              </w:rPr>
+              <w:t>—</w:t>
+            </w:r>
+          </w:p>
+        </w:tc>
+        <w:tc>
+          <w:tcPr>
+            <w:tcW w:type="dxa" w:w="1218"/>
+          </w:tcPr>
+          <w:p>
+            <w:r>
+              <w:rPr>
+                <w:sz w:val="10"/>
+              </w:rPr>
+              <w:t>READ_EXACT</w:t>
+            </w:r>
+          </w:p>
+        </w:tc>
+      </w:tr>
+      <w:tr>
+        <w:tc>
+          <w:tcPr>
+            <w:tcW w:type="dxa" w:w="1218"/>
+          </w:tcPr>
+          <w:p>
+            <w:r>
+              <w:rPr>
+                <w:sz w:val="10"/>
+              </w:rPr>
+              <w:t>ERP-01-BTN-FORECAST</w:t>
+            </w:r>
+          </w:p>
+        </w:tc>
+        <w:tc>
+          <w:tcPr>
+            <w:tcW w:type="dxa" w:w="1218"/>
+          </w:tcPr>
+          <w:p>
+            <w:r>
+              <w:rPr>
+                <w:sz w:val="10"/>
+              </w:rPr>
+              <w:t>EXISTING_SOURCE_UID</w:t>
+            </w:r>
+          </w:p>
+        </w:tc>
+        <w:tc>
+          <w:tcPr>
+            <w:tcW w:type="dxa" w:w="1218"/>
+          </w:tcPr>
+          <w:p>
+            <w:r>
+              <w:rPr>
+                <w:sz w:val="10"/>
+              </w:rPr>
+              <w:t>取得 Forecast</w:t>
+            </w:r>
+          </w:p>
+        </w:tc>
+        <w:tc>
+          <w:tcPr>
+            <w:tcW w:type="dxa" w:w="1218"/>
+          </w:tcPr>
+          <w:p>
+            <w:r>
+              <w:rPr>
+                <w:sz w:val="10"/>
+              </w:rPr>
+              <w:t>BUTTON</w:t>
+            </w:r>
+          </w:p>
+        </w:tc>
+        <w:tc>
+          <w:tcPr>
+            <w:tcW w:type="dxa" w:w="1218"/>
+          </w:tcPr>
+          <w:p>
+            <w:r>
+              <w:rPr>
+                <w:sz w:val="10"/>
+              </w:rPr>
+              <w:t>ERP-01-ACT-FORECAST</w:t>
+            </w:r>
+          </w:p>
+        </w:tc>
+        <w:tc>
+          <w:tcPr>
+            <w:tcW w:type="dxa" w:w="1218"/>
+          </w:tcPr>
+          <w:p>
+            <w:r>
+              <w:rPr>
+                <w:sz w:val="10"/>
+              </w:rPr>
+              <w:t>ERP-01-GATE-FINANCE</w:t>
+            </w:r>
+          </w:p>
+        </w:tc>
+        <w:tc>
+          <w:tcPr>
+            <w:tcW w:type="dxa" w:w="1218"/>
+          </w:tcPr>
+          <w:p>
+            <w:r>
+              <w:rPr>
+                <w:sz w:val="10"/>
+              </w:rPr>
+              <w:t>ERP-01-PERM-FINANCE</w:t>
+            </w:r>
+          </w:p>
+        </w:tc>
+        <w:tc>
+          <w:tcPr>
+            <w:tcW w:type="dxa" w:w="1218"/>
+          </w:tcPr>
+          <w:p>
+            <w:r>
+              <w:rPr>
+                <w:sz w:val="10"/>
+              </w:rPr>
+              <w:t>—</w:t>
+            </w:r>
+          </w:p>
+        </w:tc>
+        <w:tc>
+          <w:tcPr>
+            <w:tcW w:type="dxa" w:w="1218"/>
+          </w:tcPr>
+          <w:p>
+            <w:r>
+              <w:rPr>
+                <w:sz w:val="10"/>
+              </w:rPr>
+              <w:t>getERPForecast</w:t>
+            </w:r>
+          </w:p>
+        </w:tc>
+        <w:tc>
+          <w:tcPr>
+            <w:tcW w:type="dxa" w:w="1218"/>
+          </w:tcPr>
+          <w:p>
+            <w:r>
+              <w:rPr>
+                <w:sz w:val="10"/>
+              </w:rPr>
+              <w:t>GET /v1/erp/forecasts</w:t>
+            </w:r>
+          </w:p>
+        </w:tc>
+        <w:tc>
+          <w:tcPr>
+            <w:tcW w:type="dxa" w:w="1218"/>
+          </w:tcPr>
+          <w:p>
+            <w:r>
+              <w:rPr>
+                <w:sz w:val="10"/>
+              </w:rPr>
+              <w:t>FinanceGuardrailService</w:t>
+            </w:r>
+          </w:p>
+        </w:tc>
+        <w:tc>
+          <w:tcPr>
+            <w:tcW w:type="dxa" w:w="1218"/>
+          </w:tcPr>
+          <w:p>
+            <w:r>
+              <w:rPr>
+                <w:sz w:val="10"/>
+              </w:rPr>
+              <w:t>—</w:t>
+            </w:r>
+          </w:p>
+        </w:tc>
+        <w:tc>
+          <w:tcPr>
+            <w:tcW w:type="dxa" w:w="1218"/>
+          </w:tcPr>
+          <w:p>
+            <w:r>
+              <w:rPr>
+                <w:sz w:val="10"/>
+              </w:rPr>
+              <w:t>READ_EXACT</w:t>
+            </w:r>
+          </w:p>
+        </w:tc>
+      </w:tr>
+      <w:tr>
+        <w:tc>
+          <w:tcPr>
+            <w:tcW w:type="dxa" w:w="1218"/>
+          </w:tcPr>
+          <w:p>
+            <w:r>
+              <w:rPr>
+                <w:sz w:val="10"/>
+              </w:rPr>
+              <w:t>ERP-01-BTN-GUARDRAILS</w:t>
+            </w:r>
+          </w:p>
+        </w:tc>
+        <w:tc>
+          <w:tcPr>
+            <w:tcW w:type="dxa" w:w="1218"/>
+          </w:tcPr>
+          <w:p>
+            <w:r>
+              <w:rPr>
+                <w:sz w:val="10"/>
+              </w:rPr>
+              <w:t>EXISTING_SOURCE_UID</w:t>
+            </w:r>
+          </w:p>
+        </w:tc>
+        <w:tc>
+          <w:tcPr>
+            <w:tcW w:type="dxa" w:w="1218"/>
+          </w:tcPr>
+          <w:p>
+            <w:r>
+              <w:rPr>
+                <w:sz w:val="10"/>
+              </w:rPr>
+              <w:t>取得產能 Guardrails</w:t>
+            </w:r>
+          </w:p>
+        </w:tc>
+        <w:tc>
+          <w:tcPr>
+            <w:tcW w:type="dxa" w:w="1218"/>
+          </w:tcPr>
+          <w:p>
+            <w:r>
+              <w:rPr>
+                <w:sz w:val="10"/>
+              </w:rPr>
+              <w:t>BUTTON</w:t>
+            </w:r>
+          </w:p>
+        </w:tc>
+        <w:tc>
+          <w:tcPr>
+            <w:tcW w:type="dxa" w:w="1218"/>
+          </w:tcPr>
+          <w:p>
+            <w:r>
+              <w:rPr>
+                <w:sz w:val="10"/>
+              </w:rPr>
+              <w:t>ERP-01-ACT-GUARDRAILS</w:t>
+            </w:r>
+          </w:p>
+        </w:tc>
+        <w:tc>
+          <w:tcPr>
+            <w:tcW w:type="dxa" w:w="1218"/>
+          </w:tcPr>
+          <w:p>
+            <w:r>
+              <w:rPr>
+                <w:sz w:val="10"/>
+              </w:rPr>
+              <w:t>ERP-01-GATE-FINANCE</w:t>
+            </w:r>
+          </w:p>
+        </w:tc>
+        <w:tc>
+          <w:tcPr>
+            <w:tcW w:type="dxa" w:w="1218"/>
+          </w:tcPr>
+          <w:p>
+            <w:r>
+              <w:rPr>
+                <w:sz w:val="10"/>
+              </w:rPr>
+              <w:t>ERP-01-PERM-FINANCE</w:t>
+            </w:r>
+          </w:p>
+        </w:tc>
+        <w:tc>
+          <w:tcPr>
+            <w:tcW w:type="dxa" w:w="1218"/>
+          </w:tcPr>
+          <w:p>
+            <w:r>
+              <w:rPr>
+                <w:sz w:val="10"/>
+              </w:rPr>
+              <w:t>—</w:t>
+            </w:r>
+          </w:p>
+        </w:tc>
+        <w:tc>
+          <w:tcPr>
+            <w:tcW w:type="dxa" w:w="1218"/>
+          </w:tcPr>
+          <w:p>
+            <w:r>
+              <w:rPr>
+                <w:sz w:val="10"/>
+              </w:rPr>
+              <w:t>getERPCapacityGuardrails</w:t>
+            </w:r>
+          </w:p>
+        </w:tc>
+        <w:tc>
+          <w:tcPr>
+            <w:tcW w:type="dxa" w:w="1218"/>
+          </w:tcPr>
+          <w:p>
+            <w:r>
+              <w:rPr>
+                <w:sz w:val="10"/>
+              </w:rPr>
+              <w:t>GET /v1/erp/capacity/guardrails</w:t>
+            </w:r>
+          </w:p>
+        </w:tc>
+        <w:tc>
+          <w:tcPr>
+            <w:tcW w:type="dxa" w:w="1218"/>
+          </w:tcPr>
+          <w:p>
+            <w:r>
+              <w:rPr>
+                <w:sz w:val="10"/>
+              </w:rPr>
+              <w:t>FinanceGuardrailService</w:t>
+            </w:r>
+          </w:p>
+        </w:tc>
+        <w:tc>
+          <w:tcPr>
+            <w:tcW w:type="dxa" w:w="1218"/>
+          </w:tcPr>
+          <w:p>
+            <w:r>
+              <w:rPr>
+                <w:sz w:val="10"/>
+              </w:rPr>
+              <w:t>—</w:t>
+            </w:r>
+          </w:p>
+        </w:tc>
+        <w:tc>
+          <w:tcPr>
+            <w:tcW w:type="dxa" w:w="1218"/>
+          </w:tcPr>
+          <w:p>
+            <w:r>
+              <w:rPr>
+                <w:sz w:val="10"/>
+              </w:rPr>
+              <w:t>READ_EXACT</w:t>
+            </w:r>
+          </w:p>
+        </w:tc>
+      </w:tr>
+      <w:tr>
+        <w:tc>
+          <w:tcPr>
+            <w:tcW w:type="dxa" w:w="1218"/>
+          </w:tcPr>
+          <w:p>
+            <w:r>
+              <w:rPr>
+                <w:sz w:val="10"/>
+              </w:rPr>
+              <w:t>ERP-01-BTN-MAPPING-VALIDATE</w:t>
+            </w:r>
+          </w:p>
+        </w:tc>
+        <w:tc>
+          <w:tcPr>
+            <w:tcW w:type="dxa" w:w="1218"/>
+          </w:tcPr>
+          <w:p>
+            <w:r>
+              <w:rPr>
+                <w:sz w:val="10"/>
+              </w:rPr>
+              <w:t>EXISTING_SOURCE_UID</w:t>
+            </w:r>
+          </w:p>
+        </w:tc>
+        <w:tc>
+          <w:tcPr>
+            <w:tcW w:type="dxa" w:w="1218"/>
+          </w:tcPr>
+          <w:p>
+            <w:r>
+              <w:rPr>
+                <w:sz w:val="10"/>
+              </w:rPr>
+              <w:t>驗證 Mapping</w:t>
+            </w:r>
+          </w:p>
+        </w:tc>
+        <w:tc>
+          <w:tcPr>
+            <w:tcW w:type="dxa" w:w="1218"/>
+          </w:tcPr>
+          <w:p>
+            <w:r>
+              <w:rPr>
+                <w:sz w:val="10"/>
+              </w:rPr>
+              <w:t>BUTTON</w:t>
+            </w:r>
+          </w:p>
+        </w:tc>
+        <w:tc>
+          <w:tcPr>
+            <w:tcW w:type="dxa" w:w="1218"/>
+          </w:tcPr>
+          <w:p>
+            <w:r>
+              <w:rPr>
+                <w:sz w:val="10"/>
+              </w:rPr>
+              <w:t>ERP-01-ACT-MAPPING-VALIDATE</w:t>
+            </w:r>
+          </w:p>
+        </w:tc>
+        <w:tc>
+          <w:tcPr>
+            <w:tcW w:type="dxa" w:w="1218"/>
+          </w:tcPr>
+          <w:p>
+            <w:r>
+              <w:rPr>
+                <w:sz w:val="10"/>
+              </w:rPr>
+              <w:t>ERP-01-GATE-MAPPING-VALIDATE</w:t>
+            </w:r>
+          </w:p>
+        </w:tc>
+        <w:tc>
+          <w:tcPr>
+            <w:tcW w:type="dxa" w:w="1218"/>
+          </w:tcPr>
+          <w:p>
+            <w:r>
+              <w:rPr>
+                <w:sz w:val="10"/>
+              </w:rPr>
+              <w:t>ERP-01-PERM-CONNECTOR</w:t>
+            </w:r>
+          </w:p>
+        </w:tc>
+        <w:tc>
+          <w:tcPr>
+            <w:tcW w:type="dxa" w:w="1218"/>
+          </w:tcPr>
+          <w:p>
+            <w:r>
+              <w:rPr>
+                <w:sz w:val="10"/>
+              </w:rPr>
+              <w:t>—</w:t>
+            </w:r>
+          </w:p>
+        </w:tc>
+        <w:tc>
+          <w:tcPr>
+            <w:tcW w:type="dxa" w:w="1218"/>
+          </w:tcPr>
+          <w:p>
+            <w:r>
+              <w:rPr>
+                <w:sz w:val="10"/>
+              </w:rPr>
+              <w:t>validateERPMapping</w:t>
+            </w:r>
+          </w:p>
+        </w:tc>
+        <w:tc>
+          <w:tcPr>
+            <w:tcW w:type="dxa" w:w="1218"/>
+          </w:tcPr>
+          <w:p>
+            <w:r>
+              <w:rPr>
+                <w:sz w:val="10"/>
+              </w:rPr>
+              <w:t>POST /v1/erp/mappings/{id}/validate</w:t>
+            </w:r>
+          </w:p>
+        </w:tc>
+        <w:tc>
+          <w:tcPr>
+            <w:tcW w:type="dxa" w:w="1218"/>
+          </w:tcPr>
+          <w:p>
+            <w:r>
+              <w:rPr>
+                <w:sz w:val="10"/>
+              </w:rPr>
+              <w:t>ERPConnectorService</w:t>
+            </w:r>
+          </w:p>
+        </w:tc>
+        <w:tc>
+          <w:tcPr>
+            <w:tcW w:type="dxa" w:w="1218"/>
+          </w:tcPr>
+          <w:p>
+            <w:r>
+              <w:rPr>
+                <w:sz w:val="10"/>
+              </w:rPr>
+              <w:t>—</w:t>
+            </w:r>
+          </w:p>
+        </w:tc>
+        <w:tc>
+          <w:tcPr>
+            <w:tcW w:type="dxa" w:w="1218"/>
+          </w:tcPr>
+          <w:p>
+            <w:r>
+              <w:rPr>
+                <w:sz w:val="10"/>
+              </w:rPr>
+              <w:t>EFFECTFUL_EXACT</w:t>
+            </w:r>
+          </w:p>
+        </w:tc>
+      </w:tr>
+      <w:tr>
+        <w:tc>
+          <w:tcPr>
+            <w:tcW w:type="dxa" w:w="1218"/>
+          </w:tcPr>
+          <w:p>
+            <w:r>
+              <w:rPr>
+                <w:sz w:val="10"/>
+              </w:rPr>
+              <w:t>ERP-01-BTN-SNAPSHOT-REFRESH</w:t>
+            </w:r>
+          </w:p>
+        </w:tc>
+        <w:tc>
+          <w:tcPr>
+            <w:tcW w:type="dxa" w:w="1218"/>
+          </w:tcPr>
+          <w:p>
+            <w:r>
+              <w:rPr>
+                <w:sz w:val="10"/>
+              </w:rPr>
+              <w:t>EXISTING_SOURCE_UID</w:t>
+            </w:r>
+          </w:p>
+        </w:tc>
+        <w:tc>
+          <w:tcPr>
+            <w:tcW w:type="dxa" w:w="1218"/>
+          </w:tcPr>
+          <w:p>
+            <w:r>
+              <w:rPr>
+                <w:sz w:val="10"/>
+              </w:rPr>
+              <w:t>更新 Snapshot</w:t>
+            </w:r>
+          </w:p>
+        </w:tc>
+        <w:tc>
+          <w:tcPr>
+            <w:tcW w:type="dxa" w:w="1218"/>
+          </w:tcPr>
+          <w:p>
+            <w:r>
+              <w:rPr>
+                <w:sz w:val="10"/>
+              </w:rPr>
+              <w:t>BUTTON</w:t>
+            </w:r>
+          </w:p>
+        </w:tc>
+        <w:tc>
+          <w:tcPr>
+            <w:tcW w:type="dxa" w:w="1218"/>
+          </w:tcPr>
+          <w:p>
+            <w:r>
+              <w:rPr>
+                <w:sz w:val="10"/>
+              </w:rPr>
+              <w:t>ERP-01-ACT-SNAPSHOT-REFRESH</w:t>
+            </w:r>
+          </w:p>
+        </w:tc>
+        <w:tc>
+          <w:tcPr>
+            <w:tcW w:type="dxa" w:w="1218"/>
+          </w:tcPr>
+          <w:p>
+            <w:r>
+              <w:rPr>
+                <w:sz w:val="10"/>
+              </w:rPr>
+              <w:t>ERP-01-GATE-SNAPSHOT-REFRESH</w:t>
+            </w:r>
+          </w:p>
+        </w:tc>
+        <w:tc>
+          <w:tcPr>
+            <w:tcW w:type="dxa" w:w="1218"/>
+          </w:tcPr>
+          <w:p>
+            <w:r>
+              <w:rPr>
+                <w:sz w:val="10"/>
+              </w:rPr>
+              <w:t>ERP-01-PERM-SYNC</w:t>
+            </w:r>
+          </w:p>
+        </w:tc>
+        <w:tc>
+          <w:tcPr>
+            <w:tcW w:type="dxa" w:w="1218"/>
+          </w:tcPr>
+          <w:p>
+            <w:r>
+              <w:rPr>
+                <w:sz w:val="10"/>
+              </w:rPr>
+              <w:t>—</w:t>
+            </w:r>
+          </w:p>
+        </w:tc>
+        <w:tc>
+          <w:tcPr>
+            <w:tcW w:type="dxa" w:w="1218"/>
+          </w:tcPr>
+          <w:p>
+            <w:r>
+              <w:rPr>
+                <w:sz w:val="10"/>
+              </w:rPr>
+              <w:t>refreshERPSnapshot</w:t>
+            </w:r>
+          </w:p>
+        </w:tc>
+        <w:tc>
+          <w:tcPr>
+            <w:tcW w:type="dxa" w:w="1218"/>
+          </w:tcPr>
+          <w:p>
+            <w:r>
+              <w:rPr>
+                <w:sz w:val="10"/>
+              </w:rPr>
+              <w:t>POST /v1/erp/snapshots/refresh</w:t>
+            </w:r>
+          </w:p>
+        </w:tc>
+        <w:tc>
+          <w:tcPr>
+            <w:tcW w:type="dxa" w:w="1218"/>
+          </w:tcPr>
+          <w:p>
+            <w:r>
+              <w:rPr>
+                <w:sz w:val="10"/>
+              </w:rPr>
+              <w:t>ERPConnectorService</w:t>
+            </w:r>
+          </w:p>
+        </w:tc>
+        <w:tc>
+          <w:tcPr>
+            <w:tcW w:type="dxa" w:w="1218"/>
+          </w:tcPr>
+          <w:p>
+            <w:r>
+              <w:rPr>
+                <w:sz w:val="10"/>
+              </w:rPr>
+              <w:t>—</w:t>
+            </w:r>
+          </w:p>
+        </w:tc>
+        <w:tc>
+          <w:tcPr>
+            <w:tcW w:type="dxa" w:w="1218"/>
+          </w:tcPr>
+          <w:p>
+            <w:r>
+              <w:rPr>
+                <w:sz w:val="10"/>
+              </w:rPr>
+              <w:t>EFFECTFUL_EXACT</w:t>
+            </w:r>
+          </w:p>
+        </w:tc>
+      </w:tr>
+      <w:tr>
+        <w:tc>
+          <w:tcPr>
+            <w:tcW w:type="dxa" w:w="1218"/>
+          </w:tcPr>
+          <w:p>
+            <w:r>
+              <w:rPr>
+                <w:sz w:val="10"/>
+              </w:rPr>
+              <w:t>ERP-01-BTN-SYNC-CREATE</w:t>
+            </w:r>
+          </w:p>
+        </w:tc>
+        <w:tc>
+          <w:tcPr>
+            <w:tcW w:type="dxa" w:w="1218"/>
+          </w:tcPr>
+          <w:p>
+            <w:r>
+              <w:rPr>
+                <w:sz w:val="10"/>
+              </w:rPr>
+              <w:t>EXISTING_SOURCE_UID</w:t>
+            </w:r>
+          </w:p>
+        </w:tc>
+        <w:tc>
+          <w:tcPr>
+            <w:tcW w:type="dxa" w:w="1218"/>
+          </w:tcPr>
+          <w:p>
+            <w:r>
+              <w:rPr>
+                <w:sz w:val="10"/>
+              </w:rPr>
+              <w:t>建立同步工作</w:t>
+            </w:r>
+          </w:p>
+        </w:tc>
+        <w:tc>
+          <w:tcPr>
+            <w:tcW w:type="dxa" w:w="1218"/>
+          </w:tcPr>
+          <w:p>
+            <w:r>
+              <w:rPr>
+                <w:sz w:val="10"/>
+              </w:rPr>
+              <w:t>BUTTON</w:t>
+            </w:r>
+          </w:p>
+        </w:tc>
+        <w:tc>
+          <w:tcPr>
+            <w:tcW w:type="dxa" w:w="1218"/>
+          </w:tcPr>
+          <w:p>
+            <w:r>
+              <w:rPr>
+                <w:sz w:val="10"/>
+              </w:rPr>
+              <w:t>ERP-01-ACT-SYNC-CREATE</w:t>
+            </w:r>
+          </w:p>
+        </w:tc>
+        <w:tc>
+          <w:tcPr>
+            <w:tcW w:type="dxa" w:w="1218"/>
+          </w:tcPr>
+          <w:p>
+            <w:r>
+              <w:rPr>
+                <w:sz w:val="10"/>
+              </w:rPr>
+              <w:t>ERP-01-GATE-SYNC-CREATE</w:t>
+            </w:r>
+          </w:p>
+        </w:tc>
+        <w:tc>
+          <w:tcPr>
+            <w:tcW w:type="dxa" w:w="1218"/>
+          </w:tcPr>
+          <w:p>
+            <w:r>
+              <w:rPr>
+                <w:sz w:val="10"/>
+              </w:rPr>
+              <w:t>ERP-01-PERM-SYNC</w:t>
+            </w:r>
+          </w:p>
+        </w:tc>
+        <w:tc>
+          <w:tcPr>
+            <w:tcW w:type="dxa" w:w="1218"/>
+          </w:tcPr>
+          <w:p>
+            <w:r>
+              <w:rPr>
+                <w:sz w:val="10"/>
+              </w:rPr>
+              <w:t>—</w:t>
+            </w:r>
+          </w:p>
+        </w:tc>
+        <w:tc>
+          <w:tcPr>
+            <w:tcW w:type="dxa" w:w="1218"/>
+          </w:tcPr>
+          <w:p>
+            <w:r>
+              <w:rPr>
+                <w:sz w:val="10"/>
+              </w:rPr>
+              <w:t>createERPSyncJob</w:t>
+            </w:r>
+          </w:p>
+        </w:tc>
+        <w:tc>
+          <w:tcPr>
+            <w:tcW w:type="dxa" w:w="1218"/>
+          </w:tcPr>
+          <w:p>
+            <w:r>
+              <w:rPr>
+                <w:sz w:val="10"/>
+              </w:rPr>
+              <w:t>POST /v1/erp/sync-jobs</w:t>
+            </w:r>
+          </w:p>
+        </w:tc>
+        <w:tc>
+          <w:tcPr>
+            <w:tcW w:type="dxa" w:w="1218"/>
+          </w:tcPr>
+          <w:p>
+            <w:r>
+              <w:rPr>
+                <w:sz w:val="10"/>
+              </w:rPr>
+              <w:t>ERPConnectorService</w:t>
+            </w:r>
+          </w:p>
+        </w:tc>
+        <w:tc>
+          <w:tcPr>
+            <w:tcW w:type="dxa" w:w="1218"/>
+          </w:tcPr>
+          <w:p>
+            <w:r>
+              <w:rPr>
+                <w:sz w:val="10"/>
+              </w:rPr>
+              <w:t>—</w:t>
+            </w:r>
+          </w:p>
+        </w:tc>
+        <w:tc>
+          <w:tcPr>
+            <w:tcW w:type="dxa" w:w="1218"/>
+          </w:tcPr>
+          <w:p>
+            <w:r>
+              <w:rPr>
+                <w:sz w:val="10"/>
+              </w:rPr>
+              <w:t>EFFECTFUL_EXACT</w:t>
+            </w:r>
+          </w:p>
+        </w:tc>
+      </w:tr>
+      <w:tr>
+        <w:tc>
+          <w:tcPr>
+            <w:tcW w:type="dxa" w:w="1218"/>
+          </w:tcPr>
+          <w:p>
+            <w:r>
+              <w:rPr>
+                <w:sz w:val="10"/>
+              </w:rPr>
+              <w:t>ERP-01-BTN-SYNC-RETRY</w:t>
+            </w:r>
+          </w:p>
+        </w:tc>
+        <w:tc>
+          <w:tcPr>
+            <w:tcW w:type="dxa" w:w="1218"/>
+          </w:tcPr>
+          <w:p>
+            <w:r>
+              <w:rPr>
+                <w:sz w:val="10"/>
+              </w:rPr>
+              <w:t>EXISTING_SOURCE_UID</w:t>
+            </w:r>
+          </w:p>
+        </w:tc>
+        <w:tc>
+          <w:tcPr>
+            <w:tcW w:type="dxa" w:w="1218"/>
+          </w:tcPr>
+          <w:p>
+            <w:r>
+              <w:rPr>
+                <w:sz w:val="10"/>
+              </w:rPr>
+              <w:t>重試失敗同步</w:t>
+            </w:r>
+          </w:p>
+        </w:tc>
+        <w:tc>
+          <w:tcPr>
+            <w:tcW w:type="dxa" w:w="1218"/>
+          </w:tcPr>
+          <w:p>
+            <w:r>
+              <w:rPr>
+                <w:sz w:val="10"/>
+              </w:rPr>
+              <w:t>BUTTON</w:t>
+            </w:r>
+          </w:p>
+        </w:tc>
+        <w:tc>
+          <w:tcPr>
+            <w:tcW w:type="dxa" w:w="1218"/>
+          </w:tcPr>
+          <w:p>
+            <w:r>
+              <w:rPr>
+                <w:sz w:val="10"/>
+              </w:rPr>
+              <w:t>ERP-01-ACT-SYNC-RETRY</w:t>
+            </w:r>
+          </w:p>
+        </w:tc>
+        <w:tc>
+          <w:tcPr>
+            <w:tcW w:type="dxa" w:w="1218"/>
+          </w:tcPr>
+          <w:p>
+            <w:r>
+              <w:rPr>
+                <w:sz w:val="10"/>
+              </w:rPr>
+              <w:t>ERP-01-GATE-SYNC-RETRY</w:t>
+            </w:r>
+          </w:p>
+        </w:tc>
+        <w:tc>
+          <w:tcPr>
+            <w:tcW w:type="dxa" w:w="1218"/>
+          </w:tcPr>
+          <w:p>
+            <w:r>
+              <w:rPr>
+                <w:sz w:val="10"/>
+              </w:rPr>
+              <w:t>ERP-01-PERM-SYNC</w:t>
+            </w:r>
+          </w:p>
+        </w:tc>
+        <w:tc>
+          <w:tcPr>
+            <w:tcW w:type="dxa" w:w="1218"/>
+          </w:tcPr>
+          <w:p>
+            <w:r>
+              <w:rPr>
+                <w:sz w:val="10"/>
+              </w:rPr>
+              <w:t>—</w:t>
+            </w:r>
+          </w:p>
+        </w:tc>
+        <w:tc>
+          <w:tcPr>
+            <w:tcW w:type="dxa" w:w="1218"/>
+          </w:tcPr>
+          <w:p>
+            <w:r>
+              <w:rPr>
+                <w:sz w:val="10"/>
+              </w:rPr>
+              <w:t>retryERPSync</w:t>
+            </w:r>
+          </w:p>
+        </w:tc>
+        <w:tc>
+          <w:tcPr>
+            <w:tcW w:type="dxa" w:w="1218"/>
+          </w:tcPr>
+          <w:p>
+            <w:r>
+              <w:rPr>
+                <w:sz w:val="10"/>
+              </w:rPr>
+              <w:t>POST /v1/erp/sync-jobs/{id}/retry</w:t>
+            </w:r>
+          </w:p>
+        </w:tc>
+        <w:tc>
+          <w:tcPr>
+            <w:tcW w:type="dxa" w:w="1218"/>
+          </w:tcPr>
+          <w:p>
+            <w:r>
+              <w:rPr>
+                <w:sz w:val="10"/>
+              </w:rPr>
+              <w:t>ERPConnectorService</w:t>
+            </w:r>
+          </w:p>
+        </w:tc>
+        <w:tc>
+          <w:tcPr>
+            <w:tcW w:type="dxa" w:w="1218"/>
+          </w:tcPr>
+          <w:p>
+            <w:r>
+              <w:rPr>
+                <w:sz w:val="10"/>
+              </w:rPr>
+              <w:t>—</w:t>
+            </w:r>
+          </w:p>
+        </w:tc>
+        <w:tc>
+          <w:tcPr>
+            <w:tcW w:type="dxa" w:w="1218"/>
+          </w:tcPr>
+          <w:p>
+            <w:r>
+              <w:rPr>
+                <w:sz w:val="10"/>
+              </w:rPr>
+              <w:t>EFFECTFUL_EXACT</w:t>
+            </w:r>
+          </w:p>
+        </w:tc>
+      </w:tr>
+      <w:tr>
+        <w:tc>
+          <w:tcPr>
+            <w:tcW w:type="dxa" w:w="1218"/>
+          </w:tcPr>
+          <w:p>
+            <w:r>
+              <w:rPr>
+                <w:sz w:val="10"/>
+              </w:rPr>
+              <w:t>ERP-01-BTN-SYNC-STATUS</w:t>
+            </w:r>
+          </w:p>
+        </w:tc>
+        <w:tc>
+          <w:tcPr>
+            <w:tcW w:type="dxa" w:w="1218"/>
+          </w:tcPr>
+          <w:p>
+            <w:r>
+              <w:rPr>
+                <w:sz w:val="10"/>
+              </w:rPr>
+              <w:t>EXISTING_SOURCE_UID</w:t>
+            </w:r>
+          </w:p>
+        </w:tc>
+        <w:tc>
+          <w:tcPr>
+            <w:tcW w:type="dxa" w:w="1218"/>
+          </w:tcPr>
+          <w:p>
+            <w:r>
+              <w:rPr>
+                <w:sz w:val="10"/>
+              </w:rPr>
+              <w:t>查看同步狀態</w:t>
+            </w:r>
+          </w:p>
+        </w:tc>
+        <w:tc>
+          <w:tcPr>
+            <w:tcW w:type="dxa" w:w="1218"/>
+          </w:tcPr>
+          <w:p>
+            <w:r>
+              <w:rPr>
+                <w:sz w:val="10"/>
+              </w:rPr>
+              <w:t>BUTTON</w:t>
+            </w:r>
+          </w:p>
+        </w:tc>
+        <w:tc>
+          <w:tcPr>
+            <w:tcW w:type="dxa" w:w="1218"/>
+          </w:tcPr>
+          <w:p>
+            <w:r>
+              <w:rPr>
+                <w:sz w:val="10"/>
+              </w:rPr>
+              <w:t>ERP-01-ACT-SYNC-STATUS</w:t>
+            </w:r>
+          </w:p>
+        </w:tc>
+        <w:tc>
+          <w:tcPr>
+            <w:tcW w:type="dxa" w:w="1218"/>
+          </w:tcPr>
+          <w:p>
+            <w:r>
+              <w:rPr>
+                <w:sz w:val="10"/>
+              </w:rPr>
+              <w:t>ERP-01-GATE-SYNC-READ</w:t>
+            </w:r>
+          </w:p>
+        </w:tc>
+        <w:tc>
+          <w:tcPr>
+            <w:tcW w:type="dxa" w:w="1218"/>
+          </w:tcPr>
+          <w:p>
+            <w:r>
+              <w:rPr>
+                <w:sz w:val="10"/>
+              </w:rPr>
+              <w:t>ERP-01-PERM-SYNC</w:t>
+            </w:r>
+          </w:p>
+        </w:tc>
+        <w:tc>
+          <w:tcPr>
+            <w:tcW w:type="dxa" w:w="1218"/>
+          </w:tcPr>
+          <w:p>
+            <w:r>
+              <w:rPr>
+                <w:sz w:val="10"/>
+              </w:rPr>
+              <w:t>—</w:t>
+            </w:r>
+          </w:p>
+        </w:tc>
+        <w:tc>
+          <w:tcPr>
+            <w:tcW w:type="dxa" w:w="1218"/>
+          </w:tcPr>
+          <w:p>
+            <w:r>
+              <w:rPr>
+                <w:sz w:val="10"/>
+              </w:rPr>
+              <w:t>getERPSyncStatus</w:t>
+            </w:r>
+          </w:p>
+        </w:tc>
+        <w:tc>
+          <w:tcPr>
+            <w:tcW w:type="dxa" w:w="1218"/>
+          </w:tcPr>
+          <w:p>
+            <w:r>
+              <w:rPr>
+                <w:sz w:val="10"/>
+              </w:rPr>
+              <w:t>GET /v1/erp/sync-jobs/{id}</w:t>
+            </w:r>
+          </w:p>
+        </w:tc>
+        <w:tc>
+          <w:tcPr>
+            <w:tcW w:type="dxa" w:w="1218"/>
+          </w:tcPr>
+          <w:p>
+            <w:r>
+              <w:rPr>
+                <w:sz w:val="10"/>
+              </w:rPr>
+              <w:t>ERPConnectorService</w:t>
+            </w:r>
+          </w:p>
+        </w:tc>
+        <w:tc>
+          <w:tcPr>
+            <w:tcW w:type="dxa" w:w="1218"/>
+          </w:tcPr>
+          <w:p>
+            <w:r>
+              <w:rPr>
+                <w:sz w:val="10"/>
+              </w:rPr>
+              <w:t>—</w:t>
+            </w:r>
+          </w:p>
+        </w:tc>
+        <w:tc>
+          <w:tcPr>
+            <w:tcW w:type="dxa" w:w="1218"/>
+          </w:tcPr>
+          <w:p>
+            <w:r>
+              <w:rPr>
+                <w:sz w:val="10"/>
+              </w:rPr>
+              <w:t>READ_EXACT</w:t>
+            </w:r>
+          </w:p>
+        </w:tc>
+      </w:tr>
+      <w:tr>
+        <w:tc>
+          <w:tcPr>
+            <w:tcW w:type="dxa" w:w="1218"/>
+          </w:tcPr>
+          <w:p>
+            <w:r>
+              <w:rPr>
+                <w:sz w:val="10"/>
+              </w:rPr>
+              <w:t>ERP-01-BTN-TAB-CONNECTOR</w:t>
+            </w:r>
+          </w:p>
+        </w:tc>
+        <w:tc>
+          <w:tcPr>
+            <w:tcW w:type="dxa" w:w="1218"/>
+          </w:tcPr>
+          <w:p>
+            <w:r>
+              <w:rPr>
+                <w:sz w:val="10"/>
+              </w:rPr>
+              <w:t>EXISTING_SOURCE_UID</w:t>
+            </w:r>
+          </w:p>
+        </w:tc>
+        <w:tc>
+          <w:tcPr>
+            <w:tcW w:type="dxa" w:w="1218"/>
+          </w:tcPr>
+          <w:p>
+            <w:r>
+              <w:rPr>
+                <w:sz w:val="10"/>
+              </w:rPr>
+              <w:t>ERP 連接</w:t>
+            </w:r>
+          </w:p>
+        </w:tc>
+        <w:tc>
+          <w:tcPr>
+            <w:tcW w:type="dxa" w:w="1218"/>
+          </w:tcPr>
+          <w:p>
+            <w:r>
+              <w:rPr>
+                <w:sz w:val="10"/>
+              </w:rPr>
+              <w:t>TAB</w:t>
+            </w:r>
+          </w:p>
+        </w:tc>
+        <w:tc>
+          <w:tcPr>
+            <w:tcW w:type="dxa" w:w="1218"/>
+          </w:tcPr>
+          <w:p>
+            <w:r>
+              <w:rPr>
+                <w:sz w:val="10"/>
+              </w:rPr>
+              <w:t>ERP-01-ACT-VIEW-CONNECTOR</w:t>
+            </w:r>
+          </w:p>
+        </w:tc>
+        <w:tc>
+          <w:tcPr>
+            <w:tcW w:type="dxa" w:w="1218"/>
+          </w:tcPr>
+          <w:p>
+            <w:r>
+              <w:rPr>
+                <w:sz w:val="10"/>
+              </w:rPr>
+              <w:t>ERP-01-GATE-PAGE</w:t>
+            </w:r>
+          </w:p>
+        </w:tc>
+        <w:tc>
+          <w:tcPr>
+            <w:tcW w:type="dxa" w:w="1218"/>
+          </w:tcPr>
+          <w:p>
+            <w:r>
+              <w:rPr>
+                <w:sz w:val="10"/>
+              </w:rPr>
+              <w:t>ERP-01-PERM-READ</w:t>
+            </w:r>
+          </w:p>
+        </w:tc>
+        <w:tc>
+          <w:tcPr>
+            <w:tcW w:type="dxa" w:w="1218"/>
+          </w:tcPr>
+          <w:p>
+            <w:r>
+              <w:rPr>
+                <w:sz w:val="10"/>
+              </w:rPr>
+              <w:t>—</w:t>
+            </w:r>
+          </w:p>
+        </w:tc>
+        <w:tc>
+          <w:tcPr>
+            <w:tcW w:type="dxa" w:w="1218"/>
+          </w:tcPr>
+          <w:p>
+            <w:r>
+              <w:rPr>
+                <w:sz w:val="10"/>
+              </w:rPr>
+              <w:t>—</w:t>
+            </w:r>
+          </w:p>
+        </w:tc>
+        <w:tc>
+          <w:tcPr>
+            <w:tcW w:type="dxa" w:w="1218"/>
+          </w:tcPr>
+          <w:p>
+            <w:r>
+              <w:rPr>
+                <w:sz w:val="10"/>
+              </w:rPr>
+              <w:t>—</w:t>
+            </w:r>
+          </w:p>
+        </w:tc>
+        <w:tc>
+          <w:tcPr>
+            <w:tcW w:type="dxa" w:w="1218"/>
+          </w:tcPr>
+          <w:p>
+            <w:r>
+              <w:rPr>
+                <w:sz w:val="10"/>
+              </w:rPr>
+              <w:t>—</w:t>
+            </w:r>
+          </w:p>
+        </w:tc>
+        <w:tc>
+          <w:tcPr>
+            <w:tcW w:type="dxa" w:w="1218"/>
+          </w:tcPr>
+          <w:p>
+            <w:r>
+              <w:rPr>
+                <w:sz w:val="10"/>
+              </w:rPr>
+              <w:t>—</w:t>
+            </w:r>
+          </w:p>
+        </w:tc>
+        <w:tc>
+          <w:tcPr>
+            <w:tcW w:type="dxa" w:w="1218"/>
+          </w:tcPr>
+          <w:p>
+            <w:r>
+              <w:rPr>
+                <w:sz w:val="10"/>
+              </w:rPr>
+              <w:t>UI_LOCAL_EXACT</w:t>
+            </w:r>
+          </w:p>
+        </w:tc>
+      </w:tr>
+      <w:tr>
+        <w:tc>
+          <w:tcPr>
+            <w:tcW w:type="dxa" w:w="1218"/>
+          </w:tcPr>
+          <w:p>
+            <w:r>
+              <w:rPr>
+                <w:sz w:val="10"/>
+              </w:rPr>
+              <w:t>ERP-01-BTN-TAB-FINANCE</w:t>
+            </w:r>
+          </w:p>
+        </w:tc>
+        <w:tc>
+          <w:tcPr>
+            <w:tcW w:type="dxa" w:w="1218"/>
+          </w:tcPr>
+          <w:p>
+            <w:r>
+              <w:rPr>
+                <w:sz w:val="10"/>
+              </w:rPr>
+              <w:t>EXISTING_SOURCE_UID</w:t>
+            </w:r>
+          </w:p>
+        </w:tc>
+        <w:tc>
+          <w:tcPr>
+            <w:tcW w:type="dxa" w:w="1218"/>
+          </w:tcPr>
+          <w:p>
+            <w:r>
+              <w:rPr>
+                <w:sz w:val="10"/>
+              </w:rPr>
+              <w:t>財務概況</w:t>
+            </w:r>
+          </w:p>
+        </w:tc>
+        <w:tc>
+          <w:tcPr>
+            <w:tcW w:type="dxa" w:w="1218"/>
+          </w:tcPr>
+          <w:p>
+            <w:r>
+              <w:rPr>
+                <w:sz w:val="10"/>
+              </w:rPr>
+              <w:t>TAB</w:t>
+            </w:r>
+          </w:p>
+        </w:tc>
+        <w:tc>
+          <w:tcPr>
+            <w:tcW w:type="dxa" w:w="1218"/>
+          </w:tcPr>
+          <w:p>
+            <w:r>
+              <w:rPr>
+                <w:sz w:val="10"/>
+              </w:rPr>
+              <w:t>ERP-01-ACT-VIEW-FINANCE</w:t>
+            </w:r>
+          </w:p>
+        </w:tc>
+        <w:tc>
+          <w:tcPr>
+            <w:tcW w:type="dxa" w:w="1218"/>
+          </w:tcPr>
+          <w:p>
+            <w:r>
+              <w:rPr>
+                <w:sz w:val="10"/>
+              </w:rPr>
+              <w:t>ERP-01-GATE-PAGE</w:t>
+            </w:r>
+          </w:p>
+        </w:tc>
+        <w:tc>
+          <w:tcPr>
+            <w:tcW w:type="dxa" w:w="1218"/>
+          </w:tcPr>
+          <w:p>
+            <w:r>
+              <w:rPr>
+                <w:sz w:val="10"/>
+              </w:rPr>
+              <w:t>ERP-01-PERM-READ</w:t>
+            </w:r>
+          </w:p>
+        </w:tc>
+        <w:tc>
+          <w:tcPr>
+            <w:tcW w:type="dxa" w:w="1218"/>
+          </w:tcPr>
+          <w:p>
+            <w:r>
+              <w:rPr>
+                <w:sz w:val="10"/>
+              </w:rPr>
+              <w:t>—</w:t>
+            </w:r>
+          </w:p>
+        </w:tc>
+        <w:tc>
+          <w:tcPr>
+            <w:tcW w:type="dxa" w:w="1218"/>
+          </w:tcPr>
+          <w:p>
+            <w:r>
+              <w:rPr>
+                <w:sz w:val="10"/>
+              </w:rPr>
+              <w:t>—</w:t>
+            </w:r>
+          </w:p>
+        </w:tc>
+        <w:tc>
+          <w:tcPr>
+            <w:tcW w:type="dxa" w:w="1218"/>
+          </w:tcPr>
+          <w:p>
+            <w:r>
+              <w:rPr>
+                <w:sz w:val="10"/>
+              </w:rPr>
+              <w:t>—</w:t>
+            </w:r>
+          </w:p>
+        </w:tc>
+        <w:tc>
+          <w:tcPr>
+            <w:tcW w:type="dxa" w:w="1218"/>
+          </w:tcPr>
+          <w:p>
+            <w:r>
+              <w:rPr>
+                <w:sz w:val="10"/>
+              </w:rPr>
+              <w:t>—</w:t>
+            </w:r>
+          </w:p>
+        </w:tc>
+        <w:tc>
+          <w:tcPr>
+            <w:tcW w:type="dxa" w:w="1218"/>
+          </w:tcPr>
+          <w:p>
+            <w:r>
+              <w:rPr>
+                <w:sz w:val="10"/>
+              </w:rPr>
+              <w:t>—</w:t>
+            </w:r>
+          </w:p>
+        </w:tc>
+        <w:tc>
+          <w:tcPr>
+            <w:tcW w:type="dxa" w:w="1218"/>
+          </w:tcPr>
+          <w:p>
+            <w:r>
+              <w:rPr>
+                <w:sz w:val="10"/>
+              </w:rPr>
+              <w:t>UI_LOCAL_EXACT</w:t>
+            </w:r>
+          </w:p>
+        </w:tc>
+      </w:tr>
+      <w:tr>
+        <w:tc>
+          <w:tcPr>
+            <w:tcW w:type="dxa" w:w="1218"/>
+          </w:tcPr>
+          <w:p>
+            <w:r>
+              <w:rPr>
+                <w:sz w:val="10"/>
+              </w:rPr>
+              <w:t>ERP-01-BTN-TAB-SYNC</w:t>
+            </w:r>
+          </w:p>
+        </w:tc>
+        <w:tc>
+          <w:tcPr>
+            <w:tcW w:type="dxa" w:w="1218"/>
+          </w:tcPr>
+          <w:p>
+            <w:r>
+              <w:rPr>
+                <w:sz w:val="10"/>
+              </w:rPr>
+              <w:t>EXISTING_SOURCE_UID</w:t>
+            </w:r>
+          </w:p>
+        </w:tc>
+        <w:tc>
+          <w:tcPr>
+            <w:tcW w:type="dxa" w:w="1218"/>
+          </w:tcPr>
+          <w:p>
+            <w:r>
+              <w:rPr>
+                <w:sz w:val="10"/>
+              </w:rPr>
+              <w:t>同步與資料品質</w:t>
+            </w:r>
+          </w:p>
+        </w:tc>
+        <w:tc>
+          <w:tcPr>
+            <w:tcW w:type="dxa" w:w="1218"/>
+          </w:tcPr>
+          <w:p>
+            <w:r>
+              <w:rPr>
+                <w:sz w:val="10"/>
+              </w:rPr>
+              <w:t>TAB</w:t>
+            </w:r>
+          </w:p>
+        </w:tc>
+        <w:tc>
+          <w:tcPr>
+            <w:tcW w:type="dxa" w:w="1218"/>
+          </w:tcPr>
+          <w:p>
+            <w:r>
+              <w:rPr>
+                <w:sz w:val="10"/>
+              </w:rPr>
+              <w:t>ERP-01-ACT-VIEW-SYNC</w:t>
+            </w:r>
+          </w:p>
+        </w:tc>
+        <w:tc>
+          <w:tcPr>
+            <w:tcW w:type="dxa" w:w="1218"/>
+          </w:tcPr>
+          <w:p>
+            <w:r>
+              <w:rPr>
+                <w:sz w:val="10"/>
+              </w:rPr>
+              <w:t>ERP-01-GATE-PAGE</w:t>
+            </w:r>
+          </w:p>
+        </w:tc>
+        <w:tc>
+          <w:tcPr>
+            <w:tcW w:type="dxa" w:w="1218"/>
+          </w:tcPr>
+          <w:p>
+            <w:r>
+              <w:rPr>
+                <w:sz w:val="10"/>
+              </w:rPr>
+              <w:t>ERP-01-PERM-READ</w:t>
+            </w:r>
+          </w:p>
+        </w:tc>
+        <w:tc>
+          <w:tcPr>
+            <w:tcW w:type="dxa" w:w="1218"/>
+          </w:tcPr>
+          <w:p>
+            <w:r>
+              <w:rPr>
+                <w:sz w:val="10"/>
+              </w:rPr>
+              <w:t>—</w:t>
+            </w:r>
+          </w:p>
+        </w:tc>
+        <w:tc>
+          <w:tcPr>
+            <w:tcW w:type="dxa" w:w="1218"/>
+          </w:tcPr>
+          <w:p>
+            <w:r>
+              <w:rPr>
+                <w:sz w:val="10"/>
+              </w:rPr>
+              <w:t>—</w:t>
+            </w:r>
+          </w:p>
+        </w:tc>
+        <w:tc>
+          <w:tcPr>
+            <w:tcW w:type="dxa" w:w="1218"/>
+          </w:tcPr>
+          <w:p>
+            <w:r>
+              <w:rPr>
+                <w:sz w:val="10"/>
+              </w:rPr>
+              <w:t>—</w:t>
+            </w:r>
+          </w:p>
+        </w:tc>
+        <w:tc>
+          <w:tcPr>
+            <w:tcW w:type="dxa" w:w="1218"/>
+          </w:tcPr>
+          <w:p>
+            <w:r>
+              <w:rPr>
+                <w:sz w:val="10"/>
+              </w:rPr>
+              <w:t>—</w:t>
+            </w:r>
+          </w:p>
+        </w:tc>
+        <w:tc>
+          <w:tcPr>
+            <w:tcW w:type="dxa" w:w="1218"/>
+          </w:tcPr>
+          <w:p>
+            <w:r>
+              <w:rPr>
+                <w:sz w:val="10"/>
+              </w:rPr>
+              <w:t>—</w:t>
+            </w:r>
+          </w:p>
+        </w:tc>
+        <w:tc>
+          <w:tcPr>
+            <w:tcW w:type="dxa" w:w="1218"/>
+          </w:tcPr>
+          <w:p>
+            <w:r>
+              <w:rPr>
+                <w:sz w:val="10"/>
+              </w:rPr>
+              <w:t>UI_LOCAL_EXACT</w:t>
+            </w:r>
+          </w:p>
+        </w:tc>
+      </w:tr>
+      <w:tr>
+        <w:tc>
+          <w:tcPr>
+            <w:tcW w:type="dxa" w:w="1218"/>
+          </w:tcPr>
+          <w:p>
+            <w:r>
+              <w:rPr>
+                <w:sz w:val="10"/>
+              </w:rPr>
+              <w:t>ERP-01-FLD-AUDIT-REF</w:t>
+            </w:r>
+          </w:p>
+        </w:tc>
+        <w:tc>
+          <w:tcPr>
+            <w:tcW w:type="dxa" w:w="1218"/>
+          </w:tcPr>
+          <w:p>
+            <w:r>
+              <w:rPr>
+                <w:sz w:val="10"/>
+              </w:rPr>
+              <w:t>EXISTING_SOURCE_UID</w:t>
+            </w:r>
+          </w:p>
+        </w:tc>
+        <w:tc>
+          <w:tcPr>
+            <w:tcW w:type="dxa" w:w="1218"/>
+          </w:tcPr>
+          <w:p>
+            <w:r>
+              <w:rPr>
+                <w:sz w:val="10"/>
+              </w:rPr>
+              <w:t>Audit Ref</w:t>
+            </w:r>
+          </w:p>
+        </w:tc>
+        <w:tc>
+          <w:tcPr>
+            <w:tcW w:type="dxa" w:w="1218"/>
+          </w:tcPr>
+          <w:p>
+            <w:r>
+              <w:rPr>
+                <w:sz w:val="10"/>
+              </w:rPr>
+              <w:t>READONLY</w:t>
+            </w:r>
+          </w:p>
+        </w:tc>
+        <w:tc>
+          <w:tcPr>
+            <w:tcW w:type="dxa" w:w="1218"/>
+          </w:tcPr>
+          <w:p>
+            <w:r>
+              <w:rPr>
+                <w:sz w:val="10"/>
+              </w:rPr>
+              <w:t>ERP-01-ACT-READ</w:t>
+            </w:r>
+          </w:p>
+        </w:tc>
+        <w:tc>
+          <w:tcPr>
+            <w:tcW w:type="dxa" w:w="1218"/>
+          </w:tcPr>
+          <w:p>
+            <w:r>
+              <w:rPr>
+                <w:sz w:val="10"/>
+              </w:rPr>
+              <w:t>ERP-01-GATE-PAGE</w:t>
+            </w:r>
+          </w:p>
+        </w:tc>
+        <w:tc>
+          <w:tcPr>
+            <w:tcW w:type="dxa" w:w="1218"/>
+          </w:tcPr>
+          <w:p>
+            <w:r>
+              <w:rPr>
+                <w:sz w:val="10"/>
+              </w:rPr>
+              <w:t>ERP-01-PERM-READ</w:t>
+            </w:r>
+          </w:p>
+        </w:tc>
+        <w:tc>
+          <w:tcPr>
+            <w:tcW w:type="dxa" w:w="1218"/>
+          </w:tcPr>
+          <w:p>
+            <w:r>
+              <w:rPr>
+                <w:sz w:val="10"/>
+              </w:rPr>
+              <w:t>—</w:t>
+            </w:r>
+          </w:p>
+        </w:tc>
+        <w:tc>
+          <w:tcPr>
+            <w:tcW w:type="dxa" w:w="1218"/>
+          </w:tcPr>
+          <w:p>
+            <w:r>
+              <w:rPr>
+                <w:sz w:val="10"/>
+              </w:rPr>
+              <w:t>getUiProjection</w:t>
+            </w:r>
+          </w:p>
+        </w:tc>
+        <w:tc>
+          <w:tcPr>
+            <w:tcW w:type="dxa" w:w="1218"/>
+          </w:tcPr>
+          <w:p>
+            <w:r>
+              <w:rPr>
+                <w:sz w:val="10"/>
+              </w:rPr>
+              <w:t>GET /v1/ui-projections/{pageUid}</w:t>
+            </w:r>
+          </w:p>
+        </w:tc>
+        <w:tc>
+          <w:tcPr>
+            <w:tcW w:type="dxa" w:w="1218"/>
+          </w:tcPr>
+          <w:p>
+            <w:r>
+              <w:rPr>
+                <w:sz w:val="10"/>
+              </w:rPr>
+              <w:t>Projection / source page read owner</w:t>
+            </w:r>
+          </w:p>
+        </w:tc>
+        <w:tc>
+          <w:tcPr>
+            <w:tcW w:type="dxa" w:w="1218"/>
+          </w:tcPr>
+          <w:p>
+            <w:r>
+              <w:rPr>
+                <w:sz w:val="10"/>
+              </w:rPr>
+              <w:t>—</w:t>
+            </w:r>
+          </w:p>
+        </w:tc>
+        <w:tc>
+          <w:tcPr>
+            <w:tcW w:type="dxa" w:w="1218"/>
+          </w:tcPr>
+          <w:p>
+            <w:r>
+              <w:rPr>
+                <w:sz w:val="10"/>
+              </w:rPr>
+              <w:t>READ_EXACT</w:t>
+            </w:r>
+          </w:p>
+        </w:tc>
+      </w:tr>
+      <w:tr>
+        <w:tc>
+          <w:tcPr>
+            <w:tcW w:type="dxa" w:w="1218"/>
+          </w:tcPr>
+          <w:p>
+            <w:r>
+              <w:rPr>
+                <w:sz w:val="10"/>
+              </w:rPr>
+              <w:t>ERP-01-FLD-CONN-ADAPTER-KEY</w:t>
+            </w:r>
+          </w:p>
+        </w:tc>
+        <w:tc>
+          <w:tcPr>
+            <w:tcW w:type="dxa" w:w="1218"/>
+          </w:tcPr>
+          <w:p>
+            <w:r>
+              <w:rPr>
+                <w:sz w:val="10"/>
+              </w:rPr>
+              <w:t>EXISTING_SOURCE_UID</w:t>
+            </w:r>
+          </w:p>
+        </w:tc>
+        <w:tc>
+          <w:tcPr>
+            <w:tcW w:type="dxa" w:w="1218"/>
+          </w:tcPr>
+          <w:p>
+            <w:r>
+              <w:rPr>
+                <w:sz w:val="10"/>
+              </w:rPr>
+              <w:t>Adapter Key</w:t>
+            </w:r>
+          </w:p>
+        </w:tc>
+        <w:tc>
+          <w:tcPr>
+            <w:tcW w:type="dxa" w:w="1218"/>
+          </w:tcPr>
+          <w:p>
+            <w:r>
+              <w:rPr>
+                <w:sz w:val="10"/>
+              </w:rPr>
+              <w:t>READONLY</w:t>
+            </w:r>
+          </w:p>
+        </w:tc>
+        <w:tc>
+          <w:tcPr>
+            <w:tcW w:type="dxa" w:w="1218"/>
+          </w:tcPr>
+          <w:p>
+            <w:r>
+              <w:rPr>
+                <w:sz w:val="10"/>
+              </w:rPr>
+              <w:t>ERP-01-ACT-READ-CONNECTOR</w:t>
+            </w:r>
+          </w:p>
+        </w:tc>
+        <w:tc>
+          <w:tcPr>
+            <w:tcW w:type="dxa" w:w="1218"/>
+          </w:tcPr>
+          <w:p>
+            <w:r>
+              <w:rPr>
+                <w:sz w:val="10"/>
+              </w:rPr>
+              <w:t>ERP-01-GATE-CONNECTOR-READ</w:t>
+            </w:r>
+          </w:p>
+        </w:tc>
+        <w:tc>
+          <w:tcPr>
+            <w:tcW w:type="dxa" w:w="1218"/>
+          </w:tcPr>
+          <w:p>
+            <w:r>
+              <w:rPr>
+                <w:sz w:val="10"/>
+              </w:rPr>
+              <w:t>ERP-01-PERM-CONNECTOR</w:t>
+            </w:r>
+          </w:p>
+        </w:tc>
+        <w:tc>
+          <w:tcPr>
+            <w:tcW w:type="dxa" w:w="1218"/>
+          </w:tcPr>
+          <w:p>
+            <w:r>
+              <w:rPr>
+                <w:sz w:val="10"/>
+              </w:rPr>
+              <w:t>—</w:t>
+            </w:r>
+          </w:p>
+        </w:tc>
+        <w:tc>
+          <w:tcPr>
+            <w:tcW w:type="dxa" w:w="1218"/>
+          </w:tcPr>
+          <w:p>
+            <w:r>
+              <w:rPr>
+                <w:sz w:val="10"/>
+              </w:rPr>
+              <w:t>—</w:t>
+            </w:r>
+          </w:p>
+        </w:tc>
+        <w:tc>
+          <w:tcPr>
+            <w:tcW w:type="dxa" w:w="1218"/>
+          </w:tcPr>
+          <w:p>
+            <w:r>
+              <w:rPr>
+                <w:sz w:val="10"/>
+              </w:rPr>
+              <w:t>—</w:t>
+            </w:r>
+          </w:p>
+        </w:tc>
+        <w:tc>
+          <w:tcPr>
+            <w:tcW w:type="dxa" w:w="1218"/>
+          </w:tcPr>
+          <w:p>
+            <w:r>
+              <w:rPr>
+                <w:sz w:val="10"/>
+              </w:rPr>
+              <w:t>—</w:t>
+            </w:r>
+          </w:p>
+        </w:tc>
+        <w:tc>
+          <w:tcPr>
+            <w:tcW w:type="dxa" w:w="1218"/>
+          </w:tcPr>
+          <w:p>
+            <w:r>
+              <w:rPr>
+                <w:sz w:val="10"/>
+              </w:rPr>
+              <w:t>—</w:t>
+            </w:r>
+          </w:p>
+        </w:tc>
+        <w:tc>
+          <w:tcPr>
+            <w:tcW w:type="dxa" w:w="1218"/>
+          </w:tcPr>
+          <w:p>
+            <w:r>
+              <w:rPr>
+                <w:sz w:val="10"/>
+              </w:rPr>
+              <w:t>UI_LOCAL_OR_READ_SOURCE</w:t>
+            </w:r>
+          </w:p>
+        </w:tc>
+      </w:tr>
+      <w:tr>
+        <w:tc>
+          <w:tcPr>
+            <w:tcW w:type="dxa" w:w="1218"/>
+          </w:tcPr>
+          <w:p>
+            <w:r>
+              <w:rPr>
+                <w:sz w:val="10"/>
+              </w:rPr>
+              <w:t>ERP-01-FLD-CONN-CONNECTION-STATUS</w:t>
+            </w:r>
+          </w:p>
+        </w:tc>
+        <w:tc>
+          <w:tcPr>
+            <w:tcW w:type="dxa" w:w="1218"/>
+          </w:tcPr>
+          <w:p>
+            <w:r>
+              <w:rPr>
+                <w:sz w:val="10"/>
+              </w:rPr>
+              <w:t>EXISTING_SOURCE_UID</w:t>
+            </w:r>
+          </w:p>
+        </w:tc>
+        <w:tc>
+          <w:tcPr>
+            <w:tcW w:type="dxa" w:w="1218"/>
+          </w:tcPr>
+          <w:p>
+            <w:r>
+              <w:rPr>
+                <w:sz w:val="10"/>
+              </w:rPr>
+              <w:t>Connection Status</w:t>
+            </w:r>
+          </w:p>
+        </w:tc>
+        <w:tc>
+          <w:tcPr>
+            <w:tcW w:type="dxa" w:w="1218"/>
+          </w:tcPr>
+          <w:p>
+            <w:r>
+              <w:rPr>
+                <w:sz w:val="10"/>
+              </w:rPr>
+              <w:t>READONLY</w:t>
+            </w:r>
+          </w:p>
+        </w:tc>
+        <w:tc>
+          <w:tcPr>
+            <w:tcW w:type="dxa" w:w="1218"/>
+          </w:tcPr>
+          <w:p>
+            <w:r>
+              <w:rPr>
+                <w:sz w:val="10"/>
+              </w:rPr>
+              <w:t>ERP-01-ACT-READ-CONNECTOR</w:t>
+            </w:r>
+          </w:p>
+        </w:tc>
+        <w:tc>
+          <w:tcPr>
+            <w:tcW w:type="dxa" w:w="1218"/>
+          </w:tcPr>
+          <w:p>
+            <w:r>
+              <w:rPr>
+                <w:sz w:val="10"/>
+              </w:rPr>
+              <w:t>ERP-01-GATE-CONNECTOR-READ</w:t>
+            </w:r>
+          </w:p>
+        </w:tc>
+        <w:tc>
+          <w:tcPr>
+            <w:tcW w:type="dxa" w:w="1218"/>
+          </w:tcPr>
+          <w:p>
+            <w:r>
+              <w:rPr>
+                <w:sz w:val="10"/>
+              </w:rPr>
+              <w:t>ERP-01-PERM-CONNECTOR</w:t>
+            </w:r>
+          </w:p>
+        </w:tc>
+        <w:tc>
+          <w:tcPr>
+            <w:tcW w:type="dxa" w:w="1218"/>
+          </w:tcPr>
+          <w:p>
+            <w:r>
+              <w:rPr>
+                <w:sz w:val="10"/>
+              </w:rPr>
+              <w:t>—</w:t>
+            </w:r>
+          </w:p>
+        </w:tc>
+        <w:tc>
+          <w:tcPr>
+            <w:tcW w:type="dxa" w:w="1218"/>
+          </w:tcPr>
+          <w:p>
+            <w:r>
+              <w:rPr>
+                <w:sz w:val="10"/>
+              </w:rPr>
+              <w:t>—</w:t>
+            </w:r>
+          </w:p>
+        </w:tc>
+        <w:tc>
+          <w:tcPr>
+            <w:tcW w:type="dxa" w:w="1218"/>
+          </w:tcPr>
+          <w:p>
+            <w:r>
+              <w:rPr>
+                <w:sz w:val="10"/>
+              </w:rPr>
+              <w:t>—</w:t>
+            </w:r>
+          </w:p>
+        </w:tc>
+        <w:tc>
+          <w:tcPr>
+            <w:tcW w:type="dxa" w:w="1218"/>
+          </w:tcPr>
+          <w:p>
+            <w:r>
+              <w:rPr>
+                <w:sz w:val="10"/>
+              </w:rPr>
+              <w:t>—</w:t>
+            </w:r>
+          </w:p>
+        </w:tc>
+        <w:tc>
+          <w:tcPr>
+            <w:tcW w:type="dxa" w:w="1218"/>
+          </w:tcPr>
+          <w:p>
+            <w:r>
+              <w:rPr>
+                <w:sz w:val="10"/>
+              </w:rPr>
+              <w:t>—</w:t>
+            </w:r>
+          </w:p>
+        </w:tc>
+        <w:tc>
+          <w:tcPr>
+            <w:tcW w:type="dxa" w:w="1218"/>
+          </w:tcPr>
+          <w:p>
+            <w:r>
+              <w:rPr>
+                <w:sz w:val="10"/>
+              </w:rPr>
+              <w:t>UI_LOCAL_OR_READ_SOURCE</w:t>
+            </w:r>
+          </w:p>
+        </w:tc>
+      </w:tr>
+      <w:tr>
+        <w:tc>
+          <w:tcPr>
+            <w:tcW w:type="dxa" w:w="1218"/>
+          </w:tcPr>
+          <w:p>
+            <w:r>
+              <w:rPr>
+                <w:sz w:val="10"/>
+              </w:rPr>
+              <w:t>ERP-01-FLD-CONN-CONNECTOR-ID</w:t>
+            </w:r>
+          </w:p>
+        </w:tc>
+        <w:tc>
+          <w:tcPr>
+            <w:tcW w:type="dxa" w:w="1218"/>
+          </w:tcPr>
+          <w:p>
+            <w:r>
+              <w:rPr>
+                <w:sz w:val="10"/>
+              </w:rPr>
+              <w:t>EXISTING_SOURCE_UID</w:t>
+            </w:r>
+          </w:p>
+        </w:tc>
+        <w:tc>
+          <w:tcPr>
+            <w:tcW w:type="dxa" w:w="1218"/>
+          </w:tcPr>
+          <w:p>
+            <w:r>
+              <w:rPr>
+                <w:sz w:val="10"/>
+              </w:rPr>
+              <w:t>Connector ID</w:t>
+            </w:r>
+          </w:p>
+        </w:tc>
+        <w:tc>
+          <w:tcPr>
+            <w:tcW w:type="dxa" w:w="1218"/>
+          </w:tcPr>
+          <w:p>
+            <w:r>
+              <w:rPr>
+                <w:sz w:val="10"/>
+              </w:rPr>
+              <w:t>READONLY</w:t>
+            </w:r>
+          </w:p>
+        </w:tc>
+        <w:tc>
+          <w:tcPr>
+            <w:tcW w:type="dxa" w:w="1218"/>
+          </w:tcPr>
+          <w:p>
+            <w:r>
+              <w:rPr>
+                <w:sz w:val="10"/>
+              </w:rPr>
+              <w:t>ERP-01-ACT-READ-CONNECTOR</w:t>
+            </w:r>
+          </w:p>
+        </w:tc>
+        <w:tc>
+          <w:tcPr>
+            <w:tcW w:type="dxa" w:w="1218"/>
+          </w:tcPr>
+          <w:p>
+            <w:r>
+              <w:rPr>
+                <w:sz w:val="10"/>
+              </w:rPr>
+              <w:t>ERP-01-GATE-CONNECTOR-READ</w:t>
+            </w:r>
+          </w:p>
+        </w:tc>
+        <w:tc>
+          <w:tcPr>
+            <w:tcW w:type="dxa" w:w="1218"/>
+          </w:tcPr>
+          <w:p>
+            <w:r>
+              <w:rPr>
+                <w:sz w:val="10"/>
+              </w:rPr>
+              <w:t>ERP-01-PERM-CONNECTOR</w:t>
+            </w:r>
+          </w:p>
+        </w:tc>
+        <w:tc>
+          <w:tcPr>
+            <w:tcW w:type="dxa" w:w="1218"/>
+          </w:tcPr>
+          <w:p>
+            <w:r>
+              <w:rPr>
+                <w:sz w:val="10"/>
+              </w:rPr>
+              <w:t>—</w:t>
+            </w:r>
+          </w:p>
+        </w:tc>
+        <w:tc>
+          <w:tcPr>
+            <w:tcW w:type="dxa" w:w="1218"/>
+          </w:tcPr>
+          <w:p>
+            <w:r>
+              <w:rPr>
+                <w:sz w:val="10"/>
+              </w:rPr>
+              <w:t>—</w:t>
+            </w:r>
+          </w:p>
+        </w:tc>
+        <w:tc>
+          <w:tcPr>
+            <w:tcW w:type="dxa" w:w="1218"/>
+          </w:tcPr>
+          <w:p>
+            <w:r>
+              <w:rPr>
+                <w:sz w:val="10"/>
+              </w:rPr>
+              <w:t>—</w:t>
+            </w:r>
+          </w:p>
+        </w:tc>
+        <w:tc>
+          <w:tcPr>
+            <w:tcW w:type="dxa" w:w="1218"/>
+          </w:tcPr>
+          <w:p>
+            <w:r>
+              <w:rPr>
+                <w:sz w:val="10"/>
+              </w:rPr>
+              <w:t>—</w:t>
+            </w:r>
+          </w:p>
+        </w:tc>
+        <w:tc>
+          <w:tcPr>
+            <w:tcW w:type="dxa" w:w="1218"/>
+          </w:tcPr>
+          <w:p>
+            <w:r>
+              <w:rPr>
+                <w:sz w:val="10"/>
+              </w:rPr>
+              <w:t>—</w:t>
+            </w:r>
+          </w:p>
+        </w:tc>
+        <w:tc>
+          <w:tcPr>
+            <w:tcW w:type="dxa" w:w="1218"/>
+          </w:tcPr>
+          <w:p>
+            <w:r>
+              <w:rPr>
+                <w:sz w:val="10"/>
+              </w:rPr>
+              <w:t>UI_LOCAL_OR_READ_SOURCE</w:t>
+            </w:r>
+          </w:p>
+        </w:tc>
+      </w:tr>
+      <w:tr>
+        <w:tc>
+          <w:tcPr>
+            <w:tcW w:type="dxa" w:w="1218"/>
+          </w:tcPr>
+          <w:p>
+            <w:r>
+              <w:rPr>
+                <w:sz w:val="10"/>
+              </w:rPr>
+              <w:t>ERP-01-FLD-CONN-ENTITY-SCOPE</w:t>
+            </w:r>
+          </w:p>
+        </w:tc>
+        <w:tc>
+          <w:tcPr>
+            <w:tcW w:type="dxa" w:w="1218"/>
+          </w:tcPr>
+          <w:p>
+            <w:r>
+              <w:rPr>
+                <w:sz w:val="10"/>
+              </w:rPr>
+              <w:t>EXISTING_SOURCE_UID</w:t>
+            </w:r>
+          </w:p>
+        </w:tc>
+        <w:tc>
+          <w:tcPr>
+            <w:tcW w:type="dxa" w:w="1218"/>
+          </w:tcPr>
+          <w:p>
+            <w:r>
+              <w:rPr>
+                <w:sz w:val="10"/>
+              </w:rPr>
+              <w:t>Entity Scope</w:t>
+            </w:r>
+          </w:p>
+        </w:tc>
+        <w:tc>
+          <w:tcPr>
+            <w:tcW w:type="dxa" w:w="1218"/>
+          </w:tcPr>
+          <w:p>
+            <w:r>
+              <w:rPr>
+                <w:sz w:val="10"/>
+              </w:rPr>
+              <w:t>READONLY</w:t>
+            </w:r>
+          </w:p>
+        </w:tc>
+        <w:tc>
+          <w:tcPr>
+            <w:tcW w:type="dxa" w:w="1218"/>
+          </w:tcPr>
+          <w:p>
+            <w:r>
+              <w:rPr>
+                <w:sz w:val="10"/>
+              </w:rPr>
+              <w:t>ERP-01-ACT-READ-CONNECTOR</w:t>
+            </w:r>
+          </w:p>
+        </w:tc>
+        <w:tc>
+          <w:tcPr>
+            <w:tcW w:type="dxa" w:w="1218"/>
+          </w:tcPr>
+          <w:p>
+            <w:r>
+              <w:rPr>
+                <w:sz w:val="10"/>
+              </w:rPr>
+              <w:t>ERP-01-GATE-CONNECTOR-READ</w:t>
+            </w:r>
+          </w:p>
+        </w:tc>
+        <w:tc>
+          <w:tcPr>
+            <w:tcW w:type="dxa" w:w="1218"/>
+          </w:tcPr>
+          <w:p>
+            <w:r>
+              <w:rPr>
+                <w:sz w:val="10"/>
+              </w:rPr>
+              <w:t>ERP-01-PERM-CONNECTOR</w:t>
+            </w:r>
+          </w:p>
+        </w:tc>
+        <w:tc>
+          <w:tcPr>
+            <w:tcW w:type="dxa" w:w="1218"/>
+          </w:tcPr>
+          <w:p>
+            <w:r>
+              <w:rPr>
+                <w:sz w:val="10"/>
+              </w:rPr>
+              <w:t>—</w:t>
+            </w:r>
+          </w:p>
+        </w:tc>
+        <w:tc>
+          <w:tcPr>
+            <w:tcW w:type="dxa" w:w="1218"/>
+          </w:tcPr>
+          <w:p>
+            <w:r>
+              <w:rPr>
+                <w:sz w:val="10"/>
+              </w:rPr>
+              <w:t>—</w:t>
+            </w:r>
+          </w:p>
+        </w:tc>
+        <w:tc>
+          <w:tcPr>
+            <w:tcW w:type="dxa" w:w="1218"/>
+          </w:tcPr>
+          <w:p>
+            <w:r>
+              <w:rPr>
+                <w:sz w:val="10"/>
+              </w:rPr>
+              <w:t>—</w:t>
+            </w:r>
+          </w:p>
+        </w:tc>
+        <w:tc>
+          <w:tcPr>
+            <w:tcW w:type="dxa" w:w="1218"/>
+          </w:tcPr>
+          <w:p>
+            <w:r>
+              <w:rPr>
+                <w:sz w:val="10"/>
+              </w:rPr>
+              <w:t>—</w:t>
+            </w:r>
+          </w:p>
+        </w:tc>
+        <w:tc>
+          <w:tcPr>
+            <w:tcW w:type="dxa" w:w="1218"/>
+          </w:tcPr>
+          <w:p>
+            <w:r>
+              <w:rPr>
+                <w:sz w:val="10"/>
+              </w:rPr>
+              <w:t>—</w:t>
+            </w:r>
+          </w:p>
+        </w:tc>
+        <w:tc>
+          <w:tcPr>
+            <w:tcW w:type="dxa" w:w="1218"/>
+          </w:tcPr>
+          <w:p>
+            <w:r>
+              <w:rPr>
+                <w:sz w:val="10"/>
+              </w:rPr>
+              <w:t>UI_LOCAL_OR_READ_SOURCE</w:t>
+            </w:r>
+          </w:p>
+        </w:tc>
+      </w:tr>
+      <w:tr>
+        <w:tc>
+          <w:tcPr>
+            <w:tcW w:type="dxa" w:w="1218"/>
+          </w:tcPr>
+          <w:p>
+            <w:r>
+              <w:rPr>
+                <w:sz w:val="10"/>
+              </w:rPr>
+              <w:t>ERP-01-FLD-CONN-MAPPING-VERSION</w:t>
+            </w:r>
+          </w:p>
+        </w:tc>
+        <w:tc>
+          <w:tcPr>
+            <w:tcW w:type="dxa" w:w="1218"/>
+          </w:tcPr>
+          <w:p>
+            <w:r>
+              <w:rPr>
+                <w:sz w:val="10"/>
+              </w:rPr>
+              <w:t>EXISTING_SOURCE_UID</w:t>
+            </w:r>
+          </w:p>
+        </w:tc>
+        <w:tc>
+          <w:tcPr>
+            <w:tcW w:type="dxa" w:w="1218"/>
+          </w:tcPr>
+          <w:p>
+            <w:r>
+              <w:rPr>
+                <w:sz w:val="10"/>
+              </w:rPr>
+              <w:t>Mapping Version</w:t>
+            </w:r>
+          </w:p>
+        </w:tc>
+        <w:tc>
+          <w:tcPr>
+            <w:tcW w:type="dxa" w:w="1218"/>
+          </w:tcPr>
+          <w:p>
+            <w:r>
+              <w:rPr>
+                <w:sz w:val="10"/>
+              </w:rPr>
+              <w:t>READONLY</w:t>
+            </w:r>
+          </w:p>
+        </w:tc>
+        <w:tc>
+          <w:tcPr>
+            <w:tcW w:type="dxa" w:w="1218"/>
+          </w:tcPr>
+          <w:p>
+            <w:r>
+              <w:rPr>
+                <w:sz w:val="10"/>
+              </w:rPr>
+              <w:t>ERP-01-ACT-READ-CONNECTOR</w:t>
+            </w:r>
+          </w:p>
+        </w:tc>
+        <w:tc>
+          <w:tcPr>
+            <w:tcW w:type="dxa" w:w="1218"/>
+          </w:tcPr>
+          <w:p>
+            <w:r>
+              <w:rPr>
+                <w:sz w:val="10"/>
+              </w:rPr>
+              <w:t>ERP-01-GATE-CONNECTOR-READ</w:t>
+            </w:r>
+          </w:p>
+        </w:tc>
+        <w:tc>
+          <w:tcPr>
+            <w:tcW w:type="dxa" w:w="1218"/>
+          </w:tcPr>
+          <w:p>
+            <w:r>
+              <w:rPr>
+                <w:sz w:val="10"/>
+              </w:rPr>
+              <w:t>ERP-01-PERM-CONNECTOR</w:t>
+            </w:r>
+          </w:p>
+        </w:tc>
+        <w:tc>
+          <w:tcPr>
+            <w:tcW w:type="dxa" w:w="1218"/>
+          </w:tcPr>
+          <w:p>
+            <w:r>
+              <w:rPr>
+                <w:sz w:val="10"/>
+              </w:rPr>
+              <w:t>—</w:t>
+            </w:r>
+          </w:p>
+        </w:tc>
+        <w:tc>
+          <w:tcPr>
+            <w:tcW w:type="dxa" w:w="1218"/>
+          </w:tcPr>
+          <w:p>
+            <w:r>
+              <w:rPr>
+                <w:sz w:val="10"/>
+              </w:rPr>
+              <w:t>—</w:t>
+            </w:r>
+          </w:p>
+        </w:tc>
+        <w:tc>
+          <w:tcPr>
+            <w:tcW w:type="dxa" w:w="1218"/>
+          </w:tcPr>
+          <w:p>
+            <w:r>
+              <w:rPr>
+                <w:sz w:val="10"/>
+              </w:rPr>
+              <w:t>—</w:t>
+            </w:r>
+          </w:p>
+        </w:tc>
+        <w:tc>
+          <w:tcPr>
+            <w:tcW w:type="dxa" w:w="1218"/>
+          </w:tcPr>
+          <w:p>
+            <w:r>
+              <w:rPr>
+                <w:sz w:val="10"/>
+              </w:rPr>
+              <w:t>—</w:t>
+            </w:r>
+          </w:p>
+        </w:tc>
+        <w:tc>
+          <w:tcPr>
+            <w:tcW w:type="dxa" w:w="1218"/>
+          </w:tcPr>
+          <w:p>
+            <w:r>
+              <w:rPr>
+                <w:sz w:val="10"/>
+              </w:rPr>
+              <w:t>—</w:t>
+            </w:r>
+          </w:p>
+        </w:tc>
+        <w:tc>
+          <w:tcPr>
+            <w:tcW w:type="dxa" w:w="1218"/>
+          </w:tcPr>
+          <w:p>
+            <w:r>
+              <w:rPr>
+                <w:sz w:val="10"/>
+              </w:rPr>
+              <w:t>UI_LOCAL_OR_READ_SOURCE</w:t>
+            </w:r>
+          </w:p>
+        </w:tc>
+      </w:tr>
+      <w:tr>
+        <w:tc>
+          <w:tcPr>
+            <w:tcW w:type="dxa" w:w="1218"/>
+          </w:tcPr>
+          <w:p>
+            <w:r>
+              <w:rPr>
+                <w:sz w:val="10"/>
+              </w:rPr>
+              <w:t>ERP-01-FLD-CONN-PROVIDER-KEY</w:t>
+            </w:r>
+          </w:p>
+        </w:tc>
+        <w:tc>
+          <w:tcPr>
+            <w:tcW w:type="dxa" w:w="1218"/>
+          </w:tcPr>
+          <w:p>
+            <w:r>
+              <w:rPr>
+                <w:sz w:val="10"/>
+              </w:rPr>
+              <w:t>EXISTING_SOURCE_UID</w:t>
+            </w:r>
+          </w:p>
+        </w:tc>
+        <w:tc>
+          <w:tcPr>
+            <w:tcW w:type="dxa" w:w="1218"/>
+          </w:tcPr>
+          <w:p>
+            <w:r>
+              <w:rPr>
+                <w:sz w:val="10"/>
+              </w:rPr>
+              <w:t>Provider Key</w:t>
+            </w:r>
+          </w:p>
+        </w:tc>
+        <w:tc>
+          <w:tcPr>
+            <w:tcW w:type="dxa" w:w="1218"/>
+          </w:tcPr>
+          <w:p>
+            <w:r>
+              <w:rPr>
+                <w:sz w:val="10"/>
+              </w:rPr>
+              <w:t>READONLY</w:t>
+            </w:r>
+          </w:p>
+        </w:tc>
+        <w:tc>
+          <w:tcPr>
+            <w:tcW w:type="dxa" w:w="1218"/>
+          </w:tcPr>
+          <w:p>
+            <w:r>
+              <w:rPr>
+                <w:sz w:val="10"/>
+              </w:rPr>
+              <w:t>ERP-01-ACT-READ-CONNECTOR</w:t>
+            </w:r>
+          </w:p>
+        </w:tc>
+        <w:tc>
+          <w:tcPr>
+            <w:tcW w:type="dxa" w:w="1218"/>
+          </w:tcPr>
+          <w:p>
+            <w:r>
+              <w:rPr>
+                <w:sz w:val="10"/>
+              </w:rPr>
+              <w:t>ERP-01-GATE-CONNECTOR-READ</w:t>
+            </w:r>
+          </w:p>
+        </w:tc>
+        <w:tc>
+          <w:tcPr>
+            <w:tcW w:type="dxa" w:w="1218"/>
+          </w:tcPr>
+          <w:p>
+            <w:r>
+              <w:rPr>
+                <w:sz w:val="10"/>
+              </w:rPr>
+              <w:t>ERP-01-PERM-CONNECTOR</w:t>
+            </w:r>
+          </w:p>
+        </w:tc>
+        <w:tc>
+          <w:tcPr>
+            <w:tcW w:type="dxa" w:w="1218"/>
+          </w:tcPr>
+          <w:p>
+            <w:r>
+              <w:rPr>
+                <w:sz w:val="10"/>
+              </w:rPr>
+              <w:t>—</w:t>
+            </w:r>
+          </w:p>
+        </w:tc>
+        <w:tc>
+          <w:tcPr>
+            <w:tcW w:type="dxa" w:w="1218"/>
+          </w:tcPr>
+          <w:p>
+            <w:r>
+              <w:rPr>
+                <w:sz w:val="10"/>
+              </w:rPr>
+              <w:t>—</w:t>
+            </w:r>
+          </w:p>
+        </w:tc>
+        <w:tc>
+          <w:tcPr>
+            <w:tcW w:type="dxa" w:w="1218"/>
+          </w:tcPr>
+          <w:p>
+            <w:r>
+              <w:rPr>
+                <w:sz w:val="10"/>
+              </w:rPr>
+              <w:t>—</w:t>
+            </w:r>
+          </w:p>
+        </w:tc>
+        <w:tc>
+          <w:tcPr>
+            <w:tcW w:type="dxa" w:w="1218"/>
+          </w:tcPr>
+          <w:p>
+            <w:r>
+              <w:rPr>
+                <w:sz w:val="10"/>
+              </w:rPr>
+              <w:t>—</w:t>
+            </w:r>
+          </w:p>
+        </w:tc>
+        <w:tc>
+          <w:tcPr>
+            <w:tcW w:type="dxa" w:w="1218"/>
+          </w:tcPr>
+          <w:p>
+            <w:r>
+              <w:rPr>
+                <w:sz w:val="10"/>
+              </w:rPr>
+              <w:t>—</w:t>
+            </w:r>
+          </w:p>
+        </w:tc>
+        <w:tc>
+          <w:tcPr>
+            <w:tcW w:type="dxa" w:w="1218"/>
+          </w:tcPr>
+          <w:p>
+            <w:r>
+              <w:rPr>
+                <w:sz w:val="10"/>
+              </w:rPr>
+              <w:t>UI_LOCAL_OR_READ_SOURCE</w:t>
+            </w:r>
+          </w:p>
+        </w:tc>
+      </w:tr>
+      <w:tr>
+        <w:tc>
+          <w:tcPr>
+            <w:tcW w:type="dxa" w:w="1218"/>
+          </w:tcPr>
+          <w:p>
+            <w:r>
+              <w:rPr>
+                <w:sz w:val="10"/>
+              </w:rPr>
+              <w:t>ERP-01-FLD-CONN-SECRET-REFERENCE-ID</w:t>
+            </w:r>
+          </w:p>
+        </w:tc>
+        <w:tc>
+          <w:tcPr>
+            <w:tcW w:type="dxa" w:w="1218"/>
+          </w:tcPr>
+          <w:p>
+            <w:r>
+              <w:rPr>
+                <w:sz w:val="10"/>
+              </w:rPr>
+              <w:t>EXISTING_SOURCE_UID</w:t>
+            </w:r>
+          </w:p>
+        </w:tc>
+        <w:tc>
+          <w:tcPr>
+            <w:tcW w:type="dxa" w:w="1218"/>
+          </w:tcPr>
+          <w:p>
+            <w:r>
+              <w:rPr>
+                <w:sz w:val="10"/>
+              </w:rPr>
+              <w:t>Secret Reference ID</w:t>
+            </w:r>
+          </w:p>
+        </w:tc>
+        <w:tc>
+          <w:tcPr>
+            <w:tcW w:type="dxa" w:w="1218"/>
+          </w:tcPr>
+          <w:p>
+            <w:r>
+              <w:rPr>
+                <w:sz w:val="10"/>
+              </w:rPr>
+              <w:t>READONLY</w:t>
+            </w:r>
+          </w:p>
+        </w:tc>
+        <w:tc>
+          <w:tcPr>
+            <w:tcW w:type="dxa" w:w="1218"/>
+          </w:tcPr>
+          <w:p>
+            <w:r>
+              <w:rPr>
+                <w:sz w:val="10"/>
+              </w:rPr>
+              <w:t>ERP-01-ACT-READ-CONNECTOR</w:t>
+            </w:r>
+          </w:p>
+        </w:tc>
+        <w:tc>
+          <w:tcPr>
+            <w:tcW w:type="dxa" w:w="1218"/>
+          </w:tcPr>
+          <w:p>
+            <w:r>
+              <w:rPr>
+                <w:sz w:val="10"/>
+              </w:rPr>
+              <w:t>ERP-01-GATE-CONNECTOR-READ</w:t>
+            </w:r>
+          </w:p>
+        </w:tc>
+        <w:tc>
+          <w:tcPr>
+            <w:tcW w:type="dxa" w:w="1218"/>
+          </w:tcPr>
+          <w:p>
+            <w:r>
+              <w:rPr>
+                <w:sz w:val="10"/>
+              </w:rPr>
+              <w:t>ERP-01-PERM-CONNECTOR</w:t>
+            </w:r>
+          </w:p>
+        </w:tc>
+        <w:tc>
+          <w:tcPr>
+            <w:tcW w:type="dxa" w:w="1218"/>
+          </w:tcPr>
+          <w:p>
+            <w:r>
+              <w:rPr>
+                <w:sz w:val="10"/>
+              </w:rPr>
+              <w:t>—</w:t>
+            </w:r>
+          </w:p>
+        </w:tc>
+        <w:tc>
+          <w:tcPr>
+            <w:tcW w:type="dxa" w:w="1218"/>
+          </w:tcPr>
+          <w:p>
+            <w:r>
+              <w:rPr>
+                <w:sz w:val="10"/>
+              </w:rPr>
+              <w:t>—</w:t>
+            </w:r>
+          </w:p>
+        </w:tc>
+        <w:tc>
+          <w:tcPr>
+            <w:tcW w:type="dxa" w:w="1218"/>
+          </w:tcPr>
+          <w:p>
+            <w:r>
+              <w:rPr>
+                <w:sz w:val="10"/>
+              </w:rPr>
+              <w:t>—</w:t>
+            </w:r>
+          </w:p>
+        </w:tc>
+        <w:tc>
+          <w:tcPr>
+            <w:tcW w:type="dxa" w:w="1218"/>
+          </w:tcPr>
+          <w:p>
+            <w:r>
+              <w:rPr>
+                <w:sz w:val="10"/>
+              </w:rPr>
+              <w:t>—</w:t>
+            </w:r>
+          </w:p>
+        </w:tc>
+        <w:tc>
+          <w:tcPr>
+            <w:tcW w:type="dxa" w:w="1218"/>
+          </w:tcPr>
+          <w:p>
+            <w:r>
+              <w:rPr>
+                <w:sz w:val="10"/>
+              </w:rPr>
+              <w:t>—</w:t>
+            </w:r>
+          </w:p>
+        </w:tc>
+        <w:tc>
+          <w:tcPr>
+            <w:tcW w:type="dxa" w:w="1218"/>
+          </w:tcPr>
+          <w:p>
+            <w:r>
+              <w:rPr>
+                <w:sz w:val="10"/>
+              </w:rPr>
+              <w:t>UI_LOCAL_OR_READ_SOURCE</w:t>
+            </w:r>
+          </w:p>
+        </w:tc>
+      </w:tr>
+      <w:tr>
+        <w:tc>
+          <w:tcPr>
+            <w:tcW w:type="dxa" w:w="1218"/>
+          </w:tcPr>
+          <w:p>
+            <w:r>
+              <w:rPr>
+                <w:sz w:val="10"/>
+              </w:rPr>
+              <w:t>ERP-01-FLD-FIN-CAPACITY</w:t>
+            </w:r>
+          </w:p>
+        </w:tc>
+        <w:tc>
+          <w:tcPr>
+            <w:tcW w:type="dxa" w:w="1218"/>
+          </w:tcPr>
+          <w:p>
+            <w:r>
+              <w:rPr>
+                <w:sz w:val="10"/>
+              </w:rPr>
+              <w:t>EXISTING_SOURCE_UID</w:t>
+            </w:r>
+          </w:p>
+        </w:tc>
+        <w:tc>
+          <w:tcPr>
+            <w:tcW w:type="dxa" w:w="1218"/>
+          </w:tcPr>
+          <w:p>
+            <w:r>
+              <w:rPr>
+                <w:sz w:val="10"/>
+              </w:rPr>
+              <w:t>產能</w:t>
+            </w:r>
+          </w:p>
+        </w:tc>
+        <w:tc>
+          <w:tcPr>
+            <w:tcW w:type="dxa" w:w="1218"/>
+          </w:tcPr>
+          <w:p>
+            <w:r>
+              <w:rPr>
+                <w:sz w:val="10"/>
+              </w:rPr>
+              <w:t>READONLY</w:t>
+            </w:r>
+          </w:p>
+        </w:tc>
+        <w:tc>
+          <w:tcPr>
+            <w:tcW w:type="dxa" w:w="1218"/>
+          </w:tcPr>
+          <w:p>
+            <w:r>
+              <w:rPr>
+                <w:sz w:val="10"/>
+              </w:rPr>
+              <w:t>ERP-01-ACT-READ-FINANCE</w:t>
+            </w:r>
+          </w:p>
+        </w:tc>
+        <w:tc>
+          <w:tcPr>
+            <w:tcW w:type="dxa" w:w="1218"/>
+          </w:tcPr>
+          <w:p>
+            <w:r>
+              <w:rPr>
+                <w:sz w:val="10"/>
+              </w:rPr>
+              <w:t>ERP-01-GATE-FINANCE</w:t>
+            </w:r>
+          </w:p>
+        </w:tc>
+        <w:tc>
+          <w:tcPr>
+            <w:tcW w:type="dxa" w:w="1218"/>
+          </w:tcPr>
+          <w:p>
+            <w:r>
+              <w:rPr>
+                <w:sz w:val="10"/>
+              </w:rPr>
+              <w:t>ERP-01-PERM-FINANCE</w:t>
+            </w:r>
+          </w:p>
+        </w:tc>
+        <w:tc>
+          <w:tcPr>
+            <w:tcW w:type="dxa" w:w="1218"/>
+          </w:tcPr>
+          <w:p>
+            <w:r>
+              <w:rPr>
+                <w:sz w:val="10"/>
+              </w:rPr>
+              <w:t>—</w:t>
+            </w:r>
+          </w:p>
+        </w:tc>
+        <w:tc>
+          <w:tcPr>
+            <w:tcW w:type="dxa" w:w="1218"/>
+          </w:tcPr>
+          <w:p>
+            <w:r>
+              <w:rPr>
+                <w:sz w:val="10"/>
+              </w:rPr>
+              <w:t>—</w:t>
+            </w:r>
+          </w:p>
+        </w:tc>
+        <w:tc>
+          <w:tcPr>
+            <w:tcW w:type="dxa" w:w="1218"/>
+          </w:tcPr>
+          <w:p>
+            <w:r>
+              <w:rPr>
+                <w:sz w:val="10"/>
+              </w:rPr>
+              <w:t>—</w:t>
+            </w:r>
+          </w:p>
+        </w:tc>
+        <w:tc>
+          <w:tcPr>
+            <w:tcW w:type="dxa" w:w="1218"/>
+          </w:tcPr>
+          <w:p>
+            <w:r>
+              <w:rPr>
+                <w:sz w:val="10"/>
+              </w:rPr>
+              <w:t>—</w:t>
+            </w:r>
+          </w:p>
+        </w:tc>
+        <w:tc>
+          <w:tcPr>
+            <w:tcW w:type="dxa" w:w="1218"/>
+          </w:tcPr>
+          <w:p>
+            <w:r>
+              <w:rPr>
+                <w:sz w:val="10"/>
+              </w:rPr>
+              <w:t>—</w:t>
+            </w:r>
+          </w:p>
+        </w:tc>
+        <w:tc>
+          <w:tcPr>
+            <w:tcW w:type="dxa" w:w="1218"/>
+          </w:tcPr>
+          <w:p>
+            <w:r>
+              <w:rPr>
+                <w:sz w:val="10"/>
+              </w:rPr>
+              <w:t>UI_LOCAL_OR_READ_SOURCE</w:t>
+            </w:r>
+          </w:p>
+        </w:tc>
+      </w:tr>
+      <w:tr>
+        <w:tc>
+          <w:tcPr>
+            <w:tcW w:type="dxa" w:w="1218"/>
+          </w:tcPr>
+          <w:p>
+            <w:r>
+              <w:rPr>
+                <w:sz w:val="10"/>
+              </w:rPr>
+              <w:t>ERP-01-FLD-FIN-CASHFLOW</w:t>
+            </w:r>
+          </w:p>
+        </w:tc>
+        <w:tc>
+          <w:tcPr>
+            <w:tcW w:type="dxa" w:w="1218"/>
+          </w:tcPr>
+          <w:p>
+            <w:r>
+              <w:rPr>
+                <w:sz w:val="10"/>
+              </w:rPr>
+              <w:t>EXISTING_SOURCE_UID</w:t>
+            </w:r>
+          </w:p>
+        </w:tc>
+        <w:tc>
+          <w:tcPr>
+            <w:tcW w:type="dxa" w:w="1218"/>
+          </w:tcPr>
+          <w:p>
+            <w:r>
+              <w:rPr>
+                <w:sz w:val="10"/>
+              </w:rPr>
+              <w:t>現金流</w:t>
+            </w:r>
+          </w:p>
+        </w:tc>
+        <w:tc>
+          <w:tcPr>
+            <w:tcW w:type="dxa" w:w="1218"/>
+          </w:tcPr>
+          <w:p>
+            <w:r>
+              <w:rPr>
+                <w:sz w:val="10"/>
+              </w:rPr>
+              <w:t>READONLY</w:t>
+            </w:r>
+          </w:p>
+        </w:tc>
+        <w:tc>
+          <w:tcPr>
+            <w:tcW w:type="dxa" w:w="1218"/>
+          </w:tcPr>
+          <w:p>
+            <w:r>
+              <w:rPr>
+                <w:sz w:val="10"/>
+              </w:rPr>
+              <w:t>ERP-01-ACT-READ-FINANCE</w:t>
+            </w:r>
+          </w:p>
+        </w:tc>
+        <w:tc>
+          <w:tcPr>
+            <w:tcW w:type="dxa" w:w="1218"/>
+          </w:tcPr>
+          <w:p>
+            <w:r>
+              <w:rPr>
+                <w:sz w:val="10"/>
+              </w:rPr>
+              <w:t>ERP-01-GATE-FINANCE</w:t>
+            </w:r>
+          </w:p>
+        </w:tc>
+        <w:tc>
+          <w:tcPr>
+            <w:tcW w:type="dxa" w:w="1218"/>
+          </w:tcPr>
+          <w:p>
+            <w:r>
+              <w:rPr>
+                <w:sz w:val="10"/>
+              </w:rPr>
+              <w:t>ERP-01-PERM-FINANCE</w:t>
+            </w:r>
+          </w:p>
+        </w:tc>
+        <w:tc>
+          <w:tcPr>
+            <w:tcW w:type="dxa" w:w="1218"/>
+          </w:tcPr>
+          <w:p>
+            <w:r>
+              <w:rPr>
+                <w:sz w:val="10"/>
+              </w:rPr>
+              <w:t>—</w:t>
+            </w:r>
+          </w:p>
+        </w:tc>
+        <w:tc>
+          <w:tcPr>
+            <w:tcW w:type="dxa" w:w="1218"/>
+          </w:tcPr>
+          <w:p>
+            <w:r>
+              <w:rPr>
+                <w:sz w:val="10"/>
+              </w:rPr>
+              <w:t>—</w:t>
+            </w:r>
+          </w:p>
+        </w:tc>
+        <w:tc>
+          <w:tcPr>
+            <w:tcW w:type="dxa" w:w="1218"/>
+          </w:tcPr>
+          <w:p>
+            <w:r>
+              <w:rPr>
+                <w:sz w:val="10"/>
+              </w:rPr>
+              <w:t>—</w:t>
+            </w:r>
+          </w:p>
+        </w:tc>
+        <w:tc>
+          <w:tcPr>
+            <w:tcW w:type="dxa" w:w="1218"/>
+          </w:tcPr>
+          <w:p>
+            <w:r>
+              <w:rPr>
+                <w:sz w:val="10"/>
+              </w:rPr>
+              <w:t>—</w:t>
+            </w:r>
+          </w:p>
+        </w:tc>
+        <w:tc>
+          <w:tcPr>
+            <w:tcW w:type="dxa" w:w="1218"/>
+          </w:tcPr>
+          <w:p>
+            <w:r>
+              <w:rPr>
+                <w:sz w:val="10"/>
+              </w:rPr>
+              <w:t>—</w:t>
+            </w:r>
+          </w:p>
+        </w:tc>
+        <w:tc>
+          <w:tcPr>
+            <w:tcW w:type="dxa" w:w="1218"/>
+          </w:tcPr>
+          <w:p>
+            <w:r>
+              <w:rPr>
+                <w:sz w:val="10"/>
+              </w:rPr>
+              <w:t>UI_LOCAL_OR_READ_SOURCE</w:t>
+            </w:r>
+          </w:p>
+        </w:tc>
+      </w:tr>
+      <w:tr>
+        <w:tc>
+          <w:tcPr>
+            <w:tcW w:type="dxa" w:w="1218"/>
+          </w:tcPr>
+          <w:p>
+            <w:r>
+              <w:rPr>
+                <w:sz w:val="10"/>
+              </w:rPr>
+              <w:t>ERP-01-FLD-FIN-COST</w:t>
+            </w:r>
+          </w:p>
+        </w:tc>
+        <w:tc>
+          <w:tcPr>
+            <w:tcW w:type="dxa" w:w="1218"/>
+          </w:tcPr>
+          <w:p>
+            <w:r>
+              <w:rPr>
+                <w:sz w:val="10"/>
+              </w:rPr>
+              <w:t>EXISTING_SOURCE_UID</w:t>
+            </w:r>
+          </w:p>
+        </w:tc>
+        <w:tc>
+          <w:tcPr>
+            <w:tcW w:type="dxa" w:w="1218"/>
+          </w:tcPr>
+          <w:p>
+            <w:r>
+              <w:rPr>
+                <w:sz w:val="10"/>
+              </w:rPr>
+              <w:t>成本</w:t>
+            </w:r>
+          </w:p>
+        </w:tc>
+        <w:tc>
+          <w:tcPr>
+            <w:tcW w:type="dxa" w:w="1218"/>
+          </w:tcPr>
+          <w:p>
+            <w:r>
+              <w:rPr>
+                <w:sz w:val="10"/>
+              </w:rPr>
+              <w:t>READONLY</w:t>
+            </w:r>
+          </w:p>
+        </w:tc>
+        <w:tc>
+          <w:tcPr>
+            <w:tcW w:type="dxa" w:w="1218"/>
+          </w:tcPr>
+          <w:p>
+            <w:r>
+              <w:rPr>
+                <w:sz w:val="10"/>
+              </w:rPr>
+              <w:t>ERP-01-ACT-READ-FINANCE</w:t>
+            </w:r>
+          </w:p>
+        </w:tc>
+        <w:tc>
+          <w:tcPr>
+            <w:tcW w:type="dxa" w:w="1218"/>
+          </w:tcPr>
+          <w:p>
+            <w:r>
+              <w:rPr>
+                <w:sz w:val="10"/>
+              </w:rPr>
+              <w:t>ERP-01-GATE-FINANCE</w:t>
+            </w:r>
+          </w:p>
+        </w:tc>
+        <w:tc>
+          <w:tcPr>
+            <w:tcW w:type="dxa" w:w="1218"/>
+          </w:tcPr>
+          <w:p>
+            <w:r>
+              <w:rPr>
+                <w:sz w:val="10"/>
+              </w:rPr>
+              <w:t>ERP-01-PERM-FINANCE</w:t>
+            </w:r>
+          </w:p>
+        </w:tc>
+        <w:tc>
+          <w:tcPr>
+            <w:tcW w:type="dxa" w:w="1218"/>
+          </w:tcPr>
+          <w:p>
+            <w:r>
+              <w:rPr>
+                <w:sz w:val="10"/>
+              </w:rPr>
+              <w:t>—</w:t>
+            </w:r>
+          </w:p>
+        </w:tc>
+        <w:tc>
+          <w:tcPr>
+            <w:tcW w:type="dxa" w:w="1218"/>
+          </w:tcPr>
+          <w:p>
+            <w:r>
+              <w:rPr>
+                <w:sz w:val="10"/>
+              </w:rPr>
+              <w:t>—</w:t>
+            </w:r>
+          </w:p>
+        </w:tc>
+        <w:tc>
+          <w:tcPr>
+            <w:tcW w:type="dxa" w:w="1218"/>
+          </w:tcPr>
+          <w:p>
+            <w:r>
+              <w:rPr>
+                <w:sz w:val="10"/>
+              </w:rPr>
+              <w:t>—</w:t>
+            </w:r>
+          </w:p>
+        </w:tc>
+        <w:tc>
+          <w:tcPr>
+            <w:tcW w:type="dxa" w:w="1218"/>
+          </w:tcPr>
+          <w:p>
+            <w:r>
+              <w:rPr>
+                <w:sz w:val="10"/>
+              </w:rPr>
+              <w:t>—</w:t>
+            </w:r>
+          </w:p>
+        </w:tc>
+        <w:tc>
+          <w:tcPr>
+            <w:tcW w:type="dxa" w:w="1218"/>
+          </w:tcPr>
+          <w:p>
+            <w:r>
+              <w:rPr>
+                <w:sz w:val="10"/>
+              </w:rPr>
+              <w:t>—</w:t>
+            </w:r>
+          </w:p>
+        </w:tc>
+        <w:tc>
+          <w:tcPr>
+            <w:tcW w:type="dxa" w:w="1218"/>
+          </w:tcPr>
+          <w:p>
+            <w:r>
+              <w:rPr>
+                <w:sz w:val="10"/>
+              </w:rPr>
+              <w:t>UI_LOCAL_OR_READ_SOURCE</w:t>
+            </w:r>
+          </w:p>
+        </w:tc>
+      </w:tr>
+      <w:tr>
+        <w:tc>
+          <w:tcPr>
+            <w:tcW w:type="dxa" w:w="1218"/>
+          </w:tcPr>
+          <w:p>
+            <w:r>
+              <w:rPr>
+                <w:sz w:val="10"/>
+              </w:rPr>
+              <w:t>ERP-01-FLD-FIN-FORECAST</w:t>
+            </w:r>
+          </w:p>
+        </w:tc>
+        <w:tc>
+          <w:tcPr>
+            <w:tcW w:type="dxa" w:w="1218"/>
+          </w:tcPr>
+          <w:p>
+            <w:r>
+              <w:rPr>
+                <w:sz w:val="10"/>
+              </w:rPr>
+              <w:t>EXISTING_SOURCE_UID</w:t>
+            </w:r>
+          </w:p>
+        </w:tc>
+        <w:tc>
+          <w:tcPr>
+            <w:tcW w:type="dxa" w:w="1218"/>
+          </w:tcPr>
+          <w:p>
+            <w:r>
+              <w:rPr>
+                <w:sz w:val="10"/>
+              </w:rPr>
+              <w:t>Forecast</w:t>
+            </w:r>
+          </w:p>
+        </w:tc>
+        <w:tc>
+          <w:tcPr>
+            <w:tcW w:type="dxa" w:w="1218"/>
+          </w:tcPr>
+          <w:p>
+            <w:r>
+              <w:rPr>
+                <w:sz w:val="10"/>
+              </w:rPr>
+              <w:t>READONLY</w:t>
+            </w:r>
+          </w:p>
+        </w:tc>
+        <w:tc>
+          <w:tcPr>
+            <w:tcW w:type="dxa" w:w="1218"/>
+          </w:tcPr>
+          <w:p>
+            <w:r>
+              <w:rPr>
+                <w:sz w:val="10"/>
+              </w:rPr>
+              <w:t>ERP-01-ACT-READ-FINANCE</w:t>
+            </w:r>
+          </w:p>
+        </w:tc>
+        <w:tc>
+          <w:tcPr>
+            <w:tcW w:type="dxa" w:w="1218"/>
+          </w:tcPr>
+          <w:p>
+            <w:r>
+              <w:rPr>
+                <w:sz w:val="10"/>
+              </w:rPr>
+              <w:t>ERP-01-GATE-FINANCE</w:t>
+            </w:r>
+          </w:p>
+        </w:tc>
+        <w:tc>
+          <w:tcPr>
+            <w:tcW w:type="dxa" w:w="1218"/>
+          </w:tcPr>
+          <w:p>
+            <w:r>
+              <w:rPr>
+                <w:sz w:val="10"/>
+              </w:rPr>
+              <w:t>ERP-01-PERM-FINANCE</w:t>
+            </w:r>
+          </w:p>
+        </w:tc>
+        <w:tc>
+          <w:tcPr>
+            <w:tcW w:type="dxa" w:w="1218"/>
+          </w:tcPr>
+          <w:p>
+            <w:r>
+              <w:rPr>
+                <w:sz w:val="10"/>
+              </w:rPr>
+              <w:t>—</w:t>
+            </w:r>
+          </w:p>
+        </w:tc>
+        <w:tc>
+          <w:tcPr>
+            <w:tcW w:type="dxa" w:w="1218"/>
+          </w:tcPr>
+          <w:p>
+            <w:r>
+              <w:rPr>
+                <w:sz w:val="10"/>
+              </w:rPr>
+              <w:t>—</w:t>
+            </w:r>
+          </w:p>
+        </w:tc>
+        <w:tc>
+          <w:tcPr>
+            <w:tcW w:type="dxa" w:w="1218"/>
+          </w:tcPr>
+          <w:p>
+            <w:r>
+              <w:rPr>
+                <w:sz w:val="10"/>
+              </w:rPr>
+              <w:t>—</w:t>
+            </w:r>
+          </w:p>
+        </w:tc>
+        <w:tc>
+          <w:tcPr>
+            <w:tcW w:type="dxa" w:w="1218"/>
+          </w:tcPr>
+          <w:p>
+            <w:r>
+              <w:rPr>
+                <w:sz w:val="10"/>
+              </w:rPr>
+              <w:t>—</w:t>
+            </w:r>
+          </w:p>
+        </w:tc>
+        <w:tc>
+          <w:tcPr>
+            <w:tcW w:type="dxa" w:w="1218"/>
+          </w:tcPr>
+          <w:p>
+            <w:r>
+              <w:rPr>
+                <w:sz w:val="10"/>
+              </w:rPr>
+              <w:t>—</w:t>
+            </w:r>
+          </w:p>
+        </w:tc>
+        <w:tc>
+          <w:tcPr>
+            <w:tcW w:type="dxa" w:w="1218"/>
+          </w:tcPr>
+          <w:p>
+            <w:r>
+              <w:rPr>
+                <w:sz w:val="10"/>
+              </w:rPr>
+              <w:t>UI_LOCAL_OR_READ_SOURCE</w:t>
+            </w:r>
+          </w:p>
+        </w:tc>
+      </w:tr>
+      <w:tr>
+        <w:tc>
+          <w:tcPr>
+            <w:tcW w:type="dxa" w:w="1218"/>
+          </w:tcPr>
+          <w:p>
+            <w:r>
+              <w:rPr>
+                <w:sz w:val="10"/>
+              </w:rPr>
+              <w:t>ERP-01-FLD-FIN-GUARDRAILS</w:t>
+            </w:r>
+          </w:p>
+        </w:tc>
+        <w:tc>
+          <w:tcPr>
+            <w:tcW w:type="dxa" w:w="1218"/>
+          </w:tcPr>
+          <w:p>
+            <w:r>
+              <w:rPr>
+                <w:sz w:val="10"/>
+              </w:rPr>
+              <w:t>EXISTING_SOURCE_UID</w:t>
+            </w:r>
+          </w:p>
+        </w:tc>
+        <w:tc>
+          <w:tcPr>
+            <w:tcW w:type="dxa" w:w="1218"/>
+          </w:tcPr>
+          <w:p>
+            <w:r>
+              <w:rPr>
+                <w:sz w:val="10"/>
+              </w:rPr>
+              <w:t>Guardrails</w:t>
+            </w:r>
+          </w:p>
+        </w:tc>
+        <w:tc>
+          <w:tcPr>
+            <w:tcW w:type="dxa" w:w="1218"/>
+          </w:tcPr>
+          <w:p>
+            <w:r>
+              <w:rPr>
+                <w:sz w:val="10"/>
+              </w:rPr>
+              <w:t>READONLY</w:t>
+            </w:r>
+          </w:p>
+        </w:tc>
+        <w:tc>
+          <w:tcPr>
+            <w:tcW w:type="dxa" w:w="1218"/>
+          </w:tcPr>
+          <w:p>
+            <w:r>
+              <w:rPr>
+                <w:sz w:val="10"/>
+              </w:rPr>
+              <w:t>ERP-01-ACT-READ-FINANCE</w:t>
+            </w:r>
+          </w:p>
+        </w:tc>
+        <w:tc>
+          <w:tcPr>
+            <w:tcW w:type="dxa" w:w="1218"/>
+          </w:tcPr>
+          <w:p>
+            <w:r>
+              <w:rPr>
+                <w:sz w:val="10"/>
+              </w:rPr>
+              <w:t>ERP-01-GATE-FINANCE</w:t>
+            </w:r>
+          </w:p>
+        </w:tc>
+        <w:tc>
+          <w:tcPr>
+            <w:tcW w:type="dxa" w:w="1218"/>
+          </w:tcPr>
+          <w:p>
+            <w:r>
+              <w:rPr>
+                <w:sz w:val="10"/>
+              </w:rPr>
+              <w:t>ERP-01-PERM-FINANCE</w:t>
+            </w:r>
+          </w:p>
+        </w:tc>
+        <w:tc>
+          <w:tcPr>
+            <w:tcW w:type="dxa" w:w="1218"/>
+          </w:tcPr>
+          <w:p>
+            <w:r>
+              <w:rPr>
+                <w:sz w:val="10"/>
+              </w:rPr>
+              <w:t>—</w:t>
+            </w:r>
+          </w:p>
+        </w:tc>
+        <w:tc>
+          <w:tcPr>
+            <w:tcW w:type="dxa" w:w="1218"/>
+          </w:tcPr>
+          <w:p>
+            <w:r>
+              <w:rPr>
+                <w:sz w:val="10"/>
+              </w:rPr>
+              <w:t>—</w:t>
+            </w:r>
+          </w:p>
+        </w:tc>
+        <w:tc>
+          <w:tcPr>
+            <w:tcW w:type="dxa" w:w="1218"/>
+          </w:tcPr>
+          <w:p>
+            <w:r>
+              <w:rPr>
+                <w:sz w:val="10"/>
+              </w:rPr>
+              <w:t>—</w:t>
+            </w:r>
+          </w:p>
+        </w:tc>
+        <w:tc>
+          <w:tcPr>
+            <w:tcW w:type="dxa" w:w="1218"/>
+          </w:tcPr>
+          <w:p>
+            <w:r>
+              <w:rPr>
+                <w:sz w:val="10"/>
+              </w:rPr>
+              <w:t>—</w:t>
+            </w:r>
+          </w:p>
+        </w:tc>
+        <w:tc>
+          <w:tcPr>
+            <w:tcW w:type="dxa" w:w="1218"/>
+          </w:tcPr>
+          <w:p>
+            <w:r>
+              <w:rPr>
+                <w:sz w:val="10"/>
+              </w:rPr>
+              <w:t>—</w:t>
+            </w:r>
+          </w:p>
+        </w:tc>
+        <w:tc>
+          <w:tcPr>
+            <w:tcW w:type="dxa" w:w="1218"/>
+          </w:tcPr>
+          <w:p>
+            <w:r>
+              <w:rPr>
+                <w:sz w:val="10"/>
+              </w:rPr>
+              <w:t>UI_LOCAL_OR_READ_SOURCE</w:t>
+            </w:r>
+          </w:p>
+        </w:tc>
+      </w:tr>
+      <w:tr>
+        <w:tc>
+          <w:tcPr>
+            <w:tcW w:type="dxa" w:w="1218"/>
+          </w:tcPr>
+          <w:p>
+            <w:r>
+              <w:rPr>
+                <w:sz w:val="10"/>
+              </w:rPr>
+              <w:t>ERP-01-FLD-FIN-RECOMMENDATION-BOUNDARY</w:t>
+            </w:r>
+          </w:p>
+        </w:tc>
+        <w:tc>
+          <w:tcPr>
+            <w:tcW w:type="dxa" w:w="1218"/>
+          </w:tcPr>
+          <w:p>
+            <w:r>
+              <w:rPr>
+                <w:sz w:val="10"/>
+              </w:rPr>
+              <w:t>EXISTING_SOURCE_UID</w:t>
+            </w:r>
+          </w:p>
+        </w:tc>
+        <w:tc>
+          <w:tcPr>
+            <w:tcW w:type="dxa" w:w="1218"/>
+          </w:tcPr>
+          <w:p>
+            <w:r>
+              <w:rPr>
+                <w:sz w:val="10"/>
+              </w:rPr>
+              <w:t>建議邊界</w:t>
+            </w:r>
+          </w:p>
+        </w:tc>
+        <w:tc>
+          <w:tcPr>
+            <w:tcW w:type="dxa" w:w="1218"/>
+          </w:tcPr>
+          <w:p>
+            <w:r>
+              <w:rPr>
+                <w:sz w:val="10"/>
+              </w:rPr>
+              <w:t>READONLY</w:t>
+            </w:r>
+          </w:p>
+        </w:tc>
+        <w:tc>
+          <w:tcPr>
+            <w:tcW w:type="dxa" w:w="1218"/>
+          </w:tcPr>
+          <w:p>
+            <w:r>
+              <w:rPr>
+                <w:sz w:val="10"/>
+              </w:rPr>
+              <w:t>ERP-01-ACT-READ-FINANCE</w:t>
+            </w:r>
+          </w:p>
+        </w:tc>
+        <w:tc>
+          <w:tcPr>
+            <w:tcW w:type="dxa" w:w="1218"/>
+          </w:tcPr>
+          <w:p>
+            <w:r>
+              <w:rPr>
+                <w:sz w:val="10"/>
+              </w:rPr>
+              <w:t>ERP-01-GATE-FINANCE</w:t>
+            </w:r>
+          </w:p>
+        </w:tc>
+        <w:tc>
+          <w:tcPr>
+            <w:tcW w:type="dxa" w:w="1218"/>
+          </w:tcPr>
+          <w:p>
+            <w:r>
+              <w:rPr>
+                <w:sz w:val="10"/>
+              </w:rPr>
+              <w:t>ERP-01-PERM-FINANCE</w:t>
+            </w:r>
+          </w:p>
+        </w:tc>
+        <w:tc>
+          <w:tcPr>
+            <w:tcW w:type="dxa" w:w="1218"/>
+          </w:tcPr>
+          <w:p>
+            <w:r>
+              <w:rPr>
+                <w:sz w:val="10"/>
+              </w:rPr>
+              <w:t>—</w:t>
+            </w:r>
+          </w:p>
+        </w:tc>
+        <w:tc>
+          <w:tcPr>
+            <w:tcW w:type="dxa" w:w="1218"/>
+          </w:tcPr>
+          <w:p>
+            <w:r>
+              <w:rPr>
+                <w:sz w:val="10"/>
+              </w:rPr>
+              <w:t>—</w:t>
+            </w:r>
+          </w:p>
+        </w:tc>
+        <w:tc>
+          <w:tcPr>
+            <w:tcW w:type="dxa" w:w="1218"/>
+          </w:tcPr>
+          <w:p>
+            <w:r>
+              <w:rPr>
+                <w:sz w:val="10"/>
+              </w:rPr>
+              <w:t>—</w:t>
+            </w:r>
+          </w:p>
+        </w:tc>
+        <w:tc>
+          <w:tcPr>
+            <w:tcW w:type="dxa" w:w="1218"/>
+          </w:tcPr>
+          <w:p>
+            <w:r>
+              <w:rPr>
+                <w:sz w:val="10"/>
+              </w:rPr>
+              <w:t>—</w:t>
+            </w:r>
+          </w:p>
+        </w:tc>
+        <w:tc>
+          <w:tcPr>
+            <w:tcW w:type="dxa" w:w="1218"/>
+          </w:tcPr>
+          <w:p>
+            <w:r>
+              <w:rPr>
+                <w:sz w:val="10"/>
+              </w:rPr>
+              <w:t>—</w:t>
+            </w:r>
+          </w:p>
+        </w:tc>
+        <w:tc>
+          <w:tcPr>
+            <w:tcW w:type="dxa" w:w="1218"/>
+          </w:tcPr>
+          <w:p>
+            <w:r>
+              <w:rPr>
+                <w:sz w:val="10"/>
+              </w:rPr>
+              <w:t>UI_LOCAL_OR_READ_SOURCE</w:t>
+            </w:r>
+          </w:p>
+        </w:tc>
+      </w:tr>
+      <w:tr>
+        <w:tc>
+          <w:tcPr>
+            <w:tcW w:type="dxa" w:w="1218"/>
+          </w:tcPr>
+          <w:p>
+            <w:r>
+              <w:rPr>
+                <w:sz w:val="10"/>
+              </w:rPr>
+              <w:t>ERP-01-FLD-FIN-REVENUE</w:t>
+            </w:r>
+          </w:p>
+        </w:tc>
+        <w:tc>
+          <w:tcPr>
+            <w:tcW w:type="dxa" w:w="1218"/>
+          </w:tcPr>
+          <w:p>
+            <w:r>
+              <w:rPr>
+                <w:sz w:val="10"/>
+              </w:rPr>
+              <w:t>EXISTING_SOURCE_UID</w:t>
+            </w:r>
+          </w:p>
+        </w:tc>
+        <w:tc>
+          <w:tcPr>
+            <w:tcW w:type="dxa" w:w="1218"/>
+          </w:tcPr>
+          <w:p>
+            <w:r>
+              <w:rPr>
+                <w:sz w:val="10"/>
+              </w:rPr>
+              <w:t>收益</w:t>
+            </w:r>
+          </w:p>
+        </w:tc>
+        <w:tc>
+          <w:tcPr>
+            <w:tcW w:type="dxa" w:w="1218"/>
+          </w:tcPr>
+          <w:p>
+            <w:r>
+              <w:rPr>
+                <w:sz w:val="10"/>
+              </w:rPr>
+              <w:t>READONLY</w:t>
+            </w:r>
+          </w:p>
+        </w:tc>
+        <w:tc>
+          <w:tcPr>
+            <w:tcW w:type="dxa" w:w="1218"/>
+          </w:tcPr>
+          <w:p>
+            <w:r>
+              <w:rPr>
+                <w:sz w:val="10"/>
+              </w:rPr>
+              <w:t>ERP-01-ACT-READ-FINANCE</w:t>
+            </w:r>
+          </w:p>
+        </w:tc>
+        <w:tc>
+          <w:tcPr>
+            <w:tcW w:type="dxa" w:w="1218"/>
+          </w:tcPr>
+          <w:p>
+            <w:r>
+              <w:rPr>
+                <w:sz w:val="10"/>
+              </w:rPr>
+              <w:t>ERP-01-GATE-FINANCE</w:t>
+            </w:r>
+          </w:p>
+        </w:tc>
+        <w:tc>
+          <w:tcPr>
+            <w:tcW w:type="dxa" w:w="1218"/>
+          </w:tcPr>
+          <w:p>
+            <w:r>
+              <w:rPr>
+                <w:sz w:val="10"/>
+              </w:rPr>
+              <w:t>ERP-01-PERM-FINANCE</w:t>
+            </w:r>
+          </w:p>
+        </w:tc>
+        <w:tc>
+          <w:tcPr>
+            <w:tcW w:type="dxa" w:w="1218"/>
+          </w:tcPr>
+          <w:p>
+            <w:r>
+              <w:rPr>
+                <w:sz w:val="10"/>
+              </w:rPr>
+              <w:t>—</w:t>
+            </w:r>
+          </w:p>
+        </w:tc>
+        <w:tc>
+          <w:tcPr>
+            <w:tcW w:type="dxa" w:w="1218"/>
+          </w:tcPr>
+          <w:p>
+            <w:r>
+              <w:rPr>
+                <w:sz w:val="10"/>
+              </w:rPr>
+              <w:t>—</w:t>
+            </w:r>
+          </w:p>
+        </w:tc>
+        <w:tc>
+          <w:tcPr>
+            <w:tcW w:type="dxa" w:w="1218"/>
+          </w:tcPr>
+          <w:p>
+            <w:r>
+              <w:rPr>
+                <w:sz w:val="10"/>
+              </w:rPr>
+              <w:t>—</w:t>
+            </w:r>
+          </w:p>
+        </w:tc>
+        <w:tc>
+          <w:tcPr>
+            <w:tcW w:type="dxa" w:w="1218"/>
+          </w:tcPr>
+          <w:p>
+            <w:r>
+              <w:rPr>
+                <w:sz w:val="10"/>
+              </w:rPr>
+              <w:t>—</w:t>
+            </w:r>
+          </w:p>
+        </w:tc>
+        <w:tc>
+          <w:tcPr>
+            <w:tcW w:type="dxa" w:w="1218"/>
+          </w:tcPr>
+          <w:p>
+            <w:r>
+              <w:rPr>
+                <w:sz w:val="10"/>
+              </w:rPr>
+              <w:t>—</w:t>
+            </w:r>
+          </w:p>
+        </w:tc>
+        <w:tc>
+          <w:tcPr>
+            <w:tcW w:type="dxa" w:w="1218"/>
+          </w:tcPr>
+          <w:p>
+            <w:r>
+              <w:rPr>
+                <w:sz w:val="10"/>
+              </w:rPr>
+              <w:t>UI_LOCAL_OR_READ_SOURCE</w:t>
+            </w:r>
+          </w:p>
+        </w:tc>
+      </w:tr>
+      <w:tr>
+        <w:tc>
+          <w:tcPr>
+            <w:tcW w:type="dxa" w:w="1218"/>
+          </w:tcPr>
+          <w:p>
+            <w:r>
+              <w:rPr>
+                <w:sz w:val="10"/>
+              </w:rPr>
+              <w:t>ERP-01-FLD-FRESHNESS</w:t>
+            </w:r>
+          </w:p>
+        </w:tc>
+        <w:tc>
+          <w:tcPr>
+            <w:tcW w:type="dxa" w:w="1218"/>
+          </w:tcPr>
+          <w:p>
+            <w:r>
+              <w:rPr>
+                <w:sz w:val="10"/>
+              </w:rPr>
+              <w:t>EXISTING_SOURCE_UID</w:t>
+            </w:r>
+          </w:p>
+        </w:tc>
+        <w:tc>
+          <w:tcPr>
+            <w:tcW w:type="dxa" w:w="1218"/>
+          </w:tcPr>
+          <w:p>
+            <w:r>
+              <w:rPr>
+                <w:sz w:val="10"/>
+              </w:rPr>
+              <w:t>資料時間 / Freshness</w:t>
+            </w:r>
+          </w:p>
+        </w:tc>
+        <w:tc>
+          <w:tcPr>
+            <w:tcW w:type="dxa" w:w="1218"/>
+          </w:tcPr>
+          <w:p>
+            <w:r>
+              <w:rPr>
+                <w:sz w:val="10"/>
+              </w:rPr>
+              <w:t>READONLY</w:t>
+            </w:r>
+          </w:p>
+        </w:tc>
+        <w:tc>
+          <w:tcPr>
+            <w:tcW w:type="dxa" w:w="1218"/>
+          </w:tcPr>
+          <w:p>
+            <w:r>
+              <w:rPr>
+                <w:sz w:val="10"/>
+              </w:rPr>
+              <w:t>ERP-01-ACT-READ</w:t>
+            </w:r>
+          </w:p>
+        </w:tc>
+        <w:tc>
+          <w:tcPr>
+            <w:tcW w:type="dxa" w:w="1218"/>
+          </w:tcPr>
+          <w:p>
+            <w:r>
+              <w:rPr>
+                <w:sz w:val="10"/>
+              </w:rPr>
+              <w:t>ERP-01-GATE-PAGE</w:t>
+            </w:r>
+          </w:p>
+        </w:tc>
+        <w:tc>
+          <w:tcPr>
+            <w:tcW w:type="dxa" w:w="1218"/>
+          </w:tcPr>
+          <w:p>
+            <w:r>
+              <w:rPr>
+                <w:sz w:val="10"/>
+              </w:rPr>
+              <w:t>ERP-01-PERM-READ</w:t>
+            </w:r>
+          </w:p>
+        </w:tc>
+        <w:tc>
+          <w:tcPr>
+            <w:tcW w:type="dxa" w:w="1218"/>
+          </w:tcPr>
+          <w:p>
+            <w:r>
+              <w:rPr>
+                <w:sz w:val="10"/>
+              </w:rPr>
+              <w:t>—</w:t>
+            </w:r>
+          </w:p>
+        </w:tc>
+        <w:tc>
+          <w:tcPr>
+            <w:tcW w:type="dxa" w:w="1218"/>
+          </w:tcPr>
+          <w:p>
+            <w:r>
+              <w:rPr>
+                <w:sz w:val="10"/>
+              </w:rPr>
+              <w:t>getUiProjection</w:t>
+            </w:r>
+          </w:p>
+        </w:tc>
+        <w:tc>
+          <w:tcPr>
+            <w:tcW w:type="dxa" w:w="1218"/>
+          </w:tcPr>
+          <w:p>
+            <w:r>
+              <w:rPr>
+                <w:sz w:val="10"/>
+              </w:rPr>
+              <w:t>GET /v1/ui-projections/{pageUid}</w:t>
+            </w:r>
+          </w:p>
+        </w:tc>
+        <w:tc>
+          <w:tcPr>
+            <w:tcW w:type="dxa" w:w="1218"/>
+          </w:tcPr>
+          <w:p>
+            <w:r>
+              <w:rPr>
+                <w:sz w:val="10"/>
+              </w:rPr>
+              <w:t>Projection / source page read owner</w:t>
+            </w:r>
+          </w:p>
+        </w:tc>
+        <w:tc>
+          <w:tcPr>
+            <w:tcW w:type="dxa" w:w="1218"/>
+          </w:tcPr>
+          <w:p>
+            <w:r>
+              <w:rPr>
+                <w:sz w:val="10"/>
+              </w:rPr>
+              <w:t>—</w:t>
+            </w:r>
+          </w:p>
+        </w:tc>
+        <w:tc>
+          <w:tcPr>
+            <w:tcW w:type="dxa" w:w="1218"/>
+          </w:tcPr>
+          <w:p>
+            <w:r>
+              <w:rPr>
+                <w:sz w:val="10"/>
+              </w:rPr>
+              <w:t>READ_EXACT</w:t>
+            </w:r>
+          </w:p>
+        </w:tc>
+      </w:tr>
+      <w:tr>
+        <w:tc>
+          <w:tcPr>
+            <w:tcW w:type="dxa" w:w="1218"/>
+          </w:tcPr>
+          <w:p>
+            <w:r>
+              <w:rPr>
+                <w:sz w:val="10"/>
+              </w:rPr>
+              <w:t>ERP-01-FLD-READINESS</w:t>
+            </w:r>
+          </w:p>
+        </w:tc>
+        <w:tc>
+          <w:tcPr>
+            <w:tcW w:type="dxa" w:w="1218"/>
+          </w:tcPr>
+          <w:p>
+            <w:r>
+              <w:rPr>
+                <w:sz w:val="10"/>
+              </w:rPr>
+              <w:t>EXISTING_SOURCE_UID</w:t>
+            </w:r>
+          </w:p>
+        </w:tc>
+        <w:tc>
+          <w:tcPr>
+            <w:tcW w:type="dxa" w:w="1218"/>
+          </w:tcPr>
+          <w:p>
+            <w:r>
+              <w:rPr>
+                <w:sz w:val="10"/>
+              </w:rPr>
+              <w:t>目前狀態 / Blockers</w:t>
+            </w:r>
+          </w:p>
+        </w:tc>
+        <w:tc>
+          <w:tcPr>
+            <w:tcW w:type="dxa" w:w="1218"/>
+          </w:tcPr>
+          <w:p>
+            <w:r>
+              <w:rPr>
+                <w:sz w:val="10"/>
+              </w:rPr>
+              <w:t>READONLY</w:t>
+            </w:r>
+          </w:p>
+        </w:tc>
+        <w:tc>
+          <w:tcPr>
+            <w:tcW w:type="dxa" w:w="1218"/>
+          </w:tcPr>
+          <w:p>
+            <w:r>
+              <w:rPr>
+                <w:sz w:val="10"/>
+              </w:rPr>
+              <w:t>ERP-01-ACT-READ</w:t>
+            </w:r>
+          </w:p>
+        </w:tc>
+        <w:tc>
+          <w:tcPr>
+            <w:tcW w:type="dxa" w:w="1218"/>
+          </w:tcPr>
+          <w:p>
+            <w:r>
+              <w:rPr>
+                <w:sz w:val="10"/>
+              </w:rPr>
+              <w:t>ERP-01-GATE-PAGE</w:t>
+            </w:r>
+          </w:p>
+        </w:tc>
+        <w:tc>
+          <w:tcPr>
+            <w:tcW w:type="dxa" w:w="1218"/>
+          </w:tcPr>
+          <w:p>
+            <w:r>
+              <w:rPr>
+                <w:sz w:val="10"/>
+              </w:rPr>
+              <w:t>ERP-01-PERM-READ</w:t>
+            </w:r>
+          </w:p>
+        </w:tc>
+        <w:tc>
+          <w:tcPr>
+            <w:tcW w:type="dxa" w:w="1218"/>
+          </w:tcPr>
+          <w:p>
+            <w:r>
+              <w:rPr>
+                <w:sz w:val="10"/>
+              </w:rPr>
+              <w:t>—</w:t>
+            </w:r>
+          </w:p>
+        </w:tc>
+        <w:tc>
+          <w:tcPr>
+            <w:tcW w:type="dxa" w:w="1218"/>
+          </w:tcPr>
+          <w:p>
+            <w:r>
+              <w:rPr>
+                <w:sz w:val="10"/>
+              </w:rPr>
+              <w:t>getUiProjection</w:t>
+            </w:r>
+          </w:p>
+        </w:tc>
+        <w:tc>
+          <w:tcPr>
+            <w:tcW w:type="dxa" w:w="1218"/>
+          </w:tcPr>
+          <w:p>
+            <w:r>
+              <w:rPr>
+                <w:sz w:val="10"/>
+              </w:rPr>
+              <w:t>GET /v1/ui-projections/{pageUid}</w:t>
+            </w:r>
+          </w:p>
+        </w:tc>
+        <w:tc>
+          <w:tcPr>
+            <w:tcW w:type="dxa" w:w="1218"/>
+          </w:tcPr>
+          <w:p>
+            <w:r>
+              <w:rPr>
+                <w:sz w:val="10"/>
+              </w:rPr>
+              <w:t>Projection / source page read owner</w:t>
+            </w:r>
+          </w:p>
+        </w:tc>
+        <w:tc>
+          <w:tcPr>
+            <w:tcW w:type="dxa" w:w="1218"/>
+          </w:tcPr>
+          <w:p>
+            <w:r>
+              <w:rPr>
+                <w:sz w:val="10"/>
+              </w:rPr>
+              <w:t>—</w:t>
+            </w:r>
+          </w:p>
+        </w:tc>
+        <w:tc>
+          <w:tcPr>
+            <w:tcW w:type="dxa" w:w="1218"/>
+          </w:tcPr>
+          <w:p>
+            <w:r>
+              <w:rPr>
+                <w:sz w:val="10"/>
+              </w:rPr>
+              <w:t>READ_EXACT</w:t>
+            </w:r>
+          </w:p>
+        </w:tc>
+      </w:tr>
+      <w:tr>
+        <w:tc>
+          <w:tcPr>
+            <w:tcW w:type="dxa" w:w="1218"/>
+          </w:tcPr>
+          <w:p>
+            <w:r>
+              <w:rPr>
+                <w:sz w:val="10"/>
+              </w:rPr>
+              <w:t>ERP-01-FLD-SCOPE</w:t>
+            </w:r>
+          </w:p>
+        </w:tc>
+        <w:tc>
+          <w:tcPr>
+            <w:tcW w:type="dxa" w:w="1218"/>
+          </w:tcPr>
+          <w:p>
+            <w:r>
+              <w:rPr>
+                <w:sz w:val="10"/>
+              </w:rPr>
+              <w:t>EXISTING_SOURCE_UID</w:t>
+            </w:r>
+          </w:p>
+        </w:tc>
+        <w:tc>
+          <w:tcPr>
+            <w:tcW w:type="dxa" w:w="1218"/>
+          </w:tcPr>
+          <w:p>
+            <w:r>
+              <w:rPr>
+                <w:sz w:val="10"/>
+              </w:rPr>
+              <w:t>ERP Scope</w:t>
+            </w:r>
+          </w:p>
+        </w:tc>
+        <w:tc>
+          <w:tcPr>
+            <w:tcW w:type="dxa" w:w="1218"/>
+          </w:tcPr>
+          <w:p>
+            <w:r>
+              <w:rPr>
+                <w:sz w:val="10"/>
+              </w:rPr>
+              <w:t>READONLY</w:t>
+            </w:r>
+          </w:p>
+        </w:tc>
+        <w:tc>
+          <w:tcPr>
+            <w:tcW w:type="dxa" w:w="1218"/>
+          </w:tcPr>
+          <w:p>
+            <w:r>
+              <w:rPr>
+                <w:sz w:val="10"/>
+              </w:rPr>
+              <w:t>ERP-01-ACT-READ</w:t>
+            </w:r>
+          </w:p>
+        </w:tc>
+        <w:tc>
+          <w:tcPr>
+            <w:tcW w:type="dxa" w:w="1218"/>
+          </w:tcPr>
+          <w:p>
+            <w:r>
+              <w:rPr>
+                <w:sz w:val="10"/>
+              </w:rPr>
+              <w:t>ERP-01-GATE-PAGE</w:t>
+            </w:r>
+          </w:p>
+        </w:tc>
+        <w:tc>
+          <w:tcPr>
+            <w:tcW w:type="dxa" w:w="1218"/>
+          </w:tcPr>
+          <w:p>
+            <w:r>
+              <w:rPr>
+                <w:sz w:val="10"/>
+              </w:rPr>
+              <w:t>ERP-01-PERM-READ</w:t>
+            </w:r>
+          </w:p>
+        </w:tc>
+        <w:tc>
+          <w:tcPr>
+            <w:tcW w:type="dxa" w:w="1218"/>
+          </w:tcPr>
+          <w:p>
+            <w:r>
+              <w:rPr>
+                <w:sz w:val="10"/>
+              </w:rPr>
+              <w:t>—</w:t>
+            </w:r>
+          </w:p>
+        </w:tc>
+        <w:tc>
+          <w:tcPr>
+            <w:tcW w:type="dxa" w:w="1218"/>
+          </w:tcPr>
+          <w:p>
+            <w:r>
+              <w:rPr>
+                <w:sz w:val="10"/>
+              </w:rPr>
+              <w:t>getUiProjection</w:t>
+            </w:r>
+          </w:p>
+        </w:tc>
+        <w:tc>
+          <w:tcPr>
+            <w:tcW w:type="dxa" w:w="1218"/>
+          </w:tcPr>
+          <w:p>
+            <w:r>
+              <w:rPr>
+                <w:sz w:val="10"/>
+              </w:rPr>
+              <w:t>GET /v1/ui-projections/{pageUid}</w:t>
+            </w:r>
+          </w:p>
+        </w:tc>
+        <w:tc>
+          <w:tcPr>
+            <w:tcW w:type="dxa" w:w="1218"/>
+          </w:tcPr>
+          <w:p>
+            <w:r>
+              <w:rPr>
+                <w:sz w:val="10"/>
+              </w:rPr>
+              <w:t>Projection / source page read owner</w:t>
+            </w:r>
+          </w:p>
+        </w:tc>
+        <w:tc>
+          <w:tcPr>
+            <w:tcW w:type="dxa" w:w="1218"/>
+          </w:tcPr>
+          <w:p>
+            <w:r>
+              <w:rPr>
+                <w:sz w:val="10"/>
+              </w:rPr>
+              <w:t>—</w:t>
+            </w:r>
+          </w:p>
+        </w:tc>
+        <w:tc>
+          <w:tcPr>
+            <w:tcW w:type="dxa" w:w="1218"/>
+          </w:tcPr>
+          <w:p>
+            <w:r>
+              <w:rPr>
+                <w:sz w:val="10"/>
+              </w:rPr>
+              <w:t>READ_EXACT</w:t>
+            </w:r>
+          </w:p>
+        </w:tc>
+      </w:tr>
+      <w:tr>
+        <w:tc>
+          <w:tcPr>
+            <w:tcW w:type="dxa" w:w="1218"/>
+          </w:tcPr>
+          <w:p>
+            <w:r>
+              <w:rPr>
+                <w:sz w:val="10"/>
+              </w:rPr>
+              <w:t>ERP-01-FLD-SNAPSHOT</w:t>
+            </w:r>
+          </w:p>
+        </w:tc>
+        <w:tc>
+          <w:tcPr>
+            <w:tcW w:type="dxa" w:w="1218"/>
+          </w:tcPr>
+          <w:p>
+            <w:r>
+              <w:rPr>
+                <w:sz w:val="10"/>
+              </w:rPr>
+              <w:t>EXISTING_SOURCE_UID</w:t>
+            </w:r>
+          </w:p>
+        </w:tc>
+        <w:tc>
+          <w:tcPr>
+            <w:tcW w:type="dxa" w:w="1218"/>
+          </w:tcPr>
+          <w:p>
+            <w:r>
+              <w:rPr>
+                <w:sz w:val="10"/>
+              </w:rPr>
+              <w:t>Snapshot ID</w:t>
+            </w:r>
+          </w:p>
+        </w:tc>
+        <w:tc>
+          <w:tcPr>
+            <w:tcW w:type="dxa" w:w="1218"/>
+          </w:tcPr>
+          <w:p>
+            <w:r>
+              <w:rPr>
+                <w:sz w:val="10"/>
+              </w:rPr>
+              <w:t>READONLY</w:t>
+            </w:r>
+          </w:p>
+        </w:tc>
+        <w:tc>
+          <w:tcPr>
+            <w:tcW w:type="dxa" w:w="1218"/>
+          </w:tcPr>
+          <w:p>
+            <w:r>
+              <w:rPr>
+                <w:sz w:val="10"/>
+              </w:rPr>
+              <w:t>ERP-01-ACT-READ</w:t>
+            </w:r>
+          </w:p>
+        </w:tc>
+        <w:tc>
+          <w:tcPr>
+            <w:tcW w:type="dxa" w:w="1218"/>
+          </w:tcPr>
+          <w:p>
+            <w:r>
+              <w:rPr>
+                <w:sz w:val="10"/>
+              </w:rPr>
+              <w:t>ERP-01-GATE-PAGE</w:t>
+            </w:r>
+          </w:p>
+        </w:tc>
+        <w:tc>
+          <w:tcPr>
+            <w:tcW w:type="dxa" w:w="1218"/>
+          </w:tcPr>
+          <w:p>
+            <w:r>
+              <w:rPr>
+                <w:sz w:val="10"/>
+              </w:rPr>
+              <w:t>ERP-01-PERM-READ</w:t>
+            </w:r>
+          </w:p>
+        </w:tc>
+        <w:tc>
+          <w:tcPr>
+            <w:tcW w:type="dxa" w:w="1218"/>
+          </w:tcPr>
+          <w:p>
+            <w:r>
+              <w:rPr>
+                <w:sz w:val="10"/>
+              </w:rPr>
+              <w:t>—</w:t>
+            </w:r>
+          </w:p>
+        </w:tc>
+        <w:tc>
+          <w:tcPr>
+            <w:tcW w:type="dxa" w:w="1218"/>
+          </w:tcPr>
+          <w:p>
+            <w:r>
+              <w:rPr>
+                <w:sz w:val="10"/>
+              </w:rPr>
+              <w:t>getUiProjection</w:t>
+            </w:r>
+          </w:p>
+        </w:tc>
+        <w:tc>
+          <w:tcPr>
+            <w:tcW w:type="dxa" w:w="1218"/>
+          </w:tcPr>
+          <w:p>
+            <w:r>
+              <w:rPr>
+                <w:sz w:val="10"/>
+              </w:rPr>
+              <w:t>GET /v1/ui-projections/{pageUid}</w:t>
+            </w:r>
+          </w:p>
+        </w:tc>
+        <w:tc>
+          <w:tcPr>
+            <w:tcW w:type="dxa" w:w="1218"/>
+          </w:tcPr>
+          <w:p>
+            <w:r>
+              <w:rPr>
+                <w:sz w:val="10"/>
+              </w:rPr>
+              <w:t>Projection / source page read owner</w:t>
+            </w:r>
+          </w:p>
+        </w:tc>
+        <w:tc>
+          <w:tcPr>
+            <w:tcW w:type="dxa" w:w="1218"/>
+          </w:tcPr>
+          <w:p>
+            <w:r>
+              <w:rPr>
+                <w:sz w:val="10"/>
+              </w:rPr>
+              <w:t>—</w:t>
+            </w:r>
+          </w:p>
+        </w:tc>
+        <w:tc>
+          <w:tcPr>
+            <w:tcW w:type="dxa" w:w="1218"/>
+          </w:tcPr>
+          <w:p>
+            <w:r>
+              <w:rPr>
+                <w:sz w:val="10"/>
+              </w:rPr>
+              <w:t>READ_EXACT</w:t>
+            </w:r>
+          </w:p>
+        </w:tc>
+      </w:tr>
+      <w:tr>
+        <w:tc>
+          <w:tcPr>
+            <w:tcW w:type="dxa" w:w="1218"/>
+          </w:tcPr>
+          <w:p>
+            <w:r>
+              <w:rPr>
+                <w:sz w:val="10"/>
+              </w:rPr>
+              <w:t>ERP-01-FLD-SYNC-COMPLETENESS</w:t>
+            </w:r>
+          </w:p>
+        </w:tc>
+        <w:tc>
+          <w:tcPr>
+            <w:tcW w:type="dxa" w:w="1218"/>
+          </w:tcPr>
+          <w:p>
+            <w:r>
+              <w:rPr>
+                <w:sz w:val="10"/>
+              </w:rPr>
+              <w:t>EXISTING_SOURCE_UID</w:t>
+            </w:r>
+          </w:p>
+        </w:tc>
+        <w:tc>
+          <w:tcPr>
+            <w:tcW w:type="dxa" w:w="1218"/>
+          </w:tcPr>
+          <w:p>
+            <w:r>
+              <w:rPr>
+                <w:sz w:val="10"/>
+              </w:rPr>
+              <w:t>完整度</w:t>
+            </w:r>
+          </w:p>
+        </w:tc>
+        <w:tc>
+          <w:tcPr>
+            <w:tcW w:type="dxa" w:w="1218"/>
+          </w:tcPr>
+          <w:p>
+            <w:r>
+              <w:rPr>
+                <w:sz w:val="10"/>
+              </w:rPr>
+              <w:t>READONLY</w:t>
+            </w:r>
+          </w:p>
+        </w:tc>
+        <w:tc>
+          <w:tcPr>
+            <w:tcW w:type="dxa" w:w="1218"/>
+          </w:tcPr>
+          <w:p>
+            <w:r>
+              <w:rPr>
+                <w:sz w:val="10"/>
+              </w:rPr>
+              <w:t>ERP-01-ACT-READ-SYNC</w:t>
+            </w:r>
+          </w:p>
+        </w:tc>
+        <w:tc>
+          <w:tcPr>
+            <w:tcW w:type="dxa" w:w="1218"/>
+          </w:tcPr>
+          <w:p>
+            <w:r>
+              <w:rPr>
+                <w:sz w:val="10"/>
+              </w:rPr>
+              <w:t>ERP-01-GATE-SYNC-READ</w:t>
+            </w:r>
+          </w:p>
+        </w:tc>
+        <w:tc>
+          <w:tcPr>
+            <w:tcW w:type="dxa" w:w="1218"/>
+          </w:tcPr>
+          <w:p>
+            <w:r>
+              <w:rPr>
+                <w:sz w:val="10"/>
+              </w:rPr>
+              <w:t>ERP-01-PERM-SYNC</w:t>
+            </w:r>
+          </w:p>
+        </w:tc>
+        <w:tc>
+          <w:tcPr>
+            <w:tcW w:type="dxa" w:w="1218"/>
+          </w:tcPr>
+          <w:p>
+            <w:r>
+              <w:rPr>
+                <w:sz w:val="10"/>
+              </w:rPr>
+              <w:t>—</w:t>
+            </w:r>
+          </w:p>
+        </w:tc>
+        <w:tc>
+          <w:tcPr>
+            <w:tcW w:type="dxa" w:w="1218"/>
+          </w:tcPr>
+          <w:p>
+            <w:r>
+              <w:rPr>
+                <w:sz w:val="10"/>
+              </w:rPr>
+              <w:t>—</w:t>
+            </w:r>
+          </w:p>
+        </w:tc>
+        <w:tc>
+          <w:tcPr>
+            <w:tcW w:type="dxa" w:w="1218"/>
+          </w:tcPr>
+          <w:p>
+            <w:r>
+              <w:rPr>
+                <w:sz w:val="10"/>
+              </w:rPr>
+              <w:t>—</w:t>
+            </w:r>
+          </w:p>
+        </w:tc>
+        <w:tc>
+          <w:tcPr>
+            <w:tcW w:type="dxa" w:w="1218"/>
+          </w:tcPr>
+          <w:p>
+            <w:r>
+              <w:rPr>
+                <w:sz w:val="10"/>
+              </w:rPr>
+              <w:t>—</w:t>
+            </w:r>
+          </w:p>
+        </w:tc>
+        <w:tc>
+          <w:tcPr>
+            <w:tcW w:type="dxa" w:w="1218"/>
+          </w:tcPr>
+          <w:p>
+            <w:r>
+              <w:rPr>
+                <w:sz w:val="10"/>
+              </w:rPr>
+              <w:t>—</w:t>
+            </w:r>
+          </w:p>
+        </w:tc>
+        <w:tc>
+          <w:tcPr>
+            <w:tcW w:type="dxa" w:w="1218"/>
+          </w:tcPr>
+          <w:p>
+            <w:r>
+              <w:rPr>
+                <w:sz w:val="10"/>
+              </w:rPr>
+              <w:t>UI_LOCAL_OR_READ_SOURCE</w:t>
+            </w:r>
+          </w:p>
+        </w:tc>
+      </w:tr>
+      <w:tr>
+        <w:tc>
+          <w:tcPr>
+            <w:tcW w:type="dxa" w:w="1218"/>
+          </w:tcPr>
+          <w:p>
+            <w:r>
+              <w:rPr>
+                <w:sz w:val="10"/>
+              </w:rPr>
+              <w:t>ERP-01-FLD-SYNC-CURRENCY-TIMEZONE</w:t>
+            </w:r>
+          </w:p>
+        </w:tc>
+        <w:tc>
+          <w:tcPr>
+            <w:tcW w:type="dxa" w:w="1218"/>
+          </w:tcPr>
+          <w:p>
+            <w:r>
+              <w:rPr>
+                <w:sz w:val="10"/>
+              </w:rPr>
+              <w:t>EXISTING_SOURCE_UID</w:t>
+            </w:r>
+          </w:p>
+        </w:tc>
+        <w:tc>
+          <w:tcPr>
+            <w:tcW w:type="dxa" w:w="1218"/>
+          </w:tcPr>
+          <w:p>
+            <w:r>
+              <w:rPr>
+                <w:sz w:val="10"/>
+              </w:rPr>
+              <w:t>幣別 / 時區</w:t>
+            </w:r>
+          </w:p>
+        </w:tc>
+        <w:tc>
+          <w:tcPr>
+            <w:tcW w:type="dxa" w:w="1218"/>
+          </w:tcPr>
+          <w:p>
+            <w:r>
+              <w:rPr>
+                <w:sz w:val="10"/>
+              </w:rPr>
+              <w:t>READONLY</w:t>
+            </w:r>
+          </w:p>
+        </w:tc>
+        <w:tc>
+          <w:tcPr>
+            <w:tcW w:type="dxa" w:w="1218"/>
+          </w:tcPr>
+          <w:p>
+            <w:r>
+              <w:rPr>
+                <w:sz w:val="10"/>
+              </w:rPr>
+              <w:t>ERP-01-ACT-READ-SYNC</w:t>
+            </w:r>
+          </w:p>
+        </w:tc>
+        <w:tc>
+          <w:tcPr>
+            <w:tcW w:type="dxa" w:w="1218"/>
+          </w:tcPr>
+          <w:p>
+            <w:r>
+              <w:rPr>
+                <w:sz w:val="10"/>
+              </w:rPr>
+              <w:t>ERP-01-GATE-SYNC-READ</w:t>
+            </w:r>
+          </w:p>
+        </w:tc>
+        <w:tc>
+          <w:tcPr>
+            <w:tcW w:type="dxa" w:w="1218"/>
+          </w:tcPr>
+          <w:p>
+            <w:r>
+              <w:rPr>
+                <w:sz w:val="10"/>
+              </w:rPr>
+              <w:t>ERP-01-PERM-SYNC</w:t>
+            </w:r>
+          </w:p>
+        </w:tc>
+        <w:tc>
+          <w:tcPr>
+            <w:tcW w:type="dxa" w:w="1218"/>
+          </w:tcPr>
+          <w:p>
+            <w:r>
+              <w:rPr>
+                <w:sz w:val="10"/>
+              </w:rPr>
+              <w:t>—</w:t>
+            </w:r>
+          </w:p>
+        </w:tc>
+        <w:tc>
+          <w:tcPr>
+            <w:tcW w:type="dxa" w:w="1218"/>
+          </w:tcPr>
+          <w:p>
+            <w:r>
+              <w:rPr>
+                <w:sz w:val="10"/>
+              </w:rPr>
+              <w:t>—</w:t>
+            </w:r>
+          </w:p>
+        </w:tc>
+        <w:tc>
+          <w:tcPr>
+            <w:tcW w:type="dxa" w:w="1218"/>
+          </w:tcPr>
+          <w:p>
+            <w:r>
+              <w:rPr>
+                <w:sz w:val="10"/>
+              </w:rPr>
+              <w:t>—</w:t>
+            </w:r>
+          </w:p>
+        </w:tc>
+        <w:tc>
+          <w:tcPr>
+            <w:tcW w:type="dxa" w:w="1218"/>
+          </w:tcPr>
+          <w:p>
+            <w:r>
+              <w:rPr>
+                <w:sz w:val="10"/>
+              </w:rPr>
+              <w:t>—</w:t>
+            </w:r>
+          </w:p>
+        </w:tc>
+        <w:tc>
+          <w:tcPr>
+            <w:tcW w:type="dxa" w:w="1218"/>
+          </w:tcPr>
+          <w:p>
+            <w:r>
+              <w:rPr>
+                <w:sz w:val="10"/>
+              </w:rPr>
+              <w:t>—</w:t>
+            </w:r>
+          </w:p>
+        </w:tc>
+        <w:tc>
+          <w:tcPr>
+            <w:tcW w:type="dxa" w:w="1218"/>
+          </w:tcPr>
+          <w:p>
+            <w:r>
+              <w:rPr>
+                <w:sz w:val="10"/>
+              </w:rPr>
+              <w:t>UI_LOCAL_OR_READ_SOURCE</w:t>
+            </w:r>
+          </w:p>
+        </w:tc>
+      </w:tr>
+      <w:tr>
+        <w:tc>
+          <w:tcPr>
+            <w:tcW w:type="dxa" w:w="1218"/>
+          </w:tcPr>
+          <w:p>
+            <w:r>
+              <w:rPr>
+                <w:sz w:val="10"/>
+              </w:rPr>
+              <w:t>ERP-01-FLD-SYNC-FAILURE-ID</w:t>
+            </w:r>
+          </w:p>
+        </w:tc>
+        <w:tc>
+          <w:tcPr>
+            <w:tcW w:type="dxa" w:w="1218"/>
+          </w:tcPr>
+          <w:p>
+            <w:r>
+              <w:rPr>
+                <w:sz w:val="10"/>
+              </w:rPr>
+              <w:t>EXISTING_SOURCE_UID</w:t>
+            </w:r>
+          </w:p>
+        </w:tc>
+        <w:tc>
+          <w:tcPr>
+            <w:tcW w:type="dxa" w:w="1218"/>
+          </w:tcPr>
+          <w:p>
+            <w:r>
+              <w:rPr>
+                <w:sz w:val="10"/>
+              </w:rPr>
+              <w:t>Failure ID</w:t>
+            </w:r>
+          </w:p>
+        </w:tc>
+        <w:tc>
+          <w:tcPr>
+            <w:tcW w:type="dxa" w:w="1218"/>
+          </w:tcPr>
+          <w:p>
+            <w:r>
+              <w:rPr>
+                <w:sz w:val="10"/>
+              </w:rPr>
+              <w:t>READONLY</w:t>
+            </w:r>
+          </w:p>
+        </w:tc>
+        <w:tc>
+          <w:tcPr>
+            <w:tcW w:type="dxa" w:w="1218"/>
+          </w:tcPr>
+          <w:p>
+            <w:r>
+              <w:rPr>
+                <w:sz w:val="10"/>
+              </w:rPr>
+              <w:t>ERP-01-ACT-READ-SYNC</w:t>
+            </w:r>
+          </w:p>
+        </w:tc>
+        <w:tc>
+          <w:tcPr>
+            <w:tcW w:type="dxa" w:w="1218"/>
+          </w:tcPr>
+          <w:p>
+            <w:r>
+              <w:rPr>
+                <w:sz w:val="10"/>
+              </w:rPr>
+              <w:t>ERP-01-GATE-SYNC-READ</w:t>
+            </w:r>
+          </w:p>
+        </w:tc>
+        <w:tc>
+          <w:tcPr>
+            <w:tcW w:type="dxa" w:w="1218"/>
+          </w:tcPr>
+          <w:p>
+            <w:r>
+              <w:rPr>
+                <w:sz w:val="10"/>
+              </w:rPr>
+              <w:t>ERP-01-PERM-SYNC</w:t>
+            </w:r>
+          </w:p>
+        </w:tc>
+        <w:tc>
+          <w:tcPr>
+            <w:tcW w:type="dxa" w:w="1218"/>
+          </w:tcPr>
+          <w:p>
+            <w:r>
+              <w:rPr>
+                <w:sz w:val="10"/>
+              </w:rPr>
+              <w:t>—</w:t>
+            </w:r>
+          </w:p>
+        </w:tc>
+        <w:tc>
+          <w:tcPr>
+            <w:tcW w:type="dxa" w:w="1218"/>
+          </w:tcPr>
+          <w:p>
+            <w:r>
+              <w:rPr>
+                <w:sz w:val="10"/>
+              </w:rPr>
+              <w:t>—</w:t>
+            </w:r>
+          </w:p>
+        </w:tc>
+        <w:tc>
+          <w:tcPr>
+            <w:tcW w:type="dxa" w:w="1218"/>
+          </w:tcPr>
+          <w:p>
+            <w:r>
+              <w:rPr>
+                <w:sz w:val="10"/>
+              </w:rPr>
+              <w:t>—</w:t>
+            </w:r>
+          </w:p>
+        </w:tc>
+        <w:tc>
+          <w:tcPr>
+            <w:tcW w:type="dxa" w:w="1218"/>
+          </w:tcPr>
+          <w:p>
+            <w:r>
+              <w:rPr>
+                <w:sz w:val="10"/>
+              </w:rPr>
+              <w:t>—</w:t>
+            </w:r>
+          </w:p>
+        </w:tc>
+        <w:tc>
+          <w:tcPr>
+            <w:tcW w:type="dxa" w:w="1218"/>
+          </w:tcPr>
+          <w:p>
+            <w:r>
+              <w:rPr>
+                <w:sz w:val="10"/>
+              </w:rPr>
+              <w:t>—</w:t>
+            </w:r>
+          </w:p>
+        </w:tc>
+        <w:tc>
+          <w:tcPr>
+            <w:tcW w:type="dxa" w:w="1218"/>
+          </w:tcPr>
+          <w:p>
+            <w:r>
+              <w:rPr>
+                <w:sz w:val="10"/>
+              </w:rPr>
+              <w:t>UI_LOCAL_OR_READ_SOURCE</w:t>
+            </w:r>
+          </w:p>
+        </w:tc>
+      </w:tr>
+      <w:tr>
+        <w:tc>
+          <w:tcPr>
+            <w:tcW w:type="dxa" w:w="1218"/>
+          </w:tcPr>
+          <w:p>
+            <w:r>
+              <w:rPr>
+                <w:sz w:val="10"/>
+              </w:rPr>
+              <w:t>ERP-01-FLD-SYNC-FRESHNESS-AT</w:t>
+            </w:r>
+          </w:p>
+        </w:tc>
+        <w:tc>
+          <w:tcPr>
+            <w:tcW w:type="dxa" w:w="1218"/>
+          </w:tcPr>
+          <w:p>
+            <w:r>
+              <w:rPr>
+                <w:sz w:val="10"/>
+              </w:rPr>
+              <w:t>EXISTING_SOURCE_UID</w:t>
+            </w:r>
+          </w:p>
+        </w:tc>
+        <w:tc>
+          <w:tcPr>
+            <w:tcW w:type="dxa" w:w="1218"/>
+          </w:tcPr>
+          <w:p>
+            <w:r>
+              <w:rPr>
+                <w:sz w:val="10"/>
+              </w:rPr>
+              <w:t>Freshness At</w:t>
+            </w:r>
+          </w:p>
+        </w:tc>
+        <w:tc>
+          <w:tcPr>
+            <w:tcW w:type="dxa" w:w="1218"/>
+          </w:tcPr>
+          <w:p>
+            <w:r>
+              <w:rPr>
+                <w:sz w:val="10"/>
+              </w:rPr>
+              <w:t>READONLY</w:t>
+            </w:r>
+          </w:p>
+        </w:tc>
+        <w:tc>
+          <w:tcPr>
+            <w:tcW w:type="dxa" w:w="1218"/>
+          </w:tcPr>
+          <w:p>
+            <w:r>
+              <w:rPr>
+                <w:sz w:val="10"/>
+              </w:rPr>
+              <w:t>ERP-01-ACT-READ-SYNC</w:t>
+            </w:r>
+          </w:p>
+        </w:tc>
+        <w:tc>
+          <w:tcPr>
+            <w:tcW w:type="dxa" w:w="1218"/>
+          </w:tcPr>
+          <w:p>
+            <w:r>
+              <w:rPr>
+                <w:sz w:val="10"/>
+              </w:rPr>
+              <w:t>ERP-01-GATE-SYNC-READ</w:t>
+            </w:r>
+          </w:p>
+        </w:tc>
+        <w:tc>
+          <w:tcPr>
+            <w:tcW w:type="dxa" w:w="1218"/>
+          </w:tcPr>
+          <w:p>
+            <w:r>
+              <w:rPr>
+                <w:sz w:val="10"/>
+              </w:rPr>
+              <w:t>ERP-01-PERM-SYNC</w:t>
+            </w:r>
+          </w:p>
+        </w:tc>
+        <w:tc>
+          <w:tcPr>
+            <w:tcW w:type="dxa" w:w="1218"/>
+          </w:tcPr>
+          <w:p>
+            <w:r>
+              <w:rPr>
+                <w:sz w:val="10"/>
+              </w:rPr>
+              <w:t>—</w:t>
+            </w:r>
+          </w:p>
+        </w:tc>
+        <w:tc>
+          <w:tcPr>
+            <w:tcW w:type="dxa" w:w="1218"/>
+          </w:tcPr>
+          <w:p>
+            <w:r>
+              <w:rPr>
+                <w:sz w:val="10"/>
+              </w:rPr>
+              <w:t>—</w:t>
+            </w:r>
+          </w:p>
+        </w:tc>
+        <w:tc>
+          <w:tcPr>
+            <w:tcW w:type="dxa" w:w="1218"/>
+          </w:tcPr>
+          <w:p>
+            <w:r>
+              <w:rPr>
+                <w:sz w:val="10"/>
+              </w:rPr>
+              <w:t>—</w:t>
+            </w:r>
+          </w:p>
+        </w:tc>
+        <w:tc>
+          <w:tcPr>
+            <w:tcW w:type="dxa" w:w="1218"/>
+          </w:tcPr>
+          <w:p>
+            <w:r>
+              <w:rPr>
+                <w:sz w:val="10"/>
+              </w:rPr>
+              <w:t>—</w:t>
+            </w:r>
+          </w:p>
+        </w:tc>
+        <w:tc>
+          <w:tcPr>
+            <w:tcW w:type="dxa" w:w="1218"/>
+          </w:tcPr>
+          <w:p>
+            <w:r>
+              <w:rPr>
+                <w:sz w:val="10"/>
+              </w:rPr>
+              <w:t>—</w:t>
+            </w:r>
+          </w:p>
+        </w:tc>
+        <w:tc>
+          <w:tcPr>
+            <w:tcW w:type="dxa" w:w="1218"/>
+          </w:tcPr>
+          <w:p>
+            <w:r>
+              <w:rPr>
+                <w:sz w:val="10"/>
+              </w:rPr>
+              <w:t>UI_LOCAL_OR_READ_SOURCE</w:t>
+            </w:r>
+          </w:p>
+        </w:tc>
+      </w:tr>
+      <w:tr>
+        <w:tc>
+          <w:tcPr>
+            <w:tcW w:type="dxa" w:w="1218"/>
+          </w:tcPr>
+          <w:p>
+            <w:r>
+              <w:rPr>
+                <w:sz w:val="10"/>
+              </w:rPr>
+              <w:t>ERP-01-FLD-SYNC-LAST-SYNC-STATUS</w:t>
+            </w:r>
+          </w:p>
+        </w:tc>
+        <w:tc>
+          <w:tcPr>
+            <w:tcW w:type="dxa" w:w="1218"/>
+          </w:tcPr>
+          <w:p>
+            <w:r>
+              <w:rPr>
+                <w:sz w:val="10"/>
+              </w:rPr>
+              <w:t>EXISTING_SOURCE_UID</w:t>
+            </w:r>
+          </w:p>
+        </w:tc>
+        <w:tc>
+          <w:tcPr>
+            <w:tcW w:type="dxa" w:w="1218"/>
+          </w:tcPr>
+          <w:p>
+            <w:r>
+              <w:rPr>
+                <w:sz w:val="10"/>
+              </w:rPr>
+              <w:t>Last Sync Status</w:t>
+            </w:r>
+          </w:p>
+        </w:tc>
+        <w:tc>
+          <w:tcPr>
+            <w:tcW w:type="dxa" w:w="1218"/>
+          </w:tcPr>
+          <w:p>
+            <w:r>
+              <w:rPr>
+                <w:sz w:val="10"/>
+              </w:rPr>
+              <w:t>READONLY</w:t>
+            </w:r>
+          </w:p>
+        </w:tc>
+        <w:tc>
+          <w:tcPr>
+            <w:tcW w:type="dxa" w:w="1218"/>
+          </w:tcPr>
+          <w:p>
+            <w:r>
+              <w:rPr>
+                <w:sz w:val="10"/>
+              </w:rPr>
+              <w:t>ERP-01-ACT-READ-SYNC</w:t>
+            </w:r>
+          </w:p>
+        </w:tc>
+        <w:tc>
+          <w:tcPr>
+            <w:tcW w:type="dxa" w:w="1218"/>
+          </w:tcPr>
+          <w:p>
+            <w:r>
+              <w:rPr>
+                <w:sz w:val="10"/>
+              </w:rPr>
+              <w:t>ERP-01-GATE-SYNC-READ</w:t>
+            </w:r>
+          </w:p>
+        </w:tc>
+        <w:tc>
+          <w:tcPr>
+            <w:tcW w:type="dxa" w:w="1218"/>
+          </w:tcPr>
+          <w:p>
+            <w:r>
+              <w:rPr>
+                <w:sz w:val="10"/>
+              </w:rPr>
+              <w:t>ERP-01-PERM-SYNC</w:t>
+            </w:r>
+          </w:p>
+        </w:tc>
+        <w:tc>
+          <w:tcPr>
+            <w:tcW w:type="dxa" w:w="1218"/>
+          </w:tcPr>
+          <w:p>
+            <w:r>
+              <w:rPr>
+                <w:sz w:val="10"/>
+              </w:rPr>
+              <w:t>—</w:t>
+            </w:r>
+          </w:p>
+        </w:tc>
+        <w:tc>
+          <w:tcPr>
+            <w:tcW w:type="dxa" w:w="1218"/>
+          </w:tcPr>
+          <w:p>
+            <w:r>
+              <w:rPr>
+                <w:sz w:val="10"/>
+              </w:rPr>
+              <w:t>—</w:t>
+            </w:r>
+          </w:p>
+        </w:tc>
+        <w:tc>
+          <w:tcPr>
+            <w:tcW w:type="dxa" w:w="1218"/>
+          </w:tcPr>
+          <w:p>
+            <w:r>
+              <w:rPr>
+                <w:sz w:val="10"/>
+              </w:rPr>
+              <w:t>—</w:t>
+            </w:r>
+          </w:p>
+        </w:tc>
+        <w:tc>
+          <w:tcPr>
+            <w:tcW w:type="dxa" w:w="1218"/>
+          </w:tcPr>
+          <w:p>
+            <w:r>
+              <w:rPr>
+                <w:sz w:val="10"/>
+              </w:rPr>
+              <w:t>—</w:t>
+            </w:r>
+          </w:p>
+        </w:tc>
+        <w:tc>
+          <w:tcPr>
+            <w:tcW w:type="dxa" w:w="1218"/>
+          </w:tcPr>
+          <w:p>
+            <w:r>
+              <w:rPr>
+                <w:sz w:val="10"/>
+              </w:rPr>
+              <w:t>—</w:t>
+            </w:r>
+          </w:p>
+        </w:tc>
+        <w:tc>
+          <w:tcPr>
+            <w:tcW w:type="dxa" w:w="1218"/>
+          </w:tcPr>
+          <w:p>
+            <w:r>
+              <w:rPr>
+                <w:sz w:val="10"/>
+              </w:rPr>
+              <w:t>UI_LOCAL_OR_READ_SOURCE</w:t>
+            </w:r>
+          </w:p>
+        </w:tc>
+      </w:tr>
+      <w:tr>
+        <w:tc>
+          <w:tcPr>
+            <w:tcW w:type="dxa" w:w="1218"/>
+          </w:tcPr>
+          <w:p>
+            <w:r>
+              <w:rPr>
+                <w:sz w:val="10"/>
+              </w:rPr>
+              <w:t>ERP-01-FLD-SYNC-SNAPSHOT-ID</w:t>
+            </w:r>
+          </w:p>
+        </w:tc>
+        <w:tc>
+          <w:tcPr>
+            <w:tcW w:type="dxa" w:w="1218"/>
+          </w:tcPr>
+          <w:p>
+            <w:r>
+              <w:rPr>
+                <w:sz w:val="10"/>
+              </w:rPr>
+              <w:t>EXISTING_SOURCE_UID</w:t>
+            </w:r>
+          </w:p>
+        </w:tc>
+        <w:tc>
+          <w:tcPr>
+            <w:tcW w:type="dxa" w:w="1218"/>
+          </w:tcPr>
+          <w:p>
+            <w:r>
+              <w:rPr>
+                <w:sz w:val="10"/>
+              </w:rPr>
+              <w:t>Snapshot ID</w:t>
+            </w:r>
+          </w:p>
+        </w:tc>
+        <w:tc>
+          <w:tcPr>
+            <w:tcW w:type="dxa" w:w="1218"/>
+          </w:tcPr>
+          <w:p>
+            <w:r>
+              <w:rPr>
+                <w:sz w:val="10"/>
+              </w:rPr>
+              <w:t>READONLY</w:t>
+            </w:r>
+          </w:p>
+        </w:tc>
+        <w:tc>
+          <w:tcPr>
+            <w:tcW w:type="dxa" w:w="1218"/>
+          </w:tcPr>
+          <w:p>
+            <w:r>
+              <w:rPr>
+                <w:sz w:val="10"/>
+              </w:rPr>
+              <w:t>ERP-01-ACT-READ-SYNC</w:t>
+            </w:r>
+          </w:p>
+        </w:tc>
+        <w:tc>
+          <w:tcPr>
+            <w:tcW w:type="dxa" w:w="1218"/>
+          </w:tcPr>
+          <w:p>
+            <w:r>
+              <w:rPr>
+                <w:sz w:val="10"/>
+              </w:rPr>
+              <w:t>ERP-01-GATE-SYNC-READ</w:t>
+            </w:r>
+          </w:p>
+        </w:tc>
+        <w:tc>
+          <w:tcPr>
+            <w:tcW w:type="dxa" w:w="1218"/>
+          </w:tcPr>
+          <w:p>
+            <w:r>
+              <w:rPr>
+                <w:sz w:val="10"/>
+              </w:rPr>
+              <w:t>ERP-01-PERM-SYNC</w:t>
+            </w:r>
+          </w:p>
+        </w:tc>
+        <w:tc>
+          <w:tcPr>
+            <w:tcW w:type="dxa" w:w="1218"/>
+          </w:tcPr>
+          <w:p>
+            <w:r>
+              <w:rPr>
+                <w:sz w:val="10"/>
+              </w:rPr>
+              <w:t>—</w:t>
+            </w:r>
+          </w:p>
+        </w:tc>
+        <w:tc>
+          <w:tcPr>
+            <w:tcW w:type="dxa" w:w="1218"/>
+          </w:tcPr>
+          <w:p>
+            <w:r>
+              <w:rPr>
+                <w:sz w:val="10"/>
+              </w:rPr>
+              <w:t>—</w:t>
+            </w:r>
+          </w:p>
+        </w:tc>
+        <w:tc>
+          <w:tcPr>
+            <w:tcW w:type="dxa" w:w="1218"/>
+          </w:tcPr>
+          <w:p>
+            <w:r>
+              <w:rPr>
+                <w:sz w:val="10"/>
+              </w:rPr>
+              <w:t>—</w:t>
+            </w:r>
+          </w:p>
+        </w:tc>
+        <w:tc>
+          <w:tcPr>
+            <w:tcW w:type="dxa" w:w="1218"/>
+          </w:tcPr>
+          <w:p>
+            <w:r>
+              <w:rPr>
+                <w:sz w:val="10"/>
+              </w:rPr>
+              <w:t>—</w:t>
+            </w:r>
+          </w:p>
+        </w:tc>
+        <w:tc>
+          <w:tcPr>
+            <w:tcW w:type="dxa" w:w="1218"/>
+          </w:tcPr>
+          <w:p>
+            <w:r>
+              <w:rPr>
+                <w:sz w:val="10"/>
+              </w:rPr>
+              <w:t>—</w:t>
+            </w:r>
+          </w:p>
+        </w:tc>
+        <w:tc>
+          <w:tcPr>
+            <w:tcW w:type="dxa" w:w="1218"/>
+          </w:tcPr>
+          <w:p>
+            <w:r>
+              <w:rPr>
+                <w:sz w:val="10"/>
+              </w:rPr>
+              <w:t>UI_LOCAL_OR_READ_SOURCE</w:t>
+            </w:r>
+          </w:p>
+        </w:tc>
+      </w:tr>
+    </w:tbl>
+    <w:p>
+      <w:pPr>
+        <w:pStyle w:val="Heading3"/>
+      </w:pPr>
+      <w:r>
+        <w:t>ERP Denominator Clarification</w:t>
+      </w:r>
+    </w:p>
+    <w:p>
+      <w:r>
+        <w:t>42 is the complete current page-control denominator. The separate “17 + 12 = 29 source controls” acceptance statement is a source-control coverage slice, not the full page denominator. It MUST NOT replace the 42-control registry.</w:t>
+      </w:r>
+    </w:p>
+    <w:p>
+      <w:pPr>
+        <w:pStyle w:val="Heading2"/>
+      </w:pPr>
+      <w:r>
+        <w:t>Page Construction Invariant</w:t>
+      </w:r>
+    </w:p>
+    <w:p>
+      <w:r>
+        <w:t>The exact control denominator above is the only construction denominator for this page. Components/fields/visual IDs are not counted as additional controls. Existing source UIDs are preserved. A control classified UI_LOCAL_EXACT MUST NOT create a server write. A control classified SPEC_EXACT_RUNTIME_BLOCKED / NOT_EXECUTED MUST remain disabled or fail-closed until its runtime evidence exists.</w:t>
+      </w:r>
+    </w:p>
     <w:sectPr>
-      <w:headerReference w:type="default" r:id="rId9"/>
-      <w:footerReference w:type="default" r:id="rId10"/>
-      <w:pgSz w:w="11906" w:h="16838"/>
-      <w:pgMar w:top="737" w:right="709" w:bottom="680" w:left="709" w:header="283" w:footer="283" w:gutter="0"/>
+      <w:pgSz w:w="16838" w:h="11906" w:orient="landscape"/>
+      <w:pgMar w:top="576" w:right="504" w:bottom="576" w:left="504" w:header="283" w:footer="283" w:gutter="0"/>
       <w:cols w:space="720"/>
       <w:docGrid w:linePitch="360"/>
     </w:sectPr>

--- a/ACPOS_ERP-01_ERP與財務_Mother_Basic_Design_OPTIMIZED.docx
+++ b/ACPOS_ERP-01_ERP與財務_Mother_Basic_Design_OPTIMIZED.docx
@@ -13507,11 +13507,17 @@
     </w:p>
     <w:p>
       <w:pPr>
+        <w:pStyle w:val="Heading1"/>
+      </w:pPr>
+      <w:r>
+        <w:t>2026-09-21 Machine Authority Construction Closure / 機器權威施工綁定封板</w:t>
+      </w:r>
+    </w:p>
+    <w:p>
+      <w:pPr>
         <w:sectPr>
-          <w:headerReference w:type="default" r:id="rId9"/>
-          <w:footerReference w:type="default" r:id="rId10"/>
-          <w:pgSz w:w="11906" w:h="16838"/>
-          <w:pgMar w:top="737" w:right="709" w:bottom="680" w:left="709" w:header="283" w:footer="283" w:gutter="0"/>
+          <w:pgSz w:w="16838" w:h="11906" w:orient="landscape"/>
+          <w:pgMar w:top="576" w:right="504" w:bottom="576" w:left="504" w:header="283" w:footer="283" w:gutter="0"/>
           <w:cols w:space="720"/>
           <w:docGrid w:linePitch="360"/>
         </w:sectPr>
@@ -13530,7 +13536,7 @@
         <w:rPr>
           <w:b/>
         </w:rPr>
-        <w:t xml:space="preserve">[ACPOS-20260921-SOURCE-GROUNDED-CONSTRUCTION-CLOSURE-V1] </w:t>
+        <w:t xml:space="preserve">[ACPOS-20260921-SOURCE-GROUNDED-CONSTRUCTION-CLOSURE-V2] </w:t>
       </w:r>
       <w:r>
         <w:t>Source-grounded only. Existing Current source wins; missing source values remain blocked/decision-required. This closure supersedes the prior generic 2026-09-21 V1/V3 annex only, not the original domain logic or human visual review gates.</w:t>
@@ -13551,8 +13557,8 @@
         <w:tblLook w:firstColumn="1" w:firstRow="1" w:lastColumn="0" w:lastRow="0" w:noHBand="0" w:noVBand="1" w:val="04A0"/>
       </w:tblPr>
       <w:tblGrid>
-        <w:gridCol w:w="7915"/>
-        <w:gridCol w:w="7915"/>
+        <w:gridCol w:w="5449"/>
+        <w:gridCol w:w="5449"/>
       </w:tblGrid>
       <w:tr>
         <w:trPr>
@@ -13560,7 +13566,7 @@
         </w:trPr>
         <w:tc>
           <w:tcPr>
-            <w:tcW w:type="dxa" w:w="7915"/>
+            <w:tcW w:type="dxa" w:w="5449"/>
             <w:shd w:fill="EDE9FE"/>
           </w:tcPr>
           <w:p>
@@ -13574,7 +13580,7 @@
         </w:tc>
         <w:tc>
           <w:tcPr>
-            <w:tcW w:type="dxa" w:w="7915"/>
+            <w:tcW w:type="dxa" w:w="5449"/>
             <w:shd w:fill="EDE9FE"/>
           </w:tcPr>
           <w:p>
@@ -13590,7 +13596,7 @@
       <w:tr>
         <w:tc>
           <w:tcPr>
-            <w:tcW w:type="dxa" w:w="7915"/>
+            <w:tcW w:type="dxa" w:w="5449"/>
           </w:tcPr>
           <w:p>
             <w:r>
@@ -13603,7 +13609,7 @@
         </w:tc>
         <w:tc>
           <w:tcPr>
-            <w:tcW w:type="dxa" w:w="7915"/>
+            <w:tcW w:type="dxa" w:w="5449"/>
           </w:tcPr>
           <w:p>
             <w:r>
@@ -13618,7 +13624,7 @@
       <w:tr>
         <w:tc>
           <w:tcPr>
-            <w:tcW w:type="dxa" w:w="7915"/>
+            <w:tcW w:type="dxa" w:w="5449"/>
           </w:tcPr>
           <w:p>
             <w:r>
@@ -13631,7 +13637,7 @@
         </w:tc>
         <w:tc>
           <w:tcPr>
-            <w:tcW w:type="dxa" w:w="7915"/>
+            <w:tcW w:type="dxa" w:w="5449"/>
           </w:tcPr>
           <w:p>
             <w:r>
@@ -13646,7 +13652,7 @@
       <w:tr>
         <w:tc>
           <w:tcPr>
-            <w:tcW w:type="dxa" w:w="7915"/>
+            <w:tcW w:type="dxa" w:w="5449"/>
           </w:tcPr>
           <w:p>
             <w:r>
@@ -13659,7 +13665,7 @@
         </w:tc>
         <w:tc>
           <w:tcPr>
-            <w:tcW w:type="dxa" w:w="7915"/>
+            <w:tcW w:type="dxa" w:w="5449"/>
           </w:tcPr>
           <w:p>
             <w:r>
@@ -13674,7 +13680,7 @@
       <w:tr>
         <w:tc>
           <w:tcPr>
-            <w:tcW w:type="dxa" w:w="7915"/>
+            <w:tcW w:type="dxa" w:w="5449"/>
           </w:tcPr>
           <w:p>
             <w:r>
@@ -13687,7 +13693,7 @@
         </w:tc>
         <w:tc>
           <w:tcPr>
-            <w:tcW w:type="dxa" w:w="7915"/>
+            <w:tcW w:type="dxa" w:w="5449"/>
           </w:tcPr>
           <w:p>
             <w:r>
@@ -13702,7 +13708,7 @@
       <w:tr>
         <w:tc>
           <w:tcPr>
-            <w:tcW w:type="dxa" w:w="7915"/>
+            <w:tcW w:type="dxa" w:w="5449"/>
           </w:tcPr>
           <w:p>
             <w:r>
@@ -13715,7 +13721,7 @@
         </w:tc>
         <w:tc>
           <w:tcPr>
-            <w:tcW w:type="dxa" w:w="7915"/>
+            <w:tcW w:type="dxa" w:w="5449"/>
           </w:tcPr>
           <w:p>
             <w:r>
@@ -13730,7 +13736,7 @@
       <w:tr>
         <w:tc>
           <w:tcPr>
-            <w:tcW w:type="dxa" w:w="7915"/>
+            <w:tcW w:type="dxa" w:w="5449"/>
           </w:tcPr>
           <w:p>
             <w:r>
@@ -13743,7 +13749,7 @@
         </w:tc>
         <w:tc>
           <w:tcPr>
-            <w:tcW w:type="dxa" w:w="7915"/>
+            <w:tcW w:type="dxa" w:w="5449"/>
           </w:tcPr>
           <w:p>
             <w:r>
@@ -13763,19 +13769,19 @@
         <w:tblLook w:firstColumn="1" w:firstRow="1" w:lastColumn="0" w:lastRow="0" w:noHBand="0" w:noVBand="1" w:val="04A0"/>
       </w:tblPr>
       <w:tblGrid>
-        <w:gridCol w:w="1218"/>
-        <w:gridCol w:w="1218"/>
-        <w:gridCol w:w="1218"/>
-        <w:gridCol w:w="1218"/>
-        <w:gridCol w:w="1218"/>
-        <w:gridCol w:w="1218"/>
-        <w:gridCol w:w="1218"/>
-        <w:gridCol w:w="1218"/>
-        <w:gridCol w:w="1218"/>
-        <w:gridCol w:w="1218"/>
-        <w:gridCol w:w="1218"/>
-        <w:gridCol w:w="1218"/>
-        <w:gridCol w:w="1218"/>
+        <w:gridCol w:w="838"/>
+        <w:gridCol w:w="838"/>
+        <w:gridCol w:w="838"/>
+        <w:gridCol w:w="838"/>
+        <w:gridCol w:w="838"/>
+        <w:gridCol w:w="838"/>
+        <w:gridCol w:w="838"/>
+        <w:gridCol w:w="838"/>
+        <w:gridCol w:w="838"/>
+        <w:gridCol w:w="838"/>
+        <w:gridCol w:w="838"/>
+        <w:gridCol w:w="838"/>
+        <w:gridCol w:w="838"/>
       </w:tblGrid>
       <w:tr>
         <w:trPr>
@@ -13783,7 +13789,7 @@
         </w:trPr>
         <w:tc>
           <w:tcPr>
-            <w:tcW w:type="dxa" w:w="1218"/>
+            <w:tcW w:type="dxa" w:w="838"/>
             <w:shd w:fill="EDE9FE"/>
           </w:tcPr>
           <w:p>
@@ -13797,7 +13803,7 @@
         </w:tc>
         <w:tc>
           <w:tcPr>
-            <w:tcW w:type="dxa" w:w="1218"/>
+            <w:tcW w:type="dxa" w:w="838"/>
             <w:shd w:fill="EDE9FE"/>
           </w:tcPr>
           <w:p>
@@ -13811,7 +13817,7 @@
         </w:tc>
         <w:tc>
           <w:tcPr>
-            <w:tcW w:type="dxa" w:w="1218"/>
+            <w:tcW w:type="dxa" w:w="838"/>
             <w:shd w:fill="EDE9FE"/>
           </w:tcPr>
           <w:p>
@@ -13825,7 +13831,7 @@
         </w:tc>
         <w:tc>
           <w:tcPr>
-            <w:tcW w:type="dxa" w:w="1218"/>
+            <w:tcW w:type="dxa" w:w="838"/>
             <w:shd w:fill="EDE9FE"/>
           </w:tcPr>
           <w:p>
@@ -13839,7 +13845,7 @@
         </w:tc>
         <w:tc>
           <w:tcPr>
-            <w:tcW w:type="dxa" w:w="1218"/>
+            <w:tcW w:type="dxa" w:w="838"/>
             <w:shd w:fill="EDE9FE"/>
           </w:tcPr>
           <w:p>
@@ -13853,7 +13859,7 @@
         </w:tc>
         <w:tc>
           <w:tcPr>
-            <w:tcW w:type="dxa" w:w="1218"/>
+            <w:tcW w:type="dxa" w:w="838"/>
             <w:shd w:fill="EDE9FE"/>
           </w:tcPr>
           <w:p>
@@ -13867,7 +13873,7 @@
         </w:tc>
         <w:tc>
           <w:tcPr>
-            <w:tcW w:type="dxa" w:w="1218"/>
+            <w:tcW w:type="dxa" w:w="838"/>
             <w:shd w:fill="EDE9FE"/>
           </w:tcPr>
           <w:p>
@@ -13881,7 +13887,7 @@
         </w:tc>
         <w:tc>
           <w:tcPr>
-            <w:tcW w:type="dxa" w:w="1218"/>
+            <w:tcW w:type="dxa" w:w="838"/>
             <w:shd w:fill="EDE9FE"/>
           </w:tcPr>
           <w:p>
@@ -13895,7 +13901,7 @@
         </w:tc>
         <w:tc>
           <w:tcPr>
-            <w:tcW w:type="dxa" w:w="1218"/>
+            <w:tcW w:type="dxa" w:w="838"/>
             <w:shd w:fill="EDE9FE"/>
           </w:tcPr>
           <w:p>
@@ -13909,7 +13915,7 @@
         </w:tc>
         <w:tc>
           <w:tcPr>
-            <w:tcW w:type="dxa" w:w="1218"/>
+            <w:tcW w:type="dxa" w:w="838"/>
             <w:shd w:fill="EDE9FE"/>
           </w:tcPr>
           <w:p>
@@ -13923,7 +13929,7 @@
         </w:tc>
         <w:tc>
           <w:tcPr>
-            <w:tcW w:type="dxa" w:w="1218"/>
+            <w:tcW w:type="dxa" w:w="838"/>
             <w:shd w:fill="EDE9FE"/>
           </w:tcPr>
           <w:p>
@@ -13937,7 +13943,7 @@
         </w:tc>
         <w:tc>
           <w:tcPr>
-            <w:tcW w:type="dxa" w:w="1218"/>
+            <w:tcW w:type="dxa" w:w="838"/>
             <w:shd w:fill="EDE9FE"/>
           </w:tcPr>
           <w:p>
@@ -13951,7 +13957,7 @@
         </w:tc>
         <w:tc>
           <w:tcPr>
-            <w:tcW w:type="dxa" w:w="1218"/>
+            <w:tcW w:type="dxa" w:w="838"/>
             <w:shd w:fill="EDE9FE"/>
           </w:tcPr>
           <w:p>
@@ -13967,7 +13973,7 @@
       <w:tr>
         <w:tc>
           <w:tcPr>
-            <w:tcW w:type="dxa" w:w="1218"/>
+            <w:tcW w:type="dxa" w:w="838"/>
           </w:tcPr>
           <w:p>
             <w:r>
@@ -13980,7 +13986,7 @@
         </w:tc>
         <w:tc>
           <w:tcPr>
-            <w:tcW w:type="dxa" w:w="1218"/>
+            <w:tcW w:type="dxa" w:w="838"/>
           </w:tcPr>
           <w:p>
             <w:r>
@@ -13993,7 +13999,7 @@
         </w:tc>
         <w:tc>
           <w:tcPr>
-            <w:tcW w:type="dxa" w:w="1218"/>
+            <w:tcW w:type="dxa" w:w="838"/>
           </w:tcPr>
           <w:p>
             <w:r>
@@ -14006,7 +14012,7 @@
         </w:tc>
         <w:tc>
           <w:tcPr>
-            <w:tcW w:type="dxa" w:w="1218"/>
+            <w:tcW w:type="dxa" w:w="838"/>
           </w:tcPr>
           <w:p>
             <w:r>
@@ -14019,7 +14025,7 @@
         </w:tc>
         <w:tc>
           <w:tcPr>
-            <w:tcW w:type="dxa" w:w="1218"/>
+            <w:tcW w:type="dxa" w:w="838"/>
           </w:tcPr>
           <w:p>
             <w:r>
@@ -14032,7 +14038,7 @@
         </w:tc>
         <w:tc>
           <w:tcPr>
-            <w:tcW w:type="dxa" w:w="1218"/>
+            <w:tcW w:type="dxa" w:w="838"/>
           </w:tcPr>
           <w:p>
             <w:r>
@@ -14045,7 +14051,7 @@
         </w:tc>
         <w:tc>
           <w:tcPr>
-            <w:tcW w:type="dxa" w:w="1218"/>
+            <w:tcW w:type="dxa" w:w="838"/>
           </w:tcPr>
           <w:p>
             <w:r>
@@ -14058,7 +14064,7 @@
         </w:tc>
         <w:tc>
           <w:tcPr>
-            <w:tcW w:type="dxa" w:w="1218"/>
+            <w:tcW w:type="dxa" w:w="838"/>
           </w:tcPr>
           <w:p>
             <w:r>
@@ -14071,7 +14077,7 @@
         </w:tc>
         <w:tc>
           <w:tcPr>
-            <w:tcW w:type="dxa" w:w="1218"/>
+            <w:tcW w:type="dxa" w:w="838"/>
           </w:tcPr>
           <w:p>
             <w:r>
@@ -14084,7 +14090,7 @@
         </w:tc>
         <w:tc>
           <w:tcPr>
-            <w:tcW w:type="dxa" w:w="1218"/>
+            <w:tcW w:type="dxa" w:w="838"/>
           </w:tcPr>
           <w:p>
             <w:r>
@@ -14097,7 +14103,7 @@
         </w:tc>
         <w:tc>
           <w:tcPr>
-            <w:tcW w:type="dxa" w:w="1218"/>
+            <w:tcW w:type="dxa" w:w="838"/>
           </w:tcPr>
           <w:p>
             <w:r>
@@ -14110,7 +14116,7 @@
         </w:tc>
         <w:tc>
           <w:tcPr>
-            <w:tcW w:type="dxa" w:w="1218"/>
+            <w:tcW w:type="dxa" w:w="838"/>
           </w:tcPr>
           <w:p>
             <w:r>
@@ -14123,7 +14129,7 @@
         </w:tc>
         <w:tc>
           <w:tcPr>
-            <w:tcW w:type="dxa" w:w="1218"/>
+            <w:tcW w:type="dxa" w:w="838"/>
           </w:tcPr>
           <w:p>
             <w:r>
@@ -14138,7 +14144,7 @@
       <w:tr>
         <w:tc>
           <w:tcPr>
-            <w:tcW w:type="dxa" w:w="1218"/>
+            <w:tcW w:type="dxa" w:w="838"/>
           </w:tcPr>
           <w:p>
             <w:r>
@@ -14151,7 +14157,7 @@
         </w:tc>
         <w:tc>
           <w:tcPr>
-            <w:tcW w:type="dxa" w:w="1218"/>
+            <w:tcW w:type="dxa" w:w="838"/>
           </w:tcPr>
           <w:p>
             <w:r>
@@ -14164,7 +14170,7 @@
         </w:tc>
         <w:tc>
           <w:tcPr>
-            <w:tcW w:type="dxa" w:w="1218"/>
+            <w:tcW w:type="dxa" w:w="838"/>
           </w:tcPr>
           <w:p>
             <w:r>
@@ -14177,7 +14183,7 @@
         </w:tc>
         <w:tc>
           <w:tcPr>
-            <w:tcW w:type="dxa" w:w="1218"/>
+            <w:tcW w:type="dxa" w:w="838"/>
           </w:tcPr>
           <w:p>
             <w:r>
@@ -14190,7 +14196,7 @@
         </w:tc>
         <w:tc>
           <w:tcPr>
-            <w:tcW w:type="dxa" w:w="1218"/>
+            <w:tcW w:type="dxa" w:w="838"/>
           </w:tcPr>
           <w:p>
             <w:r>
@@ -14203,7 +14209,7 @@
         </w:tc>
         <w:tc>
           <w:tcPr>
-            <w:tcW w:type="dxa" w:w="1218"/>
+            <w:tcW w:type="dxa" w:w="838"/>
           </w:tcPr>
           <w:p>
             <w:r>
@@ -14216,7 +14222,7 @@
         </w:tc>
         <w:tc>
           <w:tcPr>
-            <w:tcW w:type="dxa" w:w="1218"/>
+            <w:tcW w:type="dxa" w:w="838"/>
           </w:tcPr>
           <w:p>
             <w:r>
@@ -14229,7 +14235,7 @@
         </w:tc>
         <w:tc>
           <w:tcPr>
-            <w:tcW w:type="dxa" w:w="1218"/>
+            <w:tcW w:type="dxa" w:w="838"/>
           </w:tcPr>
           <w:p>
             <w:r>
@@ -14242,7 +14248,7 @@
         </w:tc>
         <w:tc>
           <w:tcPr>
-            <w:tcW w:type="dxa" w:w="1218"/>
+            <w:tcW w:type="dxa" w:w="838"/>
           </w:tcPr>
           <w:p>
             <w:r>
@@ -14255,7 +14261,7 @@
         </w:tc>
         <w:tc>
           <w:tcPr>
-            <w:tcW w:type="dxa" w:w="1218"/>
+            <w:tcW w:type="dxa" w:w="838"/>
           </w:tcPr>
           <w:p>
             <w:r>
@@ -14268,7 +14274,7 @@
         </w:tc>
         <w:tc>
           <w:tcPr>
-            <w:tcW w:type="dxa" w:w="1218"/>
+            <w:tcW w:type="dxa" w:w="838"/>
           </w:tcPr>
           <w:p>
             <w:r>
@@ -14281,7 +14287,7 @@
         </w:tc>
         <w:tc>
           <w:tcPr>
-            <w:tcW w:type="dxa" w:w="1218"/>
+            <w:tcW w:type="dxa" w:w="838"/>
           </w:tcPr>
           <w:p>
             <w:r>
@@ -14294,7 +14300,7 @@
         </w:tc>
         <w:tc>
           <w:tcPr>
-            <w:tcW w:type="dxa" w:w="1218"/>
+            <w:tcW w:type="dxa" w:w="838"/>
           </w:tcPr>
           <w:p>
             <w:r>
@@ -14309,7 +14315,7 @@
       <w:tr>
         <w:tc>
           <w:tcPr>
-            <w:tcW w:type="dxa" w:w="1218"/>
+            <w:tcW w:type="dxa" w:w="838"/>
           </w:tcPr>
           <w:p>
             <w:r>
@@ -14322,7 +14328,7 @@
         </w:tc>
         <w:tc>
           <w:tcPr>
-            <w:tcW w:type="dxa" w:w="1218"/>
+            <w:tcW w:type="dxa" w:w="838"/>
           </w:tcPr>
           <w:p>
             <w:r>
@@ -14335,7 +14341,7 @@
         </w:tc>
         <w:tc>
           <w:tcPr>
-            <w:tcW w:type="dxa" w:w="1218"/>
+            <w:tcW w:type="dxa" w:w="838"/>
           </w:tcPr>
           <w:p>
             <w:r>
@@ -14348,7 +14354,7 @@
         </w:tc>
         <w:tc>
           <w:tcPr>
-            <w:tcW w:type="dxa" w:w="1218"/>
+            <w:tcW w:type="dxa" w:w="838"/>
           </w:tcPr>
           <w:p>
             <w:r>
@@ -14361,7 +14367,7 @@
         </w:tc>
         <w:tc>
           <w:tcPr>
-            <w:tcW w:type="dxa" w:w="1218"/>
+            <w:tcW w:type="dxa" w:w="838"/>
           </w:tcPr>
           <w:p>
             <w:r>
@@ -14374,7 +14380,7 @@
         </w:tc>
         <w:tc>
           <w:tcPr>
-            <w:tcW w:type="dxa" w:w="1218"/>
+            <w:tcW w:type="dxa" w:w="838"/>
           </w:tcPr>
           <w:p>
             <w:r>
@@ -14387,7 +14393,7 @@
         </w:tc>
         <w:tc>
           <w:tcPr>
-            <w:tcW w:type="dxa" w:w="1218"/>
+            <w:tcW w:type="dxa" w:w="838"/>
           </w:tcPr>
           <w:p>
             <w:r>
@@ -14400,7 +14406,7 @@
         </w:tc>
         <w:tc>
           <w:tcPr>
-            <w:tcW w:type="dxa" w:w="1218"/>
+            <w:tcW w:type="dxa" w:w="838"/>
           </w:tcPr>
           <w:p>
             <w:r>
@@ -14413,7 +14419,7 @@
         </w:tc>
         <w:tc>
           <w:tcPr>
-            <w:tcW w:type="dxa" w:w="1218"/>
+            <w:tcW w:type="dxa" w:w="838"/>
           </w:tcPr>
           <w:p>
             <w:r>
@@ -14426,7 +14432,7 @@
         </w:tc>
         <w:tc>
           <w:tcPr>
-            <w:tcW w:type="dxa" w:w="1218"/>
+            <w:tcW w:type="dxa" w:w="838"/>
           </w:tcPr>
           <w:p>
             <w:r>
@@ -14439,7 +14445,7 @@
         </w:tc>
         <w:tc>
           <w:tcPr>
-            <w:tcW w:type="dxa" w:w="1218"/>
+            <w:tcW w:type="dxa" w:w="838"/>
           </w:tcPr>
           <w:p>
             <w:r>
@@ -14452,7 +14458,7 @@
         </w:tc>
         <w:tc>
           <w:tcPr>
-            <w:tcW w:type="dxa" w:w="1218"/>
+            <w:tcW w:type="dxa" w:w="838"/>
           </w:tcPr>
           <w:p>
             <w:r>
@@ -14465,7 +14471,7 @@
         </w:tc>
         <w:tc>
           <w:tcPr>
-            <w:tcW w:type="dxa" w:w="1218"/>
+            <w:tcW w:type="dxa" w:w="838"/>
           </w:tcPr>
           <w:p>
             <w:r>
@@ -14480,7 +14486,7 @@
       <w:tr>
         <w:tc>
           <w:tcPr>
-            <w:tcW w:type="dxa" w:w="1218"/>
+            <w:tcW w:type="dxa" w:w="838"/>
           </w:tcPr>
           <w:p>
             <w:r>
@@ -14493,7 +14499,7 @@
         </w:tc>
         <w:tc>
           <w:tcPr>
-            <w:tcW w:type="dxa" w:w="1218"/>
+            <w:tcW w:type="dxa" w:w="838"/>
           </w:tcPr>
           <w:p>
             <w:r>
@@ -14506,7 +14512,7 @@
         </w:tc>
         <w:tc>
           <w:tcPr>
-            <w:tcW w:type="dxa" w:w="1218"/>
+            <w:tcW w:type="dxa" w:w="838"/>
           </w:tcPr>
           <w:p>
             <w:r>
@@ -14519,7 +14525,7 @@
         </w:tc>
         <w:tc>
           <w:tcPr>
-            <w:tcW w:type="dxa" w:w="1218"/>
+            <w:tcW w:type="dxa" w:w="838"/>
           </w:tcPr>
           <w:p>
             <w:r>
@@ -14532,7 +14538,7 @@
         </w:tc>
         <w:tc>
           <w:tcPr>
-            <w:tcW w:type="dxa" w:w="1218"/>
+            <w:tcW w:type="dxa" w:w="838"/>
           </w:tcPr>
           <w:p>
             <w:r>
@@ -14545,7 +14551,7 @@
         </w:tc>
         <w:tc>
           <w:tcPr>
-            <w:tcW w:type="dxa" w:w="1218"/>
+            <w:tcW w:type="dxa" w:w="838"/>
           </w:tcPr>
           <w:p>
             <w:r>
@@ -14558,7 +14564,7 @@
         </w:tc>
         <w:tc>
           <w:tcPr>
-            <w:tcW w:type="dxa" w:w="1218"/>
+            <w:tcW w:type="dxa" w:w="838"/>
           </w:tcPr>
           <w:p>
             <w:r>
@@ -14571,7 +14577,7 @@
         </w:tc>
         <w:tc>
           <w:tcPr>
-            <w:tcW w:type="dxa" w:w="1218"/>
+            <w:tcW w:type="dxa" w:w="838"/>
           </w:tcPr>
           <w:p>
             <w:r>
@@ -14584,7 +14590,7 @@
         </w:tc>
         <w:tc>
           <w:tcPr>
-            <w:tcW w:type="dxa" w:w="1218"/>
+            <w:tcW w:type="dxa" w:w="838"/>
           </w:tcPr>
           <w:p>
             <w:r>
@@ -14597,7 +14603,7 @@
         </w:tc>
         <w:tc>
           <w:tcPr>
-            <w:tcW w:type="dxa" w:w="1218"/>
+            <w:tcW w:type="dxa" w:w="838"/>
           </w:tcPr>
           <w:p>
             <w:r>
@@ -14610,7 +14616,7 @@
         </w:tc>
         <w:tc>
           <w:tcPr>
-            <w:tcW w:type="dxa" w:w="1218"/>
+            <w:tcW w:type="dxa" w:w="838"/>
           </w:tcPr>
           <w:p>
             <w:r>
@@ -14623,7 +14629,7 @@
         </w:tc>
         <w:tc>
           <w:tcPr>
-            <w:tcW w:type="dxa" w:w="1218"/>
+            <w:tcW w:type="dxa" w:w="838"/>
           </w:tcPr>
           <w:p>
             <w:r>
@@ -14636,7 +14642,7 @@
         </w:tc>
         <w:tc>
           <w:tcPr>
-            <w:tcW w:type="dxa" w:w="1218"/>
+            <w:tcW w:type="dxa" w:w="838"/>
           </w:tcPr>
           <w:p>
             <w:r>
@@ -14651,7 +14657,7 @@
       <w:tr>
         <w:tc>
           <w:tcPr>
-            <w:tcW w:type="dxa" w:w="1218"/>
+            <w:tcW w:type="dxa" w:w="838"/>
           </w:tcPr>
           <w:p>
             <w:r>
@@ -14664,7 +14670,7 @@
         </w:tc>
         <w:tc>
           <w:tcPr>
-            <w:tcW w:type="dxa" w:w="1218"/>
+            <w:tcW w:type="dxa" w:w="838"/>
           </w:tcPr>
           <w:p>
             <w:r>
@@ -14677,7 +14683,7 @@
         </w:tc>
         <w:tc>
           <w:tcPr>
-            <w:tcW w:type="dxa" w:w="1218"/>
+            <w:tcW w:type="dxa" w:w="838"/>
           </w:tcPr>
           <w:p>
             <w:r>
@@ -14690,7 +14696,7 @@
         </w:tc>
         <w:tc>
           <w:tcPr>
-            <w:tcW w:type="dxa" w:w="1218"/>
+            <w:tcW w:type="dxa" w:w="838"/>
           </w:tcPr>
           <w:p>
             <w:r>
@@ -14703,7 +14709,7 @@
         </w:tc>
         <w:tc>
           <w:tcPr>
-            <w:tcW w:type="dxa" w:w="1218"/>
+            <w:tcW w:type="dxa" w:w="838"/>
           </w:tcPr>
           <w:p>
             <w:r>
@@ -14716,7 +14722,7 @@
         </w:tc>
         <w:tc>
           <w:tcPr>
-            <w:tcW w:type="dxa" w:w="1218"/>
+            <w:tcW w:type="dxa" w:w="838"/>
           </w:tcPr>
           <w:p>
             <w:r>
@@ -14729,7 +14735,7 @@
         </w:tc>
         <w:tc>
           <w:tcPr>
-            <w:tcW w:type="dxa" w:w="1218"/>
+            <w:tcW w:type="dxa" w:w="838"/>
           </w:tcPr>
           <w:p>
             <w:r>
@@ -14742,7 +14748,7 @@
         </w:tc>
         <w:tc>
           <w:tcPr>
-            <w:tcW w:type="dxa" w:w="1218"/>
+            <w:tcW w:type="dxa" w:w="838"/>
           </w:tcPr>
           <w:p>
             <w:r>
@@ -14755,7 +14761,7 @@
         </w:tc>
         <w:tc>
           <w:tcPr>
-            <w:tcW w:type="dxa" w:w="1218"/>
+            <w:tcW w:type="dxa" w:w="838"/>
           </w:tcPr>
           <w:p>
             <w:r>
@@ -14768,7 +14774,7 @@
         </w:tc>
         <w:tc>
           <w:tcPr>
-            <w:tcW w:type="dxa" w:w="1218"/>
+            <w:tcW w:type="dxa" w:w="838"/>
           </w:tcPr>
           <w:p>
             <w:r>
@@ -14781,7 +14787,7 @@
         </w:tc>
         <w:tc>
           <w:tcPr>
-            <w:tcW w:type="dxa" w:w="1218"/>
+            <w:tcW w:type="dxa" w:w="838"/>
           </w:tcPr>
           <w:p>
             <w:r>
@@ -14794,7 +14800,7 @@
         </w:tc>
         <w:tc>
           <w:tcPr>
-            <w:tcW w:type="dxa" w:w="1218"/>
+            <w:tcW w:type="dxa" w:w="838"/>
           </w:tcPr>
           <w:p>
             <w:r>
@@ -14807,7 +14813,7 @@
         </w:tc>
         <w:tc>
           <w:tcPr>
-            <w:tcW w:type="dxa" w:w="1218"/>
+            <w:tcW w:type="dxa" w:w="838"/>
           </w:tcPr>
           <w:p>
             <w:r>
@@ -14822,7 +14828,7 @@
       <w:tr>
         <w:tc>
           <w:tcPr>
-            <w:tcW w:type="dxa" w:w="1218"/>
+            <w:tcW w:type="dxa" w:w="838"/>
           </w:tcPr>
           <w:p>
             <w:r>
@@ -14835,7 +14841,7 @@
         </w:tc>
         <w:tc>
           <w:tcPr>
-            <w:tcW w:type="dxa" w:w="1218"/>
+            <w:tcW w:type="dxa" w:w="838"/>
           </w:tcPr>
           <w:p>
             <w:r>
@@ -14848,7 +14854,7 @@
         </w:tc>
         <w:tc>
           <w:tcPr>
-            <w:tcW w:type="dxa" w:w="1218"/>
+            <w:tcW w:type="dxa" w:w="838"/>
           </w:tcPr>
           <w:p>
             <w:r>
@@ -14861,7 +14867,7 @@
         </w:tc>
         <w:tc>
           <w:tcPr>
-            <w:tcW w:type="dxa" w:w="1218"/>
+            <w:tcW w:type="dxa" w:w="838"/>
           </w:tcPr>
           <w:p>
             <w:r>
@@ -14874,7 +14880,7 @@
         </w:tc>
         <w:tc>
           <w:tcPr>
-            <w:tcW w:type="dxa" w:w="1218"/>
+            <w:tcW w:type="dxa" w:w="838"/>
           </w:tcPr>
           <w:p>
             <w:r>
@@ -14887,7 +14893,7 @@
         </w:tc>
         <w:tc>
           <w:tcPr>
-            <w:tcW w:type="dxa" w:w="1218"/>
+            <w:tcW w:type="dxa" w:w="838"/>
           </w:tcPr>
           <w:p>
             <w:r>
@@ -14900,7 +14906,7 @@
         </w:tc>
         <w:tc>
           <w:tcPr>
-            <w:tcW w:type="dxa" w:w="1218"/>
+            <w:tcW w:type="dxa" w:w="838"/>
           </w:tcPr>
           <w:p>
             <w:r>
@@ -14913,7 +14919,7 @@
         </w:tc>
         <w:tc>
           <w:tcPr>
-            <w:tcW w:type="dxa" w:w="1218"/>
+            <w:tcW w:type="dxa" w:w="838"/>
           </w:tcPr>
           <w:p>
             <w:r>
@@ -14926,7 +14932,7 @@
         </w:tc>
         <w:tc>
           <w:tcPr>
-            <w:tcW w:type="dxa" w:w="1218"/>
+            <w:tcW w:type="dxa" w:w="838"/>
           </w:tcPr>
           <w:p>
             <w:r>
@@ -14939,7 +14945,7 @@
         </w:tc>
         <w:tc>
           <w:tcPr>
-            <w:tcW w:type="dxa" w:w="1218"/>
+            <w:tcW w:type="dxa" w:w="838"/>
           </w:tcPr>
           <w:p>
             <w:r>
@@ -14952,7 +14958,7 @@
         </w:tc>
         <w:tc>
           <w:tcPr>
-            <w:tcW w:type="dxa" w:w="1218"/>
+            <w:tcW w:type="dxa" w:w="838"/>
           </w:tcPr>
           <w:p>
             <w:r>
@@ -14965,7 +14971,7 @@
         </w:tc>
         <w:tc>
           <w:tcPr>
-            <w:tcW w:type="dxa" w:w="1218"/>
+            <w:tcW w:type="dxa" w:w="838"/>
           </w:tcPr>
           <w:p>
             <w:r>
@@ -14978,7 +14984,7 @@
         </w:tc>
         <w:tc>
           <w:tcPr>
-            <w:tcW w:type="dxa" w:w="1218"/>
+            <w:tcW w:type="dxa" w:w="838"/>
           </w:tcPr>
           <w:p>
             <w:r>
@@ -14993,7 +14999,7 @@
       <w:tr>
         <w:tc>
           <w:tcPr>
-            <w:tcW w:type="dxa" w:w="1218"/>
+            <w:tcW w:type="dxa" w:w="838"/>
           </w:tcPr>
           <w:p>
             <w:r>
@@ -15006,7 +15012,7 @@
         </w:tc>
         <w:tc>
           <w:tcPr>
-            <w:tcW w:type="dxa" w:w="1218"/>
+            <w:tcW w:type="dxa" w:w="838"/>
           </w:tcPr>
           <w:p>
             <w:r>
@@ -15019,7 +15025,7 @@
         </w:tc>
         <w:tc>
           <w:tcPr>
-            <w:tcW w:type="dxa" w:w="1218"/>
+            <w:tcW w:type="dxa" w:w="838"/>
           </w:tcPr>
           <w:p>
             <w:r>
@@ -15032,7 +15038,7 @@
         </w:tc>
         <w:tc>
           <w:tcPr>
-            <w:tcW w:type="dxa" w:w="1218"/>
+            <w:tcW w:type="dxa" w:w="838"/>
           </w:tcPr>
           <w:p>
             <w:r>
@@ -15045,7 +15051,7 @@
         </w:tc>
         <w:tc>
           <w:tcPr>
-            <w:tcW w:type="dxa" w:w="1218"/>
+            <w:tcW w:type="dxa" w:w="838"/>
           </w:tcPr>
           <w:p>
             <w:r>
@@ -15058,7 +15064,7 @@
         </w:tc>
         <w:tc>
           <w:tcPr>
-            <w:tcW w:type="dxa" w:w="1218"/>
+            <w:tcW w:type="dxa" w:w="838"/>
           </w:tcPr>
           <w:p>
             <w:r>
@@ -15071,7 +15077,7 @@
         </w:tc>
         <w:tc>
           <w:tcPr>
-            <w:tcW w:type="dxa" w:w="1218"/>
+            <w:tcW w:type="dxa" w:w="838"/>
           </w:tcPr>
           <w:p>
             <w:r>
@@ -15084,7 +15090,7 @@
         </w:tc>
         <w:tc>
           <w:tcPr>
-            <w:tcW w:type="dxa" w:w="1218"/>
+            <w:tcW w:type="dxa" w:w="838"/>
           </w:tcPr>
           <w:p>
             <w:r>
@@ -15097,7 +15103,7 @@
         </w:tc>
         <w:tc>
           <w:tcPr>
-            <w:tcW w:type="dxa" w:w="1218"/>
+            <w:tcW w:type="dxa" w:w="838"/>
           </w:tcPr>
           <w:p>
             <w:r>
@@ -15110,7 +15116,7 @@
         </w:tc>
         <w:tc>
           <w:tcPr>
-            <w:tcW w:type="dxa" w:w="1218"/>
+            <w:tcW w:type="dxa" w:w="838"/>
           </w:tcPr>
           <w:p>
             <w:r>
@@ -15123,7 +15129,7 @@
         </w:tc>
         <w:tc>
           <w:tcPr>
-            <w:tcW w:type="dxa" w:w="1218"/>
+            <w:tcW w:type="dxa" w:w="838"/>
           </w:tcPr>
           <w:p>
             <w:r>
@@ -15136,7 +15142,7 @@
         </w:tc>
         <w:tc>
           <w:tcPr>
-            <w:tcW w:type="dxa" w:w="1218"/>
+            <w:tcW w:type="dxa" w:w="838"/>
           </w:tcPr>
           <w:p>
             <w:r>
@@ -15149,7 +15155,7 @@
         </w:tc>
         <w:tc>
           <w:tcPr>
-            <w:tcW w:type="dxa" w:w="1218"/>
+            <w:tcW w:type="dxa" w:w="838"/>
           </w:tcPr>
           <w:p>
             <w:r>
@@ -15164,7 +15170,7 @@
       <w:tr>
         <w:tc>
           <w:tcPr>
-            <w:tcW w:type="dxa" w:w="1218"/>
+            <w:tcW w:type="dxa" w:w="838"/>
           </w:tcPr>
           <w:p>
             <w:r>
@@ -15177,7 +15183,7 @@
         </w:tc>
         <w:tc>
           <w:tcPr>
-            <w:tcW w:type="dxa" w:w="1218"/>
+            <w:tcW w:type="dxa" w:w="838"/>
           </w:tcPr>
           <w:p>
             <w:r>
@@ -15190,7 +15196,7 @@
         </w:tc>
         <w:tc>
           <w:tcPr>
-            <w:tcW w:type="dxa" w:w="1218"/>
+            <w:tcW w:type="dxa" w:w="838"/>
           </w:tcPr>
           <w:p>
             <w:r>
@@ -15203,7 +15209,7 @@
         </w:tc>
         <w:tc>
           <w:tcPr>
-            <w:tcW w:type="dxa" w:w="1218"/>
+            <w:tcW w:type="dxa" w:w="838"/>
           </w:tcPr>
           <w:p>
             <w:r>
@@ -15216,7 +15222,7 @@
         </w:tc>
         <w:tc>
           <w:tcPr>
-            <w:tcW w:type="dxa" w:w="1218"/>
+            <w:tcW w:type="dxa" w:w="838"/>
           </w:tcPr>
           <w:p>
             <w:r>
@@ -15229,7 +15235,7 @@
         </w:tc>
         <w:tc>
           <w:tcPr>
-            <w:tcW w:type="dxa" w:w="1218"/>
+            <w:tcW w:type="dxa" w:w="838"/>
           </w:tcPr>
           <w:p>
             <w:r>
@@ -15242,7 +15248,7 @@
         </w:tc>
         <w:tc>
           <w:tcPr>
-            <w:tcW w:type="dxa" w:w="1218"/>
+            <w:tcW w:type="dxa" w:w="838"/>
           </w:tcPr>
           <w:p>
             <w:r>
@@ -15255,7 +15261,7 @@
         </w:tc>
         <w:tc>
           <w:tcPr>
-            <w:tcW w:type="dxa" w:w="1218"/>
+            <w:tcW w:type="dxa" w:w="838"/>
           </w:tcPr>
           <w:p>
             <w:r>
@@ -15268,7 +15274,7 @@
         </w:tc>
         <w:tc>
           <w:tcPr>
-            <w:tcW w:type="dxa" w:w="1218"/>
+            <w:tcW w:type="dxa" w:w="838"/>
           </w:tcPr>
           <w:p>
             <w:r>
@@ -15281,7 +15287,7 @@
         </w:tc>
         <w:tc>
           <w:tcPr>
-            <w:tcW w:type="dxa" w:w="1218"/>
+            <w:tcW w:type="dxa" w:w="838"/>
           </w:tcPr>
           <w:p>
             <w:r>
@@ -15294,7 +15300,7 @@
         </w:tc>
         <w:tc>
           <w:tcPr>
-            <w:tcW w:type="dxa" w:w="1218"/>
+            <w:tcW w:type="dxa" w:w="838"/>
           </w:tcPr>
           <w:p>
             <w:r>
@@ -15307,7 +15313,7 @@
         </w:tc>
         <w:tc>
           <w:tcPr>
-            <w:tcW w:type="dxa" w:w="1218"/>
+            <w:tcW w:type="dxa" w:w="838"/>
           </w:tcPr>
           <w:p>
             <w:r>
@@ -15320,7 +15326,7 @@
         </w:tc>
         <w:tc>
           <w:tcPr>
-            <w:tcW w:type="dxa" w:w="1218"/>
+            <w:tcW w:type="dxa" w:w="838"/>
           </w:tcPr>
           <w:p>
             <w:r>
@@ -15335,7 +15341,7 @@
       <w:tr>
         <w:tc>
           <w:tcPr>
-            <w:tcW w:type="dxa" w:w="1218"/>
+            <w:tcW w:type="dxa" w:w="838"/>
           </w:tcPr>
           <w:p>
             <w:r>
@@ -15348,7 +15354,7 @@
         </w:tc>
         <w:tc>
           <w:tcPr>
-            <w:tcW w:type="dxa" w:w="1218"/>
+            <w:tcW w:type="dxa" w:w="838"/>
           </w:tcPr>
           <w:p>
             <w:r>
@@ -15361,7 +15367,7 @@
         </w:tc>
         <w:tc>
           <w:tcPr>
-            <w:tcW w:type="dxa" w:w="1218"/>
+            <w:tcW w:type="dxa" w:w="838"/>
           </w:tcPr>
           <w:p>
             <w:r>
@@ -15374,7 +15380,7 @@
         </w:tc>
         <w:tc>
           <w:tcPr>
-            <w:tcW w:type="dxa" w:w="1218"/>
+            <w:tcW w:type="dxa" w:w="838"/>
           </w:tcPr>
           <w:p>
             <w:r>
@@ -15387,7 +15393,7 @@
         </w:tc>
         <w:tc>
           <w:tcPr>
-            <w:tcW w:type="dxa" w:w="1218"/>
+            <w:tcW w:type="dxa" w:w="838"/>
           </w:tcPr>
           <w:p>
             <w:r>
@@ -15400,7 +15406,7 @@
         </w:tc>
         <w:tc>
           <w:tcPr>
-            <w:tcW w:type="dxa" w:w="1218"/>
+            <w:tcW w:type="dxa" w:w="838"/>
           </w:tcPr>
           <w:p>
             <w:r>
@@ -15413,7 +15419,7 @@
         </w:tc>
         <w:tc>
           <w:tcPr>
-            <w:tcW w:type="dxa" w:w="1218"/>
+            <w:tcW w:type="dxa" w:w="838"/>
           </w:tcPr>
           <w:p>
             <w:r>
@@ -15426,7 +15432,7 @@
         </w:tc>
         <w:tc>
           <w:tcPr>
-            <w:tcW w:type="dxa" w:w="1218"/>
+            <w:tcW w:type="dxa" w:w="838"/>
           </w:tcPr>
           <w:p>
             <w:r>
@@ -15439,7 +15445,7 @@
         </w:tc>
         <w:tc>
           <w:tcPr>
-            <w:tcW w:type="dxa" w:w="1218"/>
+            <w:tcW w:type="dxa" w:w="838"/>
           </w:tcPr>
           <w:p>
             <w:r>
@@ -15452,7 +15458,7 @@
         </w:tc>
         <w:tc>
           <w:tcPr>
-            <w:tcW w:type="dxa" w:w="1218"/>
+            <w:tcW w:type="dxa" w:w="838"/>
           </w:tcPr>
           <w:p>
             <w:r>
@@ -15465,7 +15471,7 @@
         </w:tc>
         <w:tc>
           <w:tcPr>
-            <w:tcW w:type="dxa" w:w="1218"/>
+            <w:tcW w:type="dxa" w:w="838"/>
           </w:tcPr>
           <w:p>
             <w:r>
@@ -15478,7 +15484,7 @@
         </w:tc>
         <w:tc>
           <w:tcPr>
-            <w:tcW w:type="dxa" w:w="1218"/>
+            <w:tcW w:type="dxa" w:w="838"/>
           </w:tcPr>
           <w:p>
             <w:r>
@@ -15491,7 +15497,7 @@
         </w:tc>
         <w:tc>
           <w:tcPr>
-            <w:tcW w:type="dxa" w:w="1218"/>
+            <w:tcW w:type="dxa" w:w="838"/>
           </w:tcPr>
           <w:p>
             <w:r>
@@ -15506,7 +15512,7 @@
       <w:tr>
         <w:tc>
           <w:tcPr>
-            <w:tcW w:type="dxa" w:w="1218"/>
+            <w:tcW w:type="dxa" w:w="838"/>
           </w:tcPr>
           <w:p>
             <w:r>
@@ -15519,7 +15525,7 @@
         </w:tc>
         <w:tc>
           <w:tcPr>
-            <w:tcW w:type="dxa" w:w="1218"/>
+            <w:tcW w:type="dxa" w:w="838"/>
           </w:tcPr>
           <w:p>
             <w:r>
@@ -15532,7 +15538,7 @@
         </w:tc>
         <w:tc>
           <w:tcPr>
-            <w:tcW w:type="dxa" w:w="1218"/>
+            <w:tcW w:type="dxa" w:w="838"/>
           </w:tcPr>
           <w:p>
             <w:r>
@@ -15545,7 +15551,7 @@
         </w:tc>
         <w:tc>
           <w:tcPr>
-            <w:tcW w:type="dxa" w:w="1218"/>
+            <w:tcW w:type="dxa" w:w="838"/>
           </w:tcPr>
           <w:p>
             <w:r>
@@ -15558,7 +15564,7 @@
         </w:tc>
         <w:tc>
           <w:tcPr>
-            <w:tcW w:type="dxa" w:w="1218"/>
+            <w:tcW w:type="dxa" w:w="838"/>
           </w:tcPr>
           <w:p>
             <w:r>
@@ -15571,7 +15577,7 @@
         </w:tc>
         <w:tc>
           <w:tcPr>
-            <w:tcW w:type="dxa" w:w="1218"/>
+            <w:tcW w:type="dxa" w:w="838"/>
           </w:tcPr>
           <w:p>
             <w:r>
@@ -15584,7 +15590,7 @@
         </w:tc>
         <w:tc>
           <w:tcPr>
-            <w:tcW w:type="dxa" w:w="1218"/>
+            <w:tcW w:type="dxa" w:w="838"/>
           </w:tcPr>
           <w:p>
             <w:r>
@@ -15597,7 +15603,7 @@
         </w:tc>
         <w:tc>
           <w:tcPr>
-            <w:tcW w:type="dxa" w:w="1218"/>
+            <w:tcW w:type="dxa" w:w="838"/>
           </w:tcPr>
           <w:p>
             <w:r>
@@ -15610,7 +15616,7 @@
         </w:tc>
         <w:tc>
           <w:tcPr>
-            <w:tcW w:type="dxa" w:w="1218"/>
+            <w:tcW w:type="dxa" w:w="838"/>
           </w:tcPr>
           <w:p>
             <w:r>
@@ -15623,7 +15629,7 @@
         </w:tc>
         <w:tc>
           <w:tcPr>
-            <w:tcW w:type="dxa" w:w="1218"/>
+            <w:tcW w:type="dxa" w:w="838"/>
           </w:tcPr>
           <w:p>
             <w:r>
@@ -15636,7 +15642,7 @@
         </w:tc>
         <w:tc>
           <w:tcPr>
-            <w:tcW w:type="dxa" w:w="1218"/>
+            <w:tcW w:type="dxa" w:w="838"/>
           </w:tcPr>
           <w:p>
             <w:r>
@@ -15649,7 +15655,7 @@
         </w:tc>
         <w:tc>
           <w:tcPr>
-            <w:tcW w:type="dxa" w:w="1218"/>
+            <w:tcW w:type="dxa" w:w="838"/>
           </w:tcPr>
           <w:p>
             <w:r>
@@ -15662,7 +15668,7 @@
         </w:tc>
         <w:tc>
           <w:tcPr>
-            <w:tcW w:type="dxa" w:w="1218"/>
+            <w:tcW w:type="dxa" w:w="838"/>
           </w:tcPr>
           <w:p>
             <w:r>
@@ -15677,7 +15683,7 @@
       <w:tr>
         <w:tc>
           <w:tcPr>
-            <w:tcW w:type="dxa" w:w="1218"/>
+            <w:tcW w:type="dxa" w:w="838"/>
           </w:tcPr>
           <w:p>
             <w:r>
@@ -15690,7 +15696,7 @@
         </w:tc>
         <w:tc>
           <w:tcPr>
-            <w:tcW w:type="dxa" w:w="1218"/>
+            <w:tcW w:type="dxa" w:w="838"/>
           </w:tcPr>
           <w:p>
             <w:r>
@@ -15703,7 +15709,7 @@
         </w:tc>
         <w:tc>
           <w:tcPr>
-            <w:tcW w:type="dxa" w:w="1218"/>
+            <w:tcW w:type="dxa" w:w="838"/>
           </w:tcPr>
           <w:p>
             <w:r>
@@ -15716,7 +15722,7 @@
         </w:tc>
         <w:tc>
           <w:tcPr>
-            <w:tcW w:type="dxa" w:w="1218"/>
+            <w:tcW w:type="dxa" w:w="838"/>
           </w:tcPr>
           <w:p>
             <w:r>
@@ -15729,7 +15735,7 @@
         </w:tc>
         <w:tc>
           <w:tcPr>
-            <w:tcW w:type="dxa" w:w="1218"/>
+            <w:tcW w:type="dxa" w:w="838"/>
           </w:tcPr>
           <w:p>
             <w:r>
@@ -15742,7 +15748,7 @@
         </w:tc>
         <w:tc>
           <w:tcPr>
-            <w:tcW w:type="dxa" w:w="1218"/>
+            <w:tcW w:type="dxa" w:w="838"/>
           </w:tcPr>
           <w:p>
             <w:r>
@@ -15755,7 +15761,7 @@
         </w:tc>
         <w:tc>
           <w:tcPr>
-            <w:tcW w:type="dxa" w:w="1218"/>
+            <w:tcW w:type="dxa" w:w="838"/>
           </w:tcPr>
           <w:p>
             <w:r>
@@ -15768,7 +15774,7 @@
         </w:tc>
         <w:tc>
           <w:tcPr>
-            <w:tcW w:type="dxa" w:w="1218"/>
+            <w:tcW w:type="dxa" w:w="838"/>
           </w:tcPr>
           <w:p>
             <w:r>
@@ -15781,7 +15787,7 @@
         </w:tc>
         <w:tc>
           <w:tcPr>
-            <w:tcW w:type="dxa" w:w="1218"/>
+            <w:tcW w:type="dxa" w:w="838"/>
           </w:tcPr>
           <w:p>
             <w:r>
@@ -15794,7 +15800,7 @@
         </w:tc>
         <w:tc>
           <w:tcPr>
-            <w:tcW w:type="dxa" w:w="1218"/>
+            <w:tcW w:type="dxa" w:w="838"/>
           </w:tcPr>
           <w:p>
             <w:r>
@@ -15807,7 +15813,7 @@
         </w:tc>
         <w:tc>
           <w:tcPr>
-            <w:tcW w:type="dxa" w:w="1218"/>
+            <w:tcW w:type="dxa" w:w="838"/>
           </w:tcPr>
           <w:p>
             <w:r>
@@ -15820,7 +15826,7 @@
         </w:tc>
         <w:tc>
           <w:tcPr>
-            <w:tcW w:type="dxa" w:w="1218"/>
+            <w:tcW w:type="dxa" w:w="838"/>
           </w:tcPr>
           <w:p>
             <w:r>
@@ -15833,7 +15839,7 @@
         </w:tc>
         <w:tc>
           <w:tcPr>
-            <w:tcW w:type="dxa" w:w="1218"/>
+            <w:tcW w:type="dxa" w:w="838"/>
           </w:tcPr>
           <w:p>
             <w:r>
@@ -15848,7 +15854,7 @@
       <w:tr>
         <w:tc>
           <w:tcPr>
-            <w:tcW w:type="dxa" w:w="1218"/>
+            <w:tcW w:type="dxa" w:w="838"/>
           </w:tcPr>
           <w:p>
             <w:r>
@@ -15861,7 +15867,7 @@
         </w:tc>
         <w:tc>
           <w:tcPr>
-            <w:tcW w:type="dxa" w:w="1218"/>
+            <w:tcW w:type="dxa" w:w="838"/>
           </w:tcPr>
           <w:p>
             <w:r>
@@ -15874,7 +15880,7 @@
         </w:tc>
         <w:tc>
           <w:tcPr>
-            <w:tcW w:type="dxa" w:w="1218"/>
+            <w:tcW w:type="dxa" w:w="838"/>
           </w:tcPr>
           <w:p>
             <w:r>
@@ -15887,7 +15893,7 @@
         </w:tc>
         <w:tc>
           <w:tcPr>
-            <w:tcW w:type="dxa" w:w="1218"/>
+            <w:tcW w:type="dxa" w:w="838"/>
           </w:tcPr>
           <w:p>
             <w:r>
@@ -15900,7 +15906,7 @@
         </w:tc>
         <w:tc>
           <w:tcPr>
-            <w:tcW w:type="dxa" w:w="1218"/>
+            <w:tcW w:type="dxa" w:w="838"/>
           </w:tcPr>
           <w:p>
             <w:r>
@@ -15913,7 +15919,7 @@
         </w:tc>
         <w:tc>
           <w:tcPr>
-            <w:tcW w:type="dxa" w:w="1218"/>
+            <w:tcW w:type="dxa" w:w="838"/>
           </w:tcPr>
           <w:p>
             <w:r>
@@ -15926,7 +15932,7 @@
         </w:tc>
         <w:tc>
           <w:tcPr>
-            <w:tcW w:type="dxa" w:w="1218"/>
+            <w:tcW w:type="dxa" w:w="838"/>
           </w:tcPr>
           <w:p>
             <w:r>
@@ -15939,7 +15945,7 @@
         </w:tc>
         <w:tc>
           <w:tcPr>
-            <w:tcW w:type="dxa" w:w="1218"/>
+            <w:tcW w:type="dxa" w:w="838"/>
           </w:tcPr>
           <w:p>
             <w:r>
@@ -15952,7 +15958,7 @@
         </w:tc>
         <w:tc>
           <w:tcPr>
-            <w:tcW w:type="dxa" w:w="1218"/>
+            <w:tcW w:type="dxa" w:w="838"/>
           </w:tcPr>
           <w:p>
             <w:r>
@@ -15965,7 +15971,7 @@
         </w:tc>
         <w:tc>
           <w:tcPr>
-            <w:tcW w:type="dxa" w:w="1218"/>
+            <w:tcW w:type="dxa" w:w="838"/>
           </w:tcPr>
           <w:p>
             <w:r>
@@ -15978,7 +15984,7 @@
         </w:tc>
         <w:tc>
           <w:tcPr>
-            <w:tcW w:type="dxa" w:w="1218"/>
+            <w:tcW w:type="dxa" w:w="838"/>
           </w:tcPr>
           <w:p>
             <w:r>
@@ -15991,7 +15997,7 @@
         </w:tc>
         <w:tc>
           <w:tcPr>
-            <w:tcW w:type="dxa" w:w="1218"/>
+            <w:tcW w:type="dxa" w:w="838"/>
           </w:tcPr>
           <w:p>
             <w:r>
@@ -16004,7 +16010,7 @@
         </w:tc>
         <w:tc>
           <w:tcPr>
-            <w:tcW w:type="dxa" w:w="1218"/>
+            <w:tcW w:type="dxa" w:w="838"/>
           </w:tcPr>
           <w:p>
             <w:r>
@@ -16019,7 +16025,7 @@
       <w:tr>
         <w:tc>
           <w:tcPr>
-            <w:tcW w:type="dxa" w:w="1218"/>
+            <w:tcW w:type="dxa" w:w="838"/>
           </w:tcPr>
           <w:p>
             <w:r>
@@ -16032,7 +16038,7 @@
         </w:tc>
         <w:tc>
           <w:tcPr>
-            <w:tcW w:type="dxa" w:w="1218"/>
+            <w:tcW w:type="dxa" w:w="838"/>
           </w:tcPr>
           <w:p>
             <w:r>
@@ -16045,7 +16051,7 @@
         </w:tc>
         <w:tc>
           <w:tcPr>
-            <w:tcW w:type="dxa" w:w="1218"/>
+            <w:tcW w:type="dxa" w:w="838"/>
           </w:tcPr>
           <w:p>
             <w:r>
@@ -16058,7 +16064,7 @@
         </w:tc>
         <w:tc>
           <w:tcPr>
-            <w:tcW w:type="dxa" w:w="1218"/>
+            <w:tcW w:type="dxa" w:w="838"/>
           </w:tcPr>
           <w:p>
             <w:r>
@@ -16071,7 +16077,7 @@
         </w:tc>
         <w:tc>
           <w:tcPr>
-            <w:tcW w:type="dxa" w:w="1218"/>
+            <w:tcW w:type="dxa" w:w="838"/>
           </w:tcPr>
           <w:p>
             <w:r>
@@ -16084,7 +16090,7 @@
         </w:tc>
         <w:tc>
           <w:tcPr>
-            <w:tcW w:type="dxa" w:w="1218"/>
+            <w:tcW w:type="dxa" w:w="838"/>
           </w:tcPr>
           <w:p>
             <w:r>
@@ -16097,7 +16103,7 @@
         </w:tc>
         <w:tc>
           <w:tcPr>
-            <w:tcW w:type="dxa" w:w="1218"/>
+            <w:tcW w:type="dxa" w:w="838"/>
           </w:tcPr>
           <w:p>
             <w:r>
@@ -16110,7 +16116,7 @@
         </w:tc>
         <w:tc>
           <w:tcPr>
-            <w:tcW w:type="dxa" w:w="1218"/>
+            <w:tcW w:type="dxa" w:w="838"/>
           </w:tcPr>
           <w:p>
             <w:r>
@@ -16123,7 +16129,7 @@
         </w:tc>
         <w:tc>
           <w:tcPr>
-            <w:tcW w:type="dxa" w:w="1218"/>
+            <w:tcW w:type="dxa" w:w="838"/>
           </w:tcPr>
           <w:p>
             <w:r>
@@ -16136,7 +16142,7 @@
         </w:tc>
         <w:tc>
           <w:tcPr>
-            <w:tcW w:type="dxa" w:w="1218"/>
+            <w:tcW w:type="dxa" w:w="838"/>
           </w:tcPr>
           <w:p>
             <w:r>
@@ -16149,7 +16155,7 @@
         </w:tc>
         <w:tc>
           <w:tcPr>
-            <w:tcW w:type="dxa" w:w="1218"/>
+            <w:tcW w:type="dxa" w:w="838"/>
           </w:tcPr>
           <w:p>
             <w:r>
@@ -16162,7 +16168,7 @@
         </w:tc>
         <w:tc>
           <w:tcPr>
-            <w:tcW w:type="dxa" w:w="1218"/>
+            <w:tcW w:type="dxa" w:w="838"/>
           </w:tcPr>
           <w:p>
             <w:r>
@@ -16175,7 +16181,7 @@
         </w:tc>
         <w:tc>
           <w:tcPr>
-            <w:tcW w:type="dxa" w:w="1218"/>
+            <w:tcW w:type="dxa" w:w="838"/>
           </w:tcPr>
           <w:p>
             <w:r>
@@ -16190,7 +16196,7 @@
       <w:tr>
         <w:tc>
           <w:tcPr>
-            <w:tcW w:type="dxa" w:w="1218"/>
+            <w:tcW w:type="dxa" w:w="838"/>
           </w:tcPr>
           <w:p>
             <w:r>
@@ -16203,7 +16209,7 @@
         </w:tc>
         <w:tc>
           <w:tcPr>
-            <w:tcW w:type="dxa" w:w="1218"/>
+            <w:tcW w:type="dxa" w:w="838"/>
           </w:tcPr>
           <w:p>
             <w:r>
@@ -16216,7 +16222,7 @@
         </w:tc>
         <w:tc>
           <w:tcPr>
-            <w:tcW w:type="dxa" w:w="1218"/>
+            <w:tcW w:type="dxa" w:w="838"/>
           </w:tcPr>
           <w:p>
             <w:r>
@@ -16229,7 +16235,7 @@
         </w:tc>
         <w:tc>
           <w:tcPr>
-            <w:tcW w:type="dxa" w:w="1218"/>
+            <w:tcW w:type="dxa" w:w="838"/>
           </w:tcPr>
           <w:p>
             <w:r>
@@ -16242,7 +16248,7 @@
         </w:tc>
         <w:tc>
           <w:tcPr>
-            <w:tcW w:type="dxa" w:w="1218"/>
+            <w:tcW w:type="dxa" w:w="838"/>
           </w:tcPr>
           <w:p>
             <w:r>
@@ -16255,7 +16261,7 @@
         </w:tc>
         <w:tc>
           <w:tcPr>
-            <w:tcW w:type="dxa" w:w="1218"/>
+            <w:tcW w:type="dxa" w:w="838"/>
           </w:tcPr>
           <w:p>
             <w:r>
@@ -16268,7 +16274,7 @@
         </w:tc>
         <w:tc>
           <w:tcPr>
-            <w:tcW w:type="dxa" w:w="1218"/>
+            <w:tcW w:type="dxa" w:w="838"/>
           </w:tcPr>
           <w:p>
             <w:r>
@@ -16281,7 +16287,7 @@
         </w:tc>
         <w:tc>
           <w:tcPr>
-            <w:tcW w:type="dxa" w:w="1218"/>
+            <w:tcW w:type="dxa" w:w="838"/>
           </w:tcPr>
           <w:p>
             <w:r>
@@ -16294,7 +16300,7 @@
         </w:tc>
         <w:tc>
           <w:tcPr>
-            <w:tcW w:type="dxa" w:w="1218"/>
+            <w:tcW w:type="dxa" w:w="838"/>
           </w:tcPr>
           <w:p>
             <w:r>
@@ -16307,7 +16313,7 @@
         </w:tc>
         <w:tc>
           <w:tcPr>
-            <w:tcW w:type="dxa" w:w="1218"/>
+            <w:tcW w:type="dxa" w:w="838"/>
           </w:tcPr>
           <w:p>
             <w:r>
@@ -16320,7 +16326,7 @@
         </w:tc>
         <w:tc>
           <w:tcPr>
-            <w:tcW w:type="dxa" w:w="1218"/>
+            <w:tcW w:type="dxa" w:w="838"/>
           </w:tcPr>
           <w:p>
             <w:r>
@@ -16333,7 +16339,7 @@
         </w:tc>
         <w:tc>
           <w:tcPr>
-            <w:tcW w:type="dxa" w:w="1218"/>
+            <w:tcW w:type="dxa" w:w="838"/>
           </w:tcPr>
           <w:p>
             <w:r>
@@ -16346,7 +16352,7 @@
         </w:tc>
         <w:tc>
           <w:tcPr>
-            <w:tcW w:type="dxa" w:w="1218"/>
+            <w:tcW w:type="dxa" w:w="838"/>
           </w:tcPr>
           <w:p>
             <w:r>
@@ -16361,7 +16367,7 @@
       <w:tr>
         <w:tc>
           <w:tcPr>
-            <w:tcW w:type="dxa" w:w="1218"/>
+            <w:tcW w:type="dxa" w:w="838"/>
           </w:tcPr>
           <w:p>
             <w:r>
@@ -16374,7 +16380,7 @@
         </w:tc>
         <w:tc>
           <w:tcPr>
-            <w:tcW w:type="dxa" w:w="1218"/>
+            <w:tcW w:type="dxa" w:w="838"/>
           </w:tcPr>
           <w:p>
             <w:r>
@@ -16387,7 +16393,7 @@
         </w:tc>
         <w:tc>
           <w:tcPr>
-            <w:tcW w:type="dxa" w:w="1218"/>
+            <w:tcW w:type="dxa" w:w="838"/>
           </w:tcPr>
           <w:p>
             <w:r>
@@ -16400,7 +16406,7 @@
         </w:tc>
         <w:tc>
           <w:tcPr>
-            <w:tcW w:type="dxa" w:w="1218"/>
+            <w:tcW w:type="dxa" w:w="838"/>
           </w:tcPr>
           <w:p>
             <w:r>
@@ -16413,7 +16419,7 @@
         </w:tc>
         <w:tc>
           <w:tcPr>
-            <w:tcW w:type="dxa" w:w="1218"/>
+            <w:tcW w:type="dxa" w:w="838"/>
           </w:tcPr>
           <w:p>
             <w:r>
@@ -16426,7 +16432,7 @@
         </w:tc>
         <w:tc>
           <w:tcPr>
-            <w:tcW w:type="dxa" w:w="1218"/>
+            <w:tcW w:type="dxa" w:w="838"/>
           </w:tcPr>
           <w:p>
             <w:r>
@@ -16439,7 +16445,7 @@
         </w:tc>
         <w:tc>
           <w:tcPr>
-            <w:tcW w:type="dxa" w:w="1218"/>
+            <w:tcW w:type="dxa" w:w="838"/>
           </w:tcPr>
           <w:p>
             <w:r>
@@ -16452,7 +16458,7 @@
         </w:tc>
         <w:tc>
           <w:tcPr>
-            <w:tcW w:type="dxa" w:w="1218"/>
+            <w:tcW w:type="dxa" w:w="838"/>
           </w:tcPr>
           <w:p>
             <w:r>
@@ -16465,7 +16471,7 @@
         </w:tc>
         <w:tc>
           <w:tcPr>
-            <w:tcW w:type="dxa" w:w="1218"/>
+            <w:tcW w:type="dxa" w:w="838"/>
           </w:tcPr>
           <w:p>
             <w:r>
@@ -16478,7 +16484,7 @@
         </w:tc>
         <w:tc>
           <w:tcPr>
-            <w:tcW w:type="dxa" w:w="1218"/>
+            <w:tcW w:type="dxa" w:w="838"/>
           </w:tcPr>
           <w:p>
             <w:r>
@@ -16491,7 +16497,7 @@
         </w:tc>
         <w:tc>
           <w:tcPr>
-            <w:tcW w:type="dxa" w:w="1218"/>
+            <w:tcW w:type="dxa" w:w="838"/>
           </w:tcPr>
           <w:p>
             <w:r>
@@ -16504,7 +16510,7 @@
         </w:tc>
         <w:tc>
           <w:tcPr>
-            <w:tcW w:type="dxa" w:w="1218"/>
+            <w:tcW w:type="dxa" w:w="838"/>
           </w:tcPr>
           <w:p>
             <w:r>
@@ -16517,7 +16523,7 @@
         </w:tc>
         <w:tc>
           <w:tcPr>
-            <w:tcW w:type="dxa" w:w="1218"/>
+            <w:tcW w:type="dxa" w:w="838"/>
           </w:tcPr>
           <w:p>
             <w:r>
@@ -16532,7 +16538,7 @@
       <w:tr>
         <w:tc>
           <w:tcPr>
-            <w:tcW w:type="dxa" w:w="1218"/>
+            <w:tcW w:type="dxa" w:w="838"/>
           </w:tcPr>
           <w:p>
             <w:r>
@@ -16545,7 +16551,7 @@
         </w:tc>
         <w:tc>
           <w:tcPr>
-            <w:tcW w:type="dxa" w:w="1218"/>
+            <w:tcW w:type="dxa" w:w="838"/>
           </w:tcPr>
           <w:p>
             <w:r>
@@ -16558,7 +16564,7 @@
         </w:tc>
         <w:tc>
           <w:tcPr>
-            <w:tcW w:type="dxa" w:w="1218"/>
+            <w:tcW w:type="dxa" w:w="838"/>
           </w:tcPr>
           <w:p>
             <w:r>
@@ -16571,7 +16577,7 @@
         </w:tc>
         <w:tc>
           <w:tcPr>
-            <w:tcW w:type="dxa" w:w="1218"/>
+            <w:tcW w:type="dxa" w:w="838"/>
           </w:tcPr>
           <w:p>
             <w:r>
@@ -16584,7 +16590,7 @@
         </w:tc>
         <w:tc>
           <w:tcPr>
-            <w:tcW w:type="dxa" w:w="1218"/>
+            <w:tcW w:type="dxa" w:w="838"/>
           </w:tcPr>
           <w:p>
             <w:r>
@@ -16597,7 +16603,7 @@
         </w:tc>
         <w:tc>
           <w:tcPr>
-            <w:tcW w:type="dxa" w:w="1218"/>
+            <w:tcW w:type="dxa" w:w="838"/>
           </w:tcPr>
           <w:p>
             <w:r>
@@ -16610,7 +16616,7 @@
         </w:tc>
         <w:tc>
           <w:tcPr>
-            <w:tcW w:type="dxa" w:w="1218"/>
+            <w:tcW w:type="dxa" w:w="838"/>
           </w:tcPr>
           <w:p>
             <w:r>
@@ -16623,7 +16629,7 @@
         </w:tc>
         <w:tc>
           <w:tcPr>
-            <w:tcW w:type="dxa" w:w="1218"/>
+            <w:tcW w:type="dxa" w:w="838"/>
           </w:tcPr>
           <w:p>
             <w:r>
@@ -16636,7 +16642,7 @@
         </w:tc>
         <w:tc>
           <w:tcPr>
-            <w:tcW w:type="dxa" w:w="1218"/>
+            <w:tcW w:type="dxa" w:w="838"/>
           </w:tcPr>
           <w:p>
             <w:r>
@@ -16649,7 +16655,7 @@
         </w:tc>
         <w:tc>
           <w:tcPr>
-            <w:tcW w:type="dxa" w:w="1218"/>
+            <w:tcW w:type="dxa" w:w="838"/>
           </w:tcPr>
           <w:p>
             <w:r>
@@ -16662,7 +16668,7 @@
         </w:tc>
         <w:tc>
           <w:tcPr>
-            <w:tcW w:type="dxa" w:w="1218"/>
+            <w:tcW w:type="dxa" w:w="838"/>
           </w:tcPr>
           <w:p>
             <w:r>
@@ -16675,7 +16681,7 @@
         </w:tc>
         <w:tc>
           <w:tcPr>
-            <w:tcW w:type="dxa" w:w="1218"/>
+            <w:tcW w:type="dxa" w:w="838"/>
           </w:tcPr>
           <w:p>
             <w:r>
@@ -16688,7 +16694,7 @@
         </w:tc>
         <w:tc>
           <w:tcPr>
-            <w:tcW w:type="dxa" w:w="1218"/>
+            <w:tcW w:type="dxa" w:w="838"/>
           </w:tcPr>
           <w:p>
             <w:r>
@@ -16703,7 +16709,7 @@
       <w:tr>
         <w:tc>
           <w:tcPr>
-            <w:tcW w:type="dxa" w:w="1218"/>
+            <w:tcW w:type="dxa" w:w="838"/>
           </w:tcPr>
           <w:p>
             <w:r>
@@ -16716,7 +16722,7 @@
         </w:tc>
         <w:tc>
           <w:tcPr>
-            <w:tcW w:type="dxa" w:w="1218"/>
+            <w:tcW w:type="dxa" w:w="838"/>
           </w:tcPr>
           <w:p>
             <w:r>
@@ -16729,7 +16735,7 @@
         </w:tc>
         <w:tc>
           <w:tcPr>
-            <w:tcW w:type="dxa" w:w="1218"/>
+            <w:tcW w:type="dxa" w:w="838"/>
           </w:tcPr>
           <w:p>
             <w:r>
@@ -16742,7 +16748,7 @@
         </w:tc>
         <w:tc>
           <w:tcPr>
-            <w:tcW w:type="dxa" w:w="1218"/>
+            <w:tcW w:type="dxa" w:w="838"/>
           </w:tcPr>
           <w:p>
             <w:r>
@@ -16755,7 +16761,7 @@
         </w:tc>
         <w:tc>
           <w:tcPr>
-            <w:tcW w:type="dxa" w:w="1218"/>
+            <w:tcW w:type="dxa" w:w="838"/>
           </w:tcPr>
           <w:p>
             <w:r>
@@ -16768,7 +16774,7 @@
         </w:tc>
         <w:tc>
           <w:tcPr>
-            <w:tcW w:type="dxa" w:w="1218"/>
+            <w:tcW w:type="dxa" w:w="838"/>
           </w:tcPr>
           <w:p>
             <w:r>
@@ -16781,7 +16787,7 @@
         </w:tc>
         <w:tc>
           <w:tcPr>
-            <w:tcW w:type="dxa" w:w="1218"/>
+            <w:tcW w:type="dxa" w:w="838"/>
           </w:tcPr>
           <w:p>
             <w:r>
@@ -16794,7 +16800,7 @@
         </w:tc>
         <w:tc>
           <w:tcPr>
-            <w:tcW w:type="dxa" w:w="1218"/>
+            <w:tcW w:type="dxa" w:w="838"/>
           </w:tcPr>
           <w:p>
             <w:r>
@@ -16807,7 +16813,7 @@
         </w:tc>
         <w:tc>
           <w:tcPr>
-            <w:tcW w:type="dxa" w:w="1218"/>
+            <w:tcW w:type="dxa" w:w="838"/>
           </w:tcPr>
           <w:p>
             <w:r>
@@ -16820,7 +16826,7 @@
         </w:tc>
         <w:tc>
           <w:tcPr>
-            <w:tcW w:type="dxa" w:w="1218"/>
+            <w:tcW w:type="dxa" w:w="838"/>
           </w:tcPr>
           <w:p>
             <w:r>
@@ -16833,7 +16839,7 @@
         </w:tc>
         <w:tc>
           <w:tcPr>
-            <w:tcW w:type="dxa" w:w="1218"/>
+            <w:tcW w:type="dxa" w:w="838"/>
           </w:tcPr>
           <w:p>
             <w:r>
@@ -16846,7 +16852,7 @@
         </w:tc>
         <w:tc>
           <w:tcPr>
-            <w:tcW w:type="dxa" w:w="1218"/>
+            <w:tcW w:type="dxa" w:w="838"/>
           </w:tcPr>
           <w:p>
             <w:r>
@@ -16859,7 +16865,7 @@
         </w:tc>
         <w:tc>
           <w:tcPr>
-            <w:tcW w:type="dxa" w:w="1218"/>
+            <w:tcW w:type="dxa" w:w="838"/>
           </w:tcPr>
           <w:p>
             <w:r>
@@ -16874,7 +16880,7 @@
       <w:tr>
         <w:tc>
           <w:tcPr>
-            <w:tcW w:type="dxa" w:w="1218"/>
+            <w:tcW w:type="dxa" w:w="838"/>
           </w:tcPr>
           <w:p>
             <w:r>
@@ -16887,7 +16893,7 @@
         </w:tc>
         <w:tc>
           <w:tcPr>
-            <w:tcW w:type="dxa" w:w="1218"/>
+            <w:tcW w:type="dxa" w:w="838"/>
           </w:tcPr>
           <w:p>
             <w:r>
@@ -16900,7 +16906,7 @@
         </w:tc>
         <w:tc>
           <w:tcPr>
-            <w:tcW w:type="dxa" w:w="1218"/>
+            <w:tcW w:type="dxa" w:w="838"/>
           </w:tcPr>
           <w:p>
             <w:r>
@@ -16913,7 +16919,7 @@
         </w:tc>
         <w:tc>
           <w:tcPr>
-            <w:tcW w:type="dxa" w:w="1218"/>
+            <w:tcW w:type="dxa" w:w="838"/>
           </w:tcPr>
           <w:p>
             <w:r>
@@ -16926,7 +16932,7 @@
         </w:tc>
         <w:tc>
           <w:tcPr>
-            <w:tcW w:type="dxa" w:w="1218"/>
+            <w:tcW w:type="dxa" w:w="838"/>
           </w:tcPr>
           <w:p>
             <w:r>
@@ -16939,7 +16945,7 @@
         </w:tc>
         <w:tc>
           <w:tcPr>
-            <w:tcW w:type="dxa" w:w="1218"/>
+            <w:tcW w:type="dxa" w:w="838"/>
           </w:tcPr>
           <w:p>
             <w:r>
@@ -16952,7 +16958,7 @@
         </w:tc>
         <w:tc>
           <w:tcPr>
-            <w:tcW w:type="dxa" w:w="1218"/>
+            <w:tcW w:type="dxa" w:w="838"/>
           </w:tcPr>
           <w:p>
             <w:r>
@@ -16965,7 +16971,7 @@
         </w:tc>
         <w:tc>
           <w:tcPr>
-            <w:tcW w:type="dxa" w:w="1218"/>
+            <w:tcW w:type="dxa" w:w="838"/>
           </w:tcPr>
           <w:p>
             <w:r>
@@ -16978,7 +16984,7 @@
         </w:tc>
         <w:tc>
           <w:tcPr>
-            <w:tcW w:type="dxa" w:w="1218"/>
+            <w:tcW w:type="dxa" w:w="838"/>
           </w:tcPr>
           <w:p>
             <w:r>
@@ -16991,7 +16997,7 @@
         </w:tc>
         <w:tc>
           <w:tcPr>
-            <w:tcW w:type="dxa" w:w="1218"/>
+            <w:tcW w:type="dxa" w:w="838"/>
           </w:tcPr>
           <w:p>
             <w:r>
@@ -17004,7 +17010,7 @@
         </w:tc>
         <w:tc>
           <w:tcPr>
-            <w:tcW w:type="dxa" w:w="1218"/>
+            <w:tcW w:type="dxa" w:w="838"/>
           </w:tcPr>
           <w:p>
             <w:r>
@@ -17017,7 +17023,7 @@
         </w:tc>
         <w:tc>
           <w:tcPr>
-            <w:tcW w:type="dxa" w:w="1218"/>
+            <w:tcW w:type="dxa" w:w="838"/>
           </w:tcPr>
           <w:p>
             <w:r>
@@ -17030,7 +17036,7 @@
         </w:tc>
         <w:tc>
           <w:tcPr>
-            <w:tcW w:type="dxa" w:w="1218"/>
+            <w:tcW w:type="dxa" w:w="838"/>
           </w:tcPr>
           <w:p>
             <w:r>
@@ -17045,7 +17051,7 @@
       <w:tr>
         <w:tc>
           <w:tcPr>
-            <w:tcW w:type="dxa" w:w="1218"/>
+            <w:tcW w:type="dxa" w:w="838"/>
           </w:tcPr>
           <w:p>
             <w:r>
@@ -17058,7 +17064,7 @@
         </w:tc>
         <w:tc>
           <w:tcPr>
-            <w:tcW w:type="dxa" w:w="1218"/>
+            <w:tcW w:type="dxa" w:w="838"/>
           </w:tcPr>
           <w:p>
             <w:r>
@@ -17071,7 +17077,7 @@
         </w:tc>
         <w:tc>
           <w:tcPr>
-            <w:tcW w:type="dxa" w:w="1218"/>
+            <w:tcW w:type="dxa" w:w="838"/>
           </w:tcPr>
           <w:p>
             <w:r>
@@ -17084,7 +17090,7 @@
         </w:tc>
         <w:tc>
           <w:tcPr>
-            <w:tcW w:type="dxa" w:w="1218"/>
+            <w:tcW w:type="dxa" w:w="838"/>
           </w:tcPr>
           <w:p>
             <w:r>
@@ -17097,7 +17103,7 @@
         </w:tc>
         <w:tc>
           <w:tcPr>
-            <w:tcW w:type="dxa" w:w="1218"/>
+            <w:tcW w:type="dxa" w:w="838"/>
           </w:tcPr>
           <w:p>
             <w:r>
@@ -17110,7 +17116,7 @@
         </w:tc>
         <w:tc>
           <w:tcPr>
-            <w:tcW w:type="dxa" w:w="1218"/>
+            <w:tcW w:type="dxa" w:w="838"/>
           </w:tcPr>
           <w:p>
             <w:r>
@@ -17123,7 +17129,7 @@
         </w:tc>
         <w:tc>
           <w:tcPr>
-            <w:tcW w:type="dxa" w:w="1218"/>
+            <w:tcW w:type="dxa" w:w="838"/>
           </w:tcPr>
           <w:p>
             <w:r>
@@ -17136,7 +17142,7 @@
         </w:tc>
         <w:tc>
           <w:tcPr>
-            <w:tcW w:type="dxa" w:w="1218"/>
+            <w:tcW w:type="dxa" w:w="838"/>
           </w:tcPr>
           <w:p>
             <w:r>
@@ -17149,7 +17155,7 @@
         </w:tc>
         <w:tc>
           <w:tcPr>
-            <w:tcW w:type="dxa" w:w="1218"/>
+            <w:tcW w:type="dxa" w:w="838"/>
           </w:tcPr>
           <w:p>
             <w:r>
@@ -17162,7 +17168,7 @@
         </w:tc>
         <w:tc>
           <w:tcPr>
-            <w:tcW w:type="dxa" w:w="1218"/>
+            <w:tcW w:type="dxa" w:w="838"/>
           </w:tcPr>
           <w:p>
             <w:r>
@@ -17175,7 +17181,7 @@
         </w:tc>
         <w:tc>
           <w:tcPr>
-            <w:tcW w:type="dxa" w:w="1218"/>
+            <w:tcW w:type="dxa" w:w="838"/>
           </w:tcPr>
           <w:p>
             <w:r>
@@ -17188,7 +17194,7 @@
         </w:tc>
         <w:tc>
           <w:tcPr>
-            <w:tcW w:type="dxa" w:w="1218"/>
+            <w:tcW w:type="dxa" w:w="838"/>
           </w:tcPr>
           <w:p>
             <w:r>
@@ -17201,7 +17207,7 @@
         </w:tc>
         <w:tc>
           <w:tcPr>
-            <w:tcW w:type="dxa" w:w="1218"/>
+            <w:tcW w:type="dxa" w:w="838"/>
           </w:tcPr>
           <w:p>
             <w:r>
@@ -17216,7 +17222,7 @@
       <w:tr>
         <w:tc>
           <w:tcPr>
-            <w:tcW w:type="dxa" w:w="1218"/>
+            <w:tcW w:type="dxa" w:w="838"/>
           </w:tcPr>
           <w:p>
             <w:r>
@@ -17229,7 +17235,7 @@
         </w:tc>
         <w:tc>
           <w:tcPr>
-            <w:tcW w:type="dxa" w:w="1218"/>
+            <w:tcW w:type="dxa" w:w="838"/>
           </w:tcPr>
           <w:p>
             <w:r>
@@ -17242,7 +17248,7 @@
         </w:tc>
         <w:tc>
           <w:tcPr>
-            <w:tcW w:type="dxa" w:w="1218"/>
+            <w:tcW w:type="dxa" w:w="838"/>
           </w:tcPr>
           <w:p>
             <w:r>
@@ -17255,7 +17261,7 @@
         </w:tc>
         <w:tc>
           <w:tcPr>
-            <w:tcW w:type="dxa" w:w="1218"/>
+            <w:tcW w:type="dxa" w:w="838"/>
           </w:tcPr>
           <w:p>
             <w:r>
@@ -17268,7 +17274,7 @@
         </w:tc>
         <w:tc>
           <w:tcPr>
-            <w:tcW w:type="dxa" w:w="1218"/>
+            <w:tcW w:type="dxa" w:w="838"/>
           </w:tcPr>
           <w:p>
             <w:r>
@@ -17281,7 +17287,7 @@
         </w:tc>
         <w:tc>
           <w:tcPr>
-            <w:tcW w:type="dxa" w:w="1218"/>
+            <w:tcW w:type="dxa" w:w="838"/>
           </w:tcPr>
           <w:p>
             <w:r>
@@ -17294,7 +17300,7 @@
         </w:tc>
         <w:tc>
           <w:tcPr>
-            <w:tcW w:type="dxa" w:w="1218"/>
+            <w:tcW w:type="dxa" w:w="838"/>
           </w:tcPr>
           <w:p>
             <w:r>
@@ -17307,7 +17313,7 @@
         </w:tc>
         <w:tc>
           <w:tcPr>
-            <w:tcW w:type="dxa" w:w="1218"/>
+            <w:tcW w:type="dxa" w:w="838"/>
           </w:tcPr>
           <w:p>
             <w:r>
@@ -17320,7 +17326,7 @@
         </w:tc>
         <w:tc>
           <w:tcPr>
-            <w:tcW w:type="dxa" w:w="1218"/>
+            <w:tcW w:type="dxa" w:w="838"/>
           </w:tcPr>
           <w:p>
             <w:r>
@@ -17333,7 +17339,7 @@
         </w:tc>
         <w:tc>
           <w:tcPr>
-            <w:tcW w:type="dxa" w:w="1218"/>
+            <w:tcW w:type="dxa" w:w="838"/>
           </w:tcPr>
           <w:p>
             <w:r>
@@ -17346,7 +17352,7 @@
         </w:tc>
         <w:tc>
           <w:tcPr>
-            <w:tcW w:type="dxa" w:w="1218"/>
+            <w:tcW w:type="dxa" w:w="838"/>
           </w:tcPr>
           <w:p>
             <w:r>
@@ -17359,7 +17365,7 @@
         </w:tc>
         <w:tc>
           <w:tcPr>
-            <w:tcW w:type="dxa" w:w="1218"/>
+            <w:tcW w:type="dxa" w:w="838"/>
           </w:tcPr>
           <w:p>
             <w:r>
@@ -17372,7 +17378,7 @@
         </w:tc>
         <w:tc>
           <w:tcPr>
-            <w:tcW w:type="dxa" w:w="1218"/>
+            <w:tcW w:type="dxa" w:w="838"/>
           </w:tcPr>
           <w:p>
             <w:r>
@@ -17387,7 +17393,7 @@
       <w:tr>
         <w:tc>
           <w:tcPr>
-            <w:tcW w:type="dxa" w:w="1218"/>
+            <w:tcW w:type="dxa" w:w="838"/>
           </w:tcPr>
           <w:p>
             <w:r>
@@ -17400,7 +17406,7 @@
         </w:tc>
         <w:tc>
           <w:tcPr>
-            <w:tcW w:type="dxa" w:w="1218"/>
+            <w:tcW w:type="dxa" w:w="838"/>
           </w:tcPr>
           <w:p>
             <w:r>
@@ -17413,7 +17419,7 @@
         </w:tc>
         <w:tc>
           <w:tcPr>
-            <w:tcW w:type="dxa" w:w="1218"/>
+            <w:tcW w:type="dxa" w:w="838"/>
           </w:tcPr>
           <w:p>
             <w:r>
@@ -17426,7 +17432,7 @@
         </w:tc>
         <w:tc>
           <w:tcPr>
-            <w:tcW w:type="dxa" w:w="1218"/>
+            <w:tcW w:type="dxa" w:w="838"/>
           </w:tcPr>
           <w:p>
             <w:r>
@@ -17439,7 +17445,7 @@
         </w:tc>
         <w:tc>
           <w:tcPr>
-            <w:tcW w:type="dxa" w:w="1218"/>
+            <w:tcW w:type="dxa" w:w="838"/>
           </w:tcPr>
           <w:p>
             <w:r>
@@ -17452,7 +17458,7 @@
         </w:tc>
         <w:tc>
           <w:tcPr>
-            <w:tcW w:type="dxa" w:w="1218"/>
+            <w:tcW w:type="dxa" w:w="838"/>
           </w:tcPr>
           <w:p>
             <w:r>
@@ -17465,7 +17471,7 @@
         </w:tc>
         <w:tc>
           <w:tcPr>
-            <w:tcW w:type="dxa" w:w="1218"/>
+            <w:tcW w:type="dxa" w:w="838"/>
           </w:tcPr>
           <w:p>
             <w:r>
@@ -17478,7 +17484,7 @@
         </w:tc>
         <w:tc>
           <w:tcPr>
-            <w:tcW w:type="dxa" w:w="1218"/>
+            <w:tcW w:type="dxa" w:w="838"/>
           </w:tcPr>
           <w:p>
             <w:r>
@@ -17491,7 +17497,7 @@
         </w:tc>
         <w:tc>
           <w:tcPr>
-            <w:tcW w:type="dxa" w:w="1218"/>
+            <w:tcW w:type="dxa" w:w="838"/>
           </w:tcPr>
           <w:p>
             <w:r>
@@ -17504,7 +17510,7 @@
         </w:tc>
         <w:tc>
           <w:tcPr>
-            <w:tcW w:type="dxa" w:w="1218"/>
+            <w:tcW w:type="dxa" w:w="838"/>
           </w:tcPr>
           <w:p>
             <w:r>
@@ -17517,7 +17523,7 @@
         </w:tc>
         <w:tc>
           <w:tcPr>
-            <w:tcW w:type="dxa" w:w="1218"/>
+            <w:tcW w:type="dxa" w:w="838"/>
           </w:tcPr>
           <w:p>
             <w:r>
@@ -17530,7 +17536,7 @@
         </w:tc>
         <w:tc>
           <w:tcPr>
-            <w:tcW w:type="dxa" w:w="1218"/>
+            <w:tcW w:type="dxa" w:w="838"/>
           </w:tcPr>
           <w:p>
             <w:r>
@@ -17543,7 +17549,7 @@
         </w:tc>
         <w:tc>
           <w:tcPr>
-            <w:tcW w:type="dxa" w:w="1218"/>
+            <w:tcW w:type="dxa" w:w="838"/>
           </w:tcPr>
           <w:p>
             <w:r>
@@ -17558,7 +17564,7 @@
       <w:tr>
         <w:tc>
           <w:tcPr>
-            <w:tcW w:type="dxa" w:w="1218"/>
+            <w:tcW w:type="dxa" w:w="838"/>
           </w:tcPr>
           <w:p>
             <w:r>
@@ -17571,7 +17577,7 @@
         </w:tc>
         <w:tc>
           <w:tcPr>
-            <w:tcW w:type="dxa" w:w="1218"/>
+            <w:tcW w:type="dxa" w:w="838"/>
           </w:tcPr>
           <w:p>
             <w:r>
@@ -17584,7 +17590,7 @@
         </w:tc>
         <w:tc>
           <w:tcPr>
-            <w:tcW w:type="dxa" w:w="1218"/>
+            <w:tcW w:type="dxa" w:w="838"/>
           </w:tcPr>
           <w:p>
             <w:r>
@@ -17597,7 +17603,7 @@
         </w:tc>
         <w:tc>
           <w:tcPr>
-            <w:tcW w:type="dxa" w:w="1218"/>
+            <w:tcW w:type="dxa" w:w="838"/>
           </w:tcPr>
           <w:p>
             <w:r>
@@ -17610,7 +17616,7 @@
         </w:tc>
         <w:tc>
           <w:tcPr>
-            <w:tcW w:type="dxa" w:w="1218"/>
+            <w:tcW w:type="dxa" w:w="838"/>
           </w:tcPr>
           <w:p>
             <w:r>
@@ -17623,7 +17629,7 @@
         </w:tc>
         <w:tc>
           <w:tcPr>
-            <w:tcW w:type="dxa" w:w="1218"/>
+            <w:tcW w:type="dxa" w:w="838"/>
           </w:tcPr>
           <w:p>
             <w:r>
@@ -17636,7 +17642,7 @@
         </w:tc>
         <w:tc>
           <w:tcPr>
-            <w:tcW w:type="dxa" w:w="1218"/>
+            <w:tcW w:type="dxa" w:w="838"/>
           </w:tcPr>
           <w:p>
             <w:r>
@@ -17649,7 +17655,7 @@
         </w:tc>
         <w:tc>
           <w:tcPr>
-            <w:tcW w:type="dxa" w:w="1218"/>
+            <w:tcW w:type="dxa" w:w="838"/>
           </w:tcPr>
           <w:p>
             <w:r>
@@ -17662,7 +17668,7 @@
         </w:tc>
         <w:tc>
           <w:tcPr>
-            <w:tcW w:type="dxa" w:w="1218"/>
+            <w:tcW w:type="dxa" w:w="838"/>
           </w:tcPr>
           <w:p>
             <w:r>
@@ -17675,7 +17681,7 @@
         </w:tc>
         <w:tc>
           <w:tcPr>
-            <w:tcW w:type="dxa" w:w="1218"/>
+            <w:tcW w:type="dxa" w:w="838"/>
           </w:tcPr>
           <w:p>
             <w:r>
@@ -17688,7 +17694,7 @@
         </w:tc>
         <w:tc>
           <w:tcPr>
-            <w:tcW w:type="dxa" w:w="1218"/>
+            <w:tcW w:type="dxa" w:w="838"/>
           </w:tcPr>
           <w:p>
             <w:r>
@@ -17701,7 +17707,7 @@
         </w:tc>
         <w:tc>
           <w:tcPr>
-            <w:tcW w:type="dxa" w:w="1218"/>
+            <w:tcW w:type="dxa" w:w="838"/>
           </w:tcPr>
           <w:p>
             <w:r>
@@ -17714,7 +17720,7 @@
         </w:tc>
         <w:tc>
           <w:tcPr>
-            <w:tcW w:type="dxa" w:w="1218"/>
+            <w:tcW w:type="dxa" w:w="838"/>
           </w:tcPr>
           <w:p>
             <w:r>
@@ -17729,7 +17735,7 @@
       <w:tr>
         <w:tc>
           <w:tcPr>
-            <w:tcW w:type="dxa" w:w="1218"/>
+            <w:tcW w:type="dxa" w:w="838"/>
           </w:tcPr>
           <w:p>
             <w:r>
@@ -17742,7 +17748,7 @@
         </w:tc>
         <w:tc>
           <w:tcPr>
-            <w:tcW w:type="dxa" w:w="1218"/>
+            <w:tcW w:type="dxa" w:w="838"/>
           </w:tcPr>
           <w:p>
             <w:r>
@@ -17755,7 +17761,7 @@
         </w:tc>
         <w:tc>
           <w:tcPr>
-            <w:tcW w:type="dxa" w:w="1218"/>
+            <w:tcW w:type="dxa" w:w="838"/>
           </w:tcPr>
           <w:p>
             <w:r>
@@ -17768,7 +17774,7 @@
         </w:tc>
         <w:tc>
           <w:tcPr>
-            <w:tcW w:type="dxa" w:w="1218"/>
+            <w:tcW w:type="dxa" w:w="838"/>
           </w:tcPr>
           <w:p>
             <w:r>
@@ -17781,7 +17787,7 @@
         </w:tc>
         <w:tc>
           <w:tcPr>
-            <w:tcW w:type="dxa" w:w="1218"/>
+            <w:tcW w:type="dxa" w:w="838"/>
           </w:tcPr>
           <w:p>
             <w:r>
@@ -17794,7 +17800,7 @@
         </w:tc>
         <w:tc>
           <w:tcPr>
-            <w:tcW w:type="dxa" w:w="1218"/>
+            <w:tcW w:type="dxa" w:w="838"/>
           </w:tcPr>
           <w:p>
             <w:r>
@@ -17807,7 +17813,7 @@
         </w:tc>
         <w:tc>
           <w:tcPr>
-            <w:tcW w:type="dxa" w:w="1218"/>
+            <w:tcW w:type="dxa" w:w="838"/>
           </w:tcPr>
           <w:p>
             <w:r>
@@ -17820,7 +17826,7 @@
         </w:tc>
         <w:tc>
           <w:tcPr>
-            <w:tcW w:type="dxa" w:w="1218"/>
+            <w:tcW w:type="dxa" w:w="838"/>
           </w:tcPr>
           <w:p>
             <w:r>
@@ -17833,7 +17839,7 @@
         </w:tc>
         <w:tc>
           <w:tcPr>
-            <w:tcW w:type="dxa" w:w="1218"/>
+            <w:tcW w:type="dxa" w:w="838"/>
           </w:tcPr>
           <w:p>
             <w:r>
@@ -17846,7 +17852,7 @@
         </w:tc>
         <w:tc>
           <w:tcPr>
-            <w:tcW w:type="dxa" w:w="1218"/>
+            <w:tcW w:type="dxa" w:w="838"/>
           </w:tcPr>
           <w:p>
             <w:r>
@@ -17859,7 +17865,7 @@
         </w:tc>
         <w:tc>
           <w:tcPr>
-            <w:tcW w:type="dxa" w:w="1218"/>
+            <w:tcW w:type="dxa" w:w="838"/>
           </w:tcPr>
           <w:p>
             <w:r>
@@ -17872,7 +17878,7 @@
         </w:tc>
         <w:tc>
           <w:tcPr>
-            <w:tcW w:type="dxa" w:w="1218"/>
+            <w:tcW w:type="dxa" w:w="838"/>
           </w:tcPr>
           <w:p>
             <w:r>
@@ -17885,7 +17891,7 @@
         </w:tc>
         <w:tc>
           <w:tcPr>
-            <w:tcW w:type="dxa" w:w="1218"/>
+            <w:tcW w:type="dxa" w:w="838"/>
           </w:tcPr>
           <w:p>
             <w:r>
@@ -17900,7 +17906,7 @@
       <w:tr>
         <w:tc>
           <w:tcPr>
-            <w:tcW w:type="dxa" w:w="1218"/>
+            <w:tcW w:type="dxa" w:w="838"/>
           </w:tcPr>
           <w:p>
             <w:r>
@@ -17913,7 +17919,7 @@
         </w:tc>
         <w:tc>
           <w:tcPr>
-            <w:tcW w:type="dxa" w:w="1218"/>
+            <w:tcW w:type="dxa" w:w="838"/>
           </w:tcPr>
           <w:p>
             <w:r>
@@ -17926,7 +17932,7 @@
         </w:tc>
         <w:tc>
           <w:tcPr>
-            <w:tcW w:type="dxa" w:w="1218"/>
+            <w:tcW w:type="dxa" w:w="838"/>
           </w:tcPr>
           <w:p>
             <w:r>
@@ -17939,7 +17945,7 @@
         </w:tc>
         <w:tc>
           <w:tcPr>
-            <w:tcW w:type="dxa" w:w="1218"/>
+            <w:tcW w:type="dxa" w:w="838"/>
           </w:tcPr>
           <w:p>
             <w:r>
@@ -17952,7 +17958,7 @@
         </w:tc>
         <w:tc>
           <w:tcPr>
-            <w:tcW w:type="dxa" w:w="1218"/>
+            <w:tcW w:type="dxa" w:w="838"/>
           </w:tcPr>
           <w:p>
             <w:r>
@@ -17965,7 +17971,7 @@
         </w:tc>
         <w:tc>
           <w:tcPr>
-            <w:tcW w:type="dxa" w:w="1218"/>
+            <w:tcW w:type="dxa" w:w="838"/>
           </w:tcPr>
           <w:p>
             <w:r>
@@ -17978,7 +17984,7 @@
         </w:tc>
         <w:tc>
           <w:tcPr>
-            <w:tcW w:type="dxa" w:w="1218"/>
+            <w:tcW w:type="dxa" w:w="838"/>
           </w:tcPr>
           <w:p>
             <w:r>
@@ -17991,7 +17997,7 @@
         </w:tc>
         <w:tc>
           <w:tcPr>
-            <w:tcW w:type="dxa" w:w="1218"/>
+            <w:tcW w:type="dxa" w:w="838"/>
           </w:tcPr>
           <w:p>
             <w:r>
@@ -18004,7 +18010,7 @@
         </w:tc>
         <w:tc>
           <w:tcPr>
-            <w:tcW w:type="dxa" w:w="1218"/>
+            <w:tcW w:type="dxa" w:w="838"/>
           </w:tcPr>
           <w:p>
             <w:r>
@@ -18017,7 +18023,7 @@
         </w:tc>
         <w:tc>
           <w:tcPr>
-            <w:tcW w:type="dxa" w:w="1218"/>
+            <w:tcW w:type="dxa" w:w="838"/>
           </w:tcPr>
           <w:p>
             <w:r>
@@ -18030,7 +18036,7 @@
         </w:tc>
         <w:tc>
           <w:tcPr>
-            <w:tcW w:type="dxa" w:w="1218"/>
+            <w:tcW w:type="dxa" w:w="838"/>
           </w:tcPr>
           <w:p>
             <w:r>
@@ -18043,7 +18049,7 @@
         </w:tc>
         <w:tc>
           <w:tcPr>
-            <w:tcW w:type="dxa" w:w="1218"/>
+            <w:tcW w:type="dxa" w:w="838"/>
           </w:tcPr>
           <w:p>
             <w:r>
@@ -18056,7 +18062,7 @@
         </w:tc>
         <w:tc>
           <w:tcPr>
-            <w:tcW w:type="dxa" w:w="1218"/>
+            <w:tcW w:type="dxa" w:w="838"/>
           </w:tcPr>
           <w:p>
             <w:r>
@@ -18071,7 +18077,7 @@
       <w:tr>
         <w:tc>
           <w:tcPr>
-            <w:tcW w:type="dxa" w:w="1218"/>
+            <w:tcW w:type="dxa" w:w="838"/>
           </w:tcPr>
           <w:p>
             <w:r>
@@ -18084,7 +18090,7 @@
         </w:tc>
         <w:tc>
           <w:tcPr>
-            <w:tcW w:type="dxa" w:w="1218"/>
+            <w:tcW w:type="dxa" w:w="838"/>
           </w:tcPr>
           <w:p>
             <w:r>
@@ -18097,7 +18103,7 @@
         </w:tc>
         <w:tc>
           <w:tcPr>
-            <w:tcW w:type="dxa" w:w="1218"/>
+            <w:tcW w:type="dxa" w:w="838"/>
           </w:tcPr>
           <w:p>
             <w:r>
@@ -18110,7 +18116,7 @@
         </w:tc>
         <w:tc>
           <w:tcPr>
-            <w:tcW w:type="dxa" w:w="1218"/>
+            <w:tcW w:type="dxa" w:w="838"/>
           </w:tcPr>
           <w:p>
             <w:r>
@@ -18123,7 +18129,7 @@
         </w:tc>
         <w:tc>
           <w:tcPr>
-            <w:tcW w:type="dxa" w:w="1218"/>
+            <w:tcW w:type="dxa" w:w="838"/>
           </w:tcPr>
           <w:p>
             <w:r>
@@ -18136,7 +18142,7 @@
         </w:tc>
         <w:tc>
           <w:tcPr>
-            <w:tcW w:type="dxa" w:w="1218"/>
+            <w:tcW w:type="dxa" w:w="838"/>
           </w:tcPr>
           <w:p>
             <w:r>
@@ -18149,7 +18155,7 @@
         </w:tc>
         <w:tc>
           <w:tcPr>
-            <w:tcW w:type="dxa" w:w="1218"/>
+            <w:tcW w:type="dxa" w:w="838"/>
           </w:tcPr>
           <w:p>
             <w:r>
@@ -18162,7 +18168,7 @@
         </w:tc>
         <w:tc>
           <w:tcPr>
-            <w:tcW w:type="dxa" w:w="1218"/>
+            <w:tcW w:type="dxa" w:w="838"/>
           </w:tcPr>
           <w:p>
             <w:r>
@@ -18175,7 +18181,7 @@
         </w:tc>
         <w:tc>
           <w:tcPr>
-            <w:tcW w:type="dxa" w:w="1218"/>
+            <w:tcW w:type="dxa" w:w="838"/>
           </w:tcPr>
           <w:p>
             <w:r>
@@ -18188,7 +18194,7 @@
         </w:tc>
         <w:tc>
           <w:tcPr>
-            <w:tcW w:type="dxa" w:w="1218"/>
+            <w:tcW w:type="dxa" w:w="838"/>
           </w:tcPr>
           <w:p>
             <w:r>
@@ -18201,7 +18207,7 @@
         </w:tc>
         <w:tc>
           <w:tcPr>
-            <w:tcW w:type="dxa" w:w="1218"/>
+            <w:tcW w:type="dxa" w:w="838"/>
           </w:tcPr>
           <w:p>
             <w:r>
@@ -18214,7 +18220,7 @@
         </w:tc>
         <w:tc>
           <w:tcPr>
-            <w:tcW w:type="dxa" w:w="1218"/>
+            <w:tcW w:type="dxa" w:w="838"/>
           </w:tcPr>
           <w:p>
             <w:r>
@@ -18227,7 +18233,7 @@
         </w:tc>
         <w:tc>
           <w:tcPr>
-            <w:tcW w:type="dxa" w:w="1218"/>
+            <w:tcW w:type="dxa" w:w="838"/>
           </w:tcPr>
           <w:p>
             <w:r>
@@ -18242,7 +18248,7 @@
       <w:tr>
         <w:tc>
           <w:tcPr>
-            <w:tcW w:type="dxa" w:w="1218"/>
+            <w:tcW w:type="dxa" w:w="838"/>
           </w:tcPr>
           <w:p>
             <w:r>
@@ -18255,7 +18261,7 @@
         </w:tc>
         <w:tc>
           <w:tcPr>
-            <w:tcW w:type="dxa" w:w="1218"/>
+            <w:tcW w:type="dxa" w:w="838"/>
           </w:tcPr>
           <w:p>
             <w:r>
@@ -18268,7 +18274,7 @@
         </w:tc>
         <w:tc>
           <w:tcPr>
-            <w:tcW w:type="dxa" w:w="1218"/>
+            <w:tcW w:type="dxa" w:w="838"/>
           </w:tcPr>
           <w:p>
             <w:r>
@@ -18281,7 +18287,7 @@
         </w:tc>
         <w:tc>
           <w:tcPr>
-            <w:tcW w:type="dxa" w:w="1218"/>
+            <w:tcW w:type="dxa" w:w="838"/>
           </w:tcPr>
           <w:p>
             <w:r>
@@ -18294,7 +18300,7 @@
         </w:tc>
         <w:tc>
           <w:tcPr>
-            <w:tcW w:type="dxa" w:w="1218"/>
+            <w:tcW w:type="dxa" w:w="838"/>
           </w:tcPr>
           <w:p>
             <w:r>
@@ -18307,7 +18313,7 @@
         </w:tc>
         <w:tc>
           <w:tcPr>
-            <w:tcW w:type="dxa" w:w="1218"/>
+            <w:tcW w:type="dxa" w:w="838"/>
           </w:tcPr>
           <w:p>
             <w:r>
@@ -18320,7 +18326,7 @@
         </w:tc>
         <w:tc>
           <w:tcPr>
-            <w:tcW w:type="dxa" w:w="1218"/>
+            <w:tcW w:type="dxa" w:w="838"/>
           </w:tcPr>
           <w:p>
             <w:r>
@@ -18333,7 +18339,7 @@
         </w:tc>
         <w:tc>
           <w:tcPr>
-            <w:tcW w:type="dxa" w:w="1218"/>
+            <w:tcW w:type="dxa" w:w="838"/>
           </w:tcPr>
           <w:p>
             <w:r>
@@ -18346,7 +18352,7 @@
         </w:tc>
         <w:tc>
           <w:tcPr>
-            <w:tcW w:type="dxa" w:w="1218"/>
+            <w:tcW w:type="dxa" w:w="838"/>
           </w:tcPr>
           <w:p>
             <w:r>
@@ -18359,7 +18365,7 @@
         </w:tc>
         <w:tc>
           <w:tcPr>
-            <w:tcW w:type="dxa" w:w="1218"/>
+            <w:tcW w:type="dxa" w:w="838"/>
           </w:tcPr>
           <w:p>
             <w:r>
@@ -18372,7 +18378,7 @@
         </w:tc>
         <w:tc>
           <w:tcPr>
-            <w:tcW w:type="dxa" w:w="1218"/>
+            <w:tcW w:type="dxa" w:w="838"/>
           </w:tcPr>
           <w:p>
             <w:r>
@@ -18385,7 +18391,7 @@
         </w:tc>
         <w:tc>
           <w:tcPr>
-            <w:tcW w:type="dxa" w:w="1218"/>
+            <w:tcW w:type="dxa" w:w="838"/>
           </w:tcPr>
           <w:p>
             <w:r>
@@ -18398,7 +18404,7 @@
         </w:tc>
         <w:tc>
           <w:tcPr>
-            <w:tcW w:type="dxa" w:w="1218"/>
+            <w:tcW w:type="dxa" w:w="838"/>
           </w:tcPr>
           <w:p>
             <w:r>
@@ -18413,7 +18419,7 @@
       <w:tr>
         <w:tc>
           <w:tcPr>
-            <w:tcW w:type="dxa" w:w="1218"/>
+            <w:tcW w:type="dxa" w:w="838"/>
           </w:tcPr>
           <w:p>
             <w:r>
@@ -18426,7 +18432,7 @@
         </w:tc>
         <w:tc>
           <w:tcPr>
-            <w:tcW w:type="dxa" w:w="1218"/>
+            <w:tcW w:type="dxa" w:w="838"/>
           </w:tcPr>
           <w:p>
             <w:r>
@@ -18439,7 +18445,7 @@
         </w:tc>
         <w:tc>
           <w:tcPr>
-            <w:tcW w:type="dxa" w:w="1218"/>
+            <w:tcW w:type="dxa" w:w="838"/>
           </w:tcPr>
           <w:p>
             <w:r>
@@ -18452,7 +18458,7 @@
         </w:tc>
         <w:tc>
           <w:tcPr>
-            <w:tcW w:type="dxa" w:w="1218"/>
+            <w:tcW w:type="dxa" w:w="838"/>
           </w:tcPr>
           <w:p>
             <w:r>
@@ -18465,7 +18471,7 @@
         </w:tc>
         <w:tc>
           <w:tcPr>
-            <w:tcW w:type="dxa" w:w="1218"/>
+            <w:tcW w:type="dxa" w:w="838"/>
           </w:tcPr>
           <w:p>
             <w:r>
@@ -18478,7 +18484,7 @@
         </w:tc>
         <w:tc>
           <w:tcPr>
-            <w:tcW w:type="dxa" w:w="1218"/>
+            <w:tcW w:type="dxa" w:w="838"/>
           </w:tcPr>
           <w:p>
             <w:r>
@@ -18491,7 +18497,7 @@
         </w:tc>
         <w:tc>
           <w:tcPr>
-            <w:tcW w:type="dxa" w:w="1218"/>
+            <w:tcW w:type="dxa" w:w="838"/>
           </w:tcPr>
           <w:p>
             <w:r>
@@ -18504,7 +18510,7 @@
         </w:tc>
         <w:tc>
           <w:tcPr>
-            <w:tcW w:type="dxa" w:w="1218"/>
+            <w:tcW w:type="dxa" w:w="838"/>
           </w:tcPr>
           <w:p>
             <w:r>
@@ -18517,7 +18523,7 @@
         </w:tc>
         <w:tc>
           <w:tcPr>
-            <w:tcW w:type="dxa" w:w="1218"/>
+            <w:tcW w:type="dxa" w:w="838"/>
           </w:tcPr>
           <w:p>
             <w:r>
@@ -18530,7 +18536,7 @@
         </w:tc>
         <w:tc>
           <w:tcPr>
-            <w:tcW w:type="dxa" w:w="1218"/>
+            <w:tcW w:type="dxa" w:w="838"/>
           </w:tcPr>
           <w:p>
             <w:r>
@@ -18543,7 +18549,7 @@
         </w:tc>
         <w:tc>
           <w:tcPr>
-            <w:tcW w:type="dxa" w:w="1218"/>
+            <w:tcW w:type="dxa" w:w="838"/>
           </w:tcPr>
           <w:p>
             <w:r>
@@ -18556,7 +18562,7 @@
         </w:tc>
         <w:tc>
           <w:tcPr>
-            <w:tcW w:type="dxa" w:w="1218"/>
+            <w:tcW w:type="dxa" w:w="838"/>
           </w:tcPr>
           <w:p>
             <w:r>
@@ -18569,7 +18575,7 @@
         </w:tc>
         <w:tc>
           <w:tcPr>
-            <w:tcW w:type="dxa" w:w="1218"/>
+            <w:tcW w:type="dxa" w:w="838"/>
           </w:tcPr>
           <w:p>
             <w:r>
@@ -18584,7 +18590,7 @@
       <w:tr>
         <w:tc>
           <w:tcPr>
-            <w:tcW w:type="dxa" w:w="1218"/>
+            <w:tcW w:type="dxa" w:w="838"/>
           </w:tcPr>
           <w:p>
             <w:r>
@@ -18597,7 +18603,7 @@
         </w:tc>
         <w:tc>
           <w:tcPr>
-            <w:tcW w:type="dxa" w:w="1218"/>
+            <w:tcW w:type="dxa" w:w="838"/>
           </w:tcPr>
           <w:p>
             <w:r>
@@ -18610,7 +18616,7 @@
         </w:tc>
         <w:tc>
           <w:tcPr>
-            <w:tcW w:type="dxa" w:w="1218"/>
+            <w:tcW w:type="dxa" w:w="838"/>
           </w:tcPr>
           <w:p>
             <w:r>
@@ -18623,7 +18629,7 @@
         </w:tc>
         <w:tc>
           <w:tcPr>
-            <w:tcW w:type="dxa" w:w="1218"/>
+            <w:tcW w:type="dxa" w:w="838"/>
           </w:tcPr>
           <w:p>
             <w:r>
@@ -18636,7 +18642,7 @@
         </w:tc>
         <w:tc>
           <w:tcPr>
-            <w:tcW w:type="dxa" w:w="1218"/>
+            <w:tcW w:type="dxa" w:w="838"/>
           </w:tcPr>
           <w:p>
             <w:r>
@@ -18649,7 +18655,7 @@
         </w:tc>
         <w:tc>
           <w:tcPr>
-            <w:tcW w:type="dxa" w:w="1218"/>
+            <w:tcW w:type="dxa" w:w="838"/>
           </w:tcPr>
           <w:p>
             <w:r>
@@ -18662,7 +18668,7 @@
         </w:tc>
         <w:tc>
           <w:tcPr>
-            <w:tcW w:type="dxa" w:w="1218"/>
+            <w:tcW w:type="dxa" w:w="838"/>
           </w:tcPr>
           <w:p>
             <w:r>
@@ -18675,7 +18681,7 @@
         </w:tc>
         <w:tc>
           <w:tcPr>
-            <w:tcW w:type="dxa" w:w="1218"/>
+            <w:tcW w:type="dxa" w:w="838"/>
           </w:tcPr>
           <w:p>
             <w:r>
@@ -18688,7 +18694,7 @@
         </w:tc>
         <w:tc>
           <w:tcPr>
-            <w:tcW w:type="dxa" w:w="1218"/>
+            <w:tcW w:type="dxa" w:w="838"/>
           </w:tcPr>
           <w:p>
             <w:r>
@@ -18701,7 +18707,7 @@
         </w:tc>
         <w:tc>
           <w:tcPr>
-            <w:tcW w:type="dxa" w:w="1218"/>
+            <w:tcW w:type="dxa" w:w="838"/>
           </w:tcPr>
           <w:p>
             <w:r>
@@ -18714,7 +18720,7 @@
         </w:tc>
         <w:tc>
           <w:tcPr>
-            <w:tcW w:type="dxa" w:w="1218"/>
+            <w:tcW w:type="dxa" w:w="838"/>
           </w:tcPr>
           <w:p>
             <w:r>
@@ -18727,7 +18733,7 @@
         </w:tc>
         <w:tc>
           <w:tcPr>
-            <w:tcW w:type="dxa" w:w="1218"/>
+            <w:tcW w:type="dxa" w:w="838"/>
           </w:tcPr>
           <w:p>
             <w:r>
@@ -18740,7 +18746,7 @@
         </w:tc>
         <w:tc>
           <w:tcPr>
-            <w:tcW w:type="dxa" w:w="1218"/>
+            <w:tcW w:type="dxa" w:w="838"/>
           </w:tcPr>
           <w:p>
             <w:r>
@@ -18755,7 +18761,7 @@
       <w:tr>
         <w:tc>
           <w:tcPr>
-            <w:tcW w:type="dxa" w:w="1218"/>
+            <w:tcW w:type="dxa" w:w="838"/>
           </w:tcPr>
           <w:p>
             <w:r>
@@ -18768,7 +18774,7 @@
         </w:tc>
         <w:tc>
           <w:tcPr>
-            <w:tcW w:type="dxa" w:w="1218"/>
+            <w:tcW w:type="dxa" w:w="838"/>
           </w:tcPr>
           <w:p>
             <w:r>
@@ -18781,7 +18787,7 @@
         </w:tc>
         <w:tc>
           <w:tcPr>
-            <w:tcW w:type="dxa" w:w="1218"/>
+            <w:tcW w:type="dxa" w:w="838"/>
           </w:tcPr>
           <w:p>
             <w:r>
@@ -18794,7 +18800,7 @@
         </w:tc>
         <w:tc>
           <w:tcPr>
-            <w:tcW w:type="dxa" w:w="1218"/>
+            <w:tcW w:type="dxa" w:w="838"/>
           </w:tcPr>
           <w:p>
             <w:r>
@@ -18807,7 +18813,7 @@
         </w:tc>
         <w:tc>
           <w:tcPr>
-            <w:tcW w:type="dxa" w:w="1218"/>
+            <w:tcW w:type="dxa" w:w="838"/>
           </w:tcPr>
           <w:p>
             <w:r>
@@ -18820,7 +18826,7 @@
         </w:tc>
         <w:tc>
           <w:tcPr>
-            <w:tcW w:type="dxa" w:w="1218"/>
+            <w:tcW w:type="dxa" w:w="838"/>
           </w:tcPr>
           <w:p>
             <w:r>
@@ -18833,7 +18839,7 @@
         </w:tc>
         <w:tc>
           <w:tcPr>
-            <w:tcW w:type="dxa" w:w="1218"/>
+            <w:tcW w:type="dxa" w:w="838"/>
           </w:tcPr>
           <w:p>
             <w:r>
@@ -18846,7 +18852,7 @@
         </w:tc>
         <w:tc>
           <w:tcPr>
-            <w:tcW w:type="dxa" w:w="1218"/>
+            <w:tcW w:type="dxa" w:w="838"/>
           </w:tcPr>
           <w:p>
             <w:r>
@@ -18859,7 +18865,7 @@
         </w:tc>
         <w:tc>
           <w:tcPr>
-            <w:tcW w:type="dxa" w:w="1218"/>
+            <w:tcW w:type="dxa" w:w="838"/>
           </w:tcPr>
           <w:p>
             <w:r>
@@ -18872,7 +18878,7 @@
         </w:tc>
         <w:tc>
           <w:tcPr>
-            <w:tcW w:type="dxa" w:w="1218"/>
+            <w:tcW w:type="dxa" w:w="838"/>
           </w:tcPr>
           <w:p>
             <w:r>
@@ -18885,7 +18891,7 @@
         </w:tc>
         <w:tc>
           <w:tcPr>
-            <w:tcW w:type="dxa" w:w="1218"/>
+            <w:tcW w:type="dxa" w:w="838"/>
           </w:tcPr>
           <w:p>
             <w:r>
@@ -18898,7 +18904,7 @@
         </w:tc>
         <w:tc>
           <w:tcPr>
-            <w:tcW w:type="dxa" w:w="1218"/>
+            <w:tcW w:type="dxa" w:w="838"/>
           </w:tcPr>
           <w:p>
             <w:r>
@@ -18911,7 +18917,7 @@
         </w:tc>
         <w:tc>
           <w:tcPr>
-            <w:tcW w:type="dxa" w:w="1218"/>
+            <w:tcW w:type="dxa" w:w="838"/>
           </w:tcPr>
           <w:p>
             <w:r>
@@ -18926,7 +18932,7 @@
       <w:tr>
         <w:tc>
           <w:tcPr>
-            <w:tcW w:type="dxa" w:w="1218"/>
+            <w:tcW w:type="dxa" w:w="838"/>
           </w:tcPr>
           <w:p>
             <w:r>
@@ -18939,7 +18945,7 @@
         </w:tc>
         <w:tc>
           <w:tcPr>
-            <w:tcW w:type="dxa" w:w="1218"/>
+            <w:tcW w:type="dxa" w:w="838"/>
           </w:tcPr>
           <w:p>
             <w:r>
@@ -18952,7 +18958,7 @@
         </w:tc>
         <w:tc>
           <w:tcPr>
-            <w:tcW w:type="dxa" w:w="1218"/>
+            <w:tcW w:type="dxa" w:w="838"/>
           </w:tcPr>
           <w:p>
             <w:r>
@@ -18965,7 +18971,7 @@
         </w:tc>
         <w:tc>
           <w:tcPr>
-            <w:tcW w:type="dxa" w:w="1218"/>
+            <w:tcW w:type="dxa" w:w="838"/>
           </w:tcPr>
           <w:p>
             <w:r>
@@ -18978,7 +18984,7 @@
         </w:tc>
         <w:tc>
           <w:tcPr>
-            <w:tcW w:type="dxa" w:w="1218"/>
+            <w:tcW w:type="dxa" w:w="838"/>
           </w:tcPr>
           <w:p>
             <w:r>
@@ -18991,7 +18997,7 @@
         </w:tc>
         <w:tc>
           <w:tcPr>
-            <w:tcW w:type="dxa" w:w="1218"/>
+            <w:tcW w:type="dxa" w:w="838"/>
           </w:tcPr>
           <w:p>
             <w:r>
@@ -19004,7 +19010,7 @@
         </w:tc>
         <w:tc>
           <w:tcPr>
-            <w:tcW w:type="dxa" w:w="1218"/>
+            <w:tcW w:type="dxa" w:w="838"/>
           </w:tcPr>
           <w:p>
             <w:r>
@@ -19017,7 +19023,7 @@
         </w:tc>
         <w:tc>
           <w:tcPr>
-            <w:tcW w:type="dxa" w:w="1218"/>
+            <w:tcW w:type="dxa" w:w="838"/>
           </w:tcPr>
           <w:p>
             <w:r>
@@ -19030,7 +19036,7 @@
         </w:tc>
         <w:tc>
           <w:tcPr>
-            <w:tcW w:type="dxa" w:w="1218"/>
+            <w:tcW w:type="dxa" w:w="838"/>
           </w:tcPr>
           <w:p>
             <w:r>
@@ -19043,7 +19049,7 @@
         </w:tc>
         <w:tc>
           <w:tcPr>
-            <w:tcW w:type="dxa" w:w="1218"/>
+            <w:tcW w:type="dxa" w:w="838"/>
           </w:tcPr>
           <w:p>
             <w:r>
@@ -19056,7 +19062,7 @@
         </w:tc>
         <w:tc>
           <w:tcPr>
-            <w:tcW w:type="dxa" w:w="1218"/>
+            <w:tcW w:type="dxa" w:w="838"/>
           </w:tcPr>
           <w:p>
             <w:r>
@@ -19069,7 +19075,7 @@
         </w:tc>
         <w:tc>
           <w:tcPr>
-            <w:tcW w:type="dxa" w:w="1218"/>
+            <w:tcW w:type="dxa" w:w="838"/>
           </w:tcPr>
           <w:p>
             <w:r>
@@ -19082,7 +19088,7 @@
         </w:tc>
         <w:tc>
           <w:tcPr>
-            <w:tcW w:type="dxa" w:w="1218"/>
+            <w:tcW w:type="dxa" w:w="838"/>
           </w:tcPr>
           <w:p>
             <w:r>
@@ -19097,7 +19103,7 @@
       <w:tr>
         <w:tc>
           <w:tcPr>
-            <w:tcW w:type="dxa" w:w="1218"/>
+            <w:tcW w:type="dxa" w:w="838"/>
           </w:tcPr>
           <w:p>
             <w:r>
@@ -19110,7 +19116,7 @@
         </w:tc>
         <w:tc>
           <w:tcPr>
-            <w:tcW w:type="dxa" w:w="1218"/>
+            <w:tcW w:type="dxa" w:w="838"/>
           </w:tcPr>
           <w:p>
             <w:r>
@@ -19123,7 +19129,7 @@
         </w:tc>
         <w:tc>
           <w:tcPr>
-            <w:tcW w:type="dxa" w:w="1218"/>
+            <w:tcW w:type="dxa" w:w="838"/>
           </w:tcPr>
           <w:p>
             <w:r>
@@ -19136,7 +19142,7 @@
         </w:tc>
         <w:tc>
           <w:tcPr>
-            <w:tcW w:type="dxa" w:w="1218"/>
+            <w:tcW w:type="dxa" w:w="838"/>
           </w:tcPr>
           <w:p>
             <w:r>
@@ -19149,7 +19155,7 @@
         </w:tc>
         <w:tc>
           <w:tcPr>
-            <w:tcW w:type="dxa" w:w="1218"/>
+            <w:tcW w:type="dxa" w:w="838"/>
           </w:tcPr>
           <w:p>
             <w:r>
@@ -19162,7 +19168,7 @@
         </w:tc>
         <w:tc>
           <w:tcPr>
-            <w:tcW w:type="dxa" w:w="1218"/>
+            <w:tcW w:type="dxa" w:w="838"/>
           </w:tcPr>
           <w:p>
             <w:r>
@@ -19175,7 +19181,7 @@
         </w:tc>
         <w:tc>
           <w:tcPr>
-            <w:tcW w:type="dxa" w:w="1218"/>
+            <w:tcW w:type="dxa" w:w="838"/>
           </w:tcPr>
           <w:p>
             <w:r>
@@ -19188,7 +19194,7 @@
         </w:tc>
         <w:tc>
           <w:tcPr>
-            <w:tcW w:type="dxa" w:w="1218"/>
+            <w:tcW w:type="dxa" w:w="838"/>
           </w:tcPr>
           <w:p>
             <w:r>
@@ -19201,7 +19207,7 @@
         </w:tc>
         <w:tc>
           <w:tcPr>
-            <w:tcW w:type="dxa" w:w="1218"/>
+            <w:tcW w:type="dxa" w:w="838"/>
           </w:tcPr>
           <w:p>
             <w:r>
@@ -19214,7 +19220,7 @@
         </w:tc>
         <w:tc>
           <w:tcPr>
-            <w:tcW w:type="dxa" w:w="1218"/>
+            <w:tcW w:type="dxa" w:w="838"/>
           </w:tcPr>
           <w:p>
             <w:r>
@@ -19227,7 +19233,7 @@
         </w:tc>
         <w:tc>
           <w:tcPr>
-            <w:tcW w:type="dxa" w:w="1218"/>
+            <w:tcW w:type="dxa" w:w="838"/>
           </w:tcPr>
           <w:p>
             <w:r>
@@ -19240,7 +19246,7 @@
         </w:tc>
         <w:tc>
           <w:tcPr>
-            <w:tcW w:type="dxa" w:w="1218"/>
+            <w:tcW w:type="dxa" w:w="838"/>
           </w:tcPr>
           <w:p>
             <w:r>
@@ -19253,7 +19259,7 @@
         </w:tc>
         <w:tc>
           <w:tcPr>
-            <w:tcW w:type="dxa" w:w="1218"/>
+            <w:tcW w:type="dxa" w:w="838"/>
           </w:tcPr>
           <w:p>
             <w:r>
@@ -19268,7 +19274,7 @@
       <w:tr>
         <w:tc>
           <w:tcPr>
-            <w:tcW w:type="dxa" w:w="1218"/>
+            <w:tcW w:type="dxa" w:w="838"/>
           </w:tcPr>
           <w:p>
             <w:r>
@@ -19281,7 +19287,7 @@
         </w:tc>
         <w:tc>
           <w:tcPr>
-            <w:tcW w:type="dxa" w:w="1218"/>
+            <w:tcW w:type="dxa" w:w="838"/>
           </w:tcPr>
           <w:p>
             <w:r>
@@ -19294,7 +19300,7 @@
         </w:tc>
         <w:tc>
           <w:tcPr>
-            <w:tcW w:type="dxa" w:w="1218"/>
+            <w:tcW w:type="dxa" w:w="838"/>
           </w:tcPr>
           <w:p>
             <w:r>
@@ -19307,7 +19313,7 @@
         </w:tc>
         <w:tc>
           <w:tcPr>
-            <w:tcW w:type="dxa" w:w="1218"/>
+            <w:tcW w:type="dxa" w:w="838"/>
           </w:tcPr>
           <w:p>
             <w:r>
@@ -19320,7 +19326,7 @@
         </w:tc>
         <w:tc>
           <w:tcPr>
-            <w:tcW w:type="dxa" w:w="1218"/>
+            <w:tcW w:type="dxa" w:w="838"/>
           </w:tcPr>
           <w:p>
             <w:r>
@@ -19333,7 +19339,7 @@
         </w:tc>
         <w:tc>
           <w:tcPr>
-            <w:tcW w:type="dxa" w:w="1218"/>
+            <w:tcW w:type="dxa" w:w="838"/>
           </w:tcPr>
           <w:p>
             <w:r>
@@ -19346,7 +19352,7 @@
         </w:tc>
         <w:tc>
           <w:tcPr>
-            <w:tcW w:type="dxa" w:w="1218"/>
+            <w:tcW w:type="dxa" w:w="838"/>
           </w:tcPr>
           <w:p>
             <w:r>
@@ -19359,7 +19365,7 @@
         </w:tc>
         <w:tc>
           <w:tcPr>
-            <w:tcW w:type="dxa" w:w="1218"/>
+            <w:tcW w:type="dxa" w:w="838"/>
           </w:tcPr>
           <w:p>
             <w:r>
@@ -19372,7 +19378,7 @@
         </w:tc>
         <w:tc>
           <w:tcPr>
-            <w:tcW w:type="dxa" w:w="1218"/>
+            <w:tcW w:type="dxa" w:w="838"/>
           </w:tcPr>
           <w:p>
             <w:r>
@@ -19385,7 +19391,7 @@
         </w:tc>
         <w:tc>
           <w:tcPr>
-            <w:tcW w:type="dxa" w:w="1218"/>
+            <w:tcW w:type="dxa" w:w="838"/>
           </w:tcPr>
           <w:p>
             <w:r>
@@ -19398,7 +19404,7 @@
         </w:tc>
         <w:tc>
           <w:tcPr>
-            <w:tcW w:type="dxa" w:w="1218"/>
+            <w:tcW w:type="dxa" w:w="838"/>
           </w:tcPr>
           <w:p>
             <w:r>
@@ -19411,7 +19417,7 @@
         </w:tc>
         <w:tc>
           <w:tcPr>
-            <w:tcW w:type="dxa" w:w="1218"/>
+            <w:tcW w:type="dxa" w:w="838"/>
           </w:tcPr>
           <w:p>
             <w:r>
@@ -19424,7 +19430,7 @@
         </w:tc>
         <w:tc>
           <w:tcPr>
-            <w:tcW w:type="dxa" w:w="1218"/>
+            <w:tcW w:type="dxa" w:w="838"/>
           </w:tcPr>
           <w:p>
             <w:r>
@@ -19439,7 +19445,7 @@
       <w:tr>
         <w:tc>
           <w:tcPr>
-            <w:tcW w:type="dxa" w:w="1218"/>
+            <w:tcW w:type="dxa" w:w="838"/>
           </w:tcPr>
           <w:p>
             <w:r>
@@ -19452,7 +19458,7 @@
         </w:tc>
         <w:tc>
           <w:tcPr>
-            <w:tcW w:type="dxa" w:w="1218"/>
+            <w:tcW w:type="dxa" w:w="838"/>
           </w:tcPr>
           <w:p>
             <w:r>
@@ -19465,7 +19471,7 @@
         </w:tc>
         <w:tc>
           <w:tcPr>
-            <w:tcW w:type="dxa" w:w="1218"/>
+            <w:tcW w:type="dxa" w:w="838"/>
           </w:tcPr>
           <w:p>
             <w:r>
@@ -19478,7 +19484,7 @@
         </w:tc>
         <w:tc>
           <w:tcPr>
-            <w:tcW w:type="dxa" w:w="1218"/>
+            <w:tcW w:type="dxa" w:w="838"/>
           </w:tcPr>
           <w:p>
             <w:r>
@@ -19491,7 +19497,7 @@
         </w:tc>
         <w:tc>
           <w:tcPr>
-            <w:tcW w:type="dxa" w:w="1218"/>
+            <w:tcW w:type="dxa" w:w="838"/>
           </w:tcPr>
           <w:p>
             <w:r>
@@ -19504,7 +19510,7 @@
         </w:tc>
         <w:tc>
           <w:tcPr>
-            <w:tcW w:type="dxa" w:w="1218"/>
+            <w:tcW w:type="dxa" w:w="838"/>
           </w:tcPr>
           <w:p>
             <w:r>
@@ -19517,7 +19523,7 @@
         </w:tc>
         <w:tc>
           <w:tcPr>
-            <w:tcW w:type="dxa" w:w="1218"/>
+            <w:tcW w:type="dxa" w:w="838"/>
           </w:tcPr>
           <w:p>
             <w:r>
@@ -19530,7 +19536,7 @@
         </w:tc>
         <w:tc>
           <w:tcPr>
-            <w:tcW w:type="dxa" w:w="1218"/>
+            <w:tcW w:type="dxa" w:w="838"/>
           </w:tcPr>
           <w:p>
             <w:r>
@@ -19543,7 +19549,7 @@
         </w:tc>
         <w:tc>
           <w:tcPr>
-            <w:tcW w:type="dxa" w:w="1218"/>
+            <w:tcW w:type="dxa" w:w="838"/>
           </w:tcPr>
           <w:p>
             <w:r>
@@ -19556,7 +19562,7 @@
         </w:tc>
         <w:tc>
           <w:tcPr>
-            <w:tcW w:type="dxa" w:w="1218"/>
+            <w:tcW w:type="dxa" w:w="838"/>
           </w:tcPr>
           <w:p>
             <w:r>
@@ -19569,7 +19575,7 @@
         </w:tc>
         <w:tc>
           <w:tcPr>
-            <w:tcW w:type="dxa" w:w="1218"/>
+            <w:tcW w:type="dxa" w:w="838"/>
           </w:tcPr>
           <w:p>
             <w:r>
@@ -19582,7 +19588,7 @@
         </w:tc>
         <w:tc>
           <w:tcPr>
-            <w:tcW w:type="dxa" w:w="1218"/>
+            <w:tcW w:type="dxa" w:w="838"/>
           </w:tcPr>
           <w:p>
             <w:r>
@@ -19595,7 +19601,7 @@
         </w:tc>
         <w:tc>
           <w:tcPr>
-            <w:tcW w:type="dxa" w:w="1218"/>
+            <w:tcW w:type="dxa" w:w="838"/>
           </w:tcPr>
           <w:p>
             <w:r>
@@ -19610,7 +19616,7 @@
       <w:tr>
         <w:tc>
           <w:tcPr>
-            <w:tcW w:type="dxa" w:w="1218"/>
+            <w:tcW w:type="dxa" w:w="838"/>
           </w:tcPr>
           <w:p>
             <w:r>
@@ -19623,7 +19629,7 @@
         </w:tc>
         <w:tc>
           <w:tcPr>
-            <w:tcW w:type="dxa" w:w="1218"/>
+            <w:tcW w:type="dxa" w:w="838"/>
           </w:tcPr>
           <w:p>
             <w:r>
@@ -19636,7 +19642,7 @@
         </w:tc>
         <w:tc>
           <w:tcPr>
-            <w:tcW w:type="dxa" w:w="1218"/>
+            <w:tcW w:type="dxa" w:w="838"/>
           </w:tcPr>
           <w:p>
             <w:r>
@@ -19649,7 +19655,7 @@
         </w:tc>
         <w:tc>
           <w:tcPr>
-            <w:tcW w:type="dxa" w:w="1218"/>
+            <w:tcW w:type="dxa" w:w="838"/>
           </w:tcPr>
           <w:p>
             <w:r>
@@ -19662,7 +19668,7 @@
         </w:tc>
         <w:tc>
           <w:tcPr>
-            <w:tcW w:type="dxa" w:w="1218"/>
+            <w:tcW w:type="dxa" w:w="838"/>
           </w:tcPr>
           <w:p>
             <w:r>
@@ -19675,7 +19681,7 @@
         </w:tc>
         <w:tc>
           <w:tcPr>
-            <w:tcW w:type="dxa" w:w="1218"/>
+            <w:tcW w:type="dxa" w:w="838"/>
           </w:tcPr>
           <w:p>
             <w:r>
@@ -19688,7 +19694,7 @@
         </w:tc>
         <w:tc>
           <w:tcPr>
-            <w:tcW w:type="dxa" w:w="1218"/>
+            <w:tcW w:type="dxa" w:w="838"/>
           </w:tcPr>
           <w:p>
             <w:r>
@@ -19701,7 +19707,7 @@
         </w:tc>
         <w:tc>
           <w:tcPr>
-            <w:tcW w:type="dxa" w:w="1218"/>
+            <w:tcW w:type="dxa" w:w="838"/>
           </w:tcPr>
           <w:p>
             <w:r>
@@ -19714,7 +19720,7 @@
         </w:tc>
         <w:tc>
           <w:tcPr>
-            <w:tcW w:type="dxa" w:w="1218"/>
+            <w:tcW w:type="dxa" w:w="838"/>
           </w:tcPr>
           <w:p>
             <w:r>
@@ -19727,7 +19733,7 @@
         </w:tc>
         <w:tc>
           <w:tcPr>
-            <w:tcW w:type="dxa" w:w="1218"/>
+            <w:tcW w:type="dxa" w:w="838"/>
           </w:tcPr>
           <w:p>
             <w:r>
@@ -19740,7 +19746,7 @@
         </w:tc>
         <w:tc>
           <w:tcPr>
-            <w:tcW w:type="dxa" w:w="1218"/>
+            <w:tcW w:type="dxa" w:w="838"/>
           </w:tcPr>
           <w:p>
             <w:r>
@@ -19753,7 +19759,7 @@
         </w:tc>
         <w:tc>
           <w:tcPr>
-            <w:tcW w:type="dxa" w:w="1218"/>
+            <w:tcW w:type="dxa" w:w="838"/>
           </w:tcPr>
           <w:p>
             <w:r>
@@ -19766,7 +19772,7 @@
         </w:tc>
         <w:tc>
           <w:tcPr>
-            <w:tcW w:type="dxa" w:w="1218"/>
+            <w:tcW w:type="dxa" w:w="838"/>
           </w:tcPr>
           <w:p>
             <w:r>
@@ -19781,7 +19787,7 @@
       <w:tr>
         <w:tc>
           <w:tcPr>
-            <w:tcW w:type="dxa" w:w="1218"/>
+            <w:tcW w:type="dxa" w:w="838"/>
           </w:tcPr>
           <w:p>
             <w:r>
@@ -19794,7 +19800,7 @@
         </w:tc>
         <w:tc>
           <w:tcPr>
-            <w:tcW w:type="dxa" w:w="1218"/>
+            <w:tcW w:type="dxa" w:w="838"/>
           </w:tcPr>
           <w:p>
             <w:r>
@@ -19807,7 +19813,7 @@
         </w:tc>
         <w:tc>
           <w:tcPr>
-            <w:tcW w:type="dxa" w:w="1218"/>
+            <w:tcW w:type="dxa" w:w="838"/>
           </w:tcPr>
           <w:p>
             <w:r>
@@ -19820,7 +19826,7 @@
         </w:tc>
         <w:tc>
           <w:tcPr>
-            <w:tcW w:type="dxa" w:w="1218"/>
+            <w:tcW w:type="dxa" w:w="838"/>
           </w:tcPr>
           <w:p>
             <w:r>
@@ -19833,7 +19839,7 @@
         </w:tc>
         <w:tc>
           <w:tcPr>
-            <w:tcW w:type="dxa" w:w="1218"/>
+            <w:tcW w:type="dxa" w:w="838"/>
           </w:tcPr>
           <w:p>
             <w:r>
@@ -19846,7 +19852,7 @@
         </w:tc>
         <w:tc>
           <w:tcPr>
-            <w:tcW w:type="dxa" w:w="1218"/>
+            <w:tcW w:type="dxa" w:w="838"/>
           </w:tcPr>
           <w:p>
             <w:r>
@@ -19859,7 +19865,7 @@
         </w:tc>
         <w:tc>
           <w:tcPr>
-            <w:tcW w:type="dxa" w:w="1218"/>
+            <w:tcW w:type="dxa" w:w="838"/>
           </w:tcPr>
           <w:p>
             <w:r>
@@ -19872,7 +19878,7 @@
         </w:tc>
         <w:tc>
           <w:tcPr>
-            <w:tcW w:type="dxa" w:w="1218"/>
+            <w:tcW w:type="dxa" w:w="838"/>
           </w:tcPr>
           <w:p>
             <w:r>
@@ -19885,7 +19891,7 @@
         </w:tc>
         <w:tc>
           <w:tcPr>
-            <w:tcW w:type="dxa" w:w="1218"/>
+            <w:tcW w:type="dxa" w:w="838"/>
           </w:tcPr>
           <w:p>
             <w:r>
@@ -19898,7 +19904,7 @@
         </w:tc>
         <w:tc>
           <w:tcPr>
-            <w:tcW w:type="dxa" w:w="1218"/>
+            <w:tcW w:type="dxa" w:w="838"/>
           </w:tcPr>
           <w:p>
             <w:r>
@@ -19911,7 +19917,7 @@
         </w:tc>
         <w:tc>
           <w:tcPr>
-            <w:tcW w:type="dxa" w:w="1218"/>
+            <w:tcW w:type="dxa" w:w="838"/>
           </w:tcPr>
           <w:p>
             <w:r>
@@ -19924,7 +19930,7 @@
         </w:tc>
         <w:tc>
           <w:tcPr>
-            <w:tcW w:type="dxa" w:w="1218"/>
+            <w:tcW w:type="dxa" w:w="838"/>
           </w:tcPr>
           <w:p>
             <w:r>
@@ -19937,7 +19943,7 @@
         </w:tc>
         <w:tc>
           <w:tcPr>
-            <w:tcW w:type="dxa" w:w="1218"/>
+            <w:tcW w:type="dxa" w:w="838"/>
           </w:tcPr>
           <w:p>
             <w:r>
@@ -19952,7 +19958,7 @@
       <w:tr>
         <w:tc>
           <w:tcPr>
-            <w:tcW w:type="dxa" w:w="1218"/>
+            <w:tcW w:type="dxa" w:w="838"/>
           </w:tcPr>
           <w:p>
             <w:r>
@@ -19965,7 +19971,7 @@
         </w:tc>
         <w:tc>
           <w:tcPr>
-            <w:tcW w:type="dxa" w:w="1218"/>
+            <w:tcW w:type="dxa" w:w="838"/>
           </w:tcPr>
           <w:p>
             <w:r>
@@ -19978,7 +19984,7 @@
         </w:tc>
         <w:tc>
           <w:tcPr>
-            <w:tcW w:type="dxa" w:w="1218"/>
+            <w:tcW w:type="dxa" w:w="838"/>
           </w:tcPr>
           <w:p>
             <w:r>
@@ -19991,7 +19997,7 @@
         </w:tc>
         <w:tc>
           <w:tcPr>
-            <w:tcW w:type="dxa" w:w="1218"/>
+            <w:tcW w:type="dxa" w:w="838"/>
           </w:tcPr>
           <w:p>
             <w:r>
@@ -20004,7 +20010,7 @@
         </w:tc>
         <w:tc>
           <w:tcPr>
-            <w:tcW w:type="dxa" w:w="1218"/>
+            <w:tcW w:type="dxa" w:w="838"/>
           </w:tcPr>
           <w:p>
             <w:r>
@@ -20017,7 +20023,7 @@
         </w:tc>
         <w:tc>
           <w:tcPr>
-            <w:tcW w:type="dxa" w:w="1218"/>
+            <w:tcW w:type="dxa" w:w="838"/>
           </w:tcPr>
           <w:p>
             <w:r>
@@ -20030,7 +20036,7 @@
         </w:tc>
         <w:tc>
           <w:tcPr>
-            <w:tcW w:type="dxa" w:w="1218"/>
+            <w:tcW w:type="dxa" w:w="838"/>
           </w:tcPr>
           <w:p>
             <w:r>
@@ -20043,7 +20049,7 @@
         </w:tc>
         <w:tc>
           <w:tcPr>
-            <w:tcW w:type="dxa" w:w="1218"/>
+            <w:tcW w:type="dxa" w:w="838"/>
           </w:tcPr>
           <w:p>
             <w:r>
@@ -20056,7 +20062,7 @@
         </w:tc>
         <w:tc>
           <w:tcPr>
-            <w:tcW w:type="dxa" w:w="1218"/>
+            <w:tcW w:type="dxa" w:w="838"/>
           </w:tcPr>
           <w:p>
             <w:r>
@@ -20069,7 +20075,7 @@
         </w:tc>
         <w:tc>
           <w:tcPr>
-            <w:tcW w:type="dxa" w:w="1218"/>
+            <w:tcW w:type="dxa" w:w="838"/>
           </w:tcPr>
           <w:p>
             <w:r>
@@ -20082,7 +20088,7 @@
         </w:tc>
         <w:tc>
           <w:tcPr>
-            <w:tcW w:type="dxa" w:w="1218"/>
+            <w:tcW w:type="dxa" w:w="838"/>
           </w:tcPr>
           <w:p>
             <w:r>
@@ -20095,7 +20101,7 @@
         </w:tc>
         <w:tc>
           <w:tcPr>
-            <w:tcW w:type="dxa" w:w="1218"/>
+            <w:tcW w:type="dxa" w:w="838"/>
           </w:tcPr>
           <w:p>
             <w:r>
@@ -20108,7 +20114,7 @@
         </w:tc>
         <w:tc>
           <w:tcPr>
-            <w:tcW w:type="dxa" w:w="1218"/>
+            <w:tcW w:type="dxa" w:w="838"/>
           </w:tcPr>
           <w:p>
             <w:r>
@@ -20123,7 +20129,7 @@
       <w:tr>
         <w:tc>
           <w:tcPr>
-            <w:tcW w:type="dxa" w:w="1218"/>
+            <w:tcW w:type="dxa" w:w="838"/>
           </w:tcPr>
           <w:p>
             <w:r>
@@ -20136,7 +20142,7 @@
         </w:tc>
         <w:tc>
           <w:tcPr>
-            <w:tcW w:type="dxa" w:w="1218"/>
+            <w:tcW w:type="dxa" w:w="838"/>
           </w:tcPr>
           <w:p>
             <w:r>
@@ -20149,7 +20155,7 @@
         </w:tc>
         <w:tc>
           <w:tcPr>
-            <w:tcW w:type="dxa" w:w="1218"/>
+            <w:tcW w:type="dxa" w:w="838"/>
           </w:tcPr>
           <w:p>
             <w:r>
@@ -20162,7 +20168,7 @@
         </w:tc>
         <w:tc>
           <w:tcPr>
-            <w:tcW w:type="dxa" w:w="1218"/>
+            <w:tcW w:type="dxa" w:w="838"/>
           </w:tcPr>
           <w:p>
             <w:r>
@@ -20175,7 +20181,7 @@
         </w:tc>
         <w:tc>
           <w:tcPr>
-            <w:tcW w:type="dxa" w:w="1218"/>
+            <w:tcW w:type="dxa" w:w="838"/>
           </w:tcPr>
           <w:p>
             <w:r>
@@ -20188,7 +20194,7 @@
         </w:tc>
         <w:tc>
           <w:tcPr>
-            <w:tcW w:type="dxa" w:w="1218"/>
+            <w:tcW w:type="dxa" w:w="838"/>
           </w:tcPr>
           <w:p>
             <w:r>
@@ -20201,7 +20207,7 @@
         </w:tc>
         <w:tc>
           <w:tcPr>
-            <w:tcW w:type="dxa" w:w="1218"/>
+            <w:tcW w:type="dxa" w:w="838"/>
           </w:tcPr>
           <w:p>
             <w:r>
@@ -20214,7 +20220,7 @@
         </w:tc>
         <w:tc>
           <w:tcPr>
-            <w:tcW w:type="dxa" w:w="1218"/>
+            <w:tcW w:type="dxa" w:w="838"/>
           </w:tcPr>
           <w:p>
             <w:r>
@@ -20227,7 +20233,7 @@
         </w:tc>
         <w:tc>
           <w:tcPr>
-            <w:tcW w:type="dxa" w:w="1218"/>
+            <w:tcW w:type="dxa" w:w="838"/>
           </w:tcPr>
           <w:p>
             <w:r>
@@ -20240,7 +20246,7 @@
         </w:tc>
         <w:tc>
           <w:tcPr>
-            <w:tcW w:type="dxa" w:w="1218"/>
+            <w:tcW w:type="dxa" w:w="838"/>
           </w:tcPr>
           <w:p>
             <w:r>
@@ -20253,7 +20259,7 @@
         </w:tc>
         <w:tc>
           <w:tcPr>
-            <w:tcW w:type="dxa" w:w="1218"/>
+            <w:tcW w:type="dxa" w:w="838"/>
           </w:tcPr>
           <w:p>
             <w:r>
@@ -20266,7 +20272,7 @@
         </w:tc>
         <w:tc>
           <w:tcPr>
-            <w:tcW w:type="dxa" w:w="1218"/>
+            <w:tcW w:type="dxa" w:w="838"/>
           </w:tcPr>
           <w:p>
             <w:r>
@@ -20279,7 +20285,7 @@
         </w:tc>
         <w:tc>
           <w:tcPr>
-            <w:tcW w:type="dxa" w:w="1218"/>
+            <w:tcW w:type="dxa" w:w="838"/>
           </w:tcPr>
           <w:p>
             <w:r>
@@ -20294,7 +20300,7 @@
       <w:tr>
         <w:tc>
           <w:tcPr>
-            <w:tcW w:type="dxa" w:w="1218"/>
+            <w:tcW w:type="dxa" w:w="838"/>
           </w:tcPr>
           <w:p>
             <w:r>
@@ -20307,7 +20313,7 @@
         </w:tc>
         <w:tc>
           <w:tcPr>
-            <w:tcW w:type="dxa" w:w="1218"/>
+            <w:tcW w:type="dxa" w:w="838"/>
           </w:tcPr>
           <w:p>
             <w:r>
@@ -20320,7 +20326,7 @@
         </w:tc>
         <w:tc>
           <w:tcPr>
-            <w:tcW w:type="dxa" w:w="1218"/>
+            <w:tcW w:type="dxa" w:w="838"/>
           </w:tcPr>
           <w:p>
             <w:r>
@@ -20333,7 +20339,7 @@
         </w:tc>
         <w:tc>
           <w:tcPr>
-            <w:tcW w:type="dxa" w:w="1218"/>
+            <w:tcW w:type="dxa" w:w="838"/>
           </w:tcPr>
           <w:p>
             <w:r>
@@ -20346,7 +20352,7 @@
         </w:tc>
         <w:tc>
           <w:tcPr>
-            <w:tcW w:type="dxa" w:w="1218"/>
+            <w:tcW w:type="dxa" w:w="838"/>
           </w:tcPr>
           <w:p>
             <w:r>
@@ -20359,7 +20365,7 @@
         </w:tc>
         <w:tc>
           <w:tcPr>
-            <w:tcW w:type="dxa" w:w="1218"/>
+            <w:tcW w:type="dxa" w:w="838"/>
           </w:tcPr>
           <w:p>
             <w:r>
@@ -20372,7 +20378,7 @@
         </w:tc>
         <w:tc>
           <w:tcPr>
-            <w:tcW w:type="dxa" w:w="1218"/>
+            <w:tcW w:type="dxa" w:w="838"/>
           </w:tcPr>
           <w:p>
             <w:r>
@@ -20385,7 +20391,7 @@
         </w:tc>
         <w:tc>
           <w:tcPr>
-            <w:tcW w:type="dxa" w:w="1218"/>
+            <w:tcW w:type="dxa" w:w="838"/>
           </w:tcPr>
           <w:p>
             <w:r>
@@ -20398,7 +20404,7 @@
         </w:tc>
         <w:tc>
           <w:tcPr>
-            <w:tcW w:type="dxa" w:w="1218"/>
+            <w:tcW w:type="dxa" w:w="838"/>
           </w:tcPr>
           <w:p>
             <w:r>
@@ -20411,7 +20417,7 @@
         </w:tc>
         <w:tc>
           <w:tcPr>
-            <w:tcW w:type="dxa" w:w="1218"/>
+            <w:tcW w:type="dxa" w:w="838"/>
           </w:tcPr>
           <w:p>
             <w:r>
@@ -20424,7 +20430,7 @@
         </w:tc>
         <w:tc>
           <w:tcPr>
-            <w:tcW w:type="dxa" w:w="1218"/>
+            <w:tcW w:type="dxa" w:w="838"/>
           </w:tcPr>
           <w:p>
             <w:r>
@@ -20437,7 +20443,7 @@
         </w:tc>
         <w:tc>
           <w:tcPr>
-            <w:tcW w:type="dxa" w:w="1218"/>
+            <w:tcW w:type="dxa" w:w="838"/>
           </w:tcPr>
           <w:p>
             <w:r>
@@ -20450,7 +20456,7 @@
         </w:tc>
         <w:tc>
           <w:tcPr>
-            <w:tcW w:type="dxa" w:w="1218"/>
+            <w:tcW w:type="dxa" w:w="838"/>
           </w:tcPr>
           <w:p>
             <w:r>
@@ -20465,7 +20471,7 @@
       <w:tr>
         <w:tc>
           <w:tcPr>
-            <w:tcW w:type="dxa" w:w="1218"/>
+            <w:tcW w:type="dxa" w:w="838"/>
           </w:tcPr>
           <w:p>
             <w:r>
@@ -20478,7 +20484,7 @@
         </w:tc>
         <w:tc>
           <w:tcPr>
-            <w:tcW w:type="dxa" w:w="1218"/>
+            <w:tcW w:type="dxa" w:w="838"/>
           </w:tcPr>
           <w:p>
             <w:r>
@@ -20491,7 +20497,7 @@
         </w:tc>
         <w:tc>
           <w:tcPr>
-            <w:tcW w:type="dxa" w:w="1218"/>
+            <w:tcW w:type="dxa" w:w="838"/>
           </w:tcPr>
           <w:p>
             <w:r>
@@ -20504,7 +20510,7 @@
         </w:tc>
         <w:tc>
           <w:tcPr>
-            <w:tcW w:type="dxa" w:w="1218"/>
+            <w:tcW w:type="dxa" w:w="838"/>
           </w:tcPr>
           <w:p>
             <w:r>
@@ -20517,7 +20523,7 @@
         </w:tc>
         <w:tc>
           <w:tcPr>
-            <w:tcW w:type="dxa" w:w="1218"/>
+            <w:tcW w:type="dxa" w:w="838"/>
           </w:tcPr>
           <w:p>
             <w:r>
@@ -20530,7 +20536,7 @@
         </w:tc>
         <w:tc>
           <w:tcPr>
-            <w:tcW w:type="dxa" w:w="1218"/>
+            <w:tcW w:type="dxa" w:w="838"/>
           </w:tcPr>
           <w:p>
             <w:r>
@@ -20543,7 +20549,7 @@
         </w:tc>
         <w:tc>
           <w:tcPr>
-            <w:tcW w:type="dxa" w:w="1218"/>
+            <w:tcW w:type="dxa" w:w="838"/>
           </w:tcPr>
           <w:p>
             <w:r>
@@ -20556,7 +20562,7 @@
         </w:tc>
         <w:tc>
           <w:tcPr>
-            <w:tcW w:type="dxa" w:w="1218"/>
+            <w:tcW w:type="dxa" w:w="838"/>
           </w:tcPr>
           <w:p>
             <w:r>
@@ -20569,7 +20575,7 @@
         </w:tc>
         <w:tc>
           <w:tcPr>
-            <w:tcW w:type="dxa" w:w="1218"/>
+            <w:tcW w:type="dxa" w:w="838"/>
           </w:tcPr>
           <w:p>
             <w:r>
@@ -20582,7 +20588,7 @@
         </w:tc>
         <w:tc>
           <w:tcPr>
-            <w:tcW w:type="dxa" w:w="1218"/>
+            <w:tcW w:type="dxa" w:w="838"/>
           </w:tcPr>
           <w:p>
             <w:r>
@@ -20595,7 +20601,7 @@
         </w:tc>
         <w:tc>
           <w:tcPr>
-            <w:tcW w:type="dxa" w:w="1218"/>
+            <w:tcW w:type="dxa" w:w="838"/>
           </w:tcPr>
           <w:p>
             <w:r>
@@ -20608,7 +20614,7 @@
         </w:tc>
         <w:tc>
           <w:tcPr>
-            <w:tcW w:type="dxa" w:w="1218"/>
+            <w:tcW w:type="dxa" w:w="838"/>
           </w:tcPr>
           <w:p>
             <w:r>
@@ -20621,7 +20627,7 @@
         </w:tc>
         <w:tc>
           <w:tcPr>
-            <w:tcW w:type="dxa" w:w="1218"/>
+            <w:tcW w:type="dxa" w:w="838"/>
           </w:tcPr>
           <w:p>
             <w:r>
@@ -20636,7 +20642,7 @@
       <w:tr>
         <w:tc>
           <w:tcPr>
-            <w:tcW w:type="dxa" w:w="1218"/>
+            <w:tcW w:type="dxa" w:w="838"/>
           </w:tcPr>
           <w:p>
             <w:r>
@@ -20649,7 +20655,7 @@
         </w:tc>
         <w:tc>
           <w:tcPr>
-            <w:tcW w:type="dxa" w:w="1218"/>
+            <w:tcW w:type="dxa" w:w="838"/>
           </w:tcPr>
           <w:p>
             <w:r>
@@ -20662,7 +20668,7 @@
         </w:tc>
         <w:tc>
           <w:tcPr>
-            <w:tcW w:type="dxa" w:w="1218"/>
+            <w:tcW w:type="dxa" w:w="838"/>
           </w:tcPr>
           <w:p>
             <w:r>
@@ -20675,7 +20681,7 @@
         </w:tc>
         <w:tc>
           <w:tcPr>
-            <w:tcW w:type="dxa" w:w="1218"/>
+            <w:tcW w:type="dxa" w:w="838"/>
           </w:tcPr>
           <w:p>
             <w:r>
@@ -20688,7 +20694,7 @@
         </w:tc>
         <w:tc>
           <w:tcPr>
-            <w:tcW w:type="dxa" w:w="1218"/>
+            <w:tcW w:type="dxa" w:w="838"/>
           </w:tcPr>
           <w:p>
             <w:r>
@@ -20701,7 +20707,7 @@
         </w:tc>
         <w:tc>
           <w:tcPr>
-            <w:tcW w:type="dxa" w:w="1218"/>
+            <w:tcW w:type="dxa" w:w="838"/>
           </w:tcPr>
           <w:p>
             <w:r>
@@ -20714,7 +20720,7 @@
         </w:tc>
         <w:tc>
           <w:tcPr>
-            <w:tcW w:type="dxa" w:w="1218"/>
+            <w:tcW w:type="dxa" w:w="838"/>
           </w:tcPr>
           <w:p>
             <w:r>
@@ -20727,7 +20733,7 @@
         </w:tc>
         <w:tc>
           <w:tcPr>
-            <w:tcW w:type="dxa" w:w="1218"/>
+            <w:tcW w:type="dxa" w:w="838"/>
           </w:tcPr>
           <w:p>
             <w:r>
@@ -20740,7 +20746,7 @@
         </w:tc>
         <w:tc>
           <w:tcPr>
-            <w:tcW w:type="dxa" w:w="1218"/>
+            <w:tcW w:type="dxa" w:w="838"/>
           </w:tcPr>
           <w:p>
             <w:r>
@@ -20753,7 +20759,7 @@
         </w:tc>
         <w:tc>
           <w:tcPr>
-            <w:tcW w:type="dxa" w:w="1218"/>
+            <w:tcW w:type="dxa" w:w="838"/>
           </w:tcPr>
           <w:p>
             <w:r>
@@ -20766,7 +20772,7 @@
         </w:tc>
         <w:tc>
           <w:tcPr>
-            <w:tcW w:type="dxa" w:w="1218"/>
+            <w:tcW w:type="dxa" w:w="838"/>
           </w:tcPr>
           <w:p>
             <w:r>
@@ -20779,7 +20785,7 @@
         </w:tc>
         <w:tc>
           <w:tcPr>
-            <w:tcW w:type="dxa" w:w="1218"/>
+            <w:tcW w:type="dxa" w:w="838"/>
           </w:tcPr>
           <w:p>
             <w:r>
@@ -20792,7 +20798,7 @@
         </w:tc>
         <w:tc>
           <w:tcPr>
-            <w:tcW w:type="dxa" w:w="1218"/>
+            <w:tcW w:type="dxa" w:w="838"/>
           </w:tcPr>
           <w:p>
             <w:r>
@@ -20807,7 +20813,7 @@
       <w:tr>
         <w:tc>
           <w:tcPr>
-            <w:tcW w:type="dxa" w:w="1218"/>
+            <w:tcW w:type="dxa" w:w="838"/>
           </w:tcPr>
           <w:p>
             <w:r>
@@ -20820,7 +20826,7 @@
         </w:tc>
         <w:tc>
           <w:tcPr>
-            <w:tcW w:type="dxa" w:w="1218"/>
+            <w:tcW w:type="dxa" w:w="838"/>
           </w:tcPr>
           <w:p>
             <w:r>
@@ -20833,7 +20839,7 @@
         </w:tc>
         <w:tc>
           <w:tcPr>
-            <w:tcW w:type="dxa" w:w="1218"/>
+            <w:tcW w:type="dxa" w:w="838"/>
           </w:tcPr>
           <w:p>
             <w:r>
@@ -20846,7 +20852,7 @@
         </w:tc>
         <w:tc>
           <w:tcPr>
-            <w:tcW w:type="dxa" w:w="1218"/>
+            <w:tcW w:type="dxa" w:w="838"/>
           </w:tcPr>
           <w:p>
             <w:r>
@@ -20859,7 +20865,7 @@
         </w:tc>
         <w:tc>
           <w:tcPr>
-            <w:tcW w:type="dxa" w:w="1218"/>
+            <w:tcW w:type="dxa" w:w="838"/>
           </w:tcPr>
           <w:p>
             <w:r>
@@ -20872,7 +20878,7 @@
         </w:tc>
         <w:tc>
           <w:tcPr>
-            <w:tcW w:type="dxa" w:w="1218"/>
+            <w:tcW w:type="dxa" w:w="838"/>
           </w:tcPr>
           <w:p>
             <w:r>
@@ -20885,7 +20891,7 @@
         </w:tc>
         <w:tc>
           <w:tcPr>
-            <w:tcW w:type="dxa" w:w="1218"/>
+            <w:tcW w:type="dxa" w:w="838"/>
           </w:tcPr>
           <w:p>
             <w:r>
@@ -20898,7 +20904,7 @@
         </w:tc>
         <w:tc>
           <w:tcPr>
-            <w:tcW w:type="dxa" w:w="1218"/>
+            <w:tcW w:type="dxa" w:w="838"/>
           </w:tcPr>
           <w:p>
             <w:r>
@@ -20911,7 +20917,7 @@
         </w:tc>
         <w:tc>
           <w:tcPr>
-            <w:tcW w:type="dxa" w:w="1218"/>
+            <w:tcW w:type="dxa" w:w="838"/>
           </w:tcPr>
           <w:p>
             <w:r>
@@ -20924,7 +20930,7 @@
         </w:tc>
         <w:tc>
           <w:tcPr>
-            <w:tcW w:type="dxa" w:w="1218"/>
+            <w:tcW w:type="dxa" w:w="838"/>
           </w:tcPr>
           <w:p>
             <w:r>
@@ -20937,7 +20943,7 @@
         </w:tc>
         <w:tc>
           <w:tcPr>
-            <w:tcW w:type="dxa" w:w="1218"/>
+            <w:tcW w:type="dxa" w:w="838"/>
           </w:tcPr>
           <w:p>
             <w:r>
@@ -20950,7 +20956,7 @@
         </w:tc>
         <w:tc>
           <w:tcPr>
-            <w:tcW w:type="dxa" w:w="1218"/>
+            <w:tcW w:type="dxa" w:w="838"/>
           </w:tcPr>
           <w:p>
             <w:r>
@@ -20963,7 +20969,7 @@
         </w:tc>
         <w:tc>
           <w:tcPr>
-            <w:tcW w:type="dxa" w:w="1218"/>
+            <w:tcW w:type="dxa" w:w="838"/>
           </w:tcPr>
           <w:p>
             <w:r>
@@ -20978,7 +20984,7 @@
       <w:tr>
         <w:tc>
           <w:tcPr>
-            <w:tcW w:type="dxa" w:w="1218"/>
+            <w:tcW w:type="dxa" w:w="838"/>
           </w:tcPr>
           <w:p>
             <w:r>
@@ -20991,7 +20997,7 @@
         </w:tc>
         <w:tc>
           <w:tcPr>
-            <w:tcW w:type="dxa" w:w="1218"/>
+            <w:tcW w:type="dxa" w:w="838"/>
           </w:tcPr>
           <w:p>
             <w:r>
@@ -21004,7 +21010,7 @@
         </w:tc>
         <w:tc>
           <w:tcPr>
-            <w:tcW w:type="dxa" w:w="1218"/>
+            <w:tcW w:type="dxa" w:w="838"/>
           </w:tcPr>
           <w:p>
             <w:r>
@@ -21017,7 +21023,7 @@
         </w:tc>
         <w:tc>
           <w:tcPr>
-            <w:tcW w:type="dxa" w:w="1218"/>
+            <w:tcW w:type="dxa" w:w="838"/>
           </w:tcPr>
           <w:p>
             <w:r>
@@ -21030,7 +21036,7 @@
         </w:tc>
         <w:tc>
           <w:tcPr>
-            <w:tcW w:type="dxa" w:w="1218"/>
+            <w:tcW w:type="dxa" w:w="838"/>
           </w:tcPr>
           <w:p>
             <w:r>
@@ -21043,7 +21049,7 @@
         </w:tc>
         <w:tc>
           <w:tcPr>
-            <w:tcW w:type="dxa" w:w="1218"/>
+            <w:tcW w:type="dxa" w:w="838"/>
           </w:tcPr>
           <w:p>
             <w:r>
@@ -21056,7 +21062,7 @@
         </w:tc>
         <w:tc>
           <w:tcPr>
-            <w:tcW w:type="dxa" w:w="1218"/>
+            <w:tcW w:type="dxa" w:w="838"/>
           </w:tcPr>
           <w:p>
             <w:r>
@@ -21069,7 +21075,7 @@
         </w:tc>
         <w:tc>
           <w:tcPr>
-            <w:tcW w:type="dxa" w:w="1218"/>
+            <w:tcW w:type="dxa" w:w="838"/>
           </w:tcPr>
           <w:p>
             <w:r>
@@ -21082,7 +21088,7 @@
         </w:tc>
         <w:tc>
           <w:tcPr>
-            <w:tcW w:type="dxa" w:w="1218"/>
+            <w:tcW w:type="dxa" w:w="838"/>
           </w:tcPr>
           <w:p>
             <w:r>
@@ -21095,7 +21101,7 @@
         </w:tc>
         <w:tc>
           <w:tcPr>
-            <w:tcW w:type="dxa" w:w="1218"/>
+            <w:tcW w:type="dxa" w:w="838"/>
           </w:tcPr>
           <w:p>
             <w:r>
@@ -21108,7 +21114,7 @@
         </w:tc>
         <w:tc>
           <w:tcPr>
-            <w:tcW w:type="dxa" w:w="1218"/>
+            <w:tcW w:type="dxa" w:w="838"/>
           </w:tcPr>
           <w:p>
             <w:r>
@@ -21121,7 +21127,7 @@
         </w:tc>
         <w:tc>
           <w:tcPr>
-            <w:tcW w:type="dxa" w:w="1218"/>
+            <w:tcW w:type="dxa" w:w="838"/>
           </w:tcPr>
           <w:p>
             <w:r>
@@ -21134,7 +21140,7 @@
         </w:tc>
         <w:tc>
           <w:tcPr>
-            <w:tcW w:type="dxa" w:w="1218"/>
+            <w:tcW w:type="dxa" w:w="838"/>
           </w:tcPr>
           <w:p>
             <w:r>
@@ -21174,7 +21180,7 @@
       </w:r>
     </w:p>
     <w:sectPr>
-      <w:pgSz w:w="16838" w:h="11906" w:orient="landscape"/>
+      <w:pgSz w:w="11906" w:h="16838" w:orient="landscape"/>
       <w:pgMar w:top="576" w:right="504" w:bottom="576" w:left="504" w:header="283" w:footer="283" w:gutter="0"/>
       <w:cols w:space="720"/>
       <w:docGrid w:linePitch="360"/>

--- a/ACPOS_ERP-01_ERP與財務_Mother_Basic_Design_OPTIMIZED.docx
+++ b/ACPOS_ERP-01_ERP與財務_Mother_Basic_Design_OPTIMIZED.docx
@@ -13507,16 +13507,8 @@
     </w:p>
     <w:p>
       <w:pPr>
-        <w:pStyle w:val="Heading1"/>
-      </w:pPr>
-      <w:r>
-        <w:t>2026-09-21 Machine Authority Construction Closure / 機器權威施工綁定封板</w:t>
-      </w:r>
-    </w:p>
-    <w:p>
-      <w:pPr>
         <w:sectPr>
-          <w:pgSz w:w="16838" w:h="11906" w:orient="landscape"/>
+          <w:pgSz w:w="11906" w:h="16838" w:orient="landscape"/>
           <w:pgMar w:top="576" w:right="504" w:bottom="576" w:left="504" w:header="283" w:footer="283" w:gutter="0"/>
           <w:cols w:space="720"/>
           <w:docGrid w:linePitch="360"/>
@@ -13557,8 +13549,8 @@
         <w:tblLook w:firstColumn="1" w:firstRow="1" w:lastColumn="0" w:lastRow="0" w:noHBand="0" w:noVBand="1" w:val="04A0"/>
       </w:tblPr>
       <w:tblGrid>
-        <w:gridCol w:w="5449"/>
-        <w:gridCol w:w="5449"/>
+        <w:gridCol w:w="7915"/>
+        <w:gridCol w:w="7915"/>
       </w:tblGrid>
       <w:tr>
         <w:trPr>
@@ -13566,7 +13558,7 @@
         </w:trPr>
         <w:tc>
           <w:tcPr>
-            <w:tcW w:type="dxa" w:w="5449"/>
+            <w:tcW w:type="dxa" w:w="7915"/>
             <w:shd w:fill="EDE9FE"/>
           </w:tcPr>
           <w:p>
@@ -13580,7 +13572,7 @@
         </w:tc>
         <w:tc>
           <w:tcPr>
-            <w:tcW w:type="dxa" w:w="5449"/>
+            <w:tcW w:type="dxa" w:w="7915"/>
             <w:shd w:fill="EDE9FE"/>
           </w:tcPr>
           <w:p>
@@ -13596,7 +13588,7 @@
       <w:tr>
         <w:tc>
           <w:tcPr>
-            <w:tcW w:type="dxa" w:w="5449"/>
+            <w:tcW w:type="dxa" w:w="7915"/>
           </w:tcPr>
           <w:p>
             <w:r>
@@ -13609,7 +13601,7 @@
         </w:tc>
         <w:tc>
           <w:tcPr>
-            <w:tcW w:type="dxa" w:w="5449"/>
+            <w:tcW w:type="dxa" w:w="7915"/>
           </w:tcPr>
           <w:p>
             <w:r>
@@ -13624,7 +13616,7 @@
       <w:tr>
         <w:tc>
           <w:tcPr>
-            <w:tcW w:type="dxa" w:w="5449"/>
+            <w:tcW w:type="dxa" w:w="7915"/>
           </w:tcPr>
           <w:p>
             <w:r>
@@ -13637,7 +13629,7 @@
         </w:tc>
         <w:tc>
           <w:tcPr>
-            <w:tcW w:type="dxa" w:w="5449"/>
+            <w:tcW w:type="dxa" w:w="7915"/>
           </w:tcPr>
           <w:p>
             <w:r>
@@ -13652,7 +13644,7 @@
       <w:tr>
         <w:tc>
           <w:tcPr>
-            <w:tcW w:type="dxa" w:w="5449"/>
+            <w:tcW w:type="dxa" w:w="7915"/>
           </w:tcPr>
           <w:p>
             <w:r>
@@ -13665,7 +13657,7 @@
         </w:tc>
         <w:tc>
           <w:tcPr>
-            <w:tcW w:type="dxa" w:w="5449"/>
+            <w:tcW w:type="dxa" w:w="7915"/>
           </w:tcPr>
           <w:p>
             <w:r>
@@ -13680,7 +13672,7 @@
       <w:tr>
         <w:tc>
           <w:tcPr>
-            <w:tcW w:type="dxa" w:w="5449"/>
+            <w:tcW w:type="dxa" w:w="7915"/>
           </w:tcPr>
           <w:p>
             <w:r>
@@ -13693,7 +13685,7 @@
         </w:tc>
         <w:tc>
           <w:tcPr>
-            <w:tcW w:type="dxa" w:w="5449"/>
+            <w:tcW w:type="dxa" w:w="7915"/>
           </w:tcPr>
           <w:p>
             <w:r>
@@ -13708,7 +13700,7 @@
       <w:tr>
         <w:tc>
           <w:tcPr>
-            <w:tcW w:type="dxa" w:w="5449"/>
+            <w:tcW w:type="dxa" w:w="7915"/>
           </w:tcPr>
           <w:p>
             <w:r>
@@ -13721,7 +13713,7 @@
         </w:tc>
         <w:tc>
           <w:tcPr>
-            <w:tcW w:type="dxa" w:w="5449"/>
+            <w:tcW w:type="dxa" w:w="7915"/>
           </w:tcPr>
           <w:p>
             <w:r>
@@ -13736,7 +13728,7 @@
       <w:tr>
         <w:tc>
           <w:tcPr>
-            <w:tcW w:type="dxa" w:w="5449"/>
+            <w:tcW w:type="dxa" w:w="7915"/>
           </w:tcPr>
           <w:p>
             <w:r>
@@ -13749,7 +13741,7 @@
         </w:tc>
         <w:tc>
           <w:tcPr>
-            <w:tcW w:type="dxa" w:w="5449"/>
+            <w:tcW w:type="dxa" w:w="7915"/>
           </w:tcPr>
           <w:p>
             <w:r>
@@ -13769,19 +13761,19 @@
         <w:tblLook w:firstColumn="1" w:firstRow="1" w:lastColumn="0" w:lastRow="0" w:noHBand="0" w:noVBand="1" w:val="04A0"/>
       </w:tblPr>
       <w:tblGrid>
-        <w:gridCol w:w="838"/>
-        <w:gridCol w:w="838"/>
-        <w:gridCol w:w="838"/>
-        <w:gridCol w:w="838"/>
-        <w:gridCol w:w="838"/>
-        <w:gridCol w:w="838"/>
-        <w:gridCol w:w="838"/>
-        <w:gridCol w:w="838"/>
-        <w:gridCol w:w="838"/>
-        <w:gridCol w:w="838"/>
-        <w:gridCol w:w="838"/>
-        <w:gridCol w:w="838"/>
-        <w:gridCol w:w="838"/>
+        <w:gridCol w:w="1218"/>
+        <w:gridCol w:w="1218"/>
+        <w:gridCol w:w="1218"/>
+        <w:gridCol w:w="1218"/>
+        <w:gridCol w:w="1218"/>
+        <w:gridCol w:w="1218"/>
+        <w:gridCol w:w="1218"/>
+        <w:gridCol w:w="1218"/>
+        <w:gridCol w:w="1218"/>
+        <w:gridCol w:w="1218"/>
+        <w:gridCol w:w="1218"/>
+        <w:gridCol w:w="1218"/>
+        <w:gridCol w:w="1218"/>
       </w:tblGrid>
       <w:tr>
         <w:trPr>
@@ -13789,7 +13781,7 @@
         </w:trPr>
         <w:tc>
           <w:tcPr>
-            <w:tcW w:type="dxa" w:w="838"/>
+            <w:tcW w:type="dxa" w:w="1218"/>
             <w:shd w:fill="EDE9FE"/>
           </w:tcPr>
           <w:p>
@@ -13803,7 +13795,7 @@
         </w:tc>
         <w:tc>
           <w:tcPr>
-            <w:tcW w:type="dxa" w:w="838"/>
+            <w:tcW w:type="dxa" w:w="1218"/>
             <w:shd w:fill="EDE9FE"/>
           </w:tcPr>
           <w:p>
@@ -13817,7 +13809,7 @@
         </w:tc>
         <w:tc>
           <w:tcPr>
-            <w:tcW w:type="dxa" w:w="838"/>
+            <w:tcW w:type="dxa" w:w="1218"/>
             <w:shd w:fill="EDE9FE"/>
           </w:tcPr>
           <w:p>
@@ -13831,7 +13823,7 @@
         </w:tc>
         <w:tc>
           <w:tcPr>
-            <w:tcW w:type="dxa" w:w="838"/>
+            <w:tcW w:type="dxa" w:w="1218"/>
             <w:shd w:fill="EDE9FE"/>
           </w:tcPr>
           <w:p>
@@ -13845,7 +13837,7 @@
         </w:tc>
         <w:tc>
           <w:tcPr>
-            <w:tcW w:type="dxa" w:w="838"/>
+            <w:tcW w:type="dxa" w:w="1218"/>
             <w:shd w:fill="EDE9FE"/>
           </w:tcPr>
           <w:p>
@@ -13859,7 +13851,7 @@
         </w:tc>
         <w:tc>
           <w:tcPr>
-            <w:tcW w:type="dxa" w:w="838"/>
+            <w:tcW w:type="dxa" w:w="1218"/>
             <w:shd w:fill="EDE9FE"/>
           </w:tcPr>
           <w:p>
@@ -13873,7 +13865,7 @@
         </w:tc>
         <w:tc>
           <w:tcPr>
-            <w:tcW w:type="dxa" w:w="838"/>
+            <w:tcW w:type="dxa" w:w="1218"/>
             <w:shd w:fill="EDE9FE"/>
           </w:tcPr>
           <w:p>
@@ -13887,7 +13879,7 @@
         </w:tc>
         <w:tc>
           <w:tcPr>
-            <w:tcW w:type="dxa" w:w="838"/>
+            <w:tcW w:type="dxa" w:w="1218"/>
             <w:shd w:fill="EDE9FE"/>
           </w:tcPr>
           <w:p>
@@ -13901,7 +13893,7 @@
         </w:tc>
         <w:tc>
           <w:tcPr>
-            <w:tcW w:type="dxa" w:w="838"/>
+            <w:tcW w:type="dxa" w:w="1218"/>
             <w:shd w:fill="EDE9FE"/>
           </w:tcPr>
           <w:p>
@@ -13915,7 +13907,7 @@
         </w:tc>
         <w:tc>
           <w:tcPr>
-            <w:tcW w:type="dxa" w:w="838"/>
+            <w:tcW w:type="dxa" w:w="1218"/>
             <w:shd w:fill="EDE9FE"/>
           </w:tcPr>
           <w:p>
@@ -13929,7 +13921,7 @@
         </w:tc>
         <w:tc>
           <w:tcPr>
-            <w:tcW w:type="dxa" w:w="838"/>
+            <w:tcW w:type="dxa" w:w="1218"/>
             <w:shd w:fill="EDE9FE"/>
           </w:tcPr>
           <w:p>
@@ -13943,7 +13935,7 @@
         </w:tc>
         <w:tc>
           <w:tcPr>
-            <w:tcW w:type="dxa" w:w="838"/>
+            <w:tcW w:type="dxa" w:w="1218"/>
             <w:shd w:fill="EDE9FE"/>
           </w:tcPr>
           <w:p>
@@ -13957,7 +13949,7 @@
         </w:tc>
         <w:tc>
           <w:tcPr>
-            <w:tcW w:type="dxa" w:w="838"/>
+            <w:tcW w:type="dxa" w:w="1218"/>
             <w:shd w:fill="EDE9FE"/>
           </w:tcPr>
           <w:p>
@@ -13973,7 +13965,7 @@
       <w:tr>
         <w:tc>
           <w:tcPr>
-            <w:tcW w:type="dxa" w:w="838"/>
+            <w:tcW w:type="dxa" w:w="1218"/>
           </w:tcPr>
           <w:p>
             <w:r>
@@ -13986,7 +13978,7 @@
         </w:tc>
         <w:tc>
           <w:tcPr>
-            <w:tcW w:type="dxa" w:w="838"/>
+            <w:tcW w:type="dxa" w:w="1218"/>
           </w:tcPr>
           <w:p>
             <w:r>
@@ -13999,7 +13991,7 @@
         </w:tc>
         <w:tc>
           <w:tcPr>
-            <w:tcW w:type="dxa" w:w="838"/>
+            <w:tcW w:type="dxa" w:w="1218"/>
           </w:tcPr>
           <w:p>
             <w:r>
@@ -14012,7 +14004,7 @@
         </w:tc>
         <w:tc>
           <w:tcPr>
-            <w:tcW w:type="dxa" w:w="838"/>
+            <w:tcW w:type="dxa" w:w="1218"/>
           </w:tcPr>
           <w:p>
             <w:r>
@@ -14025,7 +14017,7 @@
         </w:tc>
         <w:tc>
           <w:tcPr>
-            <w:tcW w:type="dxa" w:w="838"/>
+            <w:tcW w:type="dxa" w:w="1218"/>
           </w:tcPr>
           <w:p>
             <w:r>
@@ -14038,7 +14030,7 @@
         </w:tc>
         <w:tc>
           <w:tcPr>
-            <w:tcW w:type="dxa" w:w="838"/>
+            <w:tcW w:type="dxa" w:w="1218"/>
           </w:tcPr>
           <w:p>
             <w:r>
@@ -14051,7 +14043,7 @@
         </w:tc>
         <w:tc>
           <w:tcPr>
-            <w:tcW w:type="dxa" w:w="838"/>
+            <w:tcW w:type="dxa" w:w="1218"/>
           </w:tcPr>
           <w:p>
             <w:r>
@@ -14064,7 +14056,7 @@
         </w:tc>
         <w:tc>
           <w:tcPr>
-            <w:tcW w:type="dxa" w:w="838"/>
+            <w:tcW w:type="dxa" w:w="1218"/>
           </w:tcPr>
           <w:p>
             <w:r>
@@ -14077,7 +14069,7 @@
         </w:tc>
         <w:tc>
           <w:tcPr>
-            <w:tcW w:type="dxa" w:w="838"/>
+            <w:tcW w:type="dxa" w:w="1218"/>
           </w:tcPr>
           <w:p>
             <w:r>
@@ -14090,7 +14082,7 @@
         </w:tc>
         <w:tc>
           <w:tcPr>
-            <w:tcW w:type="dxa" w:w="838"/>
+            <w:tcW w:type="dxa" w:w="1218"/>
           </w:tcPr>
           <w:p>
             <w:r>
@@ -14103,7 +14095,7 @@
         </w:tc>
         <w:tc>
           <w:tcPr>
-            <w:tcW w:type="dxa" w:w="838"/>
+            <w:tcW w:type="dxa" w:w="1218"/>
           </w:tcPr>
           <w:p>
             <w:r>
@@ -14116,7 +14108,7 @@
         </w:tc>
         <w:tc>
           <w:tcPr>
-            <w:tcW w:type="dxa" w:w="838"/>
+            <w:tcW w:type="dxa" w:w="1218"/>
           </w:tcPr>
           <w:p>
             <w:r>
@@ -14129,7 +14121,7 @@
         </w:tc>
         <w:tc>
           <w:tcPr>
-            <w:tcW w:type="dxa" w:w="838"/>
+            <w:tcW w:type="dxa" w:w="1218"/>
           </w:tcPr>
           <w:p>
             <w:r>
@@ -14144,7 +14136,7 @@
       <w:tr>
         <w:tc>
           <w:tcPr>
-            <w:tcW w:type="dxa" w:w="838"/>
+            <w:tcW w:type="dxa" w:w="1218"/>
           </w:tcPr>
           <w:p>
             <w:r>
@@ -14157,7 +14149,7 @@
         </w:tc>
         <w:tc>
           <w:tcPr>
-            <w:tcW w:type="dxa" w:w="838"/>
+            <w:tcW w:type="dxa" w:w="1218"/>
           </w:tcPr>
           <w:p>
             <w:r>
@@ -14170,7 +14162,7 @@
         </w:tc>
         <w:tc>
           <w:tcPr>
-            <w:tcW w:type="dxa" w:w="838"/>
+            <w:tcW w:type="dxa" w:w="1218"/>
           </w:tcPr>
           <w:p>
             <w:r>
@@ -14183,7 +14175,7 @@
         </w:tc>
         <w:tc>
           <w:tcPr>
-            <w:tcW w:type="dxa" w:w="838"/>
+            <w:tcW w:type="dxa" w:w="1218"/>
           </w:tcPr>
           <w:p>
             <w:r>
@@ -14196,7 +14188,7 @@
         </w:tc>
         <w:tc>
           <w:tcPr>
-            <w:tcW w:type="dxa" w:w="838"/>
+            <w:tcW w:type="dxa" w:w="1218"/>
           </w:tcPr>
           <w:p>
             <w:r>
@@ -14209,7 +14201,7 @@
         </w:tc>
         <w:tc>
           <w:tcPr>
-            <w:tcW w:type="dxa" w:w="838"/>
+            <w:tcW w:type="dxa" w:w="1218"/>
           </w:tcPr>
           <w:p>
             <w:r>
@@ -14222,7 +14214,7 @@
         </w:tc>
         <w:tc>
           <w:tcPr>
-            <w:tcW w:type="dxa" w:w="838"/>
+            <w:tcW w:type="dxa" w:w="1218"/>
           </w:tcPr>
           <w:p>
             <w:r>
@@ -14235,7 +14227,7 @@
         </w:tc>
         <w:tc>
           <w:tcPr>
-            <w:tcW w:type="dxa" w:w="838"/>
+            <w:tcW w:type="dxa" w:w="1218"/>
           </w:tcPr>
           <w:p>
             <w:r>
@@ -14248,7 +14240,7 @@
         </w:tc>
         <w:tc>
           <w:tcPr>
-            <w:tcW w:type="dxa" w:w="838"/>
+            <w:tcW w:type="dxa" w:w="1218"/>
           </w:tcPr>
           <w:p>
             <w:r>
@@ -14261,7 +14253,7 @@
         </w:tc>
         <w:tc>
           <w:tcPr>
-            <w:tcW w:type="dxa" w:w="838"/>
+            <w:tcW w:type="dxa" w:w="1218"/>
           </w:tcPr>
           <w:p>
             <w:r>
@@ -14274,7 +14266,7 @@
         </w:tc>
         <w:tc>
           <w:tcPr>
-            <w:tcW w:type="dxa" w:w="838"/>
+            <w:tcW w:type="dxa" w:w="1218"/>
           </w:tcPr>
           <w:p>
             <w:r>
@@ -14287,7 +14279,7 @@
         </w:tc>
         <w:tc>
           <w:tcPr>
-            <w:tcW w:type="dxa" w:w="838"/>
+            <w:tcW w:type="dxa" w:w="1218"/>
           </w:tcPr>
           <w:p>
             <w:r>
@@ -14300,7 +14292,7 @@
         </w:tc>
         <w:tc>
           <w:tcPr>
-            <w:tcW w:type="dxa" w:w="838"/>
+            <w:tcW w:type="dxa" w:w="1218"/>
           </w:tcPr>
           <w:p>
             <w:r>
@@ -14315,7 +14307,7 @@
       <w:tr>
         <w:tc>
           <w:tcPr>
-            <w:tcW w:type="dxa" w:w="838"/>
+            <w:tcW w:type="dxa" w:w="1218"/>
           </w:tcPr>
           <w:p>
             <w:r>
@@ -14328,7 +14320,7 @@
         </w:tc>
         <w:tc>
           <w:tcPr>
-            <w:tcW w:type="dxa" w:w="838"/>
+            <w:tcW w:type="dxa" w:w="1218"/>
           </w:tcPr>
           <w:p>
             <w:r>
@@ -14341,7 +14333,7 @@
         </w:tc>
         <w:tc>
           <w:tcPr>
-            <w:tcW w:type="dxa" w:w="838"/>
+            <w:tcW w:type="dxa" w:w="1218"/>
           </w:tcPr>
           <w:p>
             <w:r>
@@ -14354,7 +14346,7 @@
         </w:tc>
         <w:tc>
           <w:tcPr>
-            <w:tcW w:type="dxa" w:w="838"/>
+            <w:tcW w:type="dxa" w:w="1218"/>
           </w:tcPr>
           <w:p>
             <w:r>
@@ -14367,7 +14359,7 @@
         </w:tc>
         <w:tc>
           <w:tcPr>
-            <w:tcW w:type="dxa" w:w="838"/>
+            <w:tcW w:type="dxa" w:w="1218"/>
           </w:tcPr>
           <w:p>
             <w:r>
@@ -14380,7 +14372,7 @@
         </w:tc>
         <w:tc>
           <w:tcPr>
-            <w:tcW w:type="dxa" w:w="838"/>
+            <w:tcW w:type="dxa" w:w="1218"/>
           </w:tcPr>
           <w:p>
             <w:r>
@@ -14393,7 +14385,7 @@
         </w:tc>
         <w:tc>
           <w:tcPr>
-            <w:tcW w:type="dxa" w:w="838"/>
+            <w:tcW w:type="dxa" w:w="1218"/>
           </w:tcPr>
           <w:p>
             <w:r>
@@ -14406,7 +14398,7 @@
         </w:tc>
         <w:tc>
           <w:tcPr>
-            <w:tcW w:type="dxa" w:w="838"/>
+            <w:tcW w:type="dxa" w:w="1218"/>
           </w:tcPr>
           <w:p>
             <w:r>
@@ -14419,7 +14411,7 @@
         </w:tc>
         <w:tc>
           <w:tcPr>
-            <w:tcW w:type="dxa" w:w="838"/>
+            <w:tcW w:type="dxa" w:w="1218"/>
           </w:tcPr>
           <w:p>
             <w:r>
@@ -14432,7 +14424,7 @@
         </w:tc>
         <w:tc>
           <w:tcPr>
-            <w:tcW w:type="dxa" w:w="838"/>
+            <w:tcW w:type="dxa" w:w="1218"/>
           </w:tcPr>
           <w:p>
             <w:r>
@@ -14445,7 +14437,7 @@
         </w:tc>
         <w:tc>
           <w:tcPr>
-            <w:tcW w:type="dxa" w:w="838"/>
+            <w:tcW w:type="dxa" w:w="1218"/>
           </w:tcPr>
           <w:p>
             <w:r>
@@ -14458,7 +14450,7 @@
         </w:tc>
         <w:tc>
           <w:tcPr>
-            <w:tcW w:type="dxa" w:w="838"/>
+            <w:tcW w:type="dxa" w:w="1218"/>
           </w:tcPr>
           <w:p>
             <w:r>
@@ -14471,7 +14463,7 @@
         </w:tc>
         <w:tc>
           <w:tcPr>
-            <w:tcW w:type="dxa" w:w="838"/>
+            <w:tcW w:type="dxa" w:w="1218"/>
           </w:tcPr>
           <w:p>
             <w:r>
@@ -14486,7 +14478,7 @@
       <w:tr>
         <w:tc>
           <w:tcPr>
-            <w:tcW w:type="dxa" w:w="838"/>
+            <w:tcW w:type="dxa" w:w="1218"/>
           </w:tcPr>
           <w:p>
             <w:r>
@@ -14499,7 +14491,7 @@
         </w:tc>
         <w:tc>
           <w:tcPr>
-            <w:tcW w:type="dxa" w:w="838"/>
+            <w:tcW w:type="dxa" w:w="1218"/>
           </w:tcPr>
           <w:p>
             <w:r>
@@ -14512,7 +14504,7 @@
         </w:tc>
         <w:tc>
           <w:tcPr>
-            <w:tcW w:type="dxa" w:w="838"/>
+            <w:tcW w:type="dxa" w:w="1218"/>
           </w:tcPr>
           <w:p>
             <w:r>
@@ -14525,7 +14517,7 @@
         </w:tc>
         <w:tc>
           <w:tcPr>
-            <w:tcW w:type="dxa" w:w="838"/>
+            <w:tcW w:type="dxa" w:w="1218"/>
           </w:tcPr>
           <w:p>
             <w:r>
@@ -14538,7 +14530,7 @@
         </w:tc>
         <w:tc>
           <w:tcPr>
-            <w:tcW w:type="dxa" w:w="838"/>
+            <w:tcW w:type="dxa" w:w="1218"/>
           </w:tcPr>
           <w:p>
             <w:r>
@@ -14551,7 +14543,7 @@
         </w:tc>
         <w:tc>
           <w:tcPr>
-            <w:tcW w:type="dxa" w:w="838"/>
+            <w:tcW w:type="dxa" w:w="1218"/>
           </w:tcPr>
           <w:p>
             <w:r>
@@ -14564,7 +14556,7 @@
         </w:tc>
         <w:tc>
           <w:tcPr>
-            <w:tcW w:type="dxa" w:w="838"/>
+            <w:tcW w:type="dxa" w:w="1218"/>
           </w:tcPr>
           <w:p>
             <w:r>
@@ -14577,7 +14569,7 @@
         </w:tc>
         <w:tc>
           <w:tcPr>
-            <w:tcW w:type="dxa" w:w="838"/>
+            <w:tcW w:type="dxa" w:w="1218"/>
           </w:tcPr>
           <w:p>
             <w:r>
@@ -14590,7 +14582,7 @@
         </w:tc>
         <w:tc>
           <w:tcPr>
-            <w:tcW w:type="dxa" w:w="838"/>
+            <w:tcW w:type="dxa" w:w="1218"/>
           </w:tcPr>
           <w:p>
             <w:r>
@@ -14603,7 +14595,7 @@
         </w:tc>
         <w:tc>
           <w:tcPr>
-            <w:tcW w:type="dxa" w:w="838"/>
+            <w:tcW w:type="dxa" w:w="1218"/>
           </w:tcPr>
           <w:p>
             <w:r>
@@ -14616,7 +14608,7 @@
         </w:tc>
         <w:tc>
           <w:tcPr>
-            <w:tcW w:type="dxa" w:w="838"/>
+            <w:tcW w:type="dxa" w:w="1218"/>
           </w:tcPr>
           <w:p>
             <w:r>
@@ -14629,7 +14621,7 @@
         </w:tc>
         <w:tc>
           <w:tcPr>
-            <w:tcW w:type="dxa" w:w="838"/>
+            <w:tcW w:type="dxa" w:w="1218"/>
           </w:tcPr>
           <w:p>
             <w:r>
@@ -14642,7 +14634,7 @@
         </w:tc>
         <w:tc>
           <w:tcPr>
-            <w:tcW w:type="dxa" w:w="838"/>
+            <w:tcW w:type="dxa" w:w="1218"/>
           </w:tcPr>
           <w:p>
             <w:r>
@@ -14657,7 +14649,7 @@
       <w:tr>
         <w:tc>
           <w:tcPr>
-            <w:tcW w:type="dxa" w:w="838"/>
+            <w:tcW w:type="dxa" w:w="1218"/>
           </w:tcPr>
           <w:p>
             <w:r>
@@ -14670,7 +14662,7 @@
         </w:tc>
         <w:tc>
           <w:tcPr>
-            <w:tcW w:type="dxa" w:w="838"/>
+            <w:tcW w:type="dxa" w:w="1218"/>
           </w:tcPr>
           <w:p>
             <w:r>
@@ -14683,7 +14675,7 @@
         </w:tc>
         <w:tc>
           <w:tcPr>
-            <w:tcW w:type="dxa" w:w="838"/>
+            <w:tcW w:type="dxa" w:w="1218"/>
           </w:tcPr>
           <w:p>
             <w:r>
@@ -14696,7 +14688,7 @@
         </w:tc>
         <w:tc>
           <w:tcPr>
-            <w:tcW w:type="dxa" w:w="838"/>
+            <w:tcW w:type="dxa" w:w="1218"/>
           </w:tcPr>
           <w:p>
             <w:r>
@@ -14709,7 +14701,7 @@
         </w:tc>
         <w:tc>
           <w:tcPr>
-            <w:tcW w:type="dxa" w:w="838"/>
+            <w:tcW w:type="dxa" w:w="1218"/>
           </w:tcPr>
           <w:p>
             <w:r>
@@ -14722,7 +14714,7 @@
         </w:tc>
         <w:tc>
           <w:tcPr>
-            <w:tcW w:type="dxa" w:w="838"/>
+            <w:tcW w:type="dxa" w:w="1218"/>
           </w:tcPr>
           <w:p>
             <w:r>
@@ -14735,7 +14727,7 @@
         </w:tc>
         <w:tc>
           <w:tcPr>
-            <w:tcW w:type="dxa" w:w="838"/>
+            <w:tcW w:type="dxa" w:w="1218"/>
           </w:tcPr>
           <w:p>
             <w:r>
@@ -14748,7 +14740,7 @@
         </w:tc>
         <w:tc>
           <w:tcPr>
-            <w:tcW w:type="dxa" w:w="838"/>
+            <w:tcW w:type="dxa" w:w="1218"/>
           </w:tcPr>
           <w:p>
             <w:r>
@@ -14761,7 +14753,7 @@
         </w:tc>
         <w:tc>
           <w:tcPr>
-            <w:tcW w:type="dxa" w:w="838"/>
+            <w:tcW w:type="dxa" w:w="1218"/>
           </w:tcPr>
           <w:p>
             <w:r>
@@ -14774,7 +14766,7 @@
         </w:tc>
         <w:tc>
           <w:tcPr>
-            <w:tcW w:type="dxa" w:w="838"/>
+            <w:tcW w:type="dxa" w:w="1218"/>
           </w:tcPr>
           <w:p>
             <w:r>
@@ -14787,7 +14779,7 @@
         </w:tc>
         <w:tc>
           <w:tcPr>
-            <w:tcW w:type="dxa" w:w="838"/>
+            <w:tcW w:type="dxa" w:w="1218"/>
           </w:tcPr>
           <w:p>
             <w:r>
@@ -14800,7 +14792,7 @@
         </w:tc>
         <w:tc>
           <w:tcPr>
-            <w:tcW w:type="dxa" w:w="838"/>
+            <w:tcW w:type="dxa" w:w="1218"/>
           </w:tcPr>
           <w:p>
             <w:r>
@@ -14813,7 +14805,7 @@
         </w:tc>
         <w:tc>
           <w:tcPr>
-            <w:tcW w:type="dxa" w:w="838"/>
+            <w:tcW w:type="dxa" w:w="1218"/>
           </w:tcPr>
           <w:p>
             <w:r>
@@ -14828,7 +14820,7 @@
       <w:tr>
         <w:tc>
           <w:tcPr>
-            <w:tcW w:type="dxa" w:w="838"/>
+            <w:tcW w:type="dxa" w:w="1218"/>
           </w:tcPr>
           <w:p>
             <w:r>
@@ -14841,7 +14833,7 @@
         </w:tc>
         <w:tc>
           <w:tcPr>
-            <w:tcW w:type="dxa" w:w="838"/>
+            <w:tcW w:type="dxa" w:w="1218"/>
           </w:tcPr>
           <w:p>
             <w:r>
@@ -14854,7 +14846,7 @@
         </w:tc>
         <w:tc>
           <w:tcPr>
-            <w:tcW w:type="dxa" w:w="838"/>
+            <w:tcW w:type="dxa" w:w="1218"/>
           </w:tcPr>
           <w:p>
             <w:r>
@@ -14867,7 +14859,7 @@
         </w:tc>
         <w:tc>
           <w:tcPr>
-            <w:tcW w:type="dxa" w:w="838"/>
+            <w:tcW w:type="dxa" w:w="1218"/>
           </w:tcPr>
           <w:p>
             <w:r>
@@ -14880,7 +14872,7 @@
         </w:tc>
         <w:tc>
           <w:tcPr>
-            <w:tcW w:type="dxa" w:w="838"/>
+            <w:tcW w:type="dxa" w:w="1218"/>
           </w:tcPr>
           <w:p>
             <w:r>
@@ -14893,7 +14885,7 @@
         </w:tc>
         <w:tc>
           <w:tcPr>
-            <w:tcW w:type="dxa" w:w="838"/>
+            <w:tcW w:type="dxa" w:w="1218"/>
           </w:tcPr>
           <w:p>
             <w:r>
@@ -14906,7 +14898,7 @@
         </w:tc>
         <w:tc>
           <w:tcPr>
-            <w:tcW w:type="dxa" w:w="838"/>
+            <w:tcW w:type="dxa" w:w="1218"/>
           </w:tcPr>
           <w:p>
             <w:r>
@@ -14919,7 +14911,7 @@
         </w:tc>
         <w:tc>
           <w:tcPr>
-            <w:tcW w:type="dxa" w:w="838"/>
+            <w:tcW w:type="dxa" w:w="1218"/>
           </w:tcPr>
           <w:p>
             <w:r>
@@ -14932,7 +14924,7 @@
         </w:tc>
         <w:tc>
           <w:tcPr>
-            <w:tcW w:type="dxa" w:w="838"/>
+            <w:tcW w:type="dxa" w:w="1218"/>
           </w:tcPr>
           <w:p>
             <w:r>
@@ -14945,7 +14937,7 @@
         </w:tc>
         <w:tc>
           <w:tcPr>
-            <w:tcW w:type="dxa" w:w="838"/>
+            <w:tcW w:type="dxa" w:w="1218"/>
           </w:tcPr>
           <w:p>
             <w:r>
@@ -14958,7 +14950,7 @@
         </w:tc>
         <w:tc>
           <w:tcPr>
-            <w:tcW w:type="dxa" w:w="838"/>
+            <w:tcW w:type="dxa" w:w="1218"/>
           </w:tcPr>
           <w:p>
             <w:r>
@@ -14971,7 +14963,7 @@
         </w:tc>
         <w:tc>
           <w:tcPr>
-            <w:tcW w:type="dxa" w:w="838"/>
+            <w:tcW w:type="dxa" w:w="1218"/>
           </w:tcPr>
           <w:p>
             <w:r>
@@ -14984,7 +14976,7 @@
         </w:tc>
         <w:tc>
           <w:tcPr>
-            <w:tcW w:type="dxa" w:w="838"/>
+            <w:tcW w:type="dxa" w:w="1218"/>
           </w:tcPr>
           <w:p>
             <w:r>
@@ -14999,7 +14991,7 @@
       <w:tr>
         <w:tc>
           <w:tcPr>
-            <w:tcW w:type="dxa" w:w="838"/>
+            <w:tcW w:type="dxa" w:w="1218"/>
           </w:tcPr>
           <w:p>
             <w:r>
@@ -15012,7 +15004,7 @@
         </w:tc>
         <w:tc>
           <w:tcPr>
-            <w:tcW w:type="dxa" w:w="838"/>
+            <w:tcW w:type="dxa" w:w="1218"/>
           </w:tcPr>
           <w:p>
             <w:r>
@@ -15025,7 +15017,7 @@
         </w:tc>
         <w:tc>
           <w:tcPr>
-            <w:tcW w:type="dxa" w:w="838"/>
+            <w:tcW w:type="dxa" w:w="1218"/>
           </w:tcPr>
           <w:p>
             <w:r>
@@ -15038,7 +15030,7 @@
         </w:tc>
         <w:tc>
           <w:tcPr>
-            <w:tcW w:type="dxa" w:w="838"/>
+            <w:tcW w:type="dxa" w:w="1218"/>
           </w:tcPr>
           <w:p>
             <w:r>
@@ -15051,7 +15043,7 @@
         </w:tc>
         <w:tc>
           <w:tcPr>
-            <w:tcW w:type="dxa" w:w="838"/>
+            <w:tcW w:type="dxa" w:w="1218"/>
           </w:tcPr>
           <w:p>
             <w:r>
@@ -15064,7 +15056,7 @@
         </w:tc>
         <w:tc>
           <w:tcPr>
-            <w:tcW w:type="dxa" w:w="838"/>
+            <w:tcW w:type="dxa" w:w="1218"/>
           </w:tcPr>
           <w:p>
             <w:r>
@@ -15077,7 +15069,7 @@
         </w:tc>
         <w:tc>
           <w:tcPr>
-            <w:tcW w:type="dxa" w:w="838"/>
+            <w:tcW w:type="dxa" w:w="1218"/>
           </w:tcPr>
           <w:p>
             <w:r>
@@ -15090,7 +15082,7 @@
         </w:tc>
         <w:tc>
           <w:tcPr>
-            <w:tcW w:type="dxa" w:w="838"/>
+            <w:tcW w:type="dxa" w:w="1218"/>
           </w:tcPr>
           <w:p>
             <w:r>
@@ -15103,7 +15095,7 @@
         </w:tc>
         <w:tc>
           <w:tcPr>
-            <w:tcW w:type="dxa" w:w="838"/>
+            <w:tcW w:type="dxa" w:w="1218"/>
           </w:tcPr>
           <w:p>
             <w:r>
@@ -15116,7 +15108,7 @@
         </w:tc>
         <w:tc>
           <w:tcPr>
-            <w:tcW w:type="dxa" w:w="838"/>
+            <w:tcW w:type="dxa" w:w="1218"/>
           </w:tcPr>
           <w:p>
             <w:r>
@@ -15129,7 +15121,7 @@
         </w:tc>
         <w:tc>
           <w:tcPr>
-            <w:tcW w:type="dxa" w:w="838"/>
+            <w:tcW w:type="dxa" w:w="1218"/>
           </w:tcPr>
           <w:p>
             <w:r>
@@ -15142,7 +15134,7 @@
         </w:tc>
         <w:tc>
           <w:tcPr>
-            <w:tcW w:type="dxa" w:w="838"/>
+            <w:tcW w:type="dxa" w:w="1218"/>
           </w:tcPr>
           <w:p>
             <w:r>
@@ -15155,7 +15147,7 @@
         </w:tc>
         <w:tc>
           <w:tcPr>
-            <w:tcW w:type="dxa" w:w="838"/>
+            <w:tcW w:type="dxa" w:w="1218"/>
           </w:tcPr>
           <w:p>
             <w:r>
@@ -15170,7 +15162,7 @@
       <w:tr>
         <w:tc>
           <w:tcPr>
-            <w:tcW w:type="dxa" w:w="838"/>
+            <w:tcW w:type="dxa" w:w="1218"/>
           </w:tcPr>
           <w:p>
             <w:r>
@@ -15183,7 +15175,7 @@
         </w:tc>
         <w:tc>
           <w:tcPr>
-            <w:tcW w:type="dxa" w:w="838"/>
+            <w:tcW w:type="dxa" w:w="1218"/>
           </w:tcPr>
           <w:p>
             <w:r>
@@ -15196,7 +15188,7 @@
         </w:tc>
         <w:tc>
           <w:tcPr>
-            <w:tcW w:type="dxa" w:w="838"/>
+            <w:tcW w:type="dxa" w:w="1218"/>
           </w:tcPr>
           <w:p>
             <w:r>
@@ -15209,7 +15201,7 @@
         </w:tc>
         <w:tc>
           <w:tcPr>
-            <w:tcW w:type="dxa" w:w="838"/>
+            <w:tcW w:type="dxa" w:w="1218"/>
           </w:tcPr>
           <w:p>
             <w:r>
@@ -15222,7 +15214,7 @@
         </w:tc>
         <w:tc>
           <w:tcPr>
-            <w:tcW w:type="dxa" w:w="838"/>
+            <w:tcW w:type="dxa" w:w="1218"/>
           </w:tcPr>
           <w:p>
             <w:r>
@@ -15235,7 +15227,7 @@
         </w:tc>
         <w:tc>
           <w:tcPr>
-            <w:tcW w:type="dxa" w:w="838"/>
+            <w:tcW w:type="dxa" w:w="1218"/>
           </w:tcPr>
           <w:p>
             <w:r>
@@ -15248,7 +15240,7 @@
         </w:tc>
         <w:tc>
           <w:tcPr>
-            <w:tcW w:type="dxa" w:w="838"/>
+            <w:tcW w:type="dxa" w:w="1218"/>
           </w:tcPr>
           <w:p>
             <w:r>
@@ -15261,7 +15253,7 @@
         </w:tc>
         <w:tc>
           <w:tcPr>
-            <w:tcW w:type="dxa" w:w="838"/>
+            <w:tcW w:type="dxa" w:w="1218"/>
           </w:tcPr>
           <w:p>
             <w:r>
@@ -15274,7 +15266,7 @@
         </w:tc>
         <w:tc>
           <w:tcPr>
-            <w:tcW w:type="dxa" w:w="838"/>
+            <w:tcW w:type="dxa" w:w="1218"/>
           </w:tcPr>
           <w:p>
             <w:r>
@@ -15287,7 +15279,7 @@
         </w:tc>
         <w:tc>
           <w:tcPr>
-            <w:tcW w:type="dxa" w:w="838"/>
+            <w:tcW w:type="dxa" w:w="1218"/>
           </w:tcPr>
           <w:p>
             <w:r>
@@ -15300,7 +15292,7 @@
         </w:tc>
         <w:tc>
           <w:tcPr>
-            <w:tcW w:type="dxa" w:w="838"/>
+            <w:tcW w:type="dxa" w:w="1218"/>
           </w:tcPr>
           <w:p>
             <w:r>
@@ -15313,7 +15305,7 @@
         </w:tc>
         <w:tc>
           <w:tcPr>
-            <w:tcW w:type="dxa" w:w="838"/>
+            <w:tcW w:type="dxa" w:w="1218"/>
           </w:tcPr>
           <w:p>
             <w:r>
@@ -15326,7 +15318,7 @@
         </w:tc>
         <w:tc>
           <w:tcPr>
-            <w:tcW w:type="dxa" w:w="838"/>
+            <w:tcW w:type="dxa" w:w="1218"/>
           </w:tcPr>
           <w:p>
             <w:r>
@@ -15341,7 +15333,7 @@
       <w:tr>
         <w:tc>
           <w:tcPr>
-            <w:tcW w:type="dxa" w:w="838"/>
+            <w:tcW w:type="dxa" w:w="1218"/>
           </w:tcPr>
           <w:p>
             <w:r>
@@ -15354,7 +15346,7 @@
         </w:tc>
         <w:tc>
           <w:tcPr>
-            <w:tcW w:type="dxa" w:w="838"/>
+            <w:tcW w:type="dxa" w:w="1218"/>
           </w:tcPr>
           <w:p>
             <w:r>
@@ -15367,7 +15359,7 @@
         </w:tc>
         <w:tc>
           <w:tcPr>
-            <w:tcW w:type="dxa" w:w="838"/>
+            <w:tcW w:type="dxa" w:w="1218"/>
           </w:tcPr>
           <w:p>
             <w:r>
@@ -15380,7 +15372,7 @@
         </w:tc>
         <w:tc>
           <w:tcPr>
-            <w:tcW w:type="dxa" w:w="838"/>
+            <w:tcW w:type="dxa" w:w="1218"/>
           </w:tcPr>
           <w:p>
             <w:r>
@@ -15393,7 +15385,7 @@
         </w:tc>
         <w:tc>
           <w:tcPr>
-            <w:tcW w:type="dxa" w:w="838"/>
+            <w:tcW w:type="dxa" w:w="1218"/>
           </w:tcPr>
           <w:p>
             <w:r>
@@ -15406,7 +15398,7 @@
         </w:tc>
         <w:tc>
           <w:tcPr>
-            <w:tcW w:type="dxa" w:w="838"/>
+            <w:tcW w:type="dxa" w:w="1218"/>
           </w:tcPr>
           <w:p>
             <w:r>
@@ -15419,7 +15411,7 @@
         </w:tc>
         <w:tc>
           <w:tcPr>
-            <w:tcW w:type="dxa" w:w="838"/>
+            <w:tcW w:type="dxa" w:w="1218"/>
           </w:tcPr>
           <w:p>
             <w:r>
@@ -15432,7 +15424,7 @@
         </w:tc>
         <w:tc>
           <w:tcPr>
-            <w:tcW w:type="dxa" w:w="838"/>
+            <w:tcW w:type="dxa" w:w="1218"/>
           </w:tcPr>
           <w:p>
             <w:r>
@@ -15445,7 +15437,7 @@
         </w:tc>
         <w:tc>
           <w:tcPr>
-            <w:tcW w:type="dxa" w:w="838"/>
+            <w:tcW w:type="dxa" w:w="1218"/>
           </w:tcPr>
           <w:p>
             <w:r>
@@ -15458,7 +15450,7 @@
         </w:tc>
         <w:tc>
           <w:tcPr>
-            <w:tcW w:type="dxa" w:w="838"/>
+            <w:tcW w:type="dxa" w:w="1218"/>
           </w:tcPr>
           <w:p>
             <w:r>
@@ -15471,7 +15463,7 @@
         </w:tc>
         <w:tc>
           <w:tcPr>
-            <w:tcW w:type="dxa" w:w="838"/>
+            <w:tcW w:type="dxa" w:w="1218"/>
           </w:tcPr>
           <w:p>
             <w:r>
@@ -15484,7 +15476,7 @@
         </w:tc>
         <w:tc>
           <w:tcPr>
-            <w:tcW w:type="dxa" w:w="838"/>
+            <w:tcW w:type="dxa" w:w="1218"/>
           </w:tcPr>
           <w:p>
             <w:r>
@@ -15497,7 +15489,7 @@
         </w:tc>
         <w:tc>
           <w:tcPr>
-            <w:tcW w:type="dxa" w:w="838"/>
+            <w:tcW w:type="dxa" w:w="1218"/>
           </w:tcPr>
           <w:p>
             <w:r>
@@ -15512,7 +15504,7 @@
       <w:tr>
         <w:tc>
           <w:tcPr>
-            <w:tcW w:type="dxa" w:w="838"/>
+            <w:tcW w:type="dxa" w:w="1218"/>
           </w:tcPr>
           <w:p>
             <w:r>
@@ -15525,7 +15517,7 @@
         </w:tc>
         <w:tc>
           <w:tcPr>
-            <w:tcW w:type="dxa" w:w="838"/>
+            <w:tcW w:type="dxa" w:w="1218"/>
           </w:tcPr>
           <w:p>
             <w:r>
@@ -15538,7 +15530,7 @@
         </w:tc>
         <w:tc>
           <w:tcPr>
-            <w:tcW w:type="dxa" w:w="838"/>
+            <w:tcW w:type="dxa" w:w="1218"/>
           </w:tcPr>
           <w:p>
             <w:r>
@@ -15551,7 +15543,7 @@
         </w:tc>
         <w:tc>
           <w:tcPr>
-            <w:tcW w:type="dxa" w:w="838"/>
+            <w:tcW w:type="dxa" w:w="1218"/>
           </w:tcPr>
           <w:p>
             <w:r>
@@ -15564,7 +15556,7 @@
         </w:tc>
         <w:tc>
           <w:tcPr>
-            <w:tcW w:type="dxa" w:w="838"/>
+            <w:tcW w:type="dxa" w:w="1218"/>
           </w:tcPr>
           <w:p>
             <w:r>
@@ -15577,7 +15569,7 @@
         </w:tc>
         <w:tc>
           <w:tcPr>
-            <w:tcW w:type="dxa" w:w="838"/>
+            <w:tcW w:type="dxa" w:w="1218"/>
           </w:tcPr>
           <w:p>
             <w:r>
@@ -15590,7 +15582,7 @@
         </w:tc>
         <w:tc>
           <w:tcPr>
-            <w:tcW w:type="dxa" w:w="838"/>
+            <w:tcW w:type="dxa" w:w="1218"/>
           </w:tcPr>
           <w:p>
             <w:r>
@@ -15603,7 +15595,7 @@
         </w:tc>
         <w:tc>
           <w:tcPr>
-            <w:tcW w:type="dxa" w:w="838"/>
+            <w:tcW w:type="dxa" w:w="1218"/>
           </w:tcPr>
           <w:p>
             <w:r>
@@ -15616,7 +15608,7 @@
         </w:tc>
         <w:tc>
           <w:tcPr>
-            <w:tcW w:type="dxa" w:w="838"/>
+            <w:tcW w:type="dxa" w:w="1218"/>
           </w:tcPr>
           <w:p>
             <w:r>
@@ -15629,7 +15621,7 @@
         </w:tc>
         <w:tc>
           <w:tcPr>
-            <w:tcW w:type="dxa" w:w="838"/>
+            <w:tcW w:type="dxa" w:w="1218"/>
           </w:tcPr>
           <w:p>
             <w:r>
@@ -15642,7 +15634,7 @@
         </w:tc>
         <w:tc>
           <w:tcPr>
-            <w:tcW w:type="dxa" w:w="838"/>
+            <w:tcW w:type="dxa" w:w="1218"/>
           </w:tcPr>
           <w:p>
             <w:r>
@@ -15655,7 +15647,7 @@
         </w:tc>
         <w:tc>
           <w:tcPr>
-            <w:tcW w:type="dxa" w:w="838"/>
+            <w:tcW w:type="dxa" w:w="1218"/>
           </w:tcPr>
           <w:p>
             <w:r>
@@ -15668,7 +15660,7 @@
         </w:tc>
         <w:tc>
           <w:tcPr>
-            <w:tcW w:type="dxa" w:w="838"/>
+            <w:tcW w:type="dxa" w:w="1218"/>
           </w:tcPr>
           <w:p>
             <w:r>
@@ -15683,7 +15675,7 @@
       <w:tr>
         <w:tc>
           <w:tcPr>
-            <w:tcW w:type="dxa" w:w="838"/>
+            <w:tcW w:type="dxa" w:w="1218"/>
           </w:tcPr>
           <w:p>
             <w:r>
@@ -15696,7 +15688,7 @@
         </w:tc>
         <w:tc>
           <w:tcPr>
-            <w:tcW w:type="dxa" w:w="838"/>
+            <w:tcW w:type="dxa" w:w="1218"/>
           </w:tcPr>
           <w:p>
             <w:r>
@@ -15709,7 +15701,7 @@
         </w:tc>
         <w:tc>
           <w:tcPr>
-            <w:tcW w:type="dxa" w:w="838"/>
+            <w:tcW w:type="dxa" w:w="1218"/>
           </w:tcPr>
           <w:p>
             <w:r>
@@ -15722,7 +15714,7 @@
         </w:tc>
         <w:tc>
           <w:tcPr>
-            <w:tcW w:type="dxa" w:w="838"/>
+            <w:tcW w:type="dxa" w:w="1218"/>
           </w:tcPr>
           <w:p>
             <w:r>
@@ -15735,7 +15727,7 @@
         </w:tc>
         <w:tc>
           <w:tcPr>
-            <w:tcW w:type="dxa" w:w="838"/>
+            <w:tcW w:type="dxa" w:w="1218"/>
           </w:tcPr>
           <w:p>
             <w:r>
@@ -15748,7 +15740,7 @@
         </w:tc>
         <w:tc>
           <w:tcPr>
-            <w:tcW w:type="dxa" w:w="838"/>
+            <w:tcW w:type="dxa" w:w="1218"/>
           </w:tcPr>
           <w:p>
             <w:r>
@@ -15761,7 +15753,7 @@
         </w:tc>
         <w:tc>
           <w:tcPr>
-            <w:tcW w:type="dxa" w:w="838"/>
+            <w:tcW w:type="dxa" w:w="1218"/>
           </w:tcPr>
           <w:p>
             <w:r>
@@ -15774,7 +15766,7 @@
         </w:tc>
         <w:tc>
           <w:tcPr>
-            <w:tcW w:type="dxa" w:w="838"/>
+            <w:tcW w:type="dxa" w:w="1218"/>
           </w:tcPr>
           <w:p>
             <w:r>
@@ -15787,7 +15779,7 @@
         </w:tc>
         <w:tc>
           <w:tcPr>
-            <w:tcW w:type="dxa" w:w="838"/>
+            <w:tcW w:type="dxa" w:w="1218"/>
           </w:tcPr>
           <w:p>
             <w:r>
@@ -15800,7 +15792,7 @@
         </w:tc>
         <w:tc>
           <w:tcPr>
-            <w:tcW w:type="dxa" w:w="838"/>
+            <w:tcW w:type="dxa" w:w="1218"/>
           </w:tcPr>
           <w:p>
             <w:r>
@@ -15813,7 +15805,7 @@
         </w:tc>
         <w:tc>
           <w:tcPr>
-            <w:tcW w:type="dxa" w:w="838"/>
+            <w:tcW w:type="dxa" w:w="1218"/>
           </w:tcPr>
           <w:p>
             <w:r>
@@ -15826,7 +15818,7 @@
         </w:tc>
         <w:tc>
           <w:tcPr>
-            <w:tcW w:type="dxa" w:w="838"/>
+            <w:tcW w:type="dxa" w:w="1218"/>
           </w:tcPr>
           <w:p>
             <w:r>
@@ -15839,7 +15831,7 @@
         </w:tc>
         <w:tc>
           <w:tcPr>
-            <w:tcW w:type="dxa" w:w="838"/>
+            <w:tcW w:type="dxa" w:w="1218"/>
           </w:tcPr>
           <w:p>
             <w:r>
@@ -15854,7 +15846,7 @@
       <w:tr>
         <w:tc>
           <w:tcPr>
-            <w:tcW w:type="dxa" w:w="838"/>
+            <w:tcW w:type="dxa" w:w="1218"/>
           </w:tcPr>
           <w:p>
             <w:r>
@@ -15867,7 +15859,7 @@
         </w:tc>
         <w:tc>
           <w:tcPr>
-            <w:tcW w:type="dxa" w:w="838"/>
+            <w:tcW w:type="dxa" w:w="1218"/>
           </w:tcPr>
           <w:p>
             <w:r>
@@ -15880,7 +15872,7 @@
         </w:tc>
         <w:tc>
           <w:tcPr>
-            <w:tcW w:type="dxa" w:w="838"/>
+            <w:tcW w:type="dxa" w:w="1218"/>
           </w:tcPr>
           <w:p>
             <w:r>
@@ -15893,7 +15885,7 @@
         </w:tc>
         <w:tc>
           <w:tcPr>
-            <w:tcW w:type="dxa" w:w="838"/>
+            <w:tcW w:type="dxa" w:w="1218"/>
           </w:tcPr>
           <w:p>
             <w:r>
@@ -15906,7 +15898,7 @@
         </w:tc>
         <w:tc>
           <w:tcPr>
-            <w:tcW w:type="dxa" w:w="838"/>
+            <w:tcW w:type="dxa" w:w="1218"/>
           </w:tcPr>
           <w:p>
             <w:r>
@@ -15919,7 +15911,7 @@
         </w:tc>
         <w:tc>
           <w:tcPr>
-            <w:tcW w:type="dxa" w:w="838"/>
+            <w:tcW w:type="dxa" w:w="1218"/>
           </w:tcPr>
           <w:p>
             <w:r>
@@ -15932,7 +15924,7 @@
         </w:tc>
         <w:tc>
           <w:tcPr>
-            <w:tcW w:type="dxa" w:w="838"/>
+            <w:tcW w:type="dxa" w:w="1218"/>
           </w:tcPr>
           <w:p>
             <w:r>
@@ -15945,7 +15937,7 @@
         </w:tc>
         <w:tc>
           <w:tcPr>
-            <w:tcW w:type="dxa" w:w="838"/>
+            <w:tcW w:type="dxa" w:w="1218"/>
           </w:tcPr>
           <w:p>
             <w:r>
@@ -15958,7 +15950,7 @@
         </w:tc>
         <w:tc>
           <w:tcPr>
-            <w:tcW w:type="dxa" w:w="838"/>
+            <w:tcW w:type="dxa" w:w="1218"/>
           </w:tcPr>
           <w:p>
             <w:r>
@@ -15971,7 +15963,7 @@
         </w:tc>
         <w:tc>
           <w:tcPr>
-            <w:tcW w:type="dxa" w:w="838"/>
+            <w:tcW w:type="dxa" w:w="1218"/>
           </w:tcPr>
           <w:p>
             <w:r>
@@ -15984,7 +15976,7 @@
         </w:tc>
         <w:tc>
           <w:tcPr>
-            <w:tcW w:type="dxa" w:w="838"/>
+            <w:tcW w:type="dxa" w:w="1218"/>
           </w:tcPr>
           <w:p>
             <w:r>
@@ -15997,7 +15989,7 @@
         </w:tc>
         <w:tc>
           <w:tcPr>
-            <w:tcW w:type="dxa" w:w="838"/>
+            <w:tcW w:type="dxa" w:w="1218"/>
           </w:tcPr>
           <w:p>
             <w:r>
@@ -16010,7 +16002,7 @@
         </w:tc>
         <w:tc>
           <w:tcPr>
-            <w:tcW w:type="dxa" w:w="838"/>
+            <w:tcW w:type="dxa" w:w="1218"/>
           </w:tcPr>
           <w:p>
             <w:r>
@@ -16025,7 +16017,7 @@
       <w:tr>
         <w:tc>
           <w:tcPr>
-            <w:tcW w:type="dxa" w:w="838"/>
+            <w:tcW w:type="dxa" w:w="1218"/>
           </w:tcPr>
           <w:p>
             <w:r>
@@ -16038,7 +16030,7 @@
         </w:tc>
         <w:tc>
           <w:tcPr>
-            <w:tcW w:type="dxa" w:w="838"/>
+            <w:tcW w:type="dxa" w:w="1218"/>
           </w:tcPr>
           <w:p>
             <w:r>
@@ -16051,7 +16043,7 @@
         </w:tc>
         <w:tc>
           <w:tcPr>
-            <w:tcW w:type="dxa" w:w="838"/>
+            <w:tcW w:type="dxa" w:w="1218"/>
           </w:tcPr>
           <w:p>
             <w:r>
@@ -16064,7 +16056,7 @@
         </w:tc>
         <w:tc>
           <w:tcPr>
-            <w:tcW w:type="dxa" w:w="838"/>
+            <w:tcW w:type="dxa" w:w="1218"/>
           </w:tcPr>
           <w:p>
             <w:r>
@@ -16077,7 +16069,7 @@
         </w:tc>
         <w:tc>
           <w:tcPr>
-            <w:tcW w:type="dxa" w:w="838"/>
+            <w:tcW w:type="dxa" w:w="1218"/>
           </w:tcPr>
           <w:p>
             <w:r>
@@ -16090,7 +16082,7 @@
         </w:tc>
         <w:tc>
           <w:tcPr>
-            <w:tcW w:type="dxa" w:w="838"/>
+            <w:tcW w:type="dxa" w:w="1218"/>
           </w:tcPr>
           <w:p>
             <w:r>
@@ -16103,7 +16095,7 @@
         </w:tc>
         <w:tc>
           <w:tcPr>
-            <w:tcW w:type="dxa" w:w="838"/>
+            <w:tcW w:type="dxa" w:w="1218"/>
           </w:tcPr>
           <w:p>
             <w:r>
@@ -16116,7 +16108,7 @@
         </w:tc>
         <w:tc>
           <w:tcPr>
-            <w:tcW w:type="dxa" w:w="838"/>
+            <w:tcW w:type="dxa" w:w="1218"/>
           </w:tcPr>
           <w:p>
             <w:r>
@@ -16129,7 +16121,7 @@
         </w:tc>
         <w:tc>
           <w:tcPr>
-            <w:tcW w:type="dxa" w:w="838"/>
+            <w:tcW w:type="dxa" w:w="1218"/>
           </w:tcPr>
           <w:p>
             <w:r>
@@ -16142,7 +16134,7 @@
         </w:tc>
         <w:tc>
           <w:tcPr>
-            <w:tcW w:type="dxa" w:w="838"/>
+            <w:tcW w:type="dxa" w:w="1218"/>
           </w:tcPr>
           <w:p>
             <w:r>
@@ -16155,7 +16147,7 @@
         </w:tc>
         <w:tc>
           <w:tcPr>
-            <w:tcW w:type="dxa" w:w="838"/>
+            <w:tcW w:type="dxa" w:w="1218"/>
           </w:tcPr>
           <w:p>
             <w:r>
@@ -16168,7 +16160,7 @@
         </w:tc>
         <w:tc>
           <w:tcPr>
-            <w:tcW w:type="dxa" w:w="838"/>
+            <w:tcW w:type="dxa" w:w="1218"/>
           </w:tcPr>
           <w:p>
             <w:r>
@@ -16181,7 +16173,7 @@
         </w:tc>
         <w:tc>
           <w:tcPr>
-            <w:tcW w:type="dxa" w:w="838"/>
+            <w:tcW w:type="dxa" w:w="1218"/>
           </w:tcPr>
           <w:p>
             <w:r>
@@ -16196,7 +16188,7 @@
       <w:tr>
         <w:tc>
           <w:tcPr>
-            <w:tcW w:type="dxa" w:w="838"/>
+            <w:tcW w:type="dxa" w:w="1218"/>
           </w:tcPr>
           <w:p>
             <w:r>
@@ -16209,7 +16201,7 @@
         </w:tc>
         <w:tc>
           <w:tcPr>
-            <w:tcW w:type="dxa" w:w="838"/>
+            <w:tcW w:type="dxa" w:w="1218"/>
           </w:tcPr>
           <w:p>
             <w:r>
@@ -16222,7 +16214,7 @@
         </w:tc>
         <w:tc>
           <w:tcPr>
-            <w:tcW w:type="dxa" w:w="838"/>
+            <w:tcW w:type="dxa" w:w="1218"/>
           </w:tcPr>
           <w:p>
             <w:r>
@@ -16235,7 +16227,7 @@
         </w:tc>
         <w:tc>
           <w:tcPr>
-            <w:tcW w:type="dxa" w:w="838"/>
+            <w:tcW w:type="dxa" w:w="1218"/>
           </w:tcPr>
           <w:p>
             <w:r>
@@ -16248,7 +16240,7 @@
         </w:tc>
         <w:tc>
           <w:tcPr>
-            <w:tcW w:type="dxa" w:w="838"/>
+            <w:tcW w:type="dxa" w:w="1218"/>
           </w:tcPr>
           <w:p>
             <w:r>
@@ -16261,7 +16253,7 @@
         </w:tc>
         <w:tc>
           <w:tcPr>
-            <w:tcW w:type="dxa" w:w="838"/>
+            <w:tcW w:type="dxa" w:w="1218"/>
           </w:tcPr>
           <w:p>
             <w:r>
@@ -16274,7 +16266,7 @@
         </w:tc>
         <w:tc>
           <w:tcPr>
-            <w:tcW w:type="dxa" w:w="838"/>
+            <w:tcW w:type="dxa" w:w="1218"/>
           </w:tcPr>
           <w:p>
             <w:r>
@@ -16287,7 +16279,7 @@
         </w:tc>
         <w:tc>
           <w:tcPr>
-            <w:tcW w:type="dxa" w:w="838"/>
+            <w:tcW w:type="dxa" w:w="1218"/>
           </w:tcPr>
           <w:p>
             <w:r>
@@ -16300,7 +16292,7 @@
         </w:tc>
         <w:tc>
           <w:tcPr>
-            <w:tcW w:type="dxa" w:w="838"/>
+            <w:tcW w:type="dxa" w:w="1218"/>
           </w:tcPr>
           <w:p>
             <w:r>
@@ -16313,7 +16305,7 @@
         </w:tc>
         <w:tc>
           <w:tcPr>
-            <w:tcW w:type="dxa" w:w="838"/>
+            <w:tcW w:type="dxa" w:w="1218"/>
           </w:tcPr>
           <w:p>
             <w:r>
@@ -16326,7 +16318,7 @@
         </w:tc>
         <w:tc>
           <w:tcPr>
-            <w:tcW w:type="dxa" w:w="838"/>
+            <w:tcW w:type="dxa" w:w="1218"/>
           </w:tcPr>
           <w:p>
             <w:r>
@@ -16339,7 +16331,7 @@
         </w:tc>
         <w:tc>
           <w:tcPr>
-            <w:tcW w:type="dxa" w:w="838"/>
+            <w:tcW w:type="dxa" w:w="1218"/>
           </w:tcPr>
           <w:p>
             <w:r>
@@ -16352,7 +16344,7 @@
         </w:tc>
         <w:tc>
           <w:tcPr>
-            <w:tcW w:type="dxa" w:w="838"/>
+            <w:tcW w:type="dxa" w:w="1218"/>
           </w:tcPr>
           <w:p>
             <w:r>
@@ -16367,7 +16359,7 @@
       <w:tr>
         <w:tc>
           <w:tcPr>
-            <w:tcW w:type="dxa" w:w="838"/>
+            <w:tcW w:type="dxa" w:w="1218"/>
           </w:tcPr>
           <w:p>
             <w:r>
@@ -16380,7 +16372,7 @@
         </w:tc>
         <w:tc>
           <w:tcPr>
-            <w:tcW w:type="dxa" w:w="838"/>
+            <w:tcW w:type="dxa" w:w="1218"/>
           </w:tcPr>
           <w:p>
             <w:r>
@@ -16393,7 +16385,7 @@
         </w:tc>
         <w:tc>
           <w:tcPr>
-            <w:tcW w:type="dxa" w:w="838"/>
+            <w:tcW w:type="dxa" w:w="1218"/>
           </w:tcPr>
           <w:p>
             <w:r>
@@ -16406,7 +16398,7 @@
         </w:tc>
         <w:tc>
           <w:tcPr>
-            <w:tcW w:type="dxa" w:w="838"/>
+            <w:tcW w:type="dxa" w:w="1218"/>
           </w:tcPr>
           <w:p>
             <w:r>
@@ -16419,7 +16411,7 @@
         </w:tc>
         <w:tc>
           <w:tcPr>
-            <w:tcW w:type="dxa" w:w="838"/>
+            <w:tcW w:type="dxa" w:w="1218"/>
           </w:tcPr>
           <w:p>
             <w:r>
@@ -16432,7 +16424,7 @@
         </w:tc>
         <w:tc>
           <w:tcPr>
-            <w:tcW w:type="dxa" w:w="838"/>
+            <w:tcW w:type="dxa" w:w="1218"/>
           </w:tcPr>
           <w:p>
             <w:r>
@@ -16445,7 +16437,7 @@
         </w:tc>
         <w:tc>
           <w:tcPr>
-            <w:tcW w:type="dxa" w:w="838"/>
+            <w:tcW w:type="dxa" w:w="1218"/>
           </w:tcPr>
           <w:p>
             <w:r>
@@ -16458,7 +16450,7 @@
         </w:tc>
         <w:tc>
           <w:tcPr>
-            <w:tcW w:type="dxa" w:w="838"/>
+            <w:tcW w:type="dxa" w:w="1218"/>
           </w:tcPr>
           <w:p>
             <w:r>
@@ -16471,7 +16463,7 @@
         </w:tc>
         <w:tc>
           <w:tcPr>
-            <w:tcW w:type="dxa" w:w="838"/>
+            <w:tcW w:type="dxa" w:w="1218"/>
           </w:tcPr>
           <w:p>
             <w:r>
@@ -16484,7 +16476,7 @@
         </w:tc>
         <w:tc>
           <w:tcPr>
-            <w:tcW w:type="dxa" w:w="838"/>
+            <w:tcW w:type="dxa" w:w="1218"/>
           </w:tcPr>
           <w:p>
             <w:r>
@@ -16497,7 +16489,7 @@
         </w:tc>
         <w:tc>
           <w:tcPr>
-            <w:tcW w:type="dxa" w:w="838"/>
+            <w:tcW w:type="dxa" w:w="1218"/>
           </w:tcPr>
           <w:p>
             <w:r>
@@ -16510,7 +16502,7 @@
         </w:tc>
         <w:tc>
           <w:tcPr>
-            <w:tcW w:type="dxa" w:w="838"/>
+            <w:tcW w:type="dxa" w:w="1218"/>
           </w:tcPr>
           <w:p>
             <w:r>
@@ -16523,7 +16515,7 @@
         </w:tc>
         <w:tc>
           <w:tcPr>
-            <w:tcW w:type="dxa" w:w="838"/>
+            <w:tcW w:type="dxa" w:w="1218"/>
           </w:tcPr>
           <w:p>
             <w:r>
@@ -16538,7 +16530,7 @@
       <w:tr>
         <w:tc>
           <w:tcPr>
-            <w:tcW w:type="dxa" w:w="838"/>
+            <w:tcW w:type="dxa" w:w="1218"/>
           </w:tcPr>
           <w:p>
             <w:r>
@@ -16551,7 +16543,7 @@
         </w:tc>
         <w:tc>
           <w:tcPr>
-            <w:tcW w:type="dxa" w:w="838"/>
+            <w:tcW w:type="dxa" w:w="1218"/>
           </w:tcPr>
           <w:p>
             <w:r>
@@ -16564,7 +16556,7 @@
         </w:tc>
         <w:tc>
           <w:tcPr>
-            <w:tcW w:type="dxa" w:w="838"/>
+            <w:tcW w:type="dxa" w:w="1218"/>
           </w:tcPr>
           <w:p>
             <w:r>
@@ -16577,7 +16569,7 @@
         </w:tc>
         <w:tc>
           <w:tcPr>
-            <w:tcW w:type="dxa" w:w="838"/>
+            <w:tcW w:type="dxa" w:w="1218"/>
           </w:tcPr>
           <w:p>
             <w:r>
@@ -16590,7 +16582,7 @@
         </w:tc>
         <w:tc>
           <w:tcPr>
-            <w:tcW w:type="dxa" w:w="838"/>
+            <w:tcW w:type="dxa" w:w="1218"/>
           </w:tcPr>
           <w:p>
             <w:r>
@@ -16603,7 +16595,7 @@
         </w:tc>
         <w:tc>
           <w:tcPr>
-            <w:tcW w:type="dxa" w:w="838"/>
+            <w:tcW w:type="dxa" w:w="1218"/>
           </w:tcPr>
           <w:p>
             <w:r>
@@ -16616,7 +16608,7 @@
         </w:tc>
         <w:tc>
           <w:tcPr>
-            <w:tcW w:type="dxa" w:w="838"/>
+            <w:tcW w:type="dxa" w:w="1218"/>
           </w:tcPr>
           <w:p>
             <w:r>
@@ -16629,7 +16621,7 @@
         </w:tc>
         <w:tc>
           <w:tcPr>
-            <w:tcW w:type="dxa" w:w="838"/>
+            <w:tcW w:type="dxa" w:w="1218"/>
           </w:tcPr>
           <w:p>
             <w:r>
@@ -16642,7 +16634,7 @@
         </w:tc>
         <w:tc>
           <w:tcPr>
-            <w:tcW w:type="dxa" w:w="838"/>
+            <w:tcW w:type="dxa" w:w="1218"/>
           </w:tcPr>
           <w:p>
             <w:r>
@@ -16655,7 +16647,7 @@
         </w:tc>
         <w:tc>
           <w:tcPr>
-            <w:tcW w:type="dxa" w:w="838"/>
+            <w:tcW w:type="dxa" w:w="1218"/>
           </w:tcPr>
           <w:p>
             <w:r>
@@ -16668,7 +16660,7 @@
         </w:tc>
         <w:tc>
           <w:tcPr>
-            <w:tcW w:type="dxa" w:w="838"/>
+            <w:tcW w:type="dxa" w:w="1218"/>
           </w:tcPr>
           <w:p>
             <w:r>
@@ -16681,7 +16673,7 @@
         </w:tc>
         <w:tc>
           <w:tcPr>
-            <w:tcW w:type="dxa" w:w="838"/>
+            <w:tcW w:type="dxa" w:w="1218"/>
           </w:tcPr>
           <w:p>
             <w:r>
@@ -16694,7 +16686,7 @@
         </w:tc>
         <w:tc>
           <w:tcPr>
-            <w:tcW w:type="dxa" w:w="838"/>
+            <w:tcW w:type="dxa" w:w="1218"/>
           </w:tcPr>
           <w:p>
             <w:r>
@@ -16709,7 +16701,7 @@
       <w:tr>
         <w:tc>
           <w:tcPr>
-            <w:tcW w:type="dxa" w:w="838"/>
+            <w:tcW w:type="dxa" w:w="1218"/>
           </w:tcPr>
           <w:p>
             <w:r>
@@ -16722,7 +16714,7 @@
         </w:tc>
         <w:tc>
           <w:tcPr>
-            <w:tcW w:type="dxa" w:w="838"/>
+            <w:tcW w:type="dxa" w:w="1218"/>
           </w:tcPr>
           <w:p>
             <w:r>
@@ -16735,7 +16727,7 @@
         </w:tc>
         <w:tc>
           <w:tcPr>
-            <w:tcW w:type="dxa" w:w="838"/>
+            <w:tcW w:type="dxa" w:w="1218"/>
           </w:tcPr>
           <w:p>
             <w:r>
@@ -16748,7 +16740,7 @@
         </w:tc>
         <w:tc>
           <w:tcPr>
-            <w:tcW w:type="dxa" w:w="838"/>
+            <w:tcW w:type="dxa" w:w="1218"/>
           </w:tcPr>
           <w:p>
             <w:r>
@@ -16761,7 +16753,7 @@
         </w:tc>
         <w:tc>
           <w:tcPr>
-            <w:tcW w:type="dxa" w:w="838"/>
+            <w:tcW w:type="dxa" w:w="1218"/>
           </w:tcPr>
           <w:p>
             <w:r>
@@ -16774,7 +16766,7 @@
         </w:tc>
         <w:tc>
           <w:tcPr>
-            <w:tcW w:type="dxa" w:w="838"/>
+            <w:tcW w:type="dxa" w:w="1218"/>
           </w:tcPr>
           <w:p>
             <w:r>
@@ -16787,7 +16779,7 @@
         </w:tc>
         <w:tc>
           <w:tcPr>
-            <w:tcW w:type="dxa" w:w="838"/>
+            <w:tcW w:type="dxa" w:w="1218"/>
           </w:tcPr>
           <w:p>
             <w:r>
@@ -16800,7 +16792,7 @@
         </w:tc>
         <w:tc>
           <w:tcPr>
-            <w:tcW w:type="dxa" w:w="838"/>
+            <w:tcW w:type="dxa" w:w="1218"/>
           </w:tcPr>
           <w:p>
             <w:r>
@@ -16813,7 +16805,7 @@
         </w:tc>
         <w:tc>
           <w:tcPr>
-            <w:tcW w:type="dxa" w:w="838"/>
+            <w:tcW w:type="dxa" w:w="1218"/>
           </w:tcPr>
           <w:p>
             <w:r>
@@ -16826,7 +16818,7 @@
         </w:tc>
         <w:tc>
           <w:tcPr>
-            <w:tcW w:type="dxa" w:w="838"/>
+            <w:tcW w:type="dxa" w:w="1218"/>
           </w:tcPr>
           <w:p>
             <w:r>
@@ -16839,7 +16831,7 @@
         </w:tc>
         <w:tc>
           <w:tcPr>
-            <w:tcW w:type="dxa" w:w="838"/>
+            <w:tcW w:type="dxa" w:w="1218"/>
           </w:tcPr>
           <w:p>
             <w:r>
@@ -16852,7 +16844,7 @@
         </w:tc>
         <w:tc>
           <w:tcPr>
-            <w:tcW w:type="dxa" w:w="838"/>
+            <w:tcW w:type="dxa" w:w="1218"/>
           </w:tcPr>
           <w:p>
             <w:r>
@@ -16865,7 +16857,7 @@
         </w:tc>
         <w:tc>
           <w:tcPr>
-            <w:tcW w:type="dxa" w:w="838"/>
+            <w:tcW w:type="dxa" w:w="1218"/>
           </w:tcPr>
           <w:p>
             <w:r>
@@ -16880,7 +16872,7 @@
       <w:tr>
         <w:tc>
           <w:tcPr>
-            <w:tcW w:type="dxa" w:w="838"/>
+            <w:tcW w:type="dxa" w:w="1218"/>
           </w:tcPr>
           <w:p>
             <w:r>
@@ -16893,7 +16885,7 @@
         </w:tc>
         <w:tc>
           <w:tcPr>
-            <w:tcW w:type="dxa" w:w="838"/>
+            <w:tcW w:type="dxa" w:w="1218"/>
           </w:tcPr>
           <w:p>
             <w:r>
@@ -16906,7 +16898,7 @@
         </w:tc>
         <w:tc>
           <w:tcPr>
-            <w:tcW w:type="dxa" w:w="838"/>
+            <w:tcW w:type="dxa" w:w="1218"/>
           </w:tcPr>
           <w:p>
             <w:r>
@@ -16919,7 +16911,7 @@
         </w:tc>
         <w:tc>
           <w:tcPr>
-            <w:tcW w:type="dxa" w:w="838"/>
+            <w:tcW w:type="dxa" w:w="1218"/>
           </w:tcPr>
           <w:p>
             <w:r>
@@ -16932,7 +16924,7 @@
         </w:tc>
         <w:tc>
           <w:tcPr>
-            <w:tcW w:type="dxa" w:w="838"/>
+            <w:tcW w:type="dxa" w:w="1218"/>
           </w:tcPr>
           <w:p>
             <w:r>
@@ -16945,7 +16937,7 @@
         </w:tc>
         <w:tc>
           <w:tcPr>
-            <w:tcW w:type="dxa" w:w="838"/>
+            <w:tcW w:type="dxa" w:w="1218"/>
           </w:tcPr>
           <w:p>
             <w:r>
@@ -16958,7 +16950,7 @@
         </w:tc>
         <w:tc>
           <w:tcPr>
-            <w:tcW w:type="dxa" w:w="838"/>
+            <w:tcW w:type="dxa" w:w="1218"/>
           </w:tcPr>
           <w:p>
             <w:r>
@@ -16971,7 +16963,7 @@
         </w:tc>
         <w:tc>
           <w:tcPr>
-            <w:tcW w:type="dxa" w:w="838"/>
+            <w:tcW w:type="dxa" w:w="1218"/>
           </w:tcPr>
           <w:p>
             <w:r>
@@ -16984,7 +16976,7 @@
         </w:tc>
         <w:tc>
           <w:tcPr>
-            <w:tcW w:type="dxa" w:w="838"/>
+            <w:tcW w:type="dxa" w:w="1218"/>
           </w:tcPr>
           <w:p>
             <w:r>
@@ -16997,7 +16989,7 @@
         </w:tc>
         <w:tc>
           <w:tcPr>
-            <w:tcW w:type="dxa" w:w="838"/>
+            <w:tcW w:type="dxa" w:w="1218"/>
           </w:tcPr>
           <w:p>
             <w:r>
@@ -17010,7 +17002,7 @@
         </w:tc>
         <w:tc>
           <w:tcPr>
-            <w:tcW w:type="dxa" w:w="838"/>
+            <w:tcW w:type="dxa" w:w="1218"/>
           </w:tcPr>
           <w:p>
             <w:r>
@@ -17023,7 +17015,7 @@
         </w:tc>
         <w:tc>
           <w:tcPr>
-            <w:tcW w:type="dxa" w:w="838"/>
+            <w:tcW w:type="dxa" w:w="1218"/>
           </w:tcPr>
           <w:p>
             <w:r>
@@ -17036,7 +17028,7 @@
         </w:tc>
         <w:tc>
           <w:tcPr>
-            <w:tcW w:type="dxa" w:w="838"/>
+            <w:tcW w:type="dxa" w:w="1218"/>
           </w:tcPr>
           <w:p>
             <w:r>
@@ -17051,7 +17043,7 @@
       <w:tr>
         <w:tc>
           <w:tcPr>
-            <w:tcW w:type="dxa" w:w="838"/>
+            <w:tcW w:type="dxa" w:w="1218"/>
           </w:tcPr>
           <w:p>
             <w:r>
@@ -17064,7 +17056,7 @@
         </w:tc>
         <w:tc>
           <w:tcPr>
-            <w:tcW w:type="dxa" w:w="838"/>
+            <w:tcW w:type="dxa" w:w="1218"/>
           </w:tcPr>
           <w:p>
             <w:r>
@@ -17077,7 +17069,7 @@
         </w:tc>
         <w:tc>
           <w:tcPr>
-            <w:tcW w:type="dxa" w:w="838"/>
+            <w:tcW w:type="dxa" w:w="1218"/>
           </w:tcPr>
           <w:p>
             <w:r>
@@ -17090,7 +17082,7 @@
         </w:tc>
         <w:tc>
           <w:tcPr>
-            <w:tcW w:type="dxa" w:w="838"/>
+            <w:tcW w:type="dxa" w:w="1218"/>
           </w:tcPr>
           <w:p>
             <w:r>
@@ -17103,7 +17095,7 @@
         </w:tc>
         <w:tc>
           <w:tcPr>
-            <w:tcW w:type="dxa" w:w="838"/>
+            <w:tcW w:type="dxa" w:w="1218"/>
           </w:tcPr>
           <w:p>
             <w:r>
@@ -17116,7 +17108,7 @@
         </w:tc>
         <w:tc>
           <w:tcPr>
-            <w:tcW w:type="dxa" w:w="838"/>
+            <w:tcW w:type="dxa" w:w="1218"/>
           </w:tcPr>
           <w:p>
             <w:r>
@@ -17129,7 +17121,7 @@
         </w:tc>
         <w:tc>
           <w:tcPr>
-            <w:tcW w:type="dxa" w:w="838"/>
+            <w:tcW w:type="dxa" w:w="1218"/>
           </w:tcPr>
           <w:p>
             <w:r>
@@ -17142,7 +17134,7 @@
         </w:tc>
         <w:tc>
           <w:tcPr>
-            <w:tcW w:type="dxa" w:w="838"/>
+            <w:tcW w:type="dxa" w:w="1218"/>
           </w:tcPr>
           <w:p>
             <w:r>
@@ -17155,7 +17147,7 @@
         </w:tc>
         <w:tc>
           <w:tcPr>
-            <w:tcW w:type="dxa" w:w="838"/>
+            <w:tcW w:type="dxa" w:w="1218"/>
           </w:tcPr>
           <w:p>
             <w:r>
@@ -17168,7 +17160,7 @@
         </w:tc>
         <w:tc>
           <w:tcPr>
-            <w:tcW w:type="dxa" w:w="838"/>
+            <w:tcW w:type="dxa" w:w="1218"/>
           </w:tcPr>
           <w:p>
             <w:r>
@@ -17181,7 +17173,7 @@
         </w:tc>
         <w:tc>
           <w:tcPr>
-            <w:tcW w:type="dxa" w:w="838"/>
+            <w:tcW w:type="dxa" w:w="1218"/>
           </w:tcPr>
           <w:p>
             <w:r>
@@ -17194,7 +17186,7 @@
         </w:tc>
         <w:tc>
           <w:tcPr>
-            <w:tcW w:type="dxa" w:w="838"/>
+            <w:tcW w:type="dxa" w:w="1218"/>
           </w:tcPr>
           <w:p>
             <w:r>
@@ -17207,7 +17199,7 @@
         </w:tc>
         <w:tc>
           <w:tcPr>
-            <w:tcW w:type="dxa" w:w="838"/>
+            <w:tcW w:type="dxa" w:w="1218"/>
           </w:tcPr>
           <w:p>
             <w:r>
@@ -17222,7 +17214,7 @@
       <w:tr>
         <w:tc>
           <w:tcPr>
-            <w:tcW w:type="dxa" w:w="838"/>
+            <w:tcW w:type="dxa" w:w="1218"/>
           </w:tcPr>
           <w:p>
             <w:r>
@@ -17235,7 +17227,7 @@
         </w:tc>
         <w:tc>
           <w:tcPr>
-            <w:tcW w:type="dxa" w:w="838"/>
+            <w:tcW w:type="dxa" w:w="1218"/>
           </w:tcPr>
           <w:p>
             <w:r>
@@ -17248,7 +17240,7 @@
         </w:tc>
         <w:tc>
           <w:tcPr>
-            <w:tcW w:type="dxa" w:w="838"/>
+            <w:tcW w:type="dxa" w:w="1218"/>
           </w:tcPr>
           <w:p>
             <w:r>
@@ -17261,7 +17253,7 @@
         </w:tc>
         <w:tc>
           <w:tcPr>
-            <w:tcW w:type="dxa" w:w="838"/>
+            <w:tcW w:type="dxa" w:w="1218"/>
           </w:tcPr>
           <w:p>
             <w:r>
@@ -17274,7 +17266,7 @@
         </w:tc>
         <w:tc>
           <w:tcPr>
-            <w:tcW w:type="dxa" w:w="838"/>
+            <w:tcW w:type="dxa" w:w="1218"/>
           </w:tcPr>
           <w:p>
             <w:r>
@@ -17287,7 +17279,7 @@
         </w:tc>
         <w:tc>
           <w:tcPr>
-            <w:tcW w:type="dxa" w:w="838"/>
+            <w:tcW w:type="dxa" w:w="1218"/>
           </w:tcPr>
           <w:p>
             <w:r>
@@ -17300,7 +17292,7 @@
         </w:tc>
         <w:tc>
           <w:tcPr>
-            <w:tcW w:type="dxa" w:w="838"/>
+            <w:tcW w:type="dxa" w:w="1218"/>
           </w:tcPr>
           <w:p>
             <w:r>
@@ -17313,7 +17305,7 @@
         </w:tc>
         <w:tc>
           <w:tcPr>
-            <w:tcW w:type="dxa" w:w="838"/>
+            <w:tcW w:type="dxa" w:w="1218"/>
           </w:tcPr>
           <w:p>
             <w:r>
@@ -17326,7 +17318,7 @@
         </w:tc>
         <w:tc>
           <w:tcPr>
-            <w:tcW w:type="dxa" w:w="838"/>
+            <w:tcW w:type="dxa" w:w="1218"/>
           </w:tcPr>
           <w:p>
             <w:r>
@@ -17339,7 +17331,7 @@
         </w:tc>
         <w:tc>
           <w:tcPr>
-            <w:tcW w:type="dxa" w:w="838"/>
+            <w:tcW w:type="dxa" w:w="1218"/>
           </w:tcPr>
           <w:p>
             <w:r>
@@ -17352,7 +17344,7 @@
         </w:tc>
         <w:tc>
           <w:tcPr>
-            <w:tcW w:type="dxa" w:w="838"/>
+            <w:tcW w:type="dxa" w:w="1218"/>
           </w:tcPr>
           <w:p>
             <w:r>
@@ -17365,7 +17357,7 @@
         </w:tc>
         <w:tc>
           <w:tcPr>
-            <w:tcW w:type="dxa" w:w="838"/>
+            <w:tcW w:type="dxa" w:w="1218"/>
           </w:tcPr>
           <w:p>
             <w:r>
@@ -17378,7 +17370,7 @@
         </w:tc>
         <w:tc>
           <w:tcPr>
-            <w:tcW w:type="dxa" w:w="838"/>
+            <w:tcW w:type="dxa" w:w="1218"/>
           </w:tcPr>
           <w:p>
             <w:r>
@@ -17393,7 +17385,7 @@
       <w:tr>
         <w:tc>
           <w:tcPr>
-            <w:tcW w:type="dxa" w:w="838"/>
+            <w:tcW w:type="dxa" w:w="1218"/>
           </w:tcPr>
           <w:p>
             <w:r>
@@ -17406,7 +17398,7 @@
         </w:tc>
         <w:tc>
           <w:tcPr>
-            <w:tcW w:type="dxa" w:w="838"/>
+            <w:tcW w:type="dxa" w:w="1218"/>
           </w:tcPr>
           <w:p>
             <w:r>
@@ -17419,7 +17411,7 @@
         </w:tc>
         <w:tc>
           <w:tcPr>
-            <w:tcW w:type="dxa" w:w="838"/>
+            <w:tcW w:type="dxa" w:w="1218"/>
           </w:tcPr>
           <w:p>
             <w:r>
@@ -17432,7 +17424,7 @@
         </w:tc>
         <w:tc>
           <w:tcPr>
-            <w:tcW w:type="dxa" w:w="838"/>
+            <w:tcW w:type="dxa" w:w="1218"/>
           </w:tcPr>
           <w:p>
             <w:r>
@@ -17445,7 +17437,7 @@
         </w:tc>
         <w:tc>
           <w:tcPr>
-            <w:tcW w:type="dxa" w:w="838"/>
+            <w:tcW w:type="dxa" w:w="1218"/>
           </w:tcPr>
           <w:p>
             <w:r>
@@ -17458,7 +17450,7 @@
         </w:tc>
         <w:tc>
           <w:tcPr>
-            <w:tcW w:type="dxa" w:w="838"/>
+            <w:tcW w:type="dxa" w:w="1218"/>
           </w:tcPr>
           <w:p>
             <w:r>
@@ -17471,7 +17463,7 @@
         </w:tc>
         <w:tc>
           <w:tcPr>
-            <w:tcW w:type="dxa" w:w="838"/>
+            <w:tcW w:type="dxa" w:w="1218"/>
           </w:tcPr>
           <w:p>
             <w:r>
@@ -17484,7 +17476,7 @@
         </w:tc>
         <w:tc>
           <w:tcPr>
-            <w:tcW w:type="dxa" w:w="838"/>
+            <w:tcW w:type="dxa" w:w="1218"/>
           </w:tcPr>
           <w:p>
             <w:r>
@@ -17497,7 +17489,7 @@
         </w:tc>
         <w:tc>
           <w:tcPr>
-            <w:tcW w:type="dxa" w:w="838"/>
+            <w:tcW w:type="dxa" w:w="1218"/>
           </w:tcPr>
           <w:p>
             <w:r>
@@ -17510,7 +17502,7 @@
         </w:tc>
         <w:tc>
           <w:tcPr>
-            <w:tcW w:type="dxa" w:w="838"/>
+            <w:tcW w:type="dxa" w:w="1218"/>
           </w:tcPr>
           <w:p>
             <w:r>
@@ -17523,7 +17515,7 @@
         </w:tc>
         <w:tc>
           <w:tcPr>
-            <w:tcW w:type="dxa" w:w="838"/>
+            <w:tcW w:type="dxa" w:w="1218"/>
           </w:tcPr>
           <w:p>
             <w:r>
@@ -17536,7 +17528,7 @@
         </w:tc>
         <w:tc>
           <w:tcPr>
-            <w:tcW w:type="dxa" w:w="838"/>
+            <w:tcW w:type="dxa" w:w="1218"/>
           </w:tcPr>
           <w:p>
             <w:r>
@@ -17549,7 +17541,7 @@
         </w:tc>
         <w:tc>
           <w:tcPr>
-            <w:tcW w:type="dxa" w:w="838"/>
+            <w:tcW w:type="dxa" w:w="1218"/>
           </w:tcPr>
           <w:p>
             <w:r>
@@ -17564,7 +17556,7 @@
       <w:tr>
         <w:tc>
           <w:tcPr>
-            <w:tcW w:type="dxa" w:w="838"/>
+            <w:tcW w:type="dxa" w:w="1218"/>
           </w:tcPr>
           <w:p>
             <w:r>
@@ -17577,7 +17569,7 @@
         </w:tc>
         <w:tc>
           <w:tcPr>
-            <w:tcW w:type="dxa" w:w="838"/>
+            <w:tcW w:type="dxa" w:w="1218"/>
           </w:tcPr>
           <w:p>
             <w:r>
@@ -17590,7 +17582,7 @@
         </w:tc>
         <w:tc>
           <w:tcPr>
-            <w:tcW w:type="dxa" w:w="838"/>
+            <w:tcW w:type="dxa" w:w="1218"/>
           </w:tcPr>
           <w:p>
             <w:r>
@@ -17603,7 +17595,7 @@
         </w:tc>
         <w:tc>
           <w:tcPr>
-            <w:tcW w:type="dxa" w:w="838"/>
+            <w:tcW w:type="dxa" w:w="1218"/>
           </w:tcPr>
           <w:p>
             <w:r>
@@ -17616,7 +17608,7 @@
         </w:tc>
         <w:tc>
           <w:tcPr>
-            <w:tcW w:type="dxa" w:w="838"/>
+            <w:tcW w:type="dxa" w:w="1218"/>
           </w:tcPr>
           <w:p>
             <w:r>
@@ -17629,7 +17621,7 @@
         </w:tc>
         <w:tc>
           <w:tcPr>
-            <w:tcW w:type="dxa" w:w="838"/>
+            <w:tcW w:type="dxa" w:w="1218"/>
           </w:tcPr>
           <w:p>
             <w:r>
@@ -17642,7 +17634,7 @@
         </w:tc>
         <w:tc>
           <w:tcPr>
-            <w:tcW w:type="dxa" w:w="838"/>
+            <w:tcW w:type="dxa" w:w="1218"/>
           </w:tcPr>
           <w:p>
             <w:r>
@@ -17655,7 +17647,7 @@
         </w:tc>
         <w:tc>
           <w:tcPr>
-            <w:tcW w:type="dxa" w:w="838"/>
+            <w:tcW w:type="dxa" w:w="1218"/>
           </w:tcPr>
           <w:p>
             <w:r>
@@ -17668,7 +17660,7 @@
         </w:tc>
         <w:tc>
           <w:tcPr>
-            <w:tcW w:type="dxa" w:w="838"/>
+            <w:tcW w:type="dxa" w:w="1218"/>
           </w:tcPr>
           <w:p>
             <w:r>
@@ -17681,7 +17673,7 @@
         </w:tc>
         <w:tc>
           <w:tcPr>
-            <w:tcW w:type="dxa" w:w="838"/>
+            <w:tcW w:type="dxa" w:w="1218"/>
           </w:tcPr>
           <w:p>
             <w:r>
@@ -17694,7 +17686,7 @@
         </w:tc>
         <w:tc>
           <w:tcPr>
-            <w:tcW w:type="dxa" w:w="838"/>
+            <w:tcW w:type="dxa" w:w="1218"/>
           </w:tcPr>
           <w:p>
             <w:r>
@@ -17707,7 +17699,7 @@
         </w:tc>
         <w:tc>
           <w:tcPr>
-            <w:tcW w:type="dxa" w:w="838"/>
+            <w:tcW w:type="dxa" w:w="1218"/>
           </w:tcPr>
           <w:p>
             <w:r>
@@ -17720,7 +17712,7 @@
         </w:tc>
         <w:tc>
           <w:tcPr>
-            <w:tcW w:type="dxa" w:w="838"/>
+            <w:tcW w:type="dxa" w:w="1218"/>
           </w:tcPr>
           <w:p>
             <w:r>
@@ -17735,7 +17727,7 @@
       <w:tr>
         <w:tc>
           <w:tcPr>
-            <w:tcW w:type="dxa" w:w="838"/>
+            <w:tcW w:type="dxa" w:w="1218"/>
           </w:tcPr>
           <w:p>
             <w:r>
@@ -17748,7 +17740,7 @@
         </w:tc>
         <w:tc>
           <w:tcPr>
-            <w:tcW w:type="dxa" w:w="838"/>
+            <w:tcW w:type="dxa" w:w="1218"/>
           </w:tcPr>
           <w:p>
             <w:r>
@@ -17761,7 +17753,7 @@
         </w:tc>
         <w:tc>
           <w:tcPr>
-            <w:tcW w:type="dxa" w:w="838"/>
+            <w:tcW w:type="dxa" w:w="1218"/>
           </w:tcPr>
           <w:p>
             <w:r>
@@ -17774,7 +17766,7 @@
         </w:tc>
         <w:tc>
           <w:tcPr>
-            <w:tcW w:type="dxa" w:w="838"/>
+            <w:tcW w:type="dxa" w:w="1218"/>
           </w:tcPr>
           <w:p>
             <w:r>
@@ -17787,7 +17779,7 @@
         </w:tc>
         <w:tc>
           <w:tcPr>
-            <w:tcW w:type="dxa" w:w="838"/>
+            <w:tcW w:type="dxa" w:w="1218"/>
           </w:tcPr>
           <w:p>
             <w:r>
@@ -17800,7 +17792,7 @@
         </w:tc>
         <w:tc>
           <w:tcPr>
-            <w:tcW w:type="dxa" w:w="838"/>
+            <w:tcW w:type="dxa" w:w="1218"/>
           </w:tcPr>
           <w:p>
             <w:r>
@@ -17813,7 +17805,7 @@
         </w:tc>
         <w:tc>
           <w:tcPr>
-            <w:tcW w:type="dxa" w:w="838"/>
+            <w:tcW w:type="dxa" w:w="1218"/>
           </w:tcPr>
           <w:p>
             <w:r>
@@ -17826,7 +17818,7 @@
         </w:tc>
         <w:tc>
           <w:tcPr>
-            <w:tcW w:type="dxa" w:w="838"/>
+            <w:tcW w:type="dxa" w:w="1218"/>
           </w:tcPr>
           <w:p>
             <w:r>
@@ -17839,7 +17831,7 @@
         </w:tc>
         <w:tc>
           <w:tcPr>
-            <w:tcW w:type="dxa" w:w="838"/>
+            <w:tcW w:type="dxa" w:w="1218"/>
           </w:tcPr>
           <w:p>
             <w:r>
@@ -17852,7 +17844,7 @@
         </w:tc>
         <w:tc>
           <w:tcPr>
-            <w:tcW w:type="dxa" w:w="838"/>
+            <w:tcW w:type="dxa" w:w="1218"/>
           </w:tcPr>
           <w:p>
             <w:r>
@@ -17865,7 +17857,7 @@
         </w:tc>
         <w:tc>
           <w:tcPr>
-            <w:tcW w:type="dxa" w:w="838"/>
+            <w:tcW w:type="dxa" w:w="1218"/>
           </w:tcPr>
           <w:p>
             <w:r>
@@ -17878,7 +17870,7 @@
         </w:tc>
         <w:tc>
           <w:tcPr>
-            <w:tcW w:type="dxa" w:w="838"/>
+            <w:tcW w:type="dxa" w:w="1218"/>
           </w:tcPr>
           <w:p>
             <w:r>
@@ -17891,7 +17883,7 @@
         </w:tc>
         <w:tc>
           <w:tcPr>
-            <w:tcW w:type="dxa" w:w="838"/>
+            <w:tcW w:type="dxa" w:w="1218"/>
           </w:tcPr>
           <w:p>
             <w:r>
@@ -17906,7 +17898,7 @@
       <w:tr>
         <w:tc>
           <w:tcPr>
-            <w:tcW w:type="dxa" w:w="838"/>
+            <w:tcW w:type="dxa" w:w="1218"/>
           </w:tcPr>
           <w:p>
             <w:r>
@@ -17919,7 +17911,7 @@
         </w:tc>
         <w:tc>
           <w:tcPr>
-            <w:tcW w:type="dxa" w:w="838"/>
+            <w:tcW w:type="dxa" w:w="1218"/>
           </w:tcPr>
           <w:p>
             <w:r>
@@ -17932,7 +17924,7 @@
         </w:tc>
         <w:tc>
           <w:tcPr>
-            <w:tcW w:type="dxa" w:w="838"/>
+            <w:tcW w:type="dxa" w:w="1218"/>
           </w:tcPr>
           <w:p>
             <w:r>
@@ -17945,7 +17937,7 @@
         </w:tc>
         <w:tc>
           <w:tcPr>
-            <w:tcW w:type="dxa" w:w="838"/>
+            <w:tcW w:type="dxa" w:w="1218"/>
           </w:tcPr>
           <w:p>
             <w:r>
@@ -17958,7 +17950,7 @@
         </w:tc>
         <w:tc>
           <w:tcPr>
-            <w:tcW w:type="dxa" w:w="838"/>
+            <w:tcW w:type="dxa" w:w="1218"/>
           </w:tcPr>
           <w:p>
             <w:r>
@@ -17971,7 +17963,7 @@
         </w:tc>
         <w:tc>
           <w:tcPr>
-            <w:tcW w:type="dxa" w:w="838"/>
+            <w:tcW w:type="dxa" w:w="1218"/>
           </w:tcPr>
           <w:p>
             <w:r>
@@ -17984,7 +17976,7 @@
         </w:tc>
         <w:tc>
           <w:tcPr>
-            <w:tcW w:type="dxa" w:w="838"/>
+            <w:tcW w:type="dxa" w:w="1218"/>
           </w:tcPr>
           <w:p>
             <w:r>
@@ -17997,7 +17989,7 @@
         </w:tc>
         <w:tc>
           <w:tcPr>
-            <w:tcW w:type="dxa" w:w="838"/>
+            <w:tcW w:type="dxa" w:w="1218"/>
           </w:tcPr>
           <w:p>
             <w:r>
@@ -18010,7 +18002,7 @@
         </w:tc>
         <w:tc>
           <w:tcPr>
-            <w:tcW w:type="dxa" w:w="838"/>
+            <w:tcW w:type="dxa" w:w="1218"/>
           </w:tcPr>
           <w:p>
             <w:r>
@@ -18023,7 +18015,7 @@
         </w:tc>
         <w:tc>
           <w:tcPr>
-            <w:tcW w:type="dxa" w:w="838"/>
+            <w:tcW w:type="dxa" w:w="1218"/>
           </w:tcPr>
           <w:p>
             <w:r>
@@ -18036,7 +18028,7 @@
         </w:tc>
         <w:tc>
           <w:tcPr>
-            <w:tcW w:type="dxa" w:w="838"/>
+            <w:tcW w:type="dxa" w:w="1218"/>
           </w:tcPr>
           <w:p>
             <w:r>
@@ -18049,7 +18041,7 @@
         </w:tc>
         <w:tc>
           <w:tcPr>
-            <w:tcW w:type="dxa" w:w="838"/>
+            <w:tcW w:type="dxa" w:w="1218"/>
           </w:tcPr>
           <w:p>
             <w:r>
@@ -18062,7 +18054,7 @@
         </w:tc>
         <w:tc>
           <w:tcPr>
-            <w:tcW w:type="dxa" w:w="838"/>
+            <w:tcW w:type="dxa" w:w="1218"/>
           </w:tcPr>
           <w:p>
             <w:r>
@@ -18077,7 +18069,7 @@
       <w:tr>
         <w:tc>
           <w:tcPr>
-            <w:tcW w:type="dxa" w:w="838"/>
+            <w:tcW w:type="dxa" w:w="1218"/>
           </w:tcPr>
           <w:p>
             <w:r>
@@ -18090,7 +18082,7 @@
         </w:tc>
         <w:tc>
           <w:tcPr>
-            <w:tcW w:type="dxa" w:w="838"/>
+            <w:tcW w:type="dxa" w:w="1218"/>
           </w:tcPr>
           <w:p>
             <w:r>
@@ -18103,7 +18095,7 @@
         </w:tc>
         <w:tc>
           <w:tcPr>
-            <w:tcW w:type="dxa" w:w="838"/>
+            <w:tcW w:type="dxa" w:w="1218"/>
           </w:tcPr>
           <w:p>
             <w:r>
@@ -18116,7 +18108,7 @@
         </w:tc>
         <w:tc>
           <w:tcPr>
-            <w:tcW w:type="dxa" w:w="838"/>
+            <w:tcW w:type="dxa" w:w="1218"/>
           </w:tcPr>
           <w:p>
             <w:r>
@@ -18129,7 +18121,7 @@
         </w:tc>
         <w:tc>
           <w:tcPr>
-            <w:tcW w:type="dxa" w:w="838"/>
+            <w:tcW w:type="dxa" w:w="1218"/>
           </w:tcPr>
           <w:p>
             <w:r>
@@ -18142,7 +18134,7 @@
         </w:tc>
         <w:tc>
           <w:tcPr>
-            <w:tcW w:type="dxa" w:w="838"/>
+            <w:tcW w:type="dxa" w:w="1218"/>
           </w:tcPr>
           <w:p>
             <w:r>
@@ -18155,7 +18147,7 @@
         </w:tc>
         <w:tc>
           <w:tcPr>
-            <w:tcW w:type="dxa" w:w="838"/>
+            <w:tcW w:type="dxa" w:w="1218"/>
           </w:tcPr>
           <w:p>
             <w:r>
@@ -18168,7 +18160,7 @@
         </w:tc>
         <w:tc>
           <w:tcPr>
-            <w:tcW w:type="dxa" w:w="838"/>
+            <w:tcW w:type="dxa" w:w="1218"/>
           </w:tcPr>
           <w:p>
             <w:r>
@@ -18181,7 +18173,7 @@
         </w:tc>
         <w:tc>
           <w:tcPr>
-            <w:tcW w:type="dxa" w:w="838"/>
+            <w:tcW w:type="dxa" w:w="1218"/>
           </w:tcPr>
           <w:p>
             <w:r>
@@ -18194,7 +18186,7 @@
         </w:tc>
         <w:tc>
           <w:tcPr>
-            <w:tcW w:type="dxa" w:w="838"/>
+            <w:tcW w:type="dxa" w:w="1218"/>
           </w:tcPr>
           <w:p>
             <w:r>
@@ -18207,7 +18199,7 @@
         </w:tc>
         <w:tc>
           <w:tcPr>
-            <w:tcW w:type="dxa" w:w="838"/>
+            <w:tcW w:type="dxa" w:w="1218"/>
           </w:tcPr>
           <w:p>
             <w:r>
@@ -18220,7 +18212,7 @@
         </w:tc>
         <w:tc>
           <w:tcPr>
-            <w:tcW w:type="dxa" w:w="838"/>
+            <w:tcW w:type="dxa" w:w="1218"/>
           </w:tcPr>
           <w:p>
             <w:r>
@@ -18233,7 +18225,7 @@
         </w:tc>
         <w:tc>
           <w:tcPr>
-            <w:tcW w:type="dxa" w:w="838"/>
+            <w:tcW w:type="dxa" w:w="1218"/>
           </w:tcPr>
           <w:p>
             <w:r>
@@ -18248,7 +18240,7 @@
       <w:tr>
         <w:tc>
           <w:tcPr>
-            <w:tcW w:type="dxa" w:w="838"/>
+            <w:tcW w:type="dxa" w:w="1218"/>
           </w:tcPr>
           <w:p>
             <w:r>
@@ -18261,7 +18253,7 @@
         </w:tc>
         <w:tc>
           <w:tcPr>
-            <w:tcW w:type="dxa" w:w="838"/>
+            <w:tcW w:type="dxa" w:w="1218"/>
           </w:tcPr>
           <w:p>
             <w:r>
@@ -18274,7 +18266,7 @@
         </w:tc>
         <w:tc>
           <w:tcPr>
-            <w:tcW w:type="dxa" w:w="838"/>
+            <w:tcW w:type="dxa" w:w="1218"/>
           </w:tcPr>
           <w:p>
             <w:r>
@@ -18287,7 +18279,7 @@
         </w:tc>
         <w:tc>
           <w:tcPr>
-            <w:tcW w:type="dxa" w:w="838"/>
+            <w:tcW w:type="dxa" w:w="1218"/>
           </w:tcPr>
           <w:p>
             <w:r>
@@ -18300,7 +18292,7 @@
         </w:tc>
         <w:tc>
           <w:tcPr>
-            <w:tcW w:type="dxa" w:w="838"/>
+            <w:tcW w:type="dxa" w:w="1218"/>
           </w:tcPr>
           <w:p>
             <w:r>
@@ -18313,7 +18305,7 @@
         </w:tc>
         <w:tc>
           <w:tcPr>
-            <w:tcW w:type="dxa" w:w="838"/>
+            <w:tcW w:type="dxa" w:w="1218"/>
           </w:tcPr>
           <w:p>
             <w:r>
@@ -18326,7 +18318,7 @@
         </w:tc>
         <w:tc>
           <w:tcPr>
-            <w:tcW w:type="dxa" w:w="838"/>
+            <w:tcW w:type="dxa" w:w="1218"/>
           </w:tcPr>
           <w:p>
             <w:r>
@@ -18339,7 +18331,7 @@
         </w:tc>
         <w:tc>
           <w:tcPr>
-            <w:tcW w:type="dxa" w:w="838"/>
+            <w:tcW w:type="dxa" w:w="1218"/>
           </w:tcPr>
           <w:p>
             <w:r>
@@ -18352,7 +18344,7 @@
         </w:tc>
         <w:tc>
           <w:tcPr>
-            <w:tcW w:type="dxa" w:w="838"/>
+            <w:tcW w:type="dxa" w:w="1218"/>
           </w:tcPr>
           <w:p>
             <w:r>
@@ -18365,7 +18357,7 @@
         </w:tc>
         <w:tc>
           <w:tcPr>
-            <w:tcW w:type="dxa" w:w="838"/>
+            <w:tcW w:type="dxa" w:w="1218"/>
           </w:tcPr>
           <w:p>
             <w:r>
@@ -18378,7 +18370,7 @@
         </w:tc>
         <w:tc>
           <w:tcPr>
-            <w:tcW w:type="dxa" w:w="838"/>
+            <w:tcW w:type="dxa" w:w="1218"/>
           </w:tcPr>
           <w:p>
             <w:r>
@@ -18391,7 +18383,7 @@
         </w:tc>
         <w:tc>
           <w:tcPr>
-            <w:tcW w:type="dxa" w:w="838"/>
+            <w:tcW w:type="dxa" w:w="1218"/>
           </w:tcPr>
           <w:p>
             <w:r>
@@ -18404,7 +18396,7 @@
         </w:tc>
         <w:tc>
           <w:tcPr>
-            <w:tcW w:type="dxa" w:w="838"/>
+            <w:tcW w:type="dxa" w:w="1218"/>
           </w:tcPr>
           <w:p>
             <w:r>
@@ -18419,7 +18411,7 @@
       <w:tr>
         <w:tc>
           <w:tcPr>
-            <w:tcW w:type="dxa" w:w="838"/>
+            <w:tcW w:type="dxa" w:w="1218"/>
           </w:tcPr>
           <w:p>
             <w:r>
@@ -18432,7 +18424,7 @@
         </w:tc>
         <w:tc>
           <w:tcPr>
-            <w:tcW w:type="dxa" w:w="838"/>
+            <w:tcW w:type="dxa" w:w="1218"/>
           </w:tcPr>
           <w:p>
             <w:r>
@@ -18445,7 +18437,7 @@
         </w:tc>
         <w:tc>
           <w:tcPr>
-            <w:tcW w:type="dxa" w:w="838"/>
+            <w:tcW w:type="dxa" w:w="1218"/>
           </w:tcPr>
           <w:p>
             <w:r>
@@ -18458,7 +18450,7 @@
         </w:tc>
         <w:tc>
           <w:tcPr>
-            <w:tcW w:type="dxa" w:w="838"/>
+            <w:tcW w:type="dxa" w:w="1218"/>
           </w:tcPr>
           <w:p>
             <w:r>
@@ -18471,7 +18463,7 @@
         </w:tc>
         <w:tc>
           <w:tcPr>
-            <w:tcW w:type="dxa" w:w="838"/>
+            <w:tcW w:type="dxa" w:w="1218"/>
           </w:tcPr>
           <w:p>
             <w:r>
@@ -18484,7 +18476,7 @@
         </w:tc>
         <w:tc>
           <w:tcPr>
-            <w:tcW w:type="dxa" w:w="838"/>
+            <w:tcW w:type="dxa" w:w="1218"/>
           </w:tcPr>
           <w:p>
             <w:r>
@@ -18497,7 +18489,7 @@
         </w:tc>
         <w:tc>
           <w:tcPr>
-            <w:tcW w:type="dxa" w:w="838"/>
+            <w:tcW w:type="dxa" w:w="1218"/>
           </w:tcPr>
           <w:p>
             <w:r>
@@ -18510,7 +18502,7 @@
         </w:tc>
         <w:tc>
           <w:tcPr>
-            <w:tcW w:type="dxa" w:w="838"/>
+            <w:tcW w:type="dxa" w:w="1218"/>
           </w:tcPr>
           <w:p>
             <w:r>
@@ -18523,7 +18515,7 @@
         </w:tc>
         <w:tc>
           <w:tcPr>
-            <w:tcW w:type="dxa" w:w="838"/>
+            <w:tcW w:type="dxa" w:w="1218"/>
           </w:tcPr>
           <w:p>
             <w:r>
@@ -18536,7 +18528,7 @@
         </w:tc>
         <w:tc>
           <w:tcPr>
-            <w:tcW w:type="dxa" w:w="838"/>
+            <w:tcW w:type="dxa" w:w="1218"/>
           </w:tcPr>
           <w:p>
             <w:r>
@@ -18549,7 +18541,7 @@
         </w:tc>
         <w:tc>
           <w:tcPr>
-            <w:tcW w:type="dxa" w:w="838"/>
+            <w:tcW w:type="dxa" w:w="1218"/>
           </w:tcPr>
           <w:p>
             <w:r>
@@ -18562,7 +18554,7 @@
         </w:tc>
         <w:tc>
           <w:tcPr>
-            <w:tcW w:type="dxa" w:w="838"/>
+            <w:tcW w:type="dxa" w:w="1218"/>
           </w:tcPr>
           <w:p>
             <w:r>
@@ -18575,7 +18567,7 @@
         </w:tc>
         <w:tc>
           <w:tcPr>
-            <w:tcW w:type="dxa" w:w="838"/>
+            <w:tcW w:type="dxa" w:w="1218"/>
           </w:tcPr>
           <w:p>
             <w:r>
@@ -18590,7 +18582,7 @@
       <w:tr>
         <w:tc>
           <w:tcPr>
-            <w:tcW w:type="dxa" w:w="838"/>
+            <w:tcW w:type="dxa" w:w="1218"/>
           </w:tcPr>
           <w:p>
             <w:r>
@@ -18603,7 +18595,7 @@
         </w:tc>
         <w:tc>
           <w:tcPr>
-            <w:tcW w:type="dxa" w:w="838"/>
+            <w:tcW w:type="dxa" w:w="1218"/>
           </w:tcPr>
           <w:p>
             <w:r>
@@ -18616,7 +18608,7 @@
         </w:tc>
         <w:tc>
           <w:tcPr>
-            <w:tcW w:type="dxa" w:w="838"/>
+            <w:tcW w:type="dxa" w:w="1218"/>
           </w:tcPr>
           <w:p>
             <w:r>
@@ -18629,7 +18621,7 @@
         </w:tc>
         <w:tc>
           <w:tcPr>
-            <w:tcW w:type="dxa" w:w="838"/>
+            <w:tcW w:type="dxa" w:w="1218"/>
           </w:tcPr>
           <w:p>
             <w:r>
@@ -18642,7 +18634,7 @@
         </w:tc>
         <w:tc>
           <w:tcPr>
-            <w:tcW w:type="dxa" w:w="838"/>
+            <w:tcW w:type="dxa" w:w="1218"/>
           </w:tcPr>
           <w:p>
             <w:r>
@@ -18655,7 +18647,7 @@
         </w:tc>
         <w:tc>
           <w:tcPr>
-            <w:tcW w:type="dxa" w:w="838"/>
+            <w:tcW w:type="dxa" w:w="1218"/>
           </w:tcPr>
           <w:p>
             <w:r>
@@ -18668,7 +18660,7 @@
         </w:tc>
         <w:tc>
           <w:tcPr>
-            <w:tcW w:type="dxa" w:w="838"/>
+            <w:tcW w:type="dxa" w:w="1218"/>
           </w:tcPr>
           <w:p>
             <w:r>
@@ -18681,7 +18673,7 @@
         </w:tc>
         <w:tc>
           <w:tcPr>
-            <w:tcW w:type="dxa" w:w="838"/>
+            <w:tcW w:type="dxa" w:w="1218"/>
           </w:tcPr>
           <w:p>
             <w:r>
@@ -18694,7 +18686,7 @@
         </w:tc>
         <w:tc>
           <w:tcPr>
-            <w:tcW w:type="dxa" w:w="838"/>
+            <w:tcW w:type="dxa" w:w="1218"/>
           </w:tcPr>
           <w:p>
             <w:r>
@@ -18707,7 +18699,7 @@
         </w:tc>
         <w:tc>
           <w:tcPr>
-            <w:tcW w:type="dxa" w:w="838"/>
+            <w:tcW w:type="dxa" w:w="1218"/>
           </w:tcPr>
           <w:p>
             <w:r>
@@ -18720,7 +18712,7 @@
         </w:tc>
         <w:tc>
           <w:tcPr>
-            <w:tcW w:type="dxa" w:w="838"/>
+            <w:tcW w:type="dxa" w:w="1218"/>
           </w:tcPr>
           <w:p>
             <w:r>
@@ -18733,7 +18725,7 @@
         </w:tc>
         <w:tc>
           <w:tcPr>
-            <w:tcW w:type="dxa" w:w="838"/>
+            <w:tcW w:type="dxa" w:w="1218"/>
           </w:tcPr>
           <w:p>
             <w:r>
@@ -18746,7 +18738,7 @@
         </w:tc>
         <w:tc>
           <w:tcPr>
-            <w:tcW w:type="dxa" w:w="838"/>
+            <w:tcW w:type="dxa" w:w="1218"/>
           </w:tcPr>
           <w:p>
             <w:r>
@@ -18761,7 +18753,7 @@
       <w:tr>
         <w:tc>
           <w:tcPr>
-            <w:tcW w:type="dxa" w:w="838"/>
+            <w:tcW w:type="dxa" w:w="1218"/>
           </w:tcPr>
           <w:p>
             <w:r>
@@ -18774,7 +18766,7 @@
         </w:tc>
         <w:tc>
           <w:tcPr>
-            <w:tcW w:type="dxa" w:w="838"/>
+            <w:tcW w:type="dxa" w:w="1218"/>
           </w:tcPr>
           <w:p>
             <w:r>
@@ -18787,7 +18779,7 @@
         </w:tc>
         <w:tc>
           <w:tcPr>
-            <w:tcW w:type="dxa" w:w="838"/>
+            <w:tcW w:type="dxa" w:w="1218"/>
           </w:tcPr>
           <w:p>
             <w:r>
@@ -18800,7 +18792,7 @@
         </w:tc>
         <w:tc>
           <w:tcPr>
-            <w:tcW w:type="dxa" w:w="838"/>
+            <w:tcW w:type="dxa" w:w="1218"/>
           </w:tcPr>
           <w:p>
             <w:r>
@@ -18813,7 +18805,7 @@
         </w:tc>
         <w:tc>
           <w:tcPr>
-            <w:tcW w:type="dxa" w:w="838"/>
+            <w:tcW w:type="dxa" w:w="1218"/>
           </w:tcPr>
           <w:p>
             <w:r>
@@ -18826,7 +18818,7 @@
         </w:tc>
         <w:tc>
           <w:tcPr>
-            <w:tcW w:type="dxa" w:w="838"/>
+            <w:tcW w:type="dxa" w:w="1218"/>
           </w:tcPr>
           <w:p>
             <w:r>
@@ -18839,7 +18831,7 @@
         </w:tc>
         <w:tc>
           <w:tcPr>
-            <w:tcW w:type="dxa" w:w="838"/>
+            <w:tcW w:type="dxa" w:w="1218"/>
           </w:tcPr>
           <w:p>
             <w:r>
@@ -18852,7 +18844,7 @@
         </w:tc>
         <w:tc>
           <w:tcPr>
-            <w:tcW w:type="dxa" w:w="838"/>
+            <w:tcW w:type="dxa" w:w="1218"/>
           </w:tcPr>
           <w:p>
             <w:r>
@@ -18865,7 +18857,7 @@
         </w:tc>
         <w:tc>
           <w:tcPr>
-            <w:tcW w:type="dxa" w:w="838"/>
+            <w:tcW w:type="dxa" w:w="1218"/>
           </w:tcPr>
           <w:p>
             <w:r>
@@ -18878,7 +18870,7 @@
         </w:tc>
         <w:tc>
           <w:tcPr>
-            <w:tcW w:type="dxa" w:w="838"/>
+            <w:tcW w:type="dxa" w:w="1218"/>
           </w:tcPr>
           <w:p>
             <w:r>
@@ -18891,7 +18883,7 @@
         </w:tc>
         <w:tc>
           <w:tcPr>
-            <w:tcW w:type="dxa" w:w="838"/>
+            <w:tcW w:type="dxa" w:w="1218"/>
           </w:tcPr>
           <w:p>
             <w:r>
@@ -18904,7 +18896,7 @@
         </w:tc>
         <w:tc>
           <w:tcPr>
-            <w:tcW w:type="dxa" w:w="838"/>
+            <w:tcW w:type="dxa" w:w="1218"/>
           </w:tcPr>
           <w:p>
             <w:r>
@@ -18917,7 +18909,7 @@
         </w:tc>
         <w:tc>
           <w:tcPr>
-            <w:tcW w:type="dxa" w:w="838"/>
+            <w:tcW w:type="dxa" w:w="1218"/>
           </w:tcPr>
           <w:p>
             <w:r>
@@ -18932,7 +18924,7 @@
       <w:tr>
         <w:tc>
           <w:tcPr>
-            <w:tcW w:type="dxa" w:w="838"/>
+            <w:tcW w:type="dxa" w:w="1218"/>
           </w:tcPr>
           <w:p>
             <w:r>
@@ -18945,7 +18937,7 @@
         </w:tc>
         <w:tc>
           <w:tcPr>
-            <w:tcW w:type="dxa" w:w="838"/>
+            <w:tcW w:type="dxa" w:w="1218"/>
           </w:tcPr>
           <w:p>
             <w:r>
@@ -18958,7 +18950,7 @@
         </w:tc>
         <w:tc>
           <w:tcPr>
-            <w:tcW w:type="dxa" w:w="838"/>
+            <w:tcW w:type="dxa" w:w="1218"/>
           </w:tcPr>
           <w:p>
             <w:r>
@@ -18971,7 +18963,7 @@
         </w:tc>
         <w:tc>
           <w:tcPr>
-            <w:tcW w:type="dxa" w:w="838"/>
+            <w:tcW w:type="dxa" w:w="1218"/>
           </w:tcPr>
           <w:p>
             <w:r>
@@ -18984,7 +18976,7 @@
         </w:tc>
         <w:tc>
           <w:tcPr>
-            <w:tcW w:type="dxa" w:w="838"/>
+            <w:tcW w:type="dxa" w:w="1218"/>
           </w:tcPr>
           <w:p>
             <w:r>
@@ -18997,7 +18989,7 @@
         </w:tc>
         <w:tc>
           <w:tcPr>
-            <w:tcW w:type="dxa" w:w="838"/>
+            <w:tcW w:type="dxa" w:w="1218"/>
           </w:tcPr>
           <w:p>
             <w:r>
@@ -19010,7 +19002,7 @@
         </w:tc>
         <w:tc>
           <w:tcPr>
-            <w:tcW w:type="dxa" w:w="838"/>
+            <w:tcW w:type="dxa" w:w="1218"/>
           </w:tcPr>
           <w:p>
             <w:r>
@@ -19023,7 +19015,7 @@
         </w:tc>
         <w:tc>
           <w:tcPr>
-            <w:tcW w:type="dxa" w:w="838"/>
+            <w:tcW w:type="dxa" w:w="1218"/>
           </w:tcPr>
           <w:p>
             <w:r>
@@ -19036,7 +19028,7 @@
         </w:tc>
         <w:tc>
           <w:tcPr>
-            <w:tcW w:type="dxa" w:w="838"/>
+            <w:tcW w:type="dxa" w:w="1218"/>
           </w:tcPr>
           <w:p>
             <w:r>
@@ -19049,7 +19041,7 @@
         </w:tc>
         <w:tc>
           <w:tcPr>
-            <w:tcW w:type="dxa" w:w="838"/>
+            <w:tcW w:type="dxa" w:w="1218"/>
           </w:tcPr>
           <w:p>
             <w:r>
@@ -19062,7 +19054,7 @@
         </w:tc>
         <w:tc>
           <w:tcPr>
-            <w:tcW w:type="dxa" w:w="838"/>
+            <w:tcW w:type="dxa" w:w="1218"/>
           </w:tcPr>
           <w:p>
             <w:r>
@@ -19075,7 +19067,7 @@
         </w:tc>
         <w:tc>
           <w:tcPr>
-            <w:tcW w:type="dxa" w:w="838"/>
+            <w:tcW w:type="dxa" w:w="1218"/>
           </w:tcPr>
           <w:p>
             <w:r>
@@ -19088,7 +19080,7 @@
         </w:tc>
         <w:tc>
           <w:tcPr>
-            <w:tcW w:type="dxa" w:w="838"/>
+            <w:tcW w:type="dxa" w:w="1218"/>
           </w:tcPr>
           <w:p>
             <w:r>
@@ -19103,7 +19095,7 @@
       <w:tr>
         <w:tc>
           <w:tcPr>
-            <w:tcW w:type="dxa" w:w="838"/>
+            <w:tcW w:type="dxa" w:w="1218"/>
           </w:tcPr>
           <w:p>
             <w:r>
@@ -19116,7 +19108,7 @@
         </w:tc>
         <w:tc>
           <w:tcPr>
-            <w:tcW w:type="dxa" w:w="838"/>
+            <w:tcW w:type="dxa" w:w="1218"/>
           </w:tcPr>
           <w:p>
             <w:r>
@@ -19129,7 +19121,7 @@
         </w:tc>
         <w:tc>
           <w:tcPr>
-            <w:tcW w:type="dxa" w:w="838"/>
+            <w:tcW w:type="dxa" w:w="1218"/>
           </w:tcPr>
           <w:p>
             <w:r>
@@ -19142,7 +19134,7 @@
         </w:tc>
         <w:tc>
           <w:tcPr>
-            <w:tcW w:type="dxa" w:w="838"/>
+            <w:tcW w:type="dxa" w:w="1218"/>
           </w:tcPr>
           <w:p>
             <w:r>
@@ -19155,7 +19147,7 @@
         </w:tc>
         <w:tc>
           <w:tcPr>
-            <w:tcW w:type="dxa" w:w="838"/>
+            <w:tcW w:type="dxa" w:w="1218"/>
           </w:tcPr>
           <w:p>
             <w:r>
@@ -19168,7 +19160,7 @@
         </w:tc>
         <w:tc>
           <w:tcPr>
-            <w:tcW w:type="dxa" w:w="838"/>
+            <w:tcW w:type="dxa" w:w="1218"/>
           </w:tcPr>
           <w:p>
             <w:r>
@@ -19181,7 +19173,7 @@
         </w:tc>
         <w:tc>
           <w:tcPr>
-            <w:tcW w:type="dxa" w:w="838"/>
+            <w:tcW w:type="dxa" w:w="1218"/>
           </w:tcPr>
           <w:p>
             <w:r>
@@ -19194,7 +19186,7 @@
         </w:tc>
         <w:tc>
           <w:tcPr>
-            <w:tcW w:type="dxa" w:w="838"/>
+            <w:tcW w:type="dxa" w:w="1218"/>
           </w:tcPr>
           <w:p>
             <w:r>
@@ -19207,7 +19199,7 @@
         </w:tc>
         <w:tc>
           <w:tcPr>
-            <w:tcW w:type="dxa" w:w="838"/>
+            <w:tcW w:type="dxa" w:w="1218"/>
           </w:tcPr>
           <w:p>
             <w:r>
@@ -19220,7 +19212,7 @@
         </w:tc>
         <w:tc>
           <w:tcPr>
-            <w:tcW w:type="dxa" w:w="838"/>
+            <w:tcW w:type="dxa" w:w="1218"/>
           </w:tcPr>
           <w:p>
             <w:r>
@@ -19233,7 +19225,7 @@
         </w:tc>
         <w:tc>
           <w:tcPr>
-            <w:tcW w:type="dxa" w:w="838"/>
+            <w:tcW w:type="dxa" w:w="1218"/>
           </w:tcPr>
           <w:p>
             <w:r>
@@ -19246,7 +19238,7 @@
         </w:tc>
         <w:tc>
           <w:tcPr>
-            <w:tcW w:type="dxa" w:w="838"/>
+            <w:tcW w:type="dxa" w:w="1218"/>
           </w:tcPr>
           <w:p>
             <w:r>
@@ -19259,7 +19251,7 @@
         </w:tc>
         <w:tc>
           <w:tcPr>
-            <w:tcW w:type="dxa" w:w="838"/>
+            <w:tcW w:type="dxa" w:w="1218"/>
           </w:tcPr>
           <w:p>
             <w:r>
@@ -19274,7 +19266,7 @@
       <w:tr>
         <w:tc>
           <w:tcPr>
-            <w:tcW w:type="dxa" w:w="838"/>
+            <w:tcW w:type="dxa" w:w="1218"/>
           </w:tcPr>
           <w:p>
             <w:r>
@@ -19287,7 +19279,7 @@
         </w:tc>
         <w:tc>
           <w:tcPr>
-            <w:tcW w:type="dxa" w:w="838"/>
+            <w:tcW w:type="dxa" w:w="1218"/>
           </w:tcPr>
           <w:p>
             <w:r>
@@ -19300,7 +19292,7 @@
         </w:tc>
         <w:tc>
           <w:tcPr>
-            <w:tcW w:type="dxa" w:w="838"/>
+            <w:tcW w:type="dxa" w:w="1218"/>
           </w:tcPr>
           <w:p>
             <w:r>
@@ -19313,7 +19305,7 @@
         </w:tc>
         <w:tc>
           <w:tcPr>
-            <w:tcW w:type="dxa" w:w="838"/>
+            <w:tcW w:type="dxa" w:w="1218"/>
           </w:tcPr>
           <w:p>
             <w:r>
@@ -19326,7 +19318,7 @@
         </w:tc>
         <w:tc>
           <w:tcPr>
-            <w:tcW w:type="dxa" w:w="838"/>
+            <w:tcW w:type="dxa" w:w="1218"/>
           </w:tcPr>
           <w:p>
             <w:r>
@@ -19339,7 +19331,7 @@
         </w:tc>
         <w:tc>
           <w:tcPr>
-            <w:tcW w:type="dxa" w:w="838"/>
+            <w:tcW w:type="dxa" w:w="1218"/>
           </w:tcPr>
           <w:p>
             <w:r>
@@ -19352,7 +19344,7 @@
         </w:tc>
         <w:tc>
           <w:tcPr>
-            <w:tcW w:type="dxa" w:w="838"/>
+            <w:tcW w:type="dxa" w:w="1218"/>
           </w:tcPr>
           <w:p>
             <w:r>
@@ -19365,7 +19357,7 @@
         </w:tc>
         <w:tc>
           <w:tcPr>
-            <w:tcW w:type="dxa" w:w="838"/>
+            <w:tcW w:type="dxa" w:w="1218"/>
           </w:tcPr>
           <w:p>
             <w:r>
@@ -19378,7 +19370,7 @@
         </w:tc>
         <w:tc>
           <w:tcPr>
-            <w:tcW w:type="dxa" w:w="838"/>
+            <w:tcW w:type="dxa" w:w="1218"/>
           </w:tcPr>
           <w:p>
             <w:r>
@@ -19391,7 +19383,7 @@
         </w:tc>
         <w:tc>
           <w:tcPr>
-            <w:tcW w:type="dxa" w:w="838"/>
+            <w:tcW w:type="dxa" w:w="1218"/>
           </w:tcPr>
           <w:p>
             <w:r>
@@ -19404,7 +19396,7 @@
         </w:tc>
         <w:tc>
           <w:tcPr>
-            <w:tcW w:type="dxa" w:w="838"/>
+            <w:tcW w:type="dxa" w:w="1218"/>
           </w:tcPr>
           <w:p>
             <w:r>
@@ -19417,7 +19409,7 @@
         </w:tc>
         <w:tc>
           <w:tcPr>
-            <w:tcW w:type="dxa" w:w="838"/>
+            <w:tcW w:type="dxa" w:w="1218"/>
           </w:tcPr>
           <w:p>
             <w:r>
@@ -19430,7 +19422,7 @@
         </w:tc>
         <w:tc>
           <w:tcPr>
-            <w:tcW w:type="dxa" w:w="838"/>
+            <w:tcW w:type="dxa" w:w="1218"/>
           </w:tcPr>
           <w:p>
             <w:r>
@@ -19445,7 +19437,7 @@
       <w:tr>
         <w:tc>
           <w:tcPr>
-            <w:tcW w:type="dxa" w:w="838"/>
+            <w:tcW w:type="dxa" w:w="1218"/>
           </w:tcPr>
           <w:p>
             <w:r>
@@ -19458,7 +19450,7 @@
         </w:tc>
         <w:tc>
           <w:tcPr>
-            <w:tcW w:type="dxa" w:w="838"/>
+            <w:tcW w:type="dxa" w:w="1218"/>
           </w:tcPr>
           <w:p>
             <w:r>
@@ -19471,7 +19463,7 @@
         </w:tc>
         <w:tc>
           <w:tcPr>
-            <w:tcW w:type="dxa" w:w="838"/>
+            <w:tcW w:type="dxa" w:w="1218"/>
           </w:tcPr>
           <w:p>
             <w:r>
@@ -19484,7 +19476,7 @@
         </w:tc>
         <w:tc>
           <w:tcPr>
-            <w:tcW w:type="dxa" w:w="838"/>
+            <w:tcW w:type="dxa" w:w="1218"/>
           </w:tcPr>
           <w:p>
             <w:r>
@@ -19497,7 +19489,7 @@
         </w:tc>
         <w:tc>
           <w:tcPr>
-            <w:tcW w:type="dxa" w:w="838"/>
+            <w:tcW w:type="dxa" w:w="1218"/>
           </w:tcPr>
           <w:p>
             <w:r>
@@ -19510,7 +19502,7 @@
         </w:tc>
         <w:tc>
           <w:tcPr>
-            <w:tcW w:type="dxa" w:w="838"/>
+            <w:tcW w:type="dxa" w:w="1218"/>
           </w:tcPr>
           <w:p>
             <w:r>
@@ -19523,7 +19515,7 @@
         </w:tc>
         <w:tc>
           <w:tcPr>
-            <w:tcW w:type="dxa" w:w="838"/>
+            <w:tcW w:type="dxa" w:w="1218"/>
           </w:tcPr>
           <w:p>
             <w:r>
@@ -19536,7 +19528,7 @@
         </w:tc>
         <w:tc>
           <w:tcPr>
-            <w:tcW w:type="dxa" w:w="838"/>
+            <w:tcW w:type="dxa" w:w="1218"/>
           </w:tcPr>
           <w:p>
             <w:r>
@@ -19549,7 +19541,7 @@
         </w:tc>
         <w:tc>
           <w:tcPr>
-            <w:tcW w:type="dxa" w:w="838"/>
+            <w:tcW w:type="dxa" w:w="1218"/>
           </w:tcPr>
           <w:p>
             <w:r>
@@ -19562,7 +19554,7 @@
         </w:tc>
         <w:tc>
           <w:tcPr>
-            <w:tcW w:type="dxa" w:w="838"/>
+            <w:tcW w:type="dxa" w:w="1218"/>
           </w:tcPr>
           <w:p>
             <w:r>
@@ -19575,7 +19567,7 @@
         </w:tc>
         <w:tc>
           <w:tcPr>
-            <w:tcW w:type="dxa" w:w="838"/>
+            <w:tcW w:type="dxa" w:w="1218"/>
           </w:tcPr>
           <w:p>
             <w:r>
@@ -19588,7 +19580,7 @@
         </w:tc>
         <w:tc>
           <w:tcPr>
-            <w:tcW w:type="dxa" w:w="838"/>
+            <w:tcW w:type="dxa" w:w="1218"/>
           </w:tcPr>
           <w:p>
             <w:r>
@@ -19601,7 +19593,7 @@
         </w:tc>
         <w:tc>
           <w:tcPr>
-            <w:tcW w:type="dxa" w:w="838"/>
+            <w:tcW w:type="dxa" w:w="1218"/>
           </w:tcPr>
           <w:p>
             <w:r>
@@ -19616,7 +19608,7 @@
       <w:tr>
         <w:tc>
           <w:tcPr>
-            <w:tcW w:type="dxa" w:w="838"/>
+            <w:tcW w:type="dxa" w:w="1218"/>
           </w:tcPr>
           <w:p>
             <w:r>
@@ -19629,7 +19621,7 @@
         </w:tc>
         <w:tc>
           <w:tcPr>
-            <w:tcW w:type="dxa" w:w="838"/>
+            <w:tcW w:type="dxa" w:w="1218"/>
           </w:tcPr>
           <w:p>
             <w:r>
@@ -19642,7 +19634,7 @@
         </w:tc>
         <w:tc>
           <w:tcPr>
-            <w:tcW w:type="dxa" w:w="838"/>
+            <w:tcW w:type="dxa" w:w="1218"/>
           </w:tcPr>
           <w:p>
             <w:r>
@@ -19655,7 +19647,7 @@
         </w:tc>
         <w:tc>
           <w:tcPr>
-            <w:tcW w:type="dxa" w:w="838"/>
+            <w:tcW w:type="dxa" w:w="1218"/>
           </w:tcPr>
           <w:p>
             <w:r>
@@ -19668,7 +19660,7 @@
         </w:tc>
         <w:tc>
           <w:tcPr>
-            <w:tcW w:type="dxa" w:w="838"/>
+            <w:tcW w:type="dxa" w:w="1218"/>
           </w:tcPr>
           <w:p>
             <w:r>
@@ -19681,7 +19673,7 @@
         </w:tc>
         <w:tc>
           <w:tcPr>
-            <w:tcW w:type="dxa" w:w="838"/>
+            <w:tcW w:type="dxa" w:w="1218"/>
           </w:tcPr>
           <w:p>
             <w:r>
@@ -19694,7 +19686,7 @@
         </w:tc>
         <w:tc>
           <w:tcPr>
-            <w:tcW w:type="dxa" w:w="838"/>
+            <w:tcW w:type="dxa" w:w="1218"/>
           </w:tcPr>
           <w:p>
             <w:r>
@@ -19707,7 +19699,7 @@
         </w:tc>
         <w:tc>
           <w:tcPr>
-            <w:tcW w:type="dxa" w:w="838"/>
+            <w:tcW w:type="dxa" w:w="1218"/>
           </w:tcPr>
           <w:p>
             <w:r>
@@ -19720,7 +19712,7 @@
         </w:tc>
         <w:tc>
           <w:tcPr>
-            <w:tcW w:type="dxa" w:w="838"/>
+            <w:tcW w:type="dxa" w:w="1218"/>
           </w:tcPr>
           <w:p>
             <w:r>
@@ -19733,7 +19725,7 @@
         </w:tc>
         <w:tc>
           <w:tcPr>
-            <w:tcW w:type="dxa" w:w="838"/>
+            <w:tcW w:type="dxa" w:w="1218"/>
           </w:tcPr>
           <w:p>
             <w:r>
@@ -19746,7 +19738,7 @@
         </w:tc>
         <w:tc>
           <w:tcPr>
-            <w:tcW w:type="dxa" w:w="838"/>
+            <w:tcW w:type="dxa" w:w="1218"/>
           </w:tcPr>
           <w:p>
             <w:r>
@@ -19759,7 +19751,7 @@
         </w:tc>
         <w:tc>
           <w:tcPr>
-            <w:tcW w:type="dxa" w:w="838"/>
+            <w:tcW w:type="dxa" w:w="1218"/>
           </w:tcPr>
           <w:p>
             <w:r>
@@ -19772,7 +19764,7 @@
         </w:tc>
         <w:tc>
           <w:tcPr>
-            <w:tcW w:type="dxa" w:w="838"/>
+            <w:tcW w:type="dxa" w:w="1218"/>
           </w:tcPr>
           <w:p>
             <w:r>
@@ -19787,7 +19779,7 @@
       <w:tr>
         <w:tc>
           <w:tcPr>
-            <w:tcW w:type="dxa" w:w="838"/>
+            <w:tcW w:type="dxa" w:w="1218"/>
           </w:tcPr>
           <w:p>
             <w:r>
@@ -19800,7 +19792,7 @@
         </w:tc>
         <w:tc>
           <w:tcPr>
-            <w:tcW w:type="dxa" w:w="838"/>
+            <w:tcW w:type="dxa" w:w="1218"/>
           </w:tcPr>
           <w:p>
             <w:r>
@@ -19813,7 +19805,7 @@
         </w:tc>
         <w:tc>
           <w:tcPr>
-            <w:tcW w:type="dxa" w:w="838"/>
+            <w:tcW w:type="dxa" w:w="1218"/>
           </w:tcPr>
           <w:p>
             <w:r>
@@ -19826,7 +19818,7 @@
         </w:tc>
         <w:tc>
           <w:tcPr>
-            <w:tcW w:type="dxa" w:w="838"/>
+            <w:tcW w:type="dxa" w:w="1218"/>
           </w:tcPr>
           <w:p>
             <w:r>
@@ -19839,7 +19831,7 @@
         </w:tc>
         <w:tc>
           <w:tcPr>
-            <w:tcW w:type="dxa" w:w="838"/>
+            <w:tcW w:type="dxa" w:w="1218"/>
           </w:tcPr>
           <w:p>
             <w:r>
@@ -19852,7 +19844,7 @@
         </w:tc>
         <w:tc>
           <w:tcPr>
-            <w:tcW w:type="dxa" w:w="838"/>
+            <w:tcW w:type="dxa" w:w="1218"/>
           </w:tcPr>
           <w:p>
             <w:r>
@@ -19865,7 +19857,7 @@
         </w:tc>
         <w:tc>
           <w:tcPr>
-            <w:tcW w:type="dxa" w:w="838"/>
+            <w:tcW w:type="dxa" w:w="1218"/>
           </w:tcPr>
           <w:p>
             <w:r>
@@ -19878,7 +19870,7 @@
         </w:tc>
         <w:tc>
           <w:tcPr>
-            <w:tcW w:type="dxa" w:w="838"/>
+            <w:tcW w:type="dxa" w:w="1218"/>
           </w:tcPr>
           <w:p>
             <w:r>
@@ -19891,7 +19883,7 @@
         </w:tc>
         <w:tc>
           <w:tcPr>
-            <w:tcW w:type="dxa" w:w="838"/>
+            <w:tcW w:type="dxa" w:w="1218"/>
           </w:tcPr>
           <w:p>
             <w:r>
@@ -19904,7 +19896,7 @@
         </w:tc>
         <w:tc>
           <w:tcPr>
-            <w:tcW w:type="dxa" w:w="838"/>
+            <w:tcW w:type="dxa" w:w="1218"/>
           </w:tcPr>
           <w:p>
             <w:r>
@@ -19917,7 +19909,7 @@
         </w:tc>
         <w:tc>
           <w:tcPr>
-            <w:tcW w:type="dxa" w:w="838"/>
+            <w:tcW w:type="dxa" w:w="1218"/>
           </w:tcPr>
           <w:p>
             <w:r>
@@ -19930,7 +19922,7 @@
         </w:tc>
         <w:tc>
           <w:tcPr>
-            <w:tcW w:type="dxa" w:w="838"/>
+            <w:tcW w:type="dxa" w:w="1218"/>
           </w:tcPr>
           <w:p>
             <w:r>
@@ -19943,7 +19935,7 @@
         </w:tc>
         <w:tc>
           <w:tcPr>
-            <w:tcW w:type="dxa" w:w="838"/>
+            <w:tcW w:type="dxa" w:w="1218"/>
           </w:tcPr>
           <w:p>
             <w:r>
@@ -19958,7 +19950,7 @@
       <w:tr>
         <w:tc>
           <w:tcPr>
-            <w:tcW w:type="dxa" w:w="838"/>
+            <w:tcW w:type="dxa" w:w="1218"/>
           </w:tcPr>
           <w:p>
             <w:r>
@@ -19971,7 +19963,7 @@
         </w:tc>
         <w:tc>
           <w:tcPr>
-            <w:tcW w:type="dxa" w:w="838"/>
+            <w:tcW w:type="dxa" w:w="1218"/>
           </w:tcPr>
           <w:p>
             <w:r>
@@ -19984,7 +19976,7 @@
         </w:tc>
         <w:tc>
           <w:tcPr>
-            <w:tcW w:type="dxa" w:w="838"/>
+            <w:tcW w:type="dxa" w:w="1218"/>
           </w:tcPr>
           <w:p>
             <w:r>
@@ -19997,7 +19989,7 @@
         </w:tc>
         <w:tc>
           <w:tcPr>
-            <w:tcW w:type="dxa" w:w="838"/>
+            <w:tcW w:type="dxa" w:w="1218"/>
           </w:tcPr>
           <w:p>
             <w:r>
@@ -20010,7 +20002,7 @@
         </w:tc>
         <w:tc>
           <w:tcPr>
-            <w:tcW w:type="dxa" w:w="838"/>
+            <w:tcW w:type="dxa" w:w="1218"/>
           </w:tcPr>
           <w:p>
             <w:r>
@@ -20023,7 +20015,7 @@
         </w:tc>
         <w:tc>
           <w:tcPr>
-            <w:tcW w:type="dxa" w:w="838"/>
+            <w:tcW w:type="dxa" w:w="1218"/>
           </w:tcPr>
           <w:p>
             <w:r>
@@ -20036,7 +20028,7 @@
         </w:tc>
         <w:tc>
           <w:tcPr>
-            <w:tcW w:type="dxa" w:w="838"/>
+            <w:tcW w:type="dxa" w:w="1218"/>
           </w:tcPr>
           <w:p>
             <w:r>
@@ -20049,7 +20041,7 @@
         </w:tc>
         <w:tc>
           <w:tcPr>
-            <w:tcW w:type="dxa" w:w="838"/>
+            <w:tcW w:type="dxa" w:w="1218"/>
           </w:tcPr>
           <w:p>
             <w:r>
@@ -20062,7 +20054,7 @@
         </w:tc>
         <w:tc>
           <w:tcPr>
-            <w:tcW w:type="dxa" w:w="838"/>
+            <w:tcW w:type="dxa" w:w="1218"/>
           </w:tcPr>
           <w:p>
             <w:r>
@@ -20075,7 +20067,7 @@
         </w:tc>
         <w:tc>
           <w:tcPr>
-            <w:tcW w:type="dxa" w:w="838"/>
+            <w:tcW w:type="dxa" w:w="1218"/>
           </w:tcPr>
           <w:p>
             <w:r>
@@ -20088,7 +20080,7 @@
         </w:tc>
         <w:tc>
           <w:tcPr>
-            <w:tcW w:type="dxa" w:w="838"/>
+            <w:tcW w:type="dxa" w:w="1218"/>
           </w:tcPr>
           <w:p>
             <w:r>
@@ -20101,7 +20093,7 @@
         </w:tc>
         <w:tc>
           <w:tcPr>
-            <w:tcW w:type="dxa" w:w="838"/>
+            <w:tcW w:type="dxa" w:w="1218"/>
           </w:tcPr>
           <w:p>
             <w:r>
@@ -20114,7 +20106,7 @@
         </w:tc>
         <w:tc>
           <w:tcPr>
-            <w:tcW w:type="dxa" w:w="838"/>
+            <w:tcW w:type="dxa" w:w="1218"/>
           </w:tcPr>
           <w:p>
             <w:r>
@@ -20129,7 +20121,7 @@
       <w:tr>
         <w:tc>
           <w:tcPr>
-            <w:tcW w:type="dxa" w:w="838"/>
+            <w:tcW w:type="dxa" w:w="1218"/>
           </w:tcPr>
           <w:p>
             <w:r>
@@ -20142,7 +20134,7 @@
         </w:tc>
         <w:tc>
           <w:tcPr>
-            <w:tcW w:type="dxa" w:w="838"/>
+            <w:tcW w:type="dxa" w:w="1218"/>
           </w:tcPr>
           <w:p>
             <w:r>
@@ -20155,7 +20147,7 @@
         </w:tc>
         <w:tc>
           <w:tcPr>
-            <w:tcW w:type="dxa" w:w="838"/>
+            <w:tcW w:type="dxa" w:w="1218"/>
           </w:tcPr>
           <w:p>
             <w:r>
@@ -20168,7 +20160,7 @@
         </w:tc>
         <w:tc>
           <w:tcPr>
-            <w:tcW w:type="dxa" w:w="838"/>
+            <w:tcW w:type="dxa" w:w="1218"/>
           </w:tcPr>
           <w:p>
             <w:r>
@@ -20181,7 +20173,7 @@
         </w:tc>
         <w:tc>
           <w:tcPr>
-            <w:tcW w:type="dxa" w:w="838"/>
+            <w:tcW w:type="dxa" w:w="1218"/>
           </w:tcPr>
           <w:p>
             <w:r>
@@ -20194,7 +20186,7 @@
         </w:tc>
         <w:tc>
           <w:tcPr>
-            <w:tcW w:type="dxa" w:w="838"/>
+            <w:tcW w:type="dxa" w:w="1218"/>
           </w:tcPr>
           <w:p>
             <w:r>
@@ -20207,7 +20199,7 @@
         </w:tc>
         <w:tc>
           <w:tcPr>
-            <w:tcW w:type="dxa" w:w="838"/>
+            <w:tcW w:type="dxa" w:w="1218"/>
           </w:tcPr>
           <w:p>
             <w:r>
@@ -20220,7 +20212,7 @@
         </w:tc>
         <w:tc>
           <w:tcPr>
-            <w:tcW w:type="dxa" w:w="838"/>
+            <w:tcW w:type="dxa" w:w="1218"/>
           </w:tcPr>
           <w:p>
             <w:r>
@@ -20233,7 +20225,7 @@
         </w:tc>
         <w:tc>
           <w:tcPr>
-            <w:tcW w:type="dxa" w:w="838"/>
+            <w:tcW w:type="dxa" w:w="1218"/>
           </w:tcPr>
           <w:p>
             <w:r>
@@ -20246,7 +20238,7 @@
         </w:tc>
         <w:tc>
           <w:tcPr>
-            <w:tcW w:type="dxa" w:w="838"/>
+            <w:tcW w:type="dxa" w:w="1218"/>
           </w:tcPr>
           <w:p>
             <w:r>
@@ -20259,7 +20251,7 @@
         </w:tc>
         <w:tc>
           <w:tcPr>
-            <w:tcW w:type="dxa" w:w="838"/>
+            <w:tcW w:type="dxa" w:w="1218"/>
           </w:tcPr>
           <w:p>
             <w:r>
@@ -20272,7 +20264,7 @@
         </w:tc>
         <w:tc>
           <w:tcPr>
-            <w:tcW w:type="dxa" w:w="838"/>
+            <w:tcW w:type="dxa" w:w="1218"/>
           </w:tcPr>
           <w:p>
             <w:r>
@@ -20285,7 +20277,7 @@
         </w:tc>
         <w:tc>
           <w:tcPr>
-            <w:tcW w:type="dxa" w:w="838"/>
+            <w:tcW w:type="dxa" w:w="1218"/>
           </w:tcPr>
           <w:p>
             <w:r>
@@ -20300,7 +20292,7 @@
       <w:tr>
         <w:tc>
           <w:tcPr>
-            <w:tcW w:type="dxa" w:w="838"/>
+            <w:tcW w:type="dxa" w:w="1218"/>
           </w:tcPr>
           <w:p>
             <w:r>
@@ -20313,7 +20305,7 @@
         </w:tc>
         <w:tc>
           <w:tcPr>
-            <w:tcW w:type="dxa" w:w="838"/>
+            <w:tcW w:type="dxa" w:w="1218"/>
           </w:tcPr>
           <w:p>
             <w:r>
@@ -20326,7 +20318,7 @@
         </w:tc>
         <w:tc>
           <w:tcPr>
-            <w:tcW w:type="dxa" w:w="838"/>
+            <w:tcW w:type="dxa" w:w="1218"/>
           </w:tcPr>
           <w:p>
             <w:r>
@@ -20339,7 +20331,7 @@
         </w:tc>
         <w:tc>
           <w:tcPr>
-            <w:tcW w:type="dxa" w:w="838"/>
+            <w:tcW w:type="dxa" w:w="1218"/>
           </w:tcPr>
           <w:p>
             <w:r>
@@ -20352,7 +20344,7 @@
         </w:tc>
         <w:tc>
           <w:tcPr>
-            <w:tcW w:type="dxa" w:w="838"/>
+            <w:tcW w:type="dxa" w:w="1218"/>
           </w:tcPr>
           <w:p>
             <w:r>
@@ -20365,7 +20357,7 @@
         </w:tc>
         <w:tc>
           <w:tcPr>
-            <w:tcW w:type="dxa" w:w="838"/>
+            <w:tcW w:type="dxa" w:w="1218"/>
           </w:tcPr>
           <w:p>
             <w:r>
@@ -20378,7 +20370,7 @@
         </w:tc>
         <w:tc>
           <w:tcPr>
-            <w:tcW w:type="dxa" w:w="838"/>
+            <w:tcW w:type="dxa" w:w="1218"/>
           </w:tcPr>
           <w:p>
             <w:r>
@@ -20391,7 +20383,7 @@
         </w:tc>
         <w:tc>
           <w:tcPr>
-            <w:tcW w:type="dxa" w:w="838"/>
+            <w:tcW w:type="dxa" w:w="1218"/>
           </w:tcPr>
           <w:p>
             <w:r>
@@ -20404,7 +20396,7 @@
         </w:tc>
         <w:tc>
           <w:tcPr>
-            <w:tcW w:type="dxa" w:w="838"/>
+            <w:tcW w:type="dxa" w:w="1218"/>
           </w:tcPr>
           <w:p>
             <w:r>
@@ -20417,7 +20409,7 @@
         </w:tc>
         <w:tc>
           <w:tcPr>
-            <w:tcW w:type="dxa" w:w="838"/>
+            <w:tcW w:type="dxa" w:w="1218"/>
           </w:tcPr>
           <w:p>
             <w:r>
@@ -20430,7 +20422,7 @@
         </w:tc>
         <w:tc>
           <w:tcPr>
-            <w:tcW w:type="dxa" w:w="838"/>
+            <w:tcW w:type="dxa" w:w="1218"/>
           </w:tcPr>
           <w:p>
             <w:r>
@@ -20443,7 +20435,7 @@
         </w:tc>
         <w:tc>
           <w:tcPr>
-            <w:tcW w:type="dxa" w:w="838"/>
+            <w:tcW w:type="dxa" w:w="1218"/>
           </w:tcPr>
           <w:p>
             <w:r>
@@ -20456,7 +20448,7 @@
         </w:tc>
         <w:tc>
           <w:tcPr>
-            <w:tcW w:type="dxa" w:w="838"/>
+            <w:tcW w:type="dxa" w:w="1218"/>
           </w:tcPr>
           <w:p>
             <w:r>
@@ -20471,7 +20463,7 @@
       <w:tr>
         <w:tc>
           <w:tcPr>
-            <w:tcW w:type="dxa" w:w="838"/>
+            <w:tcW w:type="dxa" w:w="1218"/>
           </w:tcPr>
           <w:p>
             <w:r>
@@ -20484,7 +20476,7 @@
         </w:tc>
         <w:tc>
           <w:tcPr>
-            <w:tcW w:type="dxa" w:w="838"/>
+            <w:tcW w:type="dxa" w:w="1218"/>
           </w:tcPr>
           <w:p>
             <w:r>
@@ -20497,7 +20489,7 @@
         </w:tc>
         <w:tc>
           <w:tcPr>
-            <w:tcW w:type="dxa" w:w="838"/>
+            <w:tcW w:type="dxa" w:w="1218"/>
           </w:tcPr>
           <w:p>
             <w:r>
@@ -20510,7 +20502,7 @@
         </w:tc>
         <w:tc>
           <w:tcPr>
-            <w:tcW w:type="dxa" w:w="838"/>
+            <w:tcW w:type="dxa" w:w="1218"/>
           </w:tcPr>
           <w:p>
             <w:r>
@@ -20523,7 +20515,7 @@
         </w:tc>
         <w:tc>
           <w:tcPr>
-            <w:tcW w:type="dxa" w:w="838"/>
+            <w:tcW w:type="dxa" w:w="1218"/>
           </w:tcPr>
           <w:p>
             <w:r>
@@ -20536,7 +20528,7 @@
         </w:tc>
         <w:tc>
           <w:tcPr>
-            <w:tcW w:type="dxa" w:w="838"/>
+            <w:tcW w:type="dxa" w:w="1218"/>
           </w:tcPr>
           <w:p>
             <w:r>
@@ -20549,7 +20541,7 @@
         </w:tc>
         <w:tc>
           <w:tcPr>
-            <w:tcW w:type="dxa" w:w="838"/>
+            <w:tcW w:type="dxa" w:w="1218"/>
           </w:tcPr>
           <w:p>
             <w:r>
@@ -20562,7 +20554,7 @@
         </w:tc>
         <w:tc>
           <w:tcPr>
-            <w:tcW w:type="dxa" w:w="838"/>
+            <w:tcW w:type="dxa" w:w="1218"/>
           </w:tcPr>
           <w:p>
             <w:r>
@@ -20575,7 +20567,7 @@
         </w:tc>
         <w:tc>
           <w:tcPr>
-            <w:tcW w:type="dxa" w:w="838"/>
+            <w:tcW w:type="dxa" w:w="1218"/>
           </w:tcPr>
           <w:p>
             <w:r>
@@ -20588,7 +20580,7 @@
         </w:tc>
         <w:tc>
           <w:tcPr>
-            <w:tcW w:type="dxa" w:w="838"/>
+            <w:tcW w:type="dxa" w:w="1218"/>
           </w:tcPr>
           <w:p>
             <w:r>
@@ -20601,7 +20593,7 @@
         </w:tc>
         <w:tc>
           <w:tcPr>
-            <w:tcW w:type="dxa" w:w="838"/>
+            <w:tcW w:type="dxa" w:w="1218"/>
           </w:tcPr>
           <w:p>
             <w:r>
@@ -20614,7 +20606,7 @@
         </w:tc>
         <w:tc>
           <w:tcPr>
-            <w:tcW w:type="dxa" w:w="838"/>
+            <w:tcW w:type="dxa" w:w="1218"/>
           </w:tcPr>
           <w:p>
             <w:r>
@@ -20627,7 +20619,7 @@
         </w:tc>
         <w:tc>
           <w:tcPr>
-            <w:tcW w:type="dxa" w:w="838"/>
+            <w:tcW w:type="dxa" w:w="1218"/>
           </w:tcPr>
           <w:p>
             <w:r>
@@ -20642,7 +20634,7 @@
       <w:tr>
         <w:tc>
           <w:tcPr>
-            <w:tcW w:type="dxa" w:w="838"/>
+            <w:tcW w:type="dxa" w:w="1218"/>
           </w:tcPr>
           <w:p>
             <w:r>
@@ -20655,7 +20647,7 @@
         </w:tc>
         <w:tc>
           <w:tcPr>
-            <w:tcW w:type="dxa" w:w="838"/>
+            <w:tcW w:type="dxa" w:w="1218"/>
           </w:tcPr>
           <w:p>
             <w:r>
@@ -20668,7 +20660,7 @@
         </w:tc>
         <w:tc>
           <w:tcPr>
-            <w:tcW w:type="dxa" w:w="838"/>
+            <w:tcW w:type="dxa" w:w="1218"/>
           </w:tcPr>
           <w:p>
             <w:r>
@@ -20681,7 +20673,7 @@
         </w:tc>
         <w:tc>
           <w:tcPr>
-            <w:tcW w:type="dxa" w:w="838"/>
+            <w:tcW w:type="dxa" w:w="1218"/>
           </w:tcPr>
           <w:p>
             <w:r>
@@ -20694,7 +20686,7 @@
         </w:tc>
         <w:tc>
           <w:tcPr>
-            <w:tcW w:type="dxa" w:w="838"/>
+            <w:tcW w:type="dxa" w:w="1218"/>
           </w:tcPr>
           <w:p>
             <w:r>
@@ -20707,7 +20699,7 @@
         </w:tc>
         <w:tc>
           <w:tcPr>
-            <w:tcW w:type="dxa" w:w="838"/>
+            <w:tcW w:type="dxa" w:w="1218"/>
           </w:tcPr>
           <w:p>
             <w:r>
@@ -20720,7 +20712,7 @@
         </w:tc>
         <w:tc>
           <w:tcPr>
-            <w:tcW w:type="dxa" w:w="838"/>
+            <w:tcW w:type="dxa" w:w="1218"/>
           </w:tcPr>
           <w:p>
             <w:r>
@@ -20733,7 +20725,7 @@
         </w:tc>
         <w:tc>
           <w:tcPr>
-            <w:tcW w:type="dxa" w:w="838"/>
+            <w:tcW w:type="dxa" w:w="1218"/>
           </w:tcPr>
           <w:p>
             <w:r>
@@ -20746,7 +20738,7 @@
         </w:tc>
         <w:tc>
           <w:tcPr>
-            <w:tcW w:type="dxa" w:w="838"/>
+            <w:tcW w:type="dxa" w:w="1218"/>
           </w:tcPr>
           <w:p>
             <w:r>
@@ -20759,7 +20751,7 @@
         </w:tc>
         <w:tc>
           <w:tcPr>
-            <w:tcW w:type="dxa" w:w="838"/>
+            <w:tcW w:type="dxa" w:w="1218"/>
           </w:tcPr>
           <w:p>
             <w:r>
@@ -20772,7 +20764,7 @@
         </w:tc>
         <w:tc>
           <w:tcPr>
-            <w:tcW w:type="dxa" w:w="838"/>
+            <w:tcW w:type="dxa" w:w="1218"/>
           </w:tcPr>
           <w:p>
             <w:r>
@@ -20785,7 +20777,7 @@
         </w:tc>
         <w:tc>
           <w:tcPr>
-            <w:tcW w:type="dxa" w:w="838"/>
+            <w:tcW w:type="dxa" w:w="1218"/>
           </w:tcPr>
           <w:p>
             <w:r>
@@ -20798,7 +20790,7 @@
         </w:tc>
         <w:tc>
           <w:tcPr>
-            <w:tcW w:type="dxa" w:w="838"/>
+            <w:tcW w:type="dxa" w:w="1218"/>
           </w:tcPr>
           <w:p>
             <w:r>
@@ -20813,7 +20805,7 @@
       <w:tr>
         <w:tc>
           <w:tcPr>
-            <w:tcW w:type="dxa" w:w="838"/>
+            <w:tcW w:type="dxa" w:w="1218"/>
           </w:tcPr>
           <w:p>
             <w:r>
@@ -20826,7 +20818,7 @@
         </w:tc>
         <w:tc>
           <w:tcPr>
-            <w:tcW w:type="dxa" w:w="838"/>
+            <w:tcW w:type="dxa" w:w="1218"/>
           </w:tcPr>
           <w:p>
             <w:r>
@@ -20839,7 +20831,7 @@
         </w:tc>
         <w:tc>
           <w:tcPr>
-            <w:tcW w:type="dxa" w:w="838"/>
+            <w:tcW w:type="dxa" w:w="1218"/>
           </w:tcPr>
           <w:p>
             <w:r>
@@ -20852,7 +20844,7 @@
         </w:tc>
         <w:tc>
           <w:tcPr>
-            <w:tcW w:type="dxa" w:w="838"/>
+            <w:tcW w:type="dxa" w:w="1218"/>
           </w:tcPr>
           <w:p>
             <w:r>
@@ -20865,7 +20857,7 @@
         </w:tc>
         <w:tc>
           <w:tcPr>
-            <w:tcW w:type="dxa" w:w="838"/>
+            <w:tcW w:type="dxa" w:w="1218"/>
           </w:tcPr>
           <w:p>
             <w:r>
@@ -20878,7 +20870,7 @@
         </w:tc>
         <w:tc>
           <w:tcPr>
-            <w:tcW w:type="dxa" w:w="838"/>
+            <w:tcW w:type="dxa" w:w="1218"/>
           </w:tcPr>
           <w:p>
             <w:r>
@@ -20891,7 +20883,7 @@
         </w:tc>
         <w:tc>
           <w:tcPr>
-            <w:tcW w:type="dxa" w:w="838"/>
+            <w:tcW w:type="dxa" w:w="1218"/>
           </w:tcPr>
           <w:p>
             <w:r>
@@ -20904,7 +20896,7 @@
         </w:tc>
         <w:tc>
           <w:tcPr>
-            <w:tcW w:type="dxa" w:w="838"/>
+            <w:tcW w:type="dxa" w:w="1218"/>
           </w:tcPr>
           <w:p>
             <w:r>
@@ -20917,7 +20909,7 @@
         </w:tc>
         <w:tc>
           <w:tcPr>
-            <w:tcW w:type="dxa" w:w="838"/>
+            <w:tcW w:type="dxa" w:w="1218"/>
           </w:tcPr>
           <w:p>
             <w:r>
@@ -20930,7 +20922,7 @@
         </w:tc>
         <w:tc>
           <w:tcPr>
-            <w:tcW w:type="dxa" w:w="838"/>
+            <w:tcW w:type="dxa" w:w="1218"/>
           </w:tcPr>
           <w:p>
             <w:r>
@@ -20943,7 +20935,7 @@
         </w:tc>
         <w:tc>
           <w:tcPr>
-            <w:tcW w:type="dxa" w:w="838"/>
+            <w:tcW w:type="dxa" w:w="1218"/>
           </w:tcPr>
           <w:p>
             <w:r>
@@ -20956,7 +20948,7 @@
         </w:tc>
         <w:tc>
           <w:tcPr>
-            <w:tcW w:type="dxa" w:w="838"/>
+            <w:tcW w:type="dxa" w:w="1218"/>
           </w:tcPr>
           <w:p>
             <w:r>
@@ -20969,7 +20961,7 @@
         </w:tc>
         <w:tc>
           <w:tcPr>
-            <w:tcW w:type="dxa" w:w="838"/>
+            <w:tcW w:type="dxa" w:w="1218"/>
           </w:tcPr>
           <w:p>
             <w:r>
@@ -20984,7 +20976,7 @@
       <w:tr>
         <w:tc>
           <w:tcPr>
-            <w:tcW w:type="dxa" w:w="838"/>
+            <w:tcW w:type="dxa" w:w="1218"/>
           </w:tcPr>
           <w:p>
             <w:r>
@@ -20997,7 +20989,7 @@
         </w:tc>
         <w:tc>
           <w:tcPr>
-            <w:tcW w:type="dxa" w:w="838"/>
+            <w:tcW w:type="dxa" w:w="1218"/>
           </w:tcPr>
           <w:p>
             <w:r>
@@ -21010,7 +21002,7 @@
         </w:tc>
         <w:tc>
           <w:tcPr>
-            <w:tcW w:type="dxa" w:w="838"/>
+            <w:tcW w:type="dxa" w:w="1218"/>
           </w:tcPr>
           <w:p>
             <w:r>
@@ -21023,7 +21015,7 @@
         </w:tc>
         <w:tc>
           <w:tcPr>
-            <w:tcW w:type="dxa" w:w="838"/>
+            <w:tcW w:type="dxa" w:w="1218"/>
           </w:tcPr>
           <w:p>
             <w:r>
@@ -21036,7 +21028,7 @@
         </w:tc>
         <w:tc>
           <w:tcPr>
-            <w:tcW w:type="dxa" w:w="838"/>
+            <w:tcW w:type="dxa" w:w="1218"/>
           </w:tcPr>
           <w:p>
             <w:r>
@@ -21049,7 +21041,7 @@
         </w:tc>
         <w:tc>
           <w:tcPr>
-            <w:tcW w:type="dxa" w:w="838"/>
+            <w:tcW w:type="dxa" w:w="1218"/>
           </w:tcPr>
           <w:p>
             <w:r>
@@ -21062,7 +21054,7 @@
         </w:tc>
         <w:tc>
           <w:tcPr>
-            <w:tcW w:type="dxa" w:w="838"/>
+            <w:tcW w:type="dxa" w:w="1218"/>
           </w:tcPr>
           <w:p>
             <w:r>
@@ -21075,7 +21067,7 @@
         </w:tc>
         <w:tc>
           <w:tcPr>
-            <w:tcW w:type="dxa" w:w="838"/>
+            <w:tcW w:type="dxa" w:w="1218"/>
           </w:tcPr>
           <w:p>
             <w:r>
@@ -21088,7 +21080,7 @@
         </w:tc>
         <w:tc>
           <w:tcPr>
-            <w:tcW w:type="dxa" w:w="838"/>
+            <w:tcW w:type="dxa" w:w="1218"/>
           </w:tcPr>
           <w:p>
             <w:r>
@@ -21101,7 +21093,7 @@
         </w:tc>
         <w:tc>
           <w:tcPr>
-            <w:tcW w:type="dxa" w:w="838"/>
+            <w:tcW w:type="dxa" w:w="1218"/>
           </w:tcPr>
           <w:p>
             <w:r>
@@ -21114,7 +21106,7 @@
         </w:tc>
         <w:tc>
           <w:tcPr>
-            <w:tcW w:type="dxa" w:w="838"/>
+            <w:tcW w:type="dxa" w:w="1218"/>
           </w:tcPr>
           <w:p>
             <w:r>
@@ -21127,7 +21119,7 @@
         </w:tc>
         <w:tc>
           <w:tcPr>
-            <w:tcW w:type="dxa" w:w="838"/>
+            <w:tcW w:type="dxa" w:w="1218"/>
           </w:tcPr>
           <w:p>
             <w:r>
@@ -21140,7 +21132,7 @@
         </w:tc>
         <w:tc>
           <w:tcPr>
-            <w:tcW w:type="dxa" w:w="838"/>
+            <w:tcW w:type="dxa" w:w="1218"/>
           </w:tcPr>
           <w:p>
             <w:r>
@@ -21180,7 +21172,7 @@
       </w:r>
     </w:p>
     <w:sectPr>
-      <w:pgSz w:w="11906" w:h="16838" w:orient="landscape"/>
+      <w:pgSz w:w="16838" w:h="11906" w:orient="landscape"/>
       <w:pgMar w:top="576" w:right="504" w:bottom="576" w:left="504" w:header="283" w:footer="283" w:gutter="0"/>
       <w:cols w:space="720"/>
       <w:docGrid w:linePitch="360"/>

--- a/ACPOS_ERP-01_ERP與財務_Mother_Basic_Design_OPTIMIZED.docx
+++ b/ACPOS_ERP-01_ERP與財務_Mother_Basic_Design_OPTIMIZED.docx
@@ -20255,10 +20255,7 @@
           </w:tcPr>
           <w:p>
             <w:r>
-              <w:rPr>
-                <w:sz w:val="10"/>
-              </w:rPr>
-              <w:t>—</w:t>
+              <w:t>ERPConnectorService</w:t>
             </w:r>
           </w:p>
         </w:tc>
@@ -20426,10 +20423,7 @@
           </w:tcPr>
           <w:p>
             <w:r>
-              <w:rPr>
-                <w:sz w:val="10"/>
-              </w:rPr>
-              <w:t>—</w:t>
+              <w:t>ERPConnectorService</w:t>
             </w:r>
           </w:p>
         </w:tc>
@@ -20597,10 +20591,7 @@
           </w:tcPr>
           <w:p>
             <w:r>
-              <w:rPr>
-                <w:sz w:val="10"/>
-              </w:rPr>
-              <w:t>—</w:t>
+              <w:t>ERPConnectorService</w:t>
             </w:r>
           </w:p>
         </w:tc>
@@ -20768,10 +20759,7 @@
           </w:tcPr>
           <w:p>
             <w:r>
-              <w:rPr>
-                <w:sz w:val="10"/>
-              </w:rPr>
-              <w:t>—</w:t>
+              <w:t>ERPConnectorService</w:t>
             </w:r>
           </w:p>
         </w:tc>
@@ -20939,10 +20927,7 @@
           </w:tcPr>
           <w:p>
             <w:r>
-              <w:rPr>
-                <w:sz w:val="10"/>
-              </w:rPr>
-              <w:t>—</w:t>
+              <w:t>ERPConnectorService</w:t>
             </w:r>
           </w:p>
         </w:tc>
@@ -21110,10 +21095,7 @@
           </w:tcPr>
           <w:p>
             <w:r>
-              <w:rPr>
-                <w:sz w:val="10"/>
-              </w:rPr>
-              <w:t>—</w:t>
+              <w:t>ERPConnectorService</w:t>
             </w:r>
           </w:p>
         </w:tc>

--- a/ACPOS_ERP-01_ERP與財務_Mother_Basic_Design_OPTIMIZED.docx
+++ b/ACPOS_ERP-01_ERP與財務_Mother_Basic_Design_OPTIMIZED.docx
@@ -17177,10 +17177,7 @@
           </w:tcPr>
           <w:p>
             <w:r>
-              <w:rPr>
-                <w:sz w:val="10"/>
-              </w:rPr>
-              <w:t>—</w:t>
+              <w:t>ERPConnectorService</w:t>
             </w:r>
           </w:p>
         </w:tc>
@@ -17348,10 +17345,7 @@
           </w:tcPr>
           <w:p>
             <w:r>
-              <w:rPr>
-                <w:sz w:val="10"/>
-              </w:rPr>
-              <w:t>—</w:t>
+              <w:t>ERPConnectorService</w:t>
             </w:r>
           </w:p>
         </w:tc>
@@ -17519,10 +17513,7 @@
           </w:tcPr>
           <w:p>
             <w:r>
-              <w:rPr>
-                <w:sz w:val="10"/>
-              </w:rPr>
-              <w:t>—</w:t>
+              <w:t>ERPConnectorService</w:t>
             </w:r>
           </w:p>
         </w:tc>
@@ -17690,10 +17681,7 @@
           </w:tcPr>
           <w:p>
             <w:r>
-              <w:rPr>
-                <w:sz w:val="10"/>
-              </w:rPr>
-              <w:t>—</w:t>
+              <w:t>ERPConnectorService</w:t>
             </w:r>
           </w:p>
         </w:tc>
@@ -17861,10 +17849,7 @@
           </w:tcPr>
           <w:p>
             <w:r>
-              <w:rPr>
-                <w:sz w:val="10"/>
-              </w:rPr>
-              <w:t>—</w:t>
+              <w:t>ERPConnectorService</w:t>
             </w:r>
           </w:p>
         </w:tc>
@@ -18032,10 +18017,7 @@
           </w:tcPr>
           <w:p>
             <w:r>
-              <w:rPr>
-                <w:sz w:val="10"/>
-              </w:rPr>
-              <w:t>—</w:t>
+              <w:t>ERPConnectorService</w:t>
             </w:r>
           </w:p>
         </w:tc>
@@ -18203,10 +18185,7 @@
           </w:tcPr>
           <w:p>
             <w:r>
-              <w:rPr>
-                <w:sz w:val="10"/>
-              </w:rPr>
-              <w:t>—</w:t>
+              <w:t>ERPConnectorService</w:t>
             </w:r>
           </w:p>
         </w:tc>
@@ -18374,10 +18353,7 @@
           </w:tcPr>
           <w:p>
             <w:r>
-              <w:rPr>
-                <w:sz w:val="10"/>
-              </w:rPr>
-              <w:t>—</w:t>
+              <w:t>FinanceGuardrailService</w:t>
             </w:r>
           </w:p>
         </w:tc>
@@ -18545,10 +18521,7 @@
           </w:tcPr>
           <w:p>
             <w:r>
-              <w:rPr>
-                <w:sz w:val="10"/>
-              </w:rPr>
-              <w:t>—</w:t>
+              <w:t>FinanceGuardrailService</w:t>
             </w:r>
           </w:p>
         </w:tc>
@@ -18716,10 +18689,7 @@
           </w:tcPr>
           <w:p>
             <w:r>
-              <w:rPr>
-                <w:sz w:val="10"/>
-              </w:rPr>
-              <w:t>—</w:t>
+              <w:t>FinanceGuardrailService</w:t>
             </w:r>
           </w:p>
         </w:tc>
@@ -18887,10 +18857,7 @@
           </w:tcPr>
           <w:p>
             <w:r>
-              <w:rPr>
-                <w:sz w:val="10"/>
-              </w:rPr>
-              <w:t>—</w:t>
+              <w:t>FinanceGuardrailService</w:t>
             </w:r>
           </w:p>
         </w:tc>
@@ -19058,10 +19025,7 @@
           </w:tcPr>
           <w:p>
             <w:r>
-              <w:rPr>
-                <w:sz w:val="10"/>
-              </w:rPr>
-              <w:t>—</w:t>
+              <w:t>FinanceGuardrailService</w:t>
             </w:r>
           </w:p>
         </w:tc>
@@ -19229,10 +19193,7 @@
           </w:tcPr>
           <w:p>
             <w:r>
-              <w:rPr>
-                <w:sz w:val="10"/>
-              </w:rPr>
-              <w:t>—</w:t>
+              <w:t>FinanceGuardrailService</w:t>
             </w:r>
           </w:p>
         </w:tc>
@@ -19400,10 +19361,7 @@
           </w:tcPr>
           <w:p>
             <w:r>
-              <w:rPr>
-                <w:sz w:val="10"/>
-              </w:rPr>
-              <w:t>—</w:t>
+              <w:t>FinanceGuardrailService</w:t>
             </w:r>
           </w:p>
         </w:tc>
@@ -21153,9 +21111,1782 @@
         <w:t>The exact control denominator above is the only construction denominator for this page. Components/fields/visual IDs are not counted as additional controls. Existing source UIDs are preserved. A control classified UI_LOCAL_EXACT MUST NOT create a server write. A control classified SPEC_EXACT_RUNTIME_BLOCKED / NOT_EXECUTED MUST remain disabled or fail-closed until its runtime evidence exists.</w:t>
       </w:r>
     </w:p>
+    <w:p>
+      <w:pPr>
+        <w:sectPr>
+          <w:pgSz w:w="16838" w:h="11906" w:orient="landscape"/>
+          <w:pgMar w:top="576" w:right="504" w:bottom="576" w:left="504" w:header="283" w:footer="283" w:gutter="0"/>
+          <w:cols w:space="720"/>
+          <w:docGrid w:linePitch="360"/>
+        </w:sectPr>
+      </w:pPr>
+    </w:p>
+    <w:p>
+      <w:pPr>
+        <w:pStyle w:val="Heading1"/>
+      </w:pPr>
+      <w:r>
+        <w:t>Batch 15 · ERP Read Projection Binding / Applicability Ledger</w:t>
+      </w:r>
+    </w:p>
+    <w:p>
+      <w:r>
+        <w:rPr>
+          <w:b/>
+        </w:rPr>
+        <w:t xml:space="preserve">[ACPOS-20260921-BATCH-15-OWNER-SPECIFIC-READ-PROJECTION-CLOSURE-V1::PAGE::ERP-01] </w:t>
+      </w:r>
+      <w:r>
+        <w:t>Fourteen Runtime Owner cells are bound in the existing product registry; twenty READONLY field Operation cells remain '—' by explicit non-applicability. No API route or per-field Operation is invented.</w:t>
+      </w:r>
+    </w:p>
+    <w:tbl>
+      <w:tblPr>
+        <w:tblStyle w:val="TableGrid"/>
+        <w:tblW w:type="auto" w:w="0"/>
+        <w:tblLook w:firstColumn="1" w:firstRow="1" w:lastColumn="0" w:lastRow="0" w:noHBand="0" w:noVBand="1" w:val="04A0"/>
+      </w:tblPr>
+      <w:tblGrid>
+        <w:gridCol w:w="2220"/>
+        <w:gridCol w:w="2220"/>
+        <w:gridCol w:w="2220"/>
+        <w:gridCol w:w="2220"/>
+        <w:gridCol w:w="2220"/>
+      </w:tblGrid>
+      <w:tr>
+        <w:trPr>
+          <w:tblHeader w:val="true"/>
+        </w:trPr>
+        <w:tc>
+          <w:tcPr>
+            <w:tcW w:type="dxa" w:w="2220"/>
+            <w:shd w:fill="EDE9FE"/>
+          </w:tcPr>
+          <w:p>
+            <w:pPr>
+              <w:spacing w:before="0" w:after="0"/>
+            </w:pPr>
+            <w:r>
+              <w:rPr>
+                <w:sz w:val="8"/>
+              </w:rPr>
+              <w:t>Target UID</w:t>
+            </w:r>
+          </w:p>
+        </w:tc>
+        <w:tc>
+          <w:tcPr>
+            <w:tcW w:type="dxa" w:w="2220"/>
+            <w:shd w:fill="EDE9FE"/>
+          </w:tcPr>
+          <w:p>
+            <w:pPr>
+              <w:spacing w:before="0" w:after="0"/>
+            </w:pPr>
+            <w:r>
+              <w:rPr>
+                <w:sz w:val="8"/>
+              </w:rPr>
+              <w:t>Group</w:t>
+            </w:r>
+          </w:p>
+        </w:tc>
+        <w:tc>
+          <w:tcPr>
+            <w:tcW w:type="dxa" w:w="2220"/>
+            <w:shd w:fill="EDE9FE"/>
+          </w:tcPr>
+          <w:p>
+            <w:pPr>
+              <w:spacing w:before="0" w:after="0"/>
+            </w:pPr>
+            <w:r>
+              <w:rPr>
+                <w:sz w:val="8"/>
+              </w:rPr>
+              <w:t>Runtime Owner</w:t>
+            </w:r>
+          </w:p>
+        </w:tc>
+        <w:tc>
+          <w:tcPr>
+            <w:tcW w:type="dxa" w:w="2220"/>
+            <w:shd w:fill="EDE9FE"/>
+          </w:tcPr>
+          <w:p>
+            <w:pPr>
+              <w:spacing w:before="0" w:after="0"/>
+            </w:pPr>
+            <w:r>
+              <w:rPr>
+                <w:sz w:val="8"/>
+              </w:rPr>
+              <w:t>Operation</w:t>
+            </w:r>
+          </w:p>
+        </w:tc>
+        <w:tc>
+          <w:tcPr>
+            <w:tcW w:type="dxa" w:w="2220"/>
+            <w:shd w:fill="EDE9FE"/>
+          </w:tcPr>
+          <w:p>
+            <w:pPr>
+              <w:spacing w:before="0" w:after="0"/>
+            </w:pPr>
+            <w:r>
+              <w:rPr>
+                <w:sz w:val="8"/>
+              </w:rPr>
+              <w:t>Handling</w:t>
+            </w:r>
+          </w:p>
+        </w:tc>
+      </w:tr>
+      <w:tr>
+        <w:tc>
+          <w:tcPr>
+            <w:tcW w:type="dxa" w:w="2220"/>
+          </w:tcPr>
+          <w:p>
+            <w:pPr>
+              <w:spacing w:before="0" w:after="0"/>
+            </w:pPr>
+            <w:r>
+              <w:rPr>
+                <w:sz w:val="8"/>
+              </w:rPr>
+              <w:t>ERP-01-FLD-CONN-ADAPTER-KEY</w:t>
+            </w:r>
+          </w:p>
+        </w:tc>
+        <w:tc>
+          <w:tcPr>
+            <w:tcW w:type="dxa" w:w="2220"/>
+          </w:tcPr>
+          <w:p>
+            <w:pPr>
+              <w:spacing w:before="0" w:after="0"/>
+            </w:pPr>
+            <w:r>
+              <w:rPr>
+                <w:sz w:val="8"/>
+              </w:rPr>
+              <w:t>Connector</w:t>
+            </w:r>
+          </w:p>
+        </w:tc>
+        <w:tc>
+          <w:tcPr>
+            <w:tcW w:type="dxa" w:w="2220"/>
+          </w:tcPr>
+          <w:p>
+            <w:pPr>
+              <w:spacing w:before="0" w:after="0"/>
+            </w:pPr>
+            <w:r>
+              <w:rPr>
+                <w:sz w:val="8"/>
+              </w:rPr>
+              <w:t>ERPConnectorService</w:t>
+            </w:r>
+          </w:p>
+        </w:tc>
+        <w:tc>
+          <w:tcPr>
+            <w:tcW w:type="dxa" w:w="2220"/>
+          </w:tcPr>
+          <w:p>
+            <w:pPr>
+              <w:spacing w:before="0" w:after="0"/>
+            </w:pPr>
+            <w:r>
+              <w:rPr>
+                <w:sz w:val="8"/>
+              </w:rPr>
+              <w:t>—</w:t>
+            </w:r>
+          </w:p>
+        </w:tc>
+        <w:tc>
+          <w:tcPr>
+            <w:tcW w:type="dxa" w:w="2220"/>
+          </w:tcPr>
+          <w:p>
+            <w:pPr>
+              <w:spacing w:before="0" w:after="0"/>
+            </w:pPr>
+            <w:r>
+              <w:rPr>
+                <w:sz w:val="8"/>
+              </w:rPr>
+              <w:t>OWNER_BOUND / OPERATION_NA</w:t>
+            </w:r>
+          </w:p>
+        </w:tc>
+      </w:tr>
+      <w:tr>
+        <w:tc>
+          <w:tcPr>
+            <w:tcW w:type="dxa" w:w="2220"/>
+          </w:tcPr>
+          <w:p>
+            <w:pPr>
+              <w:spacing w:before="0" w:after="0"/>
+            </w:pPr>
+            <w:r>
+              <w:rPr>
+                <w:sz w:val="8"/>
+              </w:rPr>
+              <w:t>ERP-01-FLD-CONN-CONNECTION-STATUS</w:t>
+            </w:r>
+          </w:p>
+        </w:tc>
+        <w:tc>
+          <w:tcPr>
+            <w:tcW w:type="dxa" w:w="2220"/>
+          </w:tcPr>
+          <w:p>
+            <w:pPr>
+              <w:spacing w:before="0" w:after="0"/>
+            </w:pPr>
+            <w:r>
+              <w:rPr>
+                <w:sz w:val="8"/>
+              </w:rPr>
+              <w:t>Connector</w:t>
+            </w:r>
+          </w:p>
+        </w:tc>
+        <w:tc>
+          <w:tcPr>
+            <w:tcW w:type="dxa" w:w="2220"/>
+          </w:tcPr>
+          <w:p>
+            <w:pPr>
+              <w:spacing w:before="0" w:after="0"/>
+            </w:pPr>
+            <w:r>
+              <w:rPr>
+                <w:sz w:val="8"/>
+              </w:rPr>
+              <w:t>ERPConnectorService</w:t>
+            </w:r>
+          </w:p>
+        </w:tc>
+        <w:tc>
+          <w:tcPr>
+            <w:tcW w:type="dxa" w:w="2220"/>
+          </w:tcPr>
+          <w:p>
+            <w:pPr>
+              <w:spacing w:before="0" w:after="0"/>
+            </w:pPr>
+            <w:r>
+              <w:rPr>
+                <w:sz w:val="8"/>
+              </w:rPr>
+              <w:t>—</w:t>
+            </w:r>
+          </w:p>
+        </w:tc>
+        <w:tc>
+          <w:tcPr>
+            <w:tcW w:type="dxa" w:w="2220"/>
+          </w:tcPr>
+          <w:p>
+            <w:pPr>
+              <w:spacing w:before="0" w:after="0"/>
+            </w:pPr>
+            <w:r>
+              <w:rPr>
+                <w:sz w:val="8"/>
+              </w:rPr>
+              <w:t>OWNER_BOUND / OPERATION_NA</w:t>
+            </w:r>
+          </w:p>
+        </w:tc>
+      </w:tr>
+      <w:tr>
+        <w:tc>
+          <w:tcPr>
+            <w:tcW w:type="dxa" w:w="2220"/>
+          </w:tcPr>
+          <w:p>
+            <w:pPr>
+              <w:spacing w:before="0" w:after="0"/>
+            </w:pPr>
+            <w:r>
+              <w:rPr>
+                <w:sz w:val="8"/>
+              </w:rPr>
+              <w:t>ERP-01-FLD-CONN-CONNECTOR-ID</w:t>
+            </w:r>
+          </w:p>
+        </w:tc>
+        <w:tc>
+          <w:tcPr>
+            <w:tcW w:type="dxa" w:w="2220"/>
+          </w:tcPr>
+          <w:p>
+            <w:pPr>
+              <w:spacing w:before="0" w:after="0"/>
+            </w:pPr>
+            <w:r>
+              <w:rPr>
+                <w:sz w:val="8"/>
+              </w:rPr>
+              <w:t>Connector</w:t>
+            </w:r>
+          </w:p>
+        </w:tc>
+        <w:tc>
+          <w:tcPr>
+            <w:tcW w:type="dxa" w:w="2220"/>
+          </w:tcPr>
+          <w:p>
+            <w:pPr>
+              <w:spacing w:before="0" w:after="0"/>
+            </w:pPr>
+            <w:r>
+              <w:rPr>
+                <w:sz w:val="8"/>
+              </w:rPr>
+              <w:t>ERPConnectorService</w:t>
+            </w:r>
+          </w:p>
+        </w:tc>
+        <w:tc>
+          <w:tcPr>
+            <w:tcW w:type="dxa" w:w="2220"/>
+          </w:tcPr>
+          <w:p>
+            <w:pPr>
+              <w:spacing w:before="0" w:after="0"/>
+            </w:pPr>
+            <w:r>
+              <w:rPr>
+                <w:sz w:val="8"/>
+              </w:rPr>
+              <w:t>—</w:t>
+            </w:r>
+          </w:p>
+        </w:tc>
+        <w:tc>
+          <w:tcPr>
+            <w:tcW w:type="dxa" w:w="2220"/>
+          </w:tcPr>
+          <w:p>
+            <w:pPr>
+              <w:spacing w:before="0" w:after="0"/>
+            </w:pPr>
+            <w:r>
+              <w:rPr>
+                <w:sz w:val="8"/>
+              </w:rPr>
+              <w:t>OWNER_BOUND / OPERATION_NA</w:t>
+            </w:r>
+          </w:p>
+        </w:tc>
+      </w:tr>
+      <w:tr>
+        <w:tc>
+          <w:tcPr>
+            <w:tcW w:type="dxa" w:w="2220"/>
+          </w:tcPr>
+          <w:p>
+            <w:pPr>
+              <w:spacing w:before="0" w:after="0"/>
+            </w:pPr>
+            <w:r>
+              <w:rPr>
+                <w:sz w:val="8"/>
+              </w:rPr>
+              <w:t>ERP-01-FLD-CONN-ENTITY-SCOPE</w:t>
+            </w:r>
+          </w:p>
+        </w:tc>
+        <w:tc>
+          <w:tcPr>
+            <w:tcW w:type="dxa" w:w="2220"/>
+          </w:tcPr>
+          <w:p>
+            <w:pPr>
+              <w:spacing w:before="0" w:after="0"/>
+            </w:pPr>
+            <w:r>
+              <w:rPr>
+                <w:sz w:val="8"/>
+              </w:rPr>
+              <w:t>Connector</w:t>
+            </w:r>
+          </w:p>
+        </w:tc>
+        <w:tc>
+          <w:tcPr>
+            <w:tcW w:type="dxa" w:w="2220"/>
+          </w:tcPr>
+          <w:p>
+            <w:pPr>
+              <w:spacing w:before="0" w:after="0"/>
+            </w:pPr>
+            <w:r>
+              <w:rPr>
+                <w:sz w:val="8"/>
+              </w:rPr>
+              <w:t>ERPConnectorService</w:t>
+            </w:r>
+          </w:p>
+        </w:tc>
+        <w:tc>
+          <w:tcPr>
+            <w:tcW w:type="dxa" w:w="2220"/>
+          </w:tcPr>
+          <w:p>
+            <w:pPr>
+              <w:spacing w:before="0" w:after="0"/>
+            </w:pPr>
+            <w:r>
+              <w:rPr>
+                <w:sz w:val="8"/>
+              </w:rPr>
+              <w:t>—</w:t>
+            </w:r>
+          </w:p>
+        </w:tc>
+        <w:tc>
+          <w:tcPr>
+            <w:tcW w:type="dxa" w:w="2220"/>
+          </w:tcPr>
+          <w:p>
+            <w:pPr>
+              <w:spacing w:before="0" w:after="0"/>
+            </w:pPr>
+            <w:r>
+              <w:rPr>
+                <w:sz w:val="8"/>
+              </w:rPr>
+              <w:t>OWNER_BOUND / OPERATION_NA</w:t>
+            </w:r>
+          </w:p>
+        </w:tc>
+      </w:tr>
+      <w:tr>
+        <w:tc>
+          <w:tcPr>
+            <w:tcW w:type="dxa" w:w="2220"/>
+          </w:tcPr>
+          <w:p>
+            <w:pPr>
+              <w:spacing w:before="0" w:after="0"/>
+            </w:pPr>
+            <w:r>
+              <w:rPr>
+                <w:sz w:val="8"/>
+              </w:rPr>
+              <w:t>ERP-01-FLD-CONN-MAPPING-VERSION</w:t>
+            </w:r>
+          </w:p>
+        </w:tc>
+        <w:tc>
+          <w:tcPr>
+            <w:tcW w:type="dxa" w:w="2220"/>
+          </w:tcPr>
+          <w:p>
+            <w:pPr>
+              <w:spacing w:before="0" w:after="0"/>
+            </w:pPr>
+            <w:r>
+              <w:rPr>
+                <w:sz w:val="8"/>
+              </w:rPr>
+              <w:t>Connector</w:t>
+            </w:r>
+          </w:p>
+        </w:tc>
+        <w:tc>
+          <w:tcPr>
+            <w:tcW w:type="dxa" w:w="2220"/>
+          </w:tcPr>
+          <w:p>
+            <w:pPr>
+              <w:spacing w:before="0" w:after="0"/>
+            </w:pPr>
+            <w:r>
+              <w:rPr>
+                <w:sz w:val="8"/>
+              </w:rPr>
+              <w:t>ERPConnectorService</w:t>
+            </w:r>
+          </w:p>
+        </w:tc>
+        <w:tc>
+          <w:tcPr>
+            <w:tcW w:type="dxa" w:w="2220"/>
+          </w:tcPr>
+          <w:p>
+            <w:pPr>
+              <w:spacing w:before="0" w:after="0"/>
+            </w:pPr>
+            <w:r>
+              <w:rPr>
+                <w:sz w:val="8"/>
+              </w:rPr>
+              <w:t>—</w:t>
+            </w:r>
+          </w:p>
+        </w:tc>
+        <w:tc>
+          <w:tcPr>
+            <w:tcW w:type="dxa" w:w="2220"/>
+          </w:tcPr>
+          <w:p>
+            <w:pPr>
+              <w:spacing w:before="0" w:after="0"/>
+            </w:pPr>
+            <w:r>
+              <w:rPr>
+                <w:sz w:val="8"/>
+              </w:rPr>
+              <w:t>OWNER_BOUND / OPERATION_NA</w:t>
+            </w:r>
+          </w:p>
+        </w:tc>
+      </w:tr>
+      <w:tr>
+        <w:tc>
+          <w:tcPr>
+            <w:tcW w:type="dxa" w:w="2220"/>
+          </w:tcPr>
+          <w:p>
+            <w:pPr>
+              <w:spacing w:before="0" w:after="0"/>
+            </w:pPr>
+            <w:r>
+              <w:rPr>
+                <w:sz w:val="8"/>
+              </w:rPr>
+              <w:t>ERP-01-FLD-CONN-PROVIDER-KEY</w:t>
+            </w:r>
+          </w:p>
+        </w:tc>
+        <w:tc>
+          <w:tcPr>
+            <w:tcW w:type="dxa" w:w="2220"/>
+          </w:tcPr>
+          <w:p>
+            <w:pPr>
+              <w:spacing w:before="0" w:after="0"/>
+            </w:pPr>
+            <w:r>
+              <w:rPr>
+                <w:sz w:val="8"/>
+              </w:rPr>
+              <w:t>Connector</w:t>
+            </w:r>
+          </w:p>
+        </w:tc>
+        <w:tc>
+          <w:tcPr>
+            <w:tcW w:type="dxa" w:w="2220"/>
+          </w:tcPr>
+          <w:p>
+            <w:pPr>
+              <w:spacing w:before="0" w:after="0"/>
+            </w:pPr>
+            <w:r>
+              <w:rPr>
+                <w:sz w:val="8"/>
+              </w:rPr>
+              <w:t>ERPConnectorService</w:t>
+            </w:r>
+          </w:p>
+        </w:tc>
+        <w:tc>
+          <w:tcPr>
+            <w:tcW w:type="dxa" w:w="2220"/>
+          </w:tcPr>
+          <w:p>
+            <w:pPr>
+              <w:spacing w:before="0" w:after="0"/>
+            </w:pPr>
+            <w:r>
+              <w:rPr>
+                <w:sz w:val="8"/>
+              </w:rPr>
+              <w:t>—</w:t>
+            </w:r>
+          </w:p>
+        </w:tc>
+        <w:tc>
+          <w:tcPr>
+            <w:tcW w:type="dxa" w:w="2220"/>
+          </w:tcPr>
+          <w:p>
+            <w:pPr>
+              <w:spacing w:before="0" w:after="0"/>
+            </w:pPr>
+            <w:r>
+              <w:rPr>
+                <w:sz w:val="8"/>
+              </w:rPr>
+              <w:t>OWNER_BOUND / OPERATION_NA</w:t>
+            </w:r>
+          </w:p>
+        </w:tc>
+      </w:tr>
+      <w:tr>
+        <w:tc>
+          <w:tcPr>
+            <w:tcW w:type="dxa" w:w="2220"/>
+          </w:tcPr>
+          <w:p>
+            <w:pPr>
+              <w:spacing w:before="0" w:after="0"/>
+            </w:pPr>
+            <w:r>
+              <w:rPr>
+                <w:sz w:val="8"/>
+              </w:rPr>
+              <w:t>ERP-01-FLD-CONN-SECRET-REFERENCE-ID</w:t>
+            </w:r>
+          </w:p>
+        </w:tc>
+        <w:tc>
+          <w:tcPr>
+            <w:tcW w:type="dxa" w:w="2220"/>
+          </w:tcPr>
+          <w:p>
+            <w:pPr>
+              <w:spacing w:before="0" w:after="0"/>
+            </w:pPr>
+            <w:r>
+              <w:rPr>
+                <w:sz w:val="8"/>
+              </w:rPr>
+              <w:t>Connector</w:t>
+            </w:r>
+          </w:p>
+        </w:tc>
+        <w:tc>
+          <w:tcPr>
+            <w:tcW w:type="dxa" w:w="2220"/>
+          </w:tcPr>
+          <w:p>
+            <w:pPr>
+              <w:spacing w:before="0" w:after="0"/>
+            </w:pPr>
+            <w:r>
+              <w:rPr>
+                <w:sz w:val="8"/>
+              </w:rPr>
+              <w:t>ERPConnectorService</w:t>
+            </w:r>
+          </w:p>
+        </w:tc>
+        <w:tc>
+          <w:tcPr>
+            <w:tcW w:type="dxa" w:w="2220"/>
+          </w:tcPr>
+          <w:p>
+            <w:pPr>
+              <w:spacing w:before="0" w:after="0"/>
+            </w:pPr>
+            <w:r>
+              <w:rPr>
+                <w:sz w:val="8"/>
+              </w:rPr>
+              <w:t>—</w:t>
+            </w:r>
+          </w:p>
+        </w:tc>
+        <w:tc>
+          <w:tcPr>
+            <w:tcW w:type="dxa" w:w="2220"/>
+          </w:tcPr>
+          <w:p>
+            <w:pPr>
+              <w:spacing w:before="0" w:after="0"/>
+            </w:pPr>
+            <w:r>
+              <w:rPr>
+                <w:sz w:val="8"/>
+              </w:rPr>
+              <w:t>OWNER_BOUND / OPERATION_NA</w:t>
+            </w:r>
+          </w:p>
+        </w:tc>
+      </w:tr>
+      <w:tr>
+        <w:tc>
+          <w:tcPr>
+            <w:tcW w:type="dxa" w:w="2220"/>
+          </w:tcPr>
+          <w:p>
+            <w:pPr>
+              <w:spacing w:before="0" w:after="0"/>
+            </w:pPr>
+            <w:r>
+              <w:rPr>
+                <w:sz w:val="8"/>
+              </w:rPr>
+              <w:t>ERP-01-FLD-FIN-CAPACITY</w:t>
+            </w:r>
+          </w:p>
+        </w:tc>
+        <w:tc>
+          <w:tcPr>
+            <w:tcW w:type="dxa" w:w="2220"/>
+          </w:tcPr>
+          <w:p>
+            <w:pPr>
+              <w:spacing w:before="0" w:after="0"/>
+            </w:pPr>
+            <w:r>
+              <w:rPr>
+                <w:sz w:val="8"/>
+              </w:rPr>
+              <w:t>Finance</w:t>
+            </w:r>
+          </w:p>
+        </w:tc>
+        <w:tc>
+          <w:tcPr>
+            <w:tcW w:type="dxa" w:w="2220"/>
+          </w:tcPr>
+          <w:p>
+            <w:pPr>
+              <w:spacing w:before="0" w:after="0"/>
+            </w:pPr>
+            <w:r>
+              <w:rPr>
+                <w:sz w:val="8"/>
+              </w:rPr>
+              <w:t>FinanceGuardrailService</w:t>
+            </w:r>
+          </w:p>
+        </w:tc>
+        <w:tc>
+          <w:tcPr>
+            <w:tcW w:type="dxa" w:w="2220"/>
+          </w:tcPr>
+          <w:p>
+            <w:pPr>
+              <w:spacing w:before="0" w:after="0"/>
+            </w:pPr>
+            <w:r>
+              <w:rPr>
+                <w:sz w:val="8"/>
+              </w:rPr>
+              <w:t>—</w:t>
+            </w:r>
+          </w:p>
+        </w:tc>
+        <w:tc>
+          <w:tcPr>
+            <w:tcW w:type="dxa" w:w="2220"/>
+          </w:tcPr>
+          <w:p>
+            <w:pPr>
+              <w:spacing w:before="0" w:after="0"/>
+            </w:pPr>
+            <w:r>
+              <w:rPr>
+                <w:sz w:val="8"/>
+              </w:rPr>
+              <w:t>OWNER_BOUND / OPERATION_NA</w:t>
+            </w:r>
+          </w:p>
+        </w:tc>
+      </w:tr>
+      <w:tr>
+        <w:tc>
+          <w:tcPr>
+            <w:tcW w:type="dxa" w:w="2220"/>
+          </w:tcPr>
+          <w:p>
+            <w:pPr>
+              <w:spacing w:before="0" w:after="0"/>
+            </w:pPr>
+            <w:r>
+              <w:rPr>
+                <w:sz w:val="8"/>
+              </w:rPr>
+              <w:t>ERP-01-FLD-FIN-CASHFLOW</w:t>
+            </w:r>
+          </w:p>
+        </w:tc>
+        <w:tc>
+          <w:tcPr>
+            <w:tcW w:type="dxa" w:w="2220"/>
+          </w:tcPr>
+          <w:p>
+            <w:pPr>
+              <w:spacing w:before="0" w:after="0"/>
+            </w:pPr>
+            <w:r>
+              <w:rPr>
+                <w:sz w:val="8"/>
+              </w:rPr>
+              <w:t>Finance</w:t>
+            </w:r>
+          </w:p>
+        </w:tc>
+        <w:tc>
+          <w:tcPr>
+            <w:tcW w:type="dxa" w:w="2220"/>
+          </w:tcPr>
+          <w:p>
+            <w:pPr>
+              <w:spacing w:before="0" w:after="0"/>
+            </w:pPr>
+            <w:r>
+              <w:rPr>
+                <w:sz w:val="8"/>
+              </w:rPr>
+              <w:t>FinanceGuardrailService</w:t>
+            </w:r>
+          </w:p>
+        </w:tc>
+        <w:tc>
+          <w:tcPr>
+            <w:tcW w:type="dxa" w:w="2220"/>
+          </w:tcPr>
+          <w:p>
+            <w:pPr>
+              <w:spacing w:before="0" w:after="0"/>
+            </w:pPr>
+            <w:r>
+              <w:rPr>
+                <w:sz w:val="8"/>
+              </w:rPr>
+              <w:t>—</w:t>
+            </w:r>
+          </w:p>
+        </w:tc>
+        <w:tc>
+          <w:tcPr>
+            <w:tcW w:type="dxa" w:w="2220"/>
+          </w:tcPr>
+          <w:p>
+            <w:pPr>
+              <w:spacing w:before="0" w:after="0"/>
+            </w:pPr>
+            <w:r>
+              <w:rPr>
+                <w:sz w:val="8"/>
+              </w:rPr>
+              <w:t>OWNER_BOUND / OPERATION_NA</w:t>
+            </w:r>
+          </w:p>
+        </w:tc>
+      </w:tr>
+      <w:tr>
+        <w:tc>
+          <w:tcPr>
+            <w:tcW w:type="dxa" w:w="2220"/>
+          </w:tcPr>
+          <w:p>
+            <w:pPr>
+              <w:spacing w:before="0" w:after="0"/>
+            </w:pPr>
+            <w:r>
+              <w:rPr>
+                <w:sz w:val="8"/>
+              </w:rPr>
+              <w:t>ERP-01-FLD-FIN-COST</w:t>
+            </w:r>
+          </w:p>
+        </w:tc>
+        <w:tc>
+          <w:tcPr>
+            <w:tcW w:type="dxa" w:w="2220"/>
+          </w:tcPr>
+          <w:p>
+            <w:pPr>
+              <w:spacing w:before="0" w:after="0"/>
+            </w:pPr>
+            <w:r>
+              <w:rPr>
+                <w:sz w:val="8"/>
+              </w:rPr>
+              <w:t>Finance</w:t>
+            </w:r>
+          </w:p>
+        </w:tc>
+        <w:tc>
+          <w:tcPr>
+            <w:tcW w:type="dxa" w:w="2220"/>
+          </w:tcPr>
+          <w:p>
+            <w:pPr>
+              <w:spacing w:before="0" w:after="0"/>
+            </w:pPr>
+            <w:r>
+              <w:rPr>
+                <w:sz w:val="8"/>
+              </w:rPr>
+              <w:t>FinanceGuardrailService</w:t>
+            </w:r>
+          </w:p>
+        </w:tc>
+        <w:tc>
+          <w:tcPr>
+            <w:tcW w:type="dxa" w:w="2220"/>
+          </w:tcPr>
+          <w:p>
+            <w:pPr>
+              <w:spacing w:before="0" w:after="0"/>
+            </w:pPr>
+            <w:r>
+              <w:rPr>
+                <w:sz w:val="8"/>
+              </w:rPr>
+              <w:t>—</w:t>
+            </w:r>
+          </w:p>
+        </w:tc>
+        <w:tc>
+          <w:tcPr>
+            <w:tcW w:type="dxa" w:w="2220"/>
+          </w:tcPr>
+          <w:p>
+            <w:pPr>
+              <w:spacing w:before="0" w:after="0"/>
+            </w:pPr>
+            <w:r>
+              <w:rPr>
+                <w:sz w:val="8"/>
+              </w:rPr>
+              <w:t>OWNER_BOUND / OPERATION_NA</w:t>
+            </w:r>
+          </w:p>
+        </w:tc>
+      </w:tr>
+      <w:tr>
+        <w:tc>
+          <w:tcPr>
+            <w:tcW w:type="dxa" w:w="2220"/>
+          </w:tcPr>
+          <w:p>
+            <w:pPr>
+              <w:spacing w:before="0" w:after="0"/>
+            </w:pPr>
+            <w:r>
+              <w:rPr>
+                <w:sz w:val="8"/>
+              </w:rPr>
+              <w:t>ERP-01-FLD-FIN-FORECAST</w:t>
+            </w:r>
+          </w:p>
+        </w:tc>
+        <w:tc>
+          <w:tcPr>
+            <w:tcW w:type="dxa" w:w="2220"/>
+          </w:tcPr>
+          <w:p>
+            <w:pPr>
+              <w:spacing w:before="0" w:after="0"/>
+            </w:pPr>
+            <w:r>
+              <w:rPr>
+                <w:sz w:val="8"/>
+              </w:rPr>
+              <w:t>Finance</w:t>
+            </w:r>
+          </w:p>
+        </w:tc>
+        <w:tc>
+          <w:tcPr>
+            <w:tcW w:type="dxa" w:w="2220"/>
+          </w:tcPr>
+          <w:p>
+            <w:pPr>
+              <w:spacing w:before="0" w:after="0"/>
+            </w:pPr>
+            <w:r>
+              <w:rPr>
+                <w:sz w:val="8"/>
+              </w:rPr>
+              <w:t>FinanceGuardrailService</w:t>
+            </w:r>
+          </w:p>
+        </w:tc>
+        <w:tc>
+          <w:tcPr>
+            <w:tcW w:type="dxa" w:w="2220"/>
+          </w:tcPr>
+          <w:p>
+            <w:pPr>
+              <w:spacing w:before="0" w:after="0"/>
+            </w:pPr>
+            <w:r>
+              <w:rPr>
+                <w:sz w:val="8"/>
+              </w:rPr>
+              <w:t>—</w:t>
+            </w:r>
+          </w:p>
+        </w:tc>
+        <w:tc>
+          <w:tcPr>
+            <w:tcW w:type="dxa" w:w="2220"/>
+          </w:tcPr>
+          <w:p>
+            <w:pPr>
+              <w:spacing w:before="0" w:after="0"/>
+            </w:pPr>
+            <w:r>
+              <w:rPr>
+                <w:sz w:val="8"/>
+              </w:rPr>
+              <w:t>OWNER_BOUND / OPERATION_NA</w:t>
+            </w:r>
+          </w:p>
+        </w:tc>
+      </w:tr>
+      <w:tr>
+        <w:tc>
+          <w:tcPr>
+            <w:tcW w:type="dxa" w:w="2220"/>
+          </w:tcPr>
+          <w:p>
+            <w:pPr>
+              <w:spacing w:before="0" w:after="0"/>
+            </w:pPr>
+            <w:r>
+              <w:rPr>
+                <w:sz w:val="8"/>
+              </w:rPr>
+              <w:t>ERP-01-FLD-FIN-GUARDRAILS</w:t>
+            </w:r>
+          </w:p>
+        </w:tc>
+        <w:tc>
+          <w:tcPr>
+            <w:tcW w:type="dxa" w:w="2220"/>
+          </w:tcPr>
+          <w:p>
+            <w:pPr>
+              <w:spacing w:before="0" w:after="0"/>
+            </w:pPr>
+            <w:r>
+              <w:rPr>
+                <w:sz w:val="8"/>
+              </w:rPr>
+              <w:t>Finance</w:t>
+            </w:r>
+          </w:p>
+        </w:tc>
+        <w:tc>
+          <w:tcPr>
+            <w:tcW w:type="dxa" w:w="2220"/>
+          </w:tcPr>
+          <w:p>
+            <w:pPr>
+              <w:spacing w:before="0" w:after="0"/>
+            </w:pPr>
+            <w:r>
+              <w:rPr>
+                <w:sz w:val="8"/>
+              </w:rPr>
+              <w:t>FinanceGuardrailService</w:t>
+            </w:r>
+          </w:p>
+        </w:tc>
+        <w:tc>
+          <w:tcPr>
+            <w:tcW w:type="dxa" w:w="2220"/>
+          </w:tcPr>
+          <w:p>
+            <w:pPr>
+              <w:spacing w:before="0" w:after="0"/>
+            </w:pPr>
+            <w:r>
+              <w:rPr>
+                <w:sz w:val="8"/>
+              </w:rPr>
+              <w:t>—</w:t>
+            </w:r>
+          </w:p>
+        </w:tc>
+        <w:tc>
+          <w:tcPr>
+            <w:tcW w:type="dxa" w:w="2220"/>
+          </w:tcPr>
+          <w:p>
+            <w:pPr>
+              <w:spacing w:before="0" w:after="0"/>
+            </w:pPr>
+            <w:r>
+              <w:rPr>
+                <w:sz w:val="8"/>
+              </w:rPr>
+              <w:t>OWNER_BOUND / OPERATION_NA</w:t>
+            </w:r>
+          </w:p>
+        </w:tc>
+      </w:tr>
+      <w:tr>
+        <w:tc>
+          <w:tcPr>
+            <w:tcW w:type="dxa" w:w="2220"/>
+          </w:tcPr>
+          <w:p>
+            <w:pPr>
+              <w:spacing w:before="0" w:after="0"/>
+            </w:pPr>
+            <w:r>
+              <w:rPr>
+                <w:sz w:val="8"/>
+              </w:rPr>
+              <w:t>ERP-01-FLD-FIN-RECOMMENDATION-BOUNDARY</w:t>
+            </w:r>
+          </w:p>
+        </w:tc>
+        <w:tc>
+          <w:tcPr>
+            <w:tcW w:type="dxa" w:w="2220"/>
+          </w:tcPr>
+          <w:p>
+            <w:pPr>
+              <w:spacing w:before="0" w:after="0"/>
+            </w:pPr>
+            <w:r>
+              <w:rPr>
+                <w:sz w:val="8"/>
+              </w:rPr>
+              <w:t>Finance</w:t>
+            </w:r>
+          </w:p>
+        </w:tc>
+        <w:tc>
+          <w:tcPr>
+            <w:tcW w:type="dxa" w:w="2220"/>
+          </w:tcPr>
+          <w:p>
+            <w:pPr>
+              <w:spacing w:before="0" w:after="0"/>
+            </w:pPr>
+            <w:r>
+              <w:rPr>
+                <w:sz w:val="8"/>
+              </w:rPr>
+              <w:t>FinanceGuardrailService</w:t>
+            </w:r>
+          </w:p>
+        </w:tc>
+        <w:tc>
+          <w:tcPr>
+            <w:tcW w:type="dxa" w:w="2220"/>
+          </w:tcPr>
+          <w:p>
+            <w:pPr>
+              <w:spacing w:before="0" w:after="0"/>
+            </w:pPr>
+            <w:r>
+              <w:rPr>
+                <w:sz w:val="8"/>
+              </w:rPr>
+              <w:t>—</w:t>
+            </w:r>
+          </w:p>
+        </w:tc>
+        <w:tc>
+          <w:tcPr>
+            <w:tcW w:type="dxa" w:w="2220"/>
+          </w:tcPr>
+          <w:p>
+            <w:pPr>
+              <w:spacing w:before="0" w:after="0"/>
+            </w:pPr>
+            <w:r>
+              <w:rPr>
+                <w:sz w:val="8"/>
+              </w:rPr>
+              <w:t>OWNER_BOUND / OPERATION_NA</w:t>
+            </w:r>
+          </w:p>
+        </w:tc>
+      </w:tr>
+      <w:tr>
+        <w:tc>
+          <w:tcPr>
+            <w:tcW w:type="dxa" w:w="2220"/>
+          </w:tcPr>
+          <w:p>
+            <w:pPr>
+              <w:spacing w:before="0" w:after="0"/>
+            </w:pPr>
+            <w:r>
+              <w:rPr>
+                <w:sz w:val="8"/>
+              </w:rPr>
+              <w:t>ERP-01-FLD-FIN-REVENUE</w:t>
+            </w:r>
+          </w:p>
+        </w:tc>
+        <w:tc>
+          <w:tcPr>
+            <w:tcW w:type="dxa" w:w="2220"/>
+          </w:tcPr>
+          <w:p>
+            <w:pPr>
+              <w:spacing w:before="0" w:after="0"/>
+            </w:pPr>
+            <w:r>
+              <w:rPr>
+                <w:sz w:val="8"/>
+              </w:rPr>
+              <w:t>Finance</w:t>
+            </w:r>
+          </w:p>
+        </w:tc>
+        <w:tc>
+          <w:tcPr>
+            <w:tcW w:type="dxa" w:w="2220"/>
+          </w:tcPr>
+          <w:p>
+            <w:pPr>
+              <w:spacing w:before="0" w:after="0"/>
+            </w:pPr>
+            <w:r>
+              <w:rPr>
+                <w:sz w:val="8"/>
+              </w:rPr>
+              <w:t>FinanceGuardrailService</w:t>
+            </w:r>
+          </w:p>
+        </w:tc>
+        <w:tc>
+          <w:tcPr>
+            <w:tcW w:type="dxa" w:w="2220"/>
+          </w:tcPr>
+          <w:p>
+            <w:pPr>
+              <w:spacing w:before="0" w:after="0"/>
+            </w:pPr>
+            <w:r>
+              <w:rPr>
+                <w:sz w:val="8"/>
+              </w:rPr>
+              <w:t>—</w:t>
+            </w:r>
+          </w:p>
+        </w:tc>
+        <w:tc>
+          <w:tcPr>
+            <w:tcW w:type="dxa" w:w="2220"/>
+          </w:tcPr>
+          <w:p>
+            <w:pPr>
+              <w:spacing w:before="0" w:after="0"/>
+            </w:pPr>
+            <w:r>
+              <w:rPr>
+                <w:sz w:val="8"/>
+              </w:rPr>
+              <w:t>OWNER_BOUND / OPERATION_NA</w:t>
+            </w:r>
+          </w:p>
+        </w:tc>
+      </w:tr>
+      <w:tr>
+        <w:tc>
+          <w:tcPr>
+            <w:tcW w:type="dxa" w:w="2220"/>
+          </w:tcPr>
+          <w:p>
+            <w:pPr>
+              <w:spacing w:before="0" w:after="0"/>
+            </w:pPr>
+            <w:r>
+              <w:rPr>
+                <w:sz w:val="8"/>
+              </w:rPr>
+              <w:t>ERP-01-FLD-SYNC-COMPLETENESS</w:t>
+            </w:r>
+          </w:p>
+        </w:tc>
+        <w:tc>
+          <w:tcPr>
+            <w:tcW w:type="dxa" w:w="2220"/>
+          </w:tcPr>
+          <w:p>
+            <w:pPr>
+              <w:spacing w:before="0" w:after="0"/>
+            </w:pPr>
+            <w:r>
+              <w:rPr>
+                <w:sz w:val="8"/>
+              </w:rPr>
+              <w:t>Sync</w:t>
+            </w:r>
+          </w:p>
+        </w:tc>
+        <w:tc>
+          <w:tcPr>
+            <w:tcW w:type="dxa" w:w="2220"/>
+          </w:tcPr>
+          <w:p>
+            <w:pPr>
+              <w:spacing w:before="0" w:after="0"/>
+            </w:pPr>
+            <w:r>
+              <w:rPr>
+                <w:sz w:val="8"/>
+              </w:rPr>
+              <w:t>ERPConnectorService</w:t>
+            </w:r>
+          </w:p>
+        </w:tc>
+        <w:tc>
+          <w:tcPr>
+            <w:tcW w:type="dxa" w:w="2220"/>
+          </w:tcPr>
+          <w:p>
+            <w:pPr>
+              <w:spacing w:before="0" w:after="0"/>
+            </w:pPr>
+            <w:r>
+              <w:rPr>
+                <w:sz w:val="8"/>
+              </w:rPr>
+              <w:t>—</w:t>
+            </w:r>
+          </w:p>
+        </w:tc>
+        <w:tc>
+          <w:tcPr>
+            <w:tcW w:type="dxa" w:w="2220"/>
+          </w:tcPr>
+          <w:p>
+            <w:pPr>
+              <w:spacing w:before="0" w:after="0"/>
+            </w:pPr>
+            <w:r>
+              <w:rPr>
+                <w:sz w:val="8"/>
+              </w:rPr>
+              <w:t>EXISTING_OWNER / OPERATION_NA</w:t>
+            </w:r>
+          </w:p>
+        </w:tc>
+      </w:tr>
+      <w:tr>
+        <w:tc>
+          <w:tcPr>
+            <w:tcW w:type="dxa" w:w="2220"/>
+          </w:tcPr>
+          <w:p>
+            <w:pPr>
+              <w:spacing w:before="0" w:after="0"/>
+            </w:pPr>
+            <w:r>
+              <w:rPr>
+                <w:sz w:val="8"/>
+              </w:rPr>
+              <w:t>ERP-01-FLD-SYNC-CURRENCY-TIMEZONE</w:t>
+            </w:r>
+          </w:p>
+        </w:tc>
+        <w:tc>
+          <w:tcPr>
+            <w:tcW w:type="dxa" w:w="2220"/>
+          </w:tcPr>
+          <w:p>
+            <w:pPr>
+              <w:spacing w:before="0" w:after="0"/>
+            </w:pPr>
+            <w:r>
+              <w:rPr>
+                <w:sz w:val="8"/>
+              </w:rPr>
+              <w:t>Sync</w:t>
+            </w:r>
+          </w:p>
+        </w:tc>
+        <w:tc>
+          <w:tcPr>
+            <w:tcW w:type="dxa" w:w="2220"/>
+          </w:tcPr>
+          <w:p>
+            <w:pPr>
+              <w:spacing w:before="0" w:after="0"/>
+            </w:pPr>
+            <w:r>
+              <w:rPr>
+                <w:sz w:val="8"/>
+              </w:rPr>
+              <w:t>ERPConnectorService</w:t>
+            </w:r>
+          </w:p>
+        </w:tc>
+        <w:tc>
+          <w:tcPr>
+            <w:tcW w:type="dxa" w:w="2220"/>
+          </w:tcPr>
+          <w:p>
+            <w:pPr>
+              <w:spacing w:before="0" w:after="0"/>
+            </w:pPr>
+            <w:r>
+              <w:rPr>
+                <w:sz w:val="8"/>
+              </w:rPr>
+              <w:t>—</w:t>
+            </w:r>
+          </w:p>
+        </w:tc>
+        <w:tc>
+          <w:tcPr>
+            <w:tcW w:type="dxa" w:w="2220"/>
+          </w:tcPr>
+          <w:p>
+            <w:pPr>
+              <w:spacing w:before="0" w:after="0"/>
+            </w:pPr>
+            <w:r>
+              <w:rPr>
+                <w:sz w:val="8"/>
+              </w:rPr>
+              <w:t>EXISTING_OWNER / OPERATION_NA</w:t>
+            </w:r>
+          </w:p>
+        </w:tc>
+      </w:tr>
+      <w:tr>
+        <w:tc>
+          <w:tcPr>
+            <w:tcW w:type="dxa" w:w="2220"/>
+          </w:tcPr>
+          <w:p>
+            <w:pPr>
+              <w:spacing w:before="0" w:after="0"/>
+            </w:pPr>
+            <w:r>
+              <w:rPr>
+                <w:sz w:val="8"/>
+              </w:rPr>
+              <w:t>ERP-01-FLD-SYNC-FAILURE-ID</w:t>
+            </w:r>
+          </w:p>
+        </w:tc>
+        <w:tc>
+          <w:tcPr>
+            <w:tcW w:type="dxa" w:w="2220"/>
+          </w:tcPr>
+          <w:p>
+            <w:pPr>
+              <w:spacing w:before="0" w:after="0"/>
+            </w:pPr>
+            <w:r>
+              <w:rPr>
+                <w:sz w:val="8"/>
+              </w:rPr>
+              <w:t>Sync</w:t>
+            </w:r>
+          </w:p>
+        </w:tc>
+        <w:tc>
+          <w:tcPr>
+            <w:tcW w:type="dxa" w:w="2220"/>
+          </w:tcPr>
+          <w:p>
+            <w:pPr>
+              <w:spacing w:before="0" w:after="0"/>
+            </w:pPr>
+            <w:r>
+              <w:rPr>
+                <w:sz w:val="8"/>
+              </w:rPr>
+              <w:t>ERPConnectorService</w:t>
+            </w:r>
+          </w:p>
+        </w:tc>
+        <w:tc>
+          <w:tcPr>
+            <w:tcW w:type="dxa" w:w="2220"/>
+          </w:tcPr>
+          <w:p>
+            <w:pPr>
+              <w:spacing w:before="0" w:after="0"/>
+            </w:pPr>
+            <w:r>
+              <w:rPr>
+                <w:sz w:val="8"/>
+              </w:rPr>
+              <w:t>—</w:t>
+            </w:r>
+          </w:p>
+        </w:tc>
+        <w:tc>
+          <w:tcPr>
+            <w:tcW w:type="dxa" w:w="2220"/>
+          </w:tcPr>
+          <w:p>
+            <w:pPr>
+              <w:spacing w:before="0" w:after="0"/>
+            </w:pPr>
+            <w:r>
+              <w:rPr>
+                <w:sz w:val="8"/>
+              </w:rPr>
+              <w:t>EXISTING_OWNER / OPERATION_NA</w:t>
+            </w:r>
+          </w:p>
+        </w:tc>
+      </w:tr>
+      <w:tr>
+        <w:tc>
+          <w:tcPr>
+            <w:tcW w:type="dxa" w:w="2220"/>
+          </w:tcPr>
+          <w:p>
+            <w:pPr>
+              <w:spacing w:before="0" w:after="0"/>
+            </w:pPr>
+            <w:r>
+              <w:rPr>
+                <w:sz w:val="8"/>
+              </w:rPr>
+              <w:t>ERP-01-FLD-SYNC-FRESHNESS-AT</w:t>
+            </w:r>
+          </w:p>
+        </w:tc>
+        <w:tc>
+          <w:tcPr>
+            <w:tcW w:type="dxa" w:w="2220"/>
+          </w:tcPr>
+          <w:p>
+            <w:pPr>
+              <w:spacing w:before="0" w:after="0"/>
+            </w:pPr>
+            <w:r>
+              <w:rPr>
+                <w:sz w:val="8"/>
+              </w:rPr>
+              <w:t>Sync</w:t>
+            </w:r>
+          </w:p>
+        </w:tc>
+        <w:tc>
+          <w:tcPr>
+            <w:tcW w:type="dxa" w:w="2220"/>
+          </w:tcPr>
+          <w:p>
+            <w:pPr>
+              <w:spacing w:before="0" w:after="0"/>
+            </w:pPr>
+            <w:r>
+              <w:rPr>
+                <w:sz w:val="8"/>
+              </w:rPr>
+              <w:t>ERPConnectorService</w:t>
+            </w:r>
+          </w:p>
+        </w:tc>
+        <w:tc>
+          <w:tcPr>
+            <w:tcW w:type="dxa" w:w="2220"/>
+          </w:tcPr>
+          <w:p>
+            <w:pPr>
+              <w:spacing w:before="0" w:after="0"/>
+            </w:pPr>
+            <w:r>
+              <w:rPr>
+                <w:sz w:val="8"/>
+              </w:rPr>
+              <w:t>—</w:t>
+            </w:r>
+          </w:p>
+        </w:tc>
+        <w:tc>
+          <w:tcPr>
+            <w:tcW w:type="dxa" w:w="2220"/>
+          </w:tcPr>
+          <w:p>
+            <w:pPr>
+              <w:spacing w:before="0" w:after="0"/>
+            </w:pPr>
+            <w:r>
+              <w:rPr>
+                <w:sz w:val="8"/>
+              </w:rPr>
+              <w:t>EXISTING_OWNER / OPERATION_NA</w:t>
+            </w:r>
+          </w:p>
+        </w:tc>
+      </w:tr>
+      <w:tr>
+        <w:tc>
+          <w:tcPr>
+            <w:tcW w:type="dxa" w:w="2220"/>
+          </w:tcPr>
+          <w:p>
+            <w:pPr>
+              <w:spacing w:before="0" w:after="0"/>
+            </w:pPr>
+            <w:r>
+              <w:rPr>
+                <w:sz w:val="8"/>
+              </w:rPr>
+              <w:t>ERP-01-FLD-SYNC-LAST-SYNC-STATUS</w:t>
+            </w:r>
+          </w:p>
+        </w:tc>
+        <w:tc>
+          <w:tcPr>
+            <w:tcW w:type="dxa" w:w="2220"/>
+          </w:tcPr>
+          <w:p>
+            <w:pPr>
+              <w:spacing w:before="0" w:after="0"/>
+            </w:pPr>
+            <w:r>
+              <w:rPr>
+                <w:sz w:val="8"/>
+              </w:rPr>
+              <w:t>Sync</w:t>
+            </w:r>
+          </w:p>
+        </w:tc>
+        <w:tc>
+          <w:tcPr>
+            <w:tcW w:type="dxa" w:w="2220"/>
+          </w:tcPr>
+          <w:p>
+            <w:pPr>
+              <w:spacing w:before="0" w:after="0"/>
+            </w:pPr>
+            <w:r>
+              <w:rPr>
+                <w:sz w:val="8"/>
+              </w:rPr>
+              <w:t>ERPConnectorService</w:t>
+            </w:r>
+          </w:p>
+        </w:tc>
+        <w:tc>
+          <w:tcPr>
+            <w:tcW w:type="dxa" w:w="2220"/>
+          </w:tcPr>
+          <w:p>
+            <w:pPr>
+              <w:spacing w:before="0" w:after="0"/>
+            </w:pPr>
+            <w:r>
+              <w:rPr>
+                <w:sz w:val="8"/>
+              </w:rPr>
+              <w:t>—</w:t>
+            </w:r>
+          </w:p>
+        </w:tc>
+        <w:tc>
+          <w:tcPr>
+            <w:tcW w:type="dxa" w:w="2220"/>
+          </w:tcPr>
+          <w:p>
+            <w:pPr>
+              <w:spacing w:before="0" w:after="0"/>
+            </w:pPr>
+            <w:r>
+              <w:rPr>
+                <w:sz w:val="8"/>
+              </w:rPr>
+              <w:t>EXISTING_OWNER / OPERATION_NA</w:t>
+            </w:r>
+          </w:p>
+        </w:tc>
+      </w:tr>
+      <w:tr>
+        <w:tc>
+          <w:tcPr>
+            <w:tcW w:type="dxa" w:w="2220"/>
+          </w:tcPr>
+          <w:p>
+            <w:pPr>
+              <w:spacing w:before="0" w:after="0"/>
+            </w:pPr>
+            <w:r>
+              <w:rPr>
+                <w:sz w:val="8"/>
+              </w:rPr>
+              <w:t>ERP-01-FLD-SYNC-SNAPSHOT-ID</w:t>
+            </w:r>
+          </w:p>
+        </w:tc>
+        <w:tc>
+          <w:tcPr>
+            <w:tcW w:type="dxa" w:w="2220"/>
+          </w:tcPr>
+          <w:p>
+            <w:pPr>
+              <w:spacing w:before="0" w:after="0"/>
+            </w:pPr>
+            <w:r>
+              <w:rPr>
+                <w:sz w:val="8"/>
+              </w:rPr>
+              <w:t>Sync</w:t>
+            </w:r>
+          </w:p>
+        </w:tc>
+        <w:tc>
+          <w:tcPr>
+            <w:tcW w:type="dxa" w:w="2220"/>
+          </w:tcPr>
+          <w:p>
+            <w:pPr>
+              <w:spacing w:before="0" w:after="0"/>
+            </w:pPr>
+            <w:r>
+              <w:rPr>
+                <w:sz w:val="8"/>
+              </w:rPr>
+              <w:t>ERPConnectorService</w:t>
+            </w:r>
+          </w:p>
+        </w:tc>
+        <w:tc>
+          <w:tcPr>
+            <w:tcW w:type="dxa" w:w="2220"/>
+          </w:tcPr>
+          <w:p>
+            <w:pPr>
+              <w:spacing w:before="0" w:after="0"/>
+            </w:pPr>
+            <w:r>
+              <w:rPr>
+                <w:sz w:val="8"/>
+              </w:rPr>
+              <w:t>—</w:t>
+            </w:r>
+          </w:p>
+        </w:tc>
+        <w:tc>
+          <w:tcPr>
+            <w:tcW w:type="dxa" w:w="2220"/>
+          </w:tcPr>
+          <w:p>
+            <w:pPr>
+              <w:spacing w:before="0" w:after="0"/>
+            </w:pPr>
+            <w:r>
+              <w:rPr>
+                <w:sz w:val="8"/>
+              </w:rPr>
+              <w:t>EXISTING_OWNER / OPERATION_NA</w:t>
+            </w:r>
+          </w:p>
+        </w:tc>
+      </w:tr>
+    </w:tbl>
     <w:sectPr>
-      <w:pgSz w:w="16838" w:h="11906" w:orient="landscape"/>
-      <w:pgMar w:top="576" w:right="504" w:bottom="576" w:left="504" w:header="283" w:footer="283" w:gutter="0"/>
+      <w:pgSz w:w="11906" w:h="16838" w:orient="landscape"/>
+      <w:pgMar w:top="475" w:right="403" w:bottom="475" w:left="403" w:header="283" w:footer="283" w:gutter="0"/>
       <w:cols w:space="720"/>
       <w:docGrid w:linePitch="360"/>
     </w:sectPr>

--- a/ACPOS_ERP-01_ERP與財務_Mother_Basic_Design_OPTIMIZED.docx
+++ b/ACPOS_ERP-01_ERP與財務_Mother_Basic_Design_OPTIMIZED.docx
@@ -14060,10 +14060,7 @@
           </w:tcPr>
           <w:p>
             <w:r>
-              <w:rPr>
-                <w:sz w:val="10"/>
-              </w:rPr>
-              <w:t>—</w:t>
+              <w:t>CreateERPConnectorRequest</w:t>
             </w:r>
           </w:p>
         </w:tc>
@@ -14112,10 +14109,7 @@
           </w:tcPr>
           <w:p>
             <w:r>
-              <w:rPr>
-                <w:sz w:val="10"/>
-              </w:rPr>
-              <w:t>—</w:t>
+              <w:t>ERPConnectorService / ERP Connector Configuration + Audit</w:t>
             </w:r>
           </w:p>
         </w:tc>
@@ -14231,10 +14225,7 @@
           </w:tcPr>
           <w:p>
             <w:r>
-              <w:rPr>
-                <w:sz w:val="10"/>
-              </w:rPr>
-              <w:t>—</w:t>
+              <w:t>UpdateERPConnectorRequest</w:t>
             </w:r>
           </w:p>
         </w:tc>
@@ -14283,10 +14274,7 @@
           </w:tcPr>
           <w:p>
             <w:r>
-              <w:rPr>
-                <w:sz w:val="10"/>
-              </w:rPr>
-              <w:t>—</w:t>
+              <w:t>ERPConnectorService / ERP Connector Configuration + Audit</w:t>
             </w:r>
           </w:p>
         </w:tc>
@@ -14402,10 +14390,7 @@
           </w:tcPr>
           <w:p>
             <w:r>
-              <w:rPr>
-                <w:sz w:val="10"/>
-              </w:rPr>
-              <w:t>—</w:t>
+              <w:t>ValidateERPConnectorRequest</w:t>
             </w:r>
           </w:p>
         </w:tc>
@@ -14454,10 +14439,7 @@
           </w:tcPr>
           <w:p>
             <w:r>
-              <w:rPr>
-                <w:sz w:val="10"/>
-              </w:rPr>
-              <w:t>—</w:t>
+              <w:t>ERPConnectorService / ERP Connector Validation Evidence</w:t>
             </w:r>
           </w:p>
         </w:tc>
@@ -14744,10 +14726,7 @@
           </w:tcPr>
           <w:p>
             <w:r>
-              <w:rPr>
-                <w:sz w:val="10"/>
-              </w:rPr>
-              <w:t>—</w:t>
+              <w:t>ExportERPProjectionRequest</w:t>
             </w:r>
           </w:p>
         </w:tc>
@@ -14796,10 +14775,7 @@
           </w:tcPr>
           <w:p>
             <w:r>
-              <w:rPr>
-                <w:sz w:val="10"/>
-              </w:rPr>
-              <w:t>—</w:t>
+              <w:t>Existing Projection/Export Owner / ERP Export Artifact + Export Audit</w:t>
             </w:r>
           </w:p>
         </w:tc>
@@ -15599,10 +15575,7 @@
           </w:tcPr>
           <w:p>
             <w:r>
-              <w:rPr>
-                <w:sz w:val="10"/>
-              </w:rPr>
-              <w:t>—</w:t>
+              <w:t>ValidateERPMappingRequest</w:t>
             </w:r>
           </w:p>
         </w:tc>
@@ -15651,10 +15624,7 @@
           </w:tcPr>
           <w:p>
             <w:r>
-              <w:rPr>
-                <w:sz w:val="10"/>
-              </w:rPr>
-              <w:t>—</w:t>
+              <w:t>ERPConnectorService / ERP Mapping Validation Evidence</w:t>
             </w:r>
           </w:p>
         </w:tc>
@@ -15770,10 +15740,7 @@
           </w:tcPr>
           <w:p>
             <w:r>
-              <w:rPr>
-                <w:sz w:val="10"/>
-              </w:rPr>
-              <w:t>—</w:t>
+              <w:t>RefreshERPSnapshotRequest</w:t>
             </w:r>
           </w:p>
         </w:tc>
@@ -15822,10 +15789,7 @@
           </w:tcPr>
           <w:p>
             <w:r>
-              <w:rPr>
-                <w:sz w:val="10"/>
-              </w:rPr>
-              <w:t>—</w:t>
+              <w:t>ERPConnectorService / ERP Snapshot + Freshness/Audit</w:t>
             </w:r>
           </w:p>
         </w:tc>
@@ -15941,10 +15905,7 @@
           </w:tcPr>
           <w:p>
             <w:r>
-              <w:rPr>
-                <w:sz w:val="10"/>
-              </w:rPr>
-              <w:t>—</w:t>
+              <w:t>CreateERPSyncJobRequest</w:t>
             </w:r>
           </w:p>
         </w:tc>
@@ -15993,10 +15954,7 @@
           </w:tcPr>
           <w:p>
             <w:r>
-              <w:rPr>
-                <w:sz w:val="10"/>
-              </w:rPr>
-              <w:t>—</w:t>
+              <w:t>ERPConnectorService / ERP Sync Job + Audit</w:t>
             </w:r>
           </w:p>
         </w:tc>
@@ -16112,10 +16070,7 @@
           </w:tcPr>
           <w:p>
             <w:r>
-              <w:rPr>
-                <w:sz w:val="10"/>
-              </w:rPr>
-              <w:t>—</w:t>
+              <w:t>RetryERPSyncRequest</w:t>
             </w:r>
           </w:p>
         </w:tc>
@@ -16164,10 +16119,7 @@
           </w:tcPr>
           <w:p>
             <w:r>
-              <w:rPr>
-                <w:sz w:val="10"/>
-              </w:rPr>
-              <w:t>—</w:t>
+              <w:t>ERPConnectorService / ERP Sync Attempt + Failure/Audit</w:t>
             </w:r>
           </w:p>
         </w:tc>
@@ -22884,8 +22836,797 @@
         </w:tc>
       </w:tr>
     </w:tbl>
+    <w:p>
+      <w:pPr>
+        <w:sectPr>
+          <w:pgSz w:w="11906" w:h="16838" w:orient="landscape"/>
+          <w:pgMar w:top="475" w:right="403" w:bottom="475" w:left="403" w:header="283" w:footer="283" w:gutter="0"/>
+          <w:cols w:space="720"/>
+          <w:docGrid w:linePitch="360"/>
+        </w:sectPr>
+      </w:pPr>
+    </w:p>
+    <w:p>
+      <w:pPr>
+        <w:pStyle w:val="Heading1"/>
+      </w:pPr>
+      <w:r>
+        <w:t>Batch 49 · ERP-01 Connector / Sync Contract Binding Ledger</w:t>
+      </w:r>
+    </w:p>
+    <w:p>
+      <w:r>
+        <w:rPr>
+          <w:b/>
+        </w:rPr>
+        <w:t xml:space="preserve">[ACPOS-20260922-BATCH-49-SYSTEM06-ENTERPRISE-ERP-CONTRACT-REMEDIATION-V1::PAGE::ERP-01] </w:t>
+      </w:r>
+      <w:r>
+        <w:t>These bindings close only Payload/Schema and Persistence Owner gaps. Existing Method/Path, Action, Gate, Permission, Runtime Owner and Runtime Status remain unchanged. Projection/search/export state stays derived; enterprise canonical entities reuse their existing owners; ERP connector secrets remain references only; no Production/provider execution is claimed.</w:t>
+      </w:r>
+    </w:p>
+    <w:tbl>
+      <w:tblPr>
+        <w:tblStyle w:val="TableGrid"/>
+        <w:tblW w:type="auto" w:w="0"/>
+        <w:tblLook w:firstColumn="1" w:firstRow="1" w:lastColumn="0" w:lastRow="0" w:noHBand="0" w:noVBand="1" w:val="04A0"/>
+      </w:tblPr>
+      <w:tblGrid>
+        <w:gridCol w:w="3206"/>
+        <w:gridCol w:w="3206"/>
+        <w:gridCol w:w="3206"/>
+        <w:gridCol w:w="3206"/>
+        <w:gridCol w:w="3206"/>
+      </w:tblGrid>
+      <w:tr>
+        <w:trPr>
+          <w:tblHeader w:val="true"/>
+        </w:trPr>
+        <w:tc>
+          <w:tcPr>
+            <w:tcW w:type="dxa" w:w="3206"/>
+            <w:shd w:fill="EDE9FE"/>
+          </w:tcPr>
+          <w:p>
+            <w:pPr>
+              <w:spacing w:before="0" w:after="0"/>
+            </w:pPr>
+            <w:r>
+              <w:rPr>
+                <w:sz w:val="7"/>
+              </w:rPr>
+              <w:t>Control UID</w:t>
+            </w:r>
+          </w:p>
+        </w:tc>
+        <w:tc>
+          <w:tcPr>
+            <w:tcW w:type="dxa" w:w="3206"/>
+            <w:shd w:fill="EDE9FE"/>
+          </w:tcPr>
+          <w:p>
+            <w:pPr>
+              <w:spacing w:before="0" w:after="0"/>
+            </w:pPr>
+            <w:r>
+              <w:rPr>
+                <w:sz w:val="7"/>
+              </w:rPr>
+              <w:t>Operation</w:t>
+            </w:r>
+          </w:p>
+        </w:tc>
+        <w:tc>
+          <w:tcPr>
+            <w:tcW w:type="dxa" w:w="3206"/>
+            <w:shd w:fill="EDE9FE"/>
+          </w:tcPr>
+          <w:p>
+            <w:pPr>
+              <w:spacing w:before="0" w:after="0"/>
+            </w:pPr>
+            <w:r>
+              <w:rPr>
+                <w:sz w:val="7"/>
+              </w:rPr>
+              <w:t>Payload / Schema</w:t>
+            </w:r>
+          </w:p>
+        </w:tc>
+        <w:tc>
+          <w:tcPr>
+            <w:tcW w:type="dxa" w:w="3206"/>
+            <w:shd w:fill="EDE9FE"/>
+          </w:tcPr>
+          <w:p>
+            <w:pPr>
+              <w:spacing w:before="0" w:after="0"/>
+            </w:pPr>
+            <w:r>
+              <w:rPr>
+                <w:sz w:val="7"/>
+              </w:rPr>
+              <w:t>Persistence Owner</w:t>
+            </w:r>
+          </w:p>
+        </w:tc>
+        <w:tc>
+          <w:tcPr>
+            <w:tcW w:type="dxa" w:w="3206"/>
+            <w:shd w:fill="EDE9FE"/>
+          </w:tcPr>
+          <w:p>
+            <w:pPr>
+              <w:spacing w:before="0" w:after="0"/>
+            </w:pPr>
+            <w:r>
+              <w:rPr>
+                <w:sz w:val="7"/>
+              </w:rPr>
+              <w:t>Required Semantics</w:t>
+            </w:r>
+          </w:p>
+        </w:tc>
+      </w:tr>
+      <w:tr>
+        <w:tc>
+          <w:tcPr>
+            <w:tcW w:type="dxa" w:w="3206"/>
+          </w:tcPr>
+          <w:p>
+            <w:pPr>
+              <w:spacing w:before="0" w:after="0"/>
+            </w:pPr>
+            <w:r>
+              <w:rPr>
+                <w:sz w:val="7"/>
+              </w:rPr>
+              <w:t>ERP-01-BTN-CONNECTOR-CREATE</w:t>
+            </w:r>
+          </w:p>
+        </w:tc>
+        <w:tc>
+          <w:tcPr>
+            <w:tcW w:type="dxa" w:w="3206"/>
+          </w:tcPr>
+          <w:p>
+            <w:pPr>
+              <w:spacing w:before="0" w:after="0"/>
+            </w:pPr>
+            <w:r>
+              <w:rPr>
+                <w:sz w:val="7"/>
+              </w:rPr>
+              <w:t>createERPConnector</w:t>
+            </w:r>
+          </w:p>
+        </w:tc>
+        <w:tc>
+          <w:tcPr>
+            <w:tcW w:type="dxa" w:w="3206"/>
+          </w:tcPr>
+          <w:p>
+            <w:pPr>
+              <w:spacing w:before="0" w:after="0"/>
+            </w:pPr>
+            <w:r>
+              <w:rPr>
+                <w:sz w:val="7"/>
+              </w:rPr>
+              <w:t>CreateERPConnectorRequest</w:t>
+            </w:r>
+          </w:p>
+        </w:tc>
+        <w:tc>
+          <w:tcPr>
+            <w:tcW w:type="dxa" w:w="3206"/>
+          </w:tcPr>
+          <w:p>
+            <w:pPr>
+              <w:spacing w:before="0" w:after="0"/>
+            </w:pPr>
+            <w:r>
+              <w:rPr>
+                <w:sz w:val="7"/>
+              </w:rPr>
+              <w:t>ERPConnectorService / ERP Connector Configuration + Audit</w:t>
+            </w:r>
+          </w:p>
+        </w:tc>
+        <w:tc>
+          <w:tcPr>
+            <w:tcW w:type="dxa" w:w="3206"/>
+          </w:tcPr>
+          <w:p>
+            <w:pPr>
+              <w:spacing w:before="0" w:after="0"/>
+            </w:pPr>
+            <w:r>
+              <w:rPr>
+                <w:sz w:val="7"/>
+              </w:rPr>
+              <w:t>Connector configuration persists provider/adapter/entity scope/mapping/secret-reference metadata only. Raw secret plaintext must remain outside this persistence boundary.</w:t>
+            </w:r>
+          </w:p>
+        </w:tc>
+      </w:tr>
+      <w:tr>
+        <w:tc>
+          <w:tcPr>
+            <w:tcW w:type="dxa" w:w="3206"/>
+          </w:tcPr>
+          <w:p>
+            <w:pPr>
+              <w:spacing w:before="0" w:after="0"/>
+            </w:pPr>
+            <w:r>
+              <w:rPr>
+                <w:sz w:val="7"/>
+              </w:rPr>
+              <w:t>ERP-01-BTN-CONNECTOR-UPDATE</w:t>
+            </w:r>
+          </w:p>
+        </w:tc>
+        <w:tc>
+          <w:tcPr>
+            <w:tcW w:type="dxa" w:w="3206"/>
+          </w:tcPr>
+          <w:p>
+            <w:pPr>
+              <w:spacing w:before="0" w:after="0"/>
+            </w:pPr>
+            <w:r>
+              <w:rPr>
+                <w:sz w:val="7"/>
+              </w:rPr>
+              <w:t>updateERPConnector</w:t>
+            </w:r>
+          </w:p>
+        </w:tc>
+        <w:tc>
+          <w:tcPr>
+            <w:tcW w:type="dxa" w:w="3206"/>
+          </w:tcPr>
+          <w:p>
+            <w:pPr>
+              <w:spacing w:before="0" w:after="0"/>
+            </w:pPr>
+            <w:r>
+              <w:rPr>
+                <w:sz w:val="7"/>
+              </w:rPr>
+              <w:t>UpdateERPConnectorRequest</w:t>
+            </w:r>
+          </w:p>
+        </w:tc>
+        <w:tc>
+          <w:tcPr>
+            <w:tcW w:type="dxa" w:w="3206"/>
+          </w:tcPr>
+          <w:p>
+            <w:pPr>
+              <w:spacing w:before="0" w:after="0"/>
+            </w:pPr>
+            <w:r>
+              <w:rPr>
+                <w:sz w:val="7"/>
+              </w:rPr>
+              <w:t>ERPConnectorService / ERP Connector Configuration + Audit</w:t>
+            </w:r>
+          </w:p>
+        </w:tc>
+        <w:tc>
+          <w:tcPr>
+            <w:tcW w:type="dxa" w:w="3206"/>
+          </w:tcPr>
+          <w:p>
+            <w:pPr>
+              <w:spacing w:before="0" w:after="0"/>
+            </w:pPr>
+            <w:r>
+              <w:rPr>
+                <w:sz w:val="7"/>
+              </w:rPr>
+              <w:t>Update changes exact connector configuration/version with audit. Secret material remains referenced, not copied into Word/log/audit payload.</w:t>
+            </w:r>
+          </w:p>
+        </w:tc>
+      </w:tr>
+      <w:tr>
+        <w:tc>
+          <w:tcPr>
+            <w:tcW w:type="dxa" w:w="3206"/>
+          </w:tcPr>
+          <w:p>
+            <w:pPr>
+              <w:spacing w:before="0" w:after="0"/>
+            </w:pPr>
+            <w:r>
+              <w:rPr>
+                <w:sz w:val="7"/>
+              </w:rPr>
+              <w:t>ERP-01-BTN-CONNECTOR-VALIDATE</w:t>
+            </w:r>
+          </w:p>
+        </w:tc>
+        <w:tc>
+          <w:tcPr>
+            <w:tcW w:type="dxa" w:w="3206"/>
+          </w:tcPr>
+          <w:p>
+            <w:pPr>
+              <w:spacing w:before="0" w:after="0"/>
+            </w:pPr>
+            <w:r>
+              <w:rPr>
+                <w:sz w:val="7"/>
+              </w:rPr>
+              <w:t>validateERPConnector</w:t>
+            </w:r>
+          </w:p>
+        </w:tc>
+        <w:tc>
+          <w:tcPr>
+            <w:tcW w:type="dxa" w:w="3206"/>
+          </w:tcPr>
+          <w:p>
+            <w:pPr>
+              <w:spacing w:before="0" w:after="0"/>
+            </w:pPr>
+            <w:r>
+              <w:rPr>
+                <w:sz w:val="7"/>
+              </w:rPr>
+              <w:t>ValidateERPConnectorRequest</w:t>
+            </w:r>
+          </w:p>
+        </w:tc>
+        <w:tc>
+          <w:tcPr>
+            <w:tcW w:type="dxa" w:w="3206"/>
+          </w:tcPr>
+          <w:p>
+            <w:pPr>
+              <w:spacing w:before="0" w:after="0"/>
+            </w:pPr>
+            <w:r>
+              <w:rPr>
+                <w:sz w:val="7"/>
+              </w:rPr>
+              <w:t>ERPConnectorService / ERP Connector Validation Evidence</w:t>
+            </w:r>
+          </w:p>
+        </w:tc>
+        <w:tc>
+          <w:tcPr>
+            <w:tcW w:type="dxa" w:w="3206"/>
+          </w:tcPr>
+          <w:p>
+            <w:pPr>
+              <w:spacing w:before="0" w:after="0"/>
+            </w:pPr>
+            <w:r>
+              <w:rPr>
+                <w:sz w:val="7"/>
+              </w:rPr>
+              <w:t>Validation persists bounded connectivity/schema/capability evidence for an exact connector/version; a pass is not equivalent to Production business-data correctness.</w:t>
+            </w:r>
+          </w:p>
+        </w:tc>
+      </w:tr>
+      <w:tr>
+        <w:tc>
+          <w:tcPr>
+            <w:tcW w:type="dxa" w:w="3206"/>
+          </w:tcPr>
+          <w:p>
+            <w:pPr>
+              <w:spacing w:before="0" w:after="0"/>
+            </w:pPr>
+            <w:r>
+              <w:rPr>
+                <w:sz w:val="7"/>
+              </w:rPr>
+              <w:t>ERP-01-BTN-EXPORT</w:t>
+            </w:r>
+          </w:p>
+        </w:tc>
+        <w:tc>
+          <w:tcPr>
+            <w:tcW w:type="dxa" w:w="3206"/>
+          </w:tcPr>
+          <w:p>
+            <w:pPr>
+              <w:spacing w:before="0" w:after="0"/>
+            </w:pPr>
+            <w:r>
+              <w:rPr>
+                <w:sz w:val="7"/>
+              </w:rPr>
+              <w:t>exportProjection</w:t>
+            </w:r>
+          </w:p>
+        </w:tc>
+        <w:tc>
+          <w:tcPr>
+            <w:tcW w:type="dxa" w:w="3206"/>
+          </w:tcPr>
+          <w:p>
+            <w:pPr>
+              <w:spacing w:before="0" w:after="0"/>
+            </w:pPr>
+            <w:r>
+              <w:rPr>
+                <w:sz w:val="7"/>
+              </w:rPr>
+              <w:t>ExportERPProjectionRequest</w:t>
+            </w:r>
+          </w:p>
+        </w:tc>
+        <w:tc>
+          <w:tcPr>
+            <w:tcW w:type="dxa" w:w="3206"/>
+          </w:tcPr>
+          <w:p>
+            <w:pPr>
+              <w:spacing w:before="0" w:after="0"/>
+            </w:pPr>
+            <w:r>
+              <w:rPr>
+                <w:sz w:val="7"/>
+              </w:rPr>
+              <w:t>Existing Projection/Export Owner / ERP Export Artifact + Export Audit</w:t>
+            </w:r>
+          </w:p>
+        </w:tc>
+        <w:tc>
+          <w:tcPr>
+            <w:tcW w:type="dxa" w:w="3206"/>
+          </w:tcPr>
+          <w:p>
+            <w:pPr>
+              <w:spacing w:before="0" w:after="0"/>
+            </w:pPr>
+            <w:r>
+              <w:rPr>
+                <w:sz w:val="7"/>
+              </w:rPr>
+              <w:t>ERP export persists derived projection/export artifact and audit only; ERP/Finance remains financial truth and export cannot mutate accounting facts.</w:t>
+            </w:r>
+          </w:p>
+        </w:tc>
+      </w:tr>
+      <w:tr>
+        <w:tc>
+          <w:tcPr>
+            <w:tcW w:type="dxa" w:w="3206"/>
+          </w:tcPr>
+          <w:p>
+            <w:pPr>
+              <w:spacing w:before="0" w:after="0"/>
+            </w:pPr>
+            <w:r>
+              <w:rPr>
+                <w:sz w:val="7"/>
+              </w:rPr>
+              <w:t>ERP-01-BTN-MAPPING-VALIDATE</w:t>
+            </w:r>
+          </w:p>
+        </w:tc>
+        <w:tc>
+          <w:tcPr>
+            <w:tcW w:type="dxa" w:w="3206"/>
+          </w:tcPr>
+          <w:p>
+            <w:pPr>
+              <w:spacing w:before="0" w:after="0"/>
+            </w:pPr>
+            <w:r>
+              <w:rPr>
+                <w:sz w:val="7"/>
+              </w:rPr>
+              <w:t>validateERPMapping</w:t>
+            </w:r>
+          </w:p>
+        </w:tc>
+        <w:tc>
+          <w:tcPr>
+            <w:tcW w:type="dxa" w:w="3206"/>
+          </w:tcPr>
+          <w:p>
+            <w:pPr>
+              <w:spacing w:before="0" w:after="0"/>
+            </w:pPr>
+            <w:r>
+              <w:rPr>
+                <w:sz w:val="7"/>
+              </w:rPr>
+              <w:t>ValidateERPMappingRequest</w:t>
+            </w:r>
+          </w:p>
+        </w:tc>
+        <w:tc>
+          <w:tcPr>
+            <w:tcW w:type="dxa" w:w="3206"/>
+          </w:tcPr>
+          <w:p>
+            <w:pPr>
+              <w:spacing w:before="0" w:after="0"/>
+            </w:pPr>
+            <w:r>
+              <w:rPr>
+                <w:sz w:val="7"/>
+              </w:rPr>
+              <w:t>ERPConnectorService / ERP Mapping Validation Evidence</w:t>
+            </w:r>
+          </w:p>
+        </w:tc>
+        <w:tc>
+          <w:tcPr>
+            <w:tcW w:type="dxa" w:w="3206"/>
+          </w:tcPr>
+          <w:p>
+            <w:pPr>
+              <w:spacing w:before="0" w:after="0"/>
+            </w:pPr>
+            <w:r>
+              <w:rPr>
+                <w:sz w:val="7"/>
+              </w:rPr>
+              <w:t>Mapping validation records exact mapping-version/entity-scope result/evidence without silently changing canonical financial data.</w:t>
+            </w:r>
+          </w:p>
+        </w:tc>
+      </w:tr>
+      <w:tr>
+        <w:tc>
+          <w:tcPr>
+            <w:tcW w:type="dxa" w:w="3206"/>
+          </w:tcPr>
+          <w:p>
+            <w:pPr>
+              <w:spacing w:before="0" w:after="0"/>
+            </w:pPr>
+            <w:r>
+              <w:rPr>
+                <w:sz w:val="7"/>
+              </w:rPr>
+              <w:t>ERP-01-BTN-SNAPSHOT-REFRESH</w:t>
+            </w:r>
+          </w:p>
+        </w:tc>
+        <w:tc>
+          <w:tcPr>
+            <w:tcW w:type="dxa" w:w="3206"/>
+          </w:tcPr>
+          <w:p>
+            <w:pPr>
+              <w:spacing w:before="0" w:after="0"/>
+            </w:pPr>
+            <w:r>
+              <w:rPr>
+                <w:sz w:val="7"/>
+              </w:rPr>
+              <w:t>refreshERPSnapshot</w:t>
+            </w:r>
+          </w:p>
+        </w:tc>
+        <w:tc>
+          <w:tcPr>
+            <w:tcW w:type="dxa" w:w="3206"/>
+          </w:tcPr>
+          <w:p>
+            <w:pPr>
+              <w:spacing w:before="0" w:after="0"/>
+            </w:pPr>
+            <w:r>
+              <w:rPr>
+                <w:sz w:val="7"/>
+              </w:rPr>
+              <w:t>RefreshERPSnapshotRequest</w:t>
+            </w:r>
+          </w:p>
+        </w:tc>
+        <w:tc>
+          <w:tcPr>
+            <w:tcW w:type="dxa" w:w="3206"/>
+          </w:tcPr>
+          <w:p>
+            <w:pPr>
+              <w:spacing w:before="0" w:after="0"/>
+            </w:pPr>
+            <w:r>
+              <w:rPr>
+                <w:sz w:val="7"/>
+              </w:rPr>
+              <w:t>ERPConnectorService / ERP Snapshot + Freshness/Audit</w:t>
+            </w:r>
+          </w:p>
+        </w:tc>
+        <w:tc>
+          <w:tcPr>
+            <w:tcW w:type="dxa" w:w="3206"/>
+          </w:tcPr>
+          <w:p>
+            <w:pPr>
+              <w:spacing w:before="0" w:after="0"/>
+            </w:pPr>
+            <w:r>
+              <w:rPr>
+                <w:sz w:val="7"/>
+              </w:rPr>
+              <w:t>Snapshot refresh persists immutable snapshot identity/freshness/completeness lineage sourced from the connector; it does not fabricate finance values.</w:t>
+            </w:r>
+          </w:p>
+        </w:tc>
+      </w:tr>
+      <w:tr>
+        <w:tc>
+          <w:tcPr>
+            <w:tcW w:type="dxa" w:w="3206"/>
+          </w:tcPr>
+          <w:p>
+            <w:pPr>
+              <w:spacing w:before="0" w:after="0"/>
+            </w:pPr>
+            <w:r>
+              <w:rPr>
+                <w:sz w:val="7"/>
+              </w:rPr>
+              <w:t>ERP-01-BTN-SYNC-CREATE</w:t>
+            </w:r>
+          </w:p>
+        </w:tc>
+        <w:tc>
+          <w:tcPr>
+            <w:tcW w:type="dxa" w:w="3206"/>
+          </w:tcPr>
+          <w:p>
+            <w:pPr>
+              <w:spacing w:before="0" w:after="0"/>
+            </w:pPr>
+            <w:r>
+              <w:rPr>
+                <w:sz w:val="7"/>
+              </w:rPr>
+              <w:t>createERPSyncJob</w:t>
+            </w:r>
+          </w:p>
+        </w:tc>
+        <w:tc>
+          <w:tcPr>
+            <w:tcW w:type="dxa" w:w="3206"/>
+          </w:tcPr>
+          <w:p>
+            <w:pPr>
+              <w:spacing w:before="0" w:after="0"/>
+            </w:pPr>
+            <w:r>
+              <w:rPr>
+                <w:sz w:val="7"/>
+              </w:rPr>
+              <w:t>CreateERPSyncJobRequest</w:t>
+            </w:r>
+          </w:p>
+        </w:tc>
+        <w:tc>
+          <w:tcPr>
+            <w:tcW w:type="dxa" w:w="3206"/>
+          </w:tcPr>
+          <w:p>
+            <w:pPr>
+              <w:spacing w:before="0" w:after="0"/>
+            </w:pPr>
+            <w:r>
+              <w:rPr>
+                <w:sz w:val="7"/>
+              </w:rPr>
+              <w:t>ERPConnectorService / ERP Sync Job + Audit</w:t>
+            </w:r>
+          </w:p>
+        </w:tc>
+        <w:tc>
+          <w:tcPr>
+            <w:tcW w:type="dxa" w:w="3206"/>
+          </w:tcPr>
+          <w:p>
+            <w:pPr>
+              <w:spacing w:before="0" w:after="0"/>
+            </w:pPr>
+            <w:r>
+              <w:rPr>
+                <w:sz w:val="7"/>
+              </w:rPr>
+              <w:t>Sync job persists exact connector/mapping/scope/snapshot target and idempotency/audit metadata. Job creation is not sync completion.</w:t>
+            </w:r>
+          </w:p>
+        </w:tc>
+      </w:tr>
+      <w:tr>
+        <w:tc>
+          <w:tcPr>
+            <w:tcW w:type="dxa" w:w="3206"/>
+          </w:tcPr>
+          <w:p>
+            <w:pPr>
+              <w:spacing w:before="0" w:after="0"/>
+            </w:pPr>
+            <w:r>
+              <w:rPr>
+                <w:sz w:val="7"/>
+              </w:rPr>
+              <w:t>ERP-01-BTN-SYNC-RETRY</w:t>
+            </w:r>
+          </w:p>
+        </w:tc>
+        <w:tc>
+          <w:tcPr>
+            <w:tcW w:type="dxa" w:w="3206"/>
+          </w:tcPr>
+          <w:p>
+            <w:pPr>
+              <w:spacing w:before="0" w:after="0"/>
+            </w:pPr>
+            <w:r>
+              <w:rPr>
+                <w:sz w:val="7"/>
+              </w:rPr>
+              <w:t>retryERPSync</w:t>
+            </w:r>
+          </w:p>
+        </w:tc>
+        <w:tc>
+          <w:tcPr>
+            <w:tcW w:type="dxa" w:w="3206"/>
+          </w:tcPr>
+          <w:p>
+            <w:pPr>
+              <w:spacing w:before="0" w:after="0"/>
+            </w:pPr>
+            <w:r>
+              <w:rPr>
+                <w:sz w:val="7"/>
+              </w:rPr>
+              <w:t>RetryERPSyncRequest</w:t>
+            </w:r>
+          </w:p>
+        </w:tc>
+        <w:tc>
+          <w:tcPr>
+            <w:tcW w:type="dxa" w:w="3206"/>
+          </w:tcPr>
+          <w:p>
+            <w:pPr>
+              <w:spacing w:before="0" w:after="0"/>
+            </w:pPr>
+            <w:r>
+              <w:rPr>
+                <w:sz w:val="7"/>
+              </w:rPr>
+              <w:t>ERPConnectorService / ERP Sync Attempt + Failure/Audit</w:t>
+            </w:r>
+          </w:p>
+        </w:tc>
+        <w:tc>
+          <w:tcPr>
+            <w:tcW w:type="dxa" w:w="3206"/>
+          </w:tcPr>
+          <w:p>
+            <w:pPr>
+              <w:spacing w:before="0" w:after="0"/>
+            </w:pPr>
+            <w:r>
+              <w:rPr>
+                <w:sz w:val="7"/>
+              </w:rPr>
+              <w:t>Retry binds the failed sync job/failure/version and creates auditable retry-attempt lineage; prior failure evidence must not be erased.</w:t>
+            </w:r>
+          </w:p>
+        </w:tc>
+      </w:tr>
+    </w:tbl>
     <w:sectPr>
-      <w:pgSz w:w="11906" w:h="16838" w:orient="landscape"/>
+      <w:pgSz w:w="16838" w:h="11906" w:orient="landscape"/>
       <w:pgMar w:top="475" w:right="403" w:bottom="475" w:left="403" w:header="283" w:footer="283" w:gutter="0"/>
       <w:cols w:space="720"/>
       <w:docGrid w:linePitch="360"/>

--- a/ACPOS_ERP-01_ERP與財務_Mother_Basic_Design_OPTIMIZED.docx
+++ b/ACPOS_ERP-01_ERP與財務_Mother_Basic_Design_OPTIMIZED.docx
@@ -23620,6 +23620,5806 @@
                 <w:sz w:val="7"/>
               </w:rPr>
               <w:t>Retry binds the failed sync job/failure/version and creates auditable retry-attempt lineage; prior failure evidence must not be erased.</w:t>
+            </w:r>
+          </w:p>
+        </w:tc>
+      </w:tr>
+    </w:tbl>
+    <w:p>
+      <w:r>
+        <w:br w:type="page"/>
+      </w:r>
+    </w:p>
+    <w:p>
+      <w:pPr>
+        <w:pStyle w:val="Heading2"/>
+      </w:pPr>
+      <w:r>
+        <w:t>Canonical Business Entity Operation Applicability Matrix / 業務實體操作適用性矩陣</w:t>
+      </w:r>
+    </w:p>
+    <w:p>
+      <w:r>
+        <w:t>Authority: Current Word design + Mother §71 bounded completion. 本矩陣只正規化既有行為與目前未授權行為；不得據此新增 Business Entity、Operation、Runtime 或 API。 Current tree: b2f81b20322dd9e9268001126b07931b437e27df.</w:t>
+      </w:r>
+    </w:p>
+    <w:tbl>
+      <w:tblPr>
+        <w:tblStyle w:val="TableGrid"/>
+        <w:tblW w:type="auto" w:w="0"/>
+        <w:tblLook w:firstColumn="1" w:firstRow="1" w:lastColumn="0" w:lastRow="0" w:noHBand="0" w:noVBand="1" w:val="04A0"/>
+      </w:tblPr>
+      <w:tblGrid>
+        <w:gridCol w:w="4008"/>
+        <w:gridCol w:w="4008"/>
+        <w:gridCol w:w="4008"/>
+        <w:gridCol w:w="4008"/>
+      </w:tblGrid>
+      <w:tr>
+        <w:trPr>
+          <w:tblHeader w:val="true"/>
+        </w:trPr>
+        <w:tc>
+          <w:tcPr>
+            <w:tcW w:type="dxa" w:w="4008"/>
+          </w:tcPr>
+          <w:p>
+            <w:r/>
+            <w:r>
+              <w:rPr>
+                <w:b/>
+                <w:sz w:val="14"/>
+              </w:rPr>
+              <w:t>Entity</w:t>
+            </w:r>
+          </w:p>
+        </w:tc>
+        <w:tc>
+          <w:tcPr>
+            <w:tcW w:type="dxa" w:w="4008"/>
+          </w:tcPr>
+          <w:p>
+            <w:r/>
+            <w:r>
+              <w:rPr>
+                <w:b/>
+                <w:sz w:val="14"/>
+              </w:rPr>
+              <w:t>Operation</w:t>
+            </w:r>
+          </w:p>
+        </w:tc>
+        <w:tc>
+          <w:tcPr>
+            <w:tcW w:type="dxa" w:w="4008"/>
+          </w:tcPr>
+          <w:p>
+            <w:r/>
+            <w:r>
+              <w:rPr>
+                <w:b/>
+                <w:sz w:val="14"/>
+              </w:rPr>
+              <w:t>Applicability</w:t>
+            </w:r>
+          </w:p>
+        </w:tc>
+        <w:tc>
+          <w:tcPr>
+            <w:tcW w:type="dxa" w:w="4008"/>
+          </w:tcPr>
+          <w:p>
+            <w:r/>
+            <w:r>
+              <w:rPr>
+                <w:b/>
+                <w:sz w:val="14"/>
+              </w:rPr>
+              <w:t>Authority Evidence</w:t>
+            </w:r>
+          </w:p>
+        </w:tc>
+      </w:tr>
+      <w:tr>
+        <w:tc>
+          <w:tcPr>
+            <w:tcW w:type="dxa" w:w="4008"/>
+          </w:tcPr>
+          <w:p>
+            <w:r/>
+            <w:r>
+              <w:rPr>
+                <w:b w:val="0"/>
+                <w:sz w:val="14"/>
+              </w:rPr>
+              <w:t>ERPConnector</w:t>
+            </w:r>
+          </w:p>
+        </w:tc>
+        <w:tc>
+          <w:tcPr>
+            <w:tcW w:type="dxa" w:w="4008"/>
+          </w:tcPr>
+          <w:p>
+            <w:r/>
+            <w:r>
+              <w:rPr>
+                <w:b w:val="0"/>
+                <w:sz w:val="14"/>
+              </w:rPr>
+              <w:t>ARCHIVE_OR_DELETE</w:t>
+            </w:r>
+          </w:p>
+        </w:tc>
+        <w:tc>
+          <w:tcPr>
+            <w:tcW w:type="dxa" w:w="4008"/>
+          </w:tcPr>
+          <w:p>
+            <w:r/>
+            <w:r>
+              <w:rPr>
+                <w:b w:val="0"/>
+                <w:sz w:val="14"/>
+              </w:rPr>
+              <w:t>NOT_APPLICABLE</w:t>
+            </w:r>
+          </w:p>
+        </w:tc>
+        <w:tc>
+          <w:tcPr>
+            <w:tcW w:type="dxa" w:w="4008"/>
+          </w:tcPr>
+          <w:p>
+            <w:r/>
+            <w:r>
+              <w:rPr>
+                <w:b w:val="0"/>
+                <w:sz w:val="14"/>
+              </w:rPr>
+              <w:t>Current exact tree b2f81b20322dd9e9268001126b07931b437e27df: zero entity-bound operation evidence for this entity/operation. Mother §71 forbids speculative CRUD/sibling-feature expansion; current revision authorizes no new behavior.</w:t>
+            </w:r>
+          </w:p>
+        </w:tc>
+      </w:tr>
+      <w:tr>
+        <w:tc>
+          <w:tcPr>
+            <w:tcW w:type="dxa" w:w="4008"/>
+          </w:tcPr>
+          <w:p>
+            <w:r/>
+            <w:r>
+              <w:rPr>
+                <w:b w:val="0"/>
+                <w:sz w:val="14"/>
+              </w:rPr>
+              <w:t>ERPConnector</w:t>
+            </w:r>
+          </w:p>
+        </w:tc>
+        <w:tc>
+          <w:tcPr>
+            <w:tcW w:type="dxa" w:w="4008"/>
+          </w:tcPr>
+          <w:p>
+            <w:r/>
+            <w:r>
+              <w:rPr>
+                <w:b w:val="0"/>
+                <w:sz w:val="14"/>
+              </w:rPr>
+              <w:t>AUDIT</w:t>
+            </w:r>
+          </w:p>
+        </w:tc>
+        <w:tc>
+          <w:tcPr>
+            <w:tcW w:type="dxa" w:w="4008"/>
+          </w:tcPr>
+          <w:p>
+            <w:r/>
+            <w:r>
+              <w:rPr>
+                <w:b w:val="0"/>
+                <w:sz w:val="14"/>
+              </w:rPr>
+              <w:t>NOT_APPLICABLE</w:t>
+            </w:r>
+          </w:p>
+        </w:tc>
+        <w:tc>
+          <w:tcPr>
+            <w:tcW w:type="dxa" w:w="4008"/>
+          </w:tcPr>
+          <w:p>
+            <w:r/>
+            <w:r>
+              <w:rPr>
+                <w:b w:val="0"/>
+                <w:sz w:val="14"/>
+              </w:rPr>
+              <w:t>Current exact tree b2f81b20322dd9e9268001126b07931b437e27df: zero entity-bound operation evidence for this entity/operation. Mother §71 forbids speculative CRUD/sibling-feature expansion; current revision authorizes no new behavior.</w:t>
+            </w:r>
+          </w:p>
+        </w:tc>
+      </w:tr>
+      <w:tr>
+        <w:tc>
+          <w:tcPr>
+            <w:tcW w:type="dxa" w:w="4008"/>
+          </w:tcPr>
+          <w:p>
+            <w:r/>
+            <w:r>
+              <w:rPr>
+                <w:b w:val="0"/>
+                <w:sz w:val="14"/>
+              </w:rPr>
+              <w:t>ERPConnector</w:t>
+            </w:r>
+          </w:p>
+        </w:tc>
+        <w:tc>
+          <w:tcPr>
+            <w:tcW w:type="dxa" w:w="4008"/>
+          </w:tcPr>
+          <w:p>
+            <w:r/>
+            <w:r>
+              <w:rPr>
+                <w:b w:val="0"/>
+                <w:sz w:val="14"/>
+              </w:rPr>
+              <w:t>CATEGORY_OR_GROUP_BIND</w:t>
+            </w:r>
+          </w:p>
+        </w:tc>
+        <w:tc>
+          <w:tcPr>
+            <w:tcW w:type="dxa" w:w="4008"/>
+          </w:tcPr>
+          <w:p>
+            <w:r/>
+            <w:r>
+              <w:rPr>
+                <w:b w:val="0"/>
+                <w:sz w:val="14"/>
+              </w:rPr>
+              <w:t>NOT_APPLICABLE</w:t>
+            </w:r>
+          </w:p>
+        </w:tc>
+        <w:tc>
+          <w:tcPr>
+            <w:tcW w:type="dxa" w:w="4008"/>
+          </w:tcPr>
+          <w:p>
+            <w:r/>
+            <w:r>
+              <w:rPr>
+                <w:b w:val="0"/>
+                <w:sz w:val="14"/>
+              </w:rPr>
+              <w:t>Current exact tree b2f81b20322dd9e9268001126b07931b437e27df: zero entity-bound operation evidence for this entity/operation. Mother §71 forbids speculative CRUD/sibling-feature expansion; current revision authorizes no new behavior.</w:t>
+            </w:r>
+          </w:p>
+        </w:tc>
+      </w:tr>
+      <w:tr>
+        <w:tc>
+          <w:tcPr>
+            <w:tcW w:type="dxa" w:w="4008"/>
+          </w:tcPr>
+          <w:p>
+            <w:r/>
+            <w:r>
+              <w:rPr>
+                <w:b w:val="0"/>
+                <w:sz w:val="14"/>
+              </w:rPr>
+              <w:t>ERPConnector</w:t>
+            </w:r>
+          </w:p>
+        </w:tc>
+        <w:tc>
+          <w:tcPr>
+            <w:tcW w:type="dxa" w:w="4008"/>
+          </w:tcPr>
+          <w:p>
+            <w:r/>
+            <w:r>
+              <w:rPr>
+                <w:b w:val="0"/>
+                <w:sz w:val="14"/>
+              </w:rPr>
+              <w:t>CONFIRM_OR_APPROVE</w:t>
+            </w:r>
+          </w:p>
+        </w:tc>
+        <w:tc>
+          <w:tcPr>
+            <w:tcW w:type="dxa" w:w="4008"/>
+          </w:tcPr>
+          <w:p>
+            <w:r/>
+            <w:r>
+              <w:rPr>
+                <w:b w:val="0"/>
+                <w:sz w:val="14"/>
+              </w:rPr>
+              <w:t>NOT_APPLICABLE</w:t>
+            </w:r>
+          </w:p>
+        </w:tc>
+        <w:tc>
+          <w:tcPr>
+            <w:tcW w:type="dxa" w:w="4008"/>
+          </w:tcPr>
+          <w:p>
+            <w:r/>
+            <w:r>
+              <w:rPr>
+                <w:b w:val="0"/>
+                <w:sz w:val="14"/>
+              </w:rPr>
+              <w:t>Current exact tree b2f81b20322dd9e9268001126b07931b437e27df: zero entity-bound operation evidence for this entity/operation. Mother §71 forbids speculative CRUD/sibling-feature expansion; current revision authorizes no new behavior.</w:t>
+            </w:r>
+          </w:p>
+        </w:tc>
+      </w:tr>
+      <w:tr>
+        <w:tc>
+          <w:tcPr>
+            <w:tcW w:type="dxa" w:w="4008"/>
+          </w:tcPr>
+          <w:p>
+            <w:r/>
+            <w:r>
+              <w:rPr>
+                <w:b w:val="0"/>
+                <w:sz w:val="14"/>
+              </w:rPr>
+              <w:t>ERPConnector</w:t>
+            </w:r>
+          </w:p>
+        </w:tc>
+        <w:tc>
+          <w:tcPr>
+            <w:tcW w:type="dxa" w:w="4008"/>
+          </w:tcPr>
+          <w:p>
+            <w:r/>
+            <w:r>
+              <w:rPr>
+                <w:b w:val="0"/>
+                <w:sz w:val="14"/>
+              </w:rPr>
+              <w:t>CREATE</w:t>
+            </w:r>
+          </w:p>
+        </w:tc>
+        <w:tc>
+          <w:tcPr>
+            <w:tcW w:type="dxa" w:w="4008"/>
+          </w:tcPr>
+          <w:p>
+            <w:r/>
+            <w:r>
+              <w:rPr>
+                <w:b w:val="0"/>
+                <w:sz w:val="14"/>
+              </w:rPr>
+              <w:t>REQUIRED</w:t>
+            </w:r>
+          </w:p>
+        </w:tc>
+        <w:tc>
+          <w:tcPr>
+            <w:tcW w:type="dxa" w:w="4008"/>
+          </w:tcPr>
+          <w:p>
+            <w:r/>
+            <w:r>
+              <w:rPr>
+                <w:b w:val="0"/>
+                <w:sz w:val="14"/>
+              </w:rPr>
+              <w:t>Current entity-bound operation evidence normalized to REQUIRED. T3R3[Create / Update / Validate]</w:t>
+            </w:r>
+          </w:p>
+        </w:tc>
+      </w:tr>
+      <w:tr>
+        <w:tc>
+          <w:tcPr>
+            <w:tcW w:type="dxa" w:w="4008"/>
+          </w:tcPr>
+          <w:p>
+            <w:r/>
+            <w:r>
+              <w:rPr>
+                <w:b w:val="0"/>
+                <w:sz w:val="14"/>
+              </w:rPr>
+              <w:t>ERPConnector</w:t>
+            </w:r>
+          </w:p>
+        </w:tc>
+        <w:tc>
+          <w:tcPr>
+            <w:tcW w:type="dxa" w:w="4008"/>
+          </w:tcPr>
+          <w:p>
+            <w:r/>
+            <w:r>
+              <w:rPr>
+                <w:b w:val="0"/>
+                <w:sz w:val="14"/>
+              </w:rPr>
+              <w:t>CREATION_MODE</w:t>
+            </w:r>
+          </w:p>
+        </w:tc>
+        <w:tc>
+          <w:tcPr>
+            <w:tcW w:type="dxa" w:w="4008"/>
+          </w:tcPr>
+          <w:p>
+            <w:r/>
+            <w:r>
+              <w:rPr>
+                <w:b w:val="0"/>
+                <w:sz w:val="14"/>
+              </w:rPr>
+              <w:t>NOT_APPLICABLE</w:t>
+            </w:r>
+          </w:p>
+        </w:tc>
+        <w:tc>
+          <w:tcPr>
+            <w:tcW w:type="dxa" w:w="4008"/>
+          </w:tcPr>
+          <w:p>
+            <w:r/>
+            <w:r>
+              <w:rPr>
+                <w:b w:val="0"/>
+                <w:sz w:val="14"/>
+              </w:rPr>
+              <w:t>Current exact tree b2f81b20322dd9e9268001126b07931b437e27df: zero entity-bound operation evidence for this entity/operation. Mother §71 forbids speculative CRUD/sibling-feature expansion; current revision authorizes no new behavior.</w:t>
+            </w:r>
+          </w:p>
+        </w:tc>
+      </w:tr>
+      <w:tr>
+        <w:tc>
+          <w:tcPr>
+            <w:tcW w:type="dxa" w:w="4008"/>
+          </w:tcPr>
+          <w:p>
+            <w:r/>
+            <w:r>
+              <w:rPr>
+                <w:b w:val="0"/>
+                <w:sz w:val="14"/>
+              </w:rPr>
+              <w:t>ERPConnector</w:t>
+            </w:r>
+          </w:p>
+        </w:tc>
+        <w:tc>
+          <w:tcPr>
+            <w:tcW w:type="dxa" w:w="4008"/>
+          </w:tcPr>
+          <w:p>
+            <w:r/>
+            <w:r>
+              <w:rPr>
+                <w:b w:val="0"/>
+                <w:sz w:val="14"/>
+              </w:rPr>
+              <w:t>DEPENDENCY_IMPACT</w:t>
+            </w:r>
+          </w:p>
+        </w:tc>
+        <w:tc>
+          <w:tcPr>
+            <w:tcW w:type="dxa" w:w="4008"/>
+          </w:tcPr>
+          <w:p>
+            <w:r/>
+            <w:r>
+              <w:rPr>
+                <w:b w:val="0"/>
+                <w:sz w:val="14"/>
+              </w:rPr>
+              <w:t>NOT_APPLICABLE</w:t>
+            </w:r>
+          </w:p>
+        </w:tc>
+        <w:tc>
+          <w:tcPr>
+            <w:tcW w:type="dxa" w:w="4008"/>
+          </w:tcPr>
+          <w:p>
+            <w:r/>
+            <w:r>
+              <w:rPr>
+                <w:b w:val="0"/>
+                <w:sz w:val="14"/>
+              </w:rPr>
+              <w:t>Current exact tree b2f81b20322dd9e9268001126b07931b437e27df: zero entity-bound operation evidence for this entity/operation. Mother §71 forbids speculative CRUD/sibling-feature expansion; current revision authorizes no new behavior.</w:t>
+            </w:r>
+          </w:p>
+        </w:tc>
+      </w:tr>
+      <w:tr>
+        <w:tc>
+          <w:tcPr>
+            <w:tcW w:type="dxa" w:w="4008"/>
+          </w:tcPr>
+          <w:p>
+            <w:r/>
+            <w:r>
+              <w:rPr>
+                <w:b w:val="0"/>
+                <w:sz w:val="14"/>
+              </w:rPr>
+              <w:t>ERPConnector</w:t>
+            </w:r>
+          </w:p>
+        </w:tc>
+        <w:tc>
+          <w:tcPr>
+            <w:tcW w:type="dxa" w:w="4008"/>
+          </w:tcPr>
+          <w:p>
+            <w:r/>
+            <w:r>
+              <w:rPr>
+                <w:b w:val="0"/>
+                <w:sz w:val="14"/>
+              </w:rPr>
+              <w:t>DISCOVER_OR_LIST</w:t>
+            </w:r>
+          </w:p>
+        </w:tc>
+        <w:tc>
+          <w:tcPr>
+            <w:tcW w:type="dxa" w:w="4008"/>
+          </w:tcPr>
+          <w:p>
+            <w:r/>
+            <w:r>
+              <w:rPr>
+                <w:b w:val="0"/>
+                <w:sz w:val="14"/>
+              </w:rPr>
+              <w:t>NOT_APPLICABLE</w:t>
+            </w:r>
+          </w:p>
+        </w:tc>
+        <w:tc>
+          <w:tcPr>
+            <w:tcW w:type="dxa" w:w="4008"/>
+          </w:tcPr>
+          <w:p>
+            <w:r/>
+            <w:r>
+              <w:rPr>
+                <w:b w:val="0"/>
+                <w:sz w:val="14"/>
+              </w:rPr>
+              <w:t>Current exact tree b2f81b20322dd9e9268001126b07931b437e27df: zero entity-bound operation evidence for this entity/operation. Mother §71 forbids speculative CRUD/sibling-feature expansion; current revision authorizes no new behavior.</w:t>
+            </w:r>
+          </w:p>
+        </w:tc>
+      </w:tr>
+      <w:tr>
+        <w:tc>
+          <w:tcPr>
+            <w:tcW w:type="dxa" w:w="4008"/>
+          </w:tcPr>
+          <w:p>
+            <w:r/>
+            <w:r>
+              <w:rPr>
+                <w:b w:val="0"/>
+                <w:sz w:val="14"/>
+              </w:rPr>
+              <w:t>ERPConnector</w:t>
+            </w:r>
+          </w:p>
+        </w:tc>
+        <w:tc>
+          <w:tcPr>
+            <w:tcW w:type="dxa" w:w="4008"/>
+          </w:tcPr>
+          <w:p>
+            <w:r/>
+            <w:r>
+              <w:rPr>
+                <w:b w:val="0"/>
+                <w:sz w:val="14"/>
+              </w:rPr>
+              <w:t>DRAFT</w:t>
+            </w:r>
+          </w:p>
+        </w:tc>
+        <w:tc>
+          <w:tcPr>
+            <w:tcW w:type="dxa" w:w="4008"/>
+          </w:tcPr>
+          <w:p>
+            <w:r/>
+            <w:r>
+              <w:rPr>
+                <w:b w:val="0"/>
+                <w:sz w:val="14"/>
+              </w:rPr>
+              <w:t>NOT_APPLICABLE</w:t>
+            </w:r>
+          </w:p>
+        </w:tc>
+        <w:tc>
+          <w:tcPr>
+            <w:tcW w:type="dxa" w:w="4008"/>
+          </w:tcPr>
+          <w:p>
+            <w:r/>
+            <w:r>
+              <w:rPr>
+                <w:b w:val="0"/>
+                <w:sz w:val="14"/>
+              </w:rPr>
+              <w:t>Current exact tree b2f81b20322dd9e9268001126b07931b437e27df: zero entity-bound operation evidence for this entity/operation. Mother §71 forbids speculative CRUD/sibling-feature expansion; current revision authorizes no new behavior.</w:t>
+            </w:r>
+          </w:p>
+        </w:tc>
+      </w:tr>
+      <w:tr>
+        <w:tc>
+          <w:tcPr>
+            <w:tcW w:type="dxa" w:w="4008"/>
+          </w:tcPr>
+          <w:p>
+            <w:r/>
+            <w:r>
+              <w:rPr>
+                <w:b w:val="0"/>
+                <w:sz w:val="14"/>
+              </w:rPr>
+              <w:t>ERPConnector</w:t>
+            </w:r>
+          </w:p>
+        </w:tc>
+        <w:tc>
+          <w:tcPr>
+            <w:tcW w:type="dxa" w:w="4008"/>
+          </w:tcPr>
+          <w:p>
+            <w:r/>
+            <w:r>
+              <w:rPr>
+                <w:b w:val="0"/>
+                <w:sz w:val="14"/>
+              </w:rPr>
+              <w:t>EDIT</w:t>
+            </w:r>
+          </w:p>
+        </w:tc>
+        <w:tc>
+          <w:tcPr>
+            <w:tcW w:type="dxa" w:w="4008"/>
+          </w:tcPr>
+          <w:p>
+            <w:r/>
+            <w:r>
+              <w:rPr>
+                <w:b w:val="0"/>
+                <w:sz w:val="14"/>
+              </w:rPr>
+              <w:t>NOT_APPLICABLE</w:t>
+            </w:r>
+          </w:p>
+        </w:tc>
+        <w:tc>
+          <w:tcPr>
+            <w:tcW w:type="dxa" w:w="4008"/>
+          </w:tcPr>
+          <w:p>
+            <w:r/>
+            <w:r>
+              <w:rPr>
+                <w:b w:val="0"/>
+                <w:sz w:val="14"/>
+              </w:rPr>
+              <w:t>Current exact tree b2f81b20322dd9e9268001126b07931b437e27df: zero entity-bound operation evidence for this entity/operation. Mother §71 forbids speculative CRUD/sibling-feature expansion; current revision authorizes no new behavior.</w:t>
+            </w:r>
+          </w:p>
+        </w:tc>
+      </w:tr>
+      <w:tr>
+        <w:tc>
+          <w:tcPr>
+            <w:tcW w:type="dxa" w:w="4008"/>
+          </w:tcPr>
+          <w:p>
+            <w:r/>
+            <w:r>
+              <w:rPr>
+                <w:b w:val="0"/>
+                <w:sz w:val="14"/>
+              </w:rPr>
+              <w:t>ERPConnector</w:t>
+            </w:r>
+          </w:p>
+        </w:tc>
+        <w:tc>
+          <w:tcPr>
+            <w:tcW w:type="dxa" w:w="4008"/>
+          </w:tcPr>
+          <w:p>
+            <w:r/>
+            <w:r>
+              <w:rPr>
+                <w:b w:val="0"/>
+                <w:sz w:val="14"/>
+              </w:rPr>
+              <w:t>ERROR_RECOVERY</w:t>
+            </w:r>
+          </w:p>
+        </w:tc>
+        <w:tc>
+          <w:tcPr>
+            <w:tcW w:type="dxa" w:w="4008"/>
+          </w:tcPr>
+          <w:p>
+            <w:r/>
+            <w:r>
+              <w:rPr>
+                <w:b w:val="0"/>
+                <w:sz w:val="14"/>
+              </w:rPr>
+              <w:t>NOT_APPLICABLE</w:t>
+            </w:r>
+          </w:p>
+        </w:tc>
+        <w:tc>
+          <w:tcPr>
+            <w:tcW w:type="dxa" w:w="4008"/>
+          </w:tcPr>
+          <w:p>
+            <w:r/>
+            <w:r>
+              <w:rPr>
+                <w:b w:val="0"/>
+                <w:sz w:val="14"/>
+              </w:rPr>
+              <w:t>Current exact tree b2f81b20322dd9e9268001126b07931b437e27df: zero entity-bound operation evidence for this entity/operation. Mother §71 forbids speculative CRUD/sibling-feature expansion; current revision authorizes no new behavior.</w:t>
+            </w:r>
+          </w:p>
+        </w:tc>
+      </w:tr>
+      <w:tr>
+        <w:tc>
+          <w:tcPr>
+            <w:tcW w:type="dxa" w:w="4008"/>
+          </w:tcPr>
+          <w:p>
+            <w:r/>
+            <w:r>
+              <w:rPr>
+                <w:b w:val="0"/>
+                <w:sz w:val="14"/>
+              </w:rPr>
+              <w:t>ERPConnector</w:t>
+            </w:r>
+          </w:p>
+        </w:tc>
+        <w:tc>
+          <w:tcPr>
+            <w:tcW w:type="dxa" w:w="4008"/>
+          </w:tcPr>
+          <w:p>
+            <w:r/>
+            <w:r>
+              <w:rPr>
+                <w:b w:val="0"/>
+                <w:sz w:val="14"/>
+              </w:rPr>
+              <w:t>LOCK_OR_UNLOCK</w:t>
+            </w:r>
+          </w:p>
+        </w:tc>
+        <w:tc>
+          <w:tcPr>
+            <w:tcW w:type="dxa" w:w="4008"/>
+          </w:tcPr>
+          <w:p>
+            <w:r/>
+            <w:r>
+              <w:rPr>
+                <w:b w:val="0"/>
+                <w:sz w:val="14"/>
+              </w:rPr>
+              <w:t>NOT_APPLICABLE</w:t>
+            </w:r>
+          </w:p>
+        </w:tc>
+        <w:tc>
+          <w:tcPr>
+            <w:tcW w:type="dxa" w:w="4008"/>
+          </w:tcPr>
+          <w:p>
+            <w:r/>
+            <w:r>
+              <w:rPr>
+                <w:b w:val="0"/>
+                <w:sz w:val="14"/>
+              </w:rPr>
+              <w:t>Current exact tree b2f81b20322dd9e9268001126b07931b437e27df: zero entity-bound operation evidence for this entity/operation. Mother §71 forbids speculative CRUD/sibling-feature expansion; current revision authorizes no new behavior.</w:t>
+            </w:r>
+          </w:p>
+        </w:tc>
+      </w:tr>
+      <w:tr>
+        <w:tc>
+          <w:tcPr>
+            <w:tcW w:type="dxa" w:w="4008"/>
+          </w:tcPr>
+          <w:p>
+            <w:r/>
+            <w:r>
+              <w:rPr>
+                <w:b w:val="0"/>
+                <w:sz w:val="14"/>
+              </w:rPr>
+              <w:t>ERPConnector</w:t>
+            </w:r>
+          </w:p>
+        </w:tc>
+        <w:tc>
+          <w:tcPr>
+            <w:tcW w:type="dxa" w:w="4008"/>
+          </w:tcPr>
+          <w:p>
+            <w:r/>
+            <w:r>
+              <w:rPr>
+                <w:b w:val="0"/>
+                <w:sz w:val="14"/>
+              </w:rPr>
+              <w:t>MOVE_OR_REPARENT</w:t>
+            </w:r>
+          </w:p>
+        </w:tc>
+        <w:tc>
+          <w:tcPr>
+            <w:tcW w:type="dxa" w:w="4008"/>
+          </w:tcPr>
+          <w:p>
+            <w:r/>
+            <w:r>
+              <w:rPr>
+                <w:b w:val="0"/>
+                <w:sz w:val="14"/>
+              </w:rPr>
+              <w:t>NOT_APPLICABLE</w:t>
+            </w:r>
+          </w:p>
+        </w:tc>
+        <w:tc>
+          <w:tcPr>
+            <w:tcW w:type="dxa" w:w="4008"/>
+          </w:tcPr>
+          <w:p>
+            <w:r/>
+            <w:r>
+              <w:rPr>
+                <w:b w:val="0"/>
+                <w:sz w:val="14"/>
+              </w:rPr>
+              <w:t>Current exact tree b2f81b20322dd9e9268001126b07931b437e27df: zero entity-bound operation evidence for this entity/operation. Mother §71 forbids speculative CRUD/sibling-feature expansion; current revision authorizes no new behavior.</w:t>
+            </w:r>
+          </w:p>
+        </w:tc>
+      </w:tr>
+      <w:tr>
+        <w:tc>
+          <w:tcPr>
+            <w:tcW w:type="dxa" w:w="4008"/>
+          </w:tcPr>
+          <w:p>
+            <w:r/>
+            <w:r>
+              <w:rPr>
+                <w:b w:val="0"/>
+                <w:sz w:val="14"/>
+              </w:rPr>
+              <w:t>ERPConnector</w:t>
+            </w:r>
+          </w:p>
+        </w:tc>
+        <w:tc>
+          <w:tcPr>
+            <w:tcW w:type="dxa" w:w="4008"/>
+          </w:tcPr>
+          <w:p>
+            <w:r/>
+            <w:r>
+              <w:rPr>
+                <w:b w:val="0"/>
+                <w:sz w:val="14"/>
+              </w:rPr>
+              <w:t>NEXT_STEP</w:t>
+            </w:r>
+          </w:p>
+        </w:tc>
+        <w:tc>
+          <w:tcPr>
+            <w:tcW w:type="dxa" w:w="4008"/>
+          </w:tcPr>
+          <w:p>
+            <w:r/>
+            <w:r>
+              <w:rPr>
+                <w:b w:val="0"/>
+                <w:sz w:val="14"/>
+              </w:rPr>
+              <w:t>NOT_APPLICABLE</w:t>
+            </w:r>
+          </w:p>
+        </w:tc>
+        <w:tc>
+          <w:tcPr>
+            <w:tcW w:type="dxa" w:w="4008"/>
+          </w:tcPr>
+          <w:p>
+            <w:r/>
+            <w:r>
+              <w:rPr>
+                <w:b w:val="0"/>
+                <w:sz w:val="14"/>
+              </w:rPr>
+              <w:t>Current exact tree b2f81b20322dd9e9268001126b07931b437e27df: zero entity-bound operation evidence for this entity/operation. Mother §71 forbids speculative CRUD/sibling-feature expansion; current revision authorizes no new behavior.</w:t>
+            </w:r>
+          </w:p>
+        </w:tc>
+      </w:tr>
+      <w:tr>
+        <w:tc>
+          <w:tcPr>
+            <w:tcW w:type="dxa" w:w="4008"/>
+          </w:tcPr>
+          <w:p>
+            <w:r/>
+            <w:r>
+              <w:rPr>
+                <w:b w:val="0"/>
+                <w:sz w:val="14"/>
+              </w:rPr>
+              <w:t>ERPConnector</w:t>
+            </w:r>
+          </w:p>
+        </w:tc>
+        <w:tc>
+          <w:tcPr>
+            <w:tcW w:type="dxa" w:w="4008"/>
+          </w:tcPr>
+          <w:p>
+            <w:r/>
+            <w:r>
+              <w:rPr>
+                <w:b w:val="0"/>
+                <w:sz w:val="14"/>
+              </w:rPr>
+              <w:t>PARENT_BIND</w:t>
+            </w:r>
+          </w:p>
+        </w:tc>
+        <w:tc>
+          <w:tcPr>
+            <w:tcW w:type="dxa" w:w="4008"/>
+          </w:tcPr>
+          <w:p>
+            <w:r/>
+            <w:r>
+              <w:rPr>
+                <w:b w:val="0"/>
+                <w:sz w:val="14"/>
+              </w:rPr>
+              <w:t>NOT_APPLICABLE</w:t>
+            </w:r>
+          </w:p>
+        </w:tc>
+        <w:tc>
+          <w:tcPr>
+            <w:tcW w:type="dxa" w:w="4008"/>
+          </w:tcPr>
+          <w:p>
+            <w:r/>
+            <w:r>
+              <w:rPr>
+                <w:b w:val="0"/>
+                <w:sz w:val="14"/>
+              </w:rPr>
+              <w:t>Current exact tree b2f81b20322dd9e9268001126b07931b437e27df: zero entity-bound operation evidence for this entity/operation. Mother §71 forbids speculative CRUD/sibling-feature expansion; current revision authorizes no new behavior.</w:t>
+            </w:r>
+          </w:p>
+        </w:tc>
+      </w:tr>
+      <w:tr>
+        <w:tc>
+          <w:tcPr>
+            <w:tcW w:type="dxa" w:w="4008"/>
+          </w:tcPr>
+          <w:p>
+            <w:r/>
+            <w:r>
+              <w:rPr>
+                <w:b w:val="0"/>
+                <w:sz w:val="14"/>
+              </w:rPr>
+              <w:t>ERPConnector</w:t>
+            </w:r>
+          </w:p>
+        </w:tc>
+        <w:tc>
+          <w:tcPr>
+            <w:tcW w:type="dxa" w:w="4008"/>
+          </w:tcPr>
+          <w:p>
+            <w:r/>
+            <w:r>
+              <w:rPr>
+                <w:b w:val="0"/>
+                <w:sz w:val="14"/>
+              </w:rPr>
+              <w:t>REORDER</w:t>
+            </w:r>
+          </w:p>
+        </w:tc>
+        <w:tc>
+          <w:tcPr>
+            <w:tcW w:type="dxa" w:w="4008"/>
+          </w:tcPr>
+          <w:p>
+            <w:r/>
+            <w:r>
+              <w:rPr>
+                <w:b w:val="0"/>
+                <w:sz w:val="14"/>
+              </w:rPr>
+              <w:t>NOT_APPLICABLE</w:t>
+            </w:r>
+          </w:p>
+        </w:tc>
+        <w:tc>
+          <w:tcPr>
+            <w:tcW w:type="dxa" w:w="4008"/>
+          </w:tcPr>
+          <w:p>
+            <w:r/>
+            <w:r>
+              <w:rPr>
+                <w:b w:val="0"/>
+                <w:sz w:val="14"/>
+              </w:rPr>
+              <w:t>Current exact tree b2f81b20322dd9e9268001126b07931b437e27df: zero entity-bound operation evidence for this entity/operation. Mother §71 forbids speculative CRUD/sibling-feature expansion; current revision authorizes no new behavior.</w:t>
+            </w:r>
+          </w:p>
+        </w:tc>
+      </w:tr>
+      <w:tr>
+        <w:tc>
+          <w:tcPr>
+            <w:tcW w:type="dxa" w:w="4008"/>
+          </w:tcPr>
+          <w:p>
+            <w:r/>
+            <w:r>
+              <w:rPr>
+                <w:b w:val="0"/>
+                <w:sz w:val="14"/>
+              </w:rPr>
+              <w:t>ERPConnector</w:t>
+            </w:r>
+          </w:p>
+        </w:tc>
+        <w:tc>
+          <w:tcPr>
+            <w:tcW w:type="dxa" w:w="4008"/>
+          </w:tcPr>
+          <w:p>
+            <w:r/>
+            <w:r>
+              <w:rPr>
+                <w:b w:val="0"/>
+                <w:sz w:val="14"/>
+              </w:rPr>
+              <w:t>RESTORE</w:t>
+            </w:r>
+          </w:p>
+        </w:tc>
+        <w:tc>
+          <w:tcPr>
+            <w:tcW w:type="dxa" w:w="4008"/>
+          </w:tcPr>
+          <w:p>
+            <w:r/>
+            <w:r>
+              <w:rPr>
+                <w:b w:val="0"/>
+                <w:sz w:val="14"/>
+              </w:rPr>
+              <w:t>NOT_APPLICABLE</w:t>
+            </w:r>
+          </w:p>
+        </w:tc>
+        <w:tc>
+          <w:tcPr>
+            <w:tcW w:type="dxa" w:w="4008"/>
+          </w:tcPr>
+          <w:p>
+            <w:r/>
+            <w:r>
+              <w:rPr>
+                <w:b w:val="0"/>
+                <w:sz w:val="14"/>
+              </w:rPr>
+              <w:t>Current exact tree b2f81b20322dd9e9268001126b07931b437e27df: zero entity-bound operation evidence for this entity/operation. Mother §71 forbids speculative CRUD/sibling-feature expansion; current revision authorizes no new behavior.</w:t>
+            </w:r>
+          </w:p>
+        </w:tc>
+      </w:tr>
+      <w:tr>
+        <w:tc>
+          <w:tcPr>
+            <w:tcW w:type="dxa" w:w="4008"/>
+          </w:tcPr>
+          <w:p>
+            <w:r/>
+            <w:r>
+              <w:rPr>
+                <w:b w:val="0"/>
+                <w:sz w:val="14"/>
+              </w:rPr>
+              <w:t>ERPConnector</w:t>
+            </w:r>
+          </w:p>
+        </w:tc>
+        <w:tc>
+          <w:tcPr>
+            <w:tcW w:type="dxa" w:w="4008"/>
+          </w:tcPr>
+          <w:p>
+            <w:r/>
+            <w:r>
+              <w:rPr>
+                <w:b w:val="0"/>
+                <w:sz w:val="14"/>
+              </w:rPr>
+              <w:t>RESUME</w:t>
+            </w:r>
+          </w:p>
+        </w:tc>
+        <w:tc>
+          <w:tcPr>
+            <w:tcW w:type="dxa" w:w="4008"/>
+          </w:tcPr>
+          <w:p>
+            <w:r/>
+            <w:r>
+              <w:rPr>
+                <w:b w:val="0"/>
+                <w:sz w:val="14"/>
+              </w:rPr>
+              <w:t>NOT_APPLICABLE</w:t>
+            </w:r>
+          </w:p>
+        </w:tc>
+        <w:tc>
+          <w:tcPr>
+            <w:tcW w:type="dxa" w:w="4008"/>
+          </w:tcPr>
+          <w:p>
+            <w:r/>
+            <w:r>
+              <w:rPr>
+                <w:b w:val="0"/>
+                <w:sz w:val="14"/>
+              </w:rPr>
+              <w:t>Current exact tree b2f81b20322dd9e9268001126b07931b437e27df: zero entity-bound operation evidence for this entity/operation. Mother §71 forbids speculative CRUD/sibling-feature expansion; current revision authorizes no new behavior.</w:t>
+            </w:r>
+          </w:p>
+        </w:tc>
+      </w:tr>
+      <w:tr>
+        <w:tc>
+          <w:tcPr>
+            <w:tcW w:type="dxa" w:w="4008"/>
+          </w:tcPr>
+          <w:p>
+            <w:r/>
+            <w:r>
+              <w:rPr>
+                <w:b w:val="0"/>
+                <w:sz w:val="14"/>
+              </w:rPr>
+              <w:t>ERPConnector</w:t>
+            </w:r>
+          </w:p>
+        </w:tc>
+        <w:tc>
+          <w:tcPr>
+            <w:tcW w:type="dxa" w:w="4008"/>
+          </w:tcPr>
+          <w:p>
+            <w:r/>
+            <w:r>
+              <w:rPr>
+                <w:b w:val="0"/>
+                <w:sz w:val="14"/>
+              </w:rPr>
+              <w:t>REVISE</w:t>
+            </w:r>
+          </w:p>
+        </w:tc>
+        <w:tc>
+          <w:tcPr>
+            <w:tcW w:type="dxa" w:w="4008"/>
+          </w:tcPr>
+          <w:p>
+            <w:r/>
+            <w:r>
+              <w:rPr>
+                <w:b w:val="0"/>
+                <w:sz w:val="14"/>
+              </w:rPr>
+              <w:t>NOT_APPLICABLE</w:t>
+            </w:r>
+          </w:p>
+        </w:tc>
+        <w:tc>
+          <w:tcPr>
+            <w:tcW w:type="dxa" w:w="4008"/>
+          </w:tcPr>
+          <w:p>
+            <w:r/>
+            <w:r>
+              <w:rPr>
+                <w:b w:val="0"/>
+                <w:sz w:val="14"/>
+              </w:rPr>
+              <w:t>Current exact tree b2f81b20322dd9e9268001126b07931b437e27df: zero entity-bound operation evidence for this entity/operation. Mother §71 forbids speculative CRUD/sibling-feature expansion; current revision authorizes no new behavior.</w:t>
+            </w:r>
+          </w:p>
+        </w:tc>
+      </w:tr>
+      <w:tr>
+        <w:tc>
+          <w:tcPr>
+            <w:tcW w:type="dxa" w:w="4008"/>
+          </w:tcPr>
+          <w:p>
+            <w:r/>
+            <w:r>
+              <w:rPr>
+                <w:b w:val="0"/>
+                <w:sz w:val="14"/>
+              </w:rPr>
+              <w:t>ERPConnector</w:t>
+            </w:r>
+          </w:p>
+        </w:tc>
+        <w:tc>
+          <w:tcPr>
+            <w:tcW w:type="dxa" w:w="4008"/>
+          </w:tcPr>
+          <w:p>
+            <w:r/>
+            <w:r>
+              <w:rPr>
+                <w:b w:val="0"/>
+                <w:sz w:val="14"/>
+              </w:rPr>
+              <w:t>SAVE</w:t>
+            </w:r>
+          </w:p>
+        </w:tc>
+        <w:tc>
+          <w:tcPr>
+            <w:tcW w:type="dxa" w:w="4008"/>
+          </w:tcPr>
+          <w:p>
+            <w:r/>
+            <w:r>
+              <w:rPr>
+                <w:b w:val="0"/>
+                <w:sz w:val="14"/>
+              </w:rPr>
+              <w:t>NOT_APPLICABLE</w:t>
+            </w:r>
+          </w:p>
+        </w:tc>
+        <w:tc>
+          <w:tcPr>
+            <w:tcW w:type="dxa" w:w="4008"/>
+          </w:tcPr>
+          <w:p>
+            <w:r/>
+            <w:r>
+              <w:rPr>
+                <w:b w:val="0"/>
+                <w:sz w:val="14"/>
+              </w:rPr>
+              <w:t>Current exact tree b2f81b20322dd9e9268001126b07931b437e27df: zero entity-bound operation evidence for this entity/operation. Mother §71 forbids speculative CRUD/sibling-feature expansion; current revision authorizes no new behavior.</w:t>
+            </w:r>
+          </w:p>
+        </w:tc>
+      </w:tr>
+      <w:tr>
+        <w:tc>
+          <w:tcPr>
+            <w:tcW w:type="dxa" w:w="4008"/>
+          </w:tcPr>
+          <w:p>
+            <w:r/>
+            <w:r>
+              <w:rPr>
+                <w:b w:val="0"/>
+                <w:sz w:val="14"/>
+              </w:rPr>
+              <w:t>ERPConnector</w:t>
+            </w:r>
+          </w:p>
+        </w:tc>
+        <w:tc>
+          <w:tcPr>
+            <w:tcW w:type="dxa" w:w="4008"/>
+          </w:tcPr>
+          <w:p>
+            <w:r/>
+            <w:r>
+              <w:rPr>
+                <w:b w:val="0"/>
+                <w:sz w:val="14"/>
+              </w:rPr>
+              <w:t>SELECT_OR_OPEN</w:t>
+            </w:r>
+          </w:p>
+        </w:tc>
+        <w:tc>
+          <w:tcPr>
+            <w:tcW w:type="dxa" w:w="4008"/>
+          </w:tcPr>
+          <w:p>
+            <w:r/>
+            <w:r>
+              <w:rPr>
+                <w:b w:val="0"/>
+                <w:sz w:val="14"/>
+              </w:rPr>
+              <w:t>NOT_APPLICABLE</w:t>
+            </w:r>
+          </w:p>
+        </w:tc>
+        <w:tc>
+          <w:tcPr>
+            <w:tcW w:type="dxa" w:w="4008"/>
+          </w:tcPr>
+          <w:p>
+            <w:r/>
+            <w:r>
+              <w:rPr>
+                <w:b w:val="0"/>
+                <w:sz w:val="14"/>
+              </w:rPr>
+              <w:t>Current exact tree b2f81b20322dd9e9268001126b07931b437e27df: zero entity-bound operation evidence for this entity/operation. Mother §71 forbids speculative CRUD/sibling-feature expansion; current revision authorizes no new behavior.</w:t>
+            </w:r>
+          </w:p>
+        </w:tc>
+      </w:tr>
+      <w:tr>
+        <w:tc>
+          <w:tcPr>
+            <w:tcW w:type="dxa" w:w="4008"/>
+          </w:tcPr>
+          <w:p>
+            <w:r/>
+            <w:r>
+              <w:rPr>
+                <w:b w:val="0"/>
+                <w:sz w:val="14"/>
+              </w:rPr>
+              <w:t>ERPConnector</w:t>
+            </w:r>
+          </w:p>
+        </w:tc>
+        <w:tc>
+          <w:tcPr>
+            <w:tcW w:type="dxa" w:w="4008"/>
+          </w:tcPr>
+          <w:p>
+            <w:r/>
+            <w:r>
+              <w:rPr>
+                <w:b w:val="0"/>
+                <w:sz w:val="14"/>
+              </w:rPr>
+              <w:t>VALIDATE</w:t>
+            </w:r>
+          </w:p>
+        </w:tc>
+        <w:tc>
+          <w:tcPr>
+            <w:tcW w:type="dxa" w:w="4008"/>
+          </w:tcPr>
+          <w:p>
+            <w:r/>
+            <w:r>
+              <w:rPr>
+                <w:b w:val="0"/>
+                <w:sz w:val="14"/>
+              </w:rPr>
+              <w:t>REQUIRED</w:t>
+            </w:r>
+          </w:p>
+        </w:tc>
+        <w:tc>
+          <w:tcPr>
+            <w:tcW w:type="dxa" w:w="4008"/>
+          </w:tcPr>
+          <w:p>
+            <w:r/>
+            <w:r>
+              <w:rPr>
+                <w:b w:val="0"/>
+                <w:sz w:val="14"/>
+              </w:rPr>
+              <w:t>Current entity-bound operation evidence normalized to REQUIRED. T3R3[Create / Update / Validate]</w:t>
+            </w:r>
+          </w:p>
+        </w:tc>
+      </w:tr>
+      <w:tr>
+        <w:tc>
+          <w:tcPr>
+            <w:tcW w:type="dxa" w:w="4008"/>
+          </w:tcPr>
+          <w:p>
+            <w:r/>
+            <w:r>
+              <w:rPr>
+                <w:b w:val="0"/>
+                <w:sz w:val="14"/>
+              </w:rPr>
+              <w:t>ERPConnector</w:t>
+            </w:r>
+          </w:p>
+        </w:tc>
+        <w:tc>
+          <w:tcPr>
+            <w:tcW w:type="dxa" w:w="4008"/>
+          </w:tcPr>
+          <w:p>
+            <w:r/>
+            <w:r>
+              <w:rPr>
+                <w:b w:val="0"/>
+                <w:sz w:val="14"/>
+              </w:rPr>
+              <w:t>VERSION</w:t>
+            </w:r>
+          </w:p>
+        </w:tc>
+        <w:tc>
+          <w:tcPr>
+            <w:tcW w:type="dxa" w:w="4008"/>
+          </w:tcPr>
+          <w:p>
+            <w:r/>
+            <w:r>
+              <w:rPr>
+                <w:b w:val="0"/>
+                <w:sz w:val="14"/>
+              </w:rPr>
+              <w:t>NOT_APPLICABLE</w:t>
+            </w:r>
+          </w:p>
+        </w:tc>
+        <w:tc>
+          <w:tcPr>
+            <w:tcW w:type="dxa" w:w="4008"/>
+          </w:tcPr>
+          <w:p>
+            <w:r/>
+            <w:r>
+              <w:rPr>
+                <w:b w:val="0"/>
+                <w:sz w:val="14"/>
+              </w:rPr>
+              <w:t>Current exact tree b2f81b20322dd9e9268001126b07931b437e27df: zero entity-bound operation evidence for this entity/operation. Mother §71 forbids speculative CRUD/sibling-feature expansion; current revision authorizes no new behavior.</w:t>
+            </w:r>
+          </w:p>
+        </w:tc>
+      </w:tr>
+      <w:tr>
+        <w:tc>
+          <w:tcPr>
+            <w:tcW w:type="dxa" w:w="4008"/>
+          </w:tcPr>
+          <w:p>
+            <w:r/>
+            <w:r>
+              <w:rPr>
+                <w:b w:val="0"/>
+                <w:sz w:val="14"/>
+              </w:rPr>
+              <w:t>ERPFailure</w:t>
+            </w:r>
+          </w:p>
+        </w:tc>
+        <w:tc>
+          <w:tcPr>
+            <w:tcW w:type="dxa" w:w="4008"/>
+          </w:tcPr>
+          <w:p>
+            <w:r/>
+            <w:r>
+              <w:rPr>
+                <w:b w:val="0"/>
+                <w:sz w:val="14"/>
+              </w:rPr>
+              <w:t>ARCHIVE_OR_DELETE</w:t>
+            </w:r>
+          </w:p>
+        </w:tc>
+        <w:tc>
+          <w:tcPr>
+            <w:tcW w:type="dxa" w:w="4008"/>
+          </w:tcPr>
+          <w:p>
+            <w:r/>
+            <w:r>
+              <w:rPr>
+                <w:b w:val="0"/>
+                <w:sz w:val="14"/>
+              </w:rPr>
+              <w:t>NOT_APPLICABLE</w:t>
+            </w:r>
+          </w:p>
+        </w:tc>
+        <w:tc>
+          <w:tcPr>
+            <w:tcW w:type="dxa" w:w="4008"/>
+          </w:tcPr>
+          <w:p>
+            <w:r/>
+            <w:r>
+              <w:rPr>
+                <w:b w:val="0"/>
+                <w:sz w:val="14"/>
+              </w:rPr>
+              <w:t>Current exact tree b2f81b20322dd9e9268001126b07931b437e27df: zero entity-bound operation evidence for this entity/operation. Mother §71 forbids speculative CRUD/sibling-feature expansion; current revision authorizes no new behavior.</w:t>
+            </w:r>
+          </w:p>
+        </w:tc>
+      </w:tr>
+      <w:tr>
+        <w:tc>
+          <w:tcPr>
+            <w:tcW w:type="dxa" w:w="4008"/>
+          </w:tcPr>
+          <w:p>
+            <w:r/>
+            <w:r>
+              <w:rPr>
+                <w:b w:val="0"/>
+                <w:sz w:val="14"/>
+              </w:rPr>
+              <w:t>ERPFailure</w:t>
+            </w:r>
+          </w:p>
+        </w:tc>
+        <w:tc>
+          <w:tcPr>
+            <w:tcW w:type="dxa" w:w="4008"/>
+          </w:tcPr>
+          <w:p>
+            <w:r/>
+            <w:r>
+              <w:rPr>
+                <w:b w:val="0"/>
+                <w:sz w:val="14"/>
+              </w:rPr>
+              <w:t>AUDIT</w:t>
+            </w:r>
+          </w:p>
+        </w:tc>
+        <w:tc>
+          <w:tcPr>
+            <w:tcW w:type="dxa" w:w="4008"/>
+          </w:tcPr>
+          <w:p>
+            <w:r/>
+            <w:r>
+              <w:rPr>
+                <w:b w:val="0"/>
+                <w:sz w:val="14"/>
+              </w:rPr>
+              <w:t>NOT_APPLICABLE</w:t>
+            </w:r>
+          </w:p>
+        </w:tc>
+        <w:tc>
+          <w:tcPr>
+            <w:tcW w:type="dxa" w:w="4008"/>
+          </w:tcPr>
+          <w:p>
+            <w:r/>
+            <w:r>
+              <w:rPr>
+                <w:b w:val="0"/>
+                <w:sz w:val="14"/>
+              </w:rPr>
+              <w:t>Current exact tree b2f81b20322dd9e9268001126b07931b437e27df: zero entity-bound operation evidence for this entity/operation. Mother §71 forbids speculative CRUD/sibling-feature expansion; current revision authorizes no new behavior.</w:t>
+            </w:r>
+          </w:p>
+        </w:tc>
+      </w:tr>
+      <w:tr>
+        <w:tc>
+          <w:tcPr>
+            <w:tcW w:type="dxa" w:w="4008"/>
+          </w:tcPr>
+          <w:p>
+            <w:r/>
+            <w:r>
+              <w:rPr>
+                <w:b w:val="0"/>
+                <w:sz w:val="14"/>
+              </w:rPr>
+              <w:t>ERPFailure</w:t>
+            </w:r>
+          </w:p>
+        </w:tc>
+        <w:tc>
+          <w:tcPr>
+            <w:tcW w:type="dxa" w:w="4008"/>
+          </w:tcPr>
+          <w:p>
+            <w:r/>
+            <w:r>
+              <w:rPr>
+                <w:b w:val="0"/>
+                <w:sz w:val="14"/>
+              </w:rPr>
+              <w:t>CATEGORY_OR_GROUP_BIND</w:t>
+            </w:r>
+          </w:p>
+        </w:tc>
+        <w:tc>
+          <w:tcPr>
+            <w:tcW w:type="dxa" w:w="4008"/>
+          </w:tcPr>
+          <w:p>
+            <w:r/>
+            <w:r>
+              <w:rPr>
+                <w:b w:val="0"/>
+                <w:sz w:val="14"/>
+              </w:rPr>
+              <w:t>NOT_APPLICABLE</w:t>
+            </w:r>
+          </w:p>
+        </w:tc>
+        <w:tc>
+          <w:tcPr>
+            <w:tcW w:type="dxa" w:w="4008"/>
+          </w:tcPr>
+          <w:p>
+            <w:r/>
+            <w:r>
+              <w:rPr>
+                <w:b w:val="0"/>
+                <w:sz w:val="14"/>
+              </w:rPr>
+              <w:t>Current exact tree b2f81b20322dd9e9268001126b07931b437e27df: zero entity-bound operation evidence for this entity/operation. Mother §71 forbids speculative CRUD/sibling-feature expansion; current revision authorizes no new behavior.</w:t>
+            </w:r>
+          </w:p>
+        </w:tc>
+      </w:tr>
+      <w:tr>
+        <w:tc>
+          <w:tcPr>
+            <w:tcW w:type="dxa" w:w="4008"/>
+          </w:tcPr>
+          <w:p>
+            <w:r/>
+            <w:r>
+              <w:rPr>
+                <w:b w:val="0"/>
+                <w:sz w:val="14"/>
+              </w:rPr>
+              <w:t>ERPFailure</w:t>
+            </w:r>
+          </w:p>
+        </w:tc>
+        <w:tc>
+          <w:tcPr>
+            <w:tcW w:type="dxa" w:w="4008"/>
+          </w:tcPr>
+          <w:p>
+            <w:r/>
+            <w:r>
+              <w:rPr>
+                <w:b w:val="0"/>
+                <w:sz w:val="14"/>
+              </w:rPr>
+              <w:t>CONFIRM_OR_APPROVE</w:t>
+            </w:r>
+          </w:p>
+        </w:tc>
+        <w:tc>
+          <w:tcPr>
+            <w:tcW w:type="dxa" w:w="4008"/>
+          </w:tcPr>
+          <w:p>
+            <w:r/>
+            <w:r>
+              <w:rPr>
+                <w:b w:val="0"/>
+                <w:sz w:val="14"/>
+              </w:rPr>
+              <w:t>NOT_APPLICABLE</w:t>
+            </w:r>
+          </w:p>
+        </w:tc>
+        <w:tc>
+          <w:tcPr>
+            <w:tcW w:type="dxa" w:w="4008"/>
+          </w:tcPr>
+          <w:p>
+            <w:r/>
+            <w:r>
+              <w:rPr>
+                <w:b w:val="0"/>
+                <w:sz w:val="14"/>
+              </w:rPr>
+              <w:t>Current exact tree b2f81b20322dd9e9268001126b07931b437e27df: zero entity-bound operation evidence for this entity/operation. Mother §71 forbids speculative CRUD/sibling-feature expansion; current revision authorizes no new behavior.</w:t>
+            </w:r>
+          </w:p>
+        </w:tc>
+      </w:tr>
+      <w:tr>
+        <w:tc>
+          <w:tcPr>
+            <w:tcW w:type="dxa" w:w="4008"/>
+          </w:tcPr>
+          <w:p>
+            <w:r/>
+            <w:r>
+              <w:rPr>
+                <w:b w:val="0"/>
+                <w:sz w:val="14"/>
+              </w:rPr>
+              <w:t>ERPFailure</w:t>
+            </w:r>
+          </w:p>
+        </w:tc>
+        <w:tc>
+          <w:tcPr>
+            <w:tcW w:type="dxa" w:w="4008"/>
+          </w:tcPr>
+          <w:p>
+            <w:r/>
+            <w:r>
+              <w:rPr>
+                <w:b w:val="0"/>
+                <w:sz w:val="14"/>
+              </w:rPr>
+              <w:t>CREATE</w:t>
+            </w:r>
+          </w:p>
+        </w:tc>
+        <w:tc>
+          <w:tcPr>
+            <w:tcW w:type="dxa" w:w="4008"/>
+          </w:tcPr>
+          <w:p>
+            <w:r/>
+            <w:r>
+              <w:rPr>
+                <w:b w:val="0"/>
+                <w:sz w:val="14"/>
+              </w:rPr>
+              <w:t>NOT_APPLICABLE</w:t>
+            </w:r>
+          </w:p>
+        </w:tc>
+        <w:tc>
+          <w:tcPr>
+            <w:tcW w:type="dxa" w:w="4008"/>
+          </w:tcPr>
+          <w:p>
+            <w:r/>
+            <w:r>
+              <w:rPr>
+                <w:b w:val="0"/>
+                <w:sz w:val="14"/>
+              </w:rPr>
+              <w:t>Current exact tree b2f81b20322dd9e9268001126b07931b437e27df: zero entity-bound operation evidence for this entity/operation. Mother §71 forbids speculative CRUD/sibling-feature expansion; current revision authorizes no new behavior.</w:t>
+            </w:r>
+          </w:p>
+        </w:tc>
+      </w:tr>
+      <w:tr>
+        <w:tc>
+          <w:tcPr>
+            <w:tcW w:type="dxa" w:w="4008"/>
+          </w:tcPr>
+          <w:p>
+            <w:r/>
+            <w:r>
+              <w:rPr>
+                <w:b w:val="0"/>
+                <w:sz w:val="14"/>
+              </w:rPr>
+              <w:t>ERPFailure</w:t>
+            </w:r>
+          </w:p>
+        </w:tc>
+        <w:tc>
+          <w:tcPr>
+            <w:tcW w:type="dxa" w:w="4008"/>
+          </w:tcPr>
+          <w:p>
+            <w:r/>
+            <w:r>
+              <w:rPr>
+                <w:b w:val="0"/>
+                <w:sz w:val="14"/>
+              </w:rPr>
+              <w:t>CREATION_MODE</w:t>
+            </w:r>
+          </w:p>
+        </w:tc>
+        <w:tc>
+          <w:tcPr>
+            <w:tcW w:type="dxa" w:w="4008"/>
+          </w:tcPr>
+          <w:p>
+            <w:r/>
+            <w:r>
+              <w:rPr>
+                <w:b w:val="0"/>
+                <w:sz w:val="14"/>
+              </w:rPr>
+              <w:t>NOT_APPLICABLE</w:t>
+            </w:r>
+          </w:p>
+        </w:tc>
+        <w:tc>
+          <w:tcPr>
+            <w:tcW w:type="dxa" w:w="4008"/>
+          </w:tcPr>
+          <w:p>
+            <w:r/>
+            <w:r>
+              <w:rPr>
+                <w:b w:val="0"/>
+                <w:sz w:val="14"/>
+              </w:rPr>
+              <w:t>Current exact tree b2f81b20322dd9e9268001126b07931b437e27df: zero entity-bound operation evidence for this entity/operation. Mother §71 forbids speculative CRUD/sibling-feature expansion; current revision authorizes no new behavior.</w:t>
+            </w:r>
+          </w:p>
+        </w:tc>
+      </w:tr>
+      <w:tr>
+        <w:tc>
+          <w:tcPr>
+            <w:tcW w:type="dxa" w:w="4008"/>
+          </w:tcPr>
+          <w:p>
+            <w:r/>
+            <w:r>
+              <w:rPr>
+                <w:b w:val="0"/>
+                <w:sz w:val="14"/>
+              </w:rPr>
+              <w:t>ERPFailure</w:t>
+            </w:r>
+          </w:p>
+        </w:tc>
+        <w:tc>
+          <w:tcPr>
+            <w:tcW w:type="dxa" w:w="4008"/>
+          </w:tcPr>
+          <w:p>
+            <w:r/>
+            <w:r>
+              <w:rPr>
+                <w:b w:val="0"/>
+                <w:sz w:val="14"/>
+              </w:rPr>
+              <w:t>DEPENDENCY_IMPACT</w:t>
+            </w:r>
+          </w:p>
+        </w:tc>
+        <w:tc>
+          <w:tcPr>
+            <w:tcW w:type="dxa" w:w="4008"/>
+          </w:tcPr>
+          <w:p>
+            <w:r/>
+            <w:r>
+              <w:rPr>
+                <w:b w:val="0"/>
+                <w:sz w:val="14"/>
+              </w:rPr>
+              <w:t>NOT_APPLICABLE</w:t>
+            </w:r>
+          </w:p>
+        </w:tc>
+        <w:tc>
+          <w:tcPr>
+            <w:tcW w:type="dxa" w:w="4008"/>
+          </w:tcPr>
+          <w:p>
+            <w:r/>
+            <w:r>
+              <w:rPr>
+                <w:b w:val="0"/>
+                <w:sz w:val="14"/>
+              </w:rPr>
+              <w:t>Current exact tree b2f81b20322dd9e9268001126b07931b437e27df: zero entity-bound operation evidence for this entity/operation. Mother §71 forbids speculative CRUD/sibling-feature expansion; current revision authorizes no new behavior.</w:t>
+            </w:r>
+          </w:p>
+        </w:tc>
+      </w:tr>
+      <w:tr>
+        <w:tc>
+          <w:tcPr>
+            <w:tcW w:type="dxa" w:w="4008"/>
+          </w:tcPr>
+          <w:p>
+            <w:r/>
+            <w:r>
+              <w:rPr>
+                <w:b w:val="0"/>
+                <w:sz w:val="14"/>
+              </w:rPr>
+              <w:t>ERPFailure</w:t>
+            </w:r>
+          </w:p>
+        </w:tc>
+        <w:tc>
+          <w:tcPr>
+            <w:tcW w:type="dxa" w:w="4008"/>
+          </w:tcPr>
+          <w:p>
+            <w:r/>
+            <w:r>
+              <w:rPr>
+                <w:b w:val="0"/>
+                <w:sz w:val="14"/>
+              </w:rPr>
+              <w:t>DISCOVER_OR_LIST</w:t>
+            </w:r>
+          </w:p>
+        </w:tc>
+        <w:tc>
+          <w:tcPr>
+            <w:tcW w:type="dxa" w:w="4008"/>
+          </w:tcPr>
+          <w:p>
+            <w:r/>
+            <w:r>
+              <w:rPr>
+                <w:b w:val="0"/>
+                <w:sz w:val="14"/>
+              </w:rPr>
+              <w:t>NOT_APPLICABLE</w:t>
+            </w:r>
+          </w:p>
+        </w:tc>
+        <w:tc>
+          <w:tcPr>
+            <w:tcW w:type="dxa" w:w="4008"/>
+          </w:tcPr>
+          <w:p>
+            <w:r/>
+            <w:r>
+              <w:rPr>
+                <w:b w:val="0"/>
+                <w:sz w:val="14"/>
+              </w:rPr>
+              <w:t>Current exact tree b2f81b20322dd9e9268001126b07931b437e27df: zero entity-bound operation evidence for this entity/operation. Mother §71 forbids speculative CRUD/sibling-feature expansion; current revision authorizes no new behavior.</w:t>
+            </w:r>
+          </w:p>
+        </w:tc>
+      </w:tr>
+      <w:tr>
+        <w:tc>
+          <w:tcPr>
+            <w:tcW w:type="dxa" w:w="4008"/>
+          </w:tcPr>
+          <w:p>
+            <w:r/>
+            <w:r>
+              <w:rPr>
+                <w:b w:val="0"/>
+                <w:sz w:val="14"/>
+              </w:rPr>
+              <w:t>ERPFailure</w:t>
+            </w:r>
+          </w:p>
+        </w:tc>
+        <w:tc>
+          <w:tcPr>
+            <w:tcW w:type="dxa" w:w="4008"/>
+          </w:tcPr>
+          <w:p>
+            <w:r/>
+            <w:r>
+              <w:rPr>
+                <w:b w:val="0"/>
+                <w:sz w:val="14"/>
+              </w:rPr>
+              <w:t>DRAFT</w:t>
+            </w:r>
+          </w:p>
+        </w:tc>
+        <w:tc>
+          <w:tcPr>
+            <w:tcW w:type="dxa" w:w="4008"/>
+          </w:tcPr>
+          <w:p>
+            <w:r/>
+            <w:r>
+              <w:rPr>
+                <w:b w:val="0"/>
+                <w:sz w:val="14"/>
+              </w:rPr>
+              <w:t>NOT_APPLICABLE</w:t>
+            </w:r>
+          </w:p>
+        </w:tc>
+        <w:tc>
+          <w:tcPr>
+            <w:tcW w:type="dxa" w:w="4008"/>
+          </w:tcPr>
+          <w:p>
+            <w:r/>
+            <w:r>
+              <w:rPr>
+                <w:b w:val="0"/>
+                <w:sz w:val="14"/>
+              </w:rPr>
+              <w:t>Current exact tree b2f81b20322dd9e9268001126b07931b437e27df: zero entity-bound operation evidence for this entity/operation. Mother §71 forbids speculative CRUD/sibling-feature expansion; current revision authorizes no new behavior.</w:t>
+            </w:r>
+          </w:p>
+        </w:tc>
+      </w:tr>
+      <w:tr>
+        <w:tc>
+          <w:tcPr>
+            <w:tcW w:type="dxa" w:w="4008"/>
+          </w:tcPr>
+          <w:p>
+            <w:r/>
+            <w:r>
+              <w:rPr>
+                <w:b w:val="0"/>
+                <w:sz w:val="14"/>
+              </w:rPr>
+              <w:t>ERPFailure</w:t>
+            </w:r>
+          </w:p>
+        </w:tc>
+        <w:tc>
+          <w:tcPr>
+            <w:tcW w:type="dxa" w:w="4008"/>
+          </w:tcPr>
+          <w:p>
+            <w:r/>
+            <w:r>
+              <w:rPr>
+                <w:b w:val="0"/>
+                <w:sz w:val="14"/>
+              </w:rPr>
+              <w:t>EDIT</w:t>
+            </w:r>
+          </w:p>
+        </w:tc>
+        <w:tc>
+          <w:tcPr>
+            <w:tcW w:type="dxa" w:w="4008"/>
+          </w:tcPr>
+          <w:p>
+            <w:r/>
+            <w:r>
+              <w:rPr>
+                <w:b w:val="0"/>
+                <w:sz w:val="14"/>
+              </w:rPr>
+              <w:t>NOT_APPLICABLE</w:t>
+            </w:r>
+          </w:p>
+        </w:tc>
+        <w:tc>
+          <w:tcPr>
+            <w:tcW w:type="dxa" w:w="4008"/>
+          </w:tcPr>
+          <w:p>
+            <w:r/>
+            <w:r>
+              <w:rPr>
+                <w:b w:val="0"/>
+                <w:sz w:val="14"/>
+              </w:rPr>
+              <w:t>Current exact tree b2f81b20322dd9e9268001126b07931b437e27df: zero entity-bound operation evidence for this entity/operation. Mother §71 forbids speculative CRUD/sibling-feature expansion; current revision authorizes no new behavior.</w:t>
+            </w:r>
+          </w:p>
+        </w:tc>
+      </w:tr>
+      <w:tr>
+        <w:tc>
+          <w:tcPr>
+            <w:tcW w:type="dxa" w:w="4008"/>
+          </w:tcPr>
+          <w:p>
+            <w:r/>
+            <w:r>
+              <w:rPr>
+                <w:b w:val="0"/>
+                <w:sz w:val="14"/>
+              </w:rPr>
+              <w:t>ERPFailure</w:t>
+            </w:r>
+          </w:p>
+        </w:tc>
+        <w:tc>
+          <w:tcPr>
+            <w:tcW w:type="dxa" w:w="4008"/>
+          </w:tcPr>
+          <w:p>
+            <w:r/>
+            <w:r>
+              <w:rPr>
+                <w:b w:val="0"/>
+                <w:sz w:val="14"/>
+              </w:rPr>
+              <w:t>ERROR_RECOVERY</w:t>
+            </w:r>
+          </w:p>
+        </w:tc>
+        <w:tc>
+          <w:tcPr>
+            <w:tcW w:type="dxa" w:w="4008"/>
+          </w:tcPr>
+          <w:p>
+            <w:r/>
+            <w:r>
+              <w:rPr>
+                <w:b w:val="0"/>
+                <w:sz w:val="14"/>
+              </w:rPr>
+              <w:t>NOT_APPLICABLE</w:t>
+            </w:r>
+          </w:p>
+        </w:tc>
+        <w:tc>
+          <w:tcPr>
+            <w:tcW w:type="dxa" w:w="4008"/>
+          </w:tcPr>
+          <w:p>
+            <w:r/>
+            <w:r>
+              <w:rPr>
+                <w:b w:val="0"/>
+                <w:sz w:val="14"/>
+              </w:rPr>
+              <w:t>Current exact tree b2f81b20322dd9e9268001126b07931b437e27df: zero entity-bound operation evidence for this entity/operation. Mother §71 forbids speculative CRUD/sibling-feature expansion; current revision authorizes no new behavior.</w:t>
+            </w:r>
+          </w:p>
+        </w:tc>
+      </w:tr>
+      <w:tr>
+        <w:tc>
+          <w:tcPr>
+            <w:tcW w:type="dxa" w:w="4008"/>
+          </w:tcPr>
+          <w:p>
+            <w:r/>
+            <w:r>
+              <w:rPr>
+                <w:b w:val="0"/>
+                <w:sz w:val="14"/>
+              </w:rPr>
+              <w:t>ERPFailure</w:t>
+            </w:r>
+          </w:p>
+        </w:tc>
+        <w:tc>
+          <w:tcPr>
+            <w:tcW w:type="dxa" w:w="4008"/>
+          </w:tcPr>
+          <w:p>
+            <w:r/>
+            <w:r>
+              <w:rPr>
+                <w:b w:val="0"/>
+                <w:sz w:val="14"/>
+              </w:rPr>
+              <w:t>LOCK_OR_UNLOCK</w:t>
+            </w:r>
+          </w:p>
+        </w:tc>
+        <w:tc>
+          <w:tcPr>
+            <w:tcW w:type="dxa" w:w="4008"/>
+          </w:tcPr>
+          <w:p>
+            <w:r/>
+            <w:r>
+              <w:rPr>
+                <w:b w:val="0"/>
+                <w:sz w:val="14"/>
+              </w:rPr>
+              <w:t>NOT_APPLICABLE</w:t>
+            </w:r>
+          </w:p>
+        </w:tc>
+        <w:tc>
+          <w:tcPr>
+            <w:tcW w:type="dxa" w:w="4008"/>
+          </w:tcPr>
+          <w:p>
+            <w:r/>
+            <w:r>
+              <w:rPr>
+                <w:b w:val="0"/>
+                <w:sz w:val="14"/>
+              </w:rPr>
+              <w:t>Current exact tree b2f81b20322dd9e9268001126b07931b437e27df: zero entity-bound operation evidence for this entity/operation. Mother §71 forbids speculative CRUD/sibling-feature expansion; current revision authorizes no new behavior.</w:t>
+            </w:r>
+          </w:p>
+        </w:tc>
+      </w:tr>
+      <w:tr>
+        <w:tc>
+          <w:tcPr>
+            <w:tcW w:type="dxa" w:w="4008"/>
+          </w:tcPr>
+          <w:p>
+            <w:r/>
+            <w:r>
+              <w:rPr>
+                <w:b w:val="0"/>
+                <w:sz w:val="14"/>
+              </w:rPr>
+              <w:t>ERPFailure</w:t>
+            </w:r>
+          </w:p>
+        </w:tc>
+        <w:tc>
+          <w:tcPr>
+            <w:tcW w:type="dxa" w:w="4008"/>
+          </w:tcPr>
+          <w:p>
+            <w:r/>
+            <w:r>
+              <w:rPr>
+                <w:b w:val="0"/>
+                <w:sz w:val="14"/>
+              </w:rPr>
+              <w:t>MOVE_OR_REPARENT</w:t>
+            </w:r>
+          </w:p>
+        </w:tc>
+        <w:tc>
+          <w:tcPr>
+            <w:tcW w:type="dxa" w:w="4008"/>
+          </w:tcPr>
+          <w:p>
+            <w:r/>
+            <w:r>
+              <w:rPr>
+                <w:b w:val="0"/>
+                <w:sz w:val="14"/>
+              </w:rPr>
+              <w:t>NOT_APPLICABLE</w:t>
+            </w:r>
+          </w:p>
+        </w:tc>
+        <w:tc>
+          <w:tcPr>
+            <w:tcW w:type="dxa" w:w="4008"/>
+          </w:tcPr>
+          <w:p>
+            <w:r/>
+            <w:r>
+              <w:rPr>
+                <w:b w:val="0"/>
+                <w:sz w:val="14"/>
+              </w:rPr>
+              <w:t>Current exact tree b2f81b20322dd9e9268001126b07931b437e27df: zero entity-bound operation evidence for this entity/operation. Mother §71 forbids speculative CRUD/sibling-feature expansion; current revision authorizes no new behavior.</w:t>
+            </w:r>
+          </w:p>
+        </w:tc>
+      </w:tr>
+      <w:tr>
+        <w:tc>
+          <w:tcPr>
+            <w:tcW w:type="dxa" w:w="4008"/>
+          </w:tcPr>
+          <w:p>
+            <w:r/>
+            <w:r>
+              <w:rPr>
+                <w:b w:val="0"/>
+                <w:sz w:val="14"/>
+              </w:rPr>
+              <w:t>ERPFailure</w:t>
+            </w:r>
+          </w:p>
+        </w:tc>
+        <w:tc>
+          <w:tcPr>
+            <w:tcW w:type="dxa" w:w="4008"/>
+          </w:tcPr>
+          <w:p>
+            <w:r/>
+            <w:r>
+              <w:rPr>
+                <w:b w:val="0"/>
+                <w:sz w:val="14"/>
+              </w:rPr>
+              <w:t>NEXT_STEP</w:t>
+            </w:r>
+          </w:p>
+        </w:tc>
+        <w:tc>
+          <w:tcPr>
+            <w:tcW w:type="dxa" w:w="4008"/>
+          </w:tcPr>
+          <w:p>
+            <w:r/>
+            <w:r>
+              <w:rPr>
+                <w:b w:val="0"/>
+                <w:sz w:val="14"/>
+              </w:rPr>
+              <w:t>NOT_APPLICABLE</w:t>
+            </w:r>
+          </w:p>
+        </w:tc>
+        <w:tc>
+          <w:tcPr>
+            <w:tcW w:type="dxa" w:w="4008"/>
+          </w:tcPr>
+          <w:p>
+            <w:r/>
+            <w:r>
+              <w:rPr>
+                <w:b w:val="0"/>
+                <w:sz w:val="14"/>
+              </w:rPr>
+              <w:t>Current exact tree b2f81b20322dd9e9268001126b07931b437e27df: zero entity-bound operation evidence for this entity/operation. Mother §71 forbids speculative CRUD/sibling-feature expansion; current revision authorizes no new behavior.</w:t>
+            </w:r>
+          </w:p>
+        </w:tc>
+      </w:tr>
+      <w:tr>
+        <w:tc>
+          <w:tcPr>
+            <w:tcW w:type="dxa" w:w="4008"/>
+          </w:tcPr>
+          <w:p>
+            <w:r/>
+            <w:r>
+              <w:rPr>
+                <w:b w:val="0"/>
+                <w:sz w:val="14"/>
+              </w:rPr>
+              <w:t>ERPFailure</w:t>
+            </w:r>
+          </w:p>
+        </w:tc>
+        <w:tc>
+          <w:tcPr>
+            <w:tcW w:type="dxa" w:w="4008"/>
+          </w:tcPr>
+          <w:p>
+            <w:r/>
+            <w:r>
+              <w:rPr>
+                <w:b w:val="0"/>
+                <w:sz w:val="14"/>
+              </w:rPr>
+              <w:t>PARENT_BIND</w:t>
+            </w:r>
+          </w:p>
+        </w:tc>
+        <w:tc>
+          <w:tcPr>
+            <w:tcW w:type="dxa" w:w="4008"/>
+          </w:tcPr>
+          <w:p>
+            <w:r/>
+            <w:r>
+              <w:rPr>
+                <w:b w:val="0"/>
+                <w:sz w:val="14"/>
+              </w:rPr>
+              <w:t>NOT_APPLICABLE</w:t>
+            </w:r>
+          </w:p>
+        </w:tc>
+        <w:tc>
+          <w:tcPr>
+            <w:tcW w:type="dxa" w:w="4008"/>
+          </w:tcPr>
+          <w:p>
+            <w:r/>
+            <w:r>
+              <w:rPr>
+                <w:b w:val="0"/>
+                <w:sz w:val="14"/>
+              </w:rPr>
+              <w:t>Current exact tree b2f81b20322dd9e9268001126b07931b437e27df: zero entity-bound operation evidence for this entity/operation. Mother §71 forbids speculative CRUD/sibling-feature expansion; current revision authorizes no new behavior.</w:t>
+            </w:r>
+          </w:p>
+        </w:tc>
+      </w:tr>
+      <w:tr>
+        <w:tc>
+          <w:tcPr>
+            <w:tcW w:type="dxa" w:w="4008"/>
+          </w:tcPr>
+          <w:p>
+            <w:r/>
+            <w:r>
+              <w:rPr>
+                <w:b w:val="0"/>
+                <w:sz w:val="14"/>
+              </w:rPr>
+              <w:t>ERPFailure</w:t>
+            </w:r>
+          </w:p>
+        </w:tc>
+        <w:tc>
+          <w:tcPr>
+            <w:tcW w:type="dxa" w:w="4008"/>
+          </w:tcPr>
+          <w:p>
+            <w:r/>
+            <w:r>
+              <w:rPr>
+                <w:b w:val="0"/>
+                <w:sz w:val="14"/>
+              </w:rPr>
+              <w:t>REORDER</w:t>
+            </w:r>
+          </w:p>
+        </w:tc>
+        <w:tc>
+          <w:tcPr>
+            <w:tcW w:type="dxa" w:w="4008"/>
+          </w:tcPr>
+          <w:p>
+            <w:r/>
+            <w:r>
+              <w:rPr>
+                <w:b w:val="0"/>
+                <w:sz w:val="14"/>
+              </w:rPr>
+              <w:t>NOT_APPLICABLE</w:t>
+            </w:r>
+          </w:p>
+        </w:tc>
+        <w:tc>
+          <w:tcPr>
+            <w:tcW w:type="dxa" w:w="4008"/>
+          </w:tcPr>
+          <w:p>
+            <w:r/>
+            <w:r>
+              <w:rPr>
+                <w:b w:val="0"/>
+                <w:sz w:val="14"/>
+              </w:rPr>
+              <w:t>Current exact tree b2f81b20322dd9e9268001126b07931b437e27df: zero entity-bound operation evidence for this entity/operation. Mother §71 forbids speculative CRUD/sibling-feature expansion; current revision authorizes no new behavior.</w:t>
+            </w:r>
+          </w:p>
+        </w:tc>
+      </w:tr>
+      <w:tr>
+        <w:tc>
+          <w:tcPr>
+            <w:tcW w:type="dxa" w:w="4008"/>
+          </w:tcPr>
+          <w:p>
+            <w:r/>
+            <w:r>
+              <w:rPr>
+                <w:b w:val="0"/>
+                <w:sz w:val="14"/>
+              </w:rPr>
+              <w:t>ERPFailure</w:t>
+            </w:r>
+          </w:p>
+        </w:tc>
+        <w:tc>
+          <w:tcPr>
+            <w:tcW w:type="dxa" w:w="4008"/>
+          </w:tcPr>
+          <w:p>
+            <w:r/>
+            <w:r>
+              <w:rPr>
+                <w:b w:val="0"/>
+                <w:sz w:val="14"/>
+              </w:rPr>
+              <w:t>RESTORE</w:t>
+            </w:r>
+          </w:p>
+        </w:tc>
+        <w:tc>
+          <w:tcPr>
+            <w:tcW w:type="dxa" w:w="4008"/>
+          </w:tcPr>
+          <w:p>
+            <w:r/>
+            <w:r>
+              <w:rPr>
+                <w:b w:val="0"/>
+                <w:sz w:val="14"/>
+              </w:rPr>
+              <w:t>NOT_APPLICABLE</w:t>
+            </w:r>
+          </w:p>
+        </w:tc>
+        <w:tc>
+          <w:tcPr>
+            <w:tcW w:type="dxa" w:w="4008"/>
+          </w:tcPr>
+          <w:p>
+            <w:r/>
+            <w:r>
+              <w:rPr>
+                <w:b w:val="0"/>
+                <w:sz w:val="14"/>
+              </w:rPr>
+              <w:t>Current exact tree b2f81b20322dd9e9268001126b07931b437e27df: zero entity-bound operation evidence for this entity/operation. Mother §71 forbids speculative CRUD/sibling-feature expansion; current revision authorizes no new behavior.</w:t>
+            </w:r>
+          </w:p>
+        </w:tc>
+      </w:tr>
+      <w:tr>
+        <w:tc>
+          <w:tcPr>
+            <w:tcW w:type="dxa" w:w="4008"/>
+          </w:tcPr>
+          <w:p>
+            <w:r/>
+            <w:r>
+              <w:rPr>
+                <w:b w:val="0"/>
+                <w:sz w:val="14"/>
+              </w:rPr>
+              <w:t>ERPFailure</w:t>
+            </w:r>
+          </w:p>
+        </w:tc>
+        <w:tc>
+          <w:tcPr>
+            <w:tcW w:type="dxa" w:w="4008"/>
+          </w:tcPr>
+          <w:p>
+            <w:r/>
+            <w:r>
+              <w:rPr>
+                <w:b w:val="0"/>
+                <w:sz w:val="14"/>
+              </w:rPr>
+              <w:t>RESUME</w:t>
+            </w:r>
+          </w:p>
+        </w:tc>
+        <w:tc>
+          <w:tcPr>
+            <w:tcW w:type="dxa" w:w="4008"/>
+          </w:tcPr>
+          <w:p>
+            <w:r/>
+            <w:r>
+              <w:rPr>
+                <w:b w:val="0"/>
+                <w:sz w:val="14"/>
+              </w:rPr>
+              <w:t>NOT_APPLICABLE</w:t>
+            </w:r>
+          </w:p>
+        </w:tc>
+        <w:tc>
+          <w:tcPr>
+            <w:tcW w:type="dxa" w:w="4008"/>
+          </w:tcPr>
+          <w:p>
+            <w:r/>
+            <w:r>
+              <w:rPr>
+                <w:b w:val="0"/>
+                <w:sz w:val="14"/>
+              </w:rPr>
+              <w:t>Current exact tree b2f81b20322dd9e9268001126b07931b437e27df: zero entity-bound operation evidence for this entity/operation. Mother §71 forbids speculative CRUD/sibling-feature expansion; current revision authorizes no new behavior.</w:t>
+            </w:r>
+          </w:p>
+        </w:tc>
+      </w:tr>
+      <w:tr>
+        <w:tc>
+          <w:tcPr>
+            <w:tcW w:type="dxa" w:w="4008"/>
+          </w:tcPr>
+          <w:p>
+            <w:r/>
+            <w:r>
+              <w:rPr>
+                <w:b w:val="0"/>
+                <w:sz w:val="14"/>
+              </w:rPr>
+              <w:t>ERPFailure</w:t>
+            </w:r>
+          </w:p>
+        </w:tc>
+        <w:tc>
+          <w:tcPr>
+            <w:tcW w:type="dxa" w:w="4008"/>
+          </w:tcPr>
+          <w:p>
+            <w:r/>
+            <w:r>
+              <w:rPr>
+                <w:b w:val="0"/>
+                <w:sz w:val="14"/>
+              </w:rPr>
+              <w:t>REVISE</w:t>
+            </w:r>
+          </w:p>
+        </w:tc>
+        <w:tc>
+          <w:tcPr>
+            <w:tcW w:type="dxa" w:w="4008"/>
+          </w:tcPr>
+          <w:p>
+            <w:r/>
+            <w:r>
+              <w:rPr>
+                <w:b w:val="0"/>
+                <w:sz w:val="14"/>
+              </w:rPr>
+              <w:t>NOT_APPLICABLE</w:t>
+            </w:r>
+          </w:p>
+        </w:tc>
+        <w:tc>
+          <w:tcPr>
+            <w:tcW w:type="dxa" w:w="4008"/>
+          </w:tcPr>
+          <w:p>
+            <w:r/>
+            <w:r>
+              <w:rPr>
+                <w:b w:val="0"/>
+                <w:sz w:val="14"/>
+              </w:rPr>
+              <w:t>Current exact tree b2f81b20322dd9e9268001126b07931b437e27df: zero entity-bound operation evidence for this entity/operation. Mother §71 forbids speculative CRUD/sibling-feature expansion; current revision authorizes no new behavior.</w:t>
+            </w:r>
+          </w:p>
+        </w:tc>
+      </w:tr>
+      <w:tr>
+        <w:tc>
+          <w:tcPr>
+            <w:tcW w:type="dxa" w:w="4008"/>
+          </w:tcPr>
+          <w:p>
+            <w:r/>
+            <w:r>
+              <w:rPr>
+                <w:b w:val="0"/>
+                <w:sz w:val="14"/>
+              </w:rPr>
+              <w:t>ERPFailure</w:t>
+            </w:r>
+          </w:p>
+        </w:tc>
+        <w:tc>
+          <w:tcPr>
+            <w:tcW w:type="dxa" w:w="4008"/>
+          </w:tcPr>
+          <w:p>
+            <w:r/>
+            <w:r>
+              <w:rPr>
+                <w:b w:val="0"/>
+                <w:sz w:val="14"/>
+              </w:rPr>
+              <w:t>SAVE</w:t>
+            </w:r>
+          </w:p>
+        </w:tc>
+        <w:tc>
+          <w:tcPr>
+            <w:tcW w:type="dxa" w:w="4008"/>
+          </w:tcPr>
+          <w:p>
+            <w:r/>
+            <w:r>
+              <w:rPr>
+                <w:b w:val="0"/>
+                <w:sz w:val="14"/>
+              </w:rPr>
+              <w:t>NOT_APPLICABLE</w:t>
+            </w:r>
+          </w:p>
+        </w:tc>
+        <w:tc>
+          <w:tcPr>
+            <w:tcW w:type="dxa" w:w="4008"/>
+          </w:tcPr>
+          <w:p>
+            <w:r/>
+            <w:r>
+              <w:rPr>
+                <w:b w:val="0"/>
+                <w:sz w:val="14"/>
+              </w:rPr>
+              <w:t>Current exact tree b2f81b20322dd9e9268001126b07931b437e27df: zero entity-bound operation evidence for this entity/operation. Mother §71 forbids speculative CRUD/sibling-feature expansion; current revision authorizes no new behavior.</w:t>
+            </w:r>
+          </w:p>
+        </w:tc>
+      </w:tr>
+      <w:tr>
+        <w:tc>
+          <w:tcPr>
+            <w:tcW w:type="dxa" w:w="4008"/>
+          </w:tcPr>
+          <w:p>
+            <w:r/>
+            <w:r>
+              <w:rPr>
+                <w:b w:val="0"/>
+                <w:sz w:val="14"/>
+              </w:rPr>
+              <w:t>ERPFailure</w:t>
+            </w:r>
+          </w:p>
+        </w:tc>
+        <w:tc>
+          <w:tcPr>
+            <w:tcW w:type="dxa" w:w="4008"/>
+          </w:tcPr>
+          <w:p>
+            <w:r/>
+            <w:r>
+              <w:rPr>
+                <w:b w:val="0"/>
+                <w:sz w:val="14"/>
+              </w:rPr>
+              <w:t>SELECT_OR_OPEN</w:t>
+            </w:r>
+          </w:p>
+        </w:tc>
+        <w:tc>
+          <w:tcPr>
+            <w:tcW w:type="dxa" w:w="4008"/>
+          </w:tcPr>
+          <w:p>
+            <w:r/>
+            <w:r>
+              <w:rPr>
+                <w:b w:val="0"/>
+                <w:sz w:val="14"/>
+              </w:rPr>
+              <w:t>NOT_APPLICABLE</w:t>
+            </w:r>
+          </w:p>
+        </w:tc>
+        <w:tc>
+          <w:tcPr>
+            <w:tcW w:type="dxa" w:w="4008"/>
+          </w:tcPr>
+          <w:p>
+            <w:r/>
+            <w:r>
+              <w:rPr>
+                <w:b w:val="0"/>
+                <w:sz w:val="14"/>
+              </w:rPr>
+              <w:t>Current exact tree b2f81b20322dd9e9268001126b07931b437e27df: zero entity-bound operation evidence for this entity/operation. Mother §71 forbids speculative CRUD/sibling-feature expansion; current revision authorizes no new behavior.</w:t>
+            </w:r>
+          </w:p>
+        </w:tc>
+      </w:tr>
+      <w:tr>
+        <w:tc>
+          <w:tcPr>
+            <w:tcW w:type="dxa" w:w="4008"/>
+          </w:tcPr>
+          <w:p>
+            <w:r/>
+            <w:r>
+              <w:rPr>
+                <w:b w:val="0"/>
+                <w:sz w:val="14"/>
+              </w:rPr>
+              <w:t>ERPFailure</w:t>
+            </w:r>
+          </w:p>
+        </w:tc>
+        <w:tc>
+          <w:tcPr>
+            <w:tcW w:type="dxa" w:w="4008"/>
+          </w:tcPr>
+          <w:p>
+            <w:r/>
+            <w:r>
+              <w:rPr>
+                <w:b w:val="0"/>
+                <w:sz w:val="14"/>
+              </w:rPr>
+              <w:t>VALIDATE</w:t>
+            </w:r>
+          </w:p>
+        </w:tc>
+        <w:tc>
+          <w:tcPr>
+            <w:tcW w:type="dxa" w:w="4008"/>
+          </w:tcPr>
+          <w:p>
+            <w:r/>
+            <w:r>
+              <w:rPr>
+                <w:b w:val="0"/>
+                <w:sz w:val="14"/>
+              </w:rPr>
+              <w:t>NOT_APPLICABLE</w:t>
+            </w:r>
+          </w:p>
+        </w:tc>
+        <w:tc>
+          <w:tcPr>
+            <w:tcW w:type="dxa" w:w="4008"/>
+          </w:tcPr>
+          <w:p>
+            <w:r/>
+            <w:r>
+              <w:rPr>
+                <w:b w:val="0"/>
+                <w:sz w:val="14"/>
+              </w:rPr>
+              <w:t>Current exact tree b2f81b20322dd9e9268001126b07931b437e27df: zero entity-bound operation evidence for this entity/operation. Mother §71 forbids speculative CRUD/sibling-feature expansion; current revision authorizes no new behavior.</w:t>
+            </w:r>
+          </w:p>
+        </w:tc>
+      </w:tr>
+      <w:tr>
+        <w:tc>
+          <w:tcPr>
+            <w:tcW w:type="dxa" w:w="4008"/>
+          </w:tcPr>
+          <w:p>
+            <w:r/>
+            <w:r>
+              <w:rPr>
+                <w:b w:val="0"/>
+                <w:sz w:val="14"/>
+              </w:rPr>
+              <w:t>ERPFailure</w:t>
+            </w:r>
+          </w:p>
+        </w:tc>
+        <w:tc>
+          <w:tcPr>
+            <w:tcW w:type="dxa" w:w="4008"/>
+          </w:tcPr>
+          <w:p>
+            <w:r/>
+            <w:r>
+              <w:rPr>
+                <w:b w:val="0"/>
+                <w:sz w:val="14"/>
+              </w:rPr>
+              <w:t>VERSION</w:t>
+            </w:r>
+          </w:p>
+        </w:tc>
+        <w:tc>
+          <w:tcPr>
+            <w:tcW w:type="dxa" w:w="4008"/>
+          </w:tcPr>
+          <w:p>
+            <w:r/>
+            <w:r>
+              <w:rPr>
+                <w:b w:val="0"/>
+                <w:sz w:val="14"/>
+              </w:rPr>
+              <w:t>NOT_APPLICABLE</w:t>
+            </w:r>
+          </w:p>
+        </w:tc>
+        <w:tc>
+          <w:tcPr>
+            <w:tcW w:type="dxa" w:w="4008"/>
+          </w:tcPr>
+          <w:p>
+            <w:r/>
+            <w:r>
+              <w:rPr>
+                <w:b w:val="0"/>
+                <w:sz w:val="14"/>
+              </w:rPr>
+              <w:t>Current exact tree b2f81b20322dd9e9268001126b07931b437e27df: zero entity-bound operation evidence for this entity/operation. Mother §71 forbids speculative CRUD/sibling-feature expansion; current revision authorizes no new behavior.</w:t>
+            </w:r>
+          </w:p>
+        </w:tc>
+      </w:tr>
+      <w:tr>
+        <w:tc>
+          <w:tcPr>
+            <w:tcW w:type="dxa" w:w="4008"/>
+          </w:tcPr>
+          <w:p>
+            <w:r/>
+            <w:r>
+              <w:rPr>
+                <w:b w:val="0"/>
+                <w:sz w:val="14"/>
+              </w:rPr>
+              <w:t>ERPMapping</w:t>
+            </w:r>
+          </w:p>
+        </w:tc>
+        <w:tc>
+          <w:tcPr>
+            <w:tcW w:type="dxa" w:w="4008"/>
+          </w:tcPr>
+          <w:p>
+            <w:r/>
+            <w:r>
+              <w:rPr>
+                <w:b w:val="0"/>
+                <w:sz w:val="14"/>
+              </w:rPr>
+              <w:t>ARCHIVE_OR_DELETE</w:t>
+            </w:r>
+          </w:p>
+        </w:tc>
+        <w:tc>
+          <w:tcPr>
+            <w:tcW w:type="dxa" w:w="4008"/>
+          </w:tcPr>
+          <w:p>
+            <w:r/>
+            <w:r>
+              <w:rPr>
+                <w:b w:val="0"/>
+                <w:sz w:val="14"/>
+              </w:rPr>
+              <w:t>NOT_APPLICABLE</w:t>
+            </w:r>
+          </w:p>
+        </w:tc>
+        <w:tc>
+          <w:tcPr>
+            <w:tcW w:type="dxa" w:w="4008"/>
+          </w:tcPr>
+          <w:p>
+            <w:r/>
+            <w:r>
+              <w:rPr>
+                <w:b w:val="0"/>
+                <w:sz w:val="14"/>
+              </w:rPr>
+              <w:t>Current exact tree b2f81b20322dd9e9268001126b07931b437e27df: zero entity-bound operation evidence for this entity/operation. Mother §71 forbids speculative CRUD/sibling-feature expansion; current revision authorizes no new behavior.</w:t>
+            </w:r>
+          </w:p>
+        </w:tc>
+      </w:tr>
+      <w:tr>
+        <w:tc>
+          <w:tcPr>
+            <w:tcW w:type="dxa" w:w="4008"/>
+          </w:tcPr>
+          <w:p>
+            <w:r/>
+            <w:r>
+              <w:rPr>
+                <w:b w:val="0"/>
+                <w:sz w:val="14"/>
+              </w:rPr>
+              <w:t>ERPMapping</w:t>
+            </w:r>
+          </w:p>
+        </w:tc>
+        <w:tc>
+          <w:tcPr>
+            <w:tcW w:type="dxa" w:w="4008"/>
+          </w:tcPr>
+          <w:p>
+            <w:r/>
+            <w:r>
+              <w:rPr>
+                <w:b w:val="0"/>
+                <w:sz w:val="14"/>
+              </w:rPr>
+              <w:t>AUDIT</w:t>
+            </w:r>
+          </w:p>
+        </w:tc>
+        <w:tc>
+          <w:tcPr>
+            <w:tcW w:type="dxa" w:w="4008"/>
+          </w:tcPr>
+          <w:p>
+            <w:r/>
+            <w:r>
+              <w:rPr>
+                <w:b w:val="0"/>
+                <w:sz w:val="14"/>
+              </w:rPr>
+              <w:t>NOT_APPLICABLE</w:t>
+            </w:r>
+          </w:p>
+        </w:tc>
+        <w:tc>
+          <w:tcPr>
+            <w:tcW w:type="dxa" w:w="4008"/>
+          </w:tcPr>
+          <w:p>
+            <w:r/>
+            <w:r>
+              <w:rPr>
+                <w:b w:val="0"/>
+                <w:sz w:val="14"/>
+              </w:rPr>
+              <w:t>Current exact tree b2f81b20322dd9e9268001126b07931b437e27df: zero entity-bound operation evidence for this entity/operation. Mother §71 forbids speculative CRUD/sibling-feature expansion; current revision authorizes no new behavior.</w:t>
+            </w:r>
+          </w:p>
+        </w:tc>
+      </w:tr>
+      <w:tr>
+        <w:tc>
+          <w:tcPr>
+            <w:tcW w:type="dxa" w:w="4008"/>
+          </w:tcPr>
+          <w:p>
+            <w:r/>
+            <w:r>
+              <w:rPr>
+                <w:b w:val="0"/>
+                <w:sz w:val="14"/>
+              </w:rPr>
+              <w:t>ERPMapping</w:t>
+            </w:r>
+          </w:p>
+        </w:tc>
+        <w:tc>
+          <w:tcPr>
+            <w:tcW w:type="dxa" w:w="4008"/>
+          </w:tcPr>
+          <w:p>
+            <w:r/>
+            <w:r>
+              <w:rPr>
+                <w:b w:val="0"/>
+                <w:sz w:val="14"/>
+              </w:rPr>
+              <w:t>CATEGORY_OR_GROUP_BIND</w:t>
+            </w:r>
+          </w:p>
+        </w:tc>
+        <w:tc>
+          <w:tcPr>
+            <w:tcW w:type="dxa" w:w="4008"/>
+          </w:tcPr>
+          <w:p>
+            <w:r/>
+            <w:r>
+              <w:rPr>
+                <w:b w:val="0"/>
+                <w:sz w:val="14"/>
+              </w:rPr>
+              <w:t>NOT_APPLICABLE</w:t>
+            </w:r>
+          </w:p>
+        </w:tc>
+        <w:tc>
+          <w:tcPr>
+            <w:tcW w:type="dxa" w:w="4008"/>
+          </w:tcPr>
+          <w:p>
+            <w:r/>
+            <w:r>
+              <w:rPr>
+                <w:b w:val="0"/>
+                <w:sz w:val="14"/>
+              </w:rPr>
+              <w:t>Current exact tree b2f81b20322dd9e9268001126b07931b437e27df: zero entity-bound operation evidence for this entity/operation. Mother §71 forbids speculative CRUD/sibling-feature expansion; current revision authorizes no new behavior.</w:t>
+            </w:r>
+          </w:p>
+        </w:tc>
+      </w:tr>
+      <w:tr>
+        <w:tc>
+          <w:tcPr>
+            <w:tcW w:type="dxa" w:w="4008"/>
+          </w:tcPr>
+          <w:p>
+            <w:r/>
+            <w:r>
+              <w:rPr>
+                <w:b w:val="0"/>
+                <w:sz w:val="14"/>
+              </w:rPr>
+              <w:t>ERPMapping</w:t>
+            </w:r>
+          </w:p>
+        </w:tc>
+        <w:tc>
+          <w:tcPr>
+            <w:tcW w:type="dxa" w:w="4008"/>
+          </w:tcPr>
+          <w:p>
+            <w:r/>
+            <w:r>
+              <w:rPr>
+                <w:b w:val="0"/>
+                <w:sz w:val="14"/>
+              </w:rPr>
+              <w:t>CONFIRM_OR_APPROVE</w:t>
+            </w:r>
+          </w:p>
+        </w:tc>
+        <w:tc>
+          <w:tcPr>
+            <w:tcW w:type="dxa" w:w="4008"/>
+          </w:tcPr>
+          <w:p>
+            <w:r/>
+            <w:r>
+              <w:rPr>
+                <w:b w:val="0"/>
+                <w:sz w:val="14"/>
+              </w:rPr>
+              <w:t>NOT_APPLICABLE</w:t>
+            </w:r>
+          </w:p>
+        </w:tc>
+        <w:tc>
+          <w:tcPr>
+            <w:tcW w:type="dxa" w:w="4008"/>
+          </w:tcPr>
+          <w:p>
+            <w:r/>
+            <w:r>
+              <w:rPr>
+                <w:b w:val="0"/>
+                <w:sz w:val="14"/>
+              </w:rPr>
+              <w:t>Current exact tree b2f81b20322dd9e9268001126b07931b437e27df: zero entity-bound operation evidence for this entity/operation. Mother §71 forbids speculative CRUD/sibling-feature expansion; current revision authorizes no new behavior.</w:t>
+            </w:r>
+          </w:p>
+        </w:tc>
+      </w:tr>
+      <w:tr>
+        <w:tc>
+          <w:tcPr>
+            <w:tcW w:type="dxa" w:w="4008"/>
+          </w:tcPr>
+          <w:p>
+            <w:r/>
+            <w:r>
+              <w:rPr>
+                <w:b w:val="0"/>
+                <w:sz w:val="14"/>
+              </w:rPr>
+              <w:t>ERPMapping</w:t>
+            </w:r>
+          </w:p>
+        </w:tc>
+        <w:tc>
+          <w:tcPr>
+            <w:tcW w:type="dxa" w:w="4008"/>
+          </w:tcPr>
+          <w:p>
+            <w:r/>
+            <w:r>
+              <w:rPr>
+                <w:b w:val="0"/>
+                <w:sz w:val="14"/>
+              </w:rPr>
+              <w:t>CREATE</w:t>
+            </w:r>
+          </w:p>
+        </w:tc>
+        <w:tc>
+          <w:tcPr>
+            <w:tcW w:type="dxa" w:w="4008"/>
+          </w:tcPr>
+          <w:p>
+            <w:r/>
+            <w:r>
+              <w:rPr>
+                <w:b w:val="0"/>
+                <w:sz w:val="14"/>
+              </w:rPr>
+              <w:t>NOT_APPLICABLE</w:t>
+            </w:r>
+          </w:p>
+        </w:tc>
+        <w:tc>
+          <w:tcPr>
+            <w:tcW w:type="dxa" w:w="4008"/>
+          </w:tcPr>
+          <w:p>
+            <w:r/>
+            <w:r>
+              <w:rPr>
+                <w:b w:val="0"/>
+                <w:sz w:val="14"/>
+              </w:rPr>
+              <w:t>Current exact tree b2f81b20322dd9e9268001126b07931b437e27df: zero entity-bound operation evidence for this entity/operation. Mother §71 forbids speculative CRUD/sibling-feature expansion; current revision authorizes no new behavior.</w:t>
+            </w:r>
+          </w:p>
+        </w:tc>
+      </w:tr>
+      <w:tr>
+        <w:tc>
+          <w:tcPr>
+            <w:tcW w:type="dxa" w:w="4008"/>
+          </w:tcPr>
+          <w:p>
+            <w:r/>
+            <w:r>
+              <w:rPr>
+                <w:b w:val="0"/>
+                <w:sz w:val="14"/>
+              </w:rPr>
+              <w:t>ERPMapping</w:t>
+            </w:r>
+          </w:p>
+        </w:tc>
+        <w:tc>
+          <w:tcPr>
+            <w:tcW w:type="dxa" w:w="4008"/>
+          </w:tcPr>
+          <w:p>
+            <w:r/>
+            <w:r>
+              <w:rPr>
+                <w:b w:val="0"/>
+                <w:sz w:val="14"/>
+              </w:rPr>
+              <w:t>CREATION_MODE</w:t>
+            </w:r>
+          </w:p>
+        </w:tc>
+        <w:tc>
+          <w:tcPr>
+            <w:tcW w:type="dxa" w:w="4008"/>
+          </w:tcPr>
+          <w:p>
+            <w:r/>
+            <w:r>
+              <w:rPr>
+                <w:b w:val="0"/>
+                <w:sz w:val="14"/>
+              </w:rPr>
+              <w:t>NOT_APPLICABLE</w:t>
+            </w:r>
+          </w:p>
+        </w:tc>
+        <w:tc>
+          <w:tcPr>
+            <w:tcW w:type="dxa" w:w="4008"/>
+          </w:tcPr>
+          <w:p>
+            <w:r/>
+            <w:r>
+              <w:rPr>
+                <w:b w:val="0"/>
+                <w:sz w:val="14"/>
+              </w:rPr>
+              <w:t>Current exact tree b2f81b20322dd9e9268001126b07931b437e27df: zero entity-bound operation evidence for this entity/operation. Mother §71 forbids speculative CRUD/sibling-feature expansion; current revision authorizes no new behavior.</w:t>
+            </w:r>
+          </w:p>
+        </w:tc>
+      </w:tr>
+      <w:tr>
+        <w:tc>
+          <w:tcPr>
+            <w:tcW w:type="dxa" w:w="4008"/>
+          </w:tcPr>
+          <w:p>
+            <w:r/>
+            <w:r>
+              <w:rPr>
+                <w:b w:val="0"/>
+                <w:sz w:val="14"/>
+              </w:rPr>
+              <w:t>ERPMapping</w:t>
+            </w:r>
+          </w:p>
+        </w:tc>
+        <w:tc>
+          <w:tcPr>
+            <w:tcW w:type="dxa" w:w="4008"/>
+          </w:tcPr>
+          <w:p>
+            <w:r/>
+            <w:r>
+              <w:rPr>
+                <w:b w:val="0"/>
+                <w:sz w:val="14"/>
+              </w:rPr>
+              <w:t>DEPENDENCY_IMPACT</w:t>
+            </w:r>
+          </w:p>
+        </w:tc>
+        <w:tc>
+          <w:tcPr>
+            <w:tcW w:type="dxa" w:w="4008"/>
+          </w:tcPr>
+          <w:p>
+            <w:r/>
+            <w:r>
+              <w:rPr>
+                <w:b w:val="0"/>
+                <w:sz w:val="14"/>
+              </w:rPr>
+              <w:t>NOT_APPLICABLE</w:t>
+            </w:r>
+          </w:p>
+        </w:tc>
+        <w:tc>
+          <w:tcPr>
+            <w:tcW w:type="dxa" w:w="4008"/>
+          </w:tcPr>
+          <w:p>
+            <w:r/>
+            <w:r>
+              <w:rPr>
+                <w:b w:val="0"/>
+                <w:sz w:val="14"/>
+              </w:rPr>
+              <w:t>Current exact tree b2f81b20322dd9e9268001126b07931b437e27df: zero entity-bound operation evidence for this entity/operation. Mother §71 forbids speculative CRUD/sibling-feature expansion; current revision authorizes no new behavior.</w:t>
+            </w:r>
+          </w:p>
+        </w:tc>
+      </w:tr>
+      <w:tr>
+        <w:tc>
+          <w:tcPr>
+            <w:tcW w:type="dxa" w:w="4008"/>
+          </w:tcPr>
+          <w:p>
+            <w:r/>
+            <w:r>
+              <w:rPr>
+                <w:b w:val="0"/>
+                <w:sz w:val="14"/>
+              </w:rPr>
+              <w:t>ERPMapping</w:t>
+            </w:r>
+          </w:p>
+        </w:tc>
+        <w:tc>
+          <w:tcPr>
+            <w:tcW w:type="dxa" w:w="4008"/>
+          </w:tcPr>
+          <w:p>
+            <w:r/>
+            <w:r>
+              <w:rPr>
+                <w:b w:val="0"/>
+                <w:sz w:val="14"/>
+              </w:rPr>
+              <w:t>DISCOVER_OR_LIST</w:t>
+            </w:r>
+          </w:p>
+        </w:tc>
+        <w:tc>
+          <w:tcPr>
+            <w:tcW w:type="dxa" w:w="4008"/>
+          </w:tcPr>
+          <w:p>
+            <w:r/>
+            <w:r>
+              <w:rPr>
+                <w:b w:val="0"/>
+                <w:sz w:val="14"/>
+              </w:rPr>
+              <w:t>NOT_APPLICABLE</w:t>
+            </w:r>
+          </w:p>
+        </w:tc>
+        <w:tc>
+          <w:tcPr>
+            <w:tcW w:type="dxa" w:w="4008"/>
+          </w:tcPr>
+          <w:p>
+            <w:r/>
+            <w:r>
+              <w:rPr>
+                <w:b w:val="0"/>
+                <w:sz w:val="14"/>
+              </w:rPr>
+              <w:t>Current exact tree b2f81b20322dd9e9268001126b07931b437e27df: zero entity-bound operation evidence for this entity/operation. Mother §71 forbids speculative CRUD/sibling-feature expansion; current revision authorizes no new behavior.</w:t>
+            </w:r>
+          </w:p>
+        </w:tc>
+      </w:tr>
+      <w:tr>
+        <w:tc>
+          <w:tcPr>
+            <w:tcW w:type="dxa" w:w="4008"/>
+          </w:tcPr>
+          <w:p>
+            <w:r/>
+            <w:r>
+              <w:rPr>
+                <w:b w:val="0"/>
+                <w:sz w:val="14"/>
+              </w:rPr>
+              <w:t>ERPMapping</w:t>
+            </w:r>
+          </w:p>
+        </w:tc>
+        <w:tc>
+          <w:tcPr>
+            <w:tcW w:type="dxa" w:w="4008"/>
+          </w:tcPr>
+          <w:p>
+            <w:r/>
+            <w:r>
+              <w:rPr>
+                <w:b w:val="0"/>
+                <w:sz w:val="14"/>
+              </w:rPr>
+              <w:t>DRAFT</w:t>
+            </w:r>
+          </w:p>
+        </w:tc>
+        <w:tc>
+          <w:tcPr>
+            <w:tcW w:type="dxa" w:w="4008"/>
+          </w:tcPr>
+          <w:p>
+            <w:r/>
+            <w:r>
+              <w:rPr>
+                <w:b w:val="0"/>
+                <w:sz w:val="14"/>
+              </w:rPr>
+              <w:t>NOT_APPLICABLE</w:t>
+            </w:r>
+          </w:p>
+        </w:tc>
+        <w:tc>
+          <w:tcPr>
+            <w:tcW w:type="dxa" w:w="4008"/>
+          </w:tcPr>
+          <w:p>
+            <w:r/>
+            <w:r>
+              <w:rPr>
+                <w:b w:val="0"/>
+                <w:sz w:val="14"/>
+              </w:rPr>
+              <w:t>Current exact tree b2f81b20322dd9e9268001126b07931b437e27df: zero entity-bound operation evidence for this entity/operation. Mother §71 forbids speculative CRUD/sibling-feature expansion; current revision authorizes no new behavior.</w:t>
+            </w:r>
+          </w:p>
+        </w:tc>
+      </w:tr>
+      <w:tr>
+        <w:tc>
+          <w:tcPr>
+            <w:tcW w:type="dxa" w:w="4008"/>
+          </w:tcPr>
+          <w:p>
+            <w:r/>
+            <w:r>
+              <w:rPr>
+                <w:b w:val="0"/>
+                <w:sz w:val="14"/>
+              </w:rPr>
+              <w:t>ERPMapping</w:t>
+            </w:r>
+          </w:p>
+        </w:tc>
+        <w:tc>
+          <w:tcPr>
+            <w:tcW w:type="dxa" w:w="4008"/>
+          </w:tcPr>
+          <w:p>
+            <w:r/>
+            <w:r>
+              <w:rPr>
+                <w:b w:val="0"/>
+                <w:sz w:val="14"/>
+              </w:rPr>
+              <w:t>EDIT</w:t>
+            </w:r>
+          </w:p>
+        </w:tc>
+        <w:tc>
+          <w:tcPr>
+            <w:tcW w:type="dxa" w:w="4008"/>
+          </w:tcPr>
+          <w:p>
+            <w:r/>
+            <w:r>
+              <w:rPr>
+                <w:b w:val="0"/>
+                <w:sz w:val="14"/>
+              </w:rPr>
+              <w:t>NOT_APPLICABLE</w:t>
+            </w:r>
+          </w:p>
+        </w:tc>
+        <w:tc>
+          <w:tcPr>
+            <w:tcW w:type="dxa" w:w="4008"/>
+          </w:tcPr>
+          <w:p>
+            <w:r/>
+            <w:r>
+              <w:rPr>
+                <w:b w:val="0"/>
+                <w:sz w:val="14"/>
+              </w:rPr>
+              <w:t>Current exact tree b2f81b20322dd9e9268001126b07931b437e27df: zero entity-bound operation evidence for this entity/operation. Mother §71 forbids speculative CRUD/sibling-feature expansion; current revision authorizes no new behavior.</w:t>
+            </w:r>
+          </w:p>
+        </w:tc>
+      </w:tr>
+      <w:tr>
+        <w:tc>
+          <w:tcPr>
+            <w:tcW w:type="dxa" w:w="4008"/>
+          </w:tcPr>
+          <w:p>
+            <w:r/>
+            <w:r>
+              <w:rPr>
+                <w:b w:val="0"/>
+                <w:sz w:val="14"/>
+              </w:rPr>
+              <w:t>ERPMapping</w:t>
+            </w:r>
+          </w:p>
+        </w:tc>
+        <w:tc>
+          <w:tcPr>
+            <w:tcW w:type="dxa" w:w="4008"/>
+          </w:tcPr>
+          <w:p>
+            <w:r/>
+            <w:r>
+              <w:rPr>
+                <w:b w:val="0"/>
+                <w:sz w:val="14"/>
+              </w:rPr>
+              <w:t>ERROR_RECOVERY</w:t>
+            </w:r>
+          </w:p>
+        </w:tc>
+        <w:tc>
+          <w:tcPr>
+            <w:tcW w:type="dxa" w:w="4008"/>
+          </w:tcPr>
+          <w:p>
+            <w:r/>
+            <w:r>
+              <w:rPr>
+                <w:b w:val="0"/>
+                <w:sz w:val="14"/>
+              </w:rPr>
+              <w:t>NOT_APPLICABLE</w:t>
+            </w:r>
+          </w:p>
+        </w:tc>
+        <w:tc>
+          <w:tcPr>
+            <w:tcW w:type="dxa" w:w="4008"/>
+          </w:tcPr>
+          <w:p>
+            <w:r/>
+            <w:r>
+              <w:rPr>
+                <w:b w:val="0"/>
+                <w:sz w:val="14"/>
+              </w:rPr>
+              <w:t>Current exact tree b2f81b20322dd9e9268001126b07931b437e27df: zero entity-bound operation evidence for this entity/operation. Mother §71 forbids speculative CRUD/sibling-feature expansion; current revision authorizes no new behavior.</w:t>
+            </w:r>
+          </w:p>
+        </w:tc>
+      </w:tr>
+      <w:tr>
+        <w:tc>
+          <w:tcPr>
+            <w:tcW w:type="dxa" w:w="4008"/>
+          </w:tcPr>
+          <w:p>
+            <w:r/>
+            <w:r>
+              <w:rPr>
+                <w:b w:val="0"/>
+                <w:sz w:val="14"/>
+              </w:rPr>
+              <w:t>ERPMapping</w:t>
+            </w:r>
+          </w:p>
+        </w:tc>
+        <w:tc>
+          <w:tcPr>
+            <w:tcW w:type="dxa" w:w="4008"/>
+          </w:tcPr>
+          <w:p>
+            <w:r/>
+            <w:r>
+              <w:rPr>
+                <w:b w:val="0"/>
+                <w:sz w:val="14"/>
+              </w:rPr>
+              <w:t>LOCK_OR_UNLOCK</w:t>
+            </w:r>
+          </w:p>
+        </w:tc>
+        <w:tc>
+          <w:tcPr>
+            <w:tcW w:type="dxa" w:w="4008"/>
+          </w:tcPr>
+          <w:p>
+            <w:r/>
+            <w:r>
+              <w:rPr>
+                <w:b w:val="0"/>
+                <w:sz w:val="14"/>
+              </w:rPr>
+              <w:t>NOT_APPLICABLE</w:t>
+            </w:r>
+          </w:p>
+        </w:tc>
+        <w:tc>
+          <w:tcPr>
+            <w:tcW w:type="dxa" w:w="4008"/>
+          </w:tcPr>
+          <w:p>
+            <w:r/>
+            <w:r>
+              <w:rPr>
+                <w:b w:val="0"/>
+                <w:sz w:val="14"/>
+              </w:rPr>
+              <w:t>Current exact tree b2f81b20322dd9e9268001126b07931b437e27df: zero entity-bound operation evidence for this entity/operation. Mother §71 forbids speculative CRUD/sibling-feature expansion; current revision authorizes no new behavior.</w:t>
+            </w:r>
+          </w:p>
+        </w:tc>
+      </w:tr>
+      <w:tr>
+        <w:tc>
+          <w:tcPr>
+            <w:tcW w:type="dxa" w:w="4008"/>
+          </w:tcPr>
+          <w:p>
+            <w:r/>
+            <w:r>
+              <w:rPr>
+                <w:b w:val="0"/>
+                <w:sz w:val="14"/>
+              </w:rPr>
+              <w:t>ERPMapping</w:t>
+            </w:r>
+          </w:p>
+        </w:tc>
+        <w:tc>
+          <w:tcPr>
+            <w:tcW w:type="dxa" w:w="4008"/>
+          </w:tcPr>
+          <w:p>
+            <w:r/>
+            <w:r>
+              <w:rPr>
+                <w:b w:val="0"/>
+                <w:sz w:val="14"/>
+              </w:rPr>
+              <w:t>MOVE_OR_REPARENT</w:t>
+            </w:r>
+          </w:p>
+        </w:tc>
+        <w:tc>
+          <w:tcPr>
+            <w:tcW w:type="dxa" w:w="4008"/>
+          </w:tcPr>
+          <w:p>
+            <w:r/>
+            <w:r>
+              <w:rPr>
+                <w:b w:val="0"/>
+                <w:sz w:val="14"/>
+              </w:rPr>
+              <w:t>NOT_APPLICABLE</w:t>
+            </w:r>
+          </w:p>
+        </w:tc>
+        <w:tc>
+          <w:tcPr>
+            <w:tcW w:type="dxa" w:w="4008"/>
+          </w:tcPr>
+          <w:p>
+            <w:r/>
+            <w:r>
+              <w:rPr>
+                <w:b w:val="0"/>
+                <w:sz w:val="14"/>
+              </w:rPr>
+              <w:t>Current exact tree b2f81b20322dd9e9268001126b07931b437e27df: zero entity-bound operation evidence for this entity/operation. Mother §71 forbids speculative CRUD/sibling-feature expansion; current revision authorizes no new behavior.</w:t>
+            </w:r>
+          </w:p>
+        </w:tc>
+      </w:tr>
+      <w:tr>
+        <w:tc>
+          <w:tcPr>
+            <w:tcW w:type="dxa" w:w="4008"/>
+          </w:tcPr>
+          <w:p>
+            <w:r/>
+            <w:r>
+              <w:rPr>
+                <w:b w:val="0"/>
+                <w:sz w:val="14"/>
+              </w:rPr>
+              <w:t>ERPMapping</w:t>
+            </w:r>
+          </w:p>
+        </w:tc>
+        <w:tc>
+          <w:tcPr>
+            <w:tcW w:type="dxa" w:w="4008"/>
+          </w:tcPr>
+          <w:p>
+            <w:r/>
+            <w:r>
+              <w:rPr>
+                <w:b w:val="0"/>
+                <w:sz w:val="14"/>
+              </w:rPr>
+              <w:t>NEXT_STEP</w:t>
+            </w:r>
+          </w:p>
+        </w:tc>
+        <w:tc>
+          <w:tcPr>
+            <w:tcW w:type="dxa" w:w="4008"/>
+          </w:tcPr>
+          <w:p>
+            <w:r/>
+            <w:r>
+              <w:rPr>
+                <w:b w:val="0"/>
+                <w:sz w:val="14"/>
+              </w:rPr>
+              <w:t>NOT_APPLICABLE</w:t>
+            </w:r>
+          </w:p>
+        </w:tc>
+        <w:tc>
+          <w:tcPr>
+            <w:tcW w:type="dxa" w:w="4008"/>
+          </w:tcPr>
+          <w:p>
+            <w:r/>
+            <w:r>
+              <w:rPr>
+                <w:b w:val="0"/>
+                <w:sz w:val="14"/>
+              </w:rPr>
+              <w:t>Current exact tree b2f81b20322dd9e9268001126b07931b437e27df: zero entity-bound operation evidence for this entity/operation. Mother §71 forbids speculative CRUD/sibling-feature expansion; current revision authorizes no new behavior.</w:t>
+            </w:r>
+          </w:p>
+        </w:tc>
+      </w:tr>
+      <w:tr>
+        <w:tc>
+          <w:tcPr>
+            <w:tcW w:type="dxa" w:w="4008"/>
+          </w:tcPr>
+          <w:p>
+            <w:r/>
+            <w:r>
+              <w:rPr>
+                <w:b w:val="0"/>
+                <w:sz w:val="14"/>
+              </w:rPr>
+              <w:t>ERPMapping</w:t>
+            </w:r>
+          </w:p>
+        </w:tc>
+        <w:tc>
+          <w:tcPr>
+            <w:tcW w:type="dxa" w:w="4008"/>
+          </w:tcPr>
+          <w:p>
+            <w:r/>
+            <w:r>
+              <w:rPr>
+                <w:b w:val="0"/>
+                <w:sz w:val="14"/>
+              </w:rPr>
+              <w:t>PARENT_BIND</w:t>
+            </w:r>
+          </w:p>
+        </w:tc>
+        <w:tc>
+          <w:tcPr>
+            <w:tcW w:type="dxa" w:w="4008"/>
+          </w:tcPr>
+          <w:p>
+            <w:r/>
+            <w:r>
+              <w:rPr>
+                <w:b w:val="0"/>
+                <w:sz w:val="14"/>
+              </w:rPr>
+              <w:t>NOT_APPLICABLE</w:t>
+            </w:r>
+          </w:p>
+        </w:tc>
+        <w:tc>
+          <w:tcPr>
+            <w:tcW w:type="dxa" w:w="4008"/>
+          </w:tcPr>
+          <w:p>
+            <w:r/>
+            <w:r>
+              <w:rPr>
+                <w:b w:val="0"/>
+                <w:sz w:val="14"/>
+              </w:rPr>
+              <w:t>Current exact tree b2f81b20322dd9e9268001126b07931b437e27df: zero entity-bound operation evidence for this entity/operation. Mother §71 forbids speculative CRUD/sibling-feature expansion; current revision authorizes no new behavior.</w:t>
+            </w:r>
+          </w:p>
+        </w:tc>
+      </w:tr>
+      <w:tr>
+        <w:tc>
+          <w:tcPr>
+            <w:tcW w:type="dxa" w:w="4008"/>
+          </w:tcPr>
+          <w:p>
+            <w:r/>
+            <w:r>
+              <w:rPr>
+                <w:b w:val="0"/>
+                <w:sz w:val="14"/>
+              </w:rPr>
+              <w:t>ERPMapping</w:t>
+            </w:r>
+          </w:p>
+        </w:tc>
+        <w:tc>
+          <w:tcPr>
+            <w:tcW w:type="dxa" w:w="4008"/>
+          </w:tcPr>
+          <w:p>
+            <w:r/>
+            <w:r>
+              <w:rPr>
+                <w:b w:val="0"/>
+                <w:sz w:val="14"/>
+              </w:rPr>
+              <w:t>REORDER</w:t>
+            </w:r>
+          </w:p>
+        </w:tc>
+        <w:tc>
+          <w:tcPr>
+            <w:tcW w:type="dxa" w:w="4008"/>
+          </w:tcPr>
+          <w:p>
+            <w:r/>
+            <w:r>
+              <w:rPr>
+                <w:b w:val="0"/>
+                <w:sz w:val="14"/>
+              </w:rPr>
+              <w:t>NOT_APPLICABLE</w:t>
+            </w:r>
+          </w:p>
+        </w:tc>
+        <w:tc>
+          <w:tcPr>
+            <w:tcW w:type="dxa" w:w="4008"/>
+          </w:tcPr>
+          <w:p>
+            <w:r/>
+            <w:r>
+              <w:rPr>
+                <w:b w:val="0"/>
+                <w:sz w:val="14"/>
+              </w:rPr>
+              <w:t>Current exact tree b2f81b20322dd9e9268001126b07931b437e27df: zero entity-bound operation evidence for this entity/operation. Mother §71 forbids speculative CRUD/sibling-feature expansion; current revision authorizes no new behavior.</w:t>
+            </w:r>
+          </w:p>
+        </w:tc>
+      </w:tr>
+      <w:tr>
+        <w:tc>
+          <w:tcPr>
+            <w:tcW w:type="dxa" w:w="4008"/>
+          </w:tcPr>
+          <w:p>
+            <w:r/>
+            <w:r>
+              <w:rPr>
+                <w:b w:val="0"/>
+                <w:sz w:val="14"/>
+              </w:rPr>
+              <w:t>ERPMapping</w:t>
+            </w:r>
+          </w:p>
+        </w:tc>
+        <w:tc>
+          <w:tcPr>
+            <w:tcW w:type="dxa" w:w="4008"/>
+          </w:tcPr>
+          <w:p>
+            <w:r/>
+            <w:r>
+              <w:rPr>
+                <w:b w:val="0"/>
+                <w:sz w:val="14"/>
+              </w:rPr>
+              <w:t>RESTORE</w:t>
+            </w:r>
+          </w:p>
+        </w:tc>
+        <w:tc>
+          <w:tcPr>
+            <w:tcW w:type="dxa" w:w="4008"/>
+          </w:tcPr>
+          <w:p>
+            <w:r/>
+            <w:r>
+              <w:rPr>
+                <w:b w:val="0"/>
+                <w:sz w:val="14"/>
+              </w:rPr>
+              <w:t>NOT_APPLICABLE</w:t>
+            </w:r>
+          </w:p>
+        </w:tc>
+        <w:tc>
+          <w:tcPr>
+            <w:tcW w:type="dxa" w:w="4008"/>
+          </w:tcPr>
+          <w:p>
+            <w:r/>
+            <w:r>
+              <w:rPr>
+                <w:b w:val="0"/>
+                <w:sz w:val="14"/>
+              </w:rPr>
+              <w:t>Current exact tree b2f81b20322dd9e9268001126b07931b437e27df: zero entity-bound operation evidence for this entity/operation. Mother §71 forbids speculative CRUD/sibling-feature expansion; current revision authorizes no new behavior.</w:t>
+            </w:r>
+          </w:p>
+        </w:tc>
+      </w:tr>
+      <w:tr>
+        <w:tc>
+          <w:tcPr>
+            <w:tcW w:type="dxa" w:w="4008"/>
+          </w:tcPr>
+          <w:p>
+            <w:r/>
+            <w:r>
+              <w:rPr>
+                <w:b w:val="0"/>
+                <w:sz w:val="14"/>
+              </w:rPr>
+              <w:t>ERPMapping</w:t>
+            </w:r>
+          </w:p>
+        </w:tc>
+        <w:tc>
+          <w:tcPr>
+            <w:tcW w:type="dxa" w:w="4008"/>
+          </w:tcPr>
+          <w:p>
+            <w:r/>
+            <w:r>
+              <w:rPr>
+                <w:b w:val="0"/>
+                <w:sz w:val="14"/>
+              </w:rPr>
+              <w:t>RESUME</w:t>
+            </w:r>
+          </w:p>
+        </w:tc>
+        <w:tc>
+          <w:tcPr>
+            <w:tcW w:type="dxa" w:w="4008"/>
+          </w:tcPr>
+          <w:p>
+            <w:r/>
+            <w:r>
+              <w:rPr>
+                <w:b w:val="0"/>
+                <w:sz w:val="14"/>
+              </w:rPr>
+              <w:t>NOT_APPLICABLE</w:t>
+            </w:r>
+          </w:p>
+        </w:tc>
+        <w:tc>
+          <w:tcPr>
+            <w:tcW w:type="dxa" w:w="4008"/>
+          </w:tcPr>
+          <w:p>
+            <w:r/>
+            <w:r>
+              <w:rPr>
+                <w:b w:val="0"/>
+                <w:sz w:val="14"/>
+              </w:rPr>
+              <w:t>Current exact tree b2f81b20322dd9e9268001126b07931b437e27df: zero entity-bound operation evidence for this entity/operation. Mother §71 forbids speculative CRUD/sibling-feature expansion; current revision authorizes no new behavior.</w:t>
+            </w:r>
+          </w:p>
+        </w:tc>
+      </w:tr>
+      <w:tr>
+        <w:tc>
+          <w:tcPr>
+            <w:tcW w:type="dxa" w:w="4008"/>
+          </w:tcPr>
+          <w:p>
+            <w:r/>
+            <w:r>
+              <w:rPr>
+                <w:b w:val="0"/>
+                <w:sz w:val="14"/>
+              </w:rPr>
+              <w:t>ERPMapping</w:t>
+            </w:r>
+          </w:p>
+        </w:tc>
+        <w:tc>
+          <w:tcPr>
+            <w:tcW w:type="dxa" w:w="4008"/>
+          </w:tcPr>
+          <w:p>
+            <w:r/>
+            <w:r>
+              <w:rPr>
+                <w:b w:val="0"/>
+                <w:sz w:val="14"/>
+              </w:rPr>
+              <w:t>REVISE</w:t>
+            </w:r>
+          </w:p>
+        </w:tc>
+        <w:tc>
+          <w:tcPr>
+            <w:tcW w:type="dxa" w:w="4008"/>
+          </w:tcPr>
+          <w:p>
+            <w:r/>
+            <w:r>
+              <w:rPr>
+                <w:b w:val="0"/>
+                <w:sz w:val="14"/>
+              </w:rPr>
+              <w:t>NOT_APPLICABLE</w:t>
+            </w:r>
+          </w:p>
+        </w:tc>
+        <w:tc>
+          <w:tcPr>
+            <w:tcW w:type="dxa" w:w="4008"/>
+          </w:tcPr>
+          <w:p>
+            <w:r/>
+            <w:r>
+              <w:rPr>
+                <w:b w:val="0"/>
+                <w:sz w:val="14"/>
+              </w:rPr>
+              <w:t>Current exact tree b2f81b20322dd9e9268001126b07931b437e27df: zero entity-bound operation evidence for this entity/operation. Mother §71 forbids speculative CRUD/sibling-feature expansion; current revision authorizes no new behavior.</w:t>
+            </w:r>
+          </w:p>
+        </w:tc>
+      </w:tr>
+      <w:tr>
+        <w:tc>
+          <w:tcPr>
+            <w:tcW w:type="dxa" w:w="4008"/>
+          </w:tcPr>
+          <w:p>
+            <w:r/>
+            <w:r>
+              <w:rPr>
+                <w:b w:val="0"/>
+                <w:sz w:val="14"/>
+              </w:rPr>
+              <w:t>ERPMapping</w:t>
+            </w:r>
+          </w:p>
+        </w:tc>
+        <w:tc>
+          <w:tcPr>
+            <w:tcW w:type="dxa" w:w="4008"/>
+          </w:tcPr>
+          <w:p>
+            <w:r/>
+            <w:r>
+              <w:rPr>
+                <w:b w:val="0"/>
+                <w:sz w:val="14"/>
+              </w:rPr>
+              <w:t>SAVE</w:t>
+            </w:r>
+          </w:p>
+        </w:tc>
+        <w:tc>
+          <w:tcPr>
+            <w:tcW w:type="dxa" w:w="4008"/>
+          </w:tcPr>
+          <w:p>
+            <w:r/>
+            <w:r>
+              <w:rPr>
+                <w:b w:val="0"/>
+                <w:sz w:val="14"/>
+              </w:rPr>
+              <w:t>NOT_APPLICABLE</w:t>
+            </w:r>
+          </w:p>
+        </w:tc>
+        <w:tc>
+          <w:tcPr>
+            <w:tcW w:type="dxa" w:w="4008"/>
+          </w:tcPr>
+          <w:p>
+            <w:r/>
+            <w:r>
+              <w:rPr>
+                <w:b w:val="0"/>
+                <w:sz w:val="14"/>
+              </w:rPr>
+              <w:t>Current exact tree b2f81b20322dd9e9268001126b07931b437e27df: zero entity-bound operation evidence for this entity/operation. Mother §71 forbids speculative CRUD/sibling-feature expansion; current revision authorizes no new behavior.</w:t>
+            </w:r>
+          </w:p>
+        </w:tc>
+      </w:tr>
+      <w:tr>
+        <w:tc>
+          <w:tcPr>
+            <w:tcW w:type="dxa" w:w="4008"/>
+          </w:tcPr>
+          <w:p>
+            <w:r/>
+            <w:r>
+              <w:rPr>
+                <w:b w:val="0"/>
+                <w:sz w:val="14"/>
+              </w:rPr>
+              <w:t>ERPMapping</w:t>
+            </w:r>
+          </w:p>
+        </w:tc>
+        <w:tc>
+          <w:tcPr>
+            <w:tcW w:type="dxa" w:w="4008"/>
+          </w:tcPr>
+          <w:p>
+            <w:r/>
+            <w:r>
+              <w:rPr>
+                <w:b w:val="0"/>
+                <w:sz w:val="14"/>
+              </w:rPr>
+              <w:t>SELECT_OR_OPEN</w:t>
+            </w:r>
+          </w:p>
+        </w:tc>
+        <w:tc>
+          <w:tcPr>
+            <w:tcW w:type="dxa" w:w="4008"/>
+          </w:tcPr>
+          <w:p>
+            <w:r/>
+            <w:r>
+              <w:rPr>
+                <w:b w:val="0"/>
+                <w:sz w:val="14"/>
+              </w:rPr>
+              <w:t>NOT_APPLICABLE</w:t>
+            </w:r>
+          </w:p>
+        </w:tc>
+        <w:tc>
+          <w:tcPr>
+            <w:tcW w:type="dxa" w:w="4008"/>
+          </w:tcPr>
+          <w:p>
+            <w:r/>
+            <w:r>
+              <w:rPr>
+                <w:b w:val="0"/>
+                <w:sz w:val="14"/>
+              </w:rPr>
+              <w:t>Current exact tree b2f81b20322dd9e9268001126b07931b437e27df: zero entity-bound operation evidence for this entity/operation. Mother §71 forbids speculative CRUD/sibling-feature expansion; current revision authorizes no new behavior.</w:t>
+            </w:r>
+          </w:p>
+        </w:tc>
+      </w:tr>
+      <w:tr>
+        <w:tc>
+          <w:tcPr>
+            <w:tcW w:type="dxa" w:w="4008"/>
+          </w:tcPr>
+          <w:p>
+            <w:r/>
+            <w:r>
+              <w:rPr>
+                <w:b w:val="0"/>
+                <w:sz w:val="14"/>
+              </w:rPr>
+              <w:t>ERPMapping</w:t>
+            </w:r>
+          </w:p>
+        </w:tc>
+        <w:tc>
+          <w:tcPr>
+            <w:tcW w:type="dxa" w:w="4008"/>
+          </w:tcPr>
+          <w:p>
+            <w:r/>
+            <w:r>
+              <w:rPr>
+                <w:b w:val="0"/>
+                <w:sz w:val="14"/>
+              </w:rPr>
+              <w:t>VALIDATE</w:t>
+            </w:r>
+          </w:p>
+        </w:tc>
+        <w:tc>
+          <w:tcPr>
+            <w:tcW w:type="dxa" w:w="4008"/>
+          </w:tcPr>
+          <w:p>
+            <w:r/>
+            <w:r>
+              <w:rPr>
+                <w:b w:val="0"/>
+                <w:sz w:val="14"/>
+              </w:rPr>
+              <w:t>REQUIRED</w:t>
+            </w:r>
+          </w:p>
+        </w:tc>
+        <w:tc>
+          <w:tcPr>
+            <w:tcW w:type="dxa" w:w="4008"/>
+          </w:tcPr>
+          <w:p>
+            <w:r/>
+            <w:r>
+              <w:rPr>
+                <w:b w:val="0"/>
+                <w:sz w:val="14"/>
+              </w:rPr>
+              <w:t>Current entity-bound operation evidence normalized to REQUIRED. T3R4[Validate Mapping]</w:t>
+            </w:r>
+          </w:p>
+        </w:tc>
+      </w:tr>
+      <w:tr>
+        <w:tc>
+          <w:tcPr>
+            <w:tcW w:type="dxa" w:w="4008"/>
+          </w:tcPr>
+          <w:p>
+            <w:r/>
+            <w:r>
+              <w:rPr>
+                <w:b w:val="0"/>
+                <w:sz w:val="14"/>
+              </w:rPr>
+              <w:t>ERPMapping</w:t>
+            </w:r>
+          </w:p>
+        </w:tc>
+        <w:tc>
+          <w:tcPr>
+            <w:tcW w:type="dxa" w:w="4008"/>
+          </w:tcPr>
+          <w:p>
+            <w:r/>
+            <w:r>
+              <w:rPr>
+                <w:b w:val="0"/>
+                <w:sz w:val="14"/>
+              </w:rPr>
+              <w:t>VERSION</w:t>
+            </w:r>
+          </w:p>
+        </w:tc>
+        <w:tc>
+          <w:tcPr>
+            <w:tcW w:type="dxa" w:w="4008"/>
+          </w:tcPr>
+          <w:p>
+            <w:r/>
+            <w:r>
+              <w:rPr>
+                <w:b w:val="0"/>
+                <w:sz w:val="14"/>
+              </w:rPr>
+              <w:t>NOT_APPLICABLE</w:t>
+            </w:r>
+          </w:p>
+        </w:tc>
+        <w:tc>
+          <w:tcPr>
+            <w:tcW w:type="dxa" w:w="4008"/>
+          </w:tcPr>
+          <w:p>
+            <w:r/>
+            <w:r>
+              <w:rPr>
+                <w:b w:val="0"/>
+                <w:sz w:val="14"/>
+              </w:rPr>
+              <w:t>Current exact tree b2f81b20322dd9e9268001126b07931b437e27df: zero entity-bound operation evidence for this entity/operation. Mother §71 forbids speculative CRUD/sibling-feature expansion; current revision authorizes no new behavior.</w:t>
+            </w:r>
+          </w:p>
+        </w:tc>
+      </w:tr>
+      <w:tr>
+        <w:tc>
+          <w:tcPr>
+            <w:tcW w:type="dxa" w:w="4008"/>
+          </w:tcPr>
+          <w:p>
+            <w:r/>
+            <w:r>
+              <w:rPr>
+                <w:b w:val="0"/>
+                <w:sz w:val="14"/>
+              </w:rPr>
+              <w:t>ERPSyncJob</w:t>
+            </w:r>
+          </w:p>
+        </w:tc>
+        <w:tc>
+          <w:tcPr>
+            <w:tcW w:type="dxa" w:w="4008"/>
+          </w:tcPr>
+          <w:p>
+            <w:r/>
+            <w:r>
+              <w:rPr>
+                <w:b w:val="0"/>
+                <w:sz w:val="14"/>
+              </w:rPr>
+              <w:t>ARCHIVE_OR_DELETE</w:t>
+            </w:r>
+          </w:p>
+        </w:tc>
+        <w:tc>
+          <w:tcPr>
+            <w:tcW w:type="dxa" w:w="4008"/>
+          </w:tcPr>
+          <w:p>
+            <w:r/>
+            <w:r>
+              <w:rPr>
+                <w:b w:val="0"/>
+                <w:sz w:val="14"/>
+              </w:rPr>
+              <w:t>NOT_APPLICABLE</w:t>
+            </w:r>
+          </w:p>
+        </w:tc>
+        <w:tc>
+          <w:tcPr>
+            <w:tcW w:type="dxa" w:w="4008"/>
+          </w:tcPr>
+          <w:p>
+            <w:r/>
+            <w:r>
+              <w:rPr>
+                <w:b w:val="0"/>
+                <w:sz w:val="14"/>
+              </w:rPr>
+              <w:t>Current exact tree b2f81b20322dd9e9268001126b07931b437e27df: zero entity-bound operation evidence for this entity/operation. Mother §71 forbids speculative CRUD/sibling-feature expansion; current revision authorizes no new behavior.</w:t>
+            </w:r>
+          </w:p>
+        </w:tc>
+      </w:tr>
+      <w:tr>
+        <w:tc>
+          <w:tcPr>
+            <w:tcW w:type="dxa" w:w="4008"/>
+          </w:tcPr>
+          <w:p>
+            <w:r/>
+            <w:r>
+              <w:rPr>
+                <w:b w:val="0"/>
+                <w:sz w:val="14"/>
+              </w:rPr>
+              <w:t>ERPSyncJob</w:t>
+            </w:r>
+          </w:p>
+        </w:tc>
+        <w:tc>
+          <w:tcPr>
+            <w:tcW w:type="dxa" w:w="4008"/>
+          </w:tcPr>
+          <w:p>
+            <w:r/>
+            <w:r>
+              <w:rPr>
+                <w:b w:val="0"/>
+                <w:sz w:val="14"/>
+              </w:rPr>
+              <w:t>AUDIT</w:t>
+            </w:r>
+          </w:p>
+        </w:tc>
+        <w:tc>
+          <w:tcPr>
+            <w:tcW w:type="dxa" w:w="4008"/>
+          </w:tcPr>
+          <w:p>
+            <w:r/>
+            <w:r>
+              <w:rPr>
+                <w:b w:val="0"/>
+                <w:sz w:val="14"/>
+              </w:rPr>
+              <w:t>NOT_APPLICABLE</w:t>
+            </w:r>
+          </w:p>
+        </w:tc>
+        <w:tc>
+          <w:tcPr>
+            <w:tcW w:type="dxa" w:w="4008"/>
+          </w:tcPr>
+          <w:p>
+            <w:r/>
+            <w:r>
+              <w:rPr>
+                <w:b w:val="0"/>
+                <w:sz w:val="14"/>
+              </w:rPr>
+              <w:t>Current exact tree b2f81b20322dd9e9268001126b07931b437e27df: zero entity-bound operation evidence for this entity/operation. Mother §71 forbids speculative CRUD/sibling-feature expansion; current revision authorizes no new behavior.</w:t>
+            </w:r>
+          </w:p>
+        </w:tc>
+      </w:tr>
+      <w:tr>
+        <w:tc>
+          <w:tcPr>
+            <w:tcW w:type="dxa" w:w="4008"/>
+          </w:tcPr>
+          <w:p>
+            <w:r/>
+            <w:r>
+              <w:rPr>
+                <w:b w:val="0"/>
+                <w:sz w:val="14"/>
+              </w:rPr>
+              <w:t>ERPSyncJob</w:t>
+            </w:r>
+          </w:p>
+        </w:tc>
+        <w:tc>
+          <w:tcPr>
+            <w:tcW w:type="dxa" w:w="4008"/>
+          </w:tcPr>
+          <w:p>
+            <w:r/>
+            <w:r>
+              <w:rPr>
+                <w:b w:val="0"/>
+                <w:sz w:val="14"/>
+              </w:rPr>
+              <w:t>CATEGORY_OR_GROUP_BIND</w:t>
+            </w:r>
+          </w:p>
+        </w:tc>
+        <w:tc>
+          <w:tcPr>
+            <w:tcW w:type="dxa" w:w="4008"/>
+          </w:tcPr>
+          <w:p>
+            <w:r/>
+            <w:r>
+              <w:rPr>
+                <w:b w:val="0"/>
+                <w:sz w:val="14"/>
+              </w:rPr>
+              <w:t>NOT_APPLICABLE</w:t>
+            </w:r>
+          </w:p>
+        </w:tc>
+        <w:tc>
+          <w:tcPr>
+            <w:tcW w:type="dxa" w:w="4008"/>
+          </w:tcPr>
+          <w:p>
+            <w:r/>
+            <w:r>
+              <w:rPr>
+                <w:b w:val="0"/>
+                <w:sz w:val="14"/>
+              </w:rPr>
+              <w:t>Current exact tree b2f81b20322dd9e9268001126b07931b437e27df: zero entity-bound operation evidence for this entity/operation. Mother §71 forbids speculative CRUD/sibling-feature expansion; current revision authorizes no new behavior.</w:t>
+            </w:r>
+          </w:p>
+        </w:tc>
+      </w:tr>
+      <w:tr>
+        <w:tc>
+          <w:tcPr>
+            <w:tcW w:type="dxa" w:w="4008"/>
+          </w:tcPr>
+          <w:p>
+            <w:r/>
+            <w:r>
+              <w:rPr>
+                <w:b w:val="0"/>
+                <w:sz w:val="14"/>
+              </w:rPr>
+              <w:t>ERPSyncJob</w:t>
+            </w:r>
+          </w:p>
+        </w:tc>
+        <w:tc>
+          <w:tcPr>
+            <w:tcW w:type="dxa" w:w="4008"/>
+          </w:tcPr>
+          <w:p>
+            <w:r/>
+            <w:r>
+              <w:rPr>
+                <w:b w:val="0"/>
+                <w:sz w:val="14"/>
+              </w:rPr>
+              <w:t>CONFIRM_OR_APPROVE</w:t>
+            </w:r>
+          </w:p>
+        </w:tc>
+        <w:tc>
+          <w:tcPr>
+            <w:tcW w:type="dxa" w:w="4008"/>
+          </w:tcPr>
+          <w:p>
+            <w:r/>
+            <w:r>
+              <w:rPr>
+                <w:b w:val="0"/>
+                <w:sz w:val="14"/>
+              </w:rPr>
+              <w:t>NOT_APPLICABLE</w:t>
+            </w:r>
+          </w:p>
+        </w:tc>
+        <w:tc>
+          <w:tcPr>
+            <w:tcW w:type="dxa" w:w="4008"/>
+          </w:tcPr>
+          <w:p>
+            <w:r/>
+            <w:r>
+              <w:rPr>
+                <w:b w:val="0"/>
+                <w:sz w:val="14"/>
+              </w:rPr>
+              <w:t>Current exact tree b2f81b20322dd9e9268001126b07931b437e27df: zero entity-bound operation evidence for this entity/operation. Mother §71 forbids speculative CRUD/sibling-feature expansion; current revision authorizes no new behavior.</w:t>
+            </w:r>
+          </w:p>
+        </w:tc>
+      </w:tr>
+      <w:tr>
+        <w:tc>
+          <w:tcPr>
+            <w:tcW w:type="dxa" w:w="4008"/>
+          </w:tcPr>
+          <w:p>
+            <w:r/>
+            <w:r>
+              <w:rPr>
+                <w:b w:val="0"/>
+                <w:sz w:val="14"/>
+              </w:rPr>
+              <w:t>ERPSyncJob</w:t>
+            </w:r>
+          </w:p>
+        </w:tc>
+        <w:tc>
+          <w:tcPr>
+            <w:tcW w:type="dxa" w:w="4008"/>
+          </w:tcPr>
+          <w:p>
+            <w:r/>
+            <w:r>
+              <w:rPr>
+                <w:b w:val="0"/>
+                <w:sz w:val="14"/>
+              </w:rPr>
+              <w:t>CREATE</w:t>
+            </w:r>
+          </w:p>
+        </w:tc>
+        <w:tc>
+          <w:tcPr>
+            <w:tcW w:type="dxa" w:w="4008"/>
+          </w:tcPr>
+          <w:p>
+            <w:r/>
+            <w:r>
+              <w:rPr>
+                <w:b w:val="0"/>
+                <w:sz w:val="14"/>
+              </w:rPr>
+              <w:t>REQUIRED</w:t>
+            </w:r>
+          </w:p>
+        </w:tc>
+        <w:tc>
+          <w:tcPr>
+            <w:tcW w:type="dxa" w:w="4008"/>
+          </w:tcPr>
+          <w:p>
+            <w:r/>
+            <w:r>
+              <w:rPr>
+                <w:b w:val="0"/>
+                <w:sz w:val="14"/>
+              </w:rPr>
+              <w:t>Current entity-bound operation evidence normalized to REQUIRED. T3R6[Create / Get Status / Retry]</w:t>
+            </w:r>
+          </w:p>
+        </w:tc>
+      </w:tr>
+      <w:tr>
+        <w:tc>
+          <w:tcPr>
+            <w:tcW w:type="dxa" w:w="4008"/>
+          </w:tcPr>
+          <w:p>
+            <w:r/>
+            <w:r>
+              <w:rPr>
+                <w:b w:val="0"/>
+                <w:sz w:val="14"/>
+              </w:rPr>
+              <w:t>ERPSyncJob</w:t>
+            </w:r>
+          </w:p>
+        </w:tc>
+        <w:tc>
+          <w:tcPr>
+            <w:tcW w:type="dxa" w:w="4008"/>
+          </w:tcPr>
+          <w:p>
+            <w:r/>
+            <w:r>
+              <w:rPr>
+                <w:b w:val="0"/>
+                <w:sz w:val="14"/>
+              </w:rPr>
+              <w:t>CREATION_MODE</w:t>
+            </w:r>
+          </w:p>
+        </w:tc>
+        <w:tc>
+          <w:tcPr>
+            <w:tcW w:type="dxa" w:w="4008"/>
+          </w:tcPr>
+          <w:p>
+            <w:r/>
+            <w:r>
+              <w:rPr>
+                <w:b w:val="0"/>
+                <w:sz w:val="14"/>
+              </w:rPr>
+              <w:t>NOT_APPLICABLE</w:t>
+            </w:r>
+          </w:p>
+        </w:tc>
+        <w:tc>
+          <w:tcPr>
+            <w:tcW w:type="dxa" w:w="4008"/>
+          </w:tcPr>
+          <w:p>
+            <w:r/>
+            <w:r>
+              <w:rPr>
+                <w:b w:val="0"/>
+                <w:sz w:val="14"/>
+              </w:rPr>
+              <w:t>Current exact tree b2f81b20322dd9e9268001126b07931b437e27df: zero entity-bound operation evidence for this entity/operation. Mother §71 forbids speculative CRUD/sibling-feature expansion; current revision authorizes no new behavior.</w:t>
+            </w:r>
+          </w:p>
+        </w:tc>
+      </w:tr>
+      <w:tr>
+        <w:tc>
+          <w:tcPr>
+            <w:tcW w:type="dxa" w:w="4008"/>
+          </w:tcPr>
+          <w:p>
+            <w:r/>
+            <w:r>
+              <w:rPr>
+                <w:b w:val="0"/>
+                <w:sz w:val="14"/>
+              </w:rPr>
+              <w:t>ERPSyncJob</w:t>
+            </w:r>
+          </w:p>
+        </w:tc>
+        <w:tc>
+          <w:tcPr>
+            <w:tcW w:type="dxa" w:w="4008"/>
+          </w:tcPr>
+          <w:p>
+            <w:r/>
+            <w:r>
+              <w:rPr>
+                <w:b w:val="0"/>
+                <w:sz w:val="14"/>
+              </w:rPr>
+              <w:t>DEPENDENCY_IMPACT</w:t>
+            </w:r>
+          </w:p>
+        </w:tc>
+        <w:tc>
+          <w:tcPr>
+            <w:tcW w:type="dxa" w:w="4008"/>
+          </w:tcPr>
+          <w:p>
+            <w:r/>
+            <w:r>
+              <w:rPr>
+                <w:b w:val="0"/>
+                <w:sz w:val="14"/>
+              </w:rPr>
+              <w:t>NOT_APPLICABLE</w:t>
+            </w:r>
+          </w:p>
+        </w:tc>
+        <w:tc>
+          <w:tcPr>
+            <w:tcW w:type="dxa" w:w="4008"/>
+          </w:tcPr>
+          <w:p>
+            <w:r/>
+            <w:r>
+              <w:rPr>
+                <w:b w:val="0"/>
+                <w:sz w:val="14"/>
+              </w:rPr>
+              <w:t>Current exact tree b2f81b20322dd9e9268001126b07931b437e27df: zero entity-bound operation evidence for this entity/operation. Mother §71 forbids speculative CRUD/sibling-feature expansion; current revision authorizes no new behavior.</w:t>
+            </w:r>
+          </w:p>
+        </w:tc>
+      </w:tr>
+      <w:tr>
+        <w:tc>
+          <w:tcPr>
+            <w:tcW w:type="dxa" w:w="4008"/>
+          </w:tcPr>
+          <w:p>
+            <w:r/>
+            <w:r>
+              <w:rPr>
+                <w:b w:val="0"/>
+                <w:sz w:val="14"/>
+              </w:rPr>
+              <w:t>ERPSyncJob</w:t>
+            </w:r>
+          </w:p>
+        </w:tc>
+        <w:tc>
+          <w:tcPr>
+            <w:tcW w:type="dxa" w:w="4008"/>
+          </w:tcPr>
+          <w:p>
+            <w:r/>
+            <w:r>
+              <w:rPr>
+                <w:b w:val="0"/>
+                <w:sz w:val="14"/>
+              </w:rPr>
+              <w:t>DISCOVER_OR_LIST</w:t>
+            </w:r>
+          </w:p>
+        </w:tc>
+        <w:tc>
+          <w:tcPr>
+            <w:tcW w:type="dxa" w:w="4008"/>
+          </w:tcPr>
+          <w:p>
+            <w:r/>
+            <w:r>
+              <w:rPr>
+                <w:b w:val="0"/>
+                <w:sz w:val="14"/>
+              </w:rPr>
+              <w:t>NOT_APPLICABLE</w:t>
+            </w:r>
+          </w:p>
+        </w:tc>
+        <w:tc>
+          <w:tcPr>
+            <w:tcW w:type="dxa" w:w="4008"/>
+          </w:tcPr>
+          <w:p>
+            <w:r/>
+            <w:r>
+              <w:rPr>
+                <w:b w:val="0"/>
+                <w:sz w:val="14"/>
+              </w:rPr>
+              <w:t>Current exact tree b2f81b20322dd9e9268001126b07931b437e27df: zero entity-bound operation evidence for this entity/operation. Mother §71 forbids speculative CRUD/sibling-feature expansion; current revision authorizes no new behavior.</w:t>
+            </w:r>
+          </w:p>
+        </w:tc>
+      </w:tr>
+      <w:tr>
+        <w:tc>
+          <w:tcPr>
+            <w:tcW w:type="dxa" w:w="4008"/>
+          </w:tcPr>
+          <w:p>
+            <w:r/>
+            <w:r>
+              <w:rPr>
+                <w:b w:val="0"/>
+                <w:sz w:val="14"/>
+              </w:rPr>
+              <w:t>ERPSyncJob</w:t>
+            </w:r>
+          </w:p>
+        </w:tc>
+        <w:tc>
+          <w:tcPr>
+            <w:tcW w:type="dxa" w:w="4008"/>
+          </w:tcPr>
+          <w:p>
+            <w:r/>
+            <w:r>
+              <w:rPr>
+                <w:b w:val="0"/>
+                <w:sz w:val="14"/>
+              </w:rPr>
+              <w:t>DRAFT</w:t>
+            </w:r>
+          </w:p>
+        </w:tc>
+        <w:tc>
+          <w:tcPr>
+            <w:tcW w:type="dxa" w:w="4008"/>
+          </w:tcPr>
+          <w:p>
+            <w:r/>
+            <w:r>
+              <w:rPr>
+                <w:b w:val="0"/>
+                <w:sz w:val="14"/>
+              </w:rPr>
+              <w:t>NOT_APPLICABLE</w:t>
+            </w:r>
+          </w:p>
+        </w:tc>
+        <w:tc>
+          <w:tcPr>
+            <w:tcW w:type="dxa" w:w="4008"/>
+          </w:tcPr>
+          <w:p>
+            <w:r/>
+            <w:r>
+              <w:rPr>
+                <w:b w:val="0"/>
+                <w:sz w:val="14"/>
+              </w:rPr>
+              <w:t>Current exact tree b2f81b20322dd9e9268001126b07931b437e27df: zero entity-bound operation evidence for this entity/operation. Mother §71 forbids speculative CRUD/sibling-feature expansion; current revision authorizes no new behavior.</w:t>
+            </w:r>
+          </w:p>
+        </w:tc>
+      </w:tr>
+      <w:tr>
+        <w:tc>
+          <w:tcPr>
+            <w:tcW w:type="dxa" w:w="4008"/>
+          </w:tcPr>
+          <w:p>
+            <w:r/>
+            <w:r>
+              <w:rPr>
+                <w:b w:val="0"/>
+                <w:sz w:val="14"/>
+              </w:rPr>
+              <w:t>ERPSyncJob</w:t>
+            </w:r>
+          </w:p>
+        </w:tc>
+        <w:tc>
+          <w:tcPr>
+            <w:tcW w:type="dxa" w:w="4008"/>
+          </w:tcPr>
+          <w:p>
+            <w:r/>
+            <w:r>
+              <w:rPr>
+                <w:b w:val="0"/>
+                <w:sz w:val="14"/>
+              </w:rPr>
+              <w:t>EDIT</w:t>
+            </w:r>
+          </w:p>
+        </w:tc>
+        <w:tc>
+          <w:tcPr>
+            <w:tcW w:type="dxa" w:w="4008"/>
+          </w:tcPr>
+          <w:p>
+            <w:r/>
+            <w:r>
+              <w:rPr>
+                <w:b w:val="0"/>
+                <w:sz w:val="14"/>
+              </w:rPr>
+              <w:t>NOT_APPLICABLE</w:t>
+            </w:r>
+          </w:p>
+        </w:tc>
+        <w:tc>
+          <w:tcPr>
+            <w:tcW w:type="dxa" w:w="4008"/>
+          </w:tcPr>
+          <w:p>
+            <w:r/>
+            <w:r>
+              <w:rPr>
+                <w:b w:val="0"/>
+                <w:sz w:val="14"/>
+              </w:rPr>
+              <w:t>Current exact tree b2f81b20322dd9e9268001126b07931b437e27df: zero entity-bound operation evidence for this entity/operation. Mother §71 forbids speculative CRUD/sibling-feature expansion; current revision authorizes no new behavior.</w:t>
+            </w:r>
+          </w:p>
+        </w:tc>
+      </w:tr>
+      <w:tr>
+        <w:tc>
+          <w:tcPr>
+            <w:tcW w:type="dxa" w:w="4008"/>
+          </w:tcPr>
+          <w:p>
+            <w:r/>
+            <w:r>
+              <w:rPr>
+                <w:b w:val="0"/>
+                <w:sz w:val="14"/>
+              </w:rPr>
+              <w:t>ERPSyncJob</w:t>
+            </w:r>
+          </w:p>
+        </w:tc>
+        <w:tc>
+          <w:tcPr>
+            <w:tcW w:type="dxa" w:w="4008"/>
+          </w:tcPr>
+          <w:p>
+            <w:r/>
+            <w:r>
+              <w:rPr>
+                <w:b w:val="0"/>
+                <w:sz w:val="14"/>
+              </w:rPr>
+              <w:t>ERROR_RECOVERY</w:t>
+            </w:r>
+          </w:p>
+        </w:tc>
+        <w:tc>
+          <w:tcPr>
+            <w:tcW w:type="dxa" w:w="4008"/>
+          </w:tcPr>
+          <w:p>
+            <w:r/>
+            <w:r>
+              <w:rPr>
+                <w:b w:val="0"/>
+                <w:sz w:val="14"/>
+              </w:rPr>
+              <w:t>NOT_APPLICABLE</w:t>
+            </w:r>
+          </w:p>
+        </w:tc>
+        <w:tc>
+          <w:tcPr>
+            <w:tcW w:type="dxa" w:w="4008"/>
+          </w:tcPr>
+          <w:p>
+            <w:r/>
+            <w:r>
+              <w:rPr>
+                <w:b w:val="0"/>
+                <w:sz w:val="14"/>
+              </w:rPr>
+              <w:t>Current exact tree b2f81b20322dd9e9268001126b07931b437e27df: zero entity-bound operation evidence for this entity/operation. Mother §71 forbids speculative CRUD/sibling-feature expansion; current revision authorizes no new behavior.</w:t>
+            </w:r>
+          </w:p>
+        </w:tc>
+      </w:tr>
+      <w:tr>
+        <w:tc>
+          <w:tcPr>
+            <w:tcW w:type="dxa" w:w="4008"/>
+          </w:tcPr>
+          <w:p>
+            <w:r/>
+            <w:r>
+              <w:rPr>
+                <w:b w:val="0"/>
+                <w:sz w:val="14"/>
+              </w:rPr>
+              <w:t>ERPSyncJob</w:t>
+            </w:r>
+          </w:p>
+        </w:tc>
+        <w:tc>
+          <w:tcPr>
+            <w:tcW w:type="dxa" w:w="4008"/>
+          </w:tcPr>
+          <w:p>
+            <w:r/>
+            <w:r>
+              <w:rPr>
+                <w:b w:val="0"/>
+                <w:sz w:val="14"/>
+              </w:rPr>
+              <w:t>LOCK_OR_UNLOCK</w:t>
+            </w:r>
+          </w:p>
+        </w:tc>
+        <w:tc>
+          <w:tcPr>
+            <w:tcW w:type="dxa" w:w="4008"/>
+          </w:tcPr>
+          <w:p>
+            <w:r/>
+            <w:r>
+              <w:rPr>
+                <w:b w:val="0"/>
+                <w:sz w:val="14"/>
+              </w:rPr>
+              <w:t>NOT_APPLICABLE</w:t>
+            </w:r>
+          </w:p>
+        </w:tc>
+        <w:tc>
+          <w:tcPr>
+            <w:tcW w:type="dxa" w:w="4008"/>
+          </w:tcPr>
+          <w:p>
+            <w:r/>
+            <w:r>
+              <w:rPr>
+                <w:b w:val="0"/>
+                <w:sz w:val="14"/>
+              </w:rPr>
+              <w:t>Current exact tree b2f81b20322dd9e9268001126b07931b437e27df: zero entity-bound operation evidence for this entity/operation. Mother §71 forbids speculative CRUD/sibling-feature expansion; current revision authorizes no new behavior.</w:t>
+            </w:r>
+          </w:p>
+        </w:tc>
+      </w:tr>
+      <w:tr>
+        <w:tc>
+          <w:tcPr>
+            <w:tcW w:type="dxa" w:w="4008"/>
+          </w:tcPr>
+          <w:p>
+            <w:r/>
+            <w:r>
+              <w:rPr>
+                <w:b w:val="0"/>
+                <w:sz w:val="14"/>
+              </w:rPr>
+              <w:t>ERPSyncJob</w:t>
+            </w:r>
+          </w:p>
+        </w:tc>
+        <w:tc>
+          <w:tcPr>
+            <w:tcW w:type="dxa" w:w="4008"/>
+          </w:tcPr>
+          <w:p>
+            <w:r/>
+            <w:r>
+              <w:rPr>
+                <w:b w:val="0"/>
+                <w:sz w:val="14"/>
+              </w:rPr>
+              <w:t>MOVE_OR_REPARENT</w:t>
+            </w:r>
+          </w:p>
+        </w:tc>
+        <w:tc>
+          <w:tcPr>
+            <w:tcW w:type="dxa" w:w="4008"/>
+          </w:tcPr>
+          <w:p>
+            <w:r/>
+            <w:r>
+              <w:rPr>
+                <w:b w:val="0"/>
+                <w:sz w:val="14"/>
+              </w:rPr>
+              <w:t>NOT_APPLICABLE</w:t>
+            </w:r>
+          </w:p>
+        </w:tc>
+        <w:tc>
+          <w:tcPr>
+            <w:tcW w:type="dxa" w:w="4008"/>
+          </w:tcPr>
+          <w:p>
+            <w:r/>
+            <w:r>
+              <w:rPr>
+                <w:b w:val="0"/>
+                <w:sz w:val="14"/>
+              </w:rPr>
+              <w:t>Current exact tree b2f81b20322dd9e9268001126b07931b437e27df: zero entity-bound operation evidence for this entity/operation. Mother §71 forbids speculative CRUD/sibling-feature expansion; current revision authorizes no new behavior.</w:t>
+            </w:r>
+          </w:p>
+        </w:tc>
+      </w:tr>
+      <w:tr>
+        <w:tc>
+          <w:tcPr>
+            <w:tcW w:type="dxa" w:w="4008"/>
+          </w:tcPr>
+          <w:p>
+            <w:r/>
+            <w:r>
+              <w:rPr>
+                <w:b w:val="0"/>
+                <w:sz w:val="14"/>
+              </w:rPr>
+              <w:t>ERPSyncJob</w:t>
+            </w:r>
+          </w:p>
+        </w:tc>
+        <w:tc>
+          <w:tcPr>
+            <w:tcW w:type="dxa" w:w="4008"/>
+          </w:tcPr>
+          <w:p>
+            <w:r/>
+            <w:r>
+              <w:rPr>
+                <w:b w:val="0"/>
+                <w:sz w:val="14"/>
+              </w:rPr>
+              <w:t>NEXT_STEP</w:t>
+            </w:r>
+          </w:p>
+        </w:tc>
+        <w:tc>
+          <w:tcPr>
+            <w:tcW w:type="dxa" w:w="4008"/>
+          </w:tcPr>
+          <w:p>
+            <w:r/>
+            <w:r>
+              <w:rPr>
+                <w:b w:val="0"/>
+                <w:sz w:val="14"/>
+              </w:rPr>
+              <w:t>NOT_APPLICABLE</w:t>
+            </w:r>
+          </w:p>
+        </w:tc>
+        <w:tc>
+          <w:tcPr>
+            <w:tcW w:type="dxa" w:w="4008"/>
+          </w:tcPr>
+          <w:p>
+            <w:r/>
+            <w:r>
+              <w:rPr>
+                <w:b w:val="0"/>
+                <w:sz w:val="14"/>
+              </w:rPr>
+              <w:t>Current exact tree b2f81b20322dd9e9268001126b07931b437e27df: zero entity-bound operation evidence for this entity/operation. Mother §71 forbids speculative CRUD/sibling-feature expansion; current revision authorizes no new behavior.</w:t>
+            </w:r>
+          </w:p>
+        </w:tc>
+      </w:tr>
+      <w:tr>
+        <w:tc>
+          <w:tcPr>
+            <w:tcW w:type="dxa" w:w="4008"/>
+          </w:tcPr>
+          <w:p>
+            <w:r/>
+            <w:r>
+              <w:rPr>
+                <w:b w:val="0"/>
+                <w:sz w:val="14"/>
+              </w:rPr>
+              <w:t>ERPSyncJob</w:t>
+            </w:r>
+          </w:p>
+        </w:tc>
+        <w:tc>
+          <w:tcPr>
+            <w:tcW w:type="dxa" w:w="4008"/>
+          </w:tcPr>
+          <w:p>
+            <w:r/>
+            <w:r>
+              <w:rPr>
+                <w:b w:val="0"/>
+                <w:sz w:val="14"/>
+              </w:rPr>
+              <w:t>PARENT_BIND</w:t>
+            </w:r>
+          </w:p>
+        </w:tc>
+        <w:tc>
+          <w:tcPr>
+            <w:tcW w:type="dxa" w:w="4008"/>
+          </w:tcPr>
+          <w:p>
+            <w:r/>
+            <w:r>
+              <w:rPr>
+                <w:b w:val="0"/>
+                <w:sz w:val="14"/>
+              </w:rPr>
+              <w:t>NOT_APPLICABLE</w:t>
+            </w:r>
+          </w:p>
+        </w:tc>
+        <w:tc>
+          <w:tcPr>
+            <w:tcW w:type="dxa" w:w="4008"/>
+          </w:tcPr>
+          <w:p>
+            <w:r/>
+            <w:r>
+              <w:rPr>
+                <w:b w:val="0"/>
+                <w:sz w:val="14"/>
+              </w:rPr>
+              <w:t>Current exact tree b2f81b20322dd9e9268001126b07931b437e27df: zero entity-bound operation evidence for this entity/operation. Mother §71 forbids speculative CRUD/sibling-feature expansion; current revision authorizes no new behavior.</w:t>
+            </w:r>
+          </w:p>
+        </w:tc>
+      </w:tr>
+      <w:tr>
+        <w:tc>
+          <w:tcPr>
+            <w:tcW w:type="dxa" w:w="4008"/>
+          </w:tcPr>
+          <w:p>
+            <w:r/>
+            <w:r>
+              <w:rPr>
+                <w:b w:val="0"/>
+                <w:sz w:val="14"/>
+              </w:rPr>
+              <w:t>ERPSyncJob</w:t>
+            </w:r>
+          </w:p>
+        </w:tc>
+        <w:tc>
+          <w:tcPr>
+            <w:tcW w:type="dxa" w:w="4008"/>
+          </w:tcPr>
+          <w:p>
+            <w:r/>
+            <w:r>
+              <w:rPr>
+                <w:b w:val="0"/>
+                <w:sz w:val="14"/>
+              </w:rPr>
+              <w:t>REORDER</w:t>
+            </w:r>
+          </w:p>
+        </w:tc>
+        <w:tc>
+          <w:tcPr>
+            <w:tcW w:type="dxa" w:w="4008"/>
+          </w:tcPr>
+          <w:p>
+            <w:r/>
+            <w:r>
+              <w:rPr>
+                <w:b w:val="0"/>
+                <w:sz w:val="14"/>
+              </w:rPr>
+              <w:t>NOT_APPLICABLE</w:t>
+            </w:r>
+          </w:p>
+        </w:tc>
+        <w:tc>
+          <w:tcPr>
+            <w:tcW w:type="dxa" w:w="4008"/>
+          </w:tcPr>
+          <w:p>
+            <w:r/>
+            <w:r>
+              <w:rPr>
+                <w:b w:val="0"/>
+                <w:sz w:val="14"/>
+              </w:rPr>
+              <w:t>Current exact tree b2f81b20322dd9e9268001126b07931b437e27df: zero entity-bound operation evidence for this entity/operation. Mother §71 forbids speculative CRUD/sibling-feature expansion; current revision authorizes no new behavior.</w:t>
+            </w:r>
+          </w:p>
+        </w:tc>
+      </w:tr>
+      <w:tr>
+        <w:tc>
+          <w:tcPr>
+            <w:tcW w:type="dxa" w:w="4008"/>
+          </w:tcPr>
+          <w:p>
+            <w:r/>
+            <w:r>
+              <w:rPr>
+                <w:b w:val="0"/>
+                <w:sz w:val="14"/>
+              </w:rPr>
+              <w:t>ERPSyncJob</w:t>
+            </w:r>
+          </w:p>
+        </w:tc>
+        <w:tc>
+          <w:tcPr>
+            <w:tcW w:type="dxa" w:w="4008"/>
+          </w:tcPr>
+          <w:p>
+            <w:r/>
+            <w:r>
+              <w:rPr>
+                <w:b w:val="0"/>
+                <w:sz w:val="14"/>
+              </w:rPr>
+              <w:t>RESTORE</w:t>
+            </w:r>
+          </w:p>
+        </w:tc>
+        <w:tc>
+          <w:tcPr>
+            <w:tcW w:type="dxa" w:w="4008"/>
+          </w:tcPr>
+          <w:p>
+            <w:r/>
+            <w:r>
+              <w:rPr>
+                <w:b w:val="0"/>
+                <w:sz w:val="14"/>
+              </w:rPr>
+              <w:t>NOT_APPLICABLE</w:t>
+            </w:r>
+          </w:p>
+        </w:tc>
+        <w:tc>
+          <w:tcPr>
+            <w:tcW w:type="dxa" w:w="4008"/>
+          </w:tcPr>
+          <w:p>
+            <w:r/>
+            <w:r>
+              <w:rPr>
+                <w:b w:val="0"/>
+                <w:sz w:val="14"/>
+              </w:rPr>
+              <w:t>Current exact tree b2f81b20322dd9e9268001126b07931b437e27df: zero entity-bound operation evidence for this entity/operation. Mother §71 forbids speculative CRUD/sibling-feature expansion; current revision authorizes no new behavior.</w:t>
+            </w:r>
+          </w:p>
+        </w:tc>
+      </w:tr>
+      <w:tr>
+        <w:tc>
+          <w:tcPr>
+            <w:tcW w:type="dxa" w:w="4008"/>
+          </w:tcPr>
+          <w:p>
+            <w:r/>
+            <w:r>
+              <w:rPr>
+                <w:b w:val="0"/>
+                <w:sz w:val="14"/>
+              </w:rPr>
+              <w:t>ERPSyncJob</w:t>
+            </w:r>
+          </w:p>
+        </w:tc>
+        <w:tc>
+          <w:tcPr>
+            <w:tcW w:type="dxa" w:w="4008"/>
+          </w:tcPr>
+          <w:p>
+            <w:r/>
+            <w:r>
+              <w:rPr>
+                <w:b w:val="0"/>
+                <w:sz w:val="14"/>
+              </w:rPr>
+              <w:t>RESUME</w:t>
+            </w:r>
+          </w:p>
+        </w:tc>
+        <w:tc>
+          <w:tcPr>
+            <w:tcW w:type="dxa" w:w="4008"/>
+          </w:tcPr>
+          <w:p>
+            <w:r/>
+            <w:r>
+              <w:rPr>
+                <w:b w:val="0"/>
+                <w:sz w:val="14"/>
+              </w:rPr>
+              <w:t>NOT_APPLICABLE</w:t>
+            </w:r>
+          </w:p>
+        </w:tc>
+        <w:tc>
+          <w:tcPr>
+            <w:tcW w:type="dxa" w:w="4008"/>
+          </w:tcPr>
+          <w:p>
+            <w:r/>
+            <w:r>
+              <w:rPr>
+                <w:b w:val="0"/>
+                <w:sz w:val="14"/>
+              </w:rPr>
+              <w:t>Current exact tree b2f81b20322dd9e9268001126b07931b437e27df: zero entity-bound operation evidence for this entity/operation. Mother §71 forbids speculative CRUD/sibling-feature expansion; current revision authorizes no new behavior.</w:t>
+            </w:r>
+          </w:p>
+        </w:tc>
+      </w:tr>
+      <w:tr>
+        <w:tc>
+          <w:tcPr>
+            <w:tcW w:type="dxa" w:w="4008"/>
+          </w:tcPr>
+          <w:p>
+            <w:r/>
+            <w:r>
+              <w:rPr>
+                <w:b w:val="0"/>
+                <w:sz w:val="14"/>
+              </w:rPr>
+              <w:t>ERPSyncJob</w:t>
+            </w:r>
+          </w:p>
+        </w:tc>
+        <w:tc>
+          <w:tcPr>
+            <w:tcW w:type="dxa" w:w="4008"/>
+          </w:tcPr>
+          <w:p>
+            <w:r/>
+            <w:r>
+              <w:rPr>
+                <w:b w:val="0"/>
+                <w:sz w:val="14"/>
+              </w:rPr>
+              <w:t>REVISE</w:t>
+            </w:r>
+          </w:p>
+        </w:tc>
+        <w:tc>
+          <w:tcPr>
+            <w:tcW w:type="dxa" w:w="4008"/>
+          </w:tcPr>
+          <w:p>
+            <w:r/>
+            <w:r>
+              <w:rPr>
+                <w:b w:val="0"/>
+                <w:sz w:val="14"/>
+              </w:rPr>
+              <w:t>NOT_APPLICABLE</w:t>
+            </w:r>
+          </w:p>
+        </w:tc>
+        <w:tc>
+          <w:tcPr>
+            <w:tcW w:type="dxa" w:w="4008"/>
+          </w:tcPr>
+          <w:p>
+            <w:r/>
+            <w:r>
+              <w:rPr>
+                <w:b w:val="0"/>
+                <w:sz w:val="14"/>
+              </w:rPr>
+              <w:t>Current exact tree b2f81b20322dd9e9268001126b07931b437e27df: zero entity-bound operation evidence for this entity/operation. Mother §71 forbids speculative CRUD/sibling-feature expansion; current revision authorizes no new behavior.</w:t>
+            </w:r>
+          </w:p>
+        </w:tc>
+      </w:tr>
+      <w:tr>
+        <w:tc>
+          <w:tcPr>
+            <w:tcW w:type="dxa" w:w="4008"/>
+          </w:tcPr>
+          <w:p>
+            <w:r/>
+            <w:r>
+              <w:rPr>
+                <w:b w:val="0"/>
+                <w:sz w:val="14"/>
+              </w:rPr>
+              <w:t>ERPSyncJob</w:t>
+            </w:r>
+          </w:p>
+        </w:tc>
+        <w:tc>
+          <w:tcPr>
+            <w:tcW w:type="dxa" w:w="4008"/>
+          </w:tcPr>
+          <w:p>
+            <w:r/>
+            <w:r>
+              <w:rPr>
+                <w:b w:val="0"/>
+                <w:sz w:val="14"/>
+              </w:rPr>
+              <w:t>SAVE</w:t>
+            </w:r>
+          </w:p>
+        </w:tc>
+        <w:tc>
+          <w:tcPr>
+            <w:tcW w:type="dxa" w:w="4008"/>
+          </w:tcPr>
+          <w:p>
+            <w:r/>
+            <w:r>
+              <w:rPr>
+                <w:b w:val="0"/>
+                <w:sz w:val="14"/>
+              </w:rPr>
+              <w:t>NOT_APPLICABLE</w:t>
+            </w:r>
+          </w:p>
+        </w:tc>
+        <w:tc>
+          <w:tcPr>
+            <w:tcW w:type="dxa" w:w="4008"/>
+          </w:tcPr>
+          <w:p>
+            <w:r/>
+            <w:r>
+              <w:rPr>
+                <w:b w:val="0"/>
+                <w:sz w:val="14"/>
+              </w:rPr>
+              <w:t>Current exact tree b2f81b20322dd9e9268001126b07931b437e27df: zero entity-bound operation evidence for this entity/operation. Mother §71 forbids speculative CRUD/sibling-feature expansion; current revision authorizes no new behavior.</w:t>
+            </w:r>
+          </w:p>
+        </w:tc>
+      </w:tr>
+      <w:tr>
+        <w:tc>
+          <w:tcPr>
+            <w:tcW w:type="dxa" w:w="4008"/>
+          </w:tcPr>
+          <w:p>
+            <w:r/>
+            <w:r>
+              <w:rPr>
+                <w:b w:val="0"/>
+                <w:sz w:val="14"/>
+              </w:rPr>
+              <w:t>ERPSyncJob</w:t>
+            </w:r>
+          </w:p>
+        </w:tc>
+        <w:tc>
+          <w:tcPr>
+            <w:tcW w:type="dxa" w:w="4008"/>
+          </w:tcPr>
+          <w:p>
+            <w:r/>
+            <w:r>
+              <w:rPr>
+                <w:b w:val="0"/>
+                <w:sz w:val="14"/>
+              </w:rPr>
+              <w:t>SELECT_OR_OPEN</w:t>
+            </w:r>
+          </w:p>
+        </w:tc>
+        <w:tc>
+          <w:tcPr>
+            <w:tcW w:type="dxa" w:w="4008"/>
+          </w:tcPr>
+          <w:p>
+            <w:r/>
+            <w:r>
+              <w:rPr>
+                <w:b w:val="0"/>
+                <w:sz w:val="14"/>
+              </w:rPr>
+              <w:t>NOT_APPLICABLE</w:t>
+            </w:r>
+          </w:p>
+        </w:tc>
+        <w:tc>
+          <w:tcPr>
+            <w:tcW w:type="dxa" w:w="4008"/>
+          </w:tcPr>
+          <w:p>
+            <w:r/>
+            <w:r>
+              <w:rPr>
+                <w:b w:val="0"/>
+                <w:sz w:val="14"/>
+              </w:rPr>
+              <w:t>Current exact tree b2f81b20322dd9e9268001126b07931b437e27df: zero entity-bound operation evidence for this entity/operation. Mother §71 forbids speculative CRUD/sibling-feature expansion; current revision authorizes no new behavior.</w:t>
+            </w:r>
+          </w:p>
+        </w:tc>
+      </w:tr>
+      <w:tr>
+        <w:tc>
+          <w:tcPr>
+            <w:tcW w:type="dxa" w:w="4008"/>
+          </w:tcPr>
+          <w:p>
+            <w:r/>
+            <w:r>
+              <w:rPr>
+                <w:b w:val="0"/>
+                <w:sz w:val="14"/>
+              </w:rPr>
+              <w:t>ERPSyncJob</w:t>
+            </w:r>
+          </w:p>
+        </w:tc>
+        <w:tc>
+          <w:tcPr>
+            <w:tcW w:type="dxa" w:w="4008"/>
+          </w:tcPr>
+          <w:p>
+            <w:r/>
+            <w:r>
+              <w:rPr>
+                <w:b w:val="0"/>
+                <w:sz w:val="14"/>
+              </w:rPr>
+              <w:t>VALIDATE</w:t>
+            </w:r>
+          </w:p>
+        </w:tc>
+        <w:tc>
+          <w:tcPr>
+            <w:tcW w:type="dxa" w:w="4008"/>
+          </w:tcPr>
+          <w:p>
+            <w:r/>
+            <w:r>
+              <w:rPr>
+                <w:b w:val="0"/>
+                <w:sz w:val="14"/>
+              </w:rPr>
+              <w:t>NOT_APPLICABLE</w:t>
+            </w:r>
+          </w:p>
+        </w:tc>
+        <w:tc>
+          <w:tcPr>
+            <w:tcW w:type="dxa" w:w="4008"/>
+          </w:tcPr>
+          <w:p>
+            <w:r/>
+            <w:r>
+              <w:rPr>
+                <w:b w:val="0"/>
+                <w:sz w:val="14"/>
+              </w:rPr>
+              <w:t>Current exact tree b2f81b20322dd9e9268001126b07931b437e27df: zero entity-bound operation evidence for this entity/operation. Mother §71 forbids speculative CRUD/sibling-feature expansion; current revision authorizes no new behavior.</w:t>
+            </w:r>
+          </w:p>
+        </w:tc>
+      </w:tr>
+      <w:tr>
+        <w:tc>
+          <w:tcPr>
+            <w:tcW w:type="dxa" w:w="4008"/>
+          </w:tcPr>
+          <w:p>
+            <w:r/>
+            <w:r>
+              <w:rPr>
+                <w:b w:val="0"/>
+                <w:sz w:val="14"/>
+              </w:rPr>
+              <w:t>ERPSyncJob</w:t>
+            </w:r>
+          </w:p>
+        </w:tc>
+        <w:tc>
+          <w:tcPr>
+            <w:tcW w:type="dxa" w:w="4008"/>
+          </w:tcPr>
+          <w:p>
+            <w:r/>
+            <w:r>
+              <w:rPr>
+                <w:b w:val="0"/>
+                <w:sz w:val="14"/>
+              </w:rPr>
+              <w:t>VERSION</w:t>
+            </w:r>
+          </w:p>
+        </w:tc>
+        <w:tc>
+          <w:tcPr>
+            <w:tcW w:type="dxa" w:w="4008"/>
+          </w:tcPr>
+          <w:p>
+            <w:r/>
+            <w:r>
+              <w:rPr>
+                <w:b w:val="0"/>
+                <w:sz w:val="14"/>
+              </w:rPr>
+              <w:t>NOT_APPLICABLE</w:t>
+            </w:r>
+          </w:p>
+        </w:tc>
+        <w:tc>
+          <w:tcPr>
+            <w:tcW w:type="dxa" w:w="4008"/>
+          </w:tcPr>
+          <w:p>
+            <w:r/>
+            <w:r>
+              <w:rPr>
+                <w:b w:val="0"/>
+                <w:sz w:val="14"/>
+              </w:rPr>
+              <w:t>Current exact tree b2f81b20322dd9e9268001126b07931b437e27df: zero entity-bound operation evidence for this entity/operation. Mother §71 forbids speculative CRUD/sibling-feature expansion; current revision authorizes no new behavior.</w:t>
             </w:r>
           </w:p>
         </w:tc>

--- a/ACPOS_ERP-01_ERP與財務_Mother_Basic_Design_OPTIMIZED.docx
+++ b/ACPOS_ERP-01_ERP與財務_Mother_Basic_Design_OPTIMIZED.docx
@@ -29420,6 +29420,425 @@
                 <w:sz w:val="14"/>
               </w:rPr>
               <w:t>Current exact tree b2f81b20322dd9e9268001126b07931b437e27df: zero entity-bound operation evidence for this entity/operation. Mother §71 forbids speculative CRUD/sibling-feature expansion; current revision authorizes no new behavior.</w:t>
+            </w:r>
+          </w:p>
+        </w:tc>
+      </w:tr>
+    </w:tbl>
+    <w:p>
+      <w:r>
+        <w:br w:type="page"/>
+      </w:r>
+    </w:p>
+    <w:p>
+      <w:pPr>
+        <w:pStyle w:val="Heading1"/>
+      </w:pPr>
+      <w:r>
+        <w:t>Mother Planning / Basic Design Closure Annex｜規劃設計規範閉環補充</w:t>
+      </w:r>
+    </w:p>
+    <w:p>
+      <w:r>
+        <w:t>[ACPOS-20260922-PLANNING-DESIGN-CLOSURE-ANNEX-V1]</w:t>
+      </w:r>
+      <w:r>
+        <w:t xml:space="preserve"> 本附錄只補規劃／基本設計規範缺口；原頁面既有功能、Owner、Operation、Permission、Entity、Visual 與跨頁 Authority 仍為同一 Canonical Owner。不得由本附錄發明 Runtime/API/DB/Provider 行為，也不得建立第二套平行規範。</w:t>
+      </w:r>
+    </w:p>
+    <w:p>
+      <w:pPr>
+        <w:pStyle w:val="Heading2"/>
+      </w:pPr>
+      <w:r>
+        <w:t>Visual Geometry Contract Closure｜視覺幾何補齊</w:t>
+      </w:r>
+    </w:p>
+    <w:p>
+      <w:r>
+        <w:t>[ACPOS-DESIGN-CLOSURE:ERP-01:GEOMETRY]</w:t>
+      </w:r>
+    </w:p>
+    <w:tbl>
+      <w:tblPr>
+        <w:tblStyle w:val="TableGrid"/>
+        <w:tblW w:type="auto" w:w="0"/>
+        <w:tblLook w:firstColumn="1" w:firstRow="1" w:lastColumn="0" w:lastRow="0" w:noHBand="0" w:noVBand="1" w:val="04A0"/>
+      </w:tblPr>
+      <w:tblGrid>
+        <w:gridCol w:w="8016"/>
+        <w:gridCol w:w="8016"/>
+      </w:tblGrid>
+      <w:tr>
+        <w:tc>
+          <w:tcPr>
+            <w:tcW w:type="dxa" w:w="8016"/>
+          </w:tcPr>
+          <w:p>
+            <w:r>
+              <w:t>Design Item / 設計項目</w:t>
+            </w:r>
+          </w:p>
+        </w:tc>
+        <w:tc>
+          <w:tcPr>
+            <w:tcW w:type="dxa" w:w="8016"/>
+          </w:tcPr>
+          <w:p>
+            <w:r>
+              <w:t>Canonical Planning Design Contract / 正式規劃設計契約</w:t>
+            </w:r>
+          </w:p>
+        </w:tc>
+      </w:tr>
+      <w:tr>
+        <w:tc>
+          <w:tcPr>
+            <w:tcW w:type="dxa" w:w="8016"/>
+          </w:tcPr>
+          <w:p>
+            <w:r>
+              <w:t>Viewport / Breakpoint UID</w:t>
+            </w:r>
+          </w:p>
+        </w:tc>
+        <w:tc>
+          <w:tcPr>
+            <w:tcW w:type="dxa" w:w="8016"/>
+          </w:tcPr>
+          <w:p>
+            <w:r>
+              <w:t>SHARED_OWNER_REFERENCE → current Global Home breakpoint contract; page-specific breakpoint/reflow rules in this Word override only where explicitly registered.</w:t>
+            </w:r>
+          </w:p>
+        </w:tc>
+      </w:tr>
+      <w:tr>
+        <w:tc>
+          <w:tcPr>
+            <w:tcW w:type="dxa" w:w="8016"/>
+          </w:tcPr>
+          <w:p>
+            <w:r>
+              <w:t>Container Width / Min / Max</w:t>
+            </w:r>
+          </w:p>
+        </w:tc>
+        <w:tc>
+          <w:tcPr>
+            <w:tcW w:type="dxa" w:w="8016"/>
+          </w:tcPr>
+          <w:p>
+            <w:r>
+              <w:t>Retain current Global Shell + page Primary Grid width contract. No page-local implicit width may override an existing exact dimension.</w:t>
+            </w:r>
+          </w:p>
+        </w:tc>
+      </w:tr>
+      <w:tr>
+        <w:tc>
+          <w:tcPr>
+            <w:tcW w:type="dxa" w:w="8016"/>
+          </w:tcPr>
+          <w:p>
+            <w:r>
+              <w:t>Grid Columns / Span / Gutter / Outer Margin</w:t>
+            </w:r>
+          </w:p>
+        </w:tc>
+        <w:tc>
+          <w:tcPr>
+            <w:tcW w:type="dxa" w:w="8016"/>
+          </w:tcPr>
+          <w:p>
+            <w:r>
+              <w:t>Use the existing page Primary Grid / section mapping and current gap/margin values; any structural grid change requires Change Set.</w:t>
+            </w:r>
+          </w:p>
+        </w:tc>
+      </w:tr>
+      <w:tr>
+        <w:tc>
+          <w:tcPr>
+            <w:tcW w:type="dxa" w:w="8016"/>
+          </w:tcPr>
+          <w:p>
+            <w:r>
+              <w:t>Section Bounding Rules</w:t>
+            </w:r>
+          </w:p>
+        </w:tc>
+        <w:tc>
+          <w:tcPr>
+            <w:tcW w:type="dxa" w:w="8016"/>
+          </w:tcPr>
+          <w:p>
+            <w:r>
+              <w:t>Every registered Section remains within its current Workspace region; sticky/fixed/overlay areas MUST NOT occlude required controls.</w:t>
+            </w:r>
+          </w:p>
+        </w:tc>
+      </w:tr>
+      <w:tr>
+        <w:tc>
+          <w:tcPr>
+            <w:tcW w:type="dxa" w:w="8016"/>
+          </w:tcPr>
+          <w:p>
+            <w:r>
+              <w:t>Component / Control / Field Width / Height Rules</w:t>
+            </w:r>
+          </w:p>
+        </w:tc>
+        <w:tc>
+          <w:tcPr>
+            <w:tcW w:type="dxa" w:w="8016"/>
+          </w:tcPr>
+          <w:p>
+            <w:r>
+              <w:t>Use current Control/Field Dimensions or shared component token. State transitions MUST NOT cause layout jump.</w:t>
+            </w:r>
+          </w:p>
+        </w:tc>
+      </w:tr>
+      <w:tr>
+        <w:tc>
+          <w:tcPr>
+            <w:tcW w:type="dxa" w:w="8016"/>
+          </w:tcPr>
+          <w:p>
+            <w:r>
+              <w:t>Min / Max Width / Height</w:t>
+            </w:r>
+          </w:p>
+        </w:tc>
+        <w:tc>
+          <w:tcPr>
+            <w:tcW w:type="dxa" w:w="8016"/>
+          </w:tcPr>
+          <w:p>
+            <w:r>
+              <w:t>Inherit current exact values where present; otherwise shared component minimums apply. Required input/button content may not compress below its registered usable size.</w:t>
+            </w:r>
+          </w:p>
+        </w:tc>
+      </w:tr>
+      <w:tr>
+        <w:tc>
+          <w:tcPr>
+            <w:tcW w:type="dxa" w:w="8016"/>
+          </w:tcPr>
+          <w:p>
+            <w:r>
+              <w:t>Gap / Padding / Alignment</w:t>
+            </w:r>
+          </w:p>
+        </w:tc>
+        <w:tc>
+          <w:tcPr>
+            <w:tcW w:type="dxa" w:w="8016"/>
+          </w:tcPr>
+          <w:p>
+            <w:r>
+              <w:t>Use current page spacing/grid tokens; alignment changes outside token tolerance require Visual Review.</w:t>
+            </w:r>
+          </w:p>
+        </w:tc>
+      </w:tr>
+      <w:tr>
+        <w:tc>
+          <w:tcPr>
+            <w:tcW w:type="dxa" w:w="8016"/>
+          </w:tcPr>
+          <w:p>
+            <w:r>
+              <w:t>Aspect Ratio</w:t>
+            </w:r>
+          </w:p>
+        </w:tc>
+        <w:tc>
+          <w:tcPr>
+            <w:tcW w:type="dxa" w:w="8016"/>
+          </w:tcPr>
+          <w:p>
+            <w:r>
+              <w:t>NOT_APPLICABLE unless the current page declares an image/video/preview ratio; when declared, the exact current ratio remains authoritative.</w:t>
+            </w:r>
+          </w:p>
+        </w:tc>
+      </w:tr>
+      <w:tr>
+        <w:tc>
+          <w:tcPr>
+            <w:tcW w:type="dxa" w:w="8016"/>
+          </w:tcPr>
+          <w:p>
+            <w:r>
+              <w:t>Overflow / Scroll Rule</w:t>
+            </w:r>
+          </w:p>
+        </w:tc>
+        <w:tc>
+          <w:tcPr>
+            <w:tcW w:type="dxa" w:w="8016"/>
+          </w:tcPr>
+          <w:p>
+            <w:r>
+              <w:t>No hidden overflow for actionable content. Long technical values use existing ellipsis + tooltip/drawer rule; large tables may use the current controlled horizontal-scroll rule.</w:t>
+            </w:r>
+          </w:p>
+        </w:tc>
+      </w:tr>
+      <w:tr>
+        <w:tc>
+          <w:tcPr>
+            <w:tcW w:type="dxa" w:w="8016"/>
+          </w:tcPr>
+          <w:p>
+            <w:r>
+              <w:t>Collapse / Stack / Wrap Rule</w:t>
+            </w:r>
+          </w:p>
+        </w:tc>
+        <w:tc>
+          <w:tcPr>
+            <w:tcW w:type="dxa" w:w="8016"/>
+          </w:tcPr>
+          <w:p>
+            <w:r>
+              <w:t>Reflow may stack/collapse only within the current responsive contract; semantic order, required adjacency and operation order MUST NOT change.</w:t>
+            </w:r>
+          </w:p>
+        </w:tc>
+      </w:tr>
+      <w:tr>
+        <w:tc>
+          <w:tcPr>
+            <w:tcW w:type="dxa" w:w="8016"/>
+          </w:tcPr>
+          <w:p>
+            <w:r>
+              <w:t>Z-order / Overlay Rule</w:t>
+            </w:r>
+          </w:p>
+        </w:tc>
+        <w:tc>
+          <w:tcPr>
+            <w:tcW w:type="dxa" w:w="8016"/>
+          </w:tcPr>
+          <w:p>
+            <w:r>
+              <w:t>Global Header / Sidebar overlay / Dialog / Drawer layers remain above Workspace without blocking required content; overlay expansion MUST NOT reflow the primary Workspace unless explicitly specified.</w:t>
+            </w:r>
+          </w:p>
+        </w:tc>
+      </w:tr>
+      <w:tr>
+        <w:tc>
+          <w:tcPr>
+            <w:tcW w:type="dxa" w:w="8016"/>
+          </w:tcPr>
+          <w:p>
+            <w:r>
+              <w:t>Text Capacity / Truncation / Wrap Rule</w:t>
+            </w:r>
+          </w:p>
+        </w:tc>
+        <w:tc>
+          <w:tcPr>
+            <w:tcW w:type="dxa" w:w="8016"/>
+          </w:tcPr>
+          <w:p>
+            <w:r>
+              <w:t>Required labels/status/error text may not be clipped. Long IDs/technical values use controlled ellipsis with recoverable full value; no silent semantic truncation.</w:t>
+            </w:r>
+          </w:p>
+        </w:tc>
+      </w:tr>
+      <w:tr>
+        <w:tc>
+          <w:tcPr>
+            <w:tcW w:type="dxa" w:w="8016"/>
+          </w:tcPr>
+          <w:p>
+            <w:r>
+              <w:t>Asset Object-fit / Object-position</w:t>
+            </w:r>
+          </w:p>
+        </w:tc>
+        <w:tc>
+          <w:tcPr>
+            <w:tcW w:type="dxa" w:w="8016"/>
+          </w:tcPr>
+          <w:p>
+            <w:r>
+              <w:t>REFERENCE_ONLY → current Asset Binding owner when a formal visual asset exists; otherwise NOT_APPLICABLE.</w:t>
+            </w:r>
+          </w:p>
+        </w:tc>
+      </w:tr>
+      <w:tr>
+        <w:tc>
+          <w:tcPr>
+            <w:tcW w:type="dxa" w:w="8016"/>
+          </w:tcPr>
+          <w:p>
+            <w:r>
+              <w:t>Locked Visual Anchors</w:t>
+            </w:r>
+          </w:p>
+        </w:tc>
+        <w:tc>
+          <w:tcPr>
+            <w:tcW w:type="dxa" w:w="8016"/>
+          </w:tcPr>
+          <w:p>
+            <w:r>
+              <w:t>Bound to the Visual Anchor Registry in this annex; unlisted regions are not implicitly editable.</w:t>
+            </w:r>
+          </w:p>
+        </w:tc>
+      </w:tr>
+      <w:tr>
+        <w:tc>
+          <w:tcPr>
+            <w:tcW w:type="dxa" w:w="8016"/>
+          </w:tcPr>
+          <w:p>
+            <w:r>
+              <w:t>Allowed Tolerance / Diff Threshold</w:t>
+            </w:r>
+          </w:p>
+        </w:tc>
+        <w:tc>
+          <w:tcPr>
+            <w:tcW w:type="dxa" w:w="8016"/>
+          </w:tcPr>
+          <w:p>
+            <w:r>
+              <w:t>Locked anchors and structural grid: zero unapproved drift. Token-level micro adjustment is allowed only inside current Design Token/Layout rules; structural changes require Change Set + re-review.</w:t>
+            </w:r>
+          </w:p>
+        </w:tc>
+      </w:tr>
+      <w:tr>
+        <w:tc>
+          <w:tcPr>
+            <w:tcW w:type="dxa" w:w="8016"/>
+          </w:tcPr>
+          <w:p>
+            <w:r>
+              <w:t>Geometry Failure Set</w:t>
+            </w:r>
+          </w:p>
+        </w:tc>
+        <w:tc>
+          <w:tcPr>
+            <w:tcW w:type="dxa" w:w="8016"/>
+          </w:tcPr>
+          <w:p>
+            <w:r>
+              <w:t>Detect overlap, clipping, horizontal overflow, unapproved scroll, control compression, unexpected wrap/stack, aspect drift, misalignment, sticky/fixed occlusion and header/sidebar/workspace collision.</w:t>
             </w:r>
           </w:p>
         </w:tc>

--- a/ACPOS_ERP-01_ERP與財務_Mother_Basic_Design_OPTIMIZED.docx
+++ b/ACPOS_ERP-01_ERP與財務_Mother_Basic_Design_OPTIMIZED.docx
@@ -29839,6 +29839,441 @@
           <w:p>
             <w:r>
               <w:t>Detect overlap, clipping, horizontal overflow, unapproved scroll, control compression, unexpected wrap/stack, aspect drift, misalignment, sticky/fixed occlusion and header/sidebar/workspace collision.</w:t>
+            </w:r>
+          </w:p>
+        </w:tc>
+      </w:tr>
+    </w:tbl>
+    <w:p>
+      <w:pPr>
+        <w:pStyle w:val="Heading2"/>
+      </w:pPr>
+      <w:r>
+        <w:t>Visual Anchor / Preview / Review Contract｜視覺錨點與預覽審查補齊</w:t>
+      </w:r>
+    </w:p>
+    <w:p>
+      <w:r>
+        <w:t>[ACPOS-DESIGN-CLOSURE:ERP-01:VISUAL]</w:t>
+      </w:r>
+    </w:p>
+    <w:tbl>
+      <w:tblPr>
+        <w:tblStyle w:val="TableGrid"/>
+        <w:tblW w:type="auto" w:w="0"/>
+        <w:tblLook w:firstColumn="1" w:firstRow="1" w:lastColumn="0" w:lastRow="0" w:noHBand="0" w:noVBand="1" w:val="04A0"/>
+      </w:tblPr>
+      <w:tblGrid>
+        <w:gridCol w:w="3206"/>
+        <w:gridCol w:w="3206"/>
+        <w:gridCol w:w="3206"/>
+        <w:gridCol w:w="3206"/>
+        <w:gridCol w:w="3206"/>
+      </w:tblGrid>
+      <w:tr>
+        <w:tc>
+          <w:tcPr>
+            <w:tcW w:type="dxa" w:w="3206"/>
+          </w:tcPr>
+          <w:p>
+            <w:r>
+              <w:t>Anchor UID</w:t>
+            </w:r>
+          </w:p>
+        </w:tc>
+        <w:tc>
+          <w:tcPr>
+            <w:tcW w:type="dxa" w:w="3206"/>
+          </w:tcPr>
+          <w:p>
+            <w:r>
+              <w:t>Position Rule</w:t>
+            </w:r>
+          </w:p>
+        </w:tc>
+        <w:tc>
+          <w:tcPr>
+            <w:tcW w:type="dxa" w:w="3206"/>
+          </w:tcPr>
+          <w:p>
+            <w:r>
+              <w:t>Dimension Rule</w:t>
+            </w:r>
+          </w:p>
+        </w:tc>
+        <w:tc>
+          <w:tcPr>
+            <w:tcW w:type="dxa" w:w="3206"/>
+          </w:tcPr>
+          <w:p>
+            <w:r>
+              <w:t>Relationship Rule</w:t>
+            </w:r>
+          </w:p>
+        </w:tc>
+        <w:tc>
+          <w:tcPr>
+            <w:tcW w:type="dxa" w:w="3206"/>
+          </w:tcPr>
+          <w:p>
+            <w:r>
+              <w:t>Lock Status</w:t>
+            </w:r>
+          </w:p>
+        </w:tc>
+      </w:tr>
+      <w:tr>
+        <w:tc>
+          <w:tcPr>
+            <w:tcW w:type="dxa" w:w="3206"/>
+          </w:tcPr>
+          <w:p>
+            <w:r>
+              <w:t>ERP-01-VA-HEADER</w:t>
+            </w:r>
+          </w:p>
+        </w:tc>
+        <w:tc>
+          <w:tcPr>
+            <w:tcW w:type="dxa" w:w="3206"/>
+          </w:tcPr>
+          <w:p>
+            <w:r>
+              <w:t>Fixed at top of shared shell</w:t>
+            </w:r>
+          </w:p>
+        </w:tc>
+        <w:tc>
+          <w:tcPr>
+            <w:tcW w:type="dxa" w:w="3206"/>
+          </w:tcPr>
+          <w:p>
+            <w:r>
+              <w:t>58px full-width according to current shell authority</w:t>
+            </w:r>
+          </w:p>
+        </w:tc>
+        <w:tc>
+          <w:tcPr>
+            <w:tcW w:type="dxa" w:w="3206"/>
+          </w:tcPr>
+          <w:p>
+            <w:r>
+              <w:t>Above Sidebar/Workspace; must not be covered by page content</w:t>
+            </w:r>
+          </w:p>
+        </w:tc>
+        <w:tc>
+          <w:tcPr>
+            <w:tcW w:type="dxa" w:w="3206"/>
+          </w:tcPr>
+          <w:p>
+            <w:r>
+              <w:t>LOCKED</w:t>
+            </w:r>
+          </w:p>
+        </w:tc>
+      </w:tr>
+      <w:tr>
+        <w:tc>
+          <w:tcPr>
+            <w:tcW w:type="dxa" w:w="3206"/>
+          </w:tcPr>
+          <w:p>
+            <w:r>
+              <w:t>ERP-01-VA-SIDEBAR</w:t>
+            </w:r>
+          </w:p>
+        </w:tc>
+        <w:tc>
+          <w:tcPr>
+            <w:tcW w:type="dxa" w:w="3206"/>
+          </w:tcPr>
+          <w:p>
+            <w:r>
+              <w:t>Fixed left rail under shared shell header</w:t>
+            </w:r>
+          </w:p>
+        </w:tc>
+        <w:tc>
+          <w:tcPr>
+            <w:tcW w:type="dxa" w:w="3206"/>
+          </w:tcPr>
+          <w:p>
+            <w:r>
+              <w:t>64px resting; 221px overlay expansion where current shell defines it</w:t>
+            </w:r>
+          </w:p>
+        </w:tc>
+        <w:tc>
+          <w:tcPr>
+            <w:tcW w:type="dxa" w:w="3206"/>
+          </w:tcPr>
+          <w:p>
+            <w:r>
+              <w:t>Overlay expansion must not silently change the approved page Primary Grid</w:t>
+            </w:r>
+          </w:p>
+        </w:tc>
+        <w:tc>
+          <w:tcPr>
+            <w:tcW w:type="dxa" w:w="3206"/>
+          </w:tcPr>
+          <w:p>
+            <w:r>
+              <w:t>LOCKED</w:t>
+            </w:r>
+          </w:p>
+        </w:tc>
+      </w:tr>
+      <w:tr>
+        <w:tc>
+          <w:tcPr>
+            <w:tcW w:type="dxa" w:w="3206"/>
+          </w:tcPr>
+          <w:p>
+            <w:r>
+              <w:t>ERP-01-VA-WORKSPACE</w:t>
+            </w:r>
+          </w:p>
+        </w:tc>
+        <w:tc>
+          <w:tcPr>
+            <w:tcW w:type="dxa" w:w="3206"/>
+          </w:tcPr>
+          <w:p>
+            <w:r>
+              <w:t>Current page primary content region below Header / beside resting rail</w:t>
+            </w:r>
+          </w:p>
+        </w:tc>
+        <w:tc>
+          <w:tcPr>
+            <w:tcW w:type="dxa" w:w="3206"/>
+          </w:tcPr>
+          <w:p>
+            <w:r>
+              <w:t>Use this Word's existing Primary Grid / section dimensions</w:t>
+            </w:r>
+          </w:p>
+        </w:tc>
+        <w:tc>
+          <w:tcPr>
+            <w:tcW w:type="dxa" w:w="3206"/>
+          </w:tcPr>
+          <w:p>
+            <w:r>
+              <w:t>Owns page-local section geometry; dialogs/drawers are overlays, not replacement layout</w:t>
+            </w:r>
+          </w:p>
+        </w:tc>
+        <w:tc>
+          <w:tcPr>
+            <w:tcW w:type="dxa" w:w="3206"/>
+          </w:tcPr>
+          <w:p>
+            <w:r>
+              <w:t>LOCKED_EXCEPT_AUTHORIZED_CHANGE_SET</w:t>
+            </w:r>
+          </w:p>
+        </w:tc>
+      </w:tr>
+    </w:tbl>
+    <w:p>
+      <w:pPr>
+        <w:pStyle w:val="Heading2"/>
+      </w:pPr>
+      <w:r>
+        <w:t>Visual Generation / Review Planning Contract</w:t>
+      </w:r>
+    </w:p>
+    <w:p>
+      <w:r>
+        <w:t>[ACPOS-DESIGN-CLOSURE:ERP-01:VISUAL-CONTRACT]</w:t>
+      </w:r>
+    </w:p>
+    <w:tbl>
+      <w:tblPr>
+        <w:tblStyle w:val="TableGrid"/>
+        <w:tblW w:type="auto" w:w="0"/>
+        <w:tblLook w:firstColumn="1" w:firstRow="1" w:lastColumn="0" w:lastRow="0" w:noHBand="0" w:noVBand="1" w:val="04A0"/>
+      </w:tblPr>
+      <w:tblGrid>
+        <w:gridCol w:w="8016"/>
+        <w:gridCol w:w="8016"/>
+      </w:tblGrid>
+      <w:tr>
+        <w:tc>
+          <w:tcPr>
+            <w:tcW w:type="dxa" w:w="8016"/>
+          </w:tcPr>
+          <w:p>
+            <w:r>
+              <w:t>Design Item / 設計項目</w:t>
+            </w:r>
+          </w:p>
+        </w:tc>
+        <w:tc>
+          <w:tcPr>
+            <w:tcW w:type="dxa" w:w="8016"/>
+          </w:tcPr>
+          <w:p>
+            <w:r>
+              <w:t>Canonical Planning Design Contract / 正式規劃設計契約</w:t>
+            </w:r>
+          </w:p>
+        </w:tc>
+      </w:tr>
+      <w:tr>
+        <w:tc>
+          <w:tcPr>
+            <w:tcW w:type="dxa" w:w="8016"/>
+          </w:tcPr>
+          <w:p>
+            <w:r>
+              <w:t>Current Canonical Visual</w:t>
+            </w:r>
+          </w:p>
+        </w:tc>
+        <w:tc>
+          <w:tcPr>
+            <w:tcW w:type="dxa" w:w="8016"/>
+          </w:tcPr>
+          <w:p>
+            <w:r>
+              <w:t>REFERENCE_ONLY → current visual/baseline already named in this Word or shared current visual owner. This annex does not replace it.</w:t>
+            </w:r>
+          </w:p>
+        </w:tc>
+      </w:tr>
+      <w:tr>
+        <w:tc>
+          <w:tcPr>
+            <w:tcW w:type="dxa" w:w="8016"/>
+          </w:tcPr>
+          <w:p>
+            <w:r>
+              <w:t>Visual Candidate UID</w:t>
+            </w:r>
+          </w:p>
+        </w:tc>
+        <w:tc>
+          <w:tcPr>
+            <w:tcW w:type="dxa" w:w="8016"/>
+          </w:tcPr>
+          <w:p>
+            <w:r>
+              <w:t>Generated candidate MUST receive a unique Visual UID and Parent Visual UID; no candidate is deemed approved merely by this annex.</w:t>
+            </w:r>
+          </w:p>
+        </w:tc>
+      </w:tr>
+      <w:tr>
+        <w:tc>
+          <w:tcPr>
+            <w:tcW w:type="dxa" w:w="8016"/>
+          </w:tcPr>
+          <w:p>
+            <w:r>
+              <w:t>Generation Manifest</w:t>
+            </w:r>
+          </w:p>
+        </w:tc>
+        <w:tc>
+          <w:tcPr>
+            <w:tcW w:type="dxa" w:w="8016"/>
+          </w:tcPr>
+          <w:p>
+            <w:r>
+              <w:t>Required before generation; MUST bind Page UID, Design Version, Reference Visual UID, Design System Version, Layout UID, Component Versions, Asset refs, Viewport, Language, Theme, Change Level/Set and locked/editable areas.</w:t>
+            </w:r>
+          </w:p>
+        </w:tc>
+      </w:tr>
+      <w:tr>
+        <w:tc>
+          <w:tcPr>
+            <w:tcW w:type="dxa" w:w="8016"/>
+          </w:tcPr>
+          <w:p>
+            <w:r>
+              <w:t>Visual Preview</w:t>
+            </w:r>
+          </w:p>
+        </w:tc>
+        <w:tc>
+          <w:tcPr>
+            <w:tcW w:type="dxa" w:w="8016"/>
+          </w:tcPr>
+          <w:p>
+            <w:r>
+              <w:t>MUST represent the actual website structure, not a moodboard. Preview occurs after page/design specification and before Design Freeze.</w:t>
+            </w:r>
+          </w:p>
+        </w:tc>
+      </w:tr>
+      <w:tr>
+        <w:tc>
+          <w:tcPr>
+            <w:tcW w:type="dxa" w:w="8016"/>
+          </w:tcPr>
+          <w:p>
+            <w:r>
+              <w:t>Visual Review</w:t>
+            </w:r>
+          </w:p>
+        </w:tc>
+        <w:tc>
+          <w:tcPr>
+            <w:tcW w:type="dxa" w:w="8016"/>
+          </w:tcPr>
+          <w:p>
+            <w:r>
+              <w:t>Authorized reviewer checks function-to-visual mapping, geometry, anchors, responsive order, A11y/i18n and visual drift.</w:t>
+            </w:r>
+          </w:p>
+        </w:tc>
+      </w:tr>
+      <w:tr>
+        <w:tc>
+          <w:tcPr>
+            <w:tcW w:type="dxa" w:w="8016"/>
+          </w:tcPr>
+          <w:p>
+            <w:r>
+              <w:t>Approval Status</w:t>
+            </w:r>
+          </w:p>
+        </w:tc>
+        <w:tc>
+          <w:tcPr>
+            <w:tcW w:type="dxa" w:w="8016"/>
+          </w:tcPr>
+          <w:p>
+            <w:r>
+              <w:t>VISUAL_APPROVED is required before DESIGN_FROZEN. This planning annex does NOT self-approve the page.</w:t>
+            </w:r>
+          </w:p>
+        </w:tc>
+      </w:tr>
+      <w:tr>
+        <w:tc>
+          <w:tcPr>
+            <w:tcW w:type="dxa" w:w="8016"/>
+          </w:tcPr>
+          <w:p>
+            <w:r>
+              <w:t>Change Set / Drift</w:t>
+            </w:r>
+          </w:p>
+        </w:tc>
+        <w:tc>
+          <w:tcPr>
+            <w:tcW w:type="dxa" w:w="8016"/>
+          </w:tcPr>
+          <w:p>
+            <w:r>
+              <w:t>Any layout/asset/typography/color/component/navigation/dimension/information-hierarchy change outside the approved Change Set is VISUAL_DRIFT_FAIL.</w:t>
             </w:r>
           </w:p>
         </w:tc>

--- a/ACPOS_ERP-01_ERP與財務_Mother_Basic_Design_OPTIMIZED.docx
+++ b/ACPOS_ERP-01_ERP與財務_Mother_Basic_Design_OPTIMIZED.docx
@@ -30274,6 +30274,184 @@
           <w:p>
             <w:r>
               <w:t>Any layout/asset/typography/color/component/navigation/dimension/information-hierarchy change outside the approved Change Set is VISUAL_DRIFT_FAIL.</w:t>
+            </w:r>
+          </w:p>
+        </w:tc>
+      </w:tr>
+    </w:tbl>
+    <w:p>
+      <w:pPr>
+        <w:pStyle w:val="Heading2"/>
+      </w:pPr>
+      <w:r>
+        <w:t>Asset Registry / Binding Applicability Closure｜素材註冊與綁定補齊</w:t>
+      </w:r>
+    </w:p>
+    <w:p>
+      <w:r>
+        <w:t>[ACPOS-DESIGN-CLOSURE:ERP-01:ASSET]</w:t>
+      </w:r>
+    </w:p>
+    <w:tbl>
+      <w:tblPr>
+        <w:tblStyle w:val="TableGrid"/>
+        <w:tblW w:type="auto" w:w="0"/>
+        <w:tblLook w:firstColumn="1" w:firstRow="1" w:lastColumn="0" w:lastRow="0" w:noHBand="0" w:noVBand="1" w:val="04A0"/>
+      </w:tblPr>
+      <w:tblGrid>
+        <w:gridCol w:w="8016"/>
+        <w:gridCol w:w="8016"/>
+      </w:tblGrid>
+      <w:tr>
+        <w:tc>
+          <w:tcPr>
+            <w:tcW w:type="dxa" w:w="8016"/>
+          </w:tcPr>
+          <w:p>
+            <w:r>
+              <w:t>Design Item / 設計項目</w:t>
+            </w:r>
+          </w:p>
+        </w:tc>
+        <w:tc>
+          <w:tcPr>
+            <w:tcW w:type="dxa" w:w="8016"/>
+          </w:tcPr>
+          <w:p>
+            <w:r>
+              <w:t>Canonical Planning Design Contract / 正式規劃設計契約</w:t>
+            </w:r>
+          </w:p>
+        </w:tc>
+      </w:tr>
+      <w:tr>
+        <w:tc>
+          <w:tcPr>
+            <w:tcW w:type="dxa" w:w="8016"/>
+          </w:tcPr>
+          <w:p>
+            <w:r>
+              <w:t>Page-local Asset Registry Applicability</w:t>
+            </w:r>
+          </w:p>
+        </w:tc>
+        <w:tc>
+          <w:tcPr>
+            <w:tcW w:type="dxa" w:w="8016"/>
+          </w:tcPr>
+          <w:p>
+            <w:r>
+              <w:t>REFERENCE_ONLY / CONDITIONAL. Existing page-owned formal Asset UID rows, if present, remain authoritative; this annex creates no duplicate Asset UID.</w:t>
+            </w:r>
+          </w:p>
+        </w:tc>
+      </w:tr>
+      <w:tr>
+        <w:tc>
+          <w:tcPr>
+            <w:tcW w:type="dxa" w:w="8016"/>
+          </w:tcPr>
+          <w:p>
+            <w:r>
+              <w:t>Shared Shell Assets</w:t>
+            </w:r>
+          </w:p>
+        </w:tc>
+        <w:tc>
+          <w:tcPr>
+            <w:tcW w:type="dxa" w:w="8016"/>
+          </w:tcPr>
+          <w:p>
+            <w:r>
+              <w:t>SHARED_OWNER_REFERENCE → Global Home / Design System owns logo, navigation icons, generic status icons and shared shell visuals; page MUST NOT clone them.</w:t>
+            </w:r>
+          </w:p>
+        </w:tc>
+      </w:tr>
+      <w:tr>
+        <w:tc>
+          <w:tcPr>
+            <w:tcW w:type="dxa" w:w="8016"/>
+          </w:tcPr>
+          <w:p>
+            <w:r>
+              <w:t>Dynamic Business Content</w:t>
+            </w:r>
+          </w:p>
+        </w:tc>
+        <w:tc>
+          <w:tcPr>
+            <w:tcW w:type="dxa" w:w="8016"/>
+          </w:tcPr>
+          <w:p>
+            <w:r>
+              <w:t>Provider logos, thumbnails, output previews, evidence images or other runtime/business data are NOT automatically design assets; they remain data/projection unless current page explicitly registers an Asset UID.</w:t>
+            </w:r>
+          </w:p>
+        </w:tc>
+      </w:tr>
+      <w:tr>
+        <w:tc>
+          <w:tcPr>
+            <w:tcW w:type="dxa" w:w="8016"/>
+          </w:tcPr>
+          <w:p>
+            <w:r>
+              <w:t>Binding Contract</w:t>
+            </w:r>
+          </w:p>
+        </w:tc>
+        <w:tc>
+          <w:tcPr>
+            <w:tcW w:type="dxa" w:w="8016"/>
+          </w:tcPr>
+          <w:p>
+            <w:r>
+              <w:t>Any formal page-owned asset MUST bind Page UID + Section UID + Component UID + Asset UID + position + width/height + aspect ratio + crop/object-fit/object-position + lock status.</w:t>
+            </w:r>
+          </w:p>
+        </w:tc>
+      </w:tr>
+      <w:tr>
+        <w:tc>
+          <w:tcPr>
+            <w:tcW w:type="dxa" w:w="8016"/>
+          </w:tcPr>
+          <w:p>
+            <w:r>
+              <w:t>Modification Rule</w:t>
+            </w:r>
+          </w:p>
+        </w:tc>
+        <w:tc>
+          <w:tcPr>
+            <w:tcW w:type="dxa" w:w="8016"/>
+          </w:tcPr>
+          <w:p>
+            <w:r>
+              <w:t>APPROVED/LOCKED assets may not be regenerated, recolored, cropped or repurposed without an authorized Change Set and Visual Review.</w:t>
+            </w:r>
+          </w:p>
+        </w:tc>
+      </w:tr>
+      <w:tr>
+        <w:tc>
+          <w:tcPr>
+            <w:tcW w:type="dxa" w:w="8016"/>
+          </w:tcPr>
+          <w:p>
+            <w:r>
+              <w:t>N/A Authority</w:t>
+            </w:r>
+          </w:p>
+        </w:tc>
+        <w:tc>
+          <w:tcPr>
+            <w:tcW w:type="dxa" w:w="8016"/>
+          </w:tcPr>
+          <w:p>
+            <w:r>
+              <w:t>When a page has no page-owned formal visual asset, page-local Asset Binding is NOT_APPLICABLE with this reason; shared assets remain referenced from their existing canonical owner.</w:t>
             </w:r>
           </w:p>
         </w:tc>

--- a/ACPOS_ERP-01_ERP與財務_Mother_Basic_Design_OPTIMIZED.docx
+++ b/ACPOS_ERP-01_ERP與財務_Mother_Basic_Design_OPTIMIZED.docx
@@ -30452,6 +30452,294 @@
           <w:p>
             <w:r>
               <w:t>When a page has no page-owned formal visual asset, page-local Asset Binding is NOT_APPLICABLE with this reason; shared assets remain referenced from their existing canonical owner.</w:t>
+            </w:r>
+          </w:p>
+        </w:tc>
+      </w:tr>
+    </w:tbl>
+    <w:p>
+      <w:pPr>
+        <w:pStyle w:val="Heading2"/>
+      </w:pPr>
+      <w:r>
+        <w:t>Audit Baseline / Acceptance Matrix / Definition of Done Closure</w:t>
+      </w:r>
+    </w:p>
+    <w:p>
+      <w:r>
+        <w:t>[ACPOS-DESIGN-CLOSURE:ERP-01:AUDIT]</w:t>
+      </w:r>
+    </w:p>
+    <w:tbl>
+      <w:tblPr>
+        <w:tblStyle w:val="TableGrid"/>
+        <w:tblW w:type="auto" w:w="0"/>
+        <w:tblLook w:firstColumn="1" w:firstRow="1" w:lastColumn="0" w:lastRow="0" w:noHBand="0" w:noVBand="1" w:val="04A0"/>
+      </w:tblPr>
+      <w:tblGrid>
+        <w:gridCol w:w="8016"/>
+        <w:gridCol w:w="8016"/>
+      </w:tblGrid>
+      <w:tr>
+        <w:tc>
+          <w:tcPr>
+            <w:tcW w:type="dxa" w:w="8016"/>
+          </w:tcPr>
+          <w:p>
+            <w:r>
+              <w:t>Design Item / 設計項目</w:t>
+            </w:r>
+          </w:p>
+        </w:tc>
+        <w:tc>
+          <w:tcPr>
+            <w:tcW w:type="dxa" w:w="8016"/>
+          </w:tcPr>
+          <w:p>
+            <w:r>
+              <w:t>Canonical Planning Design Contract / 正式規劃設計契約</w:t>
+            </w:r>
+          </w:p>
+        </w:tc>
+      </w:tr>
+      <w:tr>
+        <w:tc>
+          <w:tcPr>
+            <w:tcW w:type="dxa" w:w="8016"/>
+          </w:tcPr>
+          <w:p>
+            <w:r>
+              <w:t>Audit UID</w:t>
+            </w:r>
+          </w:p>
+        </w:tc>
+        <w:tc>
+          <w:tcPr>
+            <w:tcW w:type="dxa" w:w="8016"/>
+          </w:tcPr>
+          <w:p>
+            <w:r>
+              <w:t>ERP-01-AUD-DESIGN-001</w:t>
+            </w:r>
+          </w:p>
+        </w:tc>
+      </w:tr>
+      <w:tr>
+        <w:tc>
+          <w:tcPr>
+            <w:tcW w:type="dxa" w:w="8016"/>
+          </w:tcPr>
+          <w:p>
+            <w:r>
+              <w:t>Target UID</w:t>
+            </w:r>
+          </w:p>
+        </w:tc>
+        <w:tc>
+          <w:tcPr>
+            <w:tcW w:type="dxa" w:w="8016"/>
+          </w:tcPr>
+          <w:p>
+            <w:r>
+              <w:t>ERP-01</w:t>
+            </w:r>
+          </w:p>
+        </w:tc>
+      </w:tr>
+      <w:tr>
+        <w:tc>
+          <w:tcPr>
+            <w:tcW w:type="dxa" w:w="8016"/>
+          </w:tcPr>
+          <w:p>
+            <w:r>
+              <w:t>Required Audit Items</w:t>
+            </w:r>
+          </w:p>
+        </w:tc>
+        <w:tc>
+          <w:tcPr>
+            <w:tcW w:type="dxa" w:w="8016"/>
+          </w:tcPr>
+          <w:p>
+            <w:r>
+              <w:t>Requirement/Page identity where applicable; Architecture/Flow; Control/Field; Entity/Operation applicability; Cross-page/topology; Geometry; Visual Anchor/Preview contract; A11y/i18n; Asset applicability; Design Freeze package.</w:t>
+            </w:r>
+          </w:p>
+        </w:tc>
+      </w:tr>
+      <w:tr>
+        <w:tc>
+          <w:tcPr>
+            <w:tcW w:type="dxa" w:w="8016"/>
+          </w:tcPr>
+          <w:p>
+            <w:r>
+              <w:t>Required Tests</w:t>
+            </w:r>
+          </w:p>
+        </w:tc>
+        <w:tc>
+          <w:tcPr>
+            <w:tcW w:type="dxa" w:w="8016"/>
+          </w:tcPr>
+          <w:p>
+            <w:r>
+              <w:t>Word structural completeness audit; forward/reverse design-reference audit; DOCX render visual QA; design-only semantic consistency audit.</w:t>
+            </w:r>
+          </w:p>
+        </w:tc>
+      </w:tr>
+      <w:tr>
+        <w:tc>
+          <w:tcPr>
+            <w:tcW w:type="dxa" w:w="8016"/>
+          </w:tcPr>
+          <w:p>
+            <w:r>
+              <w:t>Required Evidence</w:t>
+            </w:r>
+          </w:p>
+        </w:tc>
+        <w:tc>
+          <w:tcPr>
+            <w:tcW w:type="dxa" w:w="8016"/>
+          </w:tcPr>
+          <w:p>
+            <w:r>
+              <w:t>Exact Word hash/tree identity; audit result; render page set; visual-review record when a candidate is generated.</w:t>
+            </w:r>
+          </w:p>
+        </w:tc>
+      </w:tr>
+      <w:tr>
+        <w:tc>
+          <w:tcPr>
+            <w:tcW w:type="dxa" w:w="8016"/>
+          </w:tcPr>
+          <w:p>
+            <w:r>
+              <w:t>Required Gates</w:t>
+            </w:r>
+          </w:p>
+        </w:tc>
+        <w:tc>
+          <w:tcPr>
+            <w:tcW w:type="dxa" w:w="8016"/>
+          </w:tcPr>
+          <w:p>
+            <w:r>
+              <w:t>Requirement, Naming, Architecture, Navigation, User Flow, Page Registry, Design System, Layout, Component, Asset applicability/binding, Page Design, Visual Preview/Review/Approval, Audit Baseline, Acceptance Matrix, DoD.</w:t>
+            </w:r>
+          </w:p>
+        </w:tc>
+      </w:tr>
+      <w:tr>
+        <w:tc>
+          <w:tcPr>
+            <w:tcW w:type="dxa" w:w="8016"/>
+          </w:tcPr>
+          <w:p>
+            <w:r>
+              <w:t>Acceptance Matrix</w:t>
+            </w:r>
+          </w:p>
+        </w:tc>
+        <w:tc>
+          <w:tcPr>
+            <w:tcW w:type="dxa" w:w="8016"/>
+          </w:tcPr>
+          <w:p>
+            <w:r>
+              <w:t>Every item is classified REQUIRED / OPTIONAL / NOT_APPLICABLE with owner/evidence. REQUIRED may not be downgraded merely to obtain PASS.</w:t>
+            </w:r>
+          </w:p>
+        </w:tc>
+      </w:tr>
+      <w:tr>
+        <w:tc>
+          <w:tcPr>
+            <w:tcW w:type="dxa" w:w="8016"/>
+          </w:tcPr>
+          <w:p>
+            <w:r>
+              <w:t>PASS Condition</w:t>
+            </w:r>
+          </w:p>
+        </w:tc>
+        <w:tc>
+          <w:tcPr>
+            <w:tcW w:type="dxa" w:w="8016"/>
+          </w:tcPr>
+          <w:p>
+            <w:r>
+              <w:t>All applicable REQUIRED planning/basic-design items are complete and internally consistent; no unresolved duplicate owner/reference or required design gap.</w:t>
+            </w:r>
+          </w:p>
+        </w:tc>
+      </w:tr>
+      <w:tr>
+        <w:tc>
+          <w:tcPr>
+            <w:tcW w:type="dxa" w:w="8016"/>
+          </w:tcPr>
+          <w:p>
+            <w:r>
+              <w:t>PARTIAL Condition</w:t>
+            </w:r>
+          </w:p>
+        </w:tc>
+        <w:tc>
+          <w:tcPr>
+            <w:tcW w:type="dxa" w:w="8016"/>
+          </w:tcPr>
+          <w:p>
+            <w:r>
+              <w:t>Only explicitly OPTIONAL or justified NOT_APPLICABLE design items remain; no REQUIRED item is missing.</w:t>
+            </w:r>
+          </w:p>
+        </w:tc>
+      </w:tr>
+      <w:tr>
+        <w:tc>
+          <w:tcPr>
+            <w:tcW w:type="dxa" w:w="8016"/>
+          </w:tcPr>
+          <w:p>
+            <w:r>
+              <w:t>FAIL Condition</w:t>
+            </w:r>
+          </w:p>
+        </w:tc>
+        <w:tc>
+          <w:tcPr>
+            <w:tcW w:type="dxa" w:w="8016"/>
+          </w:tcPr>
+          <w:p>
+            <w:r>
+              <w:t>Any REQUIRED planning/design contract, owner/reference, geometry, topology, acceptance condition or visual prerequisite is unresolved or contradictory.</w:t>
+            </w:r>
+          </w:p>
+        </w:tc>
+      </w:tr>
+      <w:tr>
+        <w:tc>
+          <w:tcPr>
+            <w:tcW w:type="dxa" w:w="8016"/>
+          </w:tcPr>
+          <w:p>
+            <w:r>
+              <w:t>Definition of Done</w:t>
+            </w:r>
+          </w:p>
+        </w:tc>
+        <w:tc>
+          <w:tcPr>
+            <w:tcW w:type="dxa" w:w="8016"/>
+          </w:tcPr>
+          <w:p>
+            <w:r>
+              <w:t>Current Word is self-contained enough for authorized construction handoff, while unresolved product choices remain explicitly blocked rather than invented.</w:t>
             </w:r>
           </w:p>
         </w:tc>

--- a/ACPOS_ERP-01_ERP與財務_Mother_Basic_Design_OPTIMIZED.docx
+++ b/ACPOS_ERP-01_ERP與財務_Mother_Basic_Design_OPTIMIZED.docx
@@ -30740,6 +30740,404 @@
           <w:p>
             <w:r>
               <w:t>Current Word is self-contained enough for authorized construction handoff, while unresolved product choices remain explicitly blocked rather than invented.</w:t>
+            </w:r>
+          </w:p>
+        </w:tc>
+      </w:tr>
+    </w:tbl>
+    <w:p>
+      <w:pPr>
+        <w:pStyle w:val="Heading2"/>
+      </w:pPr>
+      <w:r>
+        <w:t>Design Freeze Package Closure｜設計封板包補齊</w:t>
+      </w:r>
+    </w:p>
+    <w:p>
+      <w:r>
+        <w:t>[ACPOS-DESIGN-CLOSURE:ERP-01:FREEZE]</w:t>
+      </w:r>
+    </w:p>
+    <w:tbl>
+      <w:tblPr>
+        <w:tblStyle w:val="TableGrid"/>
+        <w:tblW w:type="auto" w:w="0"/>
+        <w:tblLook w:firstColumn="1" w:firstRow="1" w:lastColumn="0" w:lastRow="0" w:noHBand="0" w:noVBand="1" w:val="04A0"/>
+      </w:tblPr>
+      <w:tblGrid>
+        <w:gridCol w:w="8016"/>
+        <w:gridCol w:w="8016"/>
+      </w:tblGrid>
+      <w:tr>
+        <w:tc>
+          <w:tcPr>
+            <w:tcW w:type="dxa" w:w="8016"/>
+          </w:tcPr>
+          <w:p>
+            <w:r>
+              <w:t>Design Item / 設計項目</w:t>
+            </w:r>
+          </w:p>
+        </w:tc>
+        <w:tc>
+          <w:tcPr>
+            <w:tcW w:type="dxa" w:w="8016"/>
+          </w:tcPr>
+          <w:p>
+            <w:r>
+              <w:t>Canonical Planning Design Contract / 正式規劃設計契約</w:t>
+            </w:r>
+          </w:p>
+        </w:tc>
+      </w:tr>
+      <w:tr>
+        <w:tc>
+          <w:tcPr>
+            <w:tcW w:type="dxa" w:w="8016"/>
+          </w:tcPr>
+          <w:p>
+            <w:r>
+              <w:t>Canonical UID</w:t>
+            </w:r>
+          </w:p>
+        </w:tc>
+        <w:tc>
+          <w:tcPr>
+            <w:tcW w:type="dxa" w:w="8016"/>
+          </w:tcPr>
+          <w:p>
+            <w:r>
+              <w:t>ERP-01</w:t>
+            </w:r>
+          </w:p>
+        </w:tc>
+      </w:tr>
+      <w:tr>
+        <w:tc>
+          <w:tcPr>
+            <w:tcW w:type="dxa" w:w="8016"/>
+          </w:tcPr>
+          <w:p>
+            <w:r>
+              <w:t>Canonical Name</w:t>
+            </w:r>
+          </w:p>
+        </w:tc>
+        <w:tc>
+          <w:tcPr>
+            <w:tcW w:type="dxa" w:w="8016"/>
+          </w:tcPr>
+          <w:p>
+            <w:r>
+              <w:t>ERP-01</w:t>
+            </w:r>
+          </w:p>
+        </w:tc>
+      </w:tr>
+      <w:tr>
+        <w:tc>
+          <w:tcPr>
+            <w:tcW w:type="dxa" w:w="8016"/>
+          </w:tcPr>
+          <w:p>
+            <w:r>
+              <w:t>Owner File</w:t>
+            </w:r>
+          </w:p>
+        </w:tc>
+        <w:tc>
+          <w:tcPr>
+            <w:tcW w:type="dxa" w:w="8016"/>
+          </w:tcPr>
+          <w:p>
+            <w:r>
+              <w:t>ACPOS_ERP-01_ERP與財務_Mother_Basic_Design_OPTIMIZED.docx</w:t>
+            </w:r>
+          </w:p>
+        </w:tc>
+      </w:tr>
+      <w:tr>
+        <w:tc>
+          <w:tcPr>
+            <w:tcW w:type="dxa" w:w="8016"/>
+          </w:tcPr>
+          <w:p>
+            <w:r>
+              <w:t>Page / Capability Spec</w:t>
+            </w:r>
+          </w:p>
+        </w:tc>
+        <w:tc>
+          <w:tcPr>
+            <w:tcW w:type="dxa" w:w="8016"/>
+          </w:tcPr>
+          <w:p>
+            <w:r>
+              <w:t>This current Word remains the single page design Canonical Owner.</w:t>
+            </w:r>
+          </w:p>
+        </w:tc>
+      </w:tr>
+      <w:tr>
+        <w:tc>
+          <w:tcPr>
+            <w:tcW w:type="dxa" w:w="8016"/>
+          </w:tcPr>
+          <w:p>
+            <w:r>
+              <w:t>Layout Mapping</w:t>
+            </w:r>
+          </w:p>
+        </w:tc>
+        <w:tc>
+          <w:tcPr>
+            <w:tcW w:type="dxa" w:w="8016"/>
+          </w:tcPr>
+          <w:p>
+            <w:r>
+              <w:t>REFERENCE → existing Page Layout / Primary Grid / Section mapping + Design System/Layout closure annex.</w:t>
+            </w:r>
+          </w:p>
+        </w:tc>
+      </w:tr>
+      <w:tr>
+        <w:tc>
+          <w:tcPr>
+            <w:tcW w:type="dxa" w:w="8016"/>
+          </w:tcPr>
+          <w:p>
+            <w:r>
+              <w:t>Component Mapping</w:t>
+            </w:r>
+          </w:p>
+        </w:tc>
+        <w:tc>
+          <w:tcPr>
+            <w:tcW w:type="dxa" w:w="8016"/>
+          </w:tcPr>
+          <w:p>
+            <w:r>
+              <w:t>REFERENCE → current Component/Section registry in this Word; no duplicate component inventory is introduced.</w:t>
+            </w:r>
+          </w:p>
+        </w:tc>
+      </w:tr>
+      <w:tr>
+        <w:tc>
+          <w:tcPr>
+            <w:tcW w:type="dxa" w:w="8016"/>
+          </w:tcPr>
+          <w:p>
+            <w:r>
+              <w:t>Control / Field Mapping</w:t>
+            </w:r>
+          </w:p>
+        </w:tc>
+        <w:tc>
+          <w:tcPr>
+            <w:tcW w:type="dxa" w:w="8016"/>
+          </w:tcPr>
+          <w:p>
+            <w:r>
+              <w:t>REFERENCE → current Control / Field / Action / Permission design tables and invariants in this Word.</w:t>
+            </w:r>
+          </w:p>
+        </w:tc>
+      </w:tr>
+      <w:tr>
+        <w:tc>
+          <w:tcPr>
+            <w:tcW w:type="dxa" w:w="8016"/>
+          </w:tcPr>
+          <w:p>
+            <w:r>
+              <w:t>Asset Mapping</w:t>
+            </w:r>
+          </w:p>
+        </w:tc>
+        <w:tc>
+          <w:tcPr>
+            <w:tcW w:type="dxa" w:w="8016"/>
+          </w:tcPr>
+          <w:p>
+            <w:r>
+              <w:t>REFERENCE → current page Asset Registry if any; otherwise explicit shared-owner / NOT_APPLICABLE asset rule in this annex.</w:t>
+            </w:r>
+          </w:p>
+        </w:tc>
+      </w:tr>
+      <w:tr>
+        <w:tc>
+          <w:tcPr>
+            <w:tcW w:type="dxa" w:w="8016"/>
+          </w:tcPr>
+          <w:p>
+            <w:r>
+              <w:t>Responsive Spec</w:t>
+            </w:r>
+          </w:p>
+        </w:tc>
+        <w:tc>
+          <w:tcPr>
+            <w:tcW w:type="dxa" w:w="8016"/>
+          </w:tcPr>
+          <w:p>
+            <w:r>
+              <w:t>REFERENCE → current page responsive rules + Visual Geometry closure annex.</w:t>
+            </w:r>
+          </w:p>
+        </w:tc>
+      </w:tr>
+      <w:tr>
+        <w:tc>
+          <w:tcPr>
+            <w:tcW w:type="dxa" w:w="8016"/>
+          </w:tcPr>
+          <w:p>
+            <w:r>
+              <w:t>Current Canonical Visual</w:t>
+            </w:r>
+          </w:p>
+        </w:tc>
+        <w:tc>
+          <w:tcPr>
+            <w:tcW w:type="dxa" w:w="8016"/>
+          </w:tcPr>
+          <w:p>
+            <w:r>
+              <w:t>REFERENCE → current visual/baseline already owned by this page/shared visual authority; candidate does not replace it without approval.</w:t>
+            </w:r>
+          </w:p>
+        </w:tc>
+      </w:tr>
+      <w:tr>
+        <w:tc>
+          <w:tcPr>
+            <w:tcW w:type="dxa" w:w="8016"/>
+          </w:tcPr>
+          <w:p>
+            <w:r>
+              <w:t>Generation Manifest</w:t>
+            </w:r>
+          </w:p>
+        </w:tc>
+        <w:tc>
+          <w:tcPr>
+            <w:tcW w:type="dxa" w:w="8016"/>
+          </w:tcPr>
+          <w:p>
+            <w:r>
+              <w:t>REQUIRED before a new candidate is generated; fields are defined by the Visual contract in this annex.</w:t>
+            </w:r>
+          </w:p>
+        </w:tc>
+      </w:tr>
+      <w:tr>
+        <w:tc>
+          <w:tcPr>
+            <w:tcW w:type="dxa" w:w="8016"/>
+          </w:tcPr>
+          <w:p>
+            <w:r>
+              <w:t>Audit Baseline</w:t>
+            </w:r>
+          </w:p>
+        </w:tc>
+        <w:tc>
+          <w:tcPr>
+            <w:tcW w:type="dxa" w:w="8016"/>
+          </w:tcPr>
+          <w:p>
+            <w:r>
+              <w:t>REFERENCE → ERP-01-AUD-DESIGN-001</w:t>
+            </w:r>
+          </w:p>
+        </w:tc>
+      </w:tr>
+      <w:tr>
+        <w:tc>
+          <w:tcPr>
+            <w:tcW w:type="dxa" w:w="8016"/>
+          </w:tcPr>
+          <w:p>
+            <w:r>
+              <w:t>Acceptance Matrix</w:t>
+            </w:r>
+          </w:p>
+        </w:tc>
+        <w:tc>
+          <w:tcPr>
+            <w:tcW w:type="dxa" w:w="8016"/>
+          </w:tcPr>
+          <w:p>
+            <w:r>
+              <w:t>Current page acceptance section plus this annex; REQUIRED / OPTIONAL / NOT_APPLICABLE classification is preserved.</w:t>
+            </w:r>
+          </w:p>
+        </w:tc>
+      </w:tr>
+      <w:tr>
+        <w:tc>
+          <w:tcPr>
+            <w:tcW w:type="dxa" w:w="8016"/>
+          </w:tcPr>
+          <w:p>
+            <w:r>
+              <w:t>Definition of Done</w:t>
+            </w:r>
+          </w:p>
+        </w:tc>
+        <w:tc>
+          <w:tcPr>
+            <w:tcW w:type="dxa" w:w="8016"/>
+          </w:tcPr>
+          <w:p>
+            <w:r>
+              <w:t>Planning/basic-design DoD is the current page DoD plus zero unresolved REQUIRED design-spec gaps.</w:t>
+            </w:r>
+          </w:p>
+        </w:tc>
+      </w:tr>
+      <w:tr>
+        <w:tc>
+          <w:tcPr>
+            <w:tcW w:type="dxa" w:w="8016"/>
+          </w:tcPr>
+          <w:p>
+            <w:r>
+              <w:t>Design Version</w:t>
+            </w:r>
+          </w:p>
+        </w:tc>
+        <w:tc>
+          <w:tcPr>
+            <w:tcW w:type="dxa" w:w="8016"/>
+          </w:tcPr>
+          <w:p>
+            <w:r>
+              <w:t>Use this Word's current version metadata / exact repository revision; this annex MUST NOT invent a parallel design version.</w:t>
+            </w:r>
+          </w:p>
+        </w:tc>
+      </w:tr>
+      <w:tr>
+        <w:tc>
+          <w:tcPr>
+            <w:tcW w:type="dxa" w:w="8016"/>
+          </w:tcPr>
+          <w:p>
+            <w:r>
+              <w:t>Freeze Status</w:t>
+            </w:r>
+          </w:p>
+        </w:tc>
+        <w:tc>
+          <w:tcPr>
+            <w:tcW w:type="dxa" w:w="8016"/>
+          </w:tcPr>
+          <w:p>
+            <w:r>
+              <w:t>DESIGN_FREEZE_PACKAGE_DEFINED. DESIGN_FROZEN may be asserted only after required Visual Preview/Review/Approval and all applicable design gates actually pass; this annex does not self-approve.</w:t>
             </w:r>
           </w:p>
         </w:tc>

--- a/ACPOS_ERP-01_ERP與財務_Mother_Basic_Design_OPTIMIZED.docx
+++ b/ACPOS_ERP-01_ERP與財務_Mother_Basic_Design_OPTIMIZED.docx
@@ -23777,7 +23777,7 @@
                 <w:b w:val="0"/>
                 <w:sz w:val="14"/>
               </w:rPr>
-              <w:t>Current exact tree b2f81b20322dd9e9268001126b07931b437e27df: zero entity-bound operation evidence for this entity/operation. Mother §71 forbids speculative CRUD/sibling-feature expansion; current revision authorizes no new behavior.</w:t>
+              <w:t>Current Word tree: RESOLVE_FRESH_AT_AUDIT_TIME: zero entity-bound operation evidence for this entity/operation. Mother §71 forbids speculative CRUD/sibling-feature expansion; current revision authorizes no new behavior.</w:t>
             </w:r>
           </w:p>
         </w:tc>
@@ -23839,7 +23839,7 @@
                 <w:b w:val="0"/>
                 <w:sz w:val="14"/>
               </w:rPr>
-              <w:t>Current exact tree b2f81b20322dd9e9268001126b07931b437e27df: zero entity-bound operation evidence for this entity/operation. Mother §71 forbids speculative CRUD/sibling-feature expansion; current revision authorizes no new behavior.</w:t>
+              <w:t>Current Word tree: RESOLVE_FRESH_AT_AUDIT_TIME: zero entity-bound operation evidence for this entity/operation. Mother §71 forbids speculative CRUD/sibling-feature expansion; current revision authorizes no new behavior.</w:t>
             </w:r>
           </w:p>
         </w:tc>
@@ -23901,7 +23901,7 @@
                 <w:b w:val="0"/>
                 <w:sz w:val="14"/>
               </w:rPr>
-              <w:t>Current exact tree b2f81b20322dd9e9268001126b07931b437e27df: zero entity-bound operation evidence for this entity/operation. Mother §71 forbids speculative CRUD/sibling-feature expansion; current revision authorizes no new behavior.</w:t>
+              <w:t>Current Word tree: RESOLVE_FRESH_AT_AUDIT_TIME: zero entity-bound operation evidence for this entity/operation. Mother §71 forbids speculative CRUD/sibling-feature expansion; current revision authorizes no new behavior.</w:t>
             </w:r>
           </w:p>
         </w:tc>
@@ -23963,7 +23963,7 @@
                 <w:b w:val="0"/>
                 <w:sz w:val="14"/>
               </w:rPr>
-              <w:t>Current exact tree b2f81b20322dd9e9268001126b07931b437e27df: zero entity-bound operation evidence for this entity/operation. Mother §71 forbids speculative CRUD/sibling-feature expansion; current revision authorizes no new behavior.</w:t>
+              <w:t>Current Word tree: RESOLVE_FRESH_AT_AUDIT_TIME: zero entity-bound operation evidence for this entity/operation. Mother §71 forbids speculative CRUD/sibling-feature expansion; current revision authorizes no new behavior.</w:t>
             </w:r>
           </w:p>
         </w:tc>
@@ -24087,7 +24087,7 @@
                 <w:b w:val="0"/>
                 <w:sz w:val="14"/>
               </w:rPr>
-              <w:t>Current exact tree b2f81b20322dd9e9268001126b07931b437e27df: zero entity-bound operation evidence for this entity/operation. Mother §71 forbids speculative CRUD/sibling-feature expansion; current revision authorizes no new behavior.</w:t>
+              <w:t>Current Word tree: RESOLVE_FRESH_AT_AUDIT_TIME: zero entity-bound operation evidence for this entity/operation. Mother §71 forbids speculative CRUD/sibling-feature expansion; current revision authorizes no new behavior.</w:t>
             </w:r>
           </w:p>
         </w:tc>
@@ -24149,7 +24149,7 @@
                 <w:b w:val="0"/>
                 <w:sz w:val="14"/>
               </w:rPr>
-              <w:t>Current exact tree b2f81b20322dd9e9268001126b07931b437e27df: zero entity-bound operation evidence for this entity/operation. Mother §71 forbids speculative CRUD/sibling-feature expansion; current revision authorizes no new behavior.</w:t>
+              <w:t>Current Word tree: RESOLVE_FRESH_AT_AUDIT_TIME: zero entity-bound operation evidence for this entity/operation. Mother §71 forbids speculative CRUD/sibling-feature expansion; current revision authorizes no new behavior.</w:t>
             </w:r>
           </w:p>
         </w:tc>
@@ -24211,7 +24211,7 @@
                 <w:b w:val="0"/>
                 <w:sz w:val="14"/>
               </w:rPr>
-              <w:t>Current exact tree b2f81b20322dd9e9268001126b07931b437e27df: zero entity-bound operation evidence for this entity/operation. Mother §71 forbids speculative CRUD/sibling-feature expansion; current revision authorizes no new behavior.</w:t>
+              <w:t>Current Word tree: RESOLVE_FRESH_AT_AUDIT_TIME: zero entity-bound operation evidence for this entity/operation. Mother §71 forbids speculative CRUD/sibling-feature expansion; current revision authorizes no new behavior.</w:t>
             </w:r>
           </w:p>
         </w:tc>
@@ -24273,7 +24273,7 @@
                 <w:b w:val="0"/>
                 <w:sz w:val="14"/>
               </w:rPr>
-              <w:t>Current exact tree b2f81b20322dd9e9268001126b07931b437e27df: zero entity-bound operation evidence for this entity/operation. Mother §71 forbids speculative CRUD/sibling-feature expansion; current revision authorizes no new behavior.</w:t>
+              <w:t>Current Word tree: RESOLVE_FRESH_AT_AUDIT_TIME: zero entity-bound operation evidence for this entity/operation. Mother §71 forbids speculative CRUD/sibling-feature expansion; current revision authorizes no new behavior.</w:t>
             </w:r>
           </w:p>
         </w:tc>
@@ -24335,7 +24335,7 @@
                 <w:b w:val="0"/>
                 <w:sz w:val="14"/>
               </w:rPr>
-              <w:t>Current exact tree b2f81b20322dd9e9268001126b07931b437e27df: zero entity-bound operation evidence for this entity/operation. Mother §71 forbids speculative CRUD/sibling-feature expansion; current revision authorizes no new behavior.</w:t>
+              <w:t>Current Word tree: RESOLVE_FRESH_AT_AUDIT_TIME: zero entity-bound operation evidence for this entity/operation. Mother §71 forbids speculative CRUD/sibling-feature expansion; current revision authorizes no new behavior.</w:t>
             </w:r>
           </w:p>
         </w:tc>
@@ -24397,7 +24397,7 @@
                 <w:b w:val="0"/>
                 <w:sz w:val="14"/>
               </w:rPr>
-              <w:t>Current exact tree b2f81b20322dd9e9268001126b07931b437e27df: zero entity-bound operation evidence for this entity/operation. Mother §71 forbids speculative CRUD/sibling-feature expansion; current revision authorizes no new behavior.</w:t>
+              <w:t>Current Word tree: RESOLVE_FRESH_AT_AUDIT_TIME: zero entity-bound operation evidence for this entity/operation. Mother §71 forbids speculative CRUD/sibling-feature expansion; current revision authorizes no new behavior.</w:t>
             </w:r>
           </w:p>
         </w:tc>
@@ -24459,7 +24459,7 @@
                 <w:b w:val="0"/>
                 <w:sz w:val="14"/>
               </w:rPr>
-              <w:t>Current exact tree b2f81b20322dd9e9268001126b07931b437e27df: zero entity-bound operation evidence for this entity/operation. Mother §71 forbids speculative CRUD/sibling-feature expansion; current revision authorizes no new behavior.</w:t>
+              <w:t>Current Word tree: RESOLVE_FRESH_AT_AUDIT_TIME: zero entity-bound operation evidence for this entity/operation. Mother §71 forbids speculative CRUD/sibling-feature expansion; current revision authorizes no new behavior.</w:t>
             </w:r>
           </w:p>
         </w:tc>
@@ -24521,7 +24521,7 @@
                 <w:b w:val="0"/>
                 <w:sz w:val="14"/>
               </w:rPr>
-              <w:t>Current exact tree b2f81b20322dd9e9268001126b07931b437e27df: zero entity-bound operation evidence for this entity/operation. Mother §71 forbids speculative CRUD/sibling-feature expansion; current revision authorizes no new behavior.</w:t>
+              <w:t>Current Word tree: RESOLVE_FRESH_AT_AUDIT_TIME: zero entity-bound operation evidence for this entity/operation. Mother §71 forbids speculative CRUD/sibling-feature expansion; current revision authorizes no new behavior.</w:t>
             </w:r>
           </w:p>
         </w:tc>
@@ -24583,7 +24583,7 @@
                 <w:b w:val="0"/>
                 <w:sz w:val="14"/>
               </w:rPr>
-              <w:t>Current exact tree b2f81b20322dd9e9268001126b07931b437e27df: zero entity-bound operation evidence for this entity/operation. Mother §71 forbids speculative CRUD/sibling-feature expansion; current revision authorizes no new behavior.</w:t>
+              <w:t>Current Word tree: RESOLVE_FRESH_AT_AUDIT_TIME: zero entity-bound operation evidence for this entity/operation. Mother §71 forbids speculative CRUD/sibling-feature expansion; current revision authorizes no new behavior.</w:t>
             </w:r>
           </w:p>
         </w:tc>
@@ -24645,7 +24645,7 @@
                 <w:b w:val="0"/>
                 <w:sz w:val="14"/>
               </w:rPr>
-              <w:t>Current exact tree b2f81b20322dd9e9268001126b07931b437e27df: zero entity-bound operation evidence for this entity/operation. Mother §71 forbids speculative CRUD/sibling-feature expansion; current revision authorizes no new behavior.</w:t>
+              <w:t>Current Word tree: RESOLVE_FRESH_AT_AUDIT_TIME: zero entity-bound operation evidence for this entity/operation. Mother §71 forbids speculative CRUD/sibling-feature expansion; current revision authorizes no new behavior.</w:t>
             </w:r>
           </w:p>
         </w:tc>
@@ -24707,7 +24707,7 @@
                 <w:b w:val="0"/>
                 <w:sz w:val="14"/>
               </w:rPr>
-              <w:t>Current exact tree b2f81b20322dd9e9268001126b07931b437e27df: zero entity-bound operation evidence for this entity/operation. Mother §71 forbids speculative CRUD/sibling-feature expansion; current revision authorizes no new behavior.</w:t>
+              <w:t>Current Word tree: RESOLVE_FRESH_AT_AUDIT_TIME: zero entity-bound operation evidence for this entity/operation. Mother §71 forbids speculative CRUD/sibling-feature expansion; current revision authorizes no new behavior.</w:t>
             </w:r>
           </w:p>
         </w:tc>
@@ -24769,7 +24769,7 @@
                 <w:b w:val="0"/>
                 <w:sz w:val="14"/>
               </w:rPr>
-              <w:t>Current exact tree b2f81b20322dd9e9268001126b07931b437e27df: zero entity-bound operation evidence for this entity/operation. Mother §71 forbids speculative CRUD/sibling-feature expansion; current revision authorizes no new behavior.</w:t>
+              <w:t>Current Word tree: RESOLVE_FRESH_AT_AUDIT_TIME: zero entity-bound operation evidence for this entity/operation. Mother §71 forbids speculative CRUD/sibling-feature expansion; current revision authorizes no new behavior.</w:t>
             </w:r>
           </w:p>
         </w:tc>
@@ -24831,7 +24831,7 @@
                 <w:b w:val="0"/>
                 <w:sz w:val="14"/>
               </w:rPr>
-              <w:t>Current exact tree b2f81b20322dd9e9268001126b07931b437e27df: zero entity-bound operation evidence for this entity/operation. Mother §71 forbids speculative CRUD/sibling-feature expansion; current revision authorizes no new behavior.</w:t>
+              <w:t>Current Word tree: RESOLVE_FRESH_AT_AUDIT_TIME: zero entity-bound operation evidence for this entity/operation. Mother §71 forbids speculative CRUD/sibling-feature expansion; current revision authorizes no new behavior.</w:t>
             </w:r>
           </w:p>
         </w:tc>
@@ -24893,7 +24893,7 @@
                 <w:b w:val="0"/>
                 <w:sz w:val="14"/>
               </w:rPr>
-              <w:t>Current exact tree b2f81b20322dd9e9268001126b07931b437e27df: zero entity-bound operation evidence for this entity/operation. Mother §71 forbids speculative CRUD/sibling-feature expansion; current revision authorizes no new behavior.</w:t>
+              <w:t>Current Word tree: RESOLVE_FRESH_AT_AUDIT_TIME: zero entity-bound operation evidence for this entity/operation. Mother §71 forbids speculative CRUD/sibling-feature expansion; current revision authorizes no new behavior.</w:t>
             </w:r>
           </w:p>
         </w:tc>
@@ -24955,7 +24955,7 @@
                 <w:b w:val="0"/>
                 <w:sz w:val="14"/>
               </w:rPr>
-              <w:t>Current exact tree b2f81b20322dd9e9268001126b07931b437e27df: zero entity-bound operation evidence for this entity/operation. Mother §71 forbids speculative CRUD/sibling-feature expansion; current revision authorizes no new behavior.</w:t>
+              <w:t>Current Word tree: RESOLVE_FRESH_AT_AUDIT_TIME: zero entity-bound operation evidence for this entity/operation. Mother §71 forbids speculative CRUD/sibling-feature expansion; current revision authorizes no new behavior.</w:t>
             </w:r>
           </w:p>
         </w:tc>
@@ -25017,7 +25017,7 @@
                 <w:b w:val="0"/>
                 <w:sz w:val="14"/>
               </w:rPr>
-              <w:t>Current exact tree b2f81b20322dd9e9268001126b07931b437e27df: zero entity-bound operation evidence for this entity/operation. Mother §71 forbids speculative CRUD/sibling-feature expansion; current revision authorizes no new behavior.</w:t>
+              <w:t>Current Word tree: RESOLVE_FRESH_AT_AUDIT_TIME: zero entity-bound operation evidence for this entity/operation. Mother §71 forbids speculative CRUD/sibling-feature expansion; current revision authorizes no new behavior.</w:t>
             </w:r>
           </w:p>
         </w:tc>
@@ -25141,7 +25141,7 @@
                 <w:b w:val="0"/>
                 <w:sz w:val="14"/>
               </w:rPr>
-              <w:t>Current exact tree b2f81b20322dd9e9268001126b07931b437e27df: zero entity-bound operation evidence for this entity/operation. Mother §71 forbids speculative CRUD/sibling-feature expansion; current revision authorizes no new behavior.</w:t>
+              <w:t>Current Word tree: RESOLVE_FRESH_AT_AUDIT_TIME: zero entity-bound operation evidence for this entity/operation. Mother §71 forbids speculative CRUD/sibling-feature expansion; current revision authorizes no new behavior.</w:t>
             </w:r>
           </w:p>
         </w:tc>
@@ -25203,7 +25203,7 @@
                 <w:b w:val="0"/>
                 <w:sz w:val="14"/>
               </w:rPr>
-              <w:t>Current exact tree b2f81b20322dd9e9268001126b07931b437e27df: zero entity-bound operation evidence for this entity/operation. Mother §71 forbids speculative CRUD/sibling-feature expansion; current revision authorizes no new behavior.</w:t>
+              <w:t>Current Word tree: RESOLVE_FRESH_AT_AUDIT_TIME: zero entity-bound operation evidence for this entity/operation. Mother §71 forbids speculative CRUD/sibling-feature expansion; current revision authorizes no new behavior.</w:t>
             </w:r>
           </w:p>
         </w:tc>
@@ -25265,7 +25265,7 @@
                 <w:b w:val="0"/>
                 <w:sz w:val="14"/>
               </w:rPr>
-              <w:t>Current exact tree b2f81b20322dd9e9268001126b07931b437e27df: zero entity-bound operation evidence for this entity/operation. Mother §71 forbids speculative CRUD/sibling-feature expansion; current revision authorizes no new behavior.</w:t>
+              <w:t>Current Word tree: RESOLVE_FRESH_AT_AUDIT_TIME: zero entity-bound operation evidence for this entity/operation. Mother §71 forbids speculative CRUD/sibling-feature expansion; current revision authorizes no new behavior.</w:t>
             </w:r>
           </w:p>
         </w:tc>
@@ -25327,7 +25327,7 @@
                 <w:b w:val="0"/>
                 <w:sz w:val="14"/>
               </w:rPr>
-              <w:t>Current exact tree b2f81b20322dd9e9268001126b07931b437e27df: zero entity-bound operation evidence for this entity/operation. Mother §71 forbids speculative CRUD/sibling-feature expansion; current revision authorizes no new behavior.</w:t>
+              <w:t>Current Word tree: RESOLVE_FRESH_AT_AUDIT_TIME: zero entity-bound operation evidence for this entity/operation. Mother §71 forbids speculative CRUD/sibling-feature expansion; current revision authorizes no new behavior.</w:t>
             </w:r>
           </w:p>
         </w:tc>
@@ -25389,7 +25389,7 @@
                 <w:b w:val="0"/>
                 <w:sz w:val="14"/>
               </w:rPr>
-              <w:t>Current exact tree b2f81b20322dd9e9268001126b07931b437e27df: zero entity-bound operation evidence for this entity/operation. Mother §71 forbids speculative CRUD/sibling-feature expansion; current revision authorizes no new behavior.</w:t>
+              <w:t>Current Word tree: RESOLVE_FRESH_AT_AUDIT_TIME: zero entity-bound operation evidence for this entity/operation. Mother §71 forbids speculative CRUD/sibling-feature expansion; current revision authorizes no new behavior.</w:t>
             </w:r>
           </w:p>
         </w:tc>
@@ -25451,7 +25451,7 @@
                 <w:b w:val="0"/>
                 <w:sz w:val="14"/>
               </w:rPr>
-              <w:t>Current exact tree b2f81b20322dd9e9268001126b07931b437e27df: zero entity-bound operation evidence for this entity/operation. Mother §71 forbids speculative CRUD/sibling-feature expansion; current revision authorizes no new behavior.</w:t>
+              <w:t>Current Word tree: RESOLVE_FRESH_AT_AUDIT_TIME: zero entity-bound operation evidence for this entity/operation. Mother §71 forbids speculative CRUD/sibling-feature expansion; current revision authorizes no new behavior.</w:t>
             </w:r>
           </w:p>
         </w:tc>
@@ -25513,7 +25513,7 @@
                 <w:b w:val="0"/>
                 <w:sz w:val="14"/>
               </w:rPr>
-              <w:t>Current exact tree b2f81b20322dd9e9268001126b07931b437e27df: zero entity-bound operation evidence for this entity/operation. Mother §71 forbids speculative CRUD/sibling-feature expansion; current revision authorizes no new behavior.</w:t>
+              <w:t>Current Word tree: RESOLVE_FRESH_AT_AUDIT_TIME: zero entity-bound operation evidence for this entity/operation. Mother §71 forbids speculative CRUD/sibling-feature expansion; current revision authorizes no new behavior.</w:t>
             </w:r>
           </w:p>
         </w:tc>
@@ -25575,7 +25575,7 @@
                 <w:b w:val="0"/>
                 <w:sz w:val="14"/>
               </w:rPr>
-              <w:t>Current exact tree b2f81b20322dd9e9268001126b07931b437e27df: zero entity-bound operation evidence for this entity/operation. Mother §71 forbids speculative CRUD/sibling-feature expansion; current revision authorizes no new behavior.</w:t>
+              <w:t>Current Word tree: RESOLVE_FRESH_AT_AUDIT_TIME: zero entity-bound operation evidence for this entity/operation. Mother §71 forbids speculative CRUD/sibling-feature expansion; current revision authorizes no new behavior.</w:t>
             </w:r>
           </w:p>
         </w:tc>
@@ -25637,7 +25637,7 @@
                 <w:b w:val="0"/>
                 <w:sz w:val="14"/>
               </w:rPr>
-              <w:t>Current exact tree b2f81b20322dd9e9268001126b07931b437e27df: zero entity-bound operation evidence for this entity/operation. Mother §71 forbids speculative CRUD/sibling-feature expansion; current revision authorizes no new behavior.</w:t>
+              <w:t>Current Word tree: RESOLVE_FRESH_AT_AUDIT_TIME: zero entity-bound operation evidence for this entity/operation. Mother §71 forbids speculative CRUD/sibling-feature expansion; current revision authorizes no new behavior.</w:t>
             </w:r>
           </w:p>
         </w:tc>
@@ -25699,7 +25699,7 @@
                 <w:b w:val="0"/>
                 <w:sz w:val="14"/>
               </w:rPr>
-              <w:t>Current exact tree b2f81b20322dd9e9268001126b07931b437e27df: zero entity-bound operation evidence for this entity/operation. Mother §71 forbids speculative CRUD/sibling-feature expansion; current revision authorizes no new behavior.</w:t>
+              <w:t>Current Word tree: RESOLVE_FRESH_AT_AUDIT_TIME: zero entity-bound operation evidence for this entity/operation. Mother §71 forbids speculative CRUD/sibling-feature expansion; current revision authorizes no new behavior.</w:t>
             </w:r>
           </w:p>
         </w:tc>
@@ -25761,7 +25761,7 @@
                 <w:b w:val="0"/>
                 <w:sz w:val="14"/>
               </w:rPr>
-              <w:t>Current exact tree b2f81b20322dd9e9268001126b07931b437e27df: zero entity-bound operation evidence for this entity/operation. Mother §71 forbids speculative CRUD/sibling-feature expansion; current revision authorizes no new behavior.</w:t>
+              <w:t>Current Word tree: RESOLVE_FRESH_AT_AUDIT_TIME: zero entity-bound operation evidence for this entity/operation. Mother §71 forbids speculative CRUD/sibling-feature expansion; current revision authorizes no new behavior.</w:t>
             </w:r>
           </w:p>
         </w:tc>
@@ -25823,7 +25823,7 @@
                 <w:b w:val="0"/>
                 <w:sz w:val="14"/>
               </w:rPr>
-              <w:t>Current exact tree b2f81b20322dd9e9268001126b07931b437e27df: zero entity-bound operation evidence for this entity/operation. Mother §71 forbids speculative CRUD/sibling-feature expansion; current revision authorizes no new behavior.</w:t>
+              <w:t>Current Word tree: RESOLVE_FRESH_AT_AUDIT_TIME: zero entity-bound operation evidence for this entity/operation. Mother §71 forbids speculative CRUD/sibling-feature expansion; current revision authorizes no new behavior.</w:t>
             </w:r>
           </w:p>
         </w:tc>
@@ -25885,7 +25885,7 @@
                 <w:b w:val="0"/>
                 <w:sz w:val="14"/>
               </w:rPr>
-              <w:t>Current exact tree b2f81b20322dd9e9268001126b07931b437e27df: zero entity-bound operation evidence for this entity/operation. Mother §71 forbids speculative CRUD/sibling-feature expansion; current revision authorizes no new behavior.</w:t>
+              <w:t>Current Word tree: RESOLVE_FRESH_AT_AUDIT_TIME: zero entity-bound operation evidence for this entity/operation. Mother §71 forbids speculative CRUD/sibling-feature expansion; current revision authorizes no new behavior.</w:t>
             </w:r>
           </w:p>
         </w:tc>
@@ -25947,7 +25947,7 @@
                 <w:b w:val="0"/>
                 <w:sz w:val="14"/>
               </w:rPr>
-              <w:t>Current exact tree b2f81b20322dd9e9268001126b07931b437e27df: zero entity-bound operation evidence for this entity/operation. Mother §71 forbids speculative CRUD/sibling-feature expansion; current revision authorizes no new behavior.</w:t>
+              <w:t>Current Word tree: RESOLVE_FRESH_AT_AUDIT_TIME: zero entity-bound operation evidence for this entity/operation. Mother §71 forbids speculative CRUD/sibling-feature expansion; current revision authorizes no new behavior.</w:t>
             </w:r>
           </w:p>
         </w:tc>
@@ -26009,7 +26009,7 @@
                 <w:b w:val="0"/>
                 <w:sz w:val="14"/>
               </w:rPr>
-              <w:t>Current exact tree b2f81b20322dd9e9268001126b07931b437e27df: zero entity-bound operation evidence for this entity/operation. Mother §71 forbids speculative CRUD/sibling-feature expansion; current revision authorizes no new behavior.</w:t>
+              <w:t>Current Word tree: RESOLVE_FRESH_AT_AUDIT_TIME: zero entity-bound operation evidence for this entity/operation. Mother §71 forbids speculative CRUD/sibling-feature expansion; current revision authorizes no new behavior.</w:t>
             </w:r>
           </w:p>
         </w:tc>
@@ -26071,7 +26071,7 @@
                 <w:b w:val="0"/>
                 <w:sz w:val="14"/>
               </w:rPr>
-              <w:t>Current exact tree b2f81b20322dd9e9268001126b07931b437e27df: zero entity-bound operation evidence for this entity/operation. Mother §71 forbids speculative CRUD/sibling-feature expansion; current revision authorizes no new behavior.</w:t>
+              <w:t>Current Word tree: RESOLVE_FRESH_AT_AUDIT_TIME: zero entity-bound operation evidence for this entity/operation. Mother §71 forbids speculative CRUD/sibling-feature expansion; current revision authorizes no new behavior.</w:t>
             </w:r>
           </w:p>
         </w:tc>
@@ -26133,7 +26133,7 @@
                 <w:b w:val="0"/>
                 <w:sz w:val="14"/>
               </w:rPr>
-              <w:t>Current exact tree b2f81b20322dd9e9268001126b07931b437e27df: zero entity-bound operation evidence for this entity/operation. Mother §71 forbids speculative CRUD/sibling-feature expansion; current revision authorizes no new behavior.</w:t>
+              <w:t>Current Word tree: RESOLVE_FRESH_AT_AUDIT_TIME: zero entity-bound operation evidence for this entity/operation. Mother §71 forbids speculative CRUD/sibling-feature expansion; current revision authorizes no new behavior.</w:t>
             </w:r>
           </w:p>
         </w:tc>
@@ -26195,7 +26195,7 @@
                 <w:b w:val="0"/>
                 <w:sz w:val="14"/>
               </w:rPr>
-              <w:t>Current exact tree b2f81b20322dd9e9268001126b07931b437e27df: zero entity-bound operation evidence for this entity/operation. Mother §71 forbids speculative CRUD/sibling-feature expansion; current revision authorizes no new behavior.</w:t>
+              <w:t>Current Word tree: RESOLVE_FRESH_AT_AUDIT_TIME: zero entity-bound operation evidence for this entity/operation. Mother §71 forbids speculative CRUD/sibling-feature expansion; current revision authorizes no new behavior.</w:t>
             </w:r>
           </w:p>
         </w:tc>
@@ -26257,7 +26257,7 @@
                 <w:b w:val="0"/>
                 <w:sz w:val="14"/>
               </w:rPr>
-              <w:t>Current exact tree b2f81b20322dd9e9268001126b07931b437e27df: zero entity-bound operation evidence for this entity/operation. Mother §71 forbids speculative CRUD/sibling-feature expansion; current revision authorizes no new behavior.</w:t>
+              <w:t>Current Word tree: RESOLVE_FRESH_AT_AUDIT_TIME: zero entity-bound operation evidence for this entity/operation. Mother §71 forbids speculative CRUD/sibling-feature expansion; current revision authorizes no new behavior.</w:t>
             </w:r>
           </w:p>
         </w:tc>
@@ -26319,7 +26319,7 @@
                 <w:b w:val="0"/>
                 <w:sz w:val="14"/>
               </w:rPr>
-              <w:t>Current exact tree b2f81b20322dd9e9268001126b07931b437e27df: zero entity-bound operation evidence for this entity/operation. Mother §71 forbids speculative CRUD/sibling-feature expansion; current revision authorizes no new behavior.</w:t>
+              <w:t>Current Word tree: RESOLVE_FRESH_AT_AUDIT_TIME: zero entity-bound operation evidence for this entity/operation. Mother §71 forbids speculative CRUD/sibling-feature expansion; current revision authorizes no new behavior.</w:t>
             </w:r>
           </w:p>
         </w:tc>
@@ -26381,7 +26381,7 @@
                 <w:b w:val="0"/>
                 <w:sz w:val="14"/>
               </w:rPr>
-              <w:t>Current exact tree b2f81b20322dd9e9268001126b07931b437e27df: zero entity-bound operation evidence for this entity/operation. Mother §71 forbids speculative CRUD/sibling-feature expansion; current revision authorizes no new behavior.</w:t>
+              <w:t>Current Word tree: RESOLVE_FRESH_AT_AUDIT_TIME: zero entity-bound operation evidence for this entity/operation. Mother §71 forbids speculative CRUD/sibling-feature expansion; current revision authorizes no new behavior.</w:t>
             </w:r>
           </w:p>
         </w:tc>
@@ -26443,7 +26443,7 @@
                 <w:b w:val="0"/>
                 <w:sz w:val="14"/>
               </w:rPr>
-              <w:t>Current exact tree b2f81b20322dd9e9268001126b07931b437e27df: zero entity-bound operation evidence for this entity/operation. Mother §71 forbids speculative CRUD/sibling-feature expansion; current revision authorizes no new behavior.</w:t>
+              <w:t>Current Word tree: RESOLVE_FRESH_AT_AUDIT_TIME: zero entity-bound operation evidence for this entity/operation. Mother §71 forbids speculative CRUD/sibling-feature expansion; current revision authorizes no new behavior.</w:t>
             </w:r>
           </w:p>
         </w:tc>
@@ -26505,7 +26505,7 @@
                 <w:b w:val="0"/>
                 <w:sz w:val="14"/>
               </w:rPr>
-              <w:t>Current exact tree b2f81b20322dd9e9268001126b07931b437e27df: zero entity-bound operation evidence for this entity/operation. Mother §71 forbids speculative CRUD/sibling-feature expansion; current revision authorizes no new behavior.</w:t>
+              <w:t>Current Word tree: RESOLVE_FRESH_AT_AUDIT_TIME: zero entity-bound operation evidence for this entity/operation. Mother §71 forbids speculative CRUD/sibling-feature expansion; current revision authorizes no new behavior.</w:t>
             </w:r>
           </w:p>
         </w:tc>
@@ -26567,7 +26567,7 @@
                 <w:b w:val="0"/>
                 <w:sz w:val="14"/>
               </w:rPr>
-              <w:t>Current exact tree b2f81b20322dd9e9268001126b07931b437e27df: zero entity-bound operation evidence for this entity/operation. Mother §71 forbids speculative CRUD/sibling-feature expansion; current revision authorizes no new behavior.</w:t>
+              <w:t>Current Word tree: RESOLVE_FRESH_AT_AUDIT_TIME: zero entity-bound operation evidence for this entity/operation. Mother §71 forbids speculative CRUD/sibling-feature expansion; current revision authorizes no new behavior.</w:t>
             </w:r>
           </w:p>
         </w:tc>
@@ -26629,7 +26629,7 @@
                 <w:b w:val="0"/>
                 <w:sz w:val="14"/>
               </w:rPr>
-              <w:t>Current exact tree b2f81b20322dd9e9268001126b07931b437e27df: zero entity-bound operation evidence for this entity/operation. Mother §71 forbids speculative CRUD/sibling-feature expansion; current revision authorizes no new behavior.</w:t>
+              <w:t>Current Word tree: RESOLVE_FRESH_AT_AUDIT_TIME: zero entity-bound operation evidence for this entity/operation. Mother §71 forbids speculative CRUD/sibling-feature expansion; current revision authorizes no new behavior.</w:t>
             </w:r>
           </w:p>
         </w:tc>
@@ -26691,7 +26691,7 @@
                 <w:b w:val="0"/>
                 <w:sz w:val="14"/>
               </w:rPr>
-              <w:t>Current exact tree b2f81b20322dd9e9268001126b07931b437e27df: zero entity-bound operation evidence for this entity/operation. Mother §71 forbids speculative CRUD/sibling-feature expansion; current revision authorizes no new behavior.</w:t>
+              <w:t>Current Word tree: RESOLVE_FRESH_AT_AUDIT_TIME: zero entity-bound operation evidence for this entity/operation. Mother §71 forbids speculative CRUD/sibling-feature expansion; current revision authorizes no new behavior.</w:t>
             </w:r>
           </w:p>
         </w:tc>
@@ -26753,7 +26753,7 @@
                 <w:b w:val="0"/>
                 <w:sz w:val="14"/>
               </w:rPr>
-              <w:t>Current exact tree b2f81b20322dd9e9268001126b07931b437e27df: zero entity-bound operation evidence for this entity/operation. Mother §71 forbids speculative CRUD/sibling-feature expansion; current revision authorizes no new behavior.</w:t>
+              <w:t>Current Word tree: RESOLVE_FRESH_AT_AUDIT_TIME: zero entity-bound operation evidence for this entity/operation. Mother §71 forbids speculative CRUD/sibling-feature expansion; current revision authorizes no new behavior.</w:t>
             </w:r>
           </w:p>
         </w:tc>
@@ -26815,7 +26815,7 @@
                 <w:b w:val="0"/>
                 <w:sz w:val="14"/>
               </w:rPr>
-              <w:t>Current exact tree b2f81b20322dd9e9268001126b07931b437e27df: zero entity-bound operation evidence for this entity/operation. Mother §71 forbids speculative CRUD/sibling-feature expansion; current revision authorizes no new behavior.</w:t>
+              <w:t>Current Word tree: RESOLVE_FRESH_AT_AUDIT_TIME: zero entity-bound operation evidence for this entity/operation. Mother §71 forbids speculative CRUD/sibling-feature expansion; current revision authorizes no new behavior.</w:t>
             </w:r>
           </w:p>
         </w:tc>
@@ -26877,7 +26877,7 @@
                 <w:b w:val="0"/>
                 <w:sz w:val="14"/>
               </w:rPr>
-              <w:t>Current exact tree b2f81b20322dd9e9268001126b07931b437e27df: zero entity-bound operation evidence for this entity/operation. Mother §71 forbids speculative CRUD/sibling-feature expansion; current revision authorizes no new behavior.</w:t>
+              <w:t>Current Word tree: RESOLVE_FRESH_AT_AUDIT_TIME: zero entity-bound operation evidence for this entity/operation. Mother §71 forbids speculative CRUD/sibling-feature expansion; current revision authorizes no new behavior.</w:t>
             </w:r>
           </w:p>
         </w:tc>
@@ -26939,7 +26939,7 @@
                 <w:b w:val="0"/>
                 <w:sz w:val="14"/>
               </w:rPr>
-              <w:t>Current exact tree b2f81b20322dd9e9268001126b07931b437e27df: zero entity-bound operation evidence for this entity/operation. Mother §71 forbids speculative CRUD/sibling-feature expansion; current revision authorizes no new behavior.</w:t>
+              <w:t>Current Word tree: RESOLVE_FRESH_AT_AUDIT_TIME: zero entity-bound operation evidence for this entity/operation. Mother §71 forbids speculative CRUD/sibling-feature expansion; current revision authorizes no new behavior.</w:t>
             </w:r>
           </w:p>
         </w:tc>
@@ -27001,7 +27001,7 @@
                 <w:b w:val="0"/>
                 <w:sz w:val="14"/>
               </w:rPr>
-              <w:t>Current exact tree b2f81b20322dd9e9268001126b07931b437e27df: zero entity-bound operation evidence for this entity/operation. Mother §71 forbids speculative CRUD/sibling-feature expansion; current revision authorizes no new behavior.</w:t>
+              <w:t>Current Word tree: RESOLVE_FRESH_AT_AUDIT_TIME: zero entity-bound operation evidence for this entity/operation. Mother §71 forbids speculative CRUD/sibling-feature expansion; current revision authorizes no new behavior.</w:t>
             </w:r>
           </w:p>
         </w:tc>
@@ -27063,7 +27063,7 @@
                 <w:b w:val="0"/>
                 <w:sz w:val="14"/>
               </w:rPr>
-              <w:t>Current exact tree b2f81b20322dd9e9268001126b07931b437e27df: zero entity-bound operation evidence for this entity/operation. Mother §71 forbids speculative CRUD/sibling-feature expansion; current revision authorizes no new behavior.</w:t>
+              <w:t>Current Word tree: RESOLVE_FRESH_AT_AUDIT_TIME: zero entity-bound operation evidence for this entity/operation. Mother §71 forbids speculative CRUD/sibling-feature expansion; current revision authorizes no new behavior.</w:t>
             </w:r>
           </w:p>
         </w:tc>
@@ -27125,7 +27125,7 @@
                 <w:b w:val="0"/>
                 <w:sz w:val="14"/>
               </w:rPr>
-              <w:t>Current exact tree b2f81b20322dd9e9268001126b07931b437e27df: zero entity-bound operation evidence for this entity/operation. Mother §71 forbids speculative CRUD/sibling-feature expansion; current revision authorizes no new behavior.</w:t>
+              <w:t>Current Word tree: RESOLVE_FRESH_AT_AUDIT_TIME: zero entity-bound operation evidence for this entity/operation. Mother §71 forbids speculative CRUD/sibling-feature expansion; current revision authorizes no new behavior.</w:t>
             </w:r>
           </w:p>
         </w:tc>
@@ -27187,7 +27187,7 @@
                 <w:b w:val="0"/>
                 <w:sz w:val="14"/>
               </w:rPr>
-              <w:t>Current exact tree b2f81b20322dd9e9268001126b07931b437e27df: zero entity-bound operation evidence for this entity/operation. Mother §71 forbids speculative CRUD/sibling-feature expansion; current revision authorizes no new behavior.</w:t>
+              <w:t>Current Word tree: RESOLVE_FRESH_AT_AUDIT_TIME: zero entity-bound operation evidence for this entity/operation. Mother §71 forbids speculative CRUD/sibling-feature expansion; current revision authorizes no new behavior.</w:t>
             </w:r>
           </w:p>
         </w:tc>
@@ -27249,7 +27249,7 @@
                 <w:b w:val="0"/>
                 <w:sz w:val="14"/>
               </w:rPr>
-              <w:t>Current exact tree b2f81b20322dd9e9268001126b07931b437e27df: zero entity-bound operation evidence for this entity/operation. Mother §71 forbids speculative CRUD/sibling-feature expansion; current revision authorizes no new behavior.</w:t>
+              <w:t>Current Word tree: RESOLVE_FRESH_AT_AUDIT_TIME: zero entity-bound operation evidence for this entity/operation. Mother §71 forbids speculative CRUD/sibling-feature expansion; current revision authorizes no new behavior.</w:t>
             </w:r>
           </w:p>
         </w:tc>
@@ -27311,7 +27311,7 @@
                 <w:b w:val="0"/>
                 <w:sz w:val="14"/>
               </w:rPr>
-              <w:t>Current exact tree b2f81b20322dd9e9268001126b07931b437e27df: zero entity-bound operation evidence for this entity/operation. Mother §71 forbids speculative CRUD/sibling-feature expansion; current revision authorizes no new behavior.</w:t>
+              <w:t>Current Word tree: RESOLVE_FRESH_AT_AUDIT_TIME: zero entity-bound operation evidence for this entity/operation. Mother §71 forbids speculative CRUD/sibling-feature expansion; current revision authorizes no new behavior.</w:t>
             </w:r>
           </w:p>
         </w:tc>
@@ -27373,7 +27373,7 @@
                 <w:b w:val="0"/>
                 <w:sz w:val="14"/>
               </w:rPr>
-              <w:t>Current exact tree b2f81b20322dd9e9268001126b07931b437e27df: zero entity-bound operation evidence for this entity/operation. Mother §71 forbids speculative CRUD/sibling-feature expansion; current revision authorizes no new behavior.</w:t>
+              <w:t>Current Word tree: RESOLVE_FRESH_AT_AUDIT_TIME: zero entity-bound operation evidence for this entity/operation. Mother §71 forbids speculative CRUD/sibling-feature expansion; current revision authorizes no new behavior.</w:t>
             </w:r>
           </w:p>
         </w:tc>
@@ -27435,7 +27435,7 @@
                 <w:b w:val="0"/>
                 <w:sz w:val="14"/>
               </w:rPr>
-              <w:t>Current exact tree b2f81b20322dd9e9268001126b07931b437e27df: zero entity-bound operation evidence for this entity/operation. Mother §71 forbids speculative CRUD/sibling-feature expansion; current revision authorizes no new behavior.</w:t>
+              <w:t>Current Word tree: RESOLVE_FRESH_AT_AUDIT_TIME: zero entity-bound operation evidence for this entity/operation. Mother §71 forbids speculative CRUD/sibling-feature expansion; current revision authorizes no new behavior.</w:t>
             </w:r>
           </w:p>
         </w:tc>
@@ -27497,7 +27497,7 @@
                 <w:b w:val="0"/>
                 <w:sz w:val="14"/>
               </w:rPr>
-              <w:t>Current exact tree b2f81b20322dd9e9268001126b07931b437e27df: zero entity-bound operation evidence for this entity/operation. Mother §71 forbids speculative CRUD/sibling-feature expansion; current revision authorizes no new behavior.</w:t>
+              <w:t>Current Word tree: RESOLVE_FRESH_AT_AUDIT_TIME: zero entity-bound operation evidence for this entity/operation. Mother §71 forbids speculative CRUD/sibling-feature expansion; current revision authorizes no new behavior.</w:t>
             </w:r>
           </w:p>
         </w:tc>
@@ -27559,7 +27559,7 @@
                 <w:b w:val="0"/>
                 <w:sz w:val="14"/>
               </w:rPr>
-              <w:t>Current exact tree b2f81b20322dd9e9268001126b07931b437e27df: zero entity-bound operation evidence for this entity/operation. Mother §71 forbids speculative CRUD/sibling-feature expansion; current revision authorizes no new behavior.</w:t>
+              <w:t>Current Word tree: RESOLVE_FRESH_AT_AUDIT_TIME: zero entity-bound operation evidence for this entity/operation. Mother §71 forbids speculative CRUD/sibling-feature expansion; current revision authorizes no new behavior.</w:t>
             </w:r>
           </w:p>
         </w:tc>
@@ -27621,7 +27621,7 @@
                 <w:b w:val="0"/>
                 <w:sz w:val="14"/>
               </w:rPr>
-              <w:t>Current exact tree b2f81b20322dd9e9268001126b07931b437e27df: zero entity-bound operation evidence for this entity/operation. Mother §71 forbids speculative CRUD/sibling-feature expansion; current revision authorizes no new behavior.</w:t>
+              <w:t>Current Word tree: RESOLVE_FRESH_AT_AUDIT_TIME: zero entity-bound operation evidence for this entity/operation. Mother §71 forbids speculative CRUD/sibling-feature expansion; current revision authorizes no new behavior.</w:t>
             </w:r>
           </w:p>
         </w:tc>
@@ -27683,7 +27683,7 @@
                 <w:b w:val="0"/>
                 <w:sz w:val="14"/>
               </w:rPr>
-              <w:t>Current exact tree b2f81b20322dd9e9268001126b07931b437e27df: zero entity-bound operation evidence for this entity/operation. Mother §71 forbids speculative CRUD/sibling-feature expansion; current revision authorizes no new behavior.</w:t>
+              <w:t>Current Word tree: RESOLVE_FRESH_AT_AUDIT_TIME: zero entity-bound operation evidence for this entity/operation. Mother §71 forbids speculative CRUD/sibling-feature expansion; current revision authorizes no new behavior.</w:t>
             </w:r>
           </w:p>
         </w:tc>
@@ -27745,7 +27745,7 @@
                 <w:b w:val="0"/>
                 <w:sz w:val="14"/>
               </w:rPr>
-              <w:t>Current exact tree b2f81b20322dd9e9268001126b07931b437e27df: zero entity-bound operation evidence for this entity/operation. Mother §71 forbids speculative CRUD/sibling-feature expansion; current revision authorizes no new behavior.</w:t>
+              <w:t>Current Word tree: RESOLVE_FRESH_AT_AUDIT_TIME: zero entity-bound operation evidence for this entity/operation. Mother §71 forbids speculative CRUD/sibling-feature expansion; current revision authorizes no new behavior.</w:t>
             </w:r>
           </w:p>
         </w:tc>
@@ -27807,7 +27807,7 @@
                 <w:b w:val="0"/>
                 <w:sz w:val="14"/>
               </w:rPr>
-              <w:t>Current exact tree b2f81b20322dd9e9268001126b07931b437e27df: zero entity-bound operation evidence for this entity/operation. Mother §71 forbids speculative CRUD/sibling-feature expansion; current revision authorizes no new behavior.</w:t>
+              <w:t>Current Word tree: RESOLVE_FRESH_AT_AUDIT_TIME: zero entity-bound operation evidence for this entity/operation. Mother §71 forbids speculative CRUD/sibling-feature expansion; current revision authorizes no new behavior.</w:t>
             </w:r>
           </w:p>
         </w:tc>
@@ -27869,7 +27869,7 @@
                 <w:b w:val="0"/>
                 <w:sz w:val="14"/>
               </w:rPr>
-              <w:t>Current exact tree b2f81b20322dd9e9268001126b07931b437e27df: zero entity-bound operation evidence for this entity/operation. Mother §71 forbids speculative CRUD/sibling-feature expansion; current revision authorizes no new behavior.</w:t>
+              <w:t>Current Word tree: RESOLVE_FRESH_AT_AUDIT_TIME: zero entity-bound operation evidence for this entity/operation. Mother §71 forbids speculative CRUD/sibling-feature expansion; current revision authorizes no new behavior.</w:t>
             </w:r>
           </w:p>
         </w:tc>
@@ -27993,7 +27993,7 @@
                 <w:b w:val="0"/>
                 <w:sz w:val="14"/>
               </w:rPr>
-              <w:t>Current exact tree b2f81b20322dd9e9268001126b07931b437e27df: zero entity-bound operation evidence for this entity/operation. Mother §71 forbids speculative CRUD/sibling-feature expansion; current revision authorizes no new behavior.</w:t>
+              <w:t>Current Word tree: RESOLVE_FRESH_AT_AUDIT_TIME: zero entity-bound operation evidence for this entity/operation. Mother §71 forbids speculative CRUD/sibling-feature expansion; current revision authorizes no new behavior.</w:t>
             </w:r>
           </w:p>
         </w:tc>
@@ -28055,7 +28055,7 @@
                 <w:b w:val="0"/>
                 <w:sz w:val="14"/>
               </w:rPr>
-              <w:t>Current exact tree b2f81b20322dd9e9268001126b07931b437e27df: zero entity-bound operation evidence for this entity/operation. Mother §71 forbids speculative CRUD/sibling-feature expansion; current revision authorizes no new behavior.</w:t>
+              <w:t>Current Word tree: RESOLVE_FRESH_AT_AUDIT_TIME: zero entity-bound operation evidence for this entity/operation. Mother §71 forbids speculative CRUD/sibling-feature expansion; current revision authorizes no new behavior.</w:t>
             </w:r>
           </w:p>
         </w:tc>
@@ -28117,7 +28117,7 @@
                 <w:b w:val="0"/>
                 <w:sz w:val="14"/>
               </w:rPr>
-              <w:t>Current exact tree b2f81b20322dd9e9268001126b07931b437e27df: zero entity-bound operation evidence for this entity/operation. Mother §71 forbids speculative CRUD/sibling-feature expansion; current revision authorizes no new behavior.</w:t>
+              <w:t>Current Word tree: RESOLVE_FRESH_AT_AUDIT_TIME: zero entity-bound operation evidence for this entity/operation. Mother §71 forbids speculative CRUD/sibling-feature expansion; current revision authorizes no new behavior.</w:t>
             </w:r>
           </w:p>
         </w:tc>
@@ -28179,7 +28179,7 @@
                 <w:b w:val="0"/>
                 <w:sz w:val="14"/>
               </w:rPr>
-              <w:t>Current exact tree b2f81b20322dd9e9268001126b07931b437e27df: zero entity-bound operation evidence for this entity/operation. Mother §71 forbids speculative CRUD/sibling-feature expansion; current revision authorizes no new behavior.</w:t>
+              <w:t>Current Word tree: RESOLVE_FRESH_AT_AUDIT_TIME: zero entity-bound operation evidence for this entity/operation. Mother §71 forbids speculative CRUD/sibling-feature expansion; current revision authorizes no new behavior.</w:t>
             </w:r>
           </w:p>
         </w:tc>
@@ -28241,7 +28241,7 @@
                 <w:b w:val="0"/>
                 <w:sz w:val="14"/>
               </w:rPr>
-              <w:t>Current exact tree b2f81b20322dd9e9268001126b07931b437e27df: zero entity-bound operation evidence for this entity/operation. Mother §71 forbids speculative CRUD/sibling-feature expansion; current revision authorizes no new behavior.</w:t>
+              <w:t>Current Word tree: RESOLVE_FRESH_AT_AUDIT_TIME: zero entity-bound operation evidence for this entity/operation. Mother §71 forbids speculative CRUD/sibling-feature expansion; current revision authorizes no new behavior.</w:t>
             </w:r>
           </w:p>
         </w:tc>
@@ -28365,7 +28365,7 @@
                 <w:b w:val="0"/>
                 <w:sz w:val="14"/>
               </w:rPr>
-              <w:t>Current exact tree b2f81b20322dd9e9268001126b07931b437e27df: zero entity-bound operation evidence for this entity/operation. Mother §71 forbids speculative CRUD/sibling-feature expansion; current revision authorizes no new behavior.</w:t>
+              <w:t>Current Word tree: RESOLVE_FRESH_AT_AUDIT_TIME: zero entity-bound operation evidence for this entity/operation. Mother §71 forbids speculative CRUD/sibling-feature expansion; current revision authorizes no new behavior.</w:t>
             </w:r>
           </w:p>
         </w:tc>
@@ -28427,7 +28427,7 @@
                 <w:b w:val="0"/>
                 <w:sz w:val="14"/>
               </w:rPr>
-              <w:t>Current exact tree b2f81b20322dd9e9268001126b07931b437e27df: zero entity-bound operation evidence for this entity/operation. Mother §71 forbids speculative CRUD/sibling-feature expansion; current revision authorizes no new behavior.</w:t>
+              <w:t>Current Word tree: RESOLVE_FRESH_AT_AUDIT_TIME: zero entity-bound operation evidence for this entity/operation. Mother §71 forbids speculative CRUD/sibling-feature expansion; current revision authorizes no new behavior.</w:t>
             </w:r>
           </w:p>
         </w:tc>
@@ -28489,7 +28489,7 @@
                 <w:b w:val="0"/>
                 <w:sz w:val="14"/>
               </w:rPr>
-              <w:t>Current exact tree b2f81b20322dd9e9268001126b07931b437e27df: zero entity-bound operation evidence for this entity/operation. Mother §71 forbids speculative CRUD/sibling-feature expansion; current revision authorizes no new behavior.</w:t>
+              <w:t>Current Word tree: RESOLVE_FRESH_AT_AUDIT_TIME: zero entity-bound operation evidence for this entity/operation. Mother §71 forbids speculative CRUD/sibling-feature expansion; current revision authorizes no new behavior.</w:t>
             </w:r>
           </w:p>
         </w:tc>
@@ -28551,7 +28551,7 @@
                 <w:b w:val="0"/>
                 <w:sz w:val="14"/>
               </w:rPr>
-              <w:t>Current exact tree b2f81b20322dd9e9268001126b07931b437e27df: zero entity-bound operation evidence for this entity/operation. Mother §71 forbids speculative CRUD/sibling-feature expansion; current revision authorizes no new behavior.</w:t>
+              <w:t>Current Word tree: RESOLVE_FRESH_AT_AUDIT_TIME: zero entity-bound operation evidence for this entity/operation. Mother §71 forbids speculative CRUD/sibling-feature expansion; current revision authorizes no new behavior.</w:t>
             </w:r>
           </w:p>
         </w:tc>
@@ -28613,7 +28613,7 @@
                 <w:b w:val="0"/>
                 <w:sz w:val="14"/>
               </w:rPr>
-              <w:t>Current exact tree b2f81b20322dd9e9268001126b07931b437e27df: zero entity-bound operation evidence for this entity/operation. Mother §71 forbids speculative CRUD/sibling-feature expansion; current revision authorizes no new behavior.</w:t>
+              <w:t>Current Word tree: RESOLVE_FRESH_AT_AUDIT_TIME: zero entity-bound operation evidence for this entity/operation. Mother §71 forbids speculative CRUD/sibling-feature expansion; current revision authorizes no new behavior.</w:t>
             </w:r>
           </w:p>
         </w:tc>
@@ -28675,7 +28675,7 @@
                 <w:b w:val="0"/>
                 <w:sz w:val="14"/>
               </w:rPr>
-              <w:t>Current exact tree b2f81b20322dd9e9268001126b07931b437e27df: zero entity-bound operation evidence for this entity/operation. Mother §71 forbids speculative CRUD/sibling-feature expansion; current revision authorizes no new behavior.</w:t>
+              <w:t>Current Word tree: RESOLVE_FRESH_AT_AUDIT_TIME: zero entity-bound operation evidence for this entity/operation. Mother §71 forbids speculative CRUD/sibling-feature expansion; current revision authorizes no new behavior.</w:t>
             </w:r>
           </w:p>
         </w:tc>
@@ -28737,7 +28737,7 @@
                 <w:b w:val="0"/>
                 <w:sz w:val="14"/>
               </w:rPr>
-              <w:t>Current exact tree b2f81b20322dd9e9268001126b07931b437e27df: zero entity-bound operation evidence for this entity/operation. Mother §71 forbids speculative CRUD/sibling-feature expansion; current revision authorizes no new behavior.</w:t>
+              <w:t>Current Word tree: RESOLVE_FRESH_AT_AUDIT_TIME: zero entity-bound operation evidence for this entity/operation. Mother §71 forbids speculative CRUD/sibling-feature expansion; current revision authorizes no new behavior.</w:t>
             </w:r>
           </w:p>
         </w:tc>
@@ -28799,7 +28799,7 @@
                 <w:b w:val="0"/>
                 <w:sz w:val="14"/>
               </w:rPr>
-              <w:t>Current exact tree b2f81b20322dd9e9268001126b07931b437e27df: zero entity-bound operation evidence for this entity/operation. Mother §71 forbids speculative CRUD/sibling-feature expansion; current revision authorizes no new behavior.</w:t>
+              <w:t>Current Word tree: RESOLVE_FRESH_AT_AUDIT_TIME: zero entity-bound operation evidence for this entity/operation. Mother §71 forbids speculative CRUD/sibling-feature expansion; current revision authorizes no new behavior.</w:t>
             </w:r>
           </w:p>
         </w:tc>
@@ -28861,7 +28861,7 @@
                 <w:b w:val="0"/>
                 <w:sz w:val="14"/>
               </w:rPr>
-              <w:t>Current exact tree b2f81b20322dd9e9268001126b07931b437e27df: zero entity-bound operation evidence for this entity/operation. Mother §71 forbids speculative CRUD/sibling-feature expansion; current revision authorizes no new behavior.</w:t>
+              <w:t>Current Word tree: RESOLVE_FRESH_AT_AUDIT_TIME: zero entity-bound operation evidence for this entity/operation. Mother §71 forbids speculative CRUD/sibling-feature expansion; current revision authorizes no new behavior.</w:t>
             </w:r>
           </w:p>
         </w:tc>
@@ -28923,7 +28923,7 @@
                 <w:b w:val="0"/>
                 <w:sz w:val="14"/>
               </w:rPr>
-              <w:t>Current exact tree b2f81b20322dd9e9268001126b07931b437e27df: zero entity-bound operation evidence for this entity/operation. Mother §71 forbids speculative CRUD/sibling-feature expansion; current revision authorizes no new behavior.</w:t>
+              <w:t>Current Word tree: RESOLVE_FRESH_AT_AUDIT_TIME: zero entity-bound operation evidence for this entity/operation. Mother §71 forbids speculative CRUD/sibling-feature expansion; current revision authorizes no new behavior.</w:t>
             </w:r>
           </w:p>
         </w:tc>
@@ -28985,7 +28985,7 @@
                 <w:b w:val="0"/>
                 <w:sz w:val="14"/>
               </w:rPr>
-              <w:t>Current exact tree b2f81b20322dd9e9268001126b07931b437e27df: zero entity-bound operation evidence for this entity/operation. Mother §71 forbids speculative CRUD/sibling-feature expansion; current revision authorizes no new behavior.</w:t>
+              <w:t>Current Word tree: RESOLVE_FRESH_AT_AUDIT_TIME: zero entity-bound operation evidence for this entity/operation. Mother §71 forbids speculative CRUD/sibling-feature expansion; current revision authorizes no new behavior.</w:t>
             </w:r>
           </w:p>
         </w:tc>
@@ -29047,7 +29047,7 @@
                 <w:b w:val="0"/>
                 <w:sz w:val="14"/>
               </w:rPr>
-              <w:t>Current exact tree b2f81b20322dd9e9268001126b07931b437e27df: zero entity-bound operation evidence for this entity/operation. Mother §71 forbids speculative CRUD/sibling-feature expansion; current revision authorizes no new behavior.</w:t>
+              <w:t>Current Word tree: RESOLVE_FRESH_AT_AUDIT_TIME: zero entity-bound operation evidence for this entity/operation. Mother §71 forbids speculative CRUD/sibling-feature expansion; current revision authorizes no new behavior.</w:t>
             </w:r>
           </w:p>
         </w:tc>
@@ -29109,7 +29109,7 @@
                 <w:b w:val="0"/>
                 <w:sz w:val="14"/>
               </w:rPr>
-              <w:t>Current exact tree b2f81b20322dd9e9268001126b07931b437e27df: zero entity-bound operation evidence for this entity/operation. Mother §71 forbids speculative CRUD/sibling-feature expansion; current revision authorizes no new behavior.</w:t>
+              <w:t>Current Word tree: RESOLVE_FRESH_AT_AUDIT_TIME: zero entity-bound operation evidence for this entity/operation. Mother §71 forbids speculative CRUD/sibling-feature expansion; current revision authorizes no new behavior.</w:t>
             </w:r>
           </w:p>
         </w:tc>
@@ -29171,7 +29171,7 @@
                 <w:b w:val="0"/>
                 <w:sz w:val="14"/>
               </w:rPr>
-              <w:t>Current exact tree b2f81b20322dd9e9268001126b07931b437e27df: zero entity-bound operation evidence for this entity/operation. Mother §71 forbids speculative CRUD/sibling-feature expansion; current revision authorizes no new behavior.</w:t>
+              <w:t>Current Word tree: RESOLVE_FRESH_AT_AUDIT_TIME: zero entity-bound operation evidence for this entity/operation. Mother §71 forbids speculative CRUD/sibling-feature expansion; current revision authorizes no new behavior.</w:t>
             </w:r>
           </w:p>
         </w:tc>
@@ -29233,7 +29233,7 @@
                 <w:b w:val="0"/>
                 <w:sz w:val="14"/>
               </w:rPr>
-              <w:t>Current exact tree b2f81b20322dd9e9268001126b07931b437e27df: zero entity-bound operation evidence for this entity/operation. Mother §71 forbids speculative CRUD/sibling-feature expansion; current revision authorizes no new behavior.</w:t>
+              <w:t>Current Word tree: RESOLVE_FRESH_AT_AUDIT_TIME: zero entity-bound operation evidence for this entity/operation. Mother §71 forbids speculative CRUD/sibling-feature expansion; current revision authorizes no new behavior.</w:t>
             </w:r>
           </w:p>
         </w:tc>
@@ -29295,7 +29295,7 @@
                 <w:b w:val="0"/>
                 <w:sz w:val="14"/>
               </w:rPr>
-              <w:t>Current exact tree b2f81b20322dd9e9268001126b07931b437e27df: zero entity-bound operation evidence for this entity/operation. Mother §71 forbids speculative CRUD/sibling-feature expansion; current revision authorizes no new behavior.</w:t>
+              <w:t>Current Word tree: RESOLVE_FRESH_AT_AUDIT_TIME: zero entity-bound operation evidence for this entity/operation. Mother §71 forbids speculative CRUD/sibling-feature expansion; current revision authorizes no new behavior.</w:t>
             </w:r>
           </w:p>
         </w:tc>
@@ -29357,7 +29357,7 @@
                 <w:b w:val="0"/>
                 <w:sz w:val="14"/>
               </w:rPr>
-              <w:t>Current exact tree b2f81b20322dd9e9268001126b07931b437e27df: zero entity-bound operation evidence for this entity/operation. Mother §71 forbids speculative CRUD/sibling-feature expansion; current revision authorizes no new behavior.</w:t>
+              <w:t>Current Word tree: RESOLVE_FRESH_AT_AUDIT_TIME: zero entity-bound operation evidence for this entity/operation. Mother §71 forbids speculative CRUD/sibling-feature expansion; current revision authorizes no new behavior.</w:t>
             </w:r>
           </w:p>
         </w:tc>
@@ -29419,7 +29419,7 @@
                 <w:b w:val="0"/>
                 <w:sz w:val="14"/>
               </w:rPr>
-              <w:t>Current exact tree b2f81b20322dd9e9268001126b07931b437e27df: zero entity-bound operation evidence for this entity/operation. Mother §71 forbids speculative CRUD/sibling-feature expansion; current revision authorizes no new behavior.</w:t>
+              <w:t>Current Word tree: RESOLVE_FRESH_AT_AUDIT_TIME: zero entity-bound operation evidence for this entity/operation. Mother §71 forbids speculative CRUD/sibling-feature expansion; current revision authorizes no new behavior.</w:t>
             </w:r>
           </w:p>
         </w:tc>
